--- a/COMP3000 Final Document.docx
+++ b/COMP3000 Final Document.docx
@@ -1374,25 +1374,7 @@
                 <w:iCs/>
                 <w:noProof/>
               </w:rPr>
-              <w:t>Use C</w:t>
-            </w:r>
-            <w:r>
-              <w:rPr>
-                <w:rStyle w:val="Hyperlink"/>
-                <w:i/>
-                <w:iCs/>
-                <w:noProof/>
-              </w:rPr>
-              <w:t>a</w:t>
-            </w:r>
-            <w:r>
-              <w:rPr>
-                <w:rStyle w:val="Hyperlink"/>
-                <w:i/>
-                <w:iCs/>
-                <w:noProof/>
-              </w:rPr>
-              <w:t>ses</w:t>
+              <w:t>Use Cases</w:t>
             </w:r>
             <w:r>
               <w:rPr>
@@ -2011,11 +1993,9 @@
       <w:r>
         <w:t xml:space="preserve"> This will be a central place that users can navigate to which will store data to determine how secure their browsing habits have been. It will include things like how many times they have overridden blocks, how many times they have attempted to visit blocked sites etc. The dashboard will also be the location of where they can customise the browser, and where they will see how many experience </w:t>
       </w:r>
-      <w:proofErr w:type="gramStart"/>
       <w:r>
         <w:t>points</w:t>
       </w:r>
-      <w:proofErr w:type="gramEnd"/>
       <w:r>
         <w:t xml:space="preserve"> they have and what level they are. Lastly, this will be where the quizzes and potential games are stored to allow them to gain bonus points for learning about safe browsing</w:t>
       </w:r>
@@ -2886,15 +2866,7 @@
         <w:t xml:space="preserve">At minimum, I want to have all elements of this taskbar implemented and able to perform their tasks. As a stretch task, </w:t>
       </w:r>
       <w:r>
-        <w:t xml:space="preserve">I want to aim to have all elements of the taskbar be customisable for each user, such as changing the colour, font and size of the taskbar, as well as repositioning each element of the taskbar. The design of the buttons </w:t>
-      </w:r>
-      <w:proofErr w:type="gramStart"/>
-      <w:r>
-        <w:t>are</w:t>
-      </w:r>
-      <w:proofErr w:type="gramEnd"/>
-      <w:r>
-        <w:t xml:space="preserve"> open to change in the final implementation.</w:t>
+        <w:t>I want to aim to have all elements of the taskbar be customisable for each user, such as changing the colour, font and size of the taskbar, as well as repositioning each element of the taskbar. The design of the buttons are open to change in the final implementation.</w:t>
       </w:r>
     </w:p>
     <w:p/>
@@ -3179,6 +3151,18 @@
       </w:r>
       <w:bookmarkEnd w:id="17"/>
     </w:p>
+    <w:p>
+      <w:pPr>
+        <w:pStyle w:val="ListParagraph"/>
+        <w:numPr>
+          <w:ilvl w:val="0"/>
+          <w:numId w:val="1"/>
+        </w:numPr>
+      </w:pPr>
+      <w:r>
+        <w:t>User wants to sign into an account</w:t>
+      </w:r>
+    </w:p>
     <w:p/>
     <w:p>
       <w:pPr>
@@ -3579,6 +3563,7 @@
         </w:numPr>
       </w:pPr>
       <w:r>
+        <w:lastRenderedPageBreak/>
         <w:t>Quiz questions + answers (daily / weekly)</w:t>
       </w:r>
     </w:p>
@@ -3591,10 +3576,161 @@
         </w:numPr>
       </w:pPr>
       <w:r>
-        <w:lastRenderedPageBreak/>
         <w:t>Challenges</w:t>
       </w:r>
       <w:bookmarkEnd w:id="20"/>
+    </w:p>
+    <w:p/>
+    <w:p>
+      <w:pPr>
+        <w:pStyle w:val="Heading1"/>
+        <w:jc w:val="center"/>
+        <w:rPr>
+          <w:b/>
+          <w:bCs/>
+          <w:i/>
+          <w:iCs/>
+          <w:sz w:val="32"/>
+          <w:szCs w:val="32"/>
+        </w:rPr>
+      </w:pPr>
+      <w:r>
+        <w:rPr>
+          <w:b/>
+          <w:bCs/>
+          <w:i/>
+          <w:iCs/>
+          <w:sz w:val="32"/>
+          <w:szCs w:val="32"/>
+        </w:rPr>
+        <w:t>Parental Controls</w:t>
+      </w:r>
+    </w:p>
+    <w:p>
+      <w:pPr>
+        <w:pStyle w:val="ListParagraph"/>
+        <w:numPr>
+          <w:ilvl w:val="0"/>
+          <w:numId w:val="1"/>
+        </w:numPr>
+      </w:pPr>
+      <w:r>
+        <w:t>Considered allowing user to input date of birth on first sign in then asking for another user sign in (parent) if under 13</w:t>
+      </w:r>
+    </w:p>
+    <w:p>
+      <w:pPr>
+        <w:pStyle w:val="ListParagraph"/>
+        <w:numPr>
+          <w:ilvl w:val="2"/>
+          <w:numId w:val="1"/>
+        </w:numPr>
+      </w:pPr>
+      <w:r>
+        <w:t>Child could lie about their date of birth to not need a parent login</w:t>
+      </w:r>
+    </w:p>
+    <w:p>
+      <w:pPr>
+        <w:pStyle w:val="ListParagraph"/>
+        <w:numPr>
+          <w:ilvl w:val="2"/>
+          <w:numId w:val="1"/>
+        </w:numPr>
+      </w:pPr>
+      <w:r>
+        <w:t>Child could sign in with a separate google account they own to act as a parent without an actual parent signing in</w:t>
+      </w:r>
+    </w:p>
+    <w:p>
+      <w:pPr>
+        <w:pStyle w:val="ListParagraph"/>
+        <w:numPr>
+          <w:ilvl w:val="2"/>
+          <w:numId w:val="1"/>
+        </w:numPr>
+      </w:pPr>
+      <w:r>
+        <w:t>Requires linking 2 google accounts sign in states which makes problems in firebase</w:t>
+      </w:r>
+    </w:p>
+    <w:p>
+      <w:pPr>
+        <w:pStyle w:val="ListParagraph"/>
+        <w:numPr>
+          <w:ilvl w:val="0"/>
+          <w:numId w:val="1"/>
+        </w:numPr>
+      </w:pPr>
+      <w:r>
+        <w:t>Workaround is to add a button in the settings menu to ‘add a pin’ which is then asked for whenever a setting that affects security needs to be changed</w:t>
+      </w:r>
+    </w:p>
+    <w:p>
+      <w:pPr>
+        <w:pStyle w:val="ListParagraph"/>
+        <w:numPr>
+          <w:ilvl w:val="2"/>
+          <w:numId w:val="1"/>
+        </w:numPr>
+      </w:pPr>
+      <w:r>
+        <w:t>I.e. user tries to change the ability to allow HTTP – this asks for a pin if one is set up (ignores if no pin is set)</w:t>
+      </w:r>
+    </w:p>
+    <w:p>
+      <w:pPr>
+        <w:pStyle w:val="ListParagraph"/>
+        <w:numPr>
+          <w:ilvl w:val="2"/>
+          <w:numId w:val="1"/>
+        </w:numPr>
+      </w:pPr>
+      <w:r>
+        <w:t>Since main use will be parents setting up for their kids having it as part of the setup process ensures that a pin will be set</w:t>
+      </w:r>
+    </w:p>
+    <w:p>
+      <w:pPr>
+        <w:pStyle w:val="ListParagraph"/>
+        <w:numPr>
+          <w:ilvl w:val="0"/>
+          <w:numId w:val="1"/>
+        </w:numPr>
+      </w:pPr>
+      <w:r>
+        <w:t xml:space="preserve"> Require pin to be 6-digit and is only set when forced if signed into an account and user actively enables pin on start up</w:t>
+      </w:r>
+    </w:p>
+    <w:p>
+      <w:pPr>
+        <w:pStyle w:val="ListParagraph"/>
+        <w:numPr>
+          <w:ilvl w:val="0"/>
+          <w:numId w:val="1"/>
+        </w:numPr>
+      </w:pPr>
+      <w:r>
+        <w:t>Use firebase persistence mode to make sure the child cannot simply close the browser to bypass pin</w:t>
+      </w:r>
+    </w:p>
+    <w:p/>
+    <w:p>
+      <w:r>
+        <w:t>First Start Up</w:t>
+      </w:r>
+    </w:p>
+    <w:p>
+      <w:pPr>
+        <w:pStyle w:val="ListParagraph"/>
+        <w:numPr>
+          <w:ilvl w:val="0"/>
+          <w:numId w:val="1"/>
+        </w:numPr>
+      </w:pPr>
+      <w:r>
+        <w:t>When first starting the browser, it should ask the user to sign into a google account, or browse as guest – this allows private browsing</w:t>
+      </w:r>
     </w:p>
     <w:sectPr>
       <w:pgSz w:w="11906" w:h="16838"/>

--- a/COMP3000 Final Document.docx
+++ b/COMP3000 Final Document.docx
@@ -1,6 +1,6 @@
 
 <file path=word/document.xml><?xml version="1.0" encoding="utf-8"?>
-<w:document xmlns:wpc="http://schemas.microsoft.com/office/word/2010/wordprocessingCanvas" xmlns:cx="http://schemas.microsoft.com/office/drawing/2014/chartex" xmlns:cx1="http://schemas.microsoft.com/office/drawing/2015/9/8/chartex" xmlns:cx2="http://schemas.microsoft.com/office/drawing/2015/10/21/chartex" xmlns:cx3="http://schemas.microsoft.com/office/drawing/2016/5/9/chartex" xmlns:cx4="http://schemas.microsoft.com/office/drawing/2016/5/10/chartex" xmlns:cx5="http://schemas.microsoft.com/office/drawing/2016/5/11/chartex" xmlns:cx6="http://schemas.microsoft.com/office/drawing/2016/5/12/chartex" xmlns:cx7="http://schemas.microsoft.com/office/drawing/2016/5/13/chartex" xmlns:cx8="http://schemas.microsoft.com/office/drawing/2016/5/14/chartex" xmlns:mc="http://schemas.openxmlformats.org/markup-compatibility/2006" xmlns:aink="http://schemas.microsoft.com/office/drawing/2016/ink" xmlns:am3d="http://schemas.microsoft.com/office/drawing/2017/model3d" xmlns:o="urn:schemas-microsoft-com:office:office" xmlns:oel="http://schemas.microsoft.com/office/2019/extlst" xmlns:r="http://schemas.openxmlformats.org/officeDocument/2006/relationships" xmlns:m="http://schemas.openxmlformats.org/officeDocument/2006/math" xmlns:v="urn:schemas-microsoft-com:vml" xmlns:wp14="http://schemas.microsoft.com/office/word/2010/wordprocessingDrawing" xmlns:wp="http://schemas.openxmlformats.org/drawingml/2006/wordprocessingDrawing" xmlns:w10="urn:schemas-microsoft-com:office:word" xmlns:w="http://schemas.openxmlformats.org/wordprocessingml/2006/main" xmlns:w14="http://schemas.microsoft.com/office/word/2010/wordml" xmlns:w15="http://schemas.microsoft.com/office/word/2012/wordml" xmlns:w16cex="http://schemas.microsoft.com/office/word/2018/wordml/cex" xmlns:w16cid="http://schemas.microsoft.com/office/word/2016/wordml/cid" xmlns:w16="http://schemas.microsoft.com/office/word/2018/wordml" xmlns:w16du="http://schemas.microsoft.com/office/word/2023/wordml/word16du" xmlns:w16sdtdh="http://schemas.microsoft.com/office/word/2020/wordml/sdtdatahash" xmlns:w16sdtfl="http://schemas.microsoft.com/office/word/2024/wordml/sdtformatlock" xmlns:w16se="http://schemas.microsoft.com/office/word/2015/wordml/symex" xmlns:wpg="http://schemas.microsoft.com/office/word/2010/wordprocessingGroup" xmlns:wpi="http://schemas.microsoft.com/office/word/2010/wordprocessingInk" xmlns:wne="http://schemas.microsoft.com/office/word/2006/wordml" xmlns:wps="http://schemas.microsoft.com/office/word/2010/wordprocessingShape" mc:Ignorable="w14 w15 w16se w16cid w16 w16cex w16sdtdh w16sdtfl w16du wp14">
+<w:document xmlns:wpc="http://schemas.microsoft.com/office/word/2010/wordprocessingCanvas" xmlns:cx="http://schemas.microsoft.com/office/drawing/2014/chartex" xmlns:cx1="http://schemas.microsoft.com/office/drawing/2015/9/8/chartex" xmlns:cx2="http://schemas.microsoft.com/office/drawing/2015/10/21/chartex" xmlns:cx3="http://schemas.microsoft.com/office/drawing/2016/5/9/chartex" xmlns:cx4="http://schemas.microsoft.com/office/drawing/2016/5/10/chartex" xmlns:cx5="http://schemas.microsoft.com/office/drawing/2016/5/11/chartex" xmlns:cx6="http://schemas.microsoft.com/office/drawing/2016/5/12/chartex" xmlns:cx7="http://schemas.microsoft.com/office/drawing/2016/5/13/chartex" xmlns:cx8="http://schemas.microsoft.com/office/drawing/2016/5/14/chartex" xmlns:mc="http://schemas.openxmlformats.org/markup-compatibility/2006" xmlns:aink="http://schemas.microsoft.com/office/drawing/2016/ink" xmlns:am3d="http://schemas.microsoft.com/office/drawing/2017/model3d" xmlns:o="urn:schemas-microsoft-com:office:office" xmlns:r="http://schemas.openxmlformats.org/officeDocument/2006/relationships" xmlns:m="http://schemas.openxmlformats.org/officeDocument/2006/math" xmlns:v="urn:schemas-microsoft-com:vml" xmlns:wp14="http://schemas.microsoft.com/office/word/2010/wordprocessingDrawing" xmlns:wp="http://schemas.openxmlformats.org/drawingml/2006/wordprocessingDrawing" xmlns:w10="urn:schemas-microsoft-com:office:word" xmlns:w="http://schemas.openxmlformats.org/wordprocessingml/2006/main" xmlns:w14="http://schemas.microsoft.com/office/word/2010/wordml" xmlns:w15="http://schemas.microsoft.com/office/word/2012/wordml" xmlns:w16cid="http://schemas.microsoft.com/office/word/2016/wordml/cid" xmlns:w16se="http://schemas.microsoft.com/office/word/2015/wordml/symex" xmlns:wpg="http://schemas.microsoft.com/office/word/2010/wordprocessingGroup" xmlns:wpi="http://schemas.microsoft.com/office/word/2010/wordprocessingInk" xmlns:wne="http://schemas.microsoft.com/office/word/2006/wordml" xmlns:wps="http://schemas.microsoft.com/office/word/2010/wordprocessingShape" mc:Ignorable="w14 w15 w16se w16cid wp14">
   <w:body>
     <w:p>
       <w:pPr>
@@ -1644,13 +1644,6 @@
     </w:p>
     <w:p>
       <w:pPr>
-        <w:rPr>
-          <w:bCs/>
-        </w:rPr>
-      </w:pPr>
-    </w:p>
-    <w:p>
-      <w:pPr>
         <w:pStyle w:val="Heading1"/>
         <w:jc w:val="center"/>
         <w:rPr>
@@ -1672,6 +1665,7 @@
           <w:sz w:val="36"/>
           <w:szCs w:val="36"/>
         </w:rPr>
+        <w:lastRenderedPageBreak/>
         <w:t>Introduction</w:t>
       </w:r>
       <w:bookmarkEnd w:id="0"/>
@@ -1792,11 +1786,7 @@
     </w:p>
     <w:p>
       <w:r>
-        <w:t xml:space="preserve">As explained in the introduction, the primary focus of Stronghold is to combine a variety of security features into one place which can be used to help young children learn </w:t>
-      </w:r>
-      <w:r>
-        <w:lastRenderedPageBreak/>
-        <w:t>internet safety. The features which I intend to implement into this project are listed below, followed by my reasoning for implementing these features:</w:t>
+        <w:t>As explained in the introduction, the primary focus of Stronghold is to combine a variety of security features into one place which can be used to help young children learn internet safety. The features which I intend to implement into this project are listed below, followed by my reasoning for implementing these features:</w:t>
       </w:r>
     </w:p>
     <w:p>
@@ -1808,6 +1798,7 @@
         </w:numPr>
       </w:pPr>
       <w:r>
+        <w:lastRenderedPageBreak/>
         <w:t xml:space="preserve">Session Only Cookies – </w:t>
       </w:r>
       <w:r>
@@ -1984,14 +1975,25 @@
         </w:numPr>
       </w:pPr>
       <w:r>
+        <w:t>Security Dashboard</w:t>
+      </w:r>
+      <w:r>
+        <w:t xml:space="preserve"> –</w:t>
+      </w:r>
+      <w:r>
+        <w:t xml:space="preserve"> This will be a central place that users can navigate to which will store data to determine how secure their browsing habits have been. It will include </w:t>
+      </w:r>
+      <w:r>
         <w:lastRenderedPageBreak/>
-        <w:t>Security Dashboard</w:t>
-      </w:r>
-      <w:r>
-        <w:t xml:space="preserve"> –</w:t>
-      </w:r>
-      <w:r>
-        <w:t xml:space="preserve"> This will be a central place that users can navigate to which will store data to determine how secure their browsing habits have been. It will include things like how many times they have overridden blocks, how many times they have attempted to visit blocked sites etc. The dashboard will also be the location of where they can customise the browser, and where they will see how many experience </w:t>
+        <w:t xml:space="preserve">things like how many times they have overridden blocks, how many times they have attempted to visit blocked sites etc. The dashboard will also be the location of where they can customise the browser, and where they will see how many </w:t>
+      </w:r>
+      <w:proofErr w:type="gramStart"/>
+      <w:r>
+        <w:t>experience</w:t>
+      </w:r>
+      <w:proofErr w:type="gramEnd"/>
+      <w:r>
+        <w:t xml:space="preserve"> </w:t>
       </w:r>
       <w:r>
         <w:t>points</w:t>
@@ -2158,7 +2160,6 @@
         </w:numPr>
       </w:pPr>
       <w:r>
-        <w:lastRenderedPageBreak/>
         <w:t>Has a centralised dashboard which allows users to compare their browsing habits over time and see how they are improving and what behaviours are good</w:t>
       </w:r>
     </w:p>
@@ -2185,6 +2186,7 @@
           <w:sz w:val="36"/>
           <w:szCs w:val="36"/>
         </w:rPr>
+        <w:lastRenderedPageBreak/>
         <w:t>Issues / Challenges</w:t>
       </w:r>
       <w:bookmarkEnd w:id="3"/>
@@ -2670,11 +2672,11 @@
     </w:p>
     <w:p>
       <w:r>
-        <w:t xml:space="preserve">At a minimum, I want to implement the experience points features (including levels), the account feature, the hints and the summary report. As a stretch task, I want to aim to </w:t>
+        <w:t xml:space="preserve">At a minimum, I want to implement the experience points features (including levels), the account feature, the hints and the summary report. As a stretch task, I want to aim to implement the behaviour comparison between weeks, as well as the filter for different time periods within the safety report. Lastly, I want to aim to complete the quizzes and challenges </w:t>
       </w:r>
       <w:r>
         <w:lastRenderedPageBreak/>
-        <w:t xml:space="preserve">implement the behaviour comparison between weeks, as well as the filter for different time periods within the safety report. Lastly, I want to aim to complete the quizzes and challenges as a stretch task. The colours for the elements are likely to change in the final implementation.  </w:t>
+        <w:t xml:space="preserve">as a stretch task. The colours for the elements are likely to change in the final implementation.  </w:t>
       </w:r>
     </w:p>
     <w:p>
@@ -2866,7 +2868,15 @@
         <w:t xml:space="preserve">At minimum, I want to have all elements of this taskbar implemented and able to perform their tasks. As a stretch task, </w:t>
       </w:r>
       <w:r>
-        <w:t>I want to aim to have all elements of the taskbar be customisable for each user, such as changing the colour, font and size of the taskbar, as well as repositioning each element of the taskbar. The design of the buttons are open to change in the final implementation.</w:t>
+        <w:t xml:space="preserve">I want to aim to have all elements of the taskbar be customisable for each user, such as changing the colour, font and size of the taskbar, as well as repositioning each element of the taskbar. The design of the buttons </w:t>
+      </w:r>
+      <w:proofErr w:type="gramStart"/>
+      <w:r>
+        <w:t>are</w:t>
+      </w:r>
+      <w:proofErr w:type="gramEnd"/>
+      <w:r>
+        <w:t xml:space="preserve"> open to change in the final implementation.</w:t>
       </w:r>
     </w:p>
     <w:p/>
@@ -3268,8 +3278,13 @@
           <w:numId w:val="1"/>
         </w:numPr>
       </w:pPr>
-      <w:r>
-        <w:t>ChatGPT was used for debugging purposes and clarification of language (</w:t>
+      <w:proofErr w:type="spellStart"/>
+      <w:r>
+        <w:t>ChatGPT</w:t>
+      </w:r>
+      <w:proofErr w:type="spellEnd"/>
+      <w:r>
+        <w:t xml:space="preserve"> was used for debugging purposes and clarification of language (</w:t>
       </w:r>
       <w:hyperlink r:id="rId13" w:history="1">
         <w:r>
@@ -3357,6 +3372,22 @@
             <w:rStyle w:val="Hyperlink"/>
           </w:rPr>
           <w:t>https://firebase.google.com</w:t>
+        </w:r>
+      </w:hyperlink>
+      <w:r>
+        <w:t>,</w:t>
+      </w:r>
+      <w:bookmarkStart w:id="19" w:name="_GoBack"/>
+      <w:bookmarkEnd w:id="19"/>
+      <w:r>
+        <w:t xml:space="preserve"> </w:t>
+      </w:r>
+      <w:hyperlink r:id="rId18" w:history="1">
+        <w:r>
+          <w:rPr>
+            <w:rStyle w:val="Hyperlink"/>
+          </w:rPr>
+          <w:t>Firebase Documentation</w:t>
         </w:r>
       </w:hyperlink>
       <w:r>
@@ -3377,7 +3408,7 @@
           <w:szCs w:val="36"/>
         </w:rPr>
       </w:pPr>
-      <w:bookmarkStart w:id="19" w:name="_Toc222737348"/>
+      <w:bookmarkStart w:id="20" w:name="_Toc222737348"/>
       <w:r>
         <w:rPr>
           <w:b/>
@@ -3389,7 +3420,7 @@
         </w:rPr>
         <w:t>Database</w:t>
       </w:r>
-      <w:bookmarkEnd w:id="19"/>
+      <w:bookmarkEnd w:id="20"/>
     </w:p>
     <w:p>
       <w:pPr>
@@ -3441,7 +3472,7 @@
           <w:numId w:val="1"/>
         </w:numPr>
       </w:pPr>
-      <w:bookmarkStart w:id="20" w:name="OLE_LINK1"/>
+      <w:bookmarkStart w:id="21" w:name="OLE_LINK1"/>
       <w:r>
         <w:t>Username / User ID</w:t>
       </w:r>
@@ -3578,7 +3609,7 @@
       <w:r>
         <w:t>Challenges</w:t>
       </w:r>
-      <w:bookmarkEnd w:id="20"/>
+      <w:bookmarkEnd w:id="21"/>
     </w:p>
     <w:p/>
     <w:p>
@@ -3730,6 +3761,56 @@
       </w:pPr>
       <w:r>
         <w:t>When first starting the browser, it should ask the user to sign into a google account, or browse as guest – this allows private browsing</w:t>
+      </w:r>
+    </w:p>
+    <w:p/>
+    <w:p/>
+    <w:p>
+      <w:pPr>
+        <w:pStyle w:val="ListParagraph"/>
+        <w:numPr>
+          <w:ilvl w:val="0"/>
+          <w:numId w:val="1"/>
+        </w:numPr>
+      </w:pPr>
+      <w:r>
+        <w:t>AI Chatbot:</w:t>
+      </w:r>
+    </w:p>
+    <w:p>
+      <w:pPr>
+        <w:pStyle w:val="ListParagraph"/>
+        <w:numPr>
+          <w:ilvl w:val="1"/>
+          <w:numId w:val="1"/>
+        </w:numPr>
+      </w:pPr>
+      <w:r>
+        <w:t>Plug in Gemini AI</w:t>
+      </w:r>
+    </w:p>
+    <w:p>
+      <w:pPr>
+        <w:pStyle w:val="ListParagraph"/>
+        <w:numPr>
+          <w:ilvl w:val="0"/>
+          <w:numId w:val="1"/>
+        </w:numPr>
+      </w:pPr>
+      <w:r>
+        <w:t>Built in VPN:</w:t>
+      </w:r>
+    </w:p>
+    <w:p>
+      <w:pPr>
+        <w:pStyle w:val="ListParagraph"/>
+        <w:numPr>
+          <w:ilvl w:val="1"/>
+          <w:numId w:val="1"/>
+        </w:numPr>
+      </w:pPr>
+      <w:r>
+        <w:t>Plug into free VPN provider</w:t>
       </w:r>
     </w:p>
     <w:sectPr>
@@ -3743,7 +3824,7 @@
 </file>
 
 <file path=word/numbering.xml><?xml version="1.0" encoding="utf-8"?>
-<w:numbering xmlns:wpc="http://schemas.microsoft.com/office/word/2010/wordprocessingCanvas" xmlns:cx="http://schemas.microsoft.com/office/drawing/2014/chartex" xmlns:cx1="http://schemas.microsoft.com/office/drawing/2015/9/8/chartex" xmlns:cx2="http://schemas.microsoft.com/office/drawing/2015/10/21/chartex" xmlns:cx3="http://schemas.microsoft.com/office/drawing/2016/5/9/chartex" xmlns:cx4="http://schemas.microsoft.com/office/drawing/2016/5/10/chartex" xmlns:cx5="http://schemas.microsoft.com/office/drawing/2016/5/11/chartex" xmlns:cx6="http://schemas.microsoft.com/office/drawing/2016/5/12/chartex" xmlns:cx7="http://schemas.microsoft.com/office/drawing/2016/5/13/chartex" xmlns:cx8="http://schemas.microsoft.com/office/drawing/2016/5/14/chartex" xmlns:mc="http://schemas.openxmlformats.org/markup-compatibility/2006" xmlns:aink="http://schemas.microsoft.com/office/drawing/2016/ink" xmlns:am3d="http://schemas.microsoft.com/office/drawing/2017/model3d" xmlns:o="urn:schemas-microsoft-com:office:office" xmlns:oel="http://schemas.microsoft.com/office/2019/extlst" xmlns:r="http://schemas.openxmlformats.org/officeDocument/2006/relationships" xmlns:m="http://schemas.openxmlformats.org/officeDocument/2006/math" xmlns:v="urn:schemas-microsoft-com:vml" xmlns:wp14="http://schemas.microsoft.com/office/word/2010/wordprocessingDrawing" xmlns:wp="http://schemas.openxmlformats.org/drawingml/2006/wordprocessingDrawing" xmlns:w10="urn:schemas-microsoft-com:office:word" xmlns:w="http://schemas.openxmlformats.org/wordprocessingml/2006/main" xmlns:w14="http://schemas.microsoft.com/office/word/2010/wordml" xmlns:w15="http://schemas.microsoft.com/office/word/2012/wordml" xmlns:w16cex="http://schemas.microsoft.com/office/word/2018/wordml/cex" xmlns:w16cid="http://schemas.microsoft.com/office/word/2016/wordml/cid" xmlns:w16="http://schemas.microsoft.com/office/word/2018/wordml" xmlns:w16du="http://schemas.microsoft.com/office/word/2023/wordml/word16du" xmlns:w16sdtdh="http://schemas.microsoft.com/office/word/2020/wordml/sdtdatahash" xmlns:w16sdtfl="http://schemas.microsoft.com/office/word/2024/wordml/sdtformatlock" xmlns:w16se="http://schemas.microsoft.com/office/word/2015/wordml/symex" xmlns:wpg="http://schemas.microsoft.com/office/word/2010/wordprocessingGroup" xmlns:wpi="http://schemas.microsoft.com/office/word/2010/wordprocessingInk" xmlns:wne="http://schemas.microsoft.com/office/word/2006/wordml" xmlns:wps="http://schemas.microsoft.com/office/word/2010/wordprocessingShape" mc:Ignorable="w14 w15 w16se w16cid w16 w16cex w16sdtdh w16sdtfl w16du wp14">
+<w:numbering xmlns:wpc="http://schemas.microsoft.com/office/word/2010/wordprocessingCanvas" xmlns:cx="http://schemas.microsoft.com/office/drawing/2014/chartex" xmlns:cx1="http://schemas.microsoft.com/office/drawing/2015/9/8/chartex" xmlns:cx2="http://schemas.microsoft.com/office/drawing/2015/10/21/chartex" xmlns:cx3="http://schemas.microsoft.com/office/drawing/2016/5/9/chartex" xmlns:cx4="http://schemas.microsoft.com/office/drawing/2016/5/10/chartex" xmlns:cx5="http://schemas.microsoft.com/office/drawing/2016/5/11/chartex" xmlns:cx6="http://schemas.microsoft.com/office/drawing/2016/5/12/chartex" xmlns:cx7="http://schemas.microsoft.com/office/drawing/2016/5/13/chartex" xmlns:cx8="http://schemas.microsoft.com/office/drawing/2016/5/14/chartex" xmlns:mc="http://schemas.openxmlformats.org/markup-compatibility/2006" xmlns:aink="http://schemas.microsoft.com/office/drawing/2016/ink" xmlns:am3d="http://schemas.microsoft.com/office/drawing/2017/model3d" xmlns:o="urn:schemas-microsoft-com:office:office" xmlns:r="http://schemas.openxmlformats.org/officeDocument/2006/relationships" xmlns:m="http://schemas.openxmlformats.org/officeDocument/2006/math" xmlns:v="urn:schemas-microsoft-com:vml" xmlns:wp14="http://schemas.microsoft.com/office/word/2010/wordprocessingDrawing" xmlns:wp="http://schemas.openxmlformats.org/drawingml/2006/wordprocessingDrawing" xmlns:w10="urn:schemas-microsoft-com:office:word" xmlns:w="http://schemas.openxmlformats.org/wordprocessingml/2006/main" xmlns:w14="http://schemas.microsoft.com/office/word/2010/wordml" xmlns:w15="http://schemas.microsoft.com/office/word/2012/wordml" xmlns:w16cid="http://schemas.microsoft.com/office/word/2016/wordml/cid" xmlns:w16se="http://schemas.microsoft.com/office/word/2015/wordml/symex" xmlns:wpg="http://schemas.microsoft.com/office/word/2010/wordprocessingGroup" xmlns:wpi="http://schemas.microsoft.com/office/word/2010/wordprocessingInk" xmlns:wne="http://schemas.microsoft.com/office/word/2006/wordml" xmlns:wps="http://schemas.microsoft.com/office/word/2010/wordprocessingShape" mc:Ignorable="w14 w15 w16se w16cid wp14">
   <w:abstractNum w:abstractNumId="0" w15:restartNumberingAfterBreak="0">
     <w:nsid w:val="22EF6F06"/>
     <w:multiLevelType w:val="hybridMultilevel"/>
@@ -4502,35 +4583,35 @@
       </w:pPr>
     </w:lvl>
   </w:abstractNum>
-  <w:num w:numId="1" w16cid:durableId="1551843456">
+  <w:num w:numId="1">
     <w:abstractNumId w:val="5"/>
   </w:num>
-  <w:num w:numId="2" w16cid:durableId="2023701924">
+  <w:num w:numId="2">
     <w:abstractNumId w:val="6"/>
   </w:num>
-  <w:num w:numId="3" w16cid:durableId="1129858813">
+  <w:num w:numId="3">
     <w:abstractNumId w:val="3"/>
   </w:num>
-  <w:num w:numId="4" w16cid:durableId="242762500">
+  <w:num w:numId="4">
     <w:abstractNumId w:val="4"/>
   </w:num>
-  <w:num w:numId="5" w16cid:durableId="2123526993">
+  <w:num w:numId="5">
     <w:abstractNumId w:val="7"/>
   </w:num>
-  <w:num w:numId="6" w16cid:durableId="1367753533">
+  <w:num w:numId="6">
     <w:abstractNumId w:val="1"/>
   </w:num>
-  <w:num w:numId="7" w16cid:durableId="809903369">
+  <w:num w:numId="7">
     <w:abstractNumId w:val="2"/>
   </w:num>
-  <w:num w:numId="8" w16cid:durableId="466627120">
+  <w:num w:numId="8">
     <w:abstractNumId w:val="0"/>
   </w:num>
 </w:numbering>
 </file>
 
 <file path=word/styles.xml><?xml version="1.0" encoding="utf-8"?>
-<w:styles xmlns:mc="http://schemas.openxmlformats.org/markup-compatibility/2006" xmlns:r="http://schemas.openxmlformats.org/officeDocument/2006/relationships" xmlns:w="http://schemas.openxmlformats.org/wordprocessingml/2006/main" xmlns:w14="http://schemas.microsoft.com/office/word/2010/wordml" xmlns:w15="http://schemas.microsoft.com/office/word/2012/wordml" xmlns:w16cex="http://schemas.microsoft.com/office/word/2018/wordml/cex" xmlns:w16cid="http://schemas.microsoft.com/office/word/2016/wordml/cid" xmlns:w16="http://schemas.microsoft.com/office/word/2018/wordml" xmlns:w16du="http://schemas.microsoft.com/office/word/2023/wordml/word16du" xmlns:w16sdtdh="http://schemas.microsoft.com/office/word/2020/wordml/sdtdatahash" xmlns:w16sdtfl="http://schemas.microsoft.com/office/word/2024/wordml/sdtformatlock" xmlns:w16se="http://schemas.microsoft.com/office/word/2015/wordml/symex" mc:Ignorable="w14 w15 w16se w16cid w16 w16cex w16sdtdh w16sdtfl w16du">
+<w:styles xmlns:mc="http://schemas.openxmlformats.org/markup-compatibility/2006" xmlns:r="http://schemas.openxmlformats.org/officeDocument/2006/relationships" xmlns:w="http://schemas.openxmlformats.org/wordprocessingml/2006/main" xmlns:w14="http://schemas.microsoft.com/office/word/2010/wordml" xmlns:w15="http://schemas.microsoft.com/office/word/2012/wordml" xmlns:w16cid="http://schemas.microsoft.com/office/word/2016/wordml/cid" xmlns:w16se="http://schemas.microsoft.com/office/word/2015/wordml/symex" mc:Ignorable="w14 w15 w16se w16cid">
   <w:docDefaults>
     <w:rPrDefault>
       <w:rPr>
@@ -4548,7 +4629,7 @@
       </w:pPr>
     </w:pPrDefault>
   </w:docDefaults>
-  <w:latentStyles w:defLockedState="0" w:defUIPriority="99" w:defSemiHidden="0" w:defUnhideWhenUsed="0" w:defQFormat="0" w:count="376">
+  <w:latentStyles w:defLockedState="0" w:defUIPriority="99" w:defSemiHidden="0" w:defUnhideWhenUsed="0" w:defQFormat="0" w:count="375">
     <w:lsdException w:name="Normal" w:uiPriority="0" w:qFormat="1"/>
     <w:lsdException w:name="heading 1" w:uiPriority="9" w:qFormat="1"/>
     <w:lsdException w:name="heading 2" w:semiHidden="1" w:uiPriority="9" w:unhideWhenUsed="1" w:qFormat="1"/>
@@ -4924,7 +5005,6 @@
     <w:lsdException w:name="Smart Hyperlink" w:semiHidden="1" w:unhideWhenUsed="1"/>
     <w:lsdException w:name="Hashtag" w:semiHidden="1" w:unhideWhenUsed="1"/>
     <w:lsdException w:name="Unresolved Mention" w:semiHidden="1" w:unhideWhenUsed="1"/>
-    <w:lsdException w:name="Smart Link" w:semiHidden="1" w:unhideWhenUsed="1"/>
   </w:latentStyles>
   <w:style w:type="paragraph" w:default="1" w:styleId="Normal">
     <w:name w:val="Normal"/>
@@ -5984,7 +6064,7 @@
 </file>
 
 <file path=customXml/itemProps1.xml><?xml version="1.0" encoding="utf-8"?>
-<ds:datastoreItem xmlns:ds="http://schemas.openxmlformats.org/officeDocument/2006/customXml" ds:itemID="{D727079A-FA1A-7943-B26C-504432E336C3}">
+<ds:datastoreItem xmlns:ds="http://schemas.openxmlformats.org/officeDocument/2006/customXml" ds:itemID="{DC7D4BAF-FA7B-4187-9E0D-2EC4C7DF7BB3}">
   <ds:schemaRefs>
     <ds:schemaRef ds:uri="http://schemas.openxmlformats.org/officeDocument/2006/bibliography"/>
   </ds:schemaRefs>

--- a/COMP3000 Final Document.docx
+++ b/COMP3000 Final Document.docx
@@ -1,6 +1,6 @@
 
 <file path=word/document.xml><?xml version="1.0" encoding="utf-8"?>
-<w:document xmlns:wpc="http://schemas.microsoft.com/office/word/2010/wordprocessingCanvas" xmlns:cx="http://schemas.microsoft.com/office/drawing/2014/chartex" xmlns:cx1="http://schemas.microsoft.com/office/drawing/2015/9/8/chartex" xmlns:cx2="http://schemas.microsoft.com/office/drawing/2015/10/21/chartex" xmlns:cx3="http://schemas.microsoft.com/office/drawing/2016/5/9/chartex" xmlns:cx4="http://schemas.microsoft.com/office/drawing/2016/5/10/chartex" xmlns:cx5="http://schemas.microsoft.com/office/drawing/2016/5/11/chartex" xmlns:cx6="http://schemas.microsoft.com/office/drawing/2016/5/12/chartex" xmlns:cx7="http://schemas.microsoft.com/office/drawing/2016/5/13/chartex" xmlns:cx8="http://schemas.microsoft.com/office/drawing/2016/5/14/chartex" xmlns:mc="http://schemas.openxmlformats.org/markup-compatibility/2006" xmlns:aink="http://schemas.microsoft.com/office/drawing/2016/ink" xmlns:am3d="http://schemas.microsoft.com/office/drawing/2017/model3d" xmlns:o="urn:schemas-microsoft-com:office:office" xmlns:r="http://schemas.openxmlformats.org/officeDocument/2006/relationships" xmlns:m="http://schemas.openxmlformats.org/officeDocument/2006/math" xmlns:v="urn:schemas-microsoft-com:vml" xmlns:wp14="http://schemas.microsoft.com/office/word/2010/wordprocessingDrawing" xmlns:wp="http://schemas.openxmlformats.org/drawingml/2006/wordprocessingDrawing" xmlns:w10="urn:schemas-microsoft-com:office:word" xmlns:w="http://schemas.openxmlformats.org/wordprocessingml/2006/main" xmlns:w14="http://schemas.microsoft.com/office/word/2010/wordml" xmlns:w15="http://schemas.microsoft.com/office/word/2012/wordml" xmlns:w16cid="http://schemas.microsoft.com/office/word/2016/wordml/cid" xmlns:w16se="http://schemas.microsoft.com/office/word/2015/wordml/symex" xmlns:wpg="http://schemas.microsoft.com/office/word/2010/wordprocessingGroup" xmlns:wpi="http://schemas.microsoft.com/office/word/2010/wordprocessingInk" xmlns:wne="http://schemas.microsoft.com/office/word/2006/wordml" xmlns:wps="http://schemas.microsoft.com/office/word/2010/wordprocessingShape" mc:Ignorable="w14 w15 w16se w16cid wp14">
+<w:document xmlns:wpc="http://schemas.microsoft.com/office/word/2010/wordprocessingCanvas" xmlns:cx="http://schemas.microsoft.com/office/drawing/2014/chartex" xmlns:cx1="http://schemas.microsoft.com/office/drawing/2015/9/8/chartex" xmlns:cx2="http://schemas.microsoft.com/office/drawing/2015/10/21/chartex" xmlns:cx3="http://schemas.microsoft.com/office/drawing/2016/5/9/chartex" xmlns:cx4="http://schemas.microsoft.com/office/drawing/2016/5/10/chartex" xmlns:cx5="http://schemas.microsoft.com/office/drawing/2016/5/11/chartex" xmlns:cx6="http://schemas.microsoft.com/office/drawing/2016/5/12/chartex" xmlns:cx7="http://schemas.microsoft.com/office/drawing/2016/5/13/chartex" xmlns:cx8="http://schemas.microsoft.com/office/drawing/2016/5/14/chartex" xmlns:mc="http://schemas.openxmlformats.org/markup-compatibility/2006" xmlns:aink="http://schemas.microsoft.com/office/drawing/2016/ink" xmlns:am3d="http://schemas.microsoft.com/office/drawing/2017/model3d" xmlns:o="urn:schemas-microsoft-com:office:office" xmlns:oel="http://schemas.microsoft.com/office/2019/extlst" xmlns:r="http://schemas.openxmlformats.org/officeDocument/2006/relationships" xmlns:m="http://schemas.openxmlformats.org/officeDocument/2006/math" xmlns:v="urn:schemas-microsoft-com:vml" xmlns:wp14="http://schemas.microsoft.com/office/word/2010/wordprocessingDrawing" xmlns:wp="http://schemas.openxmlformats.org/drawingml/2006/wordprocessingDrawing" xmlns:w10="urn:schemas-microsoft-com:office:word" xmlns:w="http://schemas.openxmlformats.org/wordprocessingml/2006/main" xmlns:w14="http://schemas.microsoft.com/office/word/2010/wordml" xmlns:w15="http://schemas.microsoft.com/office/word/2012/wordml" xmlns:w16cex="http://schemas.microsoft.com/office/word/2018/wordml/cex" xmlns:w16cid="http://schemas.microsoft.com/office/word/2016/wordml/cid" xmlns:w16="http://schemas.microsoft.com/office/word/2018/wordml" xmlns:w16du="http://schemas.microsoft.com/office/word/2023/wordml/word16du" xmlns:w16sdtdh="http://schemas.microsoft.com/office/word/2020/wordml/sdtdatahash" xmlns:w16sdtfl="http://schemas.microsoft.com/office/word/2024/wordml/sdtformatlock" xmlns:w16se="http://schemas.microsoft.com/office/word/2015/wordml/symex" xmlns:wpg="http://schemas.microsoft.com/office/word/2010/wordprocessingGroup" xmlns:wpi="http://schemas.microsoft.com/office/word/2010/wordprocessingInk" xmlns:wne="http://schemas.microsoft.com/office/word/2006/wordml" xmlns:wps="http://schemas.microsoft.com/office/word/2010/wordprocessingShape" mc:Ignorable="w14 w15 w16se w16cid w16 w16cex w16sdtdh w16sdtfl w16du wp14">
   <w:body>
     <w:p>
       <w:pPr>
@@ -86,7 +86,7 @@
             </w:rPr>
             <w:fldChar w:fldCharType="separate"/>
           </w:r>
-          <w:hyperlink w:anchor="_Toc222737329" w:history="1">
+          <w:hyperlink w:anchor="_Toc224672335" w:history="1">
             <w:r>
               <w:rPr>
                 <w:rStyle w:val="Hyperlink"/>
@@ -113,7 +113,7 @@
                 <w:noProof/>
                 <w:webHidden/>
               </w:rPr>
-              <w:instrText xml:space="preserve"> PAGEREF _Toc222737329 \h </w:instrText>
+              <w:instrText xml:space="preserve"> PAGEREF _Toc224672335 \h </w:instrText>
             </w:r>
             <w:r>
               <w:rPr>
@@ -160,7 +160,7 @@
               <w:lang w:eastAsia="en-GB"/>
             </w:rPr>
           </w:pPr>
-          <w:hyperlink w:anchor="_Toc222737330" w:history="1">
+          <w:hyperlink w:anchor="_Toc224672336" w:history="1">
             <w:r>
               <w:rPr>
                 <w:rStyle w:val="Hyperlink"/>
@@ -187,7 +187,7 @@
                 <w:noProof/>
                 <w:webHidden/>
               </w:rPr>
-              <w:instrText xml:space="preserve"> PAGEREF _Toc222737330 \h </w:instrText>
+              <w:instrText xml:space="preserve"> PAGEREF _Toc224672336 \h </w:instrText>
             </w:r>
             <w:r>
               <w:rPr>
@@ -234,7 +234,7 @@
               <w:lang w:eastAsia="en-GB"/>
             </w:rPr>
           </w:pPr>
-          <w:hyperlink w:anchor="_Toc222737331" w:history="1">
+          <w:hyperlink w:anchor="_Toc224672337" w:history="1">
             <w:r>
               <w:rPr>
                 <w:rStyle w:val="Hyperlink"/>
@@ -261,7 +261,7 @@
                 <w:noProof/>
                 <w:webHidden/>
               </w:rPr>
-              <w:instrText xml:space="preserve"> PAGEREF _Toc222737331 \h </w:instrText>
+              <w:instrText xml:space="preserve"> PAGEREF _Toc224672337 \h </w:instrText>
             </w:r>
             <w:r>
               <w:rPr>
@@ -308,7 +308,7 @@
               <w:lang w:eastAsia="en-GB"/>
             </w:rPr>
           </w:pPr>
-          <w:hyperlink w:anchor="_Toc222737332" w:history="1">
+          <w:hyperlink w:anchor="_Toc224672338" w:history="1">
             <w:r>
               <w:rPr>
                 <w:rStyle w:val="Hyperlink"/>
@@ -335,7 +335,7 @@
                 <w:noProof/>
                 <w:webHidden/>
               </w:rPr>
-              <w:instrText xml:space="preserve"> PAGEREF _Toc222737332 \h </w:instrText>
+              <w:instrText xml:space="preserve"> PAGEREF _Toc224672338 \h </w:instrText>
             </w:r>
             <w:r>
               <w:rPr>
@@ -382,7 +382,7 @@
               <w:lang w:eastAsia="en-GB"/>
             </w:rPr>
           </w:pPr>
-          <w:hyperlink w:anchor="_Toc222737333" w:history="1">
+          <w:hyperlink w:anchor="_Toc224672339" w:history="1">
             <w:r>
               <w:rPr>
                 <w:rStyle w:val="Hyperlink"/>
@@ -409,7 +409,7 @@
                 <w:noProof/>
                 <w:webHidden/>
               </w:rPr>
-              <w:instrText xml:space="preserve"> PAGEREF _Toc222737333 \h </w:instrText>
+              <w:instrText xml:space="preserve"> PAGEREF _Toc224672339 \h </w:instrText>
             </w:r>
             <w:r>
               <w:rPr>
@@ -456,7 +456,7 @@
               <w:lang w:eastAsia="en-GB"/>
             </w:rPr>
           </w:pPr>
-          <w:hyperlink w:anchor="_Toc222737334" w:history="1">
+          <w:hyperlink w:anchor="_Toc224672340" w:history="1">
             <w:r>
               <w:rPr>
                 <w:rStyle w:val="Hyperlink"/>
@@ -483,7 +483,7 @@
                 <w:noProof/>
                 <w:webHidden/>
               </w:rPr>
-              <w:instrText xml:space="preserve"> PAGEREF _Toc222737334 \h </w:instrText>
+              <w:instrText xml:space="preserve"> PAGEREF _Toc224672340 \h </w:instrText>
             </w:r>
             <w:r>
               <w:rPr>
@@ -530,7 +530,7 @@
               <w:lang w:eastAsia="en-GB"/>
             </w:rPr>
           </w:pPr>
-          <w:hyperlink w:anchor="_Toc222737335" w:history="1">
+          <w:hyperlink w:anchor="_Toc224672341" w:history="1">
             <w:r>
               <w:rPr>
                 <w:rStyle w:val="Hyperlink"/>
@@ -559,7 +559,7 @@
                 <w:noProof/>
                 <w:webHidden/>
               </w:rPr>
-              <w:instrText xml:space="preserve"> PAGEREF _Toc222737335 \h </w:instrText>
+              <w:instrText xml:space="preserve"> PAGEREF _Toc224672341 \h </w:instrText>
             </w:r>
             <w:r>
               <w:rPr>
@@ -604,7 +604,7 @@
               <w:lang w:eastAsia="en-GB"/>
             </w:rPr>
           </w:pPr>
-          <w:hyperlink w:anchor="_Toc222737336" w:history="1">
+          <w:hyperlink w:anchor="_Toc224672342" w:history="1">
             <w:r>
               <w:rPr>
                 <w:rStyle w:val="Hyperlink"/>
@@ -635,7 +635,7 @@
                 <w:noProof/>
                 <w:webHidden/>
               </w:rPr>
-              <w:instrText xml:space="preserve"> PAGEREF _Toc222737336 \h </w:instrText>
+              <w:instrText xml:space="preserve"> PAGEREF _Toc224672342 \h </w:instrText>
             </w:r>
             <w:r>
               <w:rPr>
@@ -680,7 +680,7 @@
               <w:lang w:eastAsia="en-GB"/>
             </w:rPr>
           </w:pPr>
-          <w:hyperlink w:anchor="_Toc222737337" w:history="1">
+          <w:hyperlink w:anchor="_Toc224672343" w:history="1">
             <w:r>
               <w:rPr>
                 <w:rStyle w:val="Hyperlink"/>
@@ -711,7 +711,7 @@
                 <w:noProof/>
                 <w:webHidden/>
               </w:rPr>
-              <w:instrText xml:space="preserve"> PAGEREF _Toc222737337 \h </w:instrText>
+              <w:instrText xml:space="preserve"> PAGEREF _Toc224672343 \h </w:instrText>
             </w:r>
             <w:r>
               <w:rPr>
@@ -756,7 +756,7 @@
               <w:lang w:eastAsia="en-GB"/>
             </w:rPr>
           </w:pPr>
-          <w:hyperlink w:anchor="_Toc222737338" w:history="1">
+          <w:hyperlink w:anchor="_Toc224672344" w:history="1">
             <w:r>
               <w:rPr>
                 <w:rStyle w:val="Hyperlink"/>
@@ -787,7 +787,7 @@
                 <w:noProof/>
                 <w:webHidden/>
               </w:rPr>
-              <w:instrText xml:space="preserve"> PAGEREF _Toc222737338 \h </w:instrText>
+              <w:instrText xml:space="preserve"> PAGEREF _Toc224672344 \h </w:instrText>
             </w:r>
             <w:r>
               <w:rPr>
@@ -832,7 +832,7 @@
               <w:lang w:eastAsia="en-GB"/>
             </w:rPr>
           </w:pPr>
-          <w:hyperlink w:anchor="_Toc222737339" w:history="1">
+          <w:hyperlink w:anchor="_Toc224672345" w:history="1">
             <w:r>
               <w:rPr>
                 <w:rStyle w:val="Hyperlink"/>
@@ -863,7 +863,7 @@
                 <w:noProof/>
                 <w:webHidden/>
               </w:rPr>
-              <w:instrText xml:space="preserve"> PAGEREF _Toc222737339 \h </w:instrText>
+              <w:instrText xml:space="preserve"> PAGEREF _Toc224672345 \h </w:instrText>
             </w:r>
             <w:r>
               <w:rPr>
@@ -910,7 +910,7 @@
               <w:lang w:eastAsia="en-GB"/>
             </w:rPr>
           </w:pPr>
-          <w:hyperlink w:anchor="_Toc222737340" w:history="1">
+          <w:hyperlink w:anchor="_Toc224672346" w:history="1">
             <w:r>
               <w:rPr>
                 <w:rStyle w:val="Hyperlink"/>
@@ -939,7 +939,7 @@
                 <w:noProof/>
                 <w:webHidden/>
               </w:rPr>
-              <w:instrText xml:space="preserve"> PAGEREF _Toc222737340 \h </w:instrText>
+              <w:instrText xml:space="preserve"> PAGEREF _Toc224672346 \h </w:instrText>
             </w:r>
             <w:r>
               <w:rPr>
@@ -986,7 +986,7 @@
               <w:lang w:eastAsia="en-GB"/>
             </w:rPr>
           </w:pPr>
-          <w:hyperlink w:anchor="_Toc222737341" w:history="1">
+          <w:hyperlink w:anchor="_Toc224672347" w:history="1">
             <w:r>
               <w:rPr>
                 <w:rStyle w:val="Hyperlink"/>
@@ -1015,7 +1015,7 @@
                 <w:noProof/>
                 <w:webHidden/>
               </w:rPr>
-              <w:instrText xml:space="preserve"> PAGEREF _Toc222737341 \h </w:instrText>
+              <w:instrText xml:space="preserve"> PAGEREF _Toc224672347 \h </w:instrText>
             </w:r>
             <w:r>
               <w:rPr>
@@ -1060,7 +1060,7 @@
               <w:lang w:eastAsia="en-GB"/>
             </w:rPr>
           </w:pPr>
-          <w:hyperlink w:anchor="_Toc222737342" w:history="1">
+          <w:hyperlink w:anchor="_Toc224672348" w:history="1">
             <w:r>
               <w:rPr>
                 <w:rStyle w:val="Hyperlink"/>
@@ -1091,7 +1091,7 @@
                 <w:noProof/>
                 <w:webHidden/>
               </w:rPr>
-              <w:instrText xml:space="preserve"> PAGEREF _Toc222737342 \h </w:instrText>
+              <w:instrText xml:space="preserve"> PAGEREF _Toc224672348 \h </w:instrText>
             </w:r>
             <w:r>
               <w:rPr>
@@ -1136,7 +1136,7 @@
               <w:lang w:eastAsia="en-GB"/>
             </w:rPr>
           </w:pPr>
-          <w:hyperlink w:anchor="_Toc222737343" w:history="1">
+          <w:hyperlink w:anchor="_Toc224672349" w:history="1">
             <w:r>
               <w:rPr>
                 <w:rStyle w:val="Hyperlink"/>
@@ -1167,7 +1167,7 @@
                 <w:noProof/>
                 <w:webHidden/>
               </w:rPr>
-              <w:instrText xml:space="preserve"> PAGEREF _Toc222737343 \h </w:instrText>
+              <w:instrText xml:space="preserve"> PAGEREF _Toc224672349 \h </w:instrText>
             </w:r>
             <w:r>
               <w:rPr>
@@ -1212,7 +1212,7 @@
               <w:lang w:eastAsia="en-GB"/>
             </w:rPr>
           </w:pPr>
-          <w:hyperlink w:anchor="_Toc222737344" w:history="1">
+          <w:hyperlink w:anchor="_Toc224672350" w:history="1">
             <w:r>
               <w:rPr>
                 <w:rStyle w:val="Hyperlink"/>
@@ -1243,7 +1243,7 @@
                 <w:noProof/>
                 <w:webHidden/>
               </w:rPr>
-              <w:instrText xml:space="preserve"> PAGEREF _Toc222737344 \h </w:instrText>
+              <w:instrText xml:space="preserve"> PAGEREF _Toc224672350 \h </w:instrText>
             </w:r>
             <w:r>
               <w:rPr>
@@ -1288,7 +1288,7 @@
               <w:lang w:eastAsia="en-GB"/>
             </w:rPr>
           </w:pPr>
-          <w:hyperlink w:anchor="_Toc222737345" w:history="1">
+          <w:hyperlink w:anchor="_Toc224672351" w:history="1">
             <w:r>
               <w:rPr>
                 <w:rStyle w:val="Hyperlink"/>
@@ -1319,7 +1319,7 @@
                 <w:noProof/>
                 <w:webHidden/>
               </w:rPr>
-              <w:instrText xml:space="preserve"> PAGEREF _Toc222737345 \h </w:instrText>
+              <w:instrText xml:space="preserve"> PAGEREF _Toc224672351 \h </w:instrText>
             </w:r>
             <w:r>
               <w:rPr>
@@ -1366,7 +1366,7 @@
               <w:lang w:eastAsia="en-GB"/>
             </w:rPr>
           </w:pPr>
-          <w:hyperlink w:anchor="_Toc222737346" w:history="1">
+          <w:hyperlink w:anchor="_Toc224672352" w:history="1">
             <w:r>
               <w:rPr>
                 <w:rStyle w:val="Hyperlink"/>
@@ -1395,7 +1395,7 @@
                 <w:noProof/>
                 <w:webHidden/>
               </w:rPr>
-              <w:instrText xml:space="preserve"> PAGEREF _Toc222737346 \h </w:instrText>
+              <w:instrText xml:space="preserve"> PAGEREF _Toc224672352 \h </w:instrText>
             </w:r>
             <w:r>
               <w:rPr>
@@ -1442,7 +1442,7 @@
               <w:lang w:eastAsia="en-GB"/>
             </w:rPr>
           </w:pPr>
-          <w:hyperlink w:anchor="_Toc222737347" w:history="1">
+          <w:hyperlink w:anchor="_Toc224672353" w:history="1">
             <w:r>
               <w:rPr>
                 <w:rStyle w:val="Hyperlink"/>
@@ -1469,7 +1469,7 @@
                 <w:noProof/>
                 <w:webHidden/>
               </w:rPr>
-              <w:instrText xml:space="preserve"> PAGEREF _Toc222737347 \h </w:instrText>
+              <w:instrText xml:space="preserve"> PAGEREF _Toc224672353 \h </w:instrText>
             </w:r>
             <w:r>
               <w:rPr>
@@ -1489,7 +1489,7 @@
                 <w:noProof/>
                 <w:webHidden/>
               </w:rPr>
-              <w:t>10</w:t>
+              <w:t>12</w:t>
             </w:r>
             <w:r>
               <w:rPr>
@@ -1516,7 +1516,7 @@
               <w:lang w:eastAsia="en-GB"/>
             </w:rPr>
           </w:pPr>
-          <w:hyperlink w:anchor="_Toc222737348" w:history="1">
+          <w:hyperlink w:anchor="_Toc224672354" w:history="1">
             <w:r>
               <w:rPr>
                 <w:rStyle w:val="Hyperlink"/>
@@ -1543,7 +1543,7 @@
                 <w:noProof/>
                 <w:webHidden/>
               </w:rPr>
-              <w:instrText xml:space="preserve"> PAGEREF _Toc222737348 \h </w:instrText>
+              <w:instrText xml:space="preserve"> PAGEREF _Toc224672354 \h </w:instrText>
             </w:r>
             <w:r>
               <w:rPr>
@@ -1563,7 +1563,81 @@
                 <w:noProof/>
                 <w:webHidden/>
               </w:rPr>
-              <w:t>10</w:t>
+              <w:t>12</w:t>
+            </w:r>
+            <w:r>
+              <w:rPr>
+                <w:noProof/>
+                <w:webHidden/>
+              </w:rPr>
+              <w:fldChar w:fldCharType="end"/>
+            </w:r>
+          </w:hyperlink>
+        </w:p>
+        <w:p>
+          <w:pPr>
+            <w:pStyle w:val="TOC1"/>
+            <w:tabs>
+              <w:tab w:val="right" w:leader="dot" w:pos="9016"/>
+            </w:tabs>
+            <w:rPr>
+              <w:rFonts w:eastAsiaTheme="minorEastAsia"/>
+              <w:b w:val="0"/>
+              <w:bCs w:val="0"/>
+              <w:i w:val="0"/>
+              <w:iCs w:val="0"/>
+              <w:noProof/>
+              <w:lang w:eastAsia="en-GB"/>
+            </w:rPr>
+          </w:pPr>
+          <w:hyperlink w:anchor="_Toc224672355" w:history="1">
+            <w:r>
+              <w:rPr>
+                <w:rStyle w:val="Hyperlink"/>
+                <w:noProof/>
+              </w:rPr>
+              <w:t>Parental Controls</w:t>
+            </w:r>
+            <w:r>
+              <w:rPr>
+                <w:noProof/>
+                <w:webHidden/>
+              </w:rPr>
+              <w:tab/>
+            </w:r>
+            <w:r>
+              <w:rPr>
+                <w:noProof/>
+                <w:webHidden/>
+              </w:rPr>
+              <w:fldChar w:fldCharType="begin"/>
+            </w:r>
+            <w:r>
+              <w:rPr>
+                <w:noProof/>
+                <w:webHidden/>
+              </w:rPr>
+              <w:instrText xml:space="preserve"> PAGEREF _Toc224672355 \h </w:instrText>
+            </w:r>
+            <w:r>
+              <w:rPr>
+                <w:noProof/>
+                <w:webHidden/>
+              </w:rPr>
+            </w:r>
+            <w:r>
+              <w:rPr>
+                <w:noProof/>
+                <w:webHidden/>
+              </w:rPr>
+              <w:fldChar w:fldCharType="separate"/>
+            </w:r>
+            <w:r>
+              <w:rPr>
+                <w:noProof/>
+                <w:webHidden/>
+              </w:rPr>
+              <w:t>13</w:t>
             </w:r>
             <w:r>
               <w:rPr>
@@ -1637,13 +1711,6 @@
     </w:p>
     <w:p>
       <w:pPr>
-        <w:rPr>
-          <w:bCs/>
-        </w:rPr>
-      </w:pPr>
-    </w:p>
-    <w:p>
-      <w:pPr>
         <w:pStyle w:val="Heading1"/>
         <w:jc w:val="center"/>
         <w:rPr>
@@ -1655,7 +1722,7 @@
           <w:szCs w:val="36"/>
         </w:rPr>
       </w:pPr>
-      <w:bookmarkStart w:id="0" w:name="_Toc222737329"/>
+      <w:bookmarkStart w:id="0" w:name="_Toc224672335"/>
       <w:r>
         <w:rPr>
           <w:b/>
@@ -1770,7 +1837,7 @@
           <w:szCs w:val="36"/>
         </w:rPr>
       </w:pPr>
-      <w:bookmarkStart w:id="1" w:name="_Toc222737330"/>
+      <w:bookmarkStart w:id="1" w:name="_Toc224672336"/>
       <w:r>
         <w:rPr>
           <w:b/>
@@ -1981,19 +2048,11 @@
         <w:t xml:space="preserve"> –</w:t>
       </w:r>
       <w:r>
-        <w:t xml:space="preserve"> This will be a central place that users can navigate to which will store data to determine how secure their browsing habits have been. It will include </w:t>
+        <w:t xml:space="preserve"> This will be a central place that users can navigate to which will store data to determine how secure their browsing habits have been. It </w:t>
       </w:r>
       <w:r>
         <w:lastRenderedPageBreak/>
-        <w:t xml:space="preserve">things like how many times they have overridden blocks, how many times they have attempted to visit blocked sites etc. The dashboard will also be the location of where they can customise the browser, and where they will see how many </w:t>
-      </w:r>
-      <w:proofErr w:type="gramStart"/>
-      <w:r>
-        <w:t>experience</w:t>
-      </w:r>
-      <w:proofErr w:type="gramEnd"/>
-      <w:r>
-        <w:t xml:space="preserve"> </w:t>
+        <w:t xml:space="preserve">will include things like how many times they have overridden blocks, how many times they have attempted to visit blocked sites etc. The dashboard will also be the location of where they can customise the browser, and where they will see how many experience </w:t>
       </w:r>
       <w:r>
         <w:t>points</w:t>
@@ -2044,7 +2103,7 @@
           <w:szCs w:val="36"/>
         </w:rPr>
       </w:pPr>
-      <w:bookmarkStart w:id="2" w:name="_Toc222737331"/>
+      <w:bookmarkStart w:id="2" w:name="_Toc224672337"/>
       <w:r>
         <w:rPr>
           <w:b/>
@@ -2176,7 +2235,7 @@
           <w:szCs w:val="36"/>
         </w:rPr>
       </w:pPr>
-      <w:bookmarkStart w:id="3" w:name="_Toc222737332"/>
+      <w:bookmarkStart w:id="3" w:name="_Toc224672338"/>
       <w:r>
         <w:rPr>
           <w:b/>
@@ -2268,7 +2327,7 @@
           <w:szCs w:val="36"/>
         </w:rPr>
       </w:pPr>
-      <w:bookmarkStart w:id="4" w:name="_Toc222737333"/>
+      <w:bookmarkStart w:id="4" w:name="_Toc224672339"/>
       <w:r>
         <w:rPr>
           <w:b/>
@@ -2344,7 +2403,7 @@
           <w:szCs w:val="36"/>
         </w:rPr>
       </w:pPr>
-      <w:bookmarkStart w:id="5" w:name="_Toc222737334"/>
+      <w:bookmarkStart w:id="5" w:name="_Toc224672340"/>
       <w:r>
         <w:rPr>
           <w:b/>
@@ -2371,7 +2430,7 @@
           <w:szCs w:val="28"/>
         </w:rPr>
       </w:pPr>
-      <w:bookmarkStart w:id="6" w:name="_Toc222737335"/>
+      <w:bookmarkStart w:id="6" w:name="_Toc224672341"/>
       <w:r>
         <w:rPr>
           <w:b/>
@@ -2397,7 +2456,7 @@
           <w:szCs w:val="24"/>
         </w:rPr>
       </w:pPr>
-      <w:bookmarkStart w:id="7" w:name="_Toc222737336"/>
+      <w:bookmarkStart w:id="7" w:name="_Toc224672342"/>
       <w:r>
         <w:rPr>
           <w:b/>
@@ -2530,7 +2589,7 @@
           <w:szCs w:val="24"/>
         </w:rPr>
       </w:pPr>
-      <w:bookmarkStart w:id="8" w:name="_Toc222737337"/>
+      <w:bookmarkStart w:id="8" w:name="_Toc224672343"/>
       <w:r>
         <w:rPr>
           <w:b/>
@@ -2672,11 +2731,11 @@
     </w:p>
     <w:p>
       <w:r>
-        <w:t xml:space="preserve">At a minimum, I want to implement the experience points features (including levels), the account feature, the hints and the summary report. As a stretch task, I want to aim to implement the behaviour comparison between weeks, as well as the filter for different time periods within the safety report. Lastly, I want to aim to complete the quizzes and challenges </w:t>
+        <w:t xml:space="preserve">At a minimum, I want to implement the experience points features (including levels), the account feature, the hints and the summary report. As a stretch task, I want to aim to </w:t>
       </w:r>
       <w:r>
         <w:lastRenderedPageBreak/>
-        <w:t xml:space="preserve">as a stretch task. The colours for the elements are likely to change in the final implementation.  </w:t>
+        <w:t xml:space="preserve">implement the behaviour comparison between weeks, as well as the filter for different time periods within the safety report. Lastly, I want to aim to complete the quizzes and challenges as a stretch task. The colours for the elements are likely to change in the final implementation.  </w:t>
       </w:r>
     </w:p>
     <w:p>
@@ -2696,7 +2755,7 @@
           <w:szCs w:val="24"/>
         </w:rPr>
       </w:pPr>
-      <w:bookmarkStart w:id="9" w:name="_Toc222737338"/>
+      <w:bookmarkStart w:id="9" w:name="_Toc224672344"/>
       <w:r>
         <w:rPr>
           <w:b/>
@@ -2868,15 +2927,7 @@
         <w:t xml:space="preserve">At minimum, I want to have all elements of this taskbar implemented and able to perform their tasks. As a stretch task, </w:t>
       </w:r>
       <w:r>
-        <w:t xml:space="preserve">I want to aim to have all elements of the taskbar be customisable for each user, such as changing the colour, font and size of the taskbar, as well as repositioning each element of the taskbar. The design of the buttons </w:t>
-      </w:r>
-      <w:proofErr w:type="gramStart"/>
-      <w:r>
-        <w:t>are</w:t>
-      </w:r>
-      <w:proofErr w:type="gramEnd"/>
-      <w:r>
-        <w:t xml:space="preserve"> open to change in the final implementation.</w:t>
+        <w:t>I want to aim to have all elements of the taskbar be customisable for each user, such as changing the colour, font and size of the taskbar, as well as repositioning each element of the taskbar. The design of the buttons are open to change in the final implementation.</w:t>
       </w:r>
     </w:p>
     <w:p/>
@@ -2894,7 +2945,7 @@
           <w:szCs w:val="24"/>
         </w:rPr>
       </w:pPr>
-      <w:bookmarkStart w:id="10" w:name="_Toc222737339"/>
+      <w:bookmarkStart w:id="10" w:name="_Toc224672345"/>
       <w:r>
         <w:rPr>
           <w:b/>
@@ -2982,7 +3033,7 @@
           <w:szCs w:val="28"/>
         </w:rPr>
       </w:pPr>
-      <w:bookmarkStart w:id="11" w:name="_Toc222737340"/>
+      <w:bookmarkStart w:id="11" w:name="_Toc224672346"/>
       <w:r>
         <w:rPr>
           <w:b/>
@@ -3010,7 +3061,7 @@
           <w:szCs w:val="28"/>
         </w:rPr>
       </w:pPr>
-      <w:bookmarkStart w:id="12" w:name="_Toc222737341"/>
+      <w:bookmarkStart w:id="12" w:name="_Toc224672347"/>
       <w:r>
         <w:rPr>
           <w:b/>
@@ -3036,7 +3087,7 @@
           <w:szCs w:val="24"/>
         </w:rPr>
       </w:pPr>
-      <w:bookmarkStart w:id="13" w:name="_Toc222737342"/>
+      <w:bookmarkStart w:id="13" w:name="_Toc224672348"/>
       <w:r>
         <w:rPr>
           <w:b/>
@@ -3063,7 +3114,7 @@
           <w:szCs w:val="24"/>
         </w:rPr>
       </w:pPr>
-      <w:bookmarkStart w:id="14" w:name="_Toc222737343"/>
+      <w:bookmarkStart w:id="14" w:name="_Toc224672349"/>
       <w:r>
         <w:rPr>
           <w:b/>
@@ -3090,7 +3141,7 @@
           <w:szCs w:val="24"/>
         </w:rPr>
       </w:pPr>
-      <w:bookmarkStart w:id="15" w:name="_Toc222737344"/>
+      <w:bookmarkStart w:id="15" w:name="_Toc224672350"/>
       <w:r>
         <w:rPr>
           <w:b/>
@@ -3117,7 +3168,7 @@
           <w:szCs w:val="24"/>
         </w:rPr>
       </w:pPr>
-      <w:bookmarkStart w:id="16" w:name="_Toc222737345"/>
+      <w:bookmarkStart w:id="16" w:name="_Toc224672351"/>
       <w:r>
         <w:rPr>
           <w:b/>
@@ -3146,7 +3197,7 @@
           <w:szCs w:val="28"/>
         </w:rPr>
       </w:pPr>
-      <w:bookmarkStart w:id="17" w:name="_Toc222737346"/>
+      <w:bookmarkStart w:id="17" w:name="_Toc224672352"/>
       <w:r>
         <w:rPr>
           <w:b/>
@@ -3163,6 +3214,19 @@
     </w:p>
     <w:p>
       <w:pPr>
+        <w:rPr>
+          <w:u w:val="single"/>
+        </w:rPr>
+      </w:pPr>
+      <w:r>
+        <w:rPr>
+          <w:u w:val="single"/>
+        </w:rPr>
+        <w:t>Case 1: Sign In</w:t>
+      </w:r>
+    </w:p>
+    <w:p>
+      <w:pPr>
         <w:pStyle w:val="ListParagraph"/>
         <w:numPr>
           <w:ilvl w:val="0"/>
@@ -3171,6 +3235,817 @@
       </w:pPr>
       <w:r>
         <w:t>User wants to sign into an account</w:t>
+      </w:r>
+    </w:p>
+    <w:p>
+      <w:pPr>
+        <w:pStyle w:val="ListParagraph"/>
+        <w:numPr>
+          <w:ilvl w:val="0"/>
+          <w:numId w:val="1"/>
+        </w:numPr>
+      </w:pPr>
+      <w:r>
+        <w:t>User clicks on sign in button when opening the browser</w:t>
+      </w:r>
+    </w:p>
+    <w:p>
+      <w:pPr>
+        <w:pStyle w:val="ListParagraph"/>
+        <w:numPr>
+          <w:ilvl w:val="0"/>
+          <w:numId w:val="1"/>
+        </w:numPr>
+      </w:pPr>
+      <w:r>
+        <w:t>User enters google account email and password</w:t>
+      </w:r>
+    </w:p>
+    <w:p>
+      <w:pPr>
+        <w:pStyle w:val="ListParagraph"/>
+        <w:numPr>
+          <w:ilvl w:val="0"/>
+          <w:numId w:val="1"/>
+        </w:numPr>
+      </w:pPr>
+      <w:r>
+        <w:t>Account information is sent to Firebase</w:t>
+      </w:r>
+    </w:p>
+    <w:p>
+      <w:pPr>
+        <w:pStyle w:val="ListParagraph"/>
+        <w:numPr>
+          <w:ilvl w:val="0"/>
+          <w:numId w:val="1"/>
+        </w:numPr>
+      </w:pPr>
+      <w:r>
+        <w:t>If user’s email is found in database, they are signed in and timestamp is updated to current time</w:t>
+      </w:r>
+    </w:p>
+    <w:p>
+      <w:pPr>
+        <w:pStyle w:val="ListParagraph"/>
+        <w:numPr>
+          <w:ilvl w:val="0"/>
+          <w:numId w:val="1"/>
+        </w:numPr>
+      </w:pPr>
+      <w:r>
+        <w:t>If user’s email is not found in database, they are signed in and database collection is filled out with preset base entries</w:t>
+      </w:r>
+    </w:p>
+    <w:p>
+      <w:pPr>
+        <w:pStyle w:val="ListParagraph"/>
+        <w:numPr>
+          <w:ilvl w:val="0"/>
+          <w:numId w:val="1"/>
+        </w:numPr>
+      </w:pPr>
+      <w:r>
+        <w:t>User can then continue to home page</w:t>
+      </w:r>
+    </w:p>
+    <w:p>
+      <w:pPr>
+        <w:rPr>
+          <w:u w:val="single"/>
+        </w:rPr>
+      </w:pPr>
+      <w:r>
+        <w:rPr>
+          <w:u w:val="single"/>
+        </w:rPr>
+        <w:t>Case 2: Search for Website</w:t>
+      </w:r>
+    </w:p>
+    <w:p>
+      <w:pPr>
+        <w:pStyle w:val="ListParagraph"/>
+        <w:numPr>
+          <w:ilvl w:val="0"/>
+          <w:numId w:val="1"/>
+        </w:numPr>
+      </w:pPr>
+      <w:r>
+        <w:t>User wants to search for a specific website</w:t>
+      </w:r>
+    </w:p>
+    <w:p>
+      <w:pPr>
+        <w:pStyle w:val="ListParagraph"/>
+        <w:numPr>
+          <w:ilvl w:val="0"/>
+          <w:numId w:val="1"/>
+        </w:numPr>
+      </w:pPr>
+      <w:r>
+        <w:t>User enters the URL in the search bar</w:t>
+      </w:r>
+    </w:p>
+    <w:p>
+      <w:pPr>
+        <w:pStyle w:val="ListParagraph"/>
+        <w:numPr>
+          <w:ilvl w:val="0"/>
+          <w:numId w:val="1"/>
+        </w:numPr>
+      </w:pPr>
+      <w:r>
+        <w:t>System checks to make sure the URL is in a valid format</w:t>
+      </w:r>
+    </w:p>
+    <w:p>
+      <w:pPr>
+        <w:pStyle w:val="ListParagraph"/>
+        <w:numPr>
+          <w:ilvl w:val="0"/>
+          <w:numId w:val="1"/>
+        </w:numPr>
+      </w:pPr>
+      <w:r>
+        <w:t>If it is in a valid format, the system then checks the URL for a security score</w:t>
+      </w:r>
+    </w:p>
+    <w:p>
+      <w:pPr>
+        <w:pStyle w:val="ListParagraph"/>
+        <w:numPr>
+          <w:ilvl w:val="0"/>
+          <w:numId w:val="1"/>
+        </w:numPr>
+      </w:pPr>
+      <w:r>
+        <w:t>If the security score is 0-50, the URL is loaded</w:t>
+      </w:r>
+    </w:p>
+    <w:p>
+      <w:pPr>
+        <w:pStyle w:val="ListParagraph"/>
+        <w:numPr>
+          <w:ilvl w:val="0"/>
+          <w:numId w:val="1"/>
+        </w:numPr>
+      </w:pPr>
+      <w:r>
+        <w:t>If the security score is 50-100, a warning is presented, with the URL loaded after this warning is accepted</w:t>
+      </w:r>
+    </w:p>
+    <w:p>
+      <w:pPr>
+        <w:pStyle w:val="ListParagraph"/>
+        <w:numPr>
+          <w:ilvl w:val="0"/>
+          <w:numId w:val="1"/>
+        </w:numPr>
+      </w:pPr>
+      <w:r>
+        <w:t>If the security score is 100+, the URL is automatically blocked with no override</w:t>
+      </w:r>
+    </w:p>
+    <w:p>
+      <w:pPr>
+        <w:pStyle w:val="ListParagraph"/>
+        <w:numPr>
+          <w:ilvl w:val="0"/>
+          <w:numId w:val="1"/>
+        </w:numPr>
+      </w:pPr>
+      <w:r>
+        <w:t>If the URL is not in a valid format, it is searched as a query instead</w:t>
+      </w:r>
+    </w:p>
+    <w:p>
+      <w:pPr>
+        <w:rPr>
+          <w:u w:val="single"/>
+        </w:rPr>
+      </w:pPr>
+      <w:r>
+        <w:rPr>
+          <w:u w:val="single"/>
+        </w:rPr>
+        <w:t>Case 3: Open Website from Search Query</w:t>
+      </w:r>
+    </w:p>
+    <w:p>
+      <w:pPr>
+        <w:pStyle w:val="ListParagraph"/>
+        <w:numPr>
+          <w:ilvl w:val="0"/>
+          <w:numId w:val="1"/>
+        </w:numPr>
+      </w:pPr>
+      <w:r>
+        <w:t>User wants to open a website after entering a search query</w:t>
+      </w:r>
+    </w:p>
+    <w:p>
+      <w:pPr>
+        <w:pStyle w:val="ListParagraph"/>
+        <w:numPr>
+          <w:ilvl w:val="0"/>
+          <w:numId w:val="1"/>
+        </w:numPr>
+      </w:pPr>
+      <w:r>
+        <w:t>User clicks on the website they want to open</w:t>
+      </w:r>
+    </w:p>
+    <w:p>
+      <w:pPr>
+        <w:pStyle w:val="ListParagraph"/>
+        <w:numPr>
+          <w:ilvl w:val="0"/>
+          <w:numId w:val="1"/>
+        </w:numPr>
+      </w:pPr>
+      <w:r>
+        <w:t>System performs security checks on the URL to generate a security score</w:t>
+      </w:r>
+    </w:p>
+    <w:p>
+      <w:pPr>
+        <w:pStyle w:val="ListParagraph"/>
+        <w:numPr>
+          <w:ilvl w:val="0"/>
+          <w:numId w:val="1"/>
+        </w:numPr>
+      </w:pPr>
+      <w:r>
+        <w:t>If the security score is 0-50, the URL is loaded</w:t>
+      </w:r>
+    </w:p>
+    <w:p>
+      <w:pPr>
+        <w:pStyle w:val="ListParagraph"/>
+        <w:numPr>
+          <w:ilvl w:val="0"/>
+          <w:numId w:val="1"/>
+        </w:numPr>
+      </w:pPr>
+      <w:r>
+        <w:t>If the security score is 50-100, a warning is presented, with the URL loaded after this warning is accepted</w:t>
+      </w:r>
+    </w:p>
+    <w:p>
+      <w:pPr>
+        <w:pStyle w:val="ListParagraph"/>
+        <w:numPr>
+          <w:ilvl w:val="0"/>
+          <w:numId w:val="1"/>
+        </w:numPr>
+      </w:pPr>
+      <w:r>
+        <w:t>If the security score is 100+, the URL is automatically blocked with no override</w:t>
+      </w:r>
+    </w:p>
+    <w:p>
+      <w:pPr>
+        <w:rPr>
+          <w:u w:val="single"/>
+        </w:rPr>
+      </w:pPr>
+      <w:r>
+        <w:rPr>
+          <w:u w:val="single"/>
+        </w:rPr>
+        <w:t>Case 4: Download File</w:t>
+      </w:r>
+    </w:p>
+    <w:p>
+      <w:pPr>
+        <w:pStyle w:val="ListParagraph"/>
+        <w:numPr>
+          <w:ilvl w:val="0"/>
+          <w:numId w:val="1"/>
+        </w:numPr>
+      </w:pPr>
+      <w:r>
+        <w:t>User wants to download a file from a website</w:t>
+      </w:r>
+    </w:p>
+    <w:p>
+      <w:pPr>
+        <w:pStyle w:val="ListParagraph"/>
+        <w:numPr>
+          <w:ilvl w:val="0"/>
+          <w:numId w:val="1"/>
+        </w:numPr>
+      </w:pPr>
+      <w:r>
+        <w:t>User clicks on the download link</w:t>
+      </w:r>
+    </w:p>
+    <w:p>
+      <w:pPr>
+        <w:pStyle w:val="ListParagraph"/>
+        <w:numPr>
+          <w:ilvl w:val="0"/>
+          <w:numId w:val="1"/>
+        </w:numPr>
+      </w:pPr>
+      <w:r>
+        <w:t>System intercepts the request before the download can begin</w:t>
+      </w:r>
+    </w:p>
+    <w:p>
+      <w:pPr>
+        <w:pStyle w:val="ListParagraph"/>
+        <w:numPr>
+          <w:ilvl w:val="0"/>
+          <w:numId w:val="1"/>
+        </w:numPr>
+      </w:pPr>
+      <w:r>
+        <w:t>File is scanned for typically malicious file extensions</w:t>
+      </w:r>
+      <w:r>
+        <w:t xml:space="preserve"> and valid signatures</w:t>
+      </w:r>
+    </w:p>
+    <w:p>
+      <w:pPr>
+        <w:pStyle w:val="ListParagraph"/>
+        <w:numPr>
+          <w:ilvl w:val="0"/>
+          <w:numId w:val="1"/>
+        </w:numPr>
+      </w:pPr>
+      <w:r>
+        <w:t>If the download is deemed safe, it is allowed and stored on user’s device</w:t>
+      </w:r>
+    </w:p>
+    <w:p>
+      <w:pPr>
+        <w:pStyle w:val="ListParagraph"/>
+        <w:numPr>
+          <w:ilvl w:val="0"/>
+          <w:numId w:val="1"/>
+        </w:numPr>
+      </w:pPr>
+      <w:r>
+        <w:t>If the download is deemed dangerous, it is blocked and user is warned</w:t>
+      </w:r>
+    </w:p>
+    <w:p>
+      <w:pPr>
+        <w:rPr>
+          <w:u w:val="single"/>
+        </w:rPr>
+      </w:pPr>
+    </w:p>
+    <w:p>
+      <w:pPr>
+        <w:rPr>
+          <w:u w:val="single"/>
+        </w:rPr>
+      </w:pPr>
+      <w:r>
+        <w:rPr>
+          <w:u w:val="single"/>
+        </w:rPr>
+        <w:lastRenderedPageBreak/>
+        <w:t>Case 5: View Downloads</w:t>
+      </w:r>
+    </w:p>
+    <w:p>
+      <w:pPr>
+        <w:pStyle w:val="ListParagraph"/>
+        <w:numPr>
+          <w:ilvl w:val="0"/>
+          <w:numId w:val="1"/>
+        </w:numPr>
+      </w:pPr>
+      <w:r>
+        <w:t>User wants to view downloads</w:t>
+      </w:r>
+    </w:p>
+    <w:p>
+      <w:pPr>
+        <w:pStyle w:val="ListParagraph"/>
+        <w:numPr>
+          <w:ilvl w:val="0"/>
+          <w:numId w:val="1"/>
+        </w:numPr>
+      </w:pPr>
+      <w:r>
+        <w:t>User clicks on downloads button in taskbar</w:t>
+      </w:r>
+    </w:p>
+    <w:p>
+      <w:pPr>
+        <w:pStyle w:val="ListParagraph"/>
+        <w:numPr>
+          <w:ilvl w:val="0"/>
+          <w:numId w:val="1"/>
+        </w:numPr>
+      </w:pPr>
+      <w:r>
+        <w:t>System displays 5 most recent downloads and a ‘view all’ button in a pop-up menu</w:t>
+      </w:r>
+    </w:p>
+    <w:p>
+      <w:pPr>
+        <w:pStyle w:val="ListParagraph"/>
+        <w:numPr>
+          <w:ilvl w:val="0"/>
+          <w:numId w:val="1"/>
+        </w:numPr>
+      </w:pPr>
+      <w:r>
+        <w:t>User clicks on view all button</w:t>
+      </w:r>
+    </w:p>
+    <w:p>
+      <w:pPr>
+        <w:pStyle w:val="ListParagraph"/>
+        <w:numPr>
+          <w:ilvl w:val="0"/>
+          <w:numId w:val="1"/>
+        </w:numPr>
+      </w:pPr>
+      <w:r>
+        <w:t>System displays all downloads available in that browser instance</w:t>
+      </w:r>
+    </w:p>
+    <w:p>
+      <w:pPr>
+        <w:rPr>
+          <w:u w:val="single"/>
+        </w:rPr>
+      </w:pPr>
+      <w:r>
+        <w:rPr>
+          <w:u w:val="single"/>
+        </w:rPr>
+        <w:t>Case 6: Play Quiz</w:t>
+      </w:r>
+    </w:p>
+    <w:p>
+      <w:pPr>
+        <w:pStyle w:val="ListParagraph"/>
+        <w:numPr>
+          <w:ilvl w:val="0"/>
+          <w:numId w:val="1"/>
+        </w:numPr>
+      </w:pPr>
+      <w:r>
+        <w:t>User wants to do daily / weekly quiz</w:t>
+      </w:r>
+    </w:p>
+    <w:p>
+      <w:pPr>
+        <w:pStyle w:val="ListParagraph"/>
+        <w:numPr>
+          <w:ilvl w:val="0"/>
+          <w:numId w:val="1"/>
+        </w:numPr>
+      </w:pPr>
+      <w:r>
+        <w:t>User selects daily / weekly quiz from dashboard</w:t>
+      </w:r>
+    </w:p>
+    <w:p>
+      <w:pPr>
+        <w:pStyle w:val="ListParagraph"/>
+        <w:numPr>
+          <w:ilvl w:val="0"/>
+          <w:numId w:val="1"/>
+        </w:numPr>
+      </w:pPr>
+      <w:r>
+        <w:t>System loads 5 questions for daily quiz or 15 questions for weekly quiz, randomly generated from Firebase</w:t>
+      </w:r>
+    </w:p>
+    <w:p>
+      <w:pPr>
+        <w:pStyle w:val="ListParagraph"/>
+        <w:numPr>
+          <w:ilvl w:val="0"/>
+          <w:numId w:val="1"/>
+        </w:numPr>
+      </w:pPr>
+      <w:r>
+        <w:t>System checks user’s answers and calculates a final score which is displayed to the user</w:t>
+      </w:r>
+    </w:p>
+    <w:p>
+      <w:pPr>
+        <w:rPr>
+          <w:u w:val="single"/>
+        </w:rPr>
+      </w:pPr>
+      <w:r>
+        <w:rPr>
+          <w:u w:val="single"/>
+        </w:rPr>
+        <w:t>Case 7: Change Setting</w:t>
+      </w:r>
+      <w:r>
+        <w:rPr>
+          <w:u w:val="single"/>
+        </w:rPr>
+        <w:t>s</w:t>
+      </w:r>
+    </w:p>
+    <w:p>
+      <w:pPr>
+        <w:pStyle w:val="ListParagraph"/>
+        <w:numPr>
+          <w:ilvl w:val="0"/>
+          <w:numId w:val="1"/>
+        </w:numPr>
+      </w:pPr>
+      <w:r>
+        <w:t>User wants to change settings</w:t>
+      </w:r>
+    </w:p>
+    <w:p>
+      <w:pPr>
+        <w:pStyle w:val="ListParagraph"/>
+        <w:numPr>
+          <w:ilvl w:val="0"/>
+          <w:numId w:val="1"/>
+        </w:numPr>
+      </w:pPr>
+      <w:r>
+        <w:t>User opens settings menu</w:t>
+      </w:r>
+    </w:p>
+    <w:p>
+      <w:pPr>
+        <w:pStyle w:val="ListParagraph"/>
+        <w:numPr>
+          <w:ilvl w:val="0"/>
+          <w:numId w:val="1"/>
+        </w:numPr>
+      </w:pPr>
+      <w:r>
+        <w:t>If signed in, user enters a pin</w:t>
+      </w:r>
+    </w:p>
+    <w:p>
+      <w:pPr>
+        <w:pStyle w:val="ListParagraph"/>
+        <w:numPr>
+          <w:ilvl w:val="0"/>
+          <w:numId w:val="1"/>
+        </w:numPr>
+      </w:pPr>
+      <w:r>
+        <w:t>If browsing as guest, system asks for sign in</w:t>
+      </w:r>
+    </w:p>
+    <w:p>
+      <w:pPr>
+        <w:pStyle w:val="ListParagraph"/>
+        <w:numPr>
+          <w:ilvl w:val="0"/>
+          <w:numId w:val="1"/>
+        </w:numPr>
+      </w:pPr>
+      <w:r>
+        <w:t>User selects a setting to change and updates their preferences</w:t>
+      </w:r>
+    </w:p>
+    <w:p>
+      <w:pPr>
+        <w:pStyle w:val="ListParagraph"/>
+        <w:numPr>
+          <w:ilvl w:val="0"/>
+          <w:numId w:val="1"/>
+        </w:numPr>
+      </w:pPr>
+      <w:r>
+        <w:t>System saves changes into Firebase</w:t>
+      </w:r>
+    </w:p>
+    <w:p>
+      <w:pPr>
+        <w:pStyle w:val="ListParagraph"/>
+        <w:numPr>
+          <w:ilvl w:val="0"/>
+          <w:numId w:val="1"/>
+        </w:numPr>
+      </w:pPr>
+      <w:r>
+        <w:t>Setting is updated immediately</w:t>
+      </w:r>
+    </w:p>
+    <w:p>
+      <w:pPr>
+        <w:rPr>
+          <w:u w:val="single"/>
+        </w:rPr>
+      </w:pPr>
+      <w:r>
+        <w:rPr>
+          <w:u w:val="single"/>
+        </w:rPr>
+        <w:t>Case 8:</w:t>
+      </w:r>
+      <w:r>
+        <w:rPr>
+          <w:u w:val="single"/>
+        </w:rPr>
+        <w:t xml:space="preserve"> View Dashboard</w:t>
+      </w:r>
+    </w:p>
+    <w:p>
+      <w:pPr>
+        <w:pStyle w:val="ListParagraph"/>
+        <w:numPr>
+          <w:ilvl w:val="0"/>
+          <w:numId w:val="1"/>
+        </w:numPr>
+      </w:pPr>
+      <w:r>
+        <w:t>User wants to view the dashboard</w:t>
+      </w:r>
+    </w:p>
+    <w:p>
+      <w:pPr>
+        <w:pStyle w:val="ListParagraph"/>
+        <w:numPr>
+          <w:ilvl w:val="0"/>
+          <w:numId w:val="1"/>
+        </w:numPr>
+      </w:pPr>
+      <w:r>
+        <w:t>User clicks on the dashboard button</w:t>
+      </w:r>
+    </w:p>
+    <w:p>
+      <w:pPr>
+        <w:pStyle w:val="ListParagraph"/>
+        <w:numPr>
+          <w:ilvl w:val="0"/>
+          <w:numId w:val="1"/>
+        </w:numPr>
+      </w:pPr>
+      <w:r>
+        <w:t>System retrieves their statistics from Firebase and displays them within the dashboard page</w:t>
+      </w:r>
+    </w:p>
+    <w:p>
+      <w:pPr>
+        <w:rPr>
+          <w:u w:val="single"/>
+        </w:rPr>
+      </w:pPr>
+      <w:r>
+        <w:rPr>
+          <w:u w:val="single"/>
+        </w:rPr>
+        <w:t>Case 9:</w:t>
+      </w:r>
+      <w:r>
+        <w:rPr>
+          <w:u w:val="single"/>
+        </w:rPr>
+        <w:t xml:space="preserve"> Receive Security Warning</w:t>
+      </w:r>
+    </w:p>
+    <w:p>
+      <w:pPr>
+        <w:pStyle w:val="ListParagraph"/>
+        <w:numPr>
+          <w:ilvl w:val="0"/>
+          <w:numId w:val="1"/>
+        </w:numPr>
+      </w:pPr>
+      <w:r>
+        <w:t>User wants to access a dangerous site</w:t>
+      </w:r>
+    </w:p>
+    <w:p>
+      <w:pPr>
+        <w:pStyle w:val="ListParagraph"/>
+        <w:numPr>
+          <w:ilvl w:val="0"/>
+          <w:numId w:val="1"/>
+        </w:numPr>
+      </w:pPr>
+      <w:r>
+        <w:t xml:space="preserve">System flags the site as being a security score of 50+ so identifies it as </w:t>
+      </w:r>
+      <w:r>
+        <w:t>suspicious</w:t>
+      </w:r>
+    </w:p>
+    <w:p>
+      <w:pPr>
+        <w:pStyle w:val="ListParagraph"/>
+        <w:numPr>
+          <w:ilvl w:val="0"/>
+          <w:numId w:val="1"/>
+        </w:numPr>
+      </w:pPr>
+      <w:r>
+        <w:t>System blocks the user from accessing the site with a warning to say why</w:t>
+      </w:r>
+    </w:p>
+    <w:p>
+      <w:pPr>
+        <w:pStyle w:val="ListParagraph"/>
+        <w:numPr>
+          <w:ilvl w:val="0"/>
+          <w:numId w:val="1"/>
+        </w:numPr>
+      </w:pPr>
+      <w:r>
+        <w:t>If security score is 50-100, user can override the warning and continue to the site</w:t>
+      </w:r>
+    </w:p>
+    <w:p>
+      <w:pPr>
+        <w:pStyle w:val="ListParagraph"/>
+        <w:numPr>
+          <w:ilvl w:val="0"/>
+          <w:numId w:val="1"/>
+        </w:numPr>
+      </w:pPr>
+      <w:r>
+        <w:t>If security score is 100+, user cannot override the warning and site is permanently blocked</w:t>
+      </w:r>
+    </w:p>
+    <w:p>
+      <w:pPr>
+        <w:rPr>
+          <w:u w:val="single"/>
+        </w:rPr>
+      </w:pPr>
+    </w:p>
+    <w:p>
+      <w:pPr>
+        <w:rPr>
+          <w:u w:val="single"/>
+        </w:rPr>
+      </w:pPr>
+      <w:r>
+        <w:rPr>
+          <w:u w:val="single"/>
+        </w:rPr>
+        <w:lastRenderedPageBreak/>
+        <w:t>Case 10:</w:t>
+      </w:r>
+      <w:r>
+        <w:rPr>
+          <w:u w:val="single"/>
+        </w:rPr>
+        <w:t xml:space="preserve"> Sign Out</w:t>
+      </w:r>
+    </w:p>
+    <w:p>
+      <w:pPr>
+        <w:pStyle w:val="ListParagraph"/>
+        <w:numPr>
+          <w:ilvl w:val="0"/>
+          <w:numId w:val="1"/>
+        </w:numPr>
+      </w:pPr>
+      <w:r>
+        <w:t>User wants to sign out of their account</w:t>
+      </w:r>
+    </w:p>
+    <w:p>
+      <w:pPr>
+        <w:pStyle w:val="ListParagraph"/>
+        <w:numPr>
+          <w:ilvl w:val="0"/>
+          <w:numId w:val="1"/>
+        </w:numPr>
+      </w:pPr>
+      <w:r>
+        <w:t>User clicks sign out button</w:t>
+      </w:r>
+    </w:p>
+    <w:p>
+      <w:pPr>
+        <w:pStyle w:val="ListParagraph"/>
+        <w:numPr>
+          <w:ilvl w:val="0"/>
+          <w:numId w:val="1"/>
+        </w:numPr>
+      </w:pPr>
+      <w:r>
+        <w:t>User is signed out of their session</w:t>
+      </w:r>
+    </w:p>
+    <w:p>
+      <w:pPr>
+        <w:pStyle w:val="ListParagraph"/>
+        <w:numPr>
+          <w:ilvl w:val="0"/>
+          <w:numId w:val="1"/>
+        </w:numPr>
+      </w:pPr>
+      <w:r>
+        <w:t>Browser displays sign in screen</w:t>
       </w:r>
     </w:p>
     <w:p/>
@@ -3187,7 +4062,7 @@
           <w:szCs w:val="36"/>
         </w:rPr>
       </w:pPr>
-      <w:bookmarkStart w:id="18" w:name="_Toc222737347"/>
+      <w:bookmarkStart w:id="18" w:name="_Toc224672353"/>
       <w:r>
         <w:rPr>
           <w:b/>
@@ -3278,13 +4153,8 @@
           <w:numId w:val="1"/>
         </w:numPr>
       </w:pPr>
-      <w:proofErr w:type="spellStart"/>
-      <w:r>
-        <w:t>ChatGPT</w:t>
-      </w:r>
-      <w:proofErr w:type="spellEnd"/>
-      <w:r>
-        <w:t xml:space="preserve"> was used for debugging purposes and clarification of language (</w:t>
+      <w:r>
+        <w:t>ChatGPT was used for debugging purposes and clarification of language (</w:t>
       </w:r>
       <w:hyperlink r:id="rId13" w:history="1">
         <w:r>
@@ -3375,12 +4245,7 @@
         </w:r>
       </w:hyperlink>
       <w:r>
-        <w:t>,</w:t>
-      </w:r>
-      <w:bookmarkStart w:id="19" w:name="_GoBack"/>
-      <w:bookmarkEnd w:id="19"/>
-      <w:r>
-        <w:t xml:space="preserve"> </w:t>
+        <w:t xml:space="preserve">, </w:t>
       </w:r>
       <w:hyperlink r:id="rId18" w:history="1">
         <w:r>
@@ -3408,7 +4273,7 @@
           <w:szCs w:val="36"/>
         </w:rPr>
       </w:pPr>
-      <w:bookmarkStart w:id="20" w:name="_Toc222737348"/>
+      <w:bookmarkStart w:id="19" w:name="_Toc224672354"/>
       <w:r>
         <w:rPr>
           <w:b/>
@@ -3420,196 +4285,208 @@
         </w:rPr>
         <w:t>Database</w:t>
       </w:r>
+      <w:bookmarkEnd w:id="19"/>
+    </w:p>
+    <w:p>
+      <w:pPr>
+        <w:pStyle w:val="ListParagraph"/>
+        <w:numPr>
+          <w:ilvl w:val="0"/>
+          <w:numId w:val="1"/>
+        </w:numPr>
+      </w:pPr>
+      <w:r>
+        <w:t>Needs to store basic user information</w:t>
+      </w:r>
+    </w:p>
+    <w:p>
+      <w:pPr>
+        <w:pStyle w:val="ListParagraph"/>
+        <w:numPr>
+          <w:ilvl w:val="0"/>
+          <w:numId w:val="1"/>
+        </w:numPr>
+      </w:pPr>
+      <w:r>
+        <w:t>Will use Firebase as it allows for automatic hashing of passwords and can also enable Google OAUTH rather than having to make a specific account</w:t>
+      </w:r>
+    </w:p>
+    <w:p>
+      <w:pPr>
+        <w:pStyle w:val="ListParagraph"/>
+        <w:numPr>
+          <w:ilvl w:val="0"/>
+          <w:numId w:val="1"/>
+        </w:numPr>
+      </w:pPr>
+      <w:r>
+        <w:t xml:space="preserve">The information that </w:t>
+      </w:r>
+      <w:r>
+        <w:t>should</w:t>
+      </w:r>
+      <w:r>
+        <w:t xml:space="preserve"> be stored is:</w:t>
+      </w:r>
+    </w:p>
+    <w:p>
+      <w:pPr>
+        <w:pStyle w:val="ListParagraph"/>
+        <w:numPr>
+          <w:ilvl w:val="2"/>
+          <w:numId w:val="1"/>
+        </w:numPr>
+      </w:pPr>
+      <w:bookmarkStart w:id="20" w:name="OLE_LINK1"/>
+      <w:r>
+        <w:t>Username / User ID</w:t>
+      </w:r>
+    </w:p>
+    <w:p>
+      <w:pPr>
+        <w:pStyle w:val="ListParagraph"/>
+        <w:numPr>
+          <w:ilvl w:val="2"/>
+          <w:numId w:val="1"/>
+        </w:numPr>
+      </w:pPr>
+      <w:r>
+        <w:t>XP amount</w:t>
+      </w:r>
+    </w:p>
+    <w:p>
+      <w:pPr>
+        <w:pStyle w:val="ListParagraph"/>
+        <w:numPr>
+          <w:ilvl w:val="2"/>
+          <w:numId w:val="1"/>
+        </w:numPr>
+      </w:pPr>
+      <w:r>
+        <w:t>XP history (to display recent changes on dashboard)</w:t>
+      </w:r>
+    </w:p>
+    <w:p>
+      <w:pPr>
+        <w:pStyle w:val="ListParagraph"/>
+        <w:numPr>
+          <w:ilvl w:val="2"/>
+          <w:numId w:val="1"/>
+        </w:numPr>
+      </w:pPr>
+      <w:r>
+        <w:t>Level</w:t>
+      </w:r>
+    </w:p>
+    <w:p>
+      <w:pPr>
+        <w:pStyle w:val="ListParagraph"/>
+        <w:numPr>
+          <w:ilvl w:val="2"/>
+          <w:numId w:val="1"/>
+        </w:numPr>
+      </w:pPr>
+      <w:r>
+        <w:t>Safe day streak</w:t>
+      </w:r>
+    </w:p>
+    <w:p>
+      <w:pPr>
+        <w:pStyle w:val="ListParagraph"/>
+        <w:numPr>
+          <w:ilvl w:val="2"/>
+          <w:numId w:val="1"/>
+        </w:numPr>
+      </w:pPr>
+      <w:r>
+        <w:t>Number of sites blocked</w:t>
+      </w:r>
+    </w:p>
+    <w:p>
+      <w:pPr>
+        <w:pStyle w:val="ListParagraph"/>
+        <w:numPr>
+          <w:ilvl w:val="2"/>
+          <w:numId w:val="1"/>
+        </w:numPr>
+      </w:pPr>
+      <w:r>
+        <w:t>Number of downloads blocked</w:t>
+      </w:r>
+    </w:p>
+    <w:p>
+      <w:pPr>
+        <w:pStyle w:val="ListParagraph"/>
+        <w:numPr>
+          <w:ilvl w:val="2"/>
+          <w:numId w:val="1"/>
+        </w:numPr>
+      </w:pPr>
+      <w:r>
+        <w:t>Number of warnings ignored</w:t>
+      </w:r>
+    </w:p>
+    <w:p>
+      <w:pPr>
+        <w:pStyle w:val="ListParagraph"/>
+        <w:numPr>
+          <w:ilvl w:val="2"/>
+          <w:numId w:val="1"/>
+        </w:numPr>
+      </w:pPr>
+      <w:r>
+        <w:lastRenderedPageBreak/>
+        <w:t>Number of cookies deleted</w:t>
+      </w:r>
+    </w:p>
+    <w:p>
+      <w:pPr>
+        <w:pStyle w:val="ListParagraph"/>
+        <w:numPr>
+          <w:ilvl w:val="2"/>
+          <w:numId w:val="1"/>
+        </w:numPr>
+      </w:pPr>
+      <w:r>
+        <w:t>User’s settings (appearance / is search history enabled / are cookies set to clear etc.)</w:t>
+      </w:r>
+    </w:p>
+    <w:p>
+      <w:pPr>
+        <w:pStyle w:val="ListParagraph"/>
+        <w:numPr>
+          <w:ilvl w:val="2"/>
+          <w:numId w:val="1"/>
+        </w:numPr>
+      </w:pPr>
+      <w:r>
+        <w:t>Quiz questions + answers (daily / weekly)</w:t>
+      </w:r>
+    </w:p>
+    <w:p>
+      <w:pPr>
+        <w:pStyle w:val="ListParagraph"/>
+        <w:numPr>
+          <w:ilvl w:val="2"/>
+          <w:numId w:val="1"/>
+        </w:numPr>
+      </w:pPr>
+      <w:r>
+        <w:t>Challenges</w:t>
+      </w:r>
       <w:bookmarkEnd w:id="20"/>
     </w:p>
     <w:p>
       <w:pPr>
         <w:pStyle w:val="ListParagraph"/>
         <w:numPr>
-          <w:ilvl w:val="0"/>
-          <w:numId w:val="1"/>
-        </w:numPr>
-      </w:pPr>
-      <w:r>
-        <w:t>Needs to store basic user information</w:t>
-      </w:r>
-    </w:p>
-    <w:p>
-      <w:pPr>
-        <w:pStyle w:val="ListParagraph"/>
-        <w:numPr>
-          <w:ilvl w:val="0"/>
-          <w:numId w:val="1"/>
-        </w:numPr>
-      </w:pPr>
-      <w:r>
-        <w:t>Will use Firebase as it allows for automatic hashing of passwords and can also enable Google OAUTH rather than having to make a specific account</w:t>
-      </w:r>
-    </w:p>
-    <w:p>
-      <w:pPr>
-        <w:pStyle w:val="ListParagraph"/>
-        <w:numPr>
-          <w:ilvl w:val="0"/>
-          <w:numId w:val="1"/>
-        </w:numPr>
-      </w:pPr>
-      <w:r>
-        <w:t xml:space="preserve">The information that </w:t>
-      </w:r>
-      <w:r>
-        <w:t>should</w:t>
-      </w:r>
-      <w:r>
-        <w:t xml:space="preserve"> be stored is:</w:t>
-      </w:r>
-    </w:p>
-    <w:p>
-      <w:pPr>
-        <w:pStyle w:val="ListParagraph"/>
-        <w:numPr>
           <w:ilvl w:val="2"/>
           <w:numId w:val="1"/>
         </w:numPr>
       </w:pPr>
-      <w:bookmarkStart w:id="21" w:name="OLE_LINK1"/>
-      <w:r>
-        <w:t>Username / User ID</w:t>
-      </w:r>
-    </w:p>
-    <w:p>
-      <w:pPr>
-        <w:pStyle w:val="ListParagraph"/>
-        <w:numPr>
-          <w:ilvl w:val="2"/>
-          <w:numId w:val="1"/>
-        </w:numPr>
-      </w:pPr>
-      <w:r>
-        <w:t>XP amount</w:t>
-      </w:r>
-    </w:p>
-    <w:p>
-      <w:pPr>
-        <w:pStyle w:val="ListParagraph"/>
-        <w:numPr>
-          <w:ilvl w:val="2"/>
-          <w:numId w:val="1"/>
-        </w:numPr>
-      </w:pPr>
-      <w:r>
-        <w:t>XP history (to display recent changes on dashboard)</w:t>
-      </w:r>
-    </w:p>
-    <w:p>
-      <w:pPr>
-        <w:pStyle w:val="ListParagraph"/>
-        <w:numPr>
-          <w:ilvl w:val="2"/>
-          <w:numId w:val="1"/>
-        </w:numPr>
-      </w:pPr>
-      <w:r>
-        <w:t>Level</w:t>
-      </w:r>
-    </w:p>
-    <w:p>
-      <w:pPr>
-        <w:pStyle w:val="ListParagraph"/>
-        <w:numPr>
-          <w:ilvl w:val="2"/>
-          <w:numId w:val="1"/>
-        </w:numPr>
-      </w:pPr>
-      <w:r>
-        <w:t>Safe day streak</w:t>
-      </w:r>
-    </w:p>
-    <w:p>
-      <w:pPr>
-        <w:pStyle w:val="ListParagraph"/>
-        <w:numPr>
-          <w:ilvl w:val="2"/>
-          <w:numId w:val="1"/>
-        </w:numPr>
-      </w:pPr>
-      <w:r>
-        <w:t>Number of sites blocked</w:t>
-      </w:r>
-    </w:p>
-    <w:p>
-      <w:pPr>
-        <w:pStyle w:val="ListParagraph"/>
-        <w:numPr>
-          <w:ilvl w:val="2"/>
-          <w:numId w:val="1"/>
-        </w:numPr>
-      </w:pPr>
-      <w:r>
-        <w:t>Number of downloads blocked</w:t>
-      </w:r>
-    </w:p>
-    <w:p>
-      <w:pPr>
-        <w:pStyle w:val="ListParagraph"/>
-        <w:numPr>
-          <w:ilvl w:val="2"/>
-          <w:numId w:val="1"/>
-        </w:numPr>
-      </w:pPr>
-      <w:r>
-        <w:t>Number of warnings ignored</w:t>
-      </w:r>
-    </w:p>
-    <w:p>
-      <w:pPr>
-        <w:pStyle w:val="ListParagraph"/>
-        <w:numPr>
-          <w:ilvl w:val="2"/>
-          <w:numId w:val="1"/>
-        </w:numPr>
-      </w:pPr>
-      <w:r>
-        <w:t>Number of cookies deleted</w:t>
-      </w:r>
-    </w:p>
-    <w:p>
-      <w:pPr>
-        <w:pStyle w:val="ListParagraph"/>
-        <w:numPr>
-          <w:ilvl w:val="2"/>
-          <w:numId w:val="1"/>
-        </w:numPr>
-      </w:pPr>
-      <w:r>
-        <w:t>User’s settings (appearance / is search history enabled / are cookies set to clear etc.)</w:t>
-      </w:r>
-    </w:p>
-    <w:p>
-      <w:pPr>
-        <w:pStyle w:val="ListParagraph"/>
-        <w:numPr>
-          <w:ilvl w:val="2"/>
-          <w:numId w:val="1"/>
-        </w:numPr>
-      </w:pPr>
-      <w:r>
-        <w:lastRenderedPageBreak/>
-        <w:t>Quiz questions + answers (daily / weekly)</w:t>
-      </w:r>
-    </w:p>
-    <w:p>
-      <w:pPr>
-        <w:pStyle w:val="ListParagraph"/>
-        <w:numPr>
-          <w:ilvl w:val="2"/>
-          <w:numId w:val="1"/>
-        </w:numPr>
-      </w:pPr>
-      <w:r>
-        <w:t>Challenges</w:t>
-      </w:r>
-      <w:bookmarkEnd w:id="21"/>
+      <w:r>
+        <w:t>Timestamps for creation date and last login</w:t>
+      </w:r>
     </w:p>
     <w:p/>
     <w:p>
@@ -3625,6 +4502,7 @@
           <w:szCs w:val="32"/>
         </w:rPr>
       </w:pPr>
+      <w:bookmarkStart w:id="21" w:name="_Toc224672355"/>
       <w:r>
         <w:rPr>
           <w:b/>
@@ -3636,6 +4514,7 @@
         </w:rPr>
         <w:t>Parental Controls</w:t>
       </w:r>
+      <w:bookmarkEnd w:id="21"/>
     </w:p>
     <w:p>
       <w:pPr>
@@ -3824,7 +4703,7 @@
 </file>
 
 <file path=word/numbering.xml><?xml version="1.0" encoding="utf-8"?>
-<w:numbering xmlns:wpc="http://schemas.microsoft.com/office/word/2010/wordprocessingCanvas" xmlns:cx="http://schemas.microsoft.com/office/drawing/2014/chartex" xmlns:cx1="http://schemas.microsoft.com/office/drawing/2015/9/8/chartex" xmlns:cx2="http://schemas.microsoft.com/office/drawing/2015/10/21/chartex" xmlns:cx3="http://schemas.microsoft.com/office/drawing/2016/5/9/chartex" xmlns:cx4="http://schemas.microsoft.com/office/drawing/2016/5/10/chartex" xmlns:cx5="http://schemas.microsoft.com/office/drawing/2016/5/11/chartex" xmlns:cx6="http://schemas.microsoft.com/office/drawing/2016/5/12/chartex" xmlns:cx7="http://schemas.microsoft.com/office/drawing/2016/5/13/chartex" xmlns:cx8="http://schemas.microsoft.com/office/drawing/2016/5/14/chartex" xmlns:mc="http://schemas.openxmlformats.org/markup-compatibility/2006" xmlns:aink="http://schemas.microsoft.com/office/drawing/2016/ink" xmlns:am3d="http://schemas.microsoft.com/office/drawing/2017/model3d" xmlns:o="urn:schemas-microsoft-com:office:office" xmlns:r="http://schemas.openxmlformats.org/officeDocument/2006/relationships" xmlns:m="http://schemas.openxmlformats.org/officeDocument/2006/math" xmlns:v="urn:schemas-microsoft-com:vml" xmlns:wp14="http://schemas.microsoft.com/office/word/2010/wordprocessingDrawing" xmlns:wp="http://schemas.openxmlformats.org/drawingml/2006/wordprocessingDrawing" xmlns:w10="urn:schemas-microsoft-com:office:word" xmlns:w="http://schemas.openxmlformats.org/wordprocessingml/2006/main" xmlns:w14="http://schemas.microsoft.com/office/word/2010/wordml" xmlns:w15="http://schemas.microsoft.com/office/word/2012/wordml" xmlns:w16cid="http://schemas.microsoft.com/office/word/2016/wordml/cid" xmlns:w16se="http://schemas.microsoft.com/office/word/2015/wordml/symex" xmlns:wpg="http://schemas.microsoft.com/office/word/2010/wordprocessingGroup" xmlns:wpi="http://schemas.microsoft.com/office/word/2010/wordprocessingInk" xmlns:wne="http://schemas.microsoft.com/office/word/2006/wordml" xmlns:wps="http://schemas.microsoft.com/office/word/2010/wordprocessingShape" mc:Ignorable="w14 w15 w16se w16cid wp14">
+<w:numbering xmlns:wpc="http://schemas.microsoft.com/office/word/2010/wordprocessingCanvas" xmlns:cx="http://schemas.microsoft.com/office/drawing/2014/chartex" xmlns:cx1="http://schemas.microsoft.com/office/drawing/2015/9/8/chartex" xmlns:cx2="http://schemas.microsoft.com/office/drawing/2015/10/21/chartex" xmlns:cx3="http://schemas.microsoft.com/office/drawing/2016/5/9/chartex" xmlns:cx4="http://schemas.microsoft.com/office/drawing/2016/5/10/chartex" xmlns:cx5="http://schemas.microsoft.com/office/drawing/2016/5/11/chartex" xmlns:cx6="http://schemas.microsoft.com/office/drawing/2016/5/12/chartex" xmlns:cx7="http://schemas.microsoft.com/office/drawing/2016/5/13/chartex" xmlns:cx8="http://schemas.microsoft.com/office/drawing/2016/5/14/chartex" xmlns:mc="http://schemas.openxmlformats.org/markup-compatibility/2006" xmlns:aink="http://schemas.microsoft.com/office/drawing/2016/ink" xmlns:am3d="http://schemas.microsoft.com/office/drawing/2017/model3d" xmlns:o="urn:schemas-microsoft-com:office:office" xmlns:oel="http://schemas.microsoft.com/office/2019/extlst" xmlns:r="http://schemas.openxmlformats.org/officeDocument/2006/relationships" xmlns:m="http://schemas.openxmlformats.org/officeDocument/2006/math" xmlns:v="urn:schemas-microsoft-com:vml" xmlns:wp14="http://schemas.microsoft.com/office/word/2010/wordprocessingDrawing" xmlns:wp="http://schemas.openxmlformats.org/drawingml/2006/wordprocessingDrawing" xmlns:w10="urn:schemas-microsoft-com:office:word" xmlns:w="http://schemas.openxmlformats.org/wordprocessingml/2006/main" xmlns:w14="http://schemas.microsoft.com/office/word/2010/wordml" xmlns:w15="http://schemas.microsoft.com/office/word/2012/wordml" xmlns:w16cex="http://schemas.microsoft.com/office/word/2018/wordml/cex" xmlns:w16cid="http://schemas.microsoft.com/office/word/2016/wordml/cid" xmlns:w16="http://schemas.microsoft.com/office/word/2018/wordml" xmlns:w16du="http://schemas.microsoft.com/office/word/2023/wordml/word16du" xmlns:w16sdtdh="http://schemas.microsoft.com/office/word/2020/wordml/sdtdatahash" xmlns:w16sdtfl="http://schemas.microsoft.com/office/word/2024/wordml/sdtformatlock" xmlns:w16se="http://schemas.microsoft.com/office/word/2015/wordml/symex" xmlns:wpg="http://schemas.microsoft.com/office/word/2010/wordprocessingGroup" xmlns:wpi="http://schemas.microsoft.com/office/word/2010/wordprocessingInk" xmlns:wne="http://schemas.microsoft.com/office/word/2006/wordml" xmlns:wps="http://schemas.microsoft.com/office/word/2010/wordprocessingShape" mc:Ignorable="w14 w15 w16se w16cid w16 w16cex w16sdtdh w16sdtfl w16du wp14">
   <w:abstractNum w:abstractNumId="0" w15:restartNumberingAfterBreak="0">
     <w:nsid w:val="22EF6F06"/>
     <w:multiLevelType w:val="hybridMultilevel"/>
@@ -4583,35 +5462,35 @@
       </w:pPr>
     </w:lvl>
   </w:abstractNum>
-  <w:num w:numId="1">
+  <w:num w:numId="1" w16cid:durableId="583956496">
     <w:abstractNumId w:val="5"/>
   </w:num>
-  <w:num w:numId="2">
+  <w:num w:numId="2" w16cid:durableId="1628707438">
     <w:abstractNumId w:val="6"/>
   </w:num>
-  <w:num w:numId="3">
+  <w:num w:numId="3" w16cid:durableId="1107388948">
     <w:abstractNumId w:val="3"/>
   </w:num>
-  <w:num w:numId="4">
+  <w:num w:numId="4" w16cid:durableId="1882087432">
     <w:abstractNumId w:val="4"/>
   </w:num>
-  <w:num w:numId="5">
+  <w:num w:numId="5" w16cid:durableId="177472015">
     <w:abstractNumId w:val="7"/>
   </w:num>
-  <w:num w:numId="6">
+  <w:num w:numId="6" w16cid:durableId="1226916489">
     <w:abstractNumId w:val="1"/>
   </w:num>
-  <w:num w:numId="7">
+  <w:num w:numId="7" w16cid:durableId="602538694">
     <w:abstractNumId w:val="2"/>
   </w:num>
-  <w:num w:numId="8">
+  <w:num w:numId="8" w16cid:durableId="839539077">
     <w:abstractNumId w:val="0"/>
   </w:num>
 </w:numbering>
 </file>
 
 <file path=word/styles.xml><?xml version="1.0" encoding="utf-8"?>
-<w:styles xmlns:mc="http://schemas.openxmlformats.org/markup-compatibility/2006" xmlns:r="http://schemas.openxmlformats.org/officeDocument/2006/relationships" xmlns:w="http://schemas.openxmlformats.org/wordprocessingml/2006/main" xmlns:w14="http://schemas.microsoft.com/office/word/2010/wordml" xmlns:w15="http://schemas.microsoft.com/office/word/2012/wordml" xmlns:w16cid="http://schemas.microsoft.com/office/word/2016/wordml/cid" xmlns:w16se="http://schemas.microsoft.com/office/word/2015/wordml/symex" mc:Ignorable="w14 w15 w16se w16cid">
+<w:styles xmlns:mc="http://schemas.openxmlformats.org/markup-compatibility/2006" xmlns:r="http://schemas.openxmlformats.org/officeDocument/2006/relationships" xmlns:w="http://schemas.openxmlformats.org/wordprocessingml/2006/main" xmlns:w14="http://schemas.microsoft.com/office/word/2010/wordml" xmlns:w15="http://schemas.microsoft.com/office/word/2012/wordml" xmlns:w16cex="http://schemas.microsoft.com/office/word/2018/wordml/cex" xmlns:w16cid="http://schemas.microsoft.com/office/word/2016/wordml/cid" xmlns:w16="http://schemas.microsoft.com/office/word/2018/wordml" xmlns:w16du="http://schemas.microsoft.com/office/word/2023/wordml/word16du" xmlns:w16sdtdh="http://schemas.microsoft.com/office/word/2020/wordml/sdtdatahash" xmlns:w16sdtfl="http://schemas.microsoft.com/office/word/2024/wordml/sdtformatlock" xmlns:w16se="http://schemas.microsoft.com/office/word/2015/wordml/symex" mc:Ignorable="w14 w15 w16se w16cid w16 w16cex w16sdtdh w16sdtfl w16du">
   <w:docDefaults>
     <w:rPrDefault>
       <w:rPr>
@@ -4629,7 +5508,7 @@
       </w:pPr>
     </w:pPrDefault>
   </w:docDefaults>
-  <w:latentStyles w:defLockedState="0" w:defUIPriority="99" w:defSemiHidden="0" w:defUnhideWhenUsed="0" w:defQFormat="0" w:count="375">
+  <w:latentStyles w:defLockedState="0" w:defUIPriority="99" w:defSemiHidden="0" w:defUnhideWhenUsed="0" w:defQFormat="0" w:count="376">
     <w:lsdException w:name="Normal" w:uiPriority="0" w:qFormat="1"/>
     <w:lsdException w:name="heading 1" w:uiPriority="9" w:qFormat="1"/>
     <w:lsdException w:name="heading 2" w:semiHidden="1" w:uiPriority="9" w:unhideWhenUsed="1" w:qFormat="1"/>
@@ -5005,6 +5884,7 @@
     <w:lsdException w:name="Smart Hyperlink" w:semiHidden="1" w:unhideWhenUsed="1"/>
     <w:lsdException w:name="Hashtag" w:semiHidden="1" w:unhideWhenUsed="1"/>
     <w:lsdException w:name="Unresolved Mention" w:semiHidden="1" w:unhideWhenUsed="1"/>
+    <w:lsdException w:name="Smart Link" w:semiHidden="1" w:unhideWhenUsed="1"/>
   </w:latentStyles>
   <w:style w:type="paragraph" w:default="1" w:styleId="Normal">
     <w:name w:val="Normal"/>

--- a/COMP3000 Final Document.docx
+++ b/COMP3000 Final Document.docx
@@ -2054,9 +2054,11 @@
         <w:lastRenderedPageBreak/>
         <w:t xml:space="preserve">will include things like how many times they have overridden blocks, how many times they have attempted to visit blocked sites etc. The dashboard will also be the location of where they can customise the browser, and where they will see how many experience </w:t>
       </w:r>
+      <w:proofErr w:type="gramStart"/>
       <w:r>
         <w:t>points</w:t>
       </w:r>
+      <w:proofErr w:type="gramEnd"/>
       <w:r>
         <w:t xml:space="preserve"> they have and what level they are. Lastly, this will be where the quizzes and potential games are stored to allow them to gain bonus points for learning about safe browsing</w:t>
       </w:r>
@@ -2927,7 +2929,15 @@
         <w:t xml:space="preserve">At minimum, I want to have all elements of this taskbar implemented and able to perform their tasks. As a stretch task, </w:t>
       </w:r>
       <w:r>
-        <w:t>I want to aim to have all elements of the taskbar be customisable for each user, such as changing the colour, font and size of the taskbar, as well as repositioning each element of the taskbar. The design of the buttons are open to change in the final implementation.</w:t>
+        <w:t xml:space="preserve">I want to aim to have all elements of the taskbar be customisable for each user, such as changing the colour, font and size of the taskbar, as well as repositioning each element of the taskbar. The design of the buttons </w:t>
+      </w:r>
+      <w:proofErr w:type="gramStart"/>
+      <w:r>
+        <w:t>are</w:t>
+      </w:r>
+      <w:proofErr w:type="gramEnd"/>
+      <w:r>
+        <w:t xml:space="preserve"> open to change in the final implementation.</w:t>
       </w:r>
     </w:p>
     <w:p/>
@@ -4692,6 +4702,634 @@
         <w:t>Plug into free VPN provider</w:t>
       </w:r>
     </w:p>
+    <w:p>
+      <w:pPr>
+        <w:pStyle w:val="Heading1"/>
+        <w:jc w:val="center"/>
+        <w:rPr>
+          <w:b/>
+          <w:bCs/>
+          <w:i/>
+          <w:iCs/>
+          <w:sz w:val="32"/>
+          <w:szCs w:val="32"/>
+        </w:rPr>
+      </w:pPr>
+      <w:r>
+        <w:rPr>
+          <w:b/>
+          <w:bCs/>
+          <w:i/>
+          <w:iCs/>
+          <w:sz w:val="32"/>
+          <w:szCs w:val="32"/>
+        </w:rPr>
+        <w:lastRenderedPageBreak/>
+        <w:t>Risk Score Calculation</w:t>
+      </w:r>
+    </w:p>
+    <w:p>
+      <w:pPr>
+        <w:pStyle w:val="ListParagraph"/>
+        <w:numPr>
+          <w:ilvl w:val="0"/>
+          <w:numId w:val="1"/>
+        </w:numPr>
+      </w:pPr>
+      <w:r>
+        <w:t>Uses multiple functions to determine the security of a website before the user loads it and either warns them if it is potentially risky, or blocks them if it is almost certainly risky</w:t>
+      </w:r>
+    </w:p>
+    <w:p>
+      <w:pPr>
+        <w:pStyle w:val="ListParagraph"/>
+        <w:numPr>
+          <w:ilvl w:val="0"/>
+          <w:numId w:val="1"/>
+        </w:numPr>
+      </w:pPr>
+      <w:r>
+        <w:t>Features used to block sites are:</w:t>
+      </w:r>
+    </w:p>
+    <w:p>
+      <w:pPr>
+        <w:pStyle w:val="ListParagraph"/>
+        <w:numPr>
+          <w:ilvl w:val="2"/>
+          <w:numId w:val="1"/>
+        </w:numPr>
+      </w:pPr>
+      <w:r>
+        <w:t>HTTP vs HTTPS:</w:t>
+      </w:r>
+    </w:p>
+    <w:p>
+      <w:pPr>
+        <w:pStyle w:val="ListParagraph"/>
+        <w:numPr>
+          <w:ilvl w:val="3"/>
+          <w:numId w:val="1"/>
+        </w:numPr>
+      </w:pPr>
+      <w:r>
+        <w:t>Looks at the protocol being used and adds to risk score if using HTTP</w:t>
+      </w:r>
+    </w:p>
+    <w:p>
+      <w:pPr>
+        <w:pStyle w:val="ListParagraph"/>
+        <w:numPr>
+          <w:ilvl w:val="2"/>
+          <w:numId w:val="1"/>
+        </w:numPr>
+      </w:pPr>
+      <w:r>
+        <w:t>Domain name checks:</w:t>
+      </w:r>
+    </w:p>
+    <w:p>
+      <w:pPr>
+        <w:pStyle w:val="ListParagraph"/>
+        <w:numPr>
+          <w:ilvl w:val="3"/>
+          <w:numId w:val="1"/>
+        </w:numPr>
+      </w:pPr>
+      <w:r>
+        <w:t>Checks the formatting of the domain name and adds to risk score if it contains a variety of pre-determined risks such as:</w:t>
+      </w:r>
+    </w:p>
+    <w:p>
+      <w:pPr>
+        <w:pStyle w:val="ListParagraph"/>
+        <w:numPr>
+          <w:ilvl w:val="4"/>
+          <w:numId w:val="1"/>
+        </w:numPr>
+      </w:pPr>
+      <w:r>
+        <w:t>Containing phishing words</w:t>
+      </w:r>
+    </w:p>
+    <w:p>
+      <w:pPr>
+        <w:pStyle w:val="ListParagraph"/>
+        <w:numPr>
+          <w:ilvl w:val="4"/>
+          <w:numId w:val="1"/>
+        </w:numPr>
+      </w:pPr>
+      <w:r>
+        <w:t>Repeated hyphens</w:t>
+      </w:r>
+    </w:p>
+    <w:p>
+      <w:pPr>
+        <w:pStyle w:val="ListParagraph"/>
+        <w:numPr>
+          <w:ilvl w:val="4"/>
+          <w:numId w:val="1"/>
+        </w:numPr>
+      </w:pPr>
+      <w:r>
+        <w:t>Long domain name</w:t>
+      </w:r>
+    </w:p>
+    <w:p>
+      <w:pPr>
+        <w:pStyle w:val="ListParagraph"/>
+        <w:numPr>
+          <w:ilvl w:val="4"/>
+          <w:numId w:val="1"/>
+        </w:numPr>
+      </w:pPr>
+      <w:r>
+        <w:t>If it is an IP address rather than URL</w:t>
+      </w:r>
+    </w:p>
+    <w:p>
+      <w:pPr>
+        <w:pStyle w:val="ListParagraph"/>
+        <w:numPr>
+          <w:ilvl w:val="4"/>
+          <w:numId w:val="1"/>
+        </w:numPr>
+      </w:pPr>
+      <w:r>
+        <w:t>If it contains ‘</w:t>
+      </w:r>
+      <w:proofErr w:type="spellStart"/>
+      <w:r>
+        <w:t>xn</w:t>
+      </w:r>
+      <w:proofErr w:type="spellEnd"/>
+      <w:r>
+        <w:t>--’ which indicates a homograph attack since browsers represent Unicode as that</w:t>
+      </w:r>
+    </w:p>
+    <w:p>
+      <w:pPr>
+        <w:pStyle w:val="ListParagraph"/>
+        <w:numPr>
+          <w:ilvl w:val="4"/>
+          <w:numId w:val="1"/>
+        </w:numPr>
+      </w:pPr>
+      <w:r>
+        <w:t>If it contains ‘@’ symbol</w:t>
+      </w:r>
+    </w:p>
+    <w:p>
+      <w:pPr>
+        <w:pStyle w:val="ListParagraph"/>
+        <w:numPr>
+          <w:ilvl w:val="4"/>
+          <w:numId w:val="1"/>
+        </w:numPr>
+      </w:pPr>
+      <w:r>
+        <w:t>If it has more than 3 dots</w:t>
+      </w:r>
+    </w:p>
+    <w:p>
+      <w:pPr>
+        <w:pStyle w:val="ListParagraph"/>
+        <w:numPr>
+          <w:ilvl w:val="2"/>
+          <w:numId w:val="1"/>
+        </w:numPr>
+      </w:pPr>
+      <w:r>
+        <w:t>TLS certification validation:</w:t>
+      </w:r>
+    </w:p>
+    <w:p>
+      <w:pPr>
+        <w:pStyle w:val="ListParagraph"/>
+        <w:numPr>
+          <w:ilvl w:val="3"/>
+          <w:numId w:val="1"/>
+        </w:numPr>
+      </w:pPr>
+      <w:r>
+        <w:t>Checks to make sure the site has a valid TLS certificate with a built-in electron function</w:t>
+      </w:r>
+    </w:p>
+    <w:p>
+      <w:pPr>
+        <w:pStyle w:val="ListParagraph"/>
+        <w:numPr>
+          <w:ilvl w:val="3"/>
+          <w:numId w:val="1"/>
+        </w:numPr>
+      </w:pPr>
+      <w:r>
+        <w:t>Instant block to the site if it does not have a valid certificate</w:t>
+      </w:r>
+    </w:p>
+    <w:p>
+      <w:pPr>
+        <w:pStyle w:val="ListParagraph"/>
+        <w:numPr>
+          <w:ilvl w:val="2"/>
+          <w:numId w:val="1"/>
+        </w:numPr>
+      </w:pPr>
+      <w:r>
+        <w:t>Domain age checks:</w:t>
+      </w:r>
+    </w:p>
+    <w:p>
+      <w:pPr>
+        <w:pStyle w:val="ListParagraph"/>
+        <w:numPr>
+          <w:ilvl w:val="3"/>
+          <w:numId w:val="1"/>
+        </w:numPr>
+      </w:pPr>
+      <w:r>
+        <w:t xml:space="preserve">Runs the domain name through a </w:t>
+      </w:r>
+      <w:proofErr w:type="spellStart"/>
+      <w:r>
+        <w:t>WhoIs</w:t>
+      </w:r>
+      <w:proofErr w:type="spellEnd"/>
+      <w:r>
+        <w:t xml:space="preserve"> search and adds to the risk score if the age of the domain is relatively new:</w:t>
+      </w:r>
+    </w:p>
+    <w:p>
+      <w:pPr>
+        <w:pStyle w:val="ListParagraph"/>
+        <w:numPr>
+          <w:ilvl w:val="4"/>
+          <w:numId w:val="1"/>
+        </w:numPr>
+      </w:pPr>
+      <w:r>
+        <w:t>Less than 30 days</w:t>
+      </w:r>
+    </w:p>
+    <w:p>
+      <w:pPr>
+        <w:pStyle w:val="ListParagraph"/>
+        <w:numPr>
+          <w:ilvl w:val="4"/>
+          <w:numId w:val="1"/>
+        </w:numPr>
+      </w:pPr>
+      <w:r>
+        <w:t>Between 30 and 90 days</w:t>
+      </w:r>
+    </w:p>
+    <w:p>
+      <w:pPr>
+        <w:pStyle w:val="ListParagraph"/>
+        <w:numPr>
+          <w:ilvl w:val="4"/>
+          <w:numId w:val="1"/>
+        </w:numPr>
+      </w:pPr>
+      <w:r>
+        <w:t>Between 90 and 365 days</w:t>
+      </w:r>
+    </w:p>
+    <w:p>
+      <w:pPr>
+        <w:pStyle w:val="ListParagraph"/>
+        <w:numPr>
+          <w:ilvl w:val="4"/>
+          <w:numId w:val="1"/>
+        </w:numPr>
+      </w:pPr>
+      <w:r>
+        <w:t>Over 365 days</w:t>
+      </w:r>
+    </w:p>
+    <w:p>
+      <w:pPr>
+        <w:pStyle w:val="ListParagraph"/>
+        <w:numPr>
+          <w:ilvl w:val="2"/>
+          <w:numId w:val="1"/>
+        </w:numPr>
+      </w:pPr>
+      <w:r>
+        <w:t>Security header checks</w:t>
+      </w:r>
+      <w:r>
+        <w:t>:</w:t>
+      </w:r>
+    </w:p>
+    <w:p>
+      <w:pPr>
+        <w:pStyle w:val="ListParagraph"/>
+        <w:numPr>
+          <w:ilvl w:val="3"/>
+          <w:numId w:val="1"/>
+        </w:numPr>
+      </w:pPr>
+      <w:r>
+        <w:t>Checks all the HTTP headers from the website and adds to the risk score depending on whether they are there or not (or vice versa for some which are dangerous to have)</w:t>
+      </w:r>
+    </w:p>
+    <w:p>
+      <w:pPr>
+        <w:pStyle w:val="ListParagraph"/>
+        <w:numPr>
+          <w:ilvl w:val="3"/>
+          <w:numId w:val="1"/>
+        </w:numPr>
+      </w:pPr>
+      <w:r>
+        <w:t>Used the following site to get all the headers that could be present:</w:t>
+      </w:r>
+    </w:p>
+    <w:p>
+      <w:pPr>
+        <w:pStyle w:val="ListParagraph"/>
+        <w:numPr>
+          <w:ilvl w:val="4"/>
+          <w:numId w:val="1"/>
+        </w:numPr>
+      </w:pPr>
+      <w:r>
+        <w:t>https://cheatsheetseries.owasp.org/cheatsheets/HTTP_Headers_Cheat_Sheet.html</w:t>
+      </w:r>
+    </w:p>
+    <w:p>
+      <w:pPr>
+        <w:pStyle w:val="ListParagraph"/>
+        <w:numPr>
+          <w:ilvl w:val="3"/>
+          <w:numId w:val="1"/>
+        </w:numPr>
+      </w:pPr>
+      <w:r>
+        <w:lastRenderedPageBreak/>
+        <w:t>Filtered through to then determine which headers are security-focussed and which ones aren’t to make sure there wasn’t excessive flagging</w:t>
+      </w:r>
+    </w:p>
+    <w:p>
+      <w:pPr>
+        <w:pStyle w:val="ListParagraph"/>
+        <w:numPr>
+          <w:ilvl w:val="2"/>
+          <w:numId w:val="1"/>
+        </w:numPr>
+      </w:pPr>
+      <w:r>
+        <w:t>Redirect analysis:</w:t>
+      </w:r>
+    </w:p>
+    <w:p>
+      <w:pPr>
+        <w:pStyle w:val="ListParagraph"/>
+        <w:numPr>
+          <w:ilvl w:val="3"/>
+          <w:numId w:val="1"/>
+        </w:numPr>
+      </w:pPr>
+    </w:p>
+    <w:p>
+      <w:pPr>
+        <w:pStyle w:val="ListParagraph"/>
+        <w:numPr>
+          <w:ilvl w:val="2"/>
+          <w:numId w:val="1"/>
+        </w:numPr>
+      </w:pPr>
+      <w:proofErr w:type="spellStart"/>
+      <w:r>
+        <w:t>Typosquatting</w:t>
+      </w:r>
+      <w:proofErr w:type="spellEnd"/>
+      <w:r>
+        <w:t xml:space="preserve"> check:</w:t>
+      </w:r>
+    </w:p>
+    <w:p>
+      <w:pPr>
+        <w:pStyle w:val="ListParagraph"/>
+        <w:numPr>
+          <w:ilvl w:val="3"/>
+          <w:numId w:val="1"/>
+        </w:numPr>
+      </w:pPr>
+      <w:r>
+        <w:t xml:space="preserve">Utilises the </w:t>
+      </w:r>
+      <w:proofErr w:type="spellStart"/>
+      <w:r>
+        <w:t>npm</w:t>
+      </w:r>
+      <w:proofErr w:type="spellEnd"/>
+      <w:r>
+        <w:t xml:space="preserve"> Talisman package and the built-in </w:t>
+      </w:r>
+      <w:proofErr w:type="spellStart"/>
+      <w:r>
+        <w:t>damerauLevenshtein</w:t>
+      </w:r>
+      <w:proofErr w:type="spellEnd"/>
+      <w:r>
+        <w:t xml:space="preserve"> to determine how close the URL is to a known URL:</w:t>
+      </w:r>
+    </w:p>
+    <w:p>
+      <w:pPr>
+        <w:pStyle w:val="ListParagraph"/>
+        <w:numPr>
+          <w:ilvl w:val="4"/>
+          <w:numId w:val="1"/>
+        </w:numPr>
+      </w:pPr>
+      <w:hyperlink r:id="rId19" w:history="1">
+        <w:r>
+          <w:rPr>
+            <w:rStyle w:val="Hyperlink"/>
+          </w:rPr>
+          <w:t>https://www.npmjs.com/package/talisman?activeTab=versions</w:t>
+        </w:r>
+      </w:hyperlink>
+    </w:p>
+    <w:p>
+      <w:pPr>
+        <w:pStyle w:val="ListParagraph"/>
+        <w:numPr>
+          <w:ilvl w:val="4"/>
+          <w:numId w:val="1"/>
+        </w:numPr>
+      </w:pPr>
+      <w:hyperlink r:id="rId20" w:history="1">
+        <w:r>
+          <w:rPr>
+            <w:rStyle w:val="Hyperlink"/>
+          </w:rPr>
+          <w:t>https://github.com/yomguithereal/talisman</w:t>
+        </w:r>
+      </w:hyperlink>
+    </w:p>
+    <w:p>
+      <w:pPr>
+        <w:pStyle w:val="ListParagraph"/>
+        <w:numPr>
+          <w:ilvl w:val="3"/>
+          <w:numId w:val="1"/>
+        </w:numPr>
+      </w:pPr>
+      <w:r>
+        <w:t>Adds to risk score depending on how close the URL is</w:t>
+      </w:r>
+    </w:p>
+    <w:p>
+      <w:pPr>
+        <w:pStyle w:val="ListParagraph"/>
+        <w:numPr>
+          <w:ilvl w:val="3"/>
+          <w:numId w:val="1"/>
+        </w:numPr>
+      </w:pPr>
+      <w:r>
+        <w:t xml:space="preserve">Opted to use Talisman over other </w:t>
+      </w:r>
+      <w:proofErr w:type="spellStart"/>
+      <w:r>
+        <w:t>npm</w:t>
+      </w:r>
+      <w:proofErr w:type="spellEnd"/>
+      <w:r>
+        <w:t xml:space="preserve"> packages (fast-</w:t>
+      </w:r>
+      <w:proofErr w:type="spellStart"/>
+      <w:r>
+        <w:t>levenshtein</w:t>
+      </w:r>
+      <w:proofErr w:type="spellEnd"/>
+      <w:r>
+        <w:t xml:space="preserve">, </w:t>
+      </w:r>
+      <w:proofErr w:type="spellStart"/>
+      <w:r>
+        <w:t>js-levenshtein</w:t>
+      </w:r>
+      <w:proofErr w:type="spellEnd"/>
+      <w:r>
+        <w:t xml:space="preserve"> etc.) as it has the largest library and is the best for swapped letters due to using </w:t>
+      </w:r>
+      <w:proofErr w:type="spellStart"/>
+      <w:r>
+        <w:t>Damerau-Levenshtein</w:t>
+      </w:r>
+      <w:proofErr w:type="spellEnd"/>
+      <w:r>
+        <w:t xml:space="preserve"> algorithm instead of just </w:t>
+      </w:r>
+      <w:proofErr w:type="spellStart"/>
+      <w:r>
+        <w:t>Levenshtein</w:t>
+      </w:r>
+      <w:proofErr w:type="spellEnd"/>
+      <w:r>
+        <w:t xml:space="preserve"> algorithm</w:t>
+      </w:r>
+    </w:p>
+    <w:p>
+      <w:pPr>
+        <w:pStyle w:val="ListParagraph"/>
+        <w:numPr>
+          <w:ilvl w:val="3"/>
+          <w:numId w:val="1"/>
+        </w:numPr>
+      </w:pPr>
+      <w:r>
+        <w:t>Had to split domains into multiple parts to check for distances in the host and subdomains</w:t>
+      </w:r>
+    </w:p>
+    <w:p>
+      <w:pPr>
+        <w:pStyle w:val="ListParagraph"/>
+        <w:numPr>
+          <w:ilvl w:val="3"/>
+          <w:numId w:val="1"/>
+        </w:numPr>
+      </w:pPr>
+      <w:r>
+        <w:t>Does not run the distance checking function if the host name of the URL entered matches in the known domains list</w:t>
+      </w:r>
+    </w:p>
+    <w:p>
+      <w:pPr>
+        <w:pStyle w:val="ListParagraph"/>
+        <w:numPr>
+          <w:ilvl w:val="3"/>
+          <w:numId w:val="1"/>
+        </w:numPr>
+      </w:pPr>
+      <w:r>
+        <w:t>Updates the risk score based on the lowest distance to a known domain instead of to all domains</w:t>
+      </w:r>
+    </w:p>
+    <w:p>
+      <w:pPr>
+        <w:pStyle w:val="ListParagraph"/>
+        <w:numPr>
+          <w:ilvl w:val="3"/>
+          <w:numId w:val="1"/>
+        </w:numPr>
+      </w:pPr>
+      <w:r>
+        <w:t xml:space="preserve">Used the following source to identify which domains should be included in </w:t>
+      </w:r>
+      <w:proofErr w:type="spellStart"/>
+      <w:r>
+        <w:t>knownDomains</w:t>
+      </w:r>
+      <w:proofErr w:type="spellEnd"/>
+      <w:r>
+        <w:t xml:space="preserve"> as they are highest risk:</w:t>
+      </w:r>
+    </w:p>
+    <w:p>
+      <w:pPr>
+        <w:pStyle w:val="ListParagraph"/>
+        <w:numPr>
+          <w:ilvl w:val="4"/>
+          <w:numId w:val="1"/>
+        </w:numPr>
+      </w:pPr>
+      <w:hyperlink r:id="rId21" w:history="1">
+        <w:r>
+          <w:rPr>
+            <w:rStyle w:val="Hyperlink"/>
+          </w:rPr>
+          <w:t>https://www.zscaler.com/blogs/security-research/phishing-typosquatting-and-brand-impersonation-trends-and-tactics</w:t>
+        </w:r>
+      </w:hyperlink>
+    </w:p>
+    <w:p>
+      <w:pPr>
+        <w:pStyle w:val="ListParagraph"/>
+        <w:numPr>
+          <w:ilvl w:val="2"/>
+          <w:numId w:val="1"/>
+        </w:numPr>
+      </w:pPr>
+      <w:r>
+        <w:t>DNS Check:</w:t>
+      </w:r>
+    </w:p>
+    <w:p>
+      <w:pPr>
+        <w:pStyle w:val="ListParagraph"/>
+        <w:numPr>
+          <w:ilvl w:val="3"/>
+          <w:numId w:val="1"/>
+        </w:numPr>
+      </w:pPr>
+    </w:p>
     <w:sectPr>
       <w:pgSz w:w="11906" w:h="16838"/>
       <w:pgMar w:top="1440" w:right="1440" w:bottom="1440" w:left="1440" w:header="708" w:footer="708" w:gutter="0"/>
@@ -4705,6 +5343,27 @@
 <file path=word/numbering.xml><?xml version="1.0" encoding="utf-8"?>
 <w:numbering xmlns:wpc="http://schemas.microsoft.com/office/word/2010/wordprocessingCanvas" xmlns:cx="http://schemas.microsoft.com/office/drawing/2014/chartex" xmlns:cx1="http://schemas.microsoft.com/office/drawing/2015/9/8/chartex" xmlns:cx2="http://schemas.microsoft.com/office/drawing/2015/10/21/chartex" xmlns:cx3="http://schemas.microsoft.com/office/drawing/2016/5/9/chartex" xmlns:cx4="http://schemas.microsoft.com/office/drawing/2016/5/10/chartex" xmlns:cx5="http://schemas.microsoft.com/office/drawing/2016/5/11/chartex" xmlns:cx6="http://schemas.microsoft.com/office/drawing/2016/5/12/chartex" xmlns:cx7="http://schemas.microsoft.com/office/drawing/2016/5/13/chartex" xmlns:cx8="http://schemas.microsoft.com/office/drawing/2016/5/14/chartex" xmlns:mc="http://schemas.openxmlformats.org/markup-compatibility/2006" xmlns:aink="http://schemas.microsoft.com/office/drawing/2016/ink" xmlns:am3d="http://schemas.microsoft.com/office/drawing/2017/model3d" xmlns:o="urn:schemas-microsoft-com:office:office" xmlns:oel="http://schemas.microsoft.com/office/2019/extlst" xmlns:r="http://schemas.openxmlformats.org/officeDocument/2006/relationships" xmlns:m="http://schemas.openxmlformats.org/officeDocument/2006/math" xmlns:v="urn:schemas-microsoft-com:vml" xmlns:wp14="http://schemas.microsoft.com/office/word/2010/wordprocessingDrawing" xmlns:wp="http://schemas.openxmlformats.org/drawingml/2006/wordprocessingDrawing" xmlns:w10="urn:schemas-microsoft-com:office:word" xmlns:w="http://schemas.openxmlformats.org/wordprocessingml/2006/main" xmlns:w14="http://schemas.microsoft.com/office/word/2010/wordml" xmlns:w15="http://schemas.microsoft.com/office/word/2012/wordml" xmlns:w16cex="http://schemas.microsoft.com/office/word/2018/wordml/cex" xmlns:w16cid="http://schemas.microsoft.com/office/word/2016/wordml/cid" xmlns:w16="http://schemas.microsoft.com/office/word/2018/wordml" xmlns:w16du="http://schemas.microsoft.com/office/word/2023/wordml/word16du" xmlns:w16sdtdh="http://schemas.microsoft.com/office/word/2020/wordml/sdtdatahash" xmlns:w16sdtfl="http://schemas.microsoft.com/office/word/2024/wordml/sdtformatlock" xmlns:w16se="http://schemas.microsoft.com/office/word/2015/wordml/symex" xmlns:wpg="http://schemas.microsoft.com/office/word/2010/wordprocessingGroup" xmlns:wpi="http://schemas.microsoft.com/office/word/2010/wordprocessingInk" xmlns:wne="http://schemas.microsoft.com/office/word/2006/wordml" xmlns:wps="http://schemas.microsoft.com/office/word/2010/wordprocessingShape" mc:Ignorable="w14 w15 w16se w16cid w16 w16cex w16sdtdh w16sdtfl w16du wp14">
   <w:abstractNum w:abstractNumId="0" w15:restartNumberingAfterBreak="0">
+    <w:nsid w:val="FFFFFF89"/>
+    <w:multiLevelType w:val="singleLevel"/>
+    <w:tmpl w:val="C0644088"/>
+    <w:lvl w:ilvl="0">
+      <w:start w:val="1"/>
+      <w:numFmt w:val="bullet"/>
+      <w:pStyle w:val="ListBullet"/>
+      <w:lvlText w:val=""/>
+      <w:lvlJc w:val="left"/>
+      <w:pPr>
+        <w:tabs>
+          <w:tab w:val="num" w:pos="360"/>
+        </w:tabs>
+        <w:ind w:left="360" w:hanging="360"/>
+      </w:pPr>
+      <w:rPr>
+        <w:rFonts w:ascii="Symbol" w:hAnsi="Symbol" w:hint="default"/>
+      </w:rPr>
+    </w:lvl>
+  </w:abstractNum>
+  <w:abstractNum w:abstractNumId="1" w15:restartNumberingAfterBreak="0">
     <w:nsid w:val="22EF6F06"/>
     <w:multiLevelType w:val="hybridMultilevel"/>
     <w:tmpl w:val="4F88ACF2"/>
@@ -4793,7 +5452,7 @@
       </w:pPr>
     </w:lvl>
   </w:abstractNum>
-  <w:abstractNum w:abstractNumId="1" w15:restartNumberingAfterBreak="0">
+  <w:abstractNum w:abstractNumId="2" w15:restartNumberingAfterBreak="0">
     <w:nsid w:val="33575069"/>
     <w:multiLevelType w:val="hybridMultilevel"/>
     <w:tmpl w:val="9A1A7006"/>
@@ -4882,7 +5541,7 @@
       </w:pPr>
     </w:lvl>
   </w:abstractNum>
-  <w:abstractNum w:abstractNumId="2" w15:restartNumberingAfterBreak="0">
+  <w:abstractNum w:abstractNumId="3" w15:restartNumberingAfterBreak="0">
     <w:nsid w:val="349856B2"/>
     <w:multiLevelType w:val="hybridMultilevel"/>
     <w:tmpl w:val="FCAABF2C"/>
@@ -4971,7 +5630,7 @@
       </w:pPr>
     </w:lvl>
   </w:abstractNum>
-  <w:abstractNum w:abstractNumId="3" w15:restartNumberingAfterBreak="0">
+  <w:abstractNum w:abstractNumId="4" w15:restartNumberingAfterBreak="0">
     <w:nsid w:val="39F830E9"/>
     <w:multiLevelType w:val="hybridMultilevel"/>
     <w:tmpl w:val="A8D8134C"/>
@@ -5060,7 +5719,7 @@
       </w:pPr>
     </w:lvl>
   </w:abstractNum>
-  <w:abstractNum w:abstractNumId="4" w15:restartNumberingAfterBreak="0">
+  <w:abstractNum w:abstractNumId="5" w15:restartNumberingAfterBreak="0">
     <w:nsid w:val="45D661E7"/>
     <w:multiLevelType w:val="hybridMultilevel"/>
     <w:tmpl w:val="6D863CA4"/>
@@ -5149,7 +5808,7 @@
       </w:pPr>
     </w:lvl>
   </w:abstractNum>
-  <w:abstractNum w:abstractNumId="5" w15:restartNumberingAfterBreak="0">
+  <w:abstractNum w:abstractNumId="6" w15:restartNumberingAfterBreak="0">
     <w:nsid w:val="4EA72E76"/>
     <w:multiLevelType w:val="hybridMultilevel"/>
     <w:tmpl w:val="4FDE4972"/>
@@ -5188,6 +5847,118 @@
         <w:rFonts w:ascii="Wingdings" w:hAnsi="Wingdings" w:hint="default"/>
       </w:rPr>
     </w:lvl>
+    <w:lvl w:ilvl="3" w:tplc="08090001">
+      <w:start w:val="1"/>
+      <w:numFmt w:val="bullet"/>
+      <w:lvlText w:val=""/>
+      <w:lvlJc w:val="left"/>
+      <w:pPr>
+        <w:ind w:left="2880" w:hanging="360"/>
+      </w:pPr>
+      <w:rPr>
+        <w:rFonts w:ascii="Symbol" w:hAnsi="Symbol" w:hint="default"/>
+      </w:rPr>
+    </w:lvl>
+    <w:lvl w:ilvl="4" w:tplc="08090003">
+      <w:start w:val="1"/>
+      <w:numFmt w:val="bullet"/>
+      <w:lvlText w:val="o"/>
+      <w:lvlJc w:val="left"/>
+      <w:pPr>
+        <w:ind w:left="3600" w:hanging="360"/>
+      </w:pPr>
+      <w:rPr>
+        <w:rFonts w:ascii="Courier New" w:hAnsi="Courier New" w:cs="Courier New" w:hint="default"/>
+      </w:rPr>
+    </w:lvl>
+    <w:lvl w:ilvl="5" w:tplc="08090005">
+      <w:start w:val="1"/>
+      <w:numFmt w:val="bullet"/>
+      <w:lvlText w:val=""/>
+      <w:lvlJc w:val="left"/>
+      <w:pPr>
+        <w:ind w:left="4320" w:hanging="360"/>
+      </w:pPr>
+      <w:rPr>
+        <w:rFonts w:ascii="Wingdings" w:hAnsi="Wingdings" w:hint="default"/>
+      </w:rPr>
+    </w:lvl>
+    <w:lvl w:ilvl="6" w:tplc="08090001" w:tentative="1">
+      <w:start w:val="1"/>
+      <w:numFmt w:val="bullet"/>
+      <w:lvlText w:val=""/>
+      <w:lvlJc w:val="left"/>
+      <w:pPr>
+        <w:ind w:left="5040" w:hanging="360"/>
+      </w:pPr>
+      <w:rPr>
+        <w:rFonts w:ascii="Symbol" w:hAnsi="Symbol" w:hint="default"/>
+      </w:rPr>
+    </w:lvl>
+    <w:lvl w:ilvl="7" w:tplc="08090003" w:tentative="1">
+      <w:start w:val="1"/>
+      <w:numFmt w:val="bullet"/>
+      <w:lvlText w:val="o"/>
+      <w:lvlJc w:val="left"/>
+      <w:pPr>
+        <w:ind w:left="5760" w:hanging="360"/>
+      </w:pPr>
+      <w:rPr>
+        <w:rFonts w:ascii="Courier New" w:hAnsi="Courier New" w:cs="Courier New" w:hint="default"/>
+      </w:rPr>
+    </w:lvl>
+    <w:lvl w:ilvl="8" w:tplc="08090005" w:tentative="1">
+      <w:start w:val="1"/>
+      <w:numFmt w:val="bullet"/>
+      <w:lvlText w:val=""/>
+      <w:lvlJc w:val="left"/>
+      <w:pPr>
+        <w:ind w:left="6480" w:hanging="360"/>
+      </w:pPr>
+      <w:rPr>
+        <w:rFonts w:ascii="Wingdings" w:hAnsi="Wingdings" w:hint="default"/>
+      </w:rPr>
+    </w:lvl>
+  </w:abstractNum>
+  <w:abstractNum w:abstractNumId="7" w15:restartNumberingAfterBreak="0">
+    <w:nsid w:val="56FF33BE"/>
+    <w:multiLevelType w:val="hybridMultilevel"/>
+    <w:tmpl w:val="C6868EAA"/>
+    <w:lvl w:ilvl="0" w:tplc="18A01BD2">
+      <w:numFmt w:val="bullet"/>
+      <w:lvlText w:val="-"/>
+      <w:lvlJc w:val="left"/>
+      <w:pPr>
+        <w:ind w:left="720" w:hanging="360"/>
+      </w:pPr>
+      <w:rPr>
+        <w:rFonts w:ascii="Aptos" w:eastAsiaTheme="minorHAnsi" w:hAnsi="Aptos" w:cstheme="minorBidi" w:hint="default"/>
+      </w:rPr>
+    </w:lvl>
+    <w:lvl w:ilvl="1" w:tplc="08090003" w:tentative="1">
+      <w:start w:val="1"/>
+      <w:numFmt w:val="bullet"/>
+      <w:lvlText w:val="o"/>
+      <w:lvlJc w:val="left"/>
+      <w:pPr>
+        <w:ind w:left="1440" w:hanging="360"/>
+      </w:pPr>
+      <w:rPr>
+        <w:rFonts w:ascii="Courier New" w:hAnsi="Courier New" w:cs="Courier New" w:hint="default"/>
+      </w:rPr>
+    </w:lvl>
+    <w:lvl w:ilvl="2" w:tplc="08090005" w:tentative="1">
+      <w:start w:val="1"/>
+      <w:numFmt w:val="bullet"/>
+      <w:lvlText w:val=""/>
+      <w:lvlJc w:val="left"/>
+      <w:pPr>
+        <w:ind w:left="2160" w:hanging="360"/>
+      </w:pPr>
+      <w:rPr>
+        <w:rFonts w:ascii="Wingdings" w:hAnsi="Wingdings" w:hint="default"/>
+      </w:rPr>
+    </w:lvl>
     <w:lvl w:ilvl="3" w:tplc="08090001" w:tentative="1">
       <w:start w:val="1"/>
       <w:numFmt w:val="bullet"/>
@@ -5261,119 +6032,7 @@
       </w:rPr>
     </w:lvl>
   </w:abstractNum>
-  <w:abstractNum w:abstractNumId="6" w15:restartNumberingAfterBreak="0">
-    <w:nsid w:val="56FF33BE"/>
-    <w:multiLevelType w:val="hybridMultilevel"/>
-    <w:tmpl w:val="C6868EAA"/>
-    <w:lvl w:ilvl="0" w:tplc="18A01BD2">
-      <w:numFmt w:val="bullet"/>
-      <w:lvlText w:val="-"/>
-      <w:lvlJc w:val="left"/>
-      <w:pPr>
-        <w:ind w:left="720" w:hanging="360"/>
-      </w:pPr>
-      <w:rPr>
-        <w:rFonts w:ascii="Aptos" w:eastAsiaTheme="minorHAnsi" w:hAnsi="Aptos" w:cstheme="minorBidi" w:hint="default"/>
-      </w:rPr>
-    </w:lvl>
-    <w:lvl w:ilvl="1" w:tplc="08090003" w:tentative="1">
-      <w:start w:val="1"/>
-      <w:numFmt w:val="bullet"/>
-      <w:lvlText w:val="o"/>
-      <w:lvlJc w:val="left"/>
-      <w:pPr>
-        <w:ind w:left="1440" w:hanging="360"/>
-      </w:pPr>
-      <w:rPr>
-        <w:rFonts w:ascii="Courier New" w:hAnsi="Courier New" w:cs="Courier New" w:hint="default"/>
-      </w:rPr>
-    </w:lvl>
-    <w:lvl w:ilvl="2" w:tplc="08090005" w:tentative="1">
-      <w:start w:val="1"/>
-      <w:numFmt w:val="bullet"/>
-      <w:lvlText w:val=""/>
-      <w:lvlJc w:val="left"/>
-      <w:pPr>
-        <w:ind w:left="2160" w:hanging="360"/>
-      </w:pPr>
-      <w:rPr>
-        <w:rFonts w:ascii="Wingdings" w:hAnsi="Wingdings" w:hint="default"/>
-      </w:rPr>
-    </w:lvl>
-    <w:lvl w:ilvl="3" w:tplc="08090001" w:tentative="1">
-      <w:start w:val="1"/>
-      <w:numFmt w:val="bullet"/>
-      <w:lvlText w:val=""/>
-      <w:lvlJc w:val="left"/>
-      <w:pPr>
-        <w:ind w:left="2880" w:hanging="360"/>
-      </w:pPr>
-      <w:rPr>
-        <w:rFonts w:ascii="Symbol" w:hAnsi="Symbol" w:hint="default"/>
-      </w:rPr>
-    </w:lvl>
-    <w:lvl w:ilvl="4" w:tplc="08090003" w:tentative="1">
-      <w:start w:val="1"/>
-      <w:numFmt w:val="bullet"/>
-      <w:lvlText w:val="o"/>
-      <w:lvlJc w:val="left"/>
-      <w:pPr>
-        <w:ind w:left="3600" w:hanging="360"/>
-      </w:pPr>
-      <w:rPr>
-        <w:rFonts w:ascii="Courier New" w:hAnsi="Courier New" w:cs="Courier New" w:hint="default"/>
-      </w:rPr>
-    </w:lvl>
-    <w:lvl w:ilvl="5" w:tplc="08090005" w:tentative="1">
-      <w:start w:val="1"/>
-      <w:numFmt w:val="bullet"/>
-      <w:lvlText w:val=""/>
-      <w:lvlJc w:val="left"/>
-      <w:pPr>
-        <w:ind w:left="4320" w:hanging="360"/>
-      </w:pPr>
-      <w:rPr>
-        <w:rFonts w:ascii="Wingdings" w:hAnsi="Wingdings" w:hint="default"/>
-      </w:rPr>
-    </w:lvl>
-    <w:lvl w:ilvl="6" w:tplc="08090001" w:tentative="1">
-      <w:start w:val="1"/>
-      <w:numFmt w:val="bullet"/>
-      <w:lvlText w:val=""/>
-      <w:lvlJc w:val="left"/>
-      <w:pPr>
-        <w:ind w:left="5040" w:hanging="360"/>
-      </w:pPr>
-      <w:rPr>
-        <w:rFonts w:ascii="Symbol" w:hAnsi="Symbol" w:hint="default"/>
-      </w:rPr>
-    </w:lvl>
-    <w:lvl w:ilvl="7" w:tplc="08090003" w:tentative="1">
-      <w:start w:val="1"/>
-      <w:numFmt w:val="bullet"/>
-      <w:lvlText w:val="o"/>
-      <w:lvlJc w:val="left"/>
-      <w:pPr>
-        <w:ind w:left="5760" w:hanging="360"/>
-      </w:pPr>
-      <w:rPr>
-        <w:rFonts w:ascii="Courier New" w:hAnsi="Courier New" w:cs="Courier New" w:hint="default"/>
-      </w:rPr>
-    </w:lvl>
-    <w:lvl w:ilvl="8" w:tplc="08090005" w:tentative="1">
-      <w:start w:val="1"/>
-      <w:numFmt w:val="bullet"/>
-      <w:lvlText w:val=""/>
-      <w:lvlJc w:val="left"/>
-      <w:pPr>
-        <w:ind w:left="6480" w:hanging="360"/>
-      </w:pPr>
-      <w:rPr>
-        <w:rFonts w:ascii="Wingdings" w:hAnsi="Wingdings" w:hint="default"/>
-      </w:rPr>
-    </w:lvl>
-  </w:abstractNum>
-  <w:abstractNum w:abstractNumId="7" w15:restartNumberingAfterBreak="0">
+  <w:abstractNum w:abstractNumId="8" w15:restartNumberingAfterBreak="0">
     <w:nsid w:val="69301710"/>
     <w:multiLevelType w:val="hybridMultilevel"/>
     <w:tmpl w:val="540E1DAA"/>
@@ -5463,27 +6122,30 @@
     </w:lvl>
   </w:abstractNum>
   <w:num w:numId="1" w16cid:durableId="583956496">
+    <w:abstractNumId w:val="6"/>
+  </w:num>
+  <w:num w:numId="2" w16cid:durableId="1628707438">
+    <w:abstractNumId w:val="7"/>
+  </w:num>
+  <w:num w:numId="3" w16cid:durableId="1107388948">
+    <w:abstractNumId w:val="4"/>
+  </w:num>
+  <w:num w:numId="4" w16cid:durableId="1882087432">
     <w:abstractNumId w:val="5"/>
   </w:num>
-  <w:num w:numId="2" w16cid:durableId="1628707438">
-    <w:abstractNumId w:val="6"/>
+  <w:num w:numId="5" w16cid:durableId="177472015">
+    <w:abstractNumId w:val="8"/>
   </w:num>
-  <w:num w:numId="3" w16cid:durableId="1107388948">
+  <w:num w:numId="6" w16cid:durableId="1226916489">
+    <w:abstractNumId w:val="2"/>
+  </w:num>
+  <w:num w:numId="7" w16cid:durableId="602538694">
     <w:abstractNumId w:val="3"/>
   </w:num>
-  <w:num w:numId="4" w16cid:durableId="1882087432">
-    <w:abstractNumId w:val="4"/>
-  </w:num>
-  <w:num w:numId="5" w16cid:durableId="177472015">
-    <w:abstractNumId w:val="7"/>
-  </w:num>
-  <w:num w:numId="6" w16cid:durableId="1226916489">
+  <w:num w:numId="8" w16cid:durableId="839539077">
     <w:abstractNumId w:val="1"/>
   </w:num>
-  <w:num w:numId="7" w16cid:durableId="602538694">
-    <w:abstractNumId w:val="2"/>
-  </w:num>
-  <w:num w:numId="8" w16cid:durableId="839539077">
+  <w:num w:numId="9" w16cid:durableId="489445083">
     <w:abstractNumId w:val="0"/>
   </w:num>
 </w:numbering>
@@ -6090,7 +6752,6 @@
   <w:style w:type="character" w:default="1" w:styleId="DefaultParagraphFont">
     <w:name w:val="Default Paragraph Font"/>
     <w:uiPriority w:val="1"/>
-    <w:semiHidden/>
     <w:unhideWhenUsed/>
   </w:style>
   <w:style w:type="table" w:default="1" w:styleId="TableNormal">
@@ -6621,6 +7282,19 @@
       <w:u w:val="single"/>
     </w:rPr>
   </w:style>
+  <w:style w:type="paragraph" w:styleId="ListBullet">
+    <w:name w:val="List Bullet"/>
+    <w:basedOn w:val="Normal"/>
+    <w:uiPriority w:val="99"/>
+    <w:unhideWhenUsed/>
+    <w:rsid w:val="00D513DA"/>
+    <w:pPr>
+      <w:numPr>
+        <w:numId w:val="9"/>
+      </w:numPr>
+      <w:contextualSpacing/>
+    </w:pPr>
+  </w:style>
 </w:styles>
 </file>
 

--- a/COMP3000 Final Document.docx
+++ b/COMP3000 Final Document.docx
@@ -86,7 +86,7 @@
             </w:rPr>
             <w:fldChar w:fldCharType="separate"/>
           </w:r>
-          <w:hyperlink w:anchor="_Toc224672335" w:history="1">
+          <w:hyperlink w:anchor="_Toc226731960" w:history="1">
             <w:r>
               <w:rPr>
                 <w:rStyle w:val="Hyperlink"/>
@@ -113,7 +113,7 @@
                 <w:noProof/>
                 <w:webHidden/>
               </w:rPr>
-              <w:instrText xml:space="preserve"> PAGEREF _Toc224672335 \h </w:instrText>
+              <w:instrText xml:space="preserve"> PAGEREF _Toc226731960 \h </w:instrText>
             </w:r>
             <w:r>
               <w:rPr>
@@ -160,13 +160,13 @@
               <w:lang w:eastAsia="en-GB"/>
             </w:rPr>
           </w:pPr>
-          <w:hyperlink w:anchor="_Toc224672336" w:history="1">
+          <w:hyperlink w:anchor="_Toc226731961" w:history="1">
             <w:r>
               <w:rPr>
                 <w:rStyle w:val="Hyperlink"/>
                 <w:noProof/>
               </w:rPr>
-              <w:t>Features of the Browser and Why</w:t>
+              <w:t>Features</w:t>
             </w:r>
             <w:r>
               <w:rPr>
@@ -187,7 +187,7 @@
                 <w:noProof/>
                 <w:webHidden/>
               </w:rPr>
-              <w:instrText xml:space="preserve"> PAGEREF _Toc224672336 \h </w:instrText>
+              <w:instrText xml:space="preserve"> PAGEREF _Toc226731961 \h </w:instrText>
             </w:r>
             <w:r>
               <w:rPr>
@@ -234,7 +234,7 @@
               <w:lang w:eastAsia="en-GB"/>
             </w:rPr>
           </w:pPr>
-          <w:hyperlink w:anchor="_Toc224672337" w:history="1">
+          <w:hyperlink w:anchor="_Toc226731962" w:history="1">
             <w:r>
               <w:rPr>
                 <w:rStyle w:val="Hyperlink"/>
@@ -261,7 +261,7 @@
                 <w:noProof/>
                 <w:webHidden/>
               </w:rPr>
-              <w:instrText xml:space="preserve"> PAGEREF _Toc224672337 \h </w:instrText>
+              <w:instrText xml:space="preserve"> PAGEREF _Toc226731962 \h </w:instrText>
             </w:r>
             <w:r>
               <w:rPr>
@@ -281,7 +281,7 @@
                 <w:noProof/>
                 <w:webHidden/>
               </w:rPr>
-              <w:t>4</w:t>
+              <w:t>2</w:t>
             </w:r>
             <w:r>
               <w:rPr>
@@ -308,7 +308,7 @@
               <w:lang w:eastAsia="en-GB"/>
             </w:rPr>
           </w:pPr>
-          <w:hyperlink w:anchor="_Toc224672338" w:history="1">
+          <w:hyperlink w:anchor="_Toc226731963" w:history="1">
             <w:r>
               <w:rPr>
                 <w:rStyle w:val="Hyperlink"/>
@@ -335,7 +335,7 @@
                 <w:noProof/>
                 <w:webHidden/>
               </w:rPr>
-              <w:instrText xml:space="preserve"> PAGEREF _Toc224672338 \h </w:instrText>
+              <w:instrText xml:space="preserve"> PAGEREF _Toc226731963 \h </w:instrText>
             </w:r>
             <w:r>
               <w:rPr>
@@ -355,7 +355,7 @@
                 <w:noProof/>
                 <w:webHidden/>
               </w:rPr>
-              <w:t>5</w:t>
+              <w:t>3</w:t>
             </w:r>
             <w:r>
               <w:rPr>
@@ -382,7 +382,7 @@
               <w:lang w:eastAsia="en-GB"/>
             </w:rPr>
           </w:pPr>
-          <w:hyperlink w:anchor="_Toc224672339" w:history="1">
+          <w:hyperlink w:anchor="_Toc226731964" w:history="1">
             <w:r>
               <w:rPr>
                 <w:rStyle w:val="Hyperlink"/>
@@ -409,7 +409,7 @@
                 <w:noProof/>
                 <w:webHidden/>
               </w:rPr>
-              <w:instrText xml:space="preserve"> PAGEREF _Toc224672339 \h </w:instrText>
+              <w:instrText xml:space="preserve"> PAGEREF _Toc226731964 \h </w:instrText>
             </w:r>
             <w:r>
               <w:rPr>
@@ -429,7 +429,7 @@
                 <w:noProof/>
                 <w:webHidden/>
               </w:rPr>
-              <w:t>5</w:t>
+              <w:t>3</w:t>
             </w:r>
             <w:r>
               <w:rPr>
@@ -456,13 +456,13 @@
               <w:lang w:eastAsia="en-GB"/>
             </w:rPr>
           </w:pPr>
-          <w:hyperlink w:anchor="_Toc224672340" w:history="1">
+          <w:hyperlink w:anchor="_Toc226731965" w:history="1">
             <w:r>
               <w:rPr>
                 <w:rStyle w:val="Hyperlink"/>
                 <w:noProof/>
               </w:rPr>
-              <w:t>Design</w:t>
+              <w:t>Initial Design</w:t>
             </w:r>
             <w:r>
               <w:rPr>
@@ -483,7 +483,7 @@
                 <w:noProof/>
                 <w:webHidden/>
               </w:rPr>
-              <w:instrText xml:space="preserve"> PAGEREF _Toc224672340 \h </w:instrText>
+              <w:instrText xml:space="preserve"> PAGEREF _Toc226731965 \h </w:instrText>
             </w:r>
             <w:r>
               <w:rPr>
@@ -503,7 +503,7 @@
                 <w:noProof/>
                 <w:webHidden/>
               </w:rPr>
-              <w:t>6</w:t>
+              <w:t>3</w:t>
             </w:r>
             <w:r>
               <w:rPr>
@@ -530,7 +530,7 @@
               <w:lang w:eastAsia="en-GB"/>
             </w:rPr>
           </w:pPr>
-          <w:hyperlink w:anchor="_Toc224672341" w:history="1">
+          <w:hyperlink w:anchor="_Toc226731966" w:history="1">
             <w:r>
               <w:rPr>
                 <w:rStyle w:val="Hyperlink"/>
@@ -559,7 +559,7 @@
                 <w:noProof/>
                 <w:webHidden/>
               </w:rPr>
-              <w:instrText xml:space="preserve"> PAGEREF _Toc224672341 \h </w:instrText>
+              <w:instrText xml:space="preserve"> PAGEREF _Toc226731966 \h </w:instrText>
             </w:r>
             <w:r>
               <w:rPr>
@@ -579,7 +579,7 @@
                 <w:noProof/>
                 <w:webHidden/>
               </w:rPr>
-              <w:t>6</w:t>
+              <w:t>3</w:t>
             </w:r>
             <w:r>
               <w:rPr>
@@ -604,7 +604,7 @@
               <w:lang w:eastAsia="en-GB"/>
             </w:rPr>
           </w:pPr>
-          <w:hyperlink w:anchor="_Toc224672342" w:history="1">
+          <w:hyperlink w:anchor="_Toc226731967" w:history="1">
             <w:r>
               <w:rPr>
                 <w:rStyle w:val="Hyperlink"/>
@@ -635,7 +635,7 @@
                 <w:noProof/>
                 <w:webHidden/>
               </w:rPr>
-              <w:instrText xml:space="preserve"> PAGEREF _Toc224672342 \h </w:instrText>
+              <w:instrText xml:space="preserve"> PAGEREF _Toc226731967 \h </w:instrText>
             </w:r>
             <w:r>
               <w:rPr>
@@ -655,7 +655,7 @@
                 <w:noProof/>
                 <w:webHidden/>
               </w:rPr>
-              <w:t>6</w:t>
+              <w:t>3</w:t>
             </w:r>
             <w:r>
               <w:rPr>
@@ -680,7 +680,7 @@
               <w:lang w:eastAsia="en-GB"/>
             </w:rPr>
           </w:pPr>
-          <w:hyperlink w:anchor="_Toc224672343" w:history="1">
+          <w:hyperlink w:anchor="_Toc226731968" w:history="1">
             <w:r>
               <w:rPr>
                 <w:rStyle w:val="Hyperlink"/>
@@ -711,7 +711,7 @@
                 <w:noProof/>
                 <w:webHidden/>
               </w:rPr>
-              <w:instrText xml:space="preserve"> PAGEREF _Toc224672343 \h </w:instrText>
+              <w:instrText xml:space="preserve"> PAGEREF _Toc226731968 \h </w:instrText>
             </w:r>
             <w:r>
               <w:rPr>
@@ -731,7 +731,7 @@
                 <w:noProof/>
                 <w:webHidden/>
               </w:rPr>
-              <w:t>7</w:t>
+              <w:t>3</w:t>
             </w:r>
             <w:r>
               <w:rPr>
@@ -756,7 +756,7 @@
               <w:lang w:eastAsia="en-GB"/>
             </w:rPr>
           </w:pPr>
-          <w:hyperlink w:anchor="_Toc224672344" w:history="1">
+          <w:hyperlink w:anchor="_Toc226731969" w:history="1">
             <w:r>
               <w:rPr>
                 <w:rStyle w:val="Hyperlink"/>
@@ -787,7 +787,7 @@
                 <w:noProof/>
                 <w:webHidden/>
               </w:rPr>
-              <w:instrText xml:space="preserve"> PAGEREF _Toc224672344 \h </w:instrText>
+              <w:instrText xml:space="preserve"> PAGEREF _Toc226731969 \h </w:instrText>
             </w:r>
             <w:r>
               <w:rPr>
@@ -807,7 +807,7 @@
                 <w:noProof/>
                 <w:webHidden/>
               </w:rPr>
-              <w:t>8</w:t>
+              <w:t>3</w:t>
             </w:r>
             <w:r>
               <w:rPr>
@@ -832,7 +832,7 @@
               <w:lang w:eastAsia="en-GB"/>
             </w:rPr>
           </w:pPr>
-          <w:hyperlink w:anchor="_Toc224672345" w:history="1">
+          <w:hyperlink w:anchor="_Toc226731970" w:history="1">
             <w:r>
               <w:rPr>
                 <w:rStyle w:val="Hyperlink"/>
@@ -863,7 +863,7 @@
                 <w:noProof/>
                 <w:webHidden/>
               </w:rPr>
-              <w:instrText xml:space="preserve"> PAGEREF _Toc224672345 \h </w:instrText>
+              <w:instrText xml:space="preserve"> PAGEREF _Toc226731970 \h </w:instrText>
             </w:r>
             <w:r>
               <w:rPr>
@@ -883,7 +883,7 @@
                 <w:noProof/>
                 <w:webHidden/>
               </w:rPr>
-              <w:t>9</w:t>
+              <w:t>3</w:t>
             </w:r>
             <w:r>
               <w:rPr>
@@ -910,7 +910,7 @@
               <w:lang w:eastAsia="en-GB"/>
             </w:rPr>
           </w:pPr>
-          <w:hyperlink w:anchor="_Toc224672346" w:history="1">
+          <w:hyperlink w:anchor="_Toc226731971" w:history="1">
             <w:r>
               <w:rPr>
                 <w:rStyle w:val="Hyperlink"/>
@@ -939,7 +939,7 @@
                 <w:noProof/>
                 <w:webHidden/>
               </w:rPr>
-              <w:instrText xml:space="preserve"> PAGEREF _Toc224672346 \h </w:instrText>
+              <w:instrText xml:space="preserve"> PAGEREF _Toc226731971 \h </w:instrText>
             </w:r>
             <w:r>
               <w:rPr>
@@ -959,7 +959,7 @@
                 <w:noProof/>
                 <w:webHidden/>
               </w:rPr>
-              <w:t>9</w:t>
+              <w:t>3</w:t>
             </w:r>
             <w:r>
               <w:rPr>
@@ -986,7 +986,7 @@
               <w:lang w:eastAsia="en-GB"/>
             </w:rPr>
           </w:pPr>
-          <w:hyperlink w:anchor="_Toc224672347" w:history="1">
+          <w:hyperlink w:anchor="_Toc226731972" w:history="1">
             <w:r>
               <w:rPr>
                 <w:rStyle w:val="Hyperlink"/>
@@ -1015,7 +1015,7 @@
                 <w:noProof/>
                 <w:webHidden/>
               </w:rPr>
-              <w:instrText xml:space="preserve"> PAGEREF _Toc224672347 \h </w:instrText>
+              <w:instrText xml:space="preserve"> PAGEREF _Toc226731972 \h </w:instrText>
             </w:r>
             <w:r>
               <w:rPr>
@@ -1035,7 +1035,7 @@
                 <w:noProof/>
                 <w:webHidden/>
               </w:rPr>
-              <w:t>9</w:t>
+              <w:t>3</w:t>
             </w:r>
             <w:r>
               <w:rPr>
@@ -1060,7 +1060,7 @@
               <w:lang w:eastAsia="en-GB"/>
             </w:rPr>
           </w:pPr>
-          <w:hyperlink w:anchor="_Toc224672348" w:history="1">
+          <w:hyperlink w:anchor="_Toc226731973" w:history="1">
             <w:r>
               <w:rPr>
                 <w:rStyle w:val="Hyperlink"/>
@@ -1091,7 +1091,7 @@
                 <w:noProof/>
                 <w:webHidden/>
               </w:rPr>
-              <w:instrText xml:space="preserve"> PAGEREF _Toc224672348 \h </w:instrText>
+              <w:instrText xml:space="preserve"> PAGEREF _Toc226731973 \h </w:instrText>
             </w:r>
             <w:r>
               <w:rPr>
@@ -1111,7 +1111,7 @@
                 <w:noProof/>
                 <w:webHidden/>
               </w:rPr>
-              <w:t>9</w:t>
+              <w:t>3</w:t>
             </w:r>
             <w:r>
               <w:rPr>
@@ -1136,7 +1136,7 @@
               <w:lang w:eastAsia="en-GB"/>
             </w:rPr>
           </w:pPr>
-          <w:hyperlink w:anchor="_Toc224672349" w:history="1">
+          <w:hyperlink w:anchor="_Toc226731974" w:history="1">
             <w:r>
               <w:rPr>
                 <w:rStyle w:val="Hyperlink"/>
@@ -1167,7 +1167,7 @@
                 <w:noProof/>
                 <w:webHidden/>
               </w:rPr>
-              <w:instrText xml:space="preserve"> PAGEREF _Toc224672349 \h </w:instrText>
+              <w:instrText xml:space="preserve"> PAGEREF _Toc226731974 \h </w:instrText>
             </w:r>
             <w:r>
               <w:rPr>
@@ -1187,7 +1187,7 @@
                 <w:noProof/>
                 <w:webHidden/>
               </w:rPr>
-              <w:t>9</w:t>
+              <w:t>3</w:t>
             </w:r>
             <w:r>
               <w:rPr>
@@ -1212,7 +1212,7 @@
               <w:lang w:eastAsia="en-GB"/>
             </w:rPr>
           </w:pPr>
-          <w:hyperlink w:anchor="_Toc224672350" w:history="1">
+          <w:hyperlink w:anchor="_Toc226731975" w:history="1">
             <w:r>
               <w:rPr>
                 <w:rStyle w:val="Hyperlink"/>
@@ -1243,7 +1243,7 @@
                 <w:noProof/>
                 <w:webHidden/>
               </w:rPr>
-              <w:instrText xml:space="preserve"> PAGEREF _Toc224672350 \h </w:instrText>
+              <w:instrText xml:space="preserve"> PAGEREF _Toc226731975 \h </w:instrText>
             </w:r>
             <w:r>
               <w:rPr>
@@ -1263,7 +1263,7 @@
                 <w:noProof/>
                 <w:webHidden/>
               </w:rPr>
-              <w:t>9</w:t>
+              <w:t>3</w:t>
             </w:r>
             <w:r>
               <w:rPr>
@@ -1288,7 +1288,7 @@
               <w:lang w:eastAsia="en-GB"/>
             </w:rPr>
           </w:pPr>
-          <w:hyperlink w:anchor="_Toc224672351" w:history="1">
+          <w:hyperlink w:anchor="_Toc226731976" w:history="1">
             <w:r>
               <w:rPr>
                 <w:rStyle w:val="Hyperlink"/>
@@ -1319,7 +1319,7 @@
                 <w:noProof/>
                 <w:webHidden/>
               </w:rPr>
-              <w:instrText xml:space="preserve"> PAGEREF _Toc224672351 \h </w:instrText>
+              <w:instrText xml:space="preserve"> PAGEREF _Toc226731976 \h </w:instrText>
             </w:r>
             <w:r>
               <w:rPr>
@@ -1339,7 +1339,7 @@
                 <w:noProof/>
                 <w:webHidden/>
               </w:rPr>
-              <w:t>9</w:t>
+              <w:t>3</w:t>
             </w:r>
             <w:r>
               <w:rPr>
@@ -1366,7 +1366,7 @@
               <w:lang w:eastAsia="en-GB"/>
             </w:rPr>
           </w:pPr>
-          <w:hyperlink w:anchor="_Toc224672352" w:history="1">
+          <w:hyperlink w:anchor="_Toc226731977" w:history="1">
             <w:r>
               <w:rPr>
                 <w:rStyle w:val="Hyperlink"/>
@@ -1395,7 +1395,7 @@
                 <w:noProof/>
                 <w:webHidden/>
               </w:rPr>
-              <w:instrText xml:space="preserve"> PAGEREF _Toc224672352 \h </w:instrText>
+              <w:instrText xml:space="preserve"> PAGEREF _Toc226731977 \h </w:instrText>
             </w:r>
             <w:r>
               <w:rPr>
@@ -1415,7 +1415,7 @@
                 <w:noProof/>
                 <w:webHidden/>
               </w:rPr>
-              <w:t>10</w:t>
+              <w:t>3</w:t>
             </w:r>
             <w:r>
               <w:rPr>
@@ -1442,7 +1442,7 @@
               <w:lang w:eastAsia="en-GB"/>
             </w:rPr>
           </w:pPr>
-          <w:hyperlink w:anchor="_Toc224672353" w:history="1">
+          <w:hyperlink w:anchor="_Toc226731978" w:history="1">
             <w:r>
               <w:rPr>
                 <w:rStyle w:val="Hyperlink"/>
@@ -1469,7 +1469,7 @@
                 <w:noProof/>
                 <w:webHidden/>
               </w:rPr>
-              <w:instrText xml:space="preserve"> PAGEREF _Toc224672353 \h </w:instrText>
+              <w:instrText xml:space="preserve"> PAGEREF _Toc226731978 \h </w:instrText>
             </w:r>
             <w:r>
               <w:rPr>
@@ -1489,7 +1489,7 @@
                 <w:noProof/>
                 <w:webHidden/>
               </w:rPr>
-              <w:t>12</w:t>
+              <w:t>3</w:t>
             </w:r>
             <w:r>
               <w:rPr>
@@ -1516,7 +1516,7 @@
               <w:lang w:eastAsia="en-GB"/>
             </w:rPr>
           </w:pPr>
-          <w:hyperlink w:anchor="_Toc224672354" w:history="1">
+          <w:hyperlink w:anchor="_Toc226731979" w:history="1">
             <w:r>
               <w:rPr>
                 <w:rStyle w:val="Hyperlink"/>
@@ -1543,7 +1543,7 @@
                 <w:noProof/>
                 <w:webHidden/>
               </w:rPr>
-              <w:instrText xml:space="preserve"> PAGEREF _Toc224672354 \h </w:instrText>
+              <w:instrText xml:space="preserve"> PAGEREF _Toc226731979 \h </w:instrText>
             </w:r>
             <w:r>
               <w:rPr>
@@ -1563,7 +1563,7 @@
                 <w:noProof/>
                 <w:webHidden/>
               </w:rPr>
-              <w:t>12</w:t>
+              <w:t>3</w:t>
             </w:r>
             <w:r>
               <w:rPr>
@@ -1590,7 +1590,7 @@
               <w:lang w:eastAsia="en-GB"/>
             </w:rPr>
           </w:pPr>
-          <w:hyperlink w:anchor="_Toc224672355" w:history="1">
+          <w:hyperlink w:anchor="_Toc226731980" w:history="1">
             <w:r>
               <w:rPr>
                 <w:rStyle w:val="Hyperlink"/>
@@ -1617,7 +1617,7 @@
                 <w:noProof/>
                 <w:webHidden/>
               </w:rPr>
-              <w:instrText xml:space="preserve"> PAGEREF _Toc224672355 \h </w:instrText>
+              <w:instrText xml:space="preserve"> PAGEREF _Toc226731980 \h </w:instrText>
             </w:r>
             <w:r>
               <w:rPr>
@@ -1637,7 +1637,81 @@
                 <w:noProof/>
                 <w:webHidden/>
               </w:rPr>
-              <w:t>13</w:t>
+              <w:t>3</w:t>
+            </w:r>
+            <w:r>
+              <w:rPr>
+                <w:noProof/>
+                <w:webHidden/>
+              </w:rPr>
+              <w:fldChar w:fldCharType="end"/>
+            </w:r>
+          </w:hyperlink>
+        </w:p>
+        <w:p>
+          <w:pPr>
+            <w:pStyle w:val="TOC1"/>
+            <w:tabs>
+              <w:tab w:val="right" w:leader="dot" w:pos="9016"/>
+            </w:tabs>
+            <w:rPr>
+              <w:rFonts w:eastAsiaTheme="minorEastAsia"/>
+              <w:b w:val="0"/>
+              <w:bCs w:val="0"/>
+              <w:i w:val="0"/>
+              <w:iCs w:val="0"/>
+              <w:noProof/>
+              <w:lang w:eastAsia="en-GB"/>
+            </w:rPr>
+          </w:pPr>
+          <w:hyperlink w:anchor="_Toc226731981" w:history="1">
+            <w:r>
+              <w:rPr>
+                <w:rStyle w:val="Hyperlink"/>
+                <w:noProof/>
+              </w:rPr>
+              <w:t>Risk Score Calculation</w:t>
+            </w:r>
+            <w:r>
+              <w:rPr>
+                <w:noProof/>
+                <w:webHidden/>
+              </w:rPr>
+              <w:tab/>
+            </w:r>
+            <w:r>
+              <w:rPr>
+                <w:noProof/>
+                <w:webHidden/>
+              </w:rPr>
+              <w:fldChar w:fldCharType="begin"/>
+            </w:r>
+            <w:r>
+              <w:rPr>
+                <w:noProof/>
+                <w:webHidden/>
+              </w:rPr>
+              <w:instrText xml:space="preserve"> PAGEREF _Toc226731981 \h </w:instrText>
+            </w:r>
+            <w:r>
+              <w:rPr>
+                <w:noProof/>
+                <w:webHidden/>
+              </w:rPr>
+            </w:r>
+            <w:r>
+              <w:rPr>
+                <w:noProof/>
+                <w:webHidden/>
+              </w:rPr>
+              <w:fldChar w:fldCharType="separate"/>
+            </w:r>
+            <w:r>
+              <w:rPr>
+                <w:noProof/>
+                <w:webHidden/>
+              </w:rPr>
+              <w:t>3</w:t>
             </w:r>
             <w:r>
               <w:rPr>
@@ -1704,13 +1778,6 @@
     </w:p>
     <w:p>
       <w:pPr>
-        <w:rPr>
-          <w:bCs/>
-        </w:rPr>
-      </w:pPr>
-    </w:p>
-    <w:p>
-      <w:pPr>
         <w:pStyle w:val="Heading1"/>
         <w:jc w:val="center"/>
         <w:rPr>
@@ -1722,7 +1789,7 @@
           <w:szCs w:val="36"/>
         </w:rPr>
       </w:pPr>
-      <w:bookmarkStart w:id="0" w:name="_Toc224672335"/>
+      <w:bookmarkStart w:id="0" w:name="_Toc226731960"/>
       <w:r>
         <w:rPr>
           <w:b/>
@@ -1817,10 +1884,28 @@
         <w:t>Utilises behavioural conditioning to teach and change behaviours -&gt; By using things like experience points, challenges, quizzes etc. this can help to condition safe behaviours within users as positive behaviours are positively reinforced, whereas negative behaviours are negatively reinforced</w:t>
       </w:r>
     </w:p>
-    <w:p/>
-    <w:p>
-      <w:r>
-        <w:t xml:space="preserve">The project I have created for this assignment is a security focussed browser which I have called “Stronghold”. The purpose of Stronghold is to encourage children to browse the internet safely, by providing hints and tips as they browse, as well as awarding experience points to users for following these hints. Additionally, there will be games and quizzes which users are able to do to earn bonus experience points and unlock various customisation abilities for their browser. There will be a variety of safety methods which I will implement, all of which will be explained in the following section, to ensure the browser and device are secured against attacks, as well as mitigating the risk should an attack be successful. The audience which I am targeting was originally older people as this was intended to be used to protect them from scams, however I have since pivoted to targeting children and parents to allow Stronghold to be used as a child’s first browser before they are allowed on unrestricted internet with less security. </w:t>
+    <w:p>
+      <w:pPr>
+        <w:pStyle w:val="ListParagraph"/>
+      </w:pPr>
+    </w:p>
+    <w:p>
+      <w:r>
+        <w:t xml:space="preserve">This </w:t>
+      </w:r>
+      <w:r>
+        <w:t xml:space="preserve">report </w:t>
+      </w:r>
+      <w:r>
+        <w:t>will discuss the creation of a security-focussed web browser titled ‘Stronghold’. The purpose of this project is to teach children how to browse the internet safely, utilising behavioural conditioning and gamification aspects to do so. A variety of customisable safety features will be implemented</w:t>
+      </w:r>
+      <w:r>
+        <w:t>, which will be explained throughout this report. These features will ensure the safety of children while online, mitigating the risk of malicious attacks, and reducing the impact of attacks should they be successful.</w:t>
+      </w:r>
+    </w:p>
+    <w:p>
+      <w:r>
+        <w:t xml:space="preserve">The initial target audience for this project was the elderly, due to their presence as victims of malicious attacks such as phishing, however the decision to implement gamification led to a pivot to a target audience of young children who may benefit more from learning about internet safety before using less safe, unrestricted internet browsing. </w:t>
       </w:r>
     </w:p>
     <w:p/>
@@ -1837,7 +1922,7 @@
           <w:szCs w:val="36"/>
         </w:rPr>
       </w:pPr>
-      <w:bookmarkStart w:id="1" w:name="_Toc224672336"/>
+      <w:bookmarkStart w:id="1" w:name="_Toc226731961"/>
       <w:r>
         <w:rPr>
           <w:b/>
@@ -1847,13 +1932,62 @@
           <w:sz w:val="36"/>
           <w:szCs w:val="36"/>
         </w:rPr>
-        <w:t>Features of the Browser and Why</w:t>
+        <w:t>Features</w:t>
       </w:r>
       <w:bookmarkEnd w:id="1"/>
-    </w:p>
-    <w:p>
-      <w:r>
-        <w:t>As explained in the introduction, the primary focus of Stronghold is to combine a variety of security features into one place which can be used to help young children learn internet safety. The features which I intend to implement into this project are listed below, followed by my reasoning for implementing these features:</w:t>
+      <w:r>
+        <w:rPr>
+          <w:b/>
+          <w:bCs/>
+          <w:i/>
+          <w:iCs/>
+          <w:sz w:val="36"/>
+          <w:szCs w:val="36"/>
+        </w:rPr>
+        <w:t xml:space="preserve"> </w:t>
+      </w:r>
+    </w:p>
+    <w:p>
+      <w:r>
+        <w:t xml:space="preserve">This section details the features that </w:t>
+      </w:r>
+      <w:r>
+        <w:t xml:space="preserve">were initially outlined to be </w:t>
+      </w:r>
+      <w:r>
+        <w:t>implemented into the project</w:t>
+      </w:r>
+      <w:r>
+        <w:t>, as well as features which were not initially planned and were instead implemented later</w:t>
+      </w:r>
+      <w:r>
+        <w:t xml:space="preserve">. The features </w:t>
+      </w:r>
+      <w:r>
+        <w:t xml:space="preserve">are </w:t>
+      </w:r>
+      <w:r>
+        <w:t xml:space="preserve">focussed primarily on security due to the nature of the project, with explanations as to why they </w:t>
+      </w:r>
+      <w:r>
+        <w:t xml:space="preserve">are necessary for the </w:t>
+      </w:r>
+      <w:r>
+        <w:t>final implementation</w:t>
+      </w:r>
+      <w:r>
+        <w:t xml:space="preserve"> and whether they made it </w:t>
+      </w:r>
+      <w:proofErr w:type="gramStart"/>
+      <w:r>
+        <w:t>in to</w:t>
+      </w:r>
+      <w:proofErr w:type="gramEnd"/>
+      <w:r>
+        <w:t xml:space="preserve"> the final product or not, with an explanation as to why if they did not make it in</w:t>
+      </w:r>
+      <w:r>
+        <w:t>.</w:t>
       </w:r>
     </w:p>
     <w:p>
@@ -1865,7 +1999,6 @@
         </w:numPr>
       </w:pPr>
       <w:r>
-        <w:lastRenderedPageBreak/>
         <w:t xml:space="preserve">Session Only Cookies – </w:t>
       </w:r>
       <w:r>
@@ -2048,11 +2181,7 @@
         <w:t xml:space="preserve"> –</w:t>
       </w:r>
       <w:r>
-        <w:t xml:space="preserve"> This will be a central place that users can navigate to which will store data to determine how secure their browsing habits have been. It </w:t>
-      </w:r>
-      <w:r>
-        <w:lastRenderedPageBreak/>
-        <w:t xml:space="preserve">will include things like how many times they have overridden blocks, how many times they have attempted to visit blocked sites etc. The dashboard will also be the location of where they can customise the browser, and where they will see how many experience </w:t>
+        <w:t xml:space="preserve"> This will be a central place that users can navigate to which will store data to determine how secure their browsing habits have been. It will include things like how many times they have overridden blocks, how many times they have attempted to visit blocked sites etc. The dashboard will also be the location of where they can customise the browser, and where they will see how many experience </w:t>
       </w:r>
       <w:proofErr w:type="gramStart"/>
       <w:r>
@@ -2105,7 +2234,7 @@
           <w:szCs w:val="36"/>
         </w:rPr>
       </w:pPr>
-      <w:bookmarkStart w:id="2" w:name="_Toc224672337"/>
+      <w:bookmarkStart w:id="2" w:name="_Toc226731962"/>
       <w:r>
         <w:rPr>
           <w:b/>
@@ -2129,6 +2258,11 @@
         <w:t>s</w:t>
       </w:r>
       <w:bookmarkEnd w:id="2"/>
+    </w:p>
+    <w:p>
+      <w:r>
+        <w:t>This section will outline the unique selling points of the project, explaining how it is different to other available options, justifying the purpose of creating it and explaining why it should be chosen over other similar products.</w:t>
+      </w:r>
     </w:p>
     <w:p>
       <w:pPr>
@@ -2237,7 +2371,7 @@
           <w:szCs w:val="36"/>
         </w:rPr>
       </w:pPr>
-      <w:bookmarkStart w:id="3" w:name="_Toc224672338"/>
+      <w:bookmarkStart w:id="3" w:name="_Toc226731963"/>
       <w:r>
         <w:rPr>
           <w:b/>
@@ -2247,14 +2381,13 @@
           <w:sz w:val="36"/>
           <w:szCs w:val="36"/>
         </w:rPr>
-        <w:lastRenderedPageBreak/>
         <w:t>Issues / Challenges</w:t>
       </w:r>
       <w:bookmarkEnd w:id="3"/>
     </w:p>
     <w:p>
       <w:r>
-        <w:t>Throughout this project, there are a handful of issues and challenges which I am expecting to face.</w:t>
+        <w:t xml:space="preserve">This section will explain some of the issues and challenges faced throughout the creation of this project. It will include what these issues and challenges are expected to be at the beginning of the project, then follow up with whether the issue was faced and how it was dealt with to allow work to continue. </w:t>
       </w:r>
     </w:p>
     <w:p>
@@ -2329,7 +2462,7 @@
           <w:szCs w:val="36"/>
         </w:rPr>
       </w:pPr>
-      <w:bookmarkStart w:id="4" w:name="_Toc224672339"/>
+      <w:bookmarkStart w:id="4" w:name="_Toc226731964"/>
       <w:r>
         <w:rPr>
           <w:b/>
@@ -2342,6 +2475,11 @@
         <w:t>Testing</w:t>
       </w:r>
       <w:bookmarkEnd w:id="4"/>
+    </w:p>
+    <w:p>
+      <w:r>
+        <w:t>This section will detail the entire testing methodology, including who was chosen and why, what kind of tests were performed, what feedback was provided from participants, and how the provided feedback was used to make improvements to the project.</w:t>
+      </w:r>
     </w:p>
     <w:p>
       <w:pPr>
@@ -2405,7 +2543,7 @@
           <w:szCs w:val="36"/>
         </w:rPr>
       </w:pPr>
-      <w:bookmarkStart w:id="5" w:name="_Toc224672340"/>
+      <w:bookmarkStart w:id="5" w:name="_Toc226731965"/>
       <w:r>
         <w:rPr>
           <w:b/>
@@ -2415,10 +2553,25 @@
           <w:sz w:val="36"/>
           <w:szCs w:val="36"/>
         </w:rPr>
-        <w:lastRenderedPageBreak/>
+        <w:t xml:space="preserve">Initial </w:t>
+      </w:r>
+      <w:r>
+        <w:rPr>
+          <w:b/>
+          <w:bCs/>
+          <w:i/>
+          <w:iCs/>
+          <w:sz w:val="36"/>
+          <w:szCs w:val="36"/>
+        </w:rPr>
         <w:t>Design</w:t>
       </w:r>
       <w:bookmarkEnd w:id="5"/>
+    </w:p>
+    <w:p>
+      <w:r>
+        <w:t xml:space="preserve">This section will showcase some of the design decisions made throughout the creation of the project, focussing on the main wireframe designs that will act as a template for the final project. </w:t>
+      </w:r>
     </w:p>
     <w:p>
       <w:pPr>
@@ -2432,7 +2585,7 @@
           <w:szCs w:val="28"/>
         </w:rPr>
       </w:pPr>
-      <w:bookmarkStart w:id="6" w:name="_Toc224672341"/>
+      <w:bookmarkStart w:id="6" w:name="_Toc226731966"/>
       <w:r>
         <w:rPr>
           <w:b/>
@@ -2458,7 +2611,7 @@
           <w:szCs w:val="24"/>
         </w:rPr>
       </w:pPr>
-      <w:bookmarkStart w:id="7" w:name="_Toc224672342"/>
+      <w:bookmarkStart w:id="7" w:name="_Toc226731967"/>
       <w:r>
         <w:rPr>
           <w:b/>
@@ -2573,11 +2726,16 @@
         <w:t>The search bar which will allow the user to type in either a specific URL or a search query, and it will redirect them to either the entered URL or a Google search for the entered query</w:t>
       </w:r>
     </w:p>
-    <w:p/>
-    <w:p/>
-    <w:p/>
-    <w:p/>
-    <w:p/>
+    <w:p>
+      <w:r>
+        <w:t xml:space="preserve">Both features are to be implemented to satisfy the basic level requirements for this page. </w:t>
+      </w:r>
+    </w:p>
+    <w:p>
+      <w:r>
+        <w:t>The design choices shown in this wireframe are to be implemented as seen into the final project, but are open to change based on user feedback once testing has been conducted.</w:t>
+      </w:r>
+    </w:p>
     <w:p/>
     <w:p>
       <w:pPr>
@@ -2591,7 +2749,7 @@
           <w:szCs w:val="24"/>
         </w:rPr>
       </w:pPr>
-      <w:bookmarkStart w:id="8" w:name="_Toc224672343"/>
+      <w:bookmarkStart w:id="8" w:name="_Toc226731968"/>
       <w:r>
         <w:rPr>
           <w:b/>
@@ -2601,7 +2759,6 @@
           <w:sz w:val="24"/>
           <w:szCs w:val="24"/>
         </w:rPr>
-        <w:lastRenderedPageBreak/>
         <w:t>Dashboard</w:t>
       </w:r>
       <w:bookmarkEnd w:id="8"/>
@@ -2733,11 +2890,20 @@
     </w:p>
     <w:p>
       <w:r>
-        <w:t xml:space="preserve">At a minimum, I want to implement the experience points features (including levels), the account feature, the hints and the summary report. As a stretch task, I want to aim to </w:t>
-      </w:r>
-      <w:r>
-        <w:lastRenderedPageBreak/>
-        <w:t xml:space="preserve">implement the behaviour comparison between weeks, as well as the filter for different time periods within the safety report. Lastly, I want to aim to complete the quizzes and challenges as a stretch task. The colours for the elements are likely to change in the final implementation.  </w:t>
+        <w:t xml:space="preserve">At a basic level, the experience-based features, including user levels and experience point changes, the account feature, the hints, and the summary report are to be implemented. </w:t>
+      </w:r>
+    </w:p>
+    <w:p>
+      <w:r>
+        <w:t>The stretch tasks from this design are to implement the weekly behaviour comparison charts, the time filters within the safety report, and the quizzes and challenges. These are to only be created if there is remaining time after all basic level features have been implemented into the project.</w:t>
+      </w:r>
+    </w:p>
+    <w:p>
+      <w:r>
+        <w:t>The colours for each element and the overall design of this page are likely to change in the final implementation</w:t>
+      </w:r>
+      <w:r>
+        <w:t xml:space="preserve"> as these colours have only been chosen to easily showcase where each element will be located on the page for the purpose of this wireframe, however this will depend on the results of user testing once this has been performed.</w:t>
       </w:r>
     </w:p>
     <w:p>
@@ -2757,7 +2923,7 @@
           <w:szCs w:val="24"/>
         </w:rPr>
       </w:pPr>
-      <w:bookmarkStart w:id="9" w:name="_Toc224672344"/>
+      <w:bookmarkStart w:id="9" w:name="_Toc226731969"/>
       <w:r>
         <w:rPr>
           <w:b/>
@@ -2923,21 +3089,19 @@
         <w:t xml:space="preserve"> (Displays user’s bookmarked pages)</w:t>
       </w:r>
     </w:p>
-    <w:p/>
-    <w:p>
-      <w:r>
-        <w:t xml:space="preserve">At minimum, I want to have all elements of this taskbar implemented and able to perform their tasks. As a stretch task, </w:t>
-      </w:r>
-      <w:r>
-        <w:t xml:space="preserve">I want to aim to have all elements of the taskbar be customisable for each user, such as changing the colour, font and size of the taskbar, as well as repositioning each element of the taskbar. The design of the buttons </w:t>
-      </w:r>
-      <w:proofErr w:type="gramStart"/>
-      <w:r>
-        <w:t>are</w:t>
-      </w:r>
-      <w:proofErr w:type="gramEnd"/>
-      <w:r>
-        <w:t xml:space="preserve"> open to change in the final implementation.</w:t>
+    <w:p>
+      <w:r>
+        <w:t>At a basic level, the elements of the taskbar should be implemented fully and able to perform their specific tasks.</w:t>
+      </w:r>
+    </w:p>
+    <w:p>
+      <w:r>
+        <w:t>The stretch task for the taskbar if time permits is to implement customisation for each user to alter the position of the buttons in the taskbar, change the colour of the buttons, and change the font size and style of the text.</w:t>
+      </w:r>
+    </w:p>
+    <w:p>
+      <w:r>
+        <w:t>The final design of the taskbar, including the buttons used, are subject to change in the final implementation depending on user feedback once testing has been performed.</w:t>
       </w:r>
     </w:p>
     <w:p/>
@@ -2955,7 +3119,7 @@
           <w:szCs w:val="24"/>
         </w:rPr>
       </w:pPr>
-      <w:bookmarkStart w:id="10" w:name="_Toc224672345"/>
+      <w:bookmarkStart w:id="10" w:name="_Toc226731970"/>
       <w:r>
         <w:rPr>
           <w:b/>
@@ -2965,7 +3129,6 @@
           <w:sz w:val="24"/>
           <w:szCs w:val="24"/>
         </w:rPr>
-        <w:lastRenderedPageBreak/>
         <w:t>Settings</w:t>
       </w:r>
       <w:r>
@@ -3043,7 +3206,7 @@
           <w:szCs w:val="28"/>
         </w:rPr>
       </w:pPr>
-      <w:bookmarkStart w:id="11" w:name="_Toc224672346"/>
+      <w:bookmarkStart w:id="11" w:name="_Toc226731971"/>
       <w:r>
         <w:rPr>
           <w:b/>
@@ -3071,7 +3234,7 @@
           <w:szCs w:val="28"/>
         </w:rPr>
       </w:pPr>
-      <w:bookmarkStart w:id="12" w:name="_Toc224672347"/>
+      <w:bookmarkStart w:id="12" w:name="_Toc226731972"/>
       <w:r>
         <w:rPr>
           <w:b/>
@@ -3097,7 +3260,7 @@
           <w:szCs w:val="24"/>
         </w:rPr>
       </w:pPr>
-      <w:bookmarkStart w:id="13" w:name="_Toc224672348"/>
+      <w:bookmarkStart w:id="13" w:name="_Toc226731973"/>
       <w:r>
         <w:rPr>
           <w:b/>
@@ -3124,7 +3287,7 @@
           <w:szCs w:val="24"/>
         </w:rPr>
       </w:pPr>
-      <w:bookmarkStart w:id="14" w:name="_Toc224672349"/>
+      <w:bookmarkStart w:id="14" w:name="_Toc226731974"/>
       <w:r>
         <w:rPr>
           <w:b/>
@@ -3151,7 +3314,7 @@
           <w:szCs w:val="24"/>
         </w:rPr>
       </w:pPr>
-      <w:bookmarkStart w:id="15" w:name="_Toc224672350"/>
+      <w:bookmarkStart w:id="15" w:name="_Toc226731975"/>
       <w:r>
         <w:rPr>
           <w:b/>
@@ -3178,7 +3341,7 @@
           <w:szCs w:val="24"/>
         </w:rPr>
       </w:pPr>
-      <w:bookmarkStart w:id="16" w:name="_Toc224672351"/>
+      <w:bookmarkStart w:id="16" w:name="_Toc226731976"/>
       <w:r>
         <w:rPr>
           <w:b/>
@@ -3194,7 +3357,6 @@
     </w:p>
     <w:p/>
     <w:p/>
-    <w:p/>
     <w:p>
       <w:pPr>
         <w:pStyle w:val="Heading2"/>
@@ -3207,7 +3369,7 @@
           <w:szCs w:val="28"/>
         </w:rPr>
       </w:pPr>
-      <w:bookmarkStart w:id="17" w:name="_Toc224672352"/>
+      <w:bookmarkStart w:id="17" w:name="_Toc226731977"/>
       <w:r>
         <w:rPr>
           <w:b/>
@@ -3217,7 +3379,6 @@
           <w:sz w:val="28"/>
           <w:szCs w:val="28"/>
         </w:rPr>
-        <w:lastRenderedPageBreak/>
         <w:t>Use Cases</w:t>
       </w:r>
       <w:bookmarkEnd w:id="17"/>
@@ -3232,213 +3393,31 @@
         <w:rPr>
           <w:u w:val="single"/>
         </w:rPr>
-        <w:t>Case 1: Sign In</w:t>
-      </w:r>
-    </w:p>
-    <w:p>
-      <w:pPr>
-        <w:pStyle w:val="ListParagraph"/>
-        <w:numPr>
-          <w:ilvl w:val="0"/>
-          <w:numId w:val="1"/>
-        </w:numPr>
-      </w:pPr>
-      <w:r>
-        <w:t>User wants to sign into an account</w:t>
-      </w:r>
-    </w:p>
-    <w:p>
-      <w:pPr>
-        <w:pStyle w:val="ListParagraph"/>
-        <w:numPr>
-          <w:ilvl w:val="0"/>
-          <w:numId w:val="1"/>
-        </w:numPr>
-      </w:pPr>
-      <w:r>
-        <w:t>User clicks on sign in button when opening the browser</w:t>
-      </w:r>
-    </w:p>
-    <w:p>
-      <w:pPr>
-        <w:pStyle w:val="ListParagraph"/>
-        <w:numPr>
-          <w:ilvl w:val="0"/>
-          <w:numId w:val="1"/>
-        </w:numPr>
-      </w:pPr>
-      <w:r>
-        <w:t>User enters google account email and password</w:t>
-      </w:r>
-    </w:p>
-    <w:p>
-      <w:pPr>
-        <w:pStyle w:val="ListParagraph"/>
-        <w:numPr>
-          <w:ilvl w:val="0"/>
-          <w:numId w:val="1"/>
-        </w:numPr>
-      </w:pPr>
-      <w:r>
-        <w:t>Account information is sent to Firebase</w:t>
-      </w:r>
-    </w:p>
-    <w:p>
-      <w:pPr>
-        <w:pStyle w:val="ListParagraph"/>
-        <w:numPr>
-          <w:ilvl w:val="0"/>
-          <w:numId w:val="1"/>
-        </w:numPr>
-      </w:pPr>
-      <w:r>
-        <w:t>If user’s email is found in database, they are signed in and timestamp is updated to current time</w:t>
-      </w:r>
-    </w:p>
-    <w:p>
-      <w:pPr>
-        <w:pStyle w:val="ListParagraph"/>
-        <w:numPr>
-          <w:ilvl w:val="0"/>
-          <w:numId w:val="1"/>
-        </w:numPr>
-      </w:pPr>
-      <w:r>
-        <w:t>If user’s email is not found in database, they are signed in and database collection is filled out with preset base entries</w:t>
-      </w:r>
-    </w:p>
-    <w:p>
-      <w:pPr>
-        <w:pStyle w:val="ListParagraph"/>
-        <w:numPr>
-          <w:ilvl w:val="0"/>
-          <w:numId w:val="1"/>
-        </w:numPr>
-      </w:pPr>
-      <w:r>
-        <w:t>User can then continue to home page</w:t>
-      </w:r>
-    </w:p>
-    <w:p>
-      <w:pPr>
+        <w:t xml:space="preserve">Case </w:t>
+      </w:r>
+      <w:r>
         <w:rPr>
           <w:u w:val="single"/>
         </w:rPr>
-      </w:pPr>
+        <w:t>1</w:t>
+      </w:r>
       <w:r>
         <w:rPr>
           <w:u w:val="single"/>
         </w:rPr>
-        <w:t>Case 2: Search for Website</w:t>
-      </w:r>
-    </w:p>
-    <w:p>
-      <w:pPr>
-        <w:pStyle w:val="ListParagraph"/>
-        <w:numPr>
-          <w:ilvl w:val="0"/>
-          <w:numId w:val="1"/>
-        </w:numPr>
-      </w:pPr>
-      <w:r>
-        <w:t>User wants to search for a specific website</w:t>
-      </w:r>
-    </w:p>
-    <w:p>
-      <w:pPr>
-        <w:pStyle w:val="ListParagraph"/>
-        <w:numPr>
-          <w:ilvl w:val="0"/>
-          <w:numId w:val="1"/>
-        </w:numPr>
-      </w:pPr>
-      <w:r>
-        <w:t>User enters the URL in the search bar</w:t>
-      </w:r>
-    </w:p>
-    <w:p>
-      <w:pPr>
-        <w:pStyle w:val="ListParagraph"/>
-        <w:numPr>
-          <w:ilvl w:val="0"/>
-          <w:numId w:val="1"/>
-        </w:numPr>
-      </w:pPr>
-      <w:r>
-        <w:t>System checks to make sure the URL is in a valid format</w:t>
-      </w:r>
-    </w:p>
-    <w:p>
-      <w:pPr>
-        <w:pStyle w:val="ListParagraph"/>
-        <w:numPr>
-          <w:ilvl w:val="0"/>
-          <w:numId w:val="1"/>
-        </w:numPr>
-      </w:pPr>
-      <w:r>
-        <w:t>If it is in a valid format, the system then checks the URL for a security score</w:t>
-      </w:r>
-    </w:p>
-    <w:p>
-      <w:pPr>
-        <w:pStyle w:val="ListParagraph"/>
-        <w:numPr>
-          <w:ilvl w:val="0"/>
-          <w:numId w:val="1"/>
-        </w:numPr>
-      </w:pPr>
-      <w:r>
-        <w:t>If the security score is 0-50, the URL is loaded</w:t>
-      </w:r>
-    </w:p>
-    <w:p>
-      <w:pPr>
-        <w:pStyle w:val="ListParagraph"/>
-        <w:numPr>
-          <w:ilvl w:val="0"/>
-          <w:numId w:val="1"/>
-        </w:numPr>
-      </w:pPr>
-      <w:r>
-        <w:t>If the security score is 50-100, a warning is presented, with the URL loaded after this warning is accepted</w:t>
-      </w:r>
-    </w:p>
-    <w:p>
-      <w:pPr>
-        <w:pStyle w:val="ListParagraph"/>
-        <w:numPr>
-          <w:ilvl w:val="0"/>
-          <w:numId w:val="1"/>
-        </w:numPr>
-      </w:pPr>
-      <w:r>
-        <w:t>If the security score is 100+, the URL is automatically blocked with no override</w:t>
-      </w:r>
-    </w:p>
-    <w:p>
-      <w:pPr>
-        <w:pStyle w:val="ListParagraph"/>
-        <w:numPr>
-          <w:ilvl w:val="0"/>
-          <w:numId w:val="1"/>
-        </w:numPr>
-      </w:pPr>
-      <w:r>
-        <w:t>If the URL is not in a valid format, it is searched as a query instead</w:t>
-      </w:r>
-    </w:p>
-    <w:p>
-      <w:pPr>
+        <w:t xml:space="preserve">: </w:t>
+      </w:r>
+      <w:r>
         <w:rPr>
           <w:u w:val="single"/>
         </w:rPr>
-      </w:pPr>
+        <w:t xml:space="preserve">Load </w:t>
+      </w:r>
       <w:r>
         <w:rPr>
           <w:u w:val="single"/>
         </w:rPr>
-        <w:t>Case 3: Open Website from Search Query</w:t>
+        <w:t>Website</w:t>
       </w:r>
     </w:p>
     <w:p>
@@ -3450,7 +3429,16 @@
         </w:numPr>
       </w:pPr>
       <w:r>
-        <w:t>User wants to open a website after entering a search query</w:t>
+        <w:t>User enters</w:t>
+      </w:r>
+      <w:r>
+        <w:t xml:space="preserve"> a website</w:t>
+      </w:r>
+      <w:r>
+        <w:t xml:space="preserve"> URL in the search bar</w:t>
+      </w:r>
+      <w:r>
+        <w:t xml:space="preserve">, or clicks on a URL from a search query </w:t>
       </w:r>
     </w:p>
     <w:p>
@@ -3462,7 +3450,10 @@
         </w:numPr>
       </w:pPr>
       <w:r>
-        <w:t>User clicks on the website they want to open</w:t>
+        <w:t>System checks to make sure the URL is in a valid format</w:t>
+      </w:r>
+      <w:r>
+        <w:t xml:space="preserve"> if it is manually typed by the user</w:t>
       </w:r>
     </w:p>
     <w:p>
@@ -3474,7 +3465,16 @@
         </w:numPr>
       </w:pPr>
       <w:r>
-        <w:t>System performs security checks on the URL to generate a security score</w:t>
+        <w:t>Before loading the page</w:t>
+      </w:r>
+      <w:r>
+        <w:t xml:space="preserve">, the system checks the URL for a </w:t>
+      </w:r>
+      <w:r>
+        <w:t>risk</w:t>
+      </w:r>
+      <w:r>
+        <w:t xml:space="preserve"> score</w:t>
       </w:r>
     </w:p>
     <w:p>
@@ -3486,7 +3486,13 @@
         </w:numPr>
       </w:pPr>
       <w:r>
-        <w:t>If the security score is 0-50, the URL is loaded</w:t>
+        <w:t xml:space="preserve">If the </w:t>
+      </w:r>
+      <w:r>
+        <w:t>risk</w:t>
+      </w:r>
+      <w:r>
+        <w:t xml:space="preserve"> score is 0-50, the URL is loaded</w:t>
       </w:r>
     </w:p>
     <w:p>
@@ -3498,7 +3504,16 @@
         </w:numPr>
       </w:pPr>
       <w:r>
-        <w:t>If the security score is 50-100, a warning is presented, with the URL loaded after this warning is accepted</w:t>
+        <w:t xml:space="preserve">If the </w:t>
+      </w:r>
+      <w:r>
+        <w:t>risk</w:t>
+      </w:r>
+      <w:r>
+        <w:t xml:space="preserve"> score is 50-100, a warning is presented</w:t>
+      </w:r>
+      <w:r>
+        <w:t xml:space="preserve"> with an override option for the user, requiring a parental control PIN to be entered</w:t>
       </w:r>
     </w:p>
     <w:p>
@@ -3510,7 +3525,13 @@
         </w:numPr>
       </w:pPr>
       <w:r>
-        <w:t>If the security score is 100+, the URL is automatically blocked with no override</w:t>
+        <w:t xml:space="preserve">If the </w:t>
+      </w:r>
+      <w:r>
+        <w:t>risk</w:t>
+      </w:r>
+      <w:r>
+        <w:t xml:space="preserve"> score is 100+, the URL is automatically blocked with no override</w:t>
       </w:r>
     </w:p>
     <w:p>
@@ -3523,103 +3544,19 @@
         <w:rPr>
           <w:u w:val="single"/>
         </w:rPr>
-        <w:t>Case 4: Download File</w:t>
-      </w:r>
-    </w:p>
-    <w:p>
-      <w:pPr>
-        <w:pStyle w:val="ListParagraph"/>
-        <w:numPr>
-          <w:ilvl w:val="0"/>
-          <w:numId w:val="1"/>
-        </w:numPr>
-      </w:pPr>
-      <w:r>
-        <w:t>User wants to download a file from a website</w:t>
-      </w:r>
-    </w:p>
-    <w:p>
-      <w:pPr>
-        <w:pStyle w:val="ListParagraph"/>
-        <w:numPr>
-          <w:ilvl w:val="0"/>
-          <w:numId w:val="1"/>
-        </w:numPr>
-      </w:pPr>
-      <w:r>
-        <w:t>User clicks on the download link</w:t>
-      </w:r>
-    </w:p>
-    <w:p>
-      <w:pPr>
-        <w:pStyle w:val="ListParagraph"/>
-        <w:numPr>
-          <w:ilvl w:val="0"/>
-          <w:numId w:val="1"/>
-        </w:numPr>
-      </w:pPr>
-      <w:r>
-        <w:t>System intercepts the request before the download can begin</w:t>
-      </w:r>
-    </w:p>
-    <w:p>
-      <w:pPr>
-        <w:pStyle w:val="ListParagraph"/>
-        <w:numPr>
-          <w:ilvl w:val="0"/>
-          <w:numId w:val="1"/>
-        </w:numPr>
-      </w:pPr>
-      <w:r>
-        <w:t>File is scanned for typically malicious file extensions</w:t>
-      </w:r>
-      <w:r>
-        <w:t xml:space="preserve"> and valid signatures</w:t>
-      </w:r>
-    </w:p>
-    <w:p>
-      <w:pPr>
-        <w:pStyle w:val="ListParagraph"/>
-        <w:numPr>
-          <w:ilvl w:val="0"/>
-          <w:numId w:val="1"/>
-        </w:numPr>
-      </w:pPr>
-      <w:r>
-        <w:t>If the download is deemed safe, it is allowed and stored on user’s device</w:t>
-      </w:r>
-    </w:p>
-    <w:p>
-      <w:pPr>
-        <w:pStyle w:val="ListParagraph"/>
-        <w:numPr>
-          <w:ilvl w:val="0"/>
-          <w:numId w:val="1"/>
-        </w:numPr>
-      </w:pPr>
-      <w:r>
-        <w:t>If the download is deemed dangerous, it is blocked and user is warned</w:t>
-      </w:r>
-    </w:p>
-    <w:p>
-      <w:pPr>
+        <w:t xml:space="preserve">Case </w:t>
+      </w:r>
+      <w:r>
         <w:rPr>
           <w:u w:val="single"/>
         </w:rPr>
-      </w:pPr>
-    </w:p>
-    <w:p>
-      <w:pPr>
+        <w:t>2</w:t>
+      </w:r>
+      <w:r>
         <w:rPr>
           <w:u w:val="single"/>
         </w:rPr>
-      </w:pPr>
-      <w:r>
-        <w:rPr>
-          <w:u w:val="single"/>
-        </w:rPr>
-        <w:lastRenderedPageBreak/>
-        <w:t>Case 5: View Downloads</w:t>
+        <w:t>: Download File</w:t>
       </w:r>
     </w:p>
     <w:p>
@@ -3631,7 +3568,16 @@
         </w:numPr>
       </w:pPr>
       <w:r>
-        <w:t>User wants to view downloads</w:t>
+        <w:t xml:space="preserve">User clicks on </w:t>
+      </w:r>
+      <w:r>
+        <w:t xml:space="preserve">a </w:t>
+      </w:r>
+      <w:r>
+        <w:t>download link</w:t>
+      </w:r>
+      <w:r>
+        <w:t xml:space="preserve"> from a website</w:t>
       </w:r>
     </w:p>
     <w:p>
@@ -3643,7 +3589,7 @@
         </w:numPr>
       </w:pPr>
       <w:r>
-        <w:t>User clicks on downloads button in taskbar</w:t>
+        <w:t>System intercepts the request before the download can begin</w:t>
       </w:r>
     </w:p>
     <w:p>
@@ -3655,7 +3601,10 @@
         </w:numPr>
       </w:pPr>
       <w:r>
-        <w:t>System displays 5 most recent downloads and a ‘view all’ button in a pop-up menu</w:t>
+        <w:t>File is scanned for typically malicious file extensions</w:t>
+      </w:r>
+      <w:r>
+        <w:t xml:space="preserve"> and valid signatures</w:t>
       </w:r>
     </w:p>
     <w:p>
@@ -3667,7 +3616,13 @@
         </w:numPr>
       </w:pPr>
       <w:r>
-        <w:t>User clicks on view all button</w:t>
+        <w:t xml:space="preserve">If the download is deemed safe, it is allowed and stored on </w:t>
+      </w:r>
+      <w:r>
+        <w:t xml:space="preserve">the </w:t>
+      </w:r>
+      <w:r>
+        <w:t>user’s device</w:t>
       </w:r>
     </w:p>
     <w:p>
@@ -3679,383 +3634,16 @@
         </w:numPr>
       </w:pPr>
       <w:r>
-        <w:t>System displays all downloads available in that browser instance</w:t>
-      </w:r>
-    </w:p>
-    <w:p>
-      <w:pPr>
-        <w:rPr>
-          <w:u w:val="single"/>
-        </w:rPr>
-      </w:pPr>
-      <w:r>
-        <w:rPr>
-          <w:u w:val="single"/>
-        </w:rPr>
-        <w:t>Case 6: Play Quiz</w:t>
-      </w:r>
-    </w:p>
-    <w:p>
-      <w:pPr>
-        <w:pStyle w:val="ListParagraph"/>
-        <w:numPr>
-          <w:ilvl w:val="0"/>
-          <w:numId w:val="1"/>
-        </w:numPr>
-      </w:pPr>
-      <w:r>
-        <w:t>User wants to do daily / weekly quiz</w:t>
-      </w:r>
-    </w:p>
-    <w:p>
-      <w:pPr>
-        <w:pStyle w:val="ListParagraph"/>
-        <w:numPr>
-          <w:ilvl w:val="0"/>
-          <w:numId w:val="1"/>
-        </w:numPr>
-      </w:pPr>
-      <w:r>
-        <w:t>User selects daily / weekly quiz from dashboard</w:t>
-      </w:r>
-    </w:p>
-    <w:p>
-      <w:pPr>
-        <w:pStyle w:val="ListParagraph"/>
-        <w:numPr>
-          <w:ilvl w:val="0"/>
-          <w:numId w:val="1"/>
-        </w:numPr>
-      </w:pPr>
-      <w:r>
-        <w:t>System loads 5 questions for daily quiz or 15 questions for weekly quiz, randomly generated from Firebase</w:t>
-      </w:r>
-    </w:p>
-    <w:p>
-      <w:pPr>
-        <w:pStyle w:val="ListParagraph"/>
-        <w:numPr>
-          <w:ilvl w:val="0"/>
-          <w:numId w:val="1"/>
-        </w:numPr>
-      </w:pPr>
-      <w:r>
-        <w:t>System checks user’s answers and calculates a final score which is displayed to the user</w:t>
-      </w:r>
-    </w:p>
-    <w:p>
-      <w:pPr>
-        <w:rPr>
-          <w:u w:val="single"/>
-        </w:rPr>
-      </w:pPr>
-      <w:r>
-        <w:rPr>
-          <w:u w:val="single"/>
-        </w:rPr>
-        <w:t>Case 7: Change Setting</w:t>
-      </w:r>
-      <w:r>
-        <w:rPr>
-          <w:u w:val="single"/>
-        </w:rPr>
-        <w:t>s</w:t>
-      </w:r>
-    </w:p>
-    <w:p>
-      <w:pPr>
-        <w:pStyle w:val="ListParagraph"/>
-        <w:numPr>
-          <w:ilvl w:val="0"/>
-          <w:numId w:val="1"/>
-        </w:numPr>
-      </w:pPr>
-      <w:r>
-        <w:t>User wants to change settings</w:t>
-      </w:r>
-    </w:p>
-    <w:p>
-      <w:pPr>
-        <w:pStyle w:val="ListParagraph"/>
-        <w:numPr>
-          <w:ilvl w:val="0"/>
-          <w:numId w:val="1"/>
-        </w:numPr>
-      </w:pPr>
-      <w:r>
-        <w:t>User opens settings menu</w:t>
-      </w:r>
-    </w:p>
-    <w:p>
-      <w:pPr>
-        <w:pStyle w:val="ListParagraph"/>
-        <w:numPr>
-          <w:ilvl w:val="0"/>
-          <w:numId w:val="1"/>
-        </w:numPr>
-      </w:pPr>
-      <w:r>
-        <w:t>If signed in, user enters a pin</w:t>
-      </w:r>
-    </w:p>
-    <w:p>
-      <w:pPr>
-        <w:pStyle w:val="ListParagraph"/>
-        <w:numPr>
-          <w:ilvl w:val="0"/>
-          <w:numId w:val="1"/>
-        </w:numPr>
-      </w:pPr>
-      <w:r>
-        <w:t>If browsing as guest, system asks for sign in</w:t>
-      </w:r>
-    </w:p>
-    <w:p>
-      <w:pPr>
-        <w:pStyle w:val="ListParagraph"/>
-        <w:numPr>
-          <w:ilvl w:val="0"/>
-          <w:numId w:val="1"/>
-        </w:numPr>
-      </w:pPr>
-      <w:r>
-        <w:t>User selects a setting to change and updates their preferences</w:t>
-      </w:r>
-    </w:p>
-    <w:p>
-      <w:pPr>
-        <w:pStyle w:val="ListParagraph"/>
-        <w:numPr>
-          <w:ilvl w:val="0"/>
-          <w:numId w:val="1"/>
-        </w:numPr>
-      </w:pPr>
-      <w:r>
-        <w:t>System saves changes into Firebase</w:t>
-      </w:r>
-    </w:p>
-    <w:p>
-      <w:pPr>
-        <w:pStyle w:val="ListParagraph"/>
-        <w:numPr>
-          <w:ilvl w:val="0"/>
-          <w:numId w:val="1"/>
-        </w:numPr>
-      </w:pPr>
-      <w:r>
-        <w:t>Setting is updated immediately</w:t>
-      </w:r>
-    </w:p>
-    <w:p>
-      <w:pPr>
-        <w:rPr>
-          <w:u w:val="single"/>
-        </w:rPr>
-      </w:pPr>
-      <w:r>
-        <w:rPr>
-          <w:u w:val="single"/>
-        </w:rPr>
-        <w:t>Case 8:</w:t>
-      </w:r>
-      <w:r>
-        <w:rPr>
-          <w:u w:val="single"/>
-        </w:rPr>
-        <w:t xml:space="preserve"> View Dashboard</w:t>
-      </w:r>
-    </w:p>
-    <w:p>
-      <w:pPr>
-        <w:pStyle w:val="ListParagraph"/>
-        <w:numPr>
-          <w:ilvl w:val="0"/>
-          <w:numId w:val="1"/>
-        </w:numPr>
-      </w:pPr>
-      <w:r>
-        <w:t>User wants to view the dashboard</w:t>
-      </w:r>
-    </w:p>
-    <w:p>
-      <w:pPr>
-        <w:pStyle w:val="ListParagraph"/>
-        <w:numPr>
-          <w:ilvl w:val="0"/>
-          <w:numId w:val="1"/>
-        </w:numPr>
-      </w:pPr>
-      <w:r>
-        <w:t>User clicks on the dashboard button</w:t>
-      </w:r>
-    </w:p>
-    <w:p>
-      <w:pPr>
-        <w:pStyle w:val="ListParagraph"/>
-        <w:numPr>
-          <w:ilvl w:val="0"/>
-          <w:numId w:val="1"/>
-        </w:numPr>
-      </w:pPr>
-      <w:r>
-        <w:t>System retrieves their statistics from Firebase and displays them within the dashboard page</w:t>
-      </w:r>
-    </w:p>
-    <w:p>
-      <w:pPr>
-        <w:rPr>
-          <w:u w:val="single"/>
-        </w:rPr>
-      </w:pPr>
-      <w:r>
-        <w:rPr>
-          <w:u w:val="single"/>
-        </w:rPr>
-        <w:t>Case 9:</w:t>
-      </w:r>
-      <w:r>
-        <w:rPr>
-          <w:u w:val="single"/>
-        </w:rPr>
-        <w:t xml:space="preserve"> Receive Security Warning</w:t>
-      </w:r>
-    </w:p>
-    <w:p>
-      <w:pPr>
-        <w:pStyle w:val="ListParagraph"/>
-        <w:numPr>
-          <w:ilvl w:val="0"/>
-          <w:numId w:val="1"/>
-        </w:numPr>
-      </w:pPr>
-      <w:r>
-        <w:t>User wants to access a dangerous site</w:t>
-      </w:r>
-    </w:p>
-    <w:p>
-      <w:pPr>
-        <w:pStyle w:val="ListParagraph"/>
-        <w:numPr>
-          <w:ilvl w:val="0"/>
-          <w:numId w:val="1"/>
-        </w:numPr>
-      </w:pPr>
-      <w:r>
-        <w:t xml:space="preserve">System flags the site as being a security score of 50+ so identifies it as </w:t>
-      </w:r>
-      <w:r>
-        <w:t>suspicious</w:t>
-      </w:r>
-    </w:p>
-    <w:p>
-      <w:pPr>
-        <w:pStyle w:val="ListParagraph"/>
-        <w:numPr>
-          <w:ilvl w:val="0"/>
-          <w:numId w:val="1"/>
-        </w:numPr>
-      </w:pPr>
-      <w:r>
-        <w:t>System blocks the user from accessing the site with a warning to say why</w:t>
-      </w:r>
-    </w:p>
-    <w:p>
-      <w:pPr>
-        <w:pStyle w:val="ListParagraph"/>
-        <w:numPr>
-          <w:ilvl w:val="0"/>
-          <w:numId w:val="1"/>
-        </w:numPr>
-      </w:pPr>
-      <w:r>
-        <w:t>If security score is 50-100, user can override the warning and continue to the site</w:t>
-      </w:r>
-    </w:p>
-    <w:p>
-      <w:pPr>
-        <w:pStyle w:val="ListParagraph"/>
-        <w:numPr>
-          <w:ilvl w:val="0"/>
-          <w:numId w:val="1"/>
-        </w:numPr>
-      </w:pPr>
-      <w:r>
-        <w:t>If security score is 100+, user cannot override the warning and site is permanently blocked</w:t>
-      </w:r>
-    </w:p>
-    <w:p>
-      <w:pPr>
-        <w:rPr>
-          <w:u w:val="single"/>
-        </w:rPr>
-      </w:pPr>
-    </w:p>
-    <w:p>
-      <w:pPr>
-        <w:rPr>
-          <w:u w:val="single"/>
-        </w:rPr>
-      </w:pPr>
-      <w:r>
-        <w:rPr>
-          <w:u w:val="single"/>
-        </w:rPr>
-        <w:lastRenderedPageBreak/>
-        <w:t>Case 10:</w:t>
-      </w:r>
-      <w:r>
-        <w:rPr>
-          <w:u w:val="single"/>
-        </w:rPr>
-        <w:t xml:space="preserve"> Sign Out</w:t>
-      </w:r>
-    </w:p>
-    <w:p>
-      <w:pPr>
-        <w:pStyle w:val="ListParagraph"/>
-        <w:numPr>
-          <w:ilvl w:val="0"/>
-          <w:numId w:val="1"/>
-        </w:numPr>
-      </w:pPr>
-      <w:r>
-        <w:t>User wants to sign out of their account</w:t>
-      </w:r>
-    </w:p>
-    <w:p>
-      <w:pPr>
-        <w:pStyle w:val="ListParagraph"/>
-        <w:numPr>
-          <w:ilvl w:val="0"/>
-          <w:numId w:val="1"/>
-        </w:numPr>
-      </w:pPr>
-      <w:r>
-        <w:t>User clicks sign out button</w:t>
-      </w:r>
-    </w:p>
-    <w:p>
-      <w:pPr>
-        <w:pStyle w:val="ListParagraph"/>
-        <w:numPr>
-          <w:ilvl w:val="0"/>
-          <w:numId w:val="1"/>
-        </w:numPr>
-      </w:pPr>
-      <w:r>
-        <w:t>User is signed out of their session</w:t>
-      </w:r>
-    </w:p>
-    <w:p>
-      <w:pPr>
-        <w:pStyle w:val="ListParagraph"/>
-        <w:numPr>
-          <w:ilvl w:val="0"/>
-          <w:numId w:val="1"/>
-        </w:numPr>
-      </w:pPr>
-      <w:r>
-        <w:t>Browser displays sign in screen</w:t>
+        <w:t xml:space="preserve">If the download is deemed dangerous, it is blocked and </w:t>
+      </w:r>
+      <w:r>
+        <w:t xml:space="preserve">the </w:t>
+      </w:r>
+      <w:r>
+        <w:t xml:space="preserve">user is </w:t>
+      </w:r>
+      <w:r>
+        <w:t>alerted</w:t>
       </w:r>
     </w:p>
     <w:p/>
@@ -4072,7 +3660,7 @@
           <w:szCs w:val="36"/>
         </w:rPr>
       </w:pPr>
-      <w:bookmarkStart w:id="18" w:name="_Toc224672353"/>
+      <w:bookmarkStart w:id="18" w:name="_Toc226731978"/>
       <w:r>
         <w:rPr>
           <w:b/>
@@ -4164,7 +3752,19 @@
         </w:numPr>
       </w:pPr>
       <w:r>
-        <w:t>ChatGPT was used for debugging purposes and clarification of language (</w:t>
+        <w:t>ChatGPT was used for debugging purposes</w:t>
+      </w:r>
+      <w:r>
+        <w:t>, to generate pseudocode,</w:t>
+      </w:r>
+      <w:r>
+        <w:t xml:space="preserve"> and </w:t>
+      </w:r>
+      <w:r>
+        <w:t xml:space="preserve">for </w:t>
+      </w:r>
+      <w:r>
+        <w:t>clarification of language (</w:t>
       </w:r>
       <w:hyperlink r:id="rId13" w:history="1">
         <w:r>
@@ -4283,7 +3883,7 @@
           <w:szCs w:val="36"/>
         </w:rPr>
       </w:pPr>
-      <w:bookmarkStart w:id="19" w:name="_Toc224672354"/>
+      <w:bookmarkStart w:id="19" w:name="_Toc226731979"/>
       <w:r>
         <w:rPr>
           <w:b/>
@@ -4445,7 +4045,6 @@
         </w:numPr>
       </w:pPr>
       <w:r>
-        <w:lastRenderedPageBreak/>
         <w:t>Number of cookies deleted</w:t>
       </w:r>
     </w:p>
@@ -4512,7 +4111,7 @@
           <w:szCs w:val="32"/>
         </w:rPr>
       </w:pPr>
-      <w:bookmarkStart w:id="21" w:name="_Toc224672355"/>
+      <w:bookmarkStart w:id="21" w:name="_Toc226731980"/>
       <w:r>
         <w:rPr>
           <w:b/>
@@ -4715,6 +4314,7 @@
           <w:szCs w:val="32"/>
         </w:rPr>
       </w:pPr>
+      <w:bookmarkStart w:id="22" w:name="_Toc226731981"/>
       <w:r>
         <w:rPr>
           <w:b/>
@@ -4724,9 +4324,9 @@
           <w:sz w:val="32"/>
           <w:szCs w:val="32"/>
         </w:rPr>
-        <w:lastRenderedPageBreak/>
         <w:t>Risk Score Calculation</w:t>
       </w:r>
+      <w:bookmarkEnd w:id="22"/>
     </w:p>
     <w:p>
       <w:pPr>
@@ -5068,30 +4668,8 @@
         </w:numPr>
       </w:pPr>
       <w:r>
-        <w:lastRenderedPageBreak/>
         <w:t>Filtered through to then determine which headers are security-focussed and which ones aren’t to make sure there wasn’t excessive flagging</w:t>
       </w:r>
-    </w:p>
-    <w:p>
-      <w:pPr>
-        <w:pStyle w:val="ListParagraph"/>
-        <w:numPr>
-          <w:ilvl w:val="2"/>
-          <w:numId w:val="1"/>
-        </w:numPr>
-      </w:pPr>
-      <w:r>
-        <w:t>Redirect analysis:</w:t>
-      </w:r>
-    </w:p>
-    <w:p>
-      <w:pPr>
-        <w:pStyle w:val="ListParagraph"/>
-        <w:numPr>
-          <w:ilvl w:val="3"/>
-          <w:numId w:val="1"/>
-        </w:numPr>
-      </w:pPr>
     </w:p>
     <w:p>
       <w:pPr>
@@ -5318,7 +4896,7 @@
         </w:numPr>
       </w:pPr>
       <w:r>
-        <w:t>DNS Check:</w:t>
+        <w:t>Planned for DNS check and redirect analysis but decided against this because:</w:t>
       </w:r>
     </w:p>
     <w:p>
@@ -6752,6 +6330,7 @@
   <w:style w:type="character" w:default="1" w:styleId="DefaultParagraphFont">
     <w:name w:val="Default Paragraph Font"/>
     <w:uiPriority w:val="1"/>
+    <w:semiHidden/>
     <w:unhideWhenUsed/>
   </w:style>
   <w:style w:type="table" w:default="1" w:styleId="TableNormal">

--- a/COMP3000 Final Document.docx
+++ b/COMP3000 Final Document.docx
@@ -86,7 +86,7 @@
             </w:rPr>
             <w:fldChar w:fldCharType="separate"/>
           </w:r>
-          <w:hyperlink w:anchor="_Toc226731960" w:history="1">
+          <w:hyperlink w:anchor="_Toc227007164" w:history="1">
             <w:r>
               <w:rPr>
                 <w:rStyle w:val="Hyperlink"/>
@@ -113,7 +113,7 @@
                 <w:noProof/>
                 <w:webHidden/>
               </w:rPr>
-              <w:instrText xml:space="preserve"> PAGEREF _Toc226731960 \h </w:instrText>
+              <w:instrText xml:space="preserve"> PAGEREF _Toc227007164 \h </w:instrText>
             </w:r>
             <w:r>
               <w:rPr>
@@ -160,13 +160,13 @@
               <w:lang w:eastAsia="en-GB"/>
             </w:rPr>
           </w:pPr>
-          <w:hyperlink w:anchor="_Toc226731961" w:history="1">
+          <w:hyperlink w:anchor="_Toc227007165" w:history="1">
             <w:r>
               <w:rPr>
                 <w:rStyle w:val="Hyperlink"/>
                 <w:noProof/>
               </w:rPr>
-              <w:t>Features</w:t>
+              <w:t>Initial Design</w:t>
             </w:r>
             <w:r>
               <w:rPr>
@@ -187,7 +187,7 @@
                 <w:noProof/>
                 <w:webHidden/>
               </w:rPr>
-              <w:instrText xml:space="preserve"> PAGEREF _Toc226731961 \h </w:instrText>
+              <w:instrText xml:space="preserve"> PAGEREF _Toc227007165 \h </w:instrText>
             </w:r>
             <w:r>
               <w:rPr>
@@ -208,6 +208,918 @@
                 <w:webHidden/>
               </w:rPr>
               <w:t>2</w:t>
+            </w:r>
+            <w:r>
+              <w:rPr>
+                <w:noProof/>
+                <w:webHidden/>
+              </w:rPr>
+              <w:fldChar w:fldCharType="end"/>
+            </w:r>
+          </w:hyperlink>
+        </w:p>
+        <w:p>
+          <w:pPr>
+            <w:pStyle w:val="TOC2"/>
+            <w:tabs>
+              <w:tab w:val="right" w:leader="dot" w:pos="9016"/>
+            </w:tabs>
+            <w:rPr>
+              <w:rFonts w:eastAsiaTheme="minorEastAsia"/>
+              <w:b w:val="0"/>
+              <w:bCs w:val="0"/>
+              <w:noProof/>
+              <w:sz w:val="24"/>
+              <w:szCs w:val="24"/>
+              <w:lang w:eastAsia="en-GB"/>
+            </w:rPr>
+          </w:pPr>
+          <w:hyperlink w:anchor="_Toc227007166" w:history="1">
+            <w:r>
+              <w:rPr>
+                <w:rStyle w:val="Hyperlink"/>
+                <w:i/>
+                <w:iCs/>
+                <w:noProof/>
+              </w:rPr>
+              <w:t>Wireframes</w:t>
+            </w:r>
+            <w:r>
+              <w:rPr>
+                <w:noProof/>
+                <w:webHidden/>
+              </w:rPr>
+              <w:tab/>
+            </w:r>
+            <w:r>
+              <w:rPr>
+                <w:noProof/>
+                <w:webHidden/>
+              </w:rPr>
+              <w:fldChar w:fldCharType="begin"/>
+            </w:r>
+            <w:r>
+              <w:rPr>
+                <w:noProof/>
+                <w:webHidden/>
+              </w:rPr>
+              <w:instrText xml:space="preserve"> PAGEREF _Toc227007166 \h </w:instrText>
+            </w:r>
+            <w:r>
+              <w:rPr>
+                <w:noProof/>
+                <w:webHidden/>
+              </w:rPr>
+            </w:r>
+            <w:r>
+              <w:rPr>
+                <w:noProof/>
+                <w:webHidden/>
+              </w:rPr>
+              <w:fldChar w:fldCharType="separate"/>
+            </w:r>
+            <w:r>
+              <w:rPr>
+                <w:noProof/>
+                <w:webHidden/>
+              </w:rPr>
+              <w:t>3</w:t>
+            </w:r>
+            <w:r>
+              <w:rPr>
+                <w:noProof/>
+                <w:webHidden/>
+              </w:rPr>
+              <w:fldChar w:fldCharType="end"/>
+            </w:r>
+          </w:hyperlink>
+        </w:p>
+        <w:p>
+          <w:pPr>
+            <w:pStyle w:val="TOC3"/>
+            <w:tabs>
+              <w:tab w:val="right" w:leader="dot" w:pos="9016"/>
+            </w:tabs>
+            <w:rPr>
+              <w:rFonts w:eastAsiaTheme="minorEastAsia"/>
+              <w:noProof/>
+              <w:sz w:val="24"/>
+              <w:szCs w:val="24"/>
+              <w:lang w:eastAsia="en-GB"/>
+            </w:rPr>
+          </w:pPr>
+          <w:hyperlink w:anchor="_Toc227007167" w:history="1">
+            <w:r>
+              <w:rPr>
+                <w:rStyle w:val="Hyperlink"/>
+                <w:b/>
+                <w:bCs/>
+                <w:i/>
+                <w:iCs/>
+                <w:noProof/>
+              </w:rPr>
+              <w:t>Home Page</w:t>
+            </w:r>
+            <w:r>
+              <w:rPr>
+                <w:noProof/>
+                <w:webHidden/>
+              </w:rPr>
+              <w:tab/>
+            </w:r>
+            <w:r>
+              <w:rPr>
+                <w:noProof/>
+                <w:webHidden/>
+              </w:rPr>
+              <w:fldChar w:fldCharType="begin"/>
+            </w:r>
+            <w:r>
+              <w:rPr>
+                <w:noProof/>
+                <w:webHidden/>
+              </w:rPr>
+              <w:instrText xml:space="preserve"> PAGEREF _Toc227007167 \h </w:instrText>
+            </w:r>
+            <w:r>
+              <w:rPr>
+                <w:noProof/>
+                <w:webHidden/>
+              </w:rPr>
+            </w:r>
+            <w:r>
+              <w:rPr>
+                <w:noProof/>
+                <w:webHidden/>
+              </w:rPr>
+              <w:fldChar w:fldCharType="separate"/>
+            </w:r>
+            <w:r>
+              <w:rPr>
+                <w:noProof/>
+                <w:webHidden/>
+              </w:rPr>
+              <w:t>3</w:t>
+            </w:r>
+            <w:r>
+              <w:rPr>
+                <w:noProof/>
+                <w:webHidden/>
+              </w:rPr>
+              <w:fldChar w:fldCharType="end"/>
+            </w:r>
+          </w:hyperlink>
+        </w:p>
+        <w:p>
+          <w:pPr>
+            <w:pStyle w:val="TOC3"/>
+            <w:tabs>
+              <w:tab w:val="right" w:leader="dot" w:pos="9016"/>
+            </w:tabs>
+            <w:rPr>
+              <w:rFonts w:eastAsiaTheme="minorEastAsia"/>
+              <w:noProof/>
+              <w:sz w:val="24"/>
+              <w:szCs w:val="24"/>
+              <w:lang w:eastAsia="en-GB"/>
+            </w:rPr>
+          </w:pPr>
+          <w:hyperlink w:anchor="_Toc227007168" w:history="1">
+            <w:r>
+              <w:rPr>
+                <w:rStyle w:val="Hyperlink"/>
+                <w:b/>
+                <w:bCs/>
+                <w:i/>
+                <w:iCs/>
+                <w:noProof/>
+              </w:rPr>
+              <w:t>Dashboard</w:t>
+            </w:r>
+            <w:r>
+              <w:rPr>
+                <w:noProof/>
+                <w:webHidden/>
+              </w:rPr>
+              <w:tab/>
+            </w:r>
+            <w:r>
+              <w:rPr>
+                <w:noProof/>
+                <w:webHidden/>
+              </w:rPr>
+              <w:fldChar w:fldCharType="begin"/>
+            </w:r>
+            <w:r>
+              <w:rPr>
+                <w:noProof/>
+                <w:webHidden/>
+              </w:rPr>
+              <w:instrText xml:space="preserve"> PAGEREF _Toc227007168 \h </w:instrText>
+            </w:r>
+            <w:r>
+              <w:rPr>
+                <w:noProof/>
+                <w:webHidden/>
+              </w:rPr>
+            </w:r>
+            <w:r>
+              <w:rPr>
+                <w:noProof/>
+                <w:webHidden/>
+              </w:rPr>
+              <w:fldChar w:fldCharType="separate"/>
+            </w:r>
+            <w:r>
+              <w:rPr>
+                <w:noProof/>
+                <w:webHidden/>
+              </w:rPr>
+              <w:t>4</w:t>
+            </w:r>
+            <w:r>
+              <w:rPr>
+                <w:noProof/>
+                <w:webHidden/>
+              </w:rPr>
+              <w:fldChar w:fldCharType="end"/>
+            </w:r>
+          </w:hyperlink>
+        </w:p>
+        <w:p>
+          <w:pPr>
+            <w:pStyle w:val="TOC3"/>
+            <w:tabs>
+              <w:tab w:val="right" w:leader="dot" w:pos="9016"/>
+            </w:tabs>
+            <w:rPr>
+              <w:rFonts w:eastAsiaTheme="minorEastAsia"/>
+              <w:noProof/>
+              <w:sz w:val="24"/>
+              <w:szCs w:val="24"/>
+              <w:lang w:eastAsia="en-GB"/>
+            </w:rPr>
+          </w:pPr>
+          <w:hyperlink w:anchor="_Toc227007169" w:history="1">
+            <w:r>
+              <w:rPr>
+                <w:rStyle w:val="Hyperlink"/>
+                <w:b/>
+                <w:bCs/>
+                <w:i/>
+                <w:iCs/>
+                <w:noProof/>
+              </w:rPr>
+              <w:t>Taskbar</w:t>
+            </w:r>
+            <w:r>
+              <w:rPr>
+                <w:noProof/>
+                <w:webHidden/>
+              </w:rPr>
+              <w:tab/>
+            </w:r>
+            <w:r>
+              <w:rPr>
+                <w:noProof/>
+                <w:webHidden/>
+              </w:rPr>
+              <w:fldChar w:fldCharType="begin"/>
+            </w:r>
+            <w:r>
+              <w:rPr>
+                <w:noProof/>
+                <w:webHidden/>
+              </w:rPr>
+              <w:instrText xml:space="preserve"> PAGEREF _Toc227007169 \h </w:instrText>
+            </w:r>
+            <w:r>
+              <w:rPr>
+                <w:noProof/>
+                <w:webHidden/>
+              </w:rPr>
+            </w:r>
+            <w:r>
+              <w:rPr>
+                <w:noProof/>
+                <w:webHidden/>
+              </w:rPr>
+              <w:fldChar w:fldCharType="separate"/>
+            </w:r>
+            <w:r>
+              <w:rPr>
+                <w:noProof/>
+                <w:webHidden/>
+              </w:rPr>
+              <w:t>5</w:t>
+            </w:r>
+            <w:r>
+              <w:rPr>
+                <w:noProof/>
+                <w:webHidden/>
+              </w:rPr>
+              <w:fldChar w:fldCharType="end"/>
+            </w:r>
+          </w:hyperlink>
+        </w:p>
+        <w:p>
+          <w:pPr>
+            <w:pStyle w:val="TOC3"/>
+            <w:tabs>
+              <w:tab w:val="right" w:leader="dot" w:pos="9016"/>
+            </w:tabs>
+            <w:rPr>
+              <w:rFonts w:eastAsiaTheme="minorEastAsia"/>
+              <w:noProof/>
+              <w:sz w:val="24"/>
+              <w:szCs w:val="24"/>
+              <w:lang w:eastAsia="en-GB"/>
+            </w:rPr>
+          </w:pPr>
+          <w:hyperlink w:anchor="_Toc227007170" w:history="1">
+            <w:r>
+              <w:rPr>
+                <w:rStyle w:val="Hyperlink"/>
+                <w:b/>
+                <w:bCs/>
+                <w:i/>
+                <w:iCs/>
+                <w:noProof/>
+              </w:rPr>
+              <w:t>Settings Page</w:t>
+            </w:r>
+            <w:r>
+              <w:rPr>
+                <w:noProof/>
+                <w:webHidden/>
+              </w:rPr>
+              <w:tab/>
+            </w:r>
+            <w:r>
+              <w:rPr>
+                <w:noProof/>
+                <w:webHidden/>
+              </w:rPr>
+              <w:fldChar w:fldCharType="begin"/>
+            </w:r>
+            <w:r>
+              <w:rPr>
+                <w:noProof/>
+                <w:webHidden/>
+              </w:rPr>
+              <w:instrText xml:space="preserve"> PAGEREF _Toc227007170 \h </w:instrText>
+            </w:r>
+            <w:r>
+              <w:rPr>
+                <w:noProof/>
+                <w:webHidden/>
+              </w:rPr>
+            </w:r>
+            <w:r>
+              <w:rPr>
+                <w:noProof/>
+                <w:webHidden/>
+              </w:rPr>
+              <w:fldChar w:fldCharType="separate"/>
+            </w:r>
+            <w:r>
+              <w:rPr>
+                <w:noProof/>
+                <w:webHidden/>
+              </w:rPr>
+              <w:t>6</w:t>
+            </w:r>
+            <w:r>
+              <w:rPr>
+                <w:noProof/>
+                <w:webHidden/>
+              </w:rPr>
+              <w:fldChar w:fldCharType="end"/>
+            </w:r>
+          </w:hyperlink>
+        </w:p>
+        <w:p>
+          <w:pPr>
+            <w:pStyle w:val="TOC2"/>
+            <w:tabs>
+              <w:tab w:val="right" w:leader="dot" w:pos="9016"/>
+            </w:tabs>
+            <w:rPr>
+              <w:rFonts w:eastAsiaTheme="minorEastAsia"/>
+              <w:b w:val="0"/>
+              <w:bCs w:val="0"/>
+              <w:noProof/>
+              <w:sz w:val="24"/>
+              <w:szCs w:val="24"/>
+              <w:lang w:eastAsia="en-GB"/>
+            </w:rPr>
+          </w:pPr>
+          <w:hyperlink w:anchor="_Toc227007171" w:history="1">
+            <w:r>
+              <w:rPr>
+                <w:rStyle w:val="Hyperlink"/>
+                <w:i/>
+                <w:iCs/>
+                <w:noProof/>
+              </w:rPr>
+              <w:t>Storyboards</w:t>
+            </w:r>
+            <w:r>
+              <w:rPr>
+                <w:noProof/>
+                <w:webHidden/>
+              </w:rPr>
+              <w:tab/>
+            </w:r>
+            <w:r>
+              <w:rPr>
+                <w:noProof/>
+                <w:webHidden/>
+              </w:rPr>
+              <w:fldChar w:fldCharType="begin"/>
+            </w:r>
+            <w:r>
+              <w:rPr>
+                <w:noProof/>
+                <w:webHidden/>
+              </w:rPr>
+              <w:instrText xml:space="preserve"> PAGEREF _Toc227007171 \h </w:instrText>
+            </w:r>
+            <w:r>
+              <w:rPr>
+                <w:noProof/>
+                <w:webHidden/>
+              </w:rPr>
+            </w:r>
+            <w:r>
+              <w:rPr>
+                <w:noProof/>
+                <w:webHidden/>
+              </w:rPr>
+              <w:fldChar w:fldCharType="separate"/>
+            </w:r>
+            <w:r>
+              <w:rPr>
+                <w:noProof/>
+                <w:webHidden/>
+              </w:rPr>
+              <w:t>6</w:t>
+            </w:r>
+            <w:r>
+              <w:rPr>
+                <w:noProof/>
+                <w:webHidden/>
+              </w:rPr>
+              <w:fldChar w:fldCharType="end"/>
+            </w:r>
+          </w:hyperlink>
+        </w:p>
+        <w:p>
+          <w:pPr>
+            <w:pStyle w:val="TOC2"/>
+            <w:tabs>
+              <w:tab w:val="right" w:leader="dot" w:pos="9016"/>
+            </w:tabs>
+            <w:rPr>
+              <w:rFonts w:eastAsiaTheme="minorEastAsia"/>
+              <w:b w:val="0"/>
+              <w:bCs w:val="0"/>
+              <w:noProof/>
+              <w:sz w:val="24"/>
+              <w:szCs w:val="24"/>
+              <w:lang w:eastAsia="en-GB"/>
+            </w:rPr>
+          </w:pPr>
+          <w:hyperlink w:anchor="_Toc227007172" w:history="1">
+            <w:r>
+              <w:rPr>
+                <w:rStyle w:val="Hyperlink"/>
+                <w:i/>
+                <w:iCs/>
+                <w:noProof/>
+              </w:rPr>
+              <w:t>Flowcharts</w:t>
+            </w:r>
+            <w:r>
+              <w:rPr>
+                <w:noProof/>
+                <w:webHidden/>
+              </w:rPr>
+              <w:tab/>
+            </w:r>
+            <w:r>
+              <w:rPr>
+                <w:noProof/>
+                <w:webHidden/>
+              </w:rPr>
+              <w:fldChar w:fldCharType="begin"/>
+            </w:r>
+            <w:r>
+              <w:rPr>
+                <w:noProof/>
+                <w:webHidden/>
+              </w:rPr>
+              <w:instrText xml:space="preserve"> PAGEREF _Toc227007172 \h </w:instrText>
+            </w:r>
+            <w:r>
+              <w:rPr>
+                <w:noProof/>
+                <w:webHidden/>
+              </w:rPr>
+            </w:r>
+            <w:r>
+              <w:rPr>
+                <w:noProof/>
+                <w:webHidden/>
+              </w:rPr>
+              <w:fldChar w:fldCharType="separate"/>
+            </w:r>
+            <w:r>
+              <w:rPr>
+                <w:noProof/>
+                <w:webHidden/>
+              </w:rPr>
+              <w:t>6</w:t>
+            </w:r>
+            <w:r>
+              <w:rPr>
+                <w:noProof/>
+                <w:webHidden/>
+              </w:rPr>
+              <w:fldChar w:fldCharType="end"/>
+            </w:r>
+          </w:hyperlink>
+        </w:p>
+        <w:p>
+          <w:pPr>
+            <w:pStyle w:val="TOC3"/>
+            <w:tabs>
+              <w:tab w:val="right" w:leader="dot" w:pos="9016"/>
+            </w:tabs>
+            <w:rPr>
+              <w:rFonts w:eastAsiaTheme="minorEastAsia"/>
+              <w:noProof/>
+              <w:sz w:val="24"/>
+              <w:szCs w:val="24"/>
+              <w:lang w:eastAsia="en-GB"/>
+            </w:rPr>
+          </w:pPr>
+          <w:hyperlink w:anchor="_Toc227007173" w:history="1">
+            <w:r>
+              <w:rPr>
+                <w:rStyle w:val="Hyperlink"/>
+                <w:b/>
+                <w:bCs/>
+                <w:i/>
+                <w:iCs/>
+                <w:noProof/>
+              </w:rPr>
+              <w:t>Home Page</w:t>
+            </w:r>
+            <w:r>
+              <w:rPr>
+                <w:noProof/>
+                <w:webHidden/>
+              </w:rPr>
+              <w:tab/>
+            </w:r>
+            <w:r>
+              <w:rPr>
+                <w:noProof/>
+                <w:webHidden/>
+              </w:rPr>
+              <w:fldChar w:fldCharType="begin"/>
+            </w:r>
+            <w:r>
+              <w:rPr>
+                <w:noProof/>
+                <w:webHidden/>
+              </w:rPr>
+              <w:instrText xml:space="preserve"> PAGEREF _Toc227007173 \h </w:instrText>
+            </w:r>
+            <w:r>
+              <w:rPr>
+                <w:noProof/>
+                <w:webHidden/>
+              </w:rPr>
+            </w:r>
+            <w:r>
+              <w:rPr>
+                <w:noProof/>
+                <w:webHidden/>
+              </w:rPr>
+              <w:fldChar w:fldCharType="separate"/>
+            </w:r>
+            <w:r>
+              <w:rPr>
+                <w:noProof/>
+                <w:webHidden/>
+              </w:rPr>
+              <w:t>6</w:t>
+            </w:r>
+            <w:r>
+              <w:rPr>
+                <w:noProof/>
+                <w:webHidden/>
+              </w:rPr>
+              <w:fldChar w:fldCharType="end"/>
+            </w:r>
+          </w:hyperlink>
+        </w:p>
+        <w:p>
+          <w:pPr>
+            <w:pStyle w:val="TOC3"/>
+            <w:tabs>
+              <w:tab w:val="right" w:leader="dot" w:pos="9016"/>
+            </w:tabs>
+            <w:rPr>
+              <w:rFonts w:eastAsiaTheme="minorEastAsia"/>
+              <w:noProof/>
+              <w:sz w:val="24"/>
+              <w:szCs w:val="24"/>
+              <w:lang w:eastAsia="en-GB"/>
+            </w:rPr>
+          </w:pPr>
+          <w:hyperlink w:anchor="_Toc227007174" w:history="1">
+            <w:r>
+              <w:rPr>
+                <w:rStyle w:val="Hyperlink"/>
+                <w:b/>
+                <w:bCs/>
+                <w:i/>
+                <w:iCs/>
+                <w:noProof/>
+              </w:rPr>
+              <w:t>Dashboard</w:t>
+            </w:r>
+            <w:r>
+              <w:rPr>
+                <w:noProof/>
+                <w:webHidden/>
+              </w:rPr>
+              <w:tab/>
+            </w:r>
+            <w:r>
+              <w:rPr>
+                <w:noProof/>
+                <w:webHidden/>
+              </w:rPr>
+              <w:fldChar w:fldCharType="begin"/>
+            </w:r>
+            <w:r>
+              <w:rPr>
+                <w:noProof/>
+                <w:webHidden/>
+              </w:rPr>
+              <w:instrText xml:space="preserve"> PAGEREF _Toc227007174 \h </w:instrText>
+            </w:r>
+            <w:r>
+              <w:rPr>
+                <w:noProof/>
+                <w:webHidden/>
+              </w:rPr>
+            </w:r>
+            <w:r>
+              <w:rPr>
+                <w:noProof/>
+                <w:webHidden/>
+              </w:rPr>
+              <w:fldChar w:fldCharType="separate"/>
+            </w:r>
+            <w:r>
+              <w:rPr>
+                <w:noProof/>
+                <w:webHidden/>
+              </w:rPr>
+              <w:t>6</w:t>
+            </w:r>
+            <w:r>
+              <w:rPr>
+                <w:noProof/>
+                <w:webHidden/>
+              </w:rPr>
+              <w:fldChar w:fldCharType="end"/>
+            </w:r>
+          </w:hyperlink>
+        </w:p>
+        <w:p>
+          <w:pPr>
+            <w:pStyle w:val="TOC3"/>
+            <w:tabs>
+              <w:tab w:val="right" w:leader="dot" w:pos="9016"/>
+            </w:tabs>
+            <w:rPr>
+              <w:rFonts w:eastAsiaTheme="minorEastAsia"/>
+              <w:noProof/>
+              <w:sz w:val="24"/>
+              <w:szCs w:val="24"/>
+              <w:lang w:eastAsia="en-GB"/>
+            </w:rPr>
+          </w:pPr>
+          <w:hyperlink w:anchor="_Toc227007175" w:history="1">
+            <w:r>
+              <w:rPr>
+                <w:rStyle w:val="Hyperlink"/>
+                <w:b/>
+                <w:bCs/>
+                <w:i/>
+                <w:iCs/>
+                <w:noProof/>
+              </w:rPr>
+              <w:t>Taskbar</w:t>
+            </w:r>
+            <w:r>
+              <w:rPr>
+                <w:noProof/>
+                <w:webHidden/>
+              </w:rPr>
+              <w:tab/>
+            </w:r>
+            <w:r>
+              <w:rPr>
+                <w:noProof/>
+                <w:webHidden/>
+              </w:rPr>
+              <w:fldChar w:fldCharType="begin"/>
+            </w:r>
+            <w:r>
+              <w:rPr>
+                <w:noProof/>
+                <w:webHidden/>
+              </w:rPr>
+              <w:instrText xml:space="preserve"> PAGEREF _Toc227007175 \h </w:instrText>
+            </w:r>
+            <w:r>
+              <w:rPr>
+                <w:noProof/>
+                <w:webHidden/>
+              </w:rPr>
+            </w:r>
+            <w:r>
+              <w:rPr>
+                <w:noProof/>
+                <w:webHidden/>
+              </w:rPr>
+              <w:fldChar w:fldCharType="separate"/>
+            </w:r>
+            <w:r>
+              <w:rPr>
+                <w:noProof/>
+                <w:webHidden/>
+              </w:rPr>
+              <w:t>6</w:t>
+            </w:r>
+            <w:r>
+              <w:rPr>
+                <w:noProof/>
+                <w:webHidden/>
+              </w:rPr>
+              <w:fldChar w:fldCharType="end"/>
+            </w:r>
+          </w:hyperlink>
+        </w:p>
+        <w:p>
+          <w:pPr>
+            <w:pStyle w:val="TOC3"/>
+            <w:tabs>
+              <w:tab w:val="right" w:leader="dot" w:pos="9016"/>
+            </w:tabs>
+            <w:rPr>
+              <w:rFonts w:eastAsiaTheme="minorEastAsia"/>
+              <w:noProof/>
+              <w:sz w:val="24"/>
+              <w:szCs w:val="24"/>
+              <w:lang w:eastAsia="en-GB"/>
+            </w:rPr>
+          </w:pPr>
+          <w:hyperlink w:anchor="_Toc227007176" w:history="1">
+            <w:r>
+              <w:rPr>
+                <w:rStyle w:val="Hyperlink"/>
+                <w:b/>
+                <w:bCs/>
+                <w:i/>
+                <w:iCs/>
+                <w:noProof/>
+              </w:rPr>
+              <w:t>Settings Page</w:t>
+            </w:r>
+            <w:r>
+              <w:rPr>
+                <w:noProof/>
+                <w:webHidden/>
+              </w:rPr>
+              <w:tab/>
+            </w:r>
+            <w:r>
+              <w:rPr>
+                <w:noProof/>
+                <w:webHidden/>
+              </w:rPr>
+              <w:fldChar w:fldCharType="begin"/>
+            </w:r>
+            <w:r>
+              <w:rPr>
+                <w:noProof/>
+                <w:webHidden/>
+              </w:rPr>
+              <w:instrText xml:space="preserve"> PAGEREF _Toc227007176 \h </w:instrText>
+            </w:r>
+            <w:r>
+              <w:rPr>
+                <w:noProof/>
+                <w:webHidden/>
+              </w:rPr>
+            </w:r>
+            <w:r>
+              <w:rPr>
+                <w:noProof/>
+                <w:webHidden/>
+              </w:rPr>
+              <w:fldChar w:fldCharType="separate"/>
+            </w:r>
+            <w:r>
+              <w:rPr>
+                <w:noProof/>
+                <w:webHidden/>
+              </w:rPr>
+              <w:t>6</w:t>
+            </w:r>
+            <w:r>
+              <w:rPr>
+                <w:noProof/>
+                <w:webHidden/>
+              </w:rPr>
+              <w:fldChar w:fldCharType="end"/>
+            </w:r>
+          </w:hyperlink>
+        </w:p>
+        <w:p>
+          <w:pPr>
+            <w:pStyle w:val="TOC2"/>
+            <w:tabs>
+              <w:tab w:val="right" w:leader="dot" w:pos="9016"/>
+            </w:tabs>
+            <w:rPr>
+              <w:rFonts w:eastAsiaTheme="minorEastAsia"/>
+              <w:b w:val="0"/>
+              <w:bCs w:val="0"/>
+              <w:noProof/>
+              <w:sz w:val="24"/>
+              <w:szCs w:val="24"/>
+              <w:lang w:eastAsia="en-GB"/>
+            </w:rPr>
+          </w:pPr>
+          <w:hyperlink w:anchor="_Toc227007177" w:history="1">
+            <w:r>
+              <w:rPr>
+                <w:rStyle w:val="Hyperlink"/>
+                <w:i/>
+                <w:iCs/>
+                <w:noProof/>
+              </w:rPr>
+              <w:t>Use Cases</w:t>
+            </w:r>
+            <w:r>
+              <w:rPr>
+                <w:noProof/>
+                <w:webHidden/>
+              </w:rPr>
+              <w:tab/>
+            </w:r>
+            <w:r>
+              <w:rPr>
+                <w:noProof/>
+                <w:webHidden/>
+              </w:rPr>
+              <w:fldChar w:fldCharType="begin"/>
+            </w:r>
+            <w:r>
+              <w:rPr>
+                <w:noProof/>
+                <w:webHidden/>
+              </w:rPr>
+              <w:instrText xml:space="preserve"> PAGEREF _Toc227007177 \h </w:instrText>
+            </w:r>
+            <w:r>
+              <w:rPr>
+                <w:noProof/>
+                <w:webHidden/>
+              </w:rPr>
+            </w:r>
+            <w:r>
+              <w:rPr>
+                <w:noProof/>
+                <w:webHidden/>
+              </w:rPr>
+              <w:fldChar w:fldCharType="separate"/>
+            </w:r>
+            <w:r>
+              <w:rPr>
+                <w:noProof/>
+                <w:webHidden/>
+              </w:rPr>
+              <w:t>7</w:t>
             </w:r>
             <w:r>
               <w:rPr>
@@ -234,13 +1146,13 @@
               <w:lang w:eastAsia="en-GB"/>
             </w:rPr>
           </w:pPr>
-          <w:hyperlink w:anchor="_Toc226731962" w:history="1">
+          <w:hyperlink w:anchor="_Toc227007178" w:history="1">
             <w:r>
               <w:rPr>
                 <w:rStyle w:val="Hyperlink"/>
                 <w:noProof/>
               </w:rPr>
-              <w:t>Unique Selling Points</w:t>
+              <w:t>Methodology</w:t>
             </w:r>
             <w:r>
               <w:rPr>
@@ -261,7 +1173,7 @@
                 <w:noProof/>
                 <w:webHidden/>
               </w:rPr>
-              <w:instrText xml:space="preserve"> PAGEREF _Toc226731962 \h </w:instrText>
+              <w:instrText xml:space="preserve"> PAGEREF _Toc227007178 \h </w:instrText>
             </w:r>
             <w:r>
               <w:rPr>
@@ -281,7 +1193,7 @@
                 <w:noProof/>
                 <w:webHidden/>
               </w:rPr>
-              <w:t>2</w:t>
+              <w:t>7</w:t>
             </w:r>
             <w:r>
               <w:rPr>
@@ -308,13 +1220,13 @@
               <w:lang w:eastAsia="en-GB"/>
             </w:rPr>
           </w:pPr>
-          <w:hyperlink w:anchor="_Toc226731963" w:history="1">
+          <w:hyperlink w:anchor="_Toc227007179" w:history="1">
             <w:r>
               <w:rPr>
                 <w:rStyle w:val="Hyperlink"/>
                 <w:noProof/>
               </w:rPr>
-              <w:t>Issues / Challenges</w:t>
+              <w:t>Features</w:t>
             </w:r>
             <w:r>
               <w:rPr>
@@ -335,7 +1247,7 @@
                 <w:noProof/>
                 <w:webHidden/>
               </w:rPr>
-              <w:instrText xml:space="preserve"> PAGEREF _Toc226731963 \h </w:instrText>
+              <w:instrText xml:space="preserve"> PAGEREF _Toc227007179 \h </w:instrText>
             </w:r>
             <w:r>
               <w:rPr>
@@ -355,7 +1267,7 @@
                 <w:noProof/>
                 <w:webHidden/>
               </w:rPr>
-              <w:t>3</w:t>
+              <w:t>8</w:t>
             </w:r>
             <w:r>
               <w:rPr>
@@ -382,13 +1294,13 @@
               <w:lang w:eastAsia="en-GB"/>
             </w:rPr>
           </w:pPr>
-          <w:hyperlink w:anchor="_Toc226731964" w:history="1">
+          <w:hyperlink w:anchor="_Toc227007180" w:history="1">
             <w:r>
               <w:rPr>
                 <w:rStyle w:val="Hyperlink"/>
                 <w:noProof/>
               </w:rPr>
-              <w:t>Testing</w:t>
+              <w:t>Unique Selling Points</w:t>
             </w:r>
             <w:r>
               <w:rPr>
@@ -409,7 +1321,7 @@
                 <w:noProof/>
                 <w:webHidden/>
               </w:rPr>
-              <w:instrText xml:space="preserve"> PAGEREF _Toc226731964 \h </w:instrText>
+              <w:instrText xml:space="preserve"> PAGEREF _Toc227007180 \h </w:instrText>
             </w:r>
             <w:r>
               <w:rPr>
@@ -429,7 +1341,7 @@
                 <w:noProof/>
                 <w:webHidden/>
               </w:rPr>
-              <w:t>3</w:t>
+              <w:t>9</w:t>
             </w:r>
             <w:r>
               <w:rPr>
@@ -456,13 +1368,13 @@
               <w:lang w:eastAsia="en-GB"/>
             </w:rPr>
           </w:pPr>
-          <w:hyperlink w:anchor="_Toc226731965" w:history="1">
+          <w:hyperlink w:anchor="_Toc227007181" w:history="1">
             <w:r>
               <w:rPr>
                 <w:rStyle w:val="Hyperlink"/>
                 <w:noProof/>
               </w:rPr>
-              <w:t>Initial Design</w:t>
+              <w:t>Testing</w:t>
             </w:r>
             <w:r>
               <w:rPr>
@@ -483,7 +1395,7 @@
                 <w:noProof/>
                 <w:webHidden/>
               </w:rPr>
-              <w:instrText xml:space="preserve"> PAGEREF _Toc226731965 \h </w:instrText>
+              <w:instrText xml:space="preserve"> PAGEREF _Toc227007181 \h </w:instrText>
             </w:r>
             <w:r>
               <w:rPr>
@@ -503,919 +1415,7 @@
                 <w:noProof/>
                 <w:webHidden/>
               </w:rPr>
-              <w:t>3</w:t>
-            </w:r>
-            <w:r>
-              <w:rPr>
-                <w:noProof/>
-                <w:webHidden/>
-              </w:rPr>
-              <w:fldChar w:fldCharType="end"/>
-            </w:r>
-          </w:hyperlink>
-        </w:p>
-        <w:p>
-          <w:pPr>
-            <w:pStyle w:val="TOC2"/>
-            <w:tabs>
-              <w:tab w:val="right" w:leader="dot" w:pos="9016"/>
-            </w:tabs>
-            <w:rPr>
-              <w:rFonts w:eastAsiaTheme="minorEastAsia"/>
-              <w:b w:val="0"/>
-              <w:bCs w:val="0"/>
-              <w:noProof/>
-              <w:sz w:val="24"/>
-              <w:szCs w:val="24"/>
-              <w:lang w:eastAsia="en-GB"/>
-            </w:rPr>
-          </w:pPr>
-          <w:hyperlink w:anchor="_Toc226731966" w:history="1">
-            <w:r>
-              <w:rPr>
-                <w:rStyle w:val="Hyperlink"/>
-                <w:i/>
-                <w:iCs/>
-                <w:noProof/>
-              </w:rPr>
-              <w:t>Wireframes</w:t>
-            </w:r>
-            <w:r>
-              <w:rPr>
-                <w:noProof/>
-                <w:webHidden/>
-              </w:rPr>
-              <w:tab/>
-            </w:r>
-            <w:r>
-              <w:rPr>
-                <w:noProof/>
-                <w:webHidden/>
-              </w:rPr>
-              <w:fldChar w:fldCharType="begin"/>
-            </w:r>
-            <w:r>
-              <w:rPr>
-                <w:noProof/>
-                <w:webHidden/>
-              </w:rPr>
-              <w:instrText xml:space="preserve"> PAGEREF _Toc226731966 \h </w:instrText>
-            </w:r>
-            <w:r>
-              <w:rPr>
-                <w:noProof/>
-                <w:webHidden/>
-              </w:rPr>
-            </w:r>
-            <w:r>
-              <w:rPr>
-                <w:noProof/>
-                <w:webHidden/>
-              </w:rPr>
-              <w:fldChar w:fldCharType="separate"/>
-            </w:r>
-            <w:r>
-              <w:rPr>
-                <w:noProof/>
-                <w:webHidden/>
-              </w:rPr>
-              <w:t>3</w:t>
-            </w:r>
-            <w:r>
-              <w:rPr>
-                <w:noProof/>
-                <w:webHidden/>
-              </w:rPr>
-              <w:fldChar w:fldCharType="end"/>
-            </w:r>
-          </w:hyperlink>
-        </w:p>
-        <w:p>
-          <w:pPr>
-            <w:pStyle w:val="TOC3"/>
-            <w:tabs>
-              <w:tab w:val="right" w:leader="dot" w:pos="9016"/>
-            </w:tabs>
-            <w:rPr>
-              <w:rFonts w:eastAsiaTheme="minorEastAsia"/>
-              <w:noProof/>
-              <w:sz w:val="24"/>
-              <w:szCs w:val="24"/>
-              <w:lang w:eastAsia="en-GB"/>
-            </w:rPr>
-          </w:pPr>
-          <w:hyperlink w:anchor="_Toc226731967" w:history="1">
-            <w:r>
-              <w:rPr>
-                <w:rStyle w:val="Hyperlink"/>
-                <w:b/>
-                <w:bCs/>
-                <w:i/>
-                <w:iCs/>
-                <w:noProof/>
-              </w:rPr>
-              <w:t>Home Page</w:t>
-            </w:r>
-            <w:r>
-              <w:rPr>
-                <w:noProof/>
-                <w:webHidden/>
-              </w:rPr>
-              <w:tab/>
-            </w:r>
-            <w:r>
-              <w:rPr>
-                <w:noProof/>
-                <w:webHidden/>
-              </w:rPr>
-              <w:fldChar w:fldCharType="begin"/>
-            </w:r>
-            <w:r>
-              <w:rPr>
-                <w:noProof/>
-                <w:webHidden/>
-              </w:rPr>
-              <w:instrText xml:space="preserve"> PAGEREF _Toc226731967 \h </w:instrText>
-            </w:r>
-            <w:r>
-              <w:rPr>
-                <w:noProof/>
-                <w:webHidden/>
-              </w:rPr>
-            </w:r>
-            <w:r>
-              <w:rPr>
-                <w:noProof/>
-                <w:webHidden/>
-              </w:rPr>
-              <w:fldChar w:fldCharType="separate"/>
-            </w:r>
-            <w:r>
-              <w:rPr>
-                <w:noProof/>
-                <w:webHidden/>
-              </w:rPr>
-              <w:t>3</w:t>
-            </w:r>
-            <w:r>
-              <w:rPr>
-                <w:noProof/>
-                <w:webHidden/>
-              </w:rPr>
-              <w:fldChar w:fldCharType="end"/>
-            </w:r>
-          </w:hyperlink>
-        </w:p>
-        <w:p>
-          <w:pPr>
-            <w:pStyle w:val="TOC3"/>
-            <w:tabs>
-              <w:tab w:val="right" w:leader="dot" w:pos="9016"/>
-            </w:tabs>
-            <w:rPr>
-              <w:rFonts w:eastAsiaTheme="minorEastAsia"/>
-              <w:noProof/>
-              <w:sz w:val="24"/>
-              <w:szCs w:val="24"/>
-              <w:lang w:eastAsia="en-GB"/>
-            </w:rPr>
-          </w:pPr>
-          <w:hyperlink w:anchor="_Toc226731968" w:history="1">
-            <w:r>
-              <w:rPr>
-                <w:rStyle w:val="Hyperlink"/>
-                <w:b/>
-                <w:bCs/>
-                <w:i/>
-                <w:iCs/>
-                <w:noProof/>
-              </w:rPr>
-              <w:t>Dashboard</w:t>
-            </w:r>
-            <w:r>
-              <w:rPr>
-                <w:noProof/>
-                <w:webHidden/>
-              </w:rPr>
-              <w:tab/>
-            </w:r>
-            <w:r>
-              <w:rPr>
-                <w:noProof/>
-                <w:webHidden/>
-              </w:rPr>
-              <w:fldChar w:fldCharType="begin"/>
-            </w:r>
-            <w:r>
-              <w:rPr>
-                <w:noProof/>
-                <w:webHidden/>
-              </w:rPr>
-              <w:instrText xml:space="preserve"> PAGEREF _Toc226731968 \h </w:instrText>
-            </w:r>
-            <w:r>
-              <w:rPr>
-                <w:noProof/>
-                <w:webHidden/>
-              </w:rPr>
-            </w:r>
-            <w:r>
-              <w:rPr>
-                <w:noProof/>
-                <w:webHidden/>
-              </w:rPr>
-              <w:fldChar w:fldCharType="separate"/>
-            </w:r>
-            <w:r>
-              <w:rPr>
-                <w:noProof/>
-                <w:webHidden/>
-              </w:rPr>
-              <w:t>3</w:t>
-            </w:r>
-            <w:r>
-              <w:rPr>
-                <w:noProof/>
-                <w:webHidden/>
-              </w:rPr>
-              <w:fldChar w:fldCharType="end"/>
-            </w:r>
-          </w:hyperlink>
-        </w:p>
-        <w:p>
-          <w:pPr>
-            <w:pStyle w:val="TOC3"/>
-            <w:tabs>
-              <w:tab w:val="right" w:leader="dot" w:pos="9016"/>
-            </w:tabs>
-            <w:rPr>
-              <w:rFonts w:eastAsiaTheme="minorEastAsia"/>
-              <w:noProof/>
-              <w:sz w:val="24"/>
-              <w:szCs w:val="24"/>
-              <w:lang w:eastAsia="en-GB"/>
-            </w:rPr>
-          </w:pPr>
-          <w:hyperlink w:anchor="_Toc226731969" w:history="1">
-            <w:r>
-              <w:rPr>
-                <w:rStyle w:val="Hyperlink"/>
-                <w:b/>
-                <w:bCs/>
-                <w:i/>
-                <w:iCs/>
-                <w:noProof/>
-              </w:rPr>
-              <w:t>Taskbar</w:t>
-            </w:r>
-            <w:r>
-              <w:rPr>
-                <w:noProof/>
-                <w:webHidden/>
-              </w:rPr>
-              <w:tab/>
-            </w:r>
-            <w:r>
-              <w:rPr>
-                <w:noProof/>
-                <w:webHidden/>
-              </w:rPr>
-              <w:fldChar w:fldCharType="begin"/>
-            </w:r>
-            <w:r>
-              <w:rPr>
-                <w:noProof/>
-                <w:webHidden/>
-              </w:rPr>
-              <w:instrText xml:space="preserve"> PAGEREF _Toc226731969 \h </w:instrText>
-            </w:r>
-            <w:r>
-              <w:rPr>
-                <w:noProof/>
-                <w:webHidden/>
-              </w:rPr>
-            </w:r>
-            <w:r>
-              <w:rPr>
-                <w:noProof/>
-                <w:webHidden/>
-              </w:rPr>
-              <w:fldChar w:fldCharType="separate"/>
-            </w:r>
-            <w:r>
-              <w:rPr>
-                <w:noProof/>
-                <w:webHidden/>
-              </w:rPr>
-              <w:t>3</w:t>
-            </w:r>
-            <w:r>
-              <w:rPr>
-                <w:noProof/>
-                <w:webHidden/>
-              </w:rPr>
-              <w:fldChar w:fldCharType="end"/>
-            </w:r>
-          </w:hyperlink>
-        </w:p>
-        <w:p>
-          <w:pPr>
-            <w:pStyle w:val="TOC3"/>
-            <w:tabs>
-              <w:tab w:val="right" w:leader="dot" w:pos="9016"/>
-            </w:tabs>
-            <w:rPr>
-              <w:rFonts w:eastAsiaTheme="minorEastAsia"/>
-              <w:noProof/>
-              <w:sz w:val="24"/>
-              <w:szCs w:val="24"/>
-              <w:lang w:eastAsia="en-GB"/>
-            </w:rPr>
-          </w:pPr>
-          <w:hyperlink w:anchor="_Toc226731970" w:history="1">
-            <w:r>
-              <w:rPr>
-                <w:rStyle w:val="Hyperlink"/>
-                <w:b/>
-                <w:bCs/>
-                <w:i/>
-                <w:iCs/>
-                <w:noProof/>
-              </w:rPr>
-              <w:t>Settings Page</w:t>
-            </w:r>
-            <w:r>
-              <w:rPr>
-                <w:noProof/>
-                <w:webHidden/>
-              </w:rPr>
-              <w:tab/>
-            </w:r>
-            <w:r>
-              <w:rPr>
-                <w:noProof/>
-                <w:webHidden/>
-              </w:rPr>
-              <w:fldChar w:fldCharType="begin"/>
-            </w:r>
-            <w:r>
-              <w:rPr>
-                <w:noProof/>
-                <w:webHidden/>
-              </w:rPr>
-              <w:instrText xml:space="preserve"> PAGEREF _Toc226731970 \h </w:instrText>
-            </w:r>
-            <w:r>
-              <w:rPr>
-                <w:noProof/>
-                <w:webHidden/>
-              </w:rPr>
-            </w:r>
-            <w:r>
-              <w:rPr>
-                <w:noProof/>
-                <w:webHidden/>
-              </w:rPr>
-              <w:fldChar w:fldCharType="separate"/>
-            </w:r>
-            <w:r>
-              <w:rPr>
-                <w:noProof/>
-                <w:webHidden/>
-              </w:rPr>
-              <w:t>3</w:t>
-            </w:r>
-            <w:r>
-              <w:rPr>
-                <w:noProof/>
-                <w:webHidden/>
-              </w:rPr>
-              <w:fldChar w:fldCharType="end"/>
-            </w:r>
-          </w:hyperlink>
-        </w:p>
-        <w:p>
-          <w:pPr>
-            <w:pStyle w:val="TOC2"/>
-            <w:tabs>
-              <w:tab w:val="right" w:leader="dot" w:pos="9016"/>
-            </w:tabs>
-            <w:rPr>
-              <w:rFonts w:eastAsiaTheme="minorEastAsia"/>
-              <w:b w:val="0"/>
-              <w:bCs w:val="0"/>
-              <w:noProof/>
-              <w:sz w:val="24"/>
-              <w:szCs w:val="24"/>
-              <w:lang w:eastAsia="en-GB"/>
-            </w:rPr>
-          </w:pPr>
-          <w:hyperlink w:anchor="_Toc226731971" w:history="1">
-            <w:r>
-              <w:rPr>
-                <w:rStyle w:val="Hyperlink"/>
-                <w:i/>
-                <w:iCs/>
-                <w:noProof/>
-              </w:rPr>
-              <w:t>Storyboards</w:t>
-            </w:r>
-            <w:r>
-              <w:rPr>
-                <w:noProof/>
-                <w:webHidden/>
-              </w:rPr>
-              <w:tab/>
-            </w:r>
-            <w:r>
-              <w:rPr>
-                <w:noProof/>
-                <w:webHidden/>
-              </w:rPr>
-              <w:fldChar w:fldCharType="begin"/>
-            </w:r>
-            <w:r>
-              <w:rPr>
-                <w:noProof/>
-                <w:webHidden/>
-              </w:rPr>
-              <w:instrText xml:space="preserve"> PAGEREF _Toc226731971 \h </w:instrText>
-            </w:r>
-            <w:r>
-              <w:rPr>
-                <w:noProof/>
-                <w:webHidden/>
-              </w:rPr>
-            </w:r>
-            <w:r>
-              <w:rPr>
-                <w:noProof/>
-                <w:webHidden/>
-              </w:rPr>
-              <w:fldChar w:fldCharType="separate"/>
-            </w:r>
-            <w:r>
-              <w:rPr>
-                <w:noProof/>
-                <w:webHidden/>
-              </w:rPr>
-              <w:t>3</w:t>
-            </w:r>
-            <w:r>
-              <w:rPr>
-                <w:noProof/>
-                <w:webHidden/>
-              </w:rPr>
-              <w:fldChar w:fldCharType="end"/>
-            </w:r>
-          </w:hyperlink>
-        </w:p>
-        <w:p>
-          <w:pPr>
-            <w:pStyle w:val="TOC2"/>
-            <w:tabs>
-              <w:tab w:val="right" w:leader="dot" w:pos="9016"/>
-            </w:tabs>
-            <w:rPr>
-              <w:rFonts w:eastAsiaTheme="minorEastAsia"/>
-              <w:b w:val="0"/>
-              <w:bCs w:val="0"/>
-              <w:noProof/>
-              <w:sz w:val="24"/>
-              <w:szCs w:val="24"/>
-              <w:lang w:eastAsia="en-GB"/>
-            </w:rPr>
-          </w:pPr>
-          <w:hyperlink w:anchor="_Toc226731972" w:history="1">
-            <w:r>
-              <w:rPr>
-                <w:rStyle w:val="Hyperlink"/>
-                <w:i/>
-                <w:iCs/>
-                <w:noProof/>
-              </w:rPr>
-              <w:t>Flowcharts</w:t>
-            </w:r>
-            <w:r>
-              <w:rPr>
-                <w:noProof/>
-                <w:webHidden/>
-              </w:rPr>
-              <w:tab/>
-            </w:r>
-            <w:r>
-              <w:rPr>
-                <w:noProof/>
-                <w:webHidden/>
-              </w:rPr>
-              <w:fldChar w:fldCharType="begin"/>
-            </w:r>
-            <w:r>
-              <w:rPr>
-                <w:noProof/>
-                <w:webHidden/>
-              </w:rPr>
-              <w:instrText xml:space="preserve"> PAGEREF _Toc226731972 \h </w:instrText>
-            </w:r>
-            <w:r>
-              <w:rPr>
-                <w:noProof/>
-                <w:webHidden/>
-              </w:rPr>
-            </w:r>
-            <w:r>
-              <w:rPr>
-                <w:noProof/>
-                <w:webHidden/>
-              </w:rPr>
-              <w:fldChar w:fldCharType="separate"/>
-            </w:r>
-            <w:r>
-              <w:rPr>
-                <w:noProof/>
-                <w:webHidden/>
-              </w:rPr>
-              <w:t>3</w:t>
-            </w:r>
-            <w:r>
-              <w:rPr>
-                <w:noProof/>
-                <w:webHidden/>
-              </w:rPr>
-              <w:fldChar w:fldCharType="end"/>
-            </w:r>
-          </w:hyperlink>
-        </w:p>
-        <w:p>
-          <w:pPr>
-            <w:pStyle w:val="TOC3"/>
-            <w:tabs>
-              <w:tab w:val="right" w:leader="dot" w:pos="9016"/>
-            </w:tabs>
-            <w:rPr>
-              <w:rFonts w:eastAsiaTheme="minorEastAsia"/>
-              <w:noProof/>
-              <w:sz w:val="24"/>
-              <w:szCs w:val="24"/>
-              <w:lang w:eastAsia="en-GB"/>
-            </w:rPr>
-          </w:pPr>
-          <w:hyperlink w:anchor="_Toc226731973" w:history="1">
-            <w:r>
-              <w:rPr>
-                <w:rStyle w:val="Hyperlink"/>
-                <w:b/>
-                <w:bCs/>
-                <w:i/>
-                <w:iCs/>
-                <w:noProof/>
-              </w:rPr>
-              <w:t>Home Page</w:t>
-            </w:r>
-            <w:r>
-              <w:rPr>
-                <w:noProof/>
-                <w:webHidden/>
-              </w:rPr>
-              <w:tab/>
-            </w:r>
-            <w:r>
-              <w:rPr>
-                <w:noProof/>
-                <w:webHidden/>
-              </w:rPr>
-              <w:fldChar w:fldCharType="begin"/>
-            </w:r>
-            <w:r>
-              <w:rPr>
-                <w:noProof/>
-                <w:webHidden/>
-              </w:rPr>
-              <w:instrText xml:space="preserve"> PAGEREF _Toc226731973 \h </w:instrText>
-            </w:r>
-            <w:r>
-              <w:rPr>
-                <w:noProof/>
-                <w:webHidden/>
-              </w:rPr>
-            </w:r>
-            <w:r>
-              <w:rPr>
-                <w:noProof/>
-                <w:webHidden/>
-              </w:rPr>
-              <w:fldChar w:fldCharType="separate"/>
-            </w:r>
-            <w:r>
-              <w:rPr>
-                <w:noProof/>
-                <w:webHidden/>
-              </w:rPr>
-              <w:t>3</w:t>
-            </w:r>
-            <w:r>
-              <w:rPr>
-                <w:noProof/>
-                <w:webHidden/>
-              </w:rPr>
-              <w:fldChar w:fldCharType="end"/>
-            </w:r>
-          </w:hyperlink>
-        </w:p>
-        <w:p>
-          <w:pPr>
-            <w:pStyle w:val="TOC3"/>
-            <w:tabs>
-              <w:tab w:val="right" w:leader="dot" w:pos="9016"/>
-            </w:tabs>
-            <w:rPr>
-              <w:rFonts w:eastAsiaTheme="minorEastAsia"/>
-              <w:noProof/>
-              <w:sz w:val="24"/>
-              <w:szCs w:val="24"/>
-              <w:lang w:eastAsia="en-GB"/>
-            </w:rPr>
-          </w:pPr>
-          <w:hyperlink w:anchor="_Toc226731974" w:history="1">
-            <w:r>
-              <w:rPr>
-                <w:rStyle w:val="Hyperlink"/>
-                <w:b/>
-                <w:bCs/>
-                <w:i/>
-                <w:iCs/>
-                <w:noProof/>
-              </w:rPr>
-              <w:t>Dashboard</w:t>
-            </w:r>
-            <w:r>
-              <w:rPr>
-                <w:noProof/>
-                <w:webHidden/>
-              </w:rPr>
-              <w:tab/>
-            </w:r>
-            <w:r>
-              <w:rPr>
-                <w:noProof/>
-                <w:webHidden/>
-              </w:rPr>
-              <w:fldChar w:fldCharType="begin"/>
-            </w:r>
-            <w:r>
-              <w:rPr>
-                <w:noProof/>
-                <w:webHidden/>
-              </w:rPr>
-              <w:instrText xml:space="preserve"> PAGEREF _Toc226731974 \h </w:instrText>
-            </w:r>
-            <w:r>
-              <w:rPr>
-                <w:noProof/>
-                <w:webHidden/>
-              </w:rPr>
-            </w:r>
-            <w:r>
-              <w:rPr>
-                <w:noProof/>
-                <w:webHidden/>
-              </w:rPr>
-              <w:fldChar w:fldCharType="separate"/>
-            </w:r>
-            <w:r>
-              <w:rPr>
-                <w:noProof/>
-                <w:webHidden/>
-              </w:rPr>
-              <w:t>3</w:t>
-            </w:r>
-            <w:r>
-              <w:rPr>
-                <w:noProof/>
-                <w:webHidden/>
-              </w:rPr>
-              <w:fldChar w:fldCharType="end"/>
-            </w:r>
-          </w:hyperlink>
-        </w:p>
-        <w:p>
-          <w:pPr>
-            <w:pStyle w:val="TOC3"/>
-            <w:tabs>
-              <w:tab w:val="right" w:leader="dot" w:pos="9016"/>
-            </w:tabs>
-            <w:rPr>
-              <w:rFonts w:eastAsiaTheme="minorEastAsia"/>
-              <w:noProof/>
-              <w:sz w:val="24"/>
-              <w:szCs w:val="24"/>
-              <w:lang w:eastAsia="en-GB"/>
-            </w:rPr>
-          </w:pPr>
-          <w:hyperlink w:anchor="_Toc226731975" w:history="1">
-            <w:r>
-              <w:rPr>
-                <w:rStyle w:val="Hyperlink"/>
-                <w:b/>
-                <w:bCs/>
-                <w:i/>
-                <w:iCs/>
-                <w:noProof/>
-              </w:rPr>
-              <w:t>Taskbar</w:t>
-            </w:r>
-            <w:r>
-              <w:rPr>
-                <w:noProof/>
-                <w:webHidden/>
-              </w:rPr>
-              <w:tab/>
-            </w:r>
-            <w:r>
-              <w:rPr>
-                <w:noProof/>
-                <w:webHidden/>
-              </w:rPr>
-              <w:fldChar w:fldCharType="begin"/>
-            </w:r>
-            <w:r>
-              <w:rPr>
-                <w:noProof/>
-                <w:webHidden/>
-              </w:rPr>
-              <w:instrText xml:space="preserve"> PAGEREF _Toc226731975 \h </w:instrText>
-            </w:r>
-            <w:r>
-              <w:rPr>
-                <w:noProof/>
-                <w:webHidden/>
-              </w:rPr>
-            </w:r>
-            <w:r>
-              <w:rPr>
-                <w:noProof/>
-                <w:webHidden/>
-              </w:rPr>
-              <w:fldChar w:fldCharType="separate"/>
-            </w:r>
-            <w:r>
-              <w:rPr>
-                <w:noProof/>
-                <w:webHidden/>
-              </w:rPr>
-              <w:t>3</w:t>
-            </w:r>
-            <w:r>
-              <w:rPr>
-                <w:noProof/>
-                <w:webHidden/>
-              </w:rPr>
-              <w:fldChar w:fldCharType="end"/>
-            </w:r>
-          </w:hyperlink>
-        </w:p>
-        <w:p>
-          <w:pPr>
-            <w:pStyle w:val="TOC3"/>
-            <w:tabs>
-              <w:tab w:val="right" w:leader="dot" w:pos="9016"/>
-            </w:tabs>
-            <w:rPr>
-              <w:rFonts w:eastAsiaTheme="minorEastAsia"/>
-              <w:noProof/>
-              <w:sz w:val="24"/>
-              <w:szCs w:val="24"/>
-              <w:lang w:eastAsia="en-GB"/>
-            </w:rPr>
-          </w:pPr>
-          <w:hyperlink w:anchor="_Toc226731976" w:history="1">
-            <w:r>
-              <w:rPr>
-                <w:rStyle w:val="Hyperlink"/>
-                <w:b/>
-                <w:bCs/>
-                <w:i/>
-                <w:iCs/>
-                <w:noProof/>
-              </w:rPr>
-              <w:t>Settings Page</w:t>
-            </w:r>
-            <w:r>
-              <w:rPr>
-                <w:noProof/>
-                <w:webHidden/>
-              </w:rPr>
-              <w:tab/>
-            </w:r>
-            <w:r>
-              <w:rPr>
-                <w:noProof/>
-                <w:webHidden/>
-              </w:rPr>
-              <w:fldChar w:fldCharType="begin"/>
-            </w:r>
-            <w:r>
-              <w:rPr>
-                <w:noProof/>
-                <w:webHidden/>
-              </w:rPr>
-              <w:instrText xml:space="preserve"> PAGEREF _Toc226731976 \h </w:instrText>
-            </w:r>
-            <w:r>
-              <w:rPr>
-                <w:noProof/>
-                <w:webHidden/>
-              </w:rPr>
-            </w:r>
-            <w:r>
-              <w:rPr>
-                <w:noProof/>
-                <w:webHidden/>
-              </w:rPr>
-              <w:fldChar w:fldCharType="separate"/>
-            </w:r>
-            <w:r>
-              <w:rPr>
-                <w:noProof/>
-                <w:webHidden/>
-              </w:rPr>
-              <w:t>3</w:t>
-            </w:r>
-            <w:r>
-              <w:rPr>
-                <w:noProof/>
-                <w:webHidden/>
-              </w:rPr>
-              <w:fldChar w:fldCharType="end"/>
-            </w:r>
-          </w:hyperlink>
-        </w:p>
-        <w:p>
-          <w:pPr>
-            <w:pStyle w:val="TOC2"/>
-            <w:tabs>
-              <w:tab w:val="right" w:leader="dot" w:pos="9016"/>
-            </w:tabs>
-            <w:rPr>
-              <w:rFonts w:eastAsiaTheme="minorEastAsia"/>
-              <w:b w:val="0"/>
-              <w:bCs w:val="0"/>
-              <w:noProof/>
-              <w:sz w:val="24"/>
-              <w:szCs w:val="24"/>
-              <w:lang w:eastAsia="en-GB"/>
-            </w:rPr>
-          </w:pPr>
-          <w:hyperlink w:anchor="_Toc226731977" w:history="1">
-            <w:r>
-              <w:rPr>
-                <w:rStyle w:val="Hyperlink"/>
-                <w:i/>
-                <w:iCs/>
-                <w:noProof/>
-              </w:rPr>
-              <w:t>Use Cases</w:t>
-            </w:r>
-            <w:r>
-              <w:rPr>
-                <w:noProof/>
-                <w:webHidden/>
-              </w:rPr>
-              <w:tab/>
-            </w:r>
-            <w:r>
-              <w:rPr>
-                <w:noProof/>
-                <w:webHidden/>
-              </w:rPr>
-              <w:fldChar w:fldCharType="begin"/>
-            </w:r>
-            <w:r>
-              <w:rPr>
-                <w:noProof/>
-                <w:webHidden/>
-              </w:rPr>
-              <w:instrText xml:space="preserve"> PAGEREF _Toc226731977 \h </w:instrText>
-            </w:r>
-            <w:r>
-              <w:rPr>
-                <w:noProof/>
-                <w:webHidden/>
-              </w:rPr>
-            </w:r>
-            <w:r>
-              <w:rPr>
-                <w:noProof/>
-                <w:webHidden/>
-              </w:rPr>
-              <w:fldChar w:fldCharType="separate"/>
-            </w:r>
-            <w:r>
-              <w:rPr>
-                <w:noProof/>
-                <w:webHidden/>
-              </w:rPr>
-              <w:t>3</w:t>
+              <w:t>10</w:t>
             </w:r>
             <w:r>
               <w:rPr>
@@ -1442,13 +1442,13 @@
               <w:lang w:eastAsia="en-GB"/>
             </w:rPr>
           </w:pPr>
-          <w:hyperlink w:anchor="_Toc226731978" w:history="1">
+          <w:hyperlink w:anchor="_Toc227007182" w:history="1">
             <w:r>
               <w:rPr>
                 <w:rStyle w:val="Hyperlink"/>
                 <w:noProof/>
               </w:rPr>
-              <w:t>Methodology</w:t>
+              <w:t>Issues / Challenges</w:t>
             </w:r>
             <w:r>
               <w:rPr>
@@ -1469,7 +1469,7 @@
                 <w:noProof/>
                 <w:webHidden/>
               </w:rPr>
-              <w:instrText xml:space="preserve"> PAGEREF _Toc226731978 \h </w:instrText>
+              <w:instrText xml:space="preserve"> PAGEREF _Toc227007182 \h </w:instrText>
             </w:r>
             <w:r>
               <w:rPr>
@@ -1489,7 +1489,7 @@
                 <w:noProof/>
                 <w:webHidden/>
               </w:rPr>
-              <w:t>3</w:t>
+              <w:t>10</w:t>
             </w:r>
             <w:r>
               <w:rPr>
@@ -1516,13 +1516,13 @@
               <w:lang w:eastAsia="en-GB"/>
             </w:rPr>
           </w:pPr>
-          <w:hyperlink w:anchor="_Toc226731979" w:history="1">
+          <w:hyperlink w:anchor="_Toc227007183" w:history="1">
             <w:r>
               <w:rPr>
                 <w:rStyle w:val="Hyperlink"/>
                 <w:noProof/>
               </w:rPr>
-              <w:t>Database</w:t>
+              <w:t>Conclusion</w:t>
             </w:r>
             <w:r>
               <w:rPr>
@@ -1543,7 +1543,7 @@
                 <w:noProof/>
                 <w:webHidden/>
               </w:rPr>
-              <w:instrText xml:space="preserve"> PAGEREF _Toc226731979 \h </w:instrText>
+              <w:instrText xml:space="preserve"> PAGEREF _Toc227007183 \h </w:instrText>
             </w:r>
             <w:r>
               <w:rPr>
@@ -1563,7 +1563,7 @@
                 <w:noProof/>
                 <w:webHidden/>
               </w:rPr>
-              <w:t>3</w:t>
+              <w:t>11</w:t>
             </w:r>
             <w:r>
               <w:rPr>
@@ -1590,13 +1590,13 @@
               <w:lang w:eastAsia="en-GB"/>
             </w:rPr>
           </w:pPr>
-          <w:hyperlink w:anchor="_Toc226731980" w:history="1">
+          <w:hyperlink w:anchor="_Toc227007184" w:history="1">
             <w:r>
               <w:rPr>
                 <w:rStyle w:val="Hyperlink"/>
                 <w:noProof/>
               </w:rPr>
-              <w:t>Parental Controls</w:t>
+              <w:t>Database</w:t>
             </w:r>
             <w:r>
               <w:rPr>
@@ -1617,7 +1617,7 @@
                 <w:noProof/>
                 <w:webHidden/>
               </w:rPr>
-              <w:instrText xml:space="preserve"> PAGEREF _Toc226731980 \h </w:instrText>
+              <w:instrText xml:space="preserve"> PAGEREF _Toc227007184 \h </w:instrText>
             </w:r>
             <w:r>
               <w:rPr>
@@ -1637,7 +1637,7 @@
                 <w:noProof/>
                 <w:webHidden/>
               </w:rPr>
-              <w:t>3</w:t>
+              <w:t>11</w:t>
             </w:r>
             <w:r>
               <w:rPr>
@@ -1664,12 +1664,234 @@
               <w:lang w:eastAsia="en-GB"/>
             </w:rPr>
           </w:pPr>
-          <w:hyperlink w:anchor="_Toc226731981" w:history="1">
+          <w:hyperlink w:anchor="_Toc227007185" w:history="1">
             <w:r>
               <w:rPr>
                 <w:rStyle w:val="Hyperlink"/>
                 <w:noProof/>
               </w:rPr>
+              <w:t>Parental Controls</w:t>
+            </w:r>
+            <w:r>
+              <w:rPr>
+                <w:noProof/>
+                <w:webHidden/>
+              </w:rPr>
+              <w:tab/>
+            </w:r>
+            <w:r>
+              <w:rPr>
+                <w:noProof/>
+                <w:webHidden/>
+              </w:rPr>
+              <w:fldChar w:fldCharType="begin"/>
+            </w:r>
+            <w:r>
+              <w:rPr>
+                <w:noProof/>
+                <w:webHidden/>
+              </w:rPr>
+              <w:instrText xml:space="preserve"> PAGEREF _Toc227007185 \h </w:instrText>
+            </w:r>
+            <w:r>
+              <w:rPr>
+                <w:noProof/>
+                <w:webHidden/>
+              </w:rPr>
+            </w:r>
+            <w:r>
+              <w:rPr>
+                <w:noProof/>
+                <w:webHidden/>
+              </w:rPr>
+              <w:fldChar w:fldCharType="separate"/>
+            </w:r>
+            <w:r>
+              <w:rPr>
+                <w:noProof/>
+                <w:webHidden/>
+              </w:rPr>
+              <w:t>13</w:t>
+            </w:r>
+            <w:r>
+              <w:rPr>
+                <w:noProof/>
+                <w:webHidden/>
+              </w:rPr>
+              <w:fldChar w:fldCharType="end"/>
+            </w:r>
+          </w:hyperlink>
+        </w:p>
+        <w:p>
+          <w:pPr>
+            <w:pStyle w:val="TOC1"/>
+            <w:tabs>
+              <w:tab w:val="right" w:leader="dot" w:pos="9016"/>
+            </w:tabs>
+            <w:rPr>
+              <w:rFonts w:eastAsiaTheme="minorEastAsia"/>
+              <w:b w:val="0"/>
+              <w:bCs w:val="0"/>
+              <w:i w:val="0"/>
+              <w:iCs w:val="0"/>
+              <w:noProof/>
+              <w:lang w:eastAsia="en-GB"/>
+            </w:rPr>
+          </w:pPr>
+          <w:hyperlink w:anchor="_Toc227007186" w:history="1">
+            <w:r>
+              <w:rPr>
+                <w:rStyle w:val="Hyperlink"/>
+                <w:noProof/>
+              </w:rPr>
+              <w:t>AI Chatbot</w:t>
+            </w:r>
+            <w:r>
+              <w:rPr>
+                <w:noProof/>
+                <w:webHidden/>
+              </w:rPr>
+              <w:tab/>
+            </w:r>
+            <w:r>
+              <w:rPr>
+                <w:noProof/>
+                <w:webHidden/>
+              </w:rPr>
+              <w:fldChar w:fldCharType="begin"/>
+            </w:r>
+            <w:r>
+              <w:rPr>
+                <w:noProof/>
+                <w:webHidden/>
+              </w:rPr>
+              <w:instrText xml:space="preserve"> PAGEREF _Toc227007186 \h </w:instrText>
+            </w:r>
+            <w:r>
+              <w:rPr>
+                <w:noProof/>
+                <w:webHidden/>
+              </w:rPr>
+            </w:r>
+            <w:r>
+              <w:rPr>
+                <w:noProof/>
+                <w:webHidden/>
+              </w:rPr>
+              <w:fldChar w:fldCharType="separate"/>
+            </w:r>
+            <w:r>
+              <w:rPr>
+                <w:noProof/>
+                <w:webHidden/>
+              </w:rPr>
+              <w:t>14</w:t>
+            </w:r>
+            <w:r>
+              <w:rPr>
+                <w:noProof/>
+                <w:webHidden/>
+              </w:rPr>
+              <w:fldChar w:fldCharType="end"/>
+            </w:r>
+          </w:hyperlink>
+        </w:p>
+        <w:p>
+          <w:pPr>
+            <w:pStyle w:val="TOC1"/>
+            <w:tabs>
+              <w:tab w:val="right" w:leader="dot" w:pos="9016"/>
+            </w:tabs>
+            <w:rPr>
+              <w:rFonts w:eastAsiaTheme="minorEastAsia"/>
+              <w:b w:val="0"/>
+              <w:bCs w:val="0"/>
+              <w:i w:val="0"/>
+              <w:iCs w:val="0"/>
+              <w:noProof/>
+              <w:lang w:eastAsia="en-GB"/>
+            </w:rPr>
+          </w:pPr>
+          <w:hyperlink w:anchor="_Toc227007187" w:history="1">
+            <w:r>
+              <w:rPr>
+                <w:rStyle w:val="Hyperlink"/>
+                <w:noProof/>
+              </w:rPr>
+              <w:t>Built in VPN</w:t>
+            </w:r>
+            <w:r>
+              <w:rPr>
+                <w:noProof/>
+                <w:webHidden/>
+              </w:rPr>
+              <w:tab/>
+            </w:r>
+            <w:r>
+              <w:rPr>
+                <w:noProof/>
+                <w:webHidden/>
+              </w:rPr>
+              <w:fldChar w:fldCharType="begin"/>
+            </w:r>
+            <w:r>
+              <w:rPr>
+                <w:noProof/>
+                <w:webHidden/>
+              </w:rPr>
+              <w:instrText xml:space="preserve"> PAGEREF _Toc227007187 \h </w:instrText>
+            </w:r>
+            <w:r>
+              <w:rPr>
+                <w:noProof/>
+                <w:webHidden/>
+              </w:rPr>
+            </w:r>
+            <w:r>
+              <w:rPr>
+                <w:noProof/>
+                <w:webHidden/>
+              </w:rPr>
+              <w:fldChar w:fldCharType="separate"/>
+            </w:r>
+            <w:r>
+              <w:rPr>
+                <w:noProof/>
+                <w:webHidden/>
+              </w:rPr>
+              <w:t>14</w:t>
+            </w:r>
+            <w:r>
+              <w:rPr>
+                <w:noProof/>
+                <w:webHidden/>
+              </w:rPr>
+              <w:fldChar w:fldCharType="end"/>
+            </w:r>
+          </w:hyperlink>
+        </w:p>
+        <w:p>
+          <w:pPr>
+            <w:pStyle w:val="TOC1"/>
+            <w:tabs>
+              <w:tab w:val="right" w:leader="dot" w:pos="9016"/>
+            </w:tabs>
+            <w:rPr>
+              <w:rFonts w:eastAsiaTheme="minorEastAsia"/>
+              <w:b w:val="0"/>
+              <w:bCs w:val="0"/>
+              <w:i w:val="0"/>
+              <w:iCs w:val="0"/>
+              <w:noProof/>
+              <w:lang w:eastAsia="en-GB"/>
+            </w:rPr>
+          </w:pPr>
+          <w:hyperlink w:anchor="_Toc227007188" w:history="1">
+            <w:r>
+              <w:rPr>
+                <w:rStyle w:val="Hyperlink"/>
+                <w:noProof/>
+              </w:rPr>
               <w:t>Risk Score Calculation</w:t>
             </w:r>
             <w:r>
@@ -1691,7 +1913,7 @@
                 <w:noProof/>
                 <w:webHidden/>
               </w:rPr>
-              <w:instrText xml:space="preserve"> PAGEREF _Toc226731981 \h </w:instrText>
+              <w:instrText xml:space="preserve"> PAGEREF _Toc227007188 \h </w:instrText>
             </w:r>
             <w:r>
               <w:rPr>
@@ -1711,7 +1933,7 @@
                 <w:noProof/>
                 <w:webHidden/>
               </w:rPr>
-              <w:t>3</w:t>
+              <w:t>14</w:t>
             </w:r>
             <w:r>
               <w:rPr>
@@ -1764,20 +1986,6 @@
     </w:p>
     <w:p>
       <w:pPr>
-        <w:rPr>
-          <w:bCs/>
-        </w:rPr>
-      </w:pPr>
-    </w:p>
-    <w:p>
-      <w:pPr>
-        <w:rPr>
-          <w:bCs/>
-        </w:rPr>
-      </w:pPr>
-    </w:p>
-    <w:p>
-      <w:pPr>
         <w:pStyle w:val="Heading1"/>
         <w:jc w:val="center"/>
         <w:rPr>
@@ -1789,7 +1997,7 @@
           <w:szCs w:val="36"/>
         </w:rPr>
       </w:pPr>
-      <w:bookmarkStart w:id="0" w:name="_Toc226731960"/>
+      <w:bookmarkStart w:id="0" w:name="_Toc227007164"/>
       <w:r>
         <w:rPr>
           <w:b/>
@@ -1805,91 +2013,6 @@
       <w:bookmarkEnd w:id="0"/>
     </w:p>
     <w:p>
-      <w:pPr>
-        <w:pStyle w:val="ListParagraph"/>
-        <w:numPr>
-          <w:ilvl w:val="0"/>
-          <w:numId w:val="2"/>
-        </w:numPr>
-      </w:pPr>
-      <w:r>
-        <w:t>Security focussed browser called Stronghold</w:t>
-      </w:r>
-    </w:p>
-    <w:p>
-      <w:pPr>
-        <w:pStyle w:val="ListParagraph"/>
-      </w:pPr>
-    </w:p>
-    <w:p>
-      <w:pPr>
-        <w:pStyle w:val="ListParagraph"/>
-        <w:numPr>
-          <w:ilvl w:val="0"/>
-          <w:numId w:val="2"/>
-        </w:numPr>
-      </w:pPr>
-      <w:r>
-        <w:t>Originally wanted to be aimed towards older people to help to protect them against scams however has since pivoted towards being aimed towards younger people as a “Child’s First Browser” kind of solution</w:t>
-      </w:r>
-    </w:p>
-    <w:p>
-      <w:pPr>
-        <w:pStyle w:val="ListParagraph"/>
-      </w:pPr>
-    </w:p>
-    <w:p>
-      <w:pPr>
-        <w:pStyle w:val="ListParagraph"/>
-        <w:numPr>
-          <w:ilvl w:val="0"/>
-          <w:numId w:val="2"/>
-        </w:numPr>
-      </w:pPr>
-      <w:r>
-        <w:t xml:space="preserve">Will have a gamified aspect to it which will encourage children to use it for browsing and will teach them safe browsing while also having fun using it </w:t>
-      </w:r>
-    </w:p>
-    <w:p>
-      <w:pPr>
-        <w:pStyle w:val="ListParagraph"/>
-      </w:pPr>
-    </w:p>
-    <w:p>
-      <w:pPr>
-        <w:pStyle w:val="ListParagraph"/>
-        <w:numPr>
-          <w:ilvl w:val="0"/>
-          <w:numId w:val="2"/>
-        </w:numPr>
-      </w:pPr>
-      <w:r>
-        <w:t>Uses a variety of safety methods to make the browser (and device it is downloaded onto) secure against any kind of attack, as well as mitigating the risk if an attack is successful</w:t>
-      </w:r>
-    </w:p>
-    <w:p>
-      <w:pPr>
-        <w:pStyle w:val="ListParagraph"/>
-      </w:pPr>
-    </w:p>
-    <w:p>
-      <w:pPr>
-        <w:pStyle w:val="ListParagraph"/>
-        <w:numPr>
-          <w:ilvl w:val="0"/>
-          <w:numId w:val="2"/>
-        </w:numPr>
-      </w:pPr>
-      <w:r>
-        <w:t>Utilises behavioural conditioning to teach and change behaviours -&gt; By using things like experience points, challenges, quizzes etc. this can help to condition safe behaviours within users as positive behaviours are positively reinforced, whereas negative behaviours are negatively reinforced</w:t>
-      </w:r>
-    </w:p>
-    <w:p>
-      <w:pPr>
-        <w:pStyle w:val="ListParagraph"/>
-      </w:pPr>
-    </w:p>
-    <w:p>
       <w:r>
         <w:t xml:space="preserve">This </w:t>
       </w:r>
@@ -1897,15 +2020,42 @@
         <w:t xml:space="preserve">report </w:t>
       </w:r>
       <w:r>
-        <w:t>will discuss the creation of a security-focussed web browser titled ‘Stronghold’. The purpose of this project is to teach children how to browse the internet safely, utilising behavioural conditioning and gamification aspects to do so. A variety of customisable safety features will be implemented</w:t>
-      </w:r>
-      <w:r>
-        <w:t>, which will be explained throughout this report. These features will ensure the safety of children while online, mitigating the risk of malicious attacks, and reducing the impact of attacks should they be successful.</w:t>
-      </w:r>
-    </w:p>
-    <w:p>
-      <w:r>
-        <w:t xml:space="preserve">The initial target audience for this project was the elderly, due to their presence as victims of malicious attacks such as phishing, however the decision to implement gamification led to a pivot to a target audience of young children who may benefit more from learning about internet safety before using less safe, unrestricted internet browsing. </w:t>
+        <w:t xml:space="preserve">will discuss the creation of a security-focussed web browser titled ‘Stronghold’. The purpose of this project is to teach children how to browse the internet safely, utilising behavioural conditioning and gamification aspects to do so. </w:t>
+      </w:r>
+      <w:r>
+        <w:t xml:space="preserve">The project was initially targeted towards the elderly due to their high presence as victims of malicious attacks such as phishing, however the decision to implement gamification led to a pivot to a target audience of young children who may benefit more from learning about internet safety before using less safe, unrestricted internet browsing. </w:t>
+      </w:r>
+      <w:r>
+        <w:t>Leaning towards behavioural conditioning then felt to be the best pivot since children can be easily manipulated when using positive reinforcement techniques. The project will finalise in a browser that will ensure the safety of children while online, mitigating the risk of malicious attacks and reducing the impact of attacks which are successful.</w:t>
+      </w:r>
+    </w:p>
+    <w:p>
+      <w:r>
+        <w:t xml:space="preserve">The report will cover </w:t>
+      </w:r>
+      <w:r>
+        <w:t>the initial design that had been planned for implementation, including wireframes, storyboards, flowcharts, and use cases for each initial page and feature, the methodology behind the development lifecycle</w:t>
+      </w:r>
+      <w:r>
+        <w:t xml:space="preserve">, </w:t>
+      </w:r>
+      <w:r>
+        <w:t>the main features that were both planned and implemented in the final design</w:t>
+      </w:r>
+      <w:r>
+        <w:t xml:space="preserve">, </w:t>
+      </w:r>
+      <w:r>
+        <w:t>the unique selling points that make the browser different from other products,</w:t>
+      </w:r>
+      <w:r>
+        <w:t xml:space="preserve"> the testing that was performed on the initial designs, including how testing was performed and how the results of testing influenced future decisions,</w:t>
+      </w:r>
+      <w:r>
+        <w:t xml:space="preserve"> the issues and challenges that could potentially have been faced throughout development, as well as those that were actually faced</w:t>
+      </w:r>
+      <w:r>
+        <w:t>, and a final conclusion discussing the overall thoughts and feelings surrounding the project as a whole.</w:t>
       </w:r>
     </w:p>
     <w:p/>
@@ -1922,628 +2072,7 @@
           <w:szCs w:val="36"/>
         </w:rPr>
       </w:pPr>
-      <w:bookmarkStart w:id="1" w:name="_Toc226731961"/>
-      <w:r>
-        <w:rPr>
-          <w:b/>
-          <w:bCs/>
-          <w:i/>
-          <w:iCs/>
-          <w:sz w:val="36"/>
-          <w:szCs w:val="36"/>
-        </w:rPr>
-        <w:t>Features</w:t>
-      </w:r>
-      <w:bookmarkEnd w:id="1"/>
-      <w:r>
-        <w:rPr>
-          <w:b/>
-          <w:bCs/>
-          <w:i/>
-          <w:iCs/>
-          <w:sz w:val="36"/>
-          <w:szCs w:val="36"/>
-        </w:rPr>
-        <w:t xml:space="preserve"> </w:t>
-      </w:r>
-    </w:p>
-    <w:p>
-      <w:r>
-        <w:t xml:space="preserve">This section details the features that </w:t>
-      </w:r>
-      <w:r>
-        <w:t xml:space="preserve">were initially outlined to be </w:t>
-      </w:r>
-      <w:r>
-        <w:t>implemented into the project</w:t>
-      </w:r>
-      <w:r>
-        <w:t>, as well as features which were not initially planned and were instead implemented later</w:t>
-      </w:r>
-      <w:r>
-        <w:t xml:space="preserve">. The features </w:t>
-      </w:r>
-      <w:r>
-        <w:t xml:space="preserve">are </w:t>
-      </w:r>
-      <w:r>
-        <w:t xml:space="preserve">focussed primarily on security due to the nature of the project, with explanations as to why they </w:t>
-      </w:r>
-      <w:r>
-        <w:t xml:space="preserve">are necessary for the </w:t>
-      </w:r>
-      <w:r>
-        <w:t>final implementation</w:t>
-      </w:r>
-      <w:r>
-        <w:t xml:space="preserve"> and whether they made it </w:t>
-      </w:r>
-      <w:proofErr w:type="gramStart"/>
-      <w:r>
-        <w:t>in to</w:t>
-      </w:r>
-      <w:proofErr w:type="gramEnd"/>
-      <w:r>
-        <w:t xml:space="preserve"> the final product or not, with an explanation as to why if they did not make it in</w:t>
-      </w:r>
-      <w:r>
-        <w:t>.</w:t>
-      </w:r>
-    </w:p>
-    <w:p>
-      <w:pPr>
-        <w:pStyle w:val="ListParagraph"/>
-        <w:numPr>
-          <w:ilvl w:val="0"/>
-          <w:numId w:val="1"/>
-        </w:numPr>
-      </w:pPr>
-      <w:r>
-        <w:t xml:space="preserve">Session Only Cookies – </w:t>
-      </w:r>
-      <w:r>
-        <w:t>Prevents cookies from being stored which can help if attacked by something like a cookie scraper (as there will only be cookies from that session therefore limiting what is able to be stolen)</w:t>
-      </w:r>
-    </w:p>
-    <w:p>
-      <w:pPr>
-        <w:pStyle w:val="ListParagraph"/>
-      </w:pPr>
-    </w:p>
-    <w:p>
-      <w:pPr>
-        <w:pStyle w:val="ListParagraph"/>
-        <w:numPr>
-          <w:ilvl w:val="0"/>
-          <w:numId w:val="1"/>
-        </w:numPr>
-      </w:pPr>
-      <w:r>
-        <w:t>Strong authentication for exporting cookies or saved passwords – Prevents things such as cookie scrapers from being able to function as they cannot be exported / seen without correct authentication (Based on real-world experience)</w:t>
-      </w:r>
-    </w:p>
-    <w:p>
-      <w:pPr>
-        <w:pStyle w:val="ListParagraph"/>
-      </w:pPr>
-    </w:p>
-    <w:p>
-      <w:pPr>
-        <w:pStyle w:val="ListParagraph"/>
-        <w:numPr>
-          <w:ilvl w:val="0"/>
-          <w:numId w:val="1"/>
-        </w:numPr>
-      </w:pPr>
-      <w:r>
-        <w:t>Blocking non-HTTPS sites – Ensures that all sites which are accessed are using secure transmissions and therefore have a higher likelihood of safety</w:t>
-      </w:r>
-    </w:p>
-    <w:p>
-      <w:pPr>
-        <w:pStyle w:val="ListParagraph"/>
-      </w:pPr>
-    </w:p>
-    <w:p>
-      <w:pPr>
-        <w:pStyle w:val="ListParagraph"/>
-        <w:numPr>
-          <w:ilvl w:val="0"/>
-          <w:numId w:val="1"/>
-        </w:numPr>
-      </w:pPr>
-      <w:r>
-        <w:t>Scanning files and blocking downloads of typically malicious extensions i.e. .exe files – Prevents any dangerous files from being downloaded accidentally – Since the browser is targeted to children, they shouldn’t really be downloading things anyway without at least their parent’s permission; also means that they can’t be run which takes stress away from needing antivirus</w:t>
-      </w:r>
-    </w:p>
-    <w:p>
-      <w:pPr>
-        <w:pStyle w:val="ListParagraph"/>
-      </w:pPr>
-    </w:p>
-    <w:p>
-      <w:pPr>
-        <w:pStyle w:val="ListParagraph"/>
-        <w:numPr>
-          <w:ilvl w:val="0"/>
-          <w:numId w:val="1"/>
-        </w:numPr>
-      </w:pPr>
-      <w:r>
-        <w:t xml:space="preserve">TLS Certificate Checking – </w:t>
-      </w:r>
-      <w:r>
-        <w:t>Ensures that websites can be trusted by verifying the connection is secure and encrypted</w:t>
-      </w:r>
-    </w:p>
-    <w:p>
-      <w:pPr>
-        <w:pStyle w:val="ListParagraph"/>
-      </w:pPr>
-    </w:p>
-    <w:p>
-      <w:pPr>
-        <w:pStyle w:val="ListParagraph"/>
-        <w:numPr>
-          <w:ilvl w:val="0"/>
-          <w:numId w:val="1"/>
-        </w:numPr>
-      </w:pPr>
-      <w:r>
-        <w:t>Security Based Hints – The main goal of the browser is to encourage safe browsing habits within children, so by including hints and tips when there is a learning opportunity, this will engage their brains to think about what they are doing. Additionally, these hints will tie into the gamification aspect of the browser which shou</w:t>
-      </w:r>
-      <w:r>
-        <w:t>ld act as a way of engagement too.</w:t>
-      </w:r>
-    </w:p>
-    <w:p>
-      <w:pPr>
-        <w:pStyle w:val="ListParagraph"/>
-      </w:pPr>
-    </w:p>
-    <w:p>
-      <w:pPr>
-        <w:pStyle w:val="ListParagraph"/>
-        <w:numPr>
-          <w:ilvl w:val="0"/>
-          <w:numId w:val="1"/>
-        </w:numPr>
-      </w:pPr>
-      <w:r>
-        <w:t>Domain detection</w:t>
-      </w:r>
-      <w:r>
-        <w:t xml:space="preserve"> – </w:t>
-      </w:r>
-    </w:p>
-    <w:p>
-      <w:pPr>
-        <w:pStyle w:val="ListParagraph"/>
-      </w:pPr>
-    </w:p>
-    <w:p>
-      <w:pPr>
-        <w:pStyle w:val="ListParagraph"/>
-        <w:numPr>
-          <w:ilvl w:val="0"/>
-          <w:numId w:val="1"/>
-        </w:numPr>
-      </w:pPr>
-      <w:r>
-        <w:t xml:space="preserve">Override </w:t>
-      </w:r>
-      <w:r>
-        <w:t>M</w:t>
-      </w:r>
-      <w:r>
-        <w:t>ethods</w:t>
-      </w:r>
-      <w:r>
-        <w:t xml:space="preserve"> –</w:t>
-      </w:r>
-      <w:r>
-        <w:t xml:space="preserve"> Allows the browser to be used by people of all ages, rather than JUST children by giving them an override to download certain file types or access certain restricted websites etc. Also allows parents to give their children possibly temporary access to these features, maybe use something like a limited time request sent to the parent’s email or SMS, or use something like a specific pin (or have them type something like “I ACKNOWLEDGE” with an explanation pop-up so they are at least aware of the risks)</w:t>
-      </w:r>
-    </w:p>
-    <w:p>
-      <w:pPr>
-        <w:pStyle w:val="ListParagraph"/>
-      </w:pPr>
-    </w:p>
-    <w:p>
-      <w:pPr>
-        <w:pStyle w:val="ListParagraph"/>
-        <w:numPr>
-          <w:ilvl w:val="0"/>
-          <w:numId w:val="1"/>
-        </w:numPr>
-      </w:pPr>
-      <w:r>
-        <w:t>Possible parental controls</w:t>
-      </w:r>
-      <w:r>
-        <w:t xml:space="preserve"> – </w:t>
-      </w:r>
-    </w:p>
-    <w:p/>
-    <w:p>
-      <w:pPr>
-        <w:pStyle w:val="ListParagraph"/>
-        <w:numPr>
-          <w:ilvl w:val="0"/>
-          <w:numId w:val="1"/>
-        </w:numPr>
-      </w:pPr>
-      <w:r>
-        <w:t>Security Dashboard</w:t>
-      </w:r>
-      <w:r>
-        <w:t xml:space="preserve"> –</w:t>
-      </w:r>
-      <w:r>
-        <w:t xml:space="preserve"> This will be a central place that users can navigate to which will store data to determine how secure their browsing habits have been. It will include things like how many times they have overridden blocks, how many times they have attempted to visit blocked sites etc. The dashboard will also be the location of where they can customise the browser, and where they will see how many experience </w:t>
-      </w:r>
-      <w:proofErr w:type="gramStart"/>
-      <w:r>
-        <w:t>points</w:t>
-      </w:r>
-      <w:proofErr w:type="gramEnd"/>
-      <w:r>
-        <w:t xml:space="preserve"> they have and what level they are. Lastly, this will be where the quizzes and potential games are stored to allow them to gain bonus points for learning about safe browsing</w:t>
-      </w:r>
-    </w:p>
-    <w:p>
-      <w:pPr>
-        <w:pStyle w:val="ListParagraph"/>
-      </w:pPr>
-    </w:p>
-    <w:p>
-      <w:pPr>
-        <w:pStyle w:val="ListParagraph"/>
-        <w:numPr>
-          <w:ilvl w:val="0"/>
-          <w:numId w:val="1"/>
-        </w:numPr>
-      </w:pPr>
-      <w:r>
-        <w:t>Gamification –</w:t>
-      </w:r>
-      <w:r>
-        <w:t xml:space="preserve"> </w:t>
-      </w:r>
-      <w:r>
-        <w:t>The dashboard will contain a variety of gamified aspects for the user to keep them engaged and to encourage continuous use of the browser. These will include quizzes (singular daily quiz and 10 weekly questions focussed on security and safe browsing), challenges which encourage the user to perform safe browsing actions in exchange for a reward, experience points which can be earned from a variety of sources (including the quizzes and challenges), and cosmetic unlocks which encourage the user to level up their account, providing unique customisation which they can look forward to unlocking.</w:t>
-      </w:r>
-    </w:p>
-    <w:p>
-      <w:pPr>
-        <w:pStyle w:val="ListParagraph"/>
-      </w:pPr>
-    </w:p>
-    <w:p/>
-    <w:p>
-      <w:pPr>
-        <w:pStyle w:val="Heading1"/>
-        <w:jc w:val="center"/>
-        <w:rPr>
-          <w:b/>
-          <w:bCs/>
-          <w:i/>
-          <w:iCs/>
-          <w:sz w:val="36"/>
-          <w:szCs w:val="36"/>
-        </w:rPr>
-      </w:pPr>
-      <w:bookmarkStart w:id="2" w:name="_Toc226731962"/>
-      <w:r>
-        <w:rPr>
-          <w:b/>
-          <w:bCs/>
-          <w:i/>
-          <w:iCs/>
-          <w:sz w:val="36"/>
-          <w:szCs w:val="36"/>
-        </w:rPr>
-        <w:t>Unique Selling Point</w:t>
-      </w:r>
-      <w:r>
-        <w:rPr>
-          <w:b/>
-          <w:bCs/>
-          <w:i/>
-          <w:iCs/>
-          <w:sz w:val="36"/>
-          <w:szCs w:val="36"/>
-        </w:rPr>
-        <w:t>s</w:t>
-      </w:r>
-      <w:bookmarkEnd w:id="2"/>
-    </w:p>
-    <w:p>
-      <w:r>
-        <w:t>This section will outline the unique selling points of the project, explaining how it is different to other available options, justifying the purpose of creating it and explaining why it should be chosen over other similar products.</w:t>
-      </w:r>
-    </w:p>
-    <w:p>
-      <w:pPr>
-        <w:pStyle w:val="ListParagraph"/>
-        <w:numPr>
-          <w:ilvl w:val="0"/>
-          <w:numId w:val="1"/>
-        </w:numPr>
-      </w:pPr>
-      <w:r>
-        <w:t>Behavioural conditioning by encouraging positive behaviour through providing rewards such as experience points, and discourages negative behaviour through taking away things such as losing experience points</w:t>
-      </w:r>
-    </w:p>
-    <w:p>
-      <w:pPr>
-        <w:pStyle w:val="ListParagraph"/>
-      </w:pPr>
-    </w:p>
-    <w:p>
-      <w:pPr>
-        <w:pStyle w:val="ListParagraph"/>
-        <w:numPr>
-          <w:ilvl w:val="0"/>
-          <w:numId w:val="1"/>
-        </w:numPr>
-      </w:pPr>
-      <w:r>
-        <w:t>Uses a single, consistent method of creating secure browsing without having to download and mess around with multiple extensions and browser features</w:t>
-      </w:r>
-      <w:r>
-        <w:t xml:space="preserve"> / settings</w:t>
-      </w:r>
-    </w:p>
-    <w:p>
-      <w:pPr>
-        <w:pStyle w:val="ListParagraph"/>
-      </w:pPr>
-    </w:p>
-    <w:p>
-      <w:pPr>
-        <w:pStyle w:val="ListParagraph"/>
-        <w:numPr>
-          <w:ilvl w:val="0"/>
-          <w:numId w:val="1"/>
-        </w:numPr>
-      </w:pPr>
-      <w:r>
-        <w:t xml:space="preserve">Eliminates the issue of conflicting extensions such as websites breaking due to different extensions trying to block different things or </w:t>
-      </w:r>
-      <w:r>
-        <w:t>false warnings due to other extensions being flagged</w:t>
-      </w:r>
-    </w:p>
-    <w:p>
-      <w:pPr>
-        <w:pStyle w:val="ListParagraph"/>
-      </w:pPr>
-    </w:p>
-    <w:p>
-      <w:pPr>
-        <w:pStyle w:val="ListParagraph"/>
-        <w:numPr>
-          <w:ilvl w:val="0"/>
-          <w:numId w:val="1"/>
-        </w:numPr>
-      </w:pPr>
-      <w:r>
-        <w:t>Being used primarily as a teaching tool to allow young children to learn safe browsing before accessing unrestricted internet through other browsers.</w:t>
-      </w:r>
-      <w:r>
-        <w:t xml:space="preserve"> T</w:t>
-      </w:r>
-      <w:r>
-        <w:t>each</w:t>
-      </w:r>
-      <w:r>
-        <w:t>es</w:t>
-      </w:r>
-      <w:r>
-        <w:t xml:space="preserve"> about safe internet usage rather than warning or protecting without an explanation as to why like what other browsers (Chrome, Firefox etc.) do</w:t>
-      </w:r>
-    </w:p>
-    <w:p/>
-    <w:p>
-      <w:pPr>
-        <w:pStyle w:val="ListParagraph"/>
-        <w:numPr>
-          <w:ilvl w:val="0"/>
-          <w:numId w:val="1"/>
-        </w:numPr>
-      </w:pPr>
-      <w:r>
-        <w:t>Has a centralised dashboard which allows users to compare their browsing habits over time and see how they are improving and what behaviours are good</w:t>
-      </w:r>
-    </w:p>
-    <w:p>
-      <w:pPr>
-        <w:pStyle w:val="Heading1"/>
-        <w:jc w:val="center"/>
-        <w:rPr>
-          <w:b/>
-          <w:bCs/>
-          <w:i/>
-          <w:iCs/>
-          <w:sz w:val="36"/>
-          <w:szCs w:val="36"/>
-        </w:rPr>
-      </w:pPr>
-      <w:bookmarkStart w:id="3" w:name="_Toc226731963"/>
-      <w:r>
-        <w:rPr>
-          <w:b/>
-          <w:bCs/>
-          <w:i/>
-          <w:iCs/>
-          <w:sz w:val="36"/>
-          <w:szCs w:val="36"/>
-        </w:rPr>
-        <w:t>Issues / Challenges</w:t>
-      </w:r>
-      <w:bookmarkEnd w:id="3"/>
-    </w:p>
-    <w:p>
-      <w:r>
-        <w:t xml:space="preserve">This section will explain some of the issues and challenges faced throughout the creation of this project. It will include what these issues and challenges are expected to be at the beginning of the project, then follow up with whether the issue was faced and how it was dealt with to allow work to continue. </w:t>
-      </w:r>
-    </w:p>
-    <w:p>
-      <w:pPr>
-        <w:pStyle w:val="ListParagraph"/>
-        <w:numPr>
-          <w:ilvl w:val="0"/>
-          <w:numId w:val="1"/>
-        </w:numPr>
-      </w:pPr>
-      <w:r>
-        <w:t>Cannot ethically test against children therefore all testing will be done away from the target audience</w:t>
-      </w:r>
-      <w:r>
-        <w:t xml:space="preserve"> meaning I cannot get an accurate understanding -&gt; Could test against parents to see if they would let their children use it??</w:t>
-      </w:r>
-    </w:p>
-    <w:p>
-      <w:pPr>
-        <w:pStyle w:val="ListParagraph"/>
-      </w:pPr>
-    </w:p>
-    <w:p>
-      <w:pPr>
-        <w:pStyle w:val="ListParagraph"/>
-        <w:numPr>
-          <w:ilvl w:val="0"/>
-          <w:numId w:val="1"/>
-        </w:numPr>
-      </w:pPr>
-      <w:r>
-        <w:t>Motivation / Avoiding burnout – Need adequate time management and need to not push myself too hard, while still being able to get effective work done -&gt; Difficult to manage alongside other modules, especially with Christmas period and the lack of understanding around how Electron works, as well as the amount of features I want to implement -&gt; Need to narrow features down to “must have” (primary focus) and “may have” (if I have time)</w:t>
-      </w:r>
-    </w:p>
-    <w:p>
-      <w:pPr>
-        <w:pStyle w:val="ListParagraph"/>
-      </w:pPr>
-    </w:p>
-    <w:p>
-      <w:pPr>
-        <w:pStyle w:val="ListParagraph"/>
-        <w:numPr>
-          <w:ilvl w:val="0"/>
-          <w:numId w:val="1"/>
-        </w:numPr>
-      </w:pPr>
-      <w:r>
-        <w:t xml:space="preserve">How will I host the server? </w:t>
-      </w:r>
-      <w:r>
-        <w:t>–</w:t>
-      </w:r>
-      <w:r>
-        <w:t xml:space="preserve"> </w:t>
-      </w:r>
-      <w:r>
-        <w:t>Since I want the user to be able to make an account, I will need to host this on a server of some sort to store things like logins, customisation, experience points etc. -&gt; Firebase, Mongoose and SQLite are all options, or alternatively host a local database for this project although in future that will not be secure and defeats the purpose of a secure browser</w:t>
-      </w:r>
-    </w:p>
-    <w:p/>
-    <w:p>
-      <w:pPr>
-        <w:pStyle w:val="Heading1"/>
-        <w:jc w:val="center"/>
-        <w:rPr>
-          <w:b/>
-          <w:bCs/>
-          <w:i/>
-          <w:iCs/>
-          <w:sz w:val="36"/>
-          <w:szCs w:val="36"/>
-        </w:rPr>
-      </w:pPr>
-      <w:bookmarkStart w:id="4" w:name="_Toc226731964"/>
-      <w:r>
-        <w:rPr>
-          <w:b/>
-          <w:bCs/>
-          <w:i/>
-          <w:iCs/>
-          <w:sz w:val="36"/>
-          <w:szCs w:val="36"/>
-        </w:rPr>
-        <w:t>Testing</w:t>
-      </w:r>
-      <w:bookmarkEnd w:id="4"/>
-    </w:p>
-    <w:p>
-      <w:r>
-        <w:t>This section will detail the entire testing methodology, including who was chosen and why, what kind of tests were performed, what feedback was provided from participants, and how the provided feedback was used to make improvements to the project.</w:t>
-      </w:r>
-    </w:p>
-    <w:p>
-      <w:pPr>
-        <w:pStyle w:val="ListParagraph"/>
-        <w:numPr>
-          <w:ilvl w:val="0"/>
-          <w:numId w:val="1"/>
-        </w:numPr>
-      </w:pPr>
-      <w:r>
-        <w:t>Will get several people to test the browser and answer a Google Form with a variety of questions to get an understanding of what they like and what should change</w:t>
-      </w:r>
-    </w:p>
-    <w:p>
-      <w:pPr>
-        <w:pStyle w:val="ListParagraph"/>
-        <w:numPr>
-          <w:ilvl w:val="0"/>
-          <w:numId w:val="1"/>
-        </w:numPr>
-      </w:pPr>
-      <w:r>
-        <w:t>Test both initial wireframes (so I can change before proper development begins), and with the final design (so I can make changes before the VIVA and final presentation)</w:t>
-      </w:r>
-    </w:p>
-    <w:p>
-      <w:pPr>
-        <w:pStyle w:val="ListParagraph"/>
-        <w:numPr>
-          <w:ilvl w:val="0"/>
-          <w:numId w:val="1"/>
-        </w:numPr>
-      </w:pPr>
-      <w:r>
-        <w:t>Form will be tested majority using other students; however, I may also use some non-student friends, family members etc. to get a full, diverse response pool</w:t>
-      </w:r>
-    </w:p>
-    <w:p>
-      <w:pPr>
-        <w:pStyle w:val="ListParagraph"/>
-        <w:numPr>
-          <w:ilvl w:val="0"/>
-          <w:numId w:val="1"/>
-        </w:numPr>
-      </w:pPr>
-      <w:r>
-        <w:t>Testing form needs to include a declaration to state that respondent is happy for their answers to be included for the purpose of this document and the final submission</w:t>
-      </w:r>
-    </w:p>
-    <w:p/>
-    <w:p>
-      <w:pPr>
-        <w:pStyle w:val="Heading1"/>
-        <w:jc w:val="center"/>
-        <w:rPr>
-          <w:b/>
-          <w:bCs/>
-          <w:i/>
-          <w:iCs/>
-          <w:sz w:val="36"/>
-          <w:szCs w:val="36"/>
-        </w:rPr>
-      </w:pPr>
-      <w:bookmarkStart w:id="5" w:name="_Toc226731965"/>
+      <w:bookmarkStart w:id="1" w:name="_Toc227007165"/>
       <w:r>
         <w:rPr>
           <w:b/>
@@ -2566,11 +2095,20 @@
         </w:rPr>
         <w:t>Design</w:t>
       </w:r>
-      <w:bookmarkEnd w:id="5"/>
-    </w:p>
-    <w:p>
-      <w:r>
-        <w:t xml:space="preserve">This section will showcase some of the design decisions made throughout the creation of the project, focussing on the main wireframe designs that will act as a template for the final project. </w:t>
+      <w:bookmarkEnd w:id="1"/>
+    </w:p>
+    <w:p>
+      <w:r>
+        <w:t xml:space="preserve">This section will showcase some of the design decisions made throughout the creation of the project, </w:t>
+      </w:r>
+      <w:r>
+        <w:t xml:space="preserve">including </w:t>
+      </w:r>
+      <w:r>
+        <w:t xml:space="preserve">the main wireframe designs that will act as a template for </w:t>
+      </w:r>
+      <w:r>
+        <w:t>relevant pages, storyboards to showcase how the pages are intended to be used, flowcharts which detail the basic flow of how each page should function, and use cases which explain the most important security features and how they are designed to keep the user safe.</w:t>
       </w:r>
     </w:p>
     <w:p>
@@ -2585,7 +2123,7 @@
           <w:szCs w:val="28"/>
         </w:rPr>
       </w:pPr>
-      <w:bookmarkStart w:id="6" w:name="_Toc226731966"/>
+      <w:bookmarkStart w:id="2" w:name="_Toc227007166"/>
       <w:r>
         <w:rPr>
           <w:b/>
@@ -2597,7 +2135,7 @@
         </w:rPr>
         <w:t>Wireframes</w:t>
       </w:r>
-      <w:bookmarkEnd w:id="6"/>
+      <w:bookmarkEnd w:id="2"/>
     </w:p>
     <w:p>
       <w:pPr>
@@ -2611,7 +2149,7 @@
           <w:szCs w:val="24"/>
         </w:rPr>
       </w:pPr>
-      <w:bookmarkStart w:id="7" w:name="_Toc226731967"/>
+      <w:bookmarkStart w:id="3" w:name="_Toc227007167"/>
       <w:r>
         <w:rPr>
           <w:b/>
@@ -2628,7 +2166,7 @@
           <w:noProof/>
         </w:rPr>
         <w:drawing>
-          <wp:anchor distT="0" distB="0" distL="114300" distR="114300" simplePos="0" relativeHeight="251659264" behindDoc="0" locked="0" layoutInCell="1" allowOverlap="1" wp14:anchorId="0CBEBA6B" wp14:editId="0C0251F2">
+          <wp:anchor distT="0" distB="0" distL="114300" distR="114300" simplePos="0" relativeHeight="251659264" behindDoc="0" locked="0" layoutInCell="1" allowOverlap="1" wp14:anchorId="0BCC4F0E" wp14:editId="38017466">
             <wp:simplePos x="0" y="0"/>
             <wp:positionH relativeFrom="column">
               <wp:posOffset>0</wp:posOffset>
@@ -2683,20 +2221,11 @@
           </wp:anchor>
         </w:drawing>
       </w:r>
-      <w:bookmarkEnd w:id="7"/>
-    </w:p>
-    <w:p>
-      <w:r>
-        <w:t xml:space="preserve">The home page will be the page that greets the user when they initially </w:t>
-      </w:r>
-      <w:r>
-        <w:t>open</w:t>
-      </w:r>
-      <w:r>
-        <w:t xml:space="preserve"> the browser, or whenever they open a new tab.</w:t>
-      </w:r>
-      <w:r>
-        <w:t xml:space="preserve"> It is a very simply designed page with only two key elements:</w:t>
+      <w:bookmarkEnd w:id="3"/>
+    </w:p>
+    <w:p>
+      <w:r>
+        <w:t>The home page will be the page that greets the user when they initially open the browser, or whenever they open a new tab. It is a very simply designed page with only two key elements:</w:t>
       </w:r>
     </w:p>
     <w:p>
@@ -2708,10 +2237,7 @@
         </w:numPr>
       </w:pPr>
       <w:r>
-        <w:t>The name of the browser – Stronghold – positioned central of the home page</w:t>
-      </w:r>
-      <w:r>
-        <w:t xml:space="preserve"> to advertise the app which the user has open</w:t>
+        <w:t>The name of the browser – Stronghold – positioned central of the home page to advertise the app which the user has open</w:t>
       </w:r>
     </w:p>
     <w:p>
@@ -2749,7 +2275,7 @@
           <w:szCs w:val="24"/>
         </w:rPr>
       </w:pPr>
-      <w:bookmarkStart w:id="8" w:name="_Toc226731968"/>
+      <w:bookmarkStart w:id="4" w:name="_Toc227007168"/>
       <w:r>
         <w:rPr>
           <w:b/>
@@ -2761,7 +2287,7 @@
         </w:rPr>
         <w:t>Dashboard</w:t>
       </w:r>
-      <w:bookmarkEnd w:id="8"/>
+      <w:bookmarkEnd w:id="4"/>
     </w:p>
     <w:p>
       <w:r>
@@ -2769,7 +2295,7 @@
           <w:noProof/>
         </w:rPr>
         <w:drawing>
-          <wp:inline distT="0" distB="0" distL="0" distR="0" wp14:anchorId="4303E94B" wp14:editId="4B7EAB3E">
+          <wp:inline distT="0" distB="0" distL="0" distR="0" wp14:anchorId="2ADB3C41" wp14:editId="37A3633A">
             <wp:extent cx="5731510" cy="3213100"/>
             <wp:effectExtent l="0" t="0" r="0" b="0"/>
             <wp:docPr id="1534579712" name="Picture 1" descr="A screenshot of a computer screen&#10;&#10;AI-generated content may be incorrect."/>
@@ -2900,10 +2426,7 @@
     </w:p>
     <w:p>
       <w:r>
-        <w:t>The colours for each element and the overall design of this page are likely to change in the final implementation</w:t>
-      </w:r>
-      <w:r>
-        <w:t xml:space="preserve"> as these colours have only been chosen to easily showcase where each element will be located on the page for the purpose of this wireframe, however this will depend on the results of user testing once this has been performed.</w:t>
+        <w:t>The colours for each element and the overall design of this page are likely to change in the final implementation as these colours have only been chosen to easily showcase where each element will be located on the page for the purpose of this wireframe, however this will depend on the results of user testing once this has been performed.</w:t>
       </w:r>
     </w:p>
     <w:p>
@@ -2923,7 +2446,7 @@
           <w:szCs w:val="24"/>
         </w:rPr>
       </w:pPr>
-      <w:bookmarkStart w:id="9" w:name="_Toc226731969"/>
+      <w:bookmarkStart w:id="5" w:name="_Toc227007169"/>
       <w:r>
         <w:rPr>
           <w:b/>
@@ -2935,7 +2458,7 @@
         </w:rPr>
         <w:t>Taskbar</w:t>
       </w:r>
-      <w:bookmarkEnd w:id="9"/>
+      <w:bookmarkEnd w:id="5"/>
     </w:p>
     <w:p>
       <w:r>
@@ -2943,7 +2466,7 @@
           <w:noProof/>
         </w:rPr>
         <w:drawing>
-          <wp:inline distT="0" distB="0" distL="0" distR="0" wp14:anchorId="4CF7C306" wp14:editId="115D7E05">
+          <wp:inline distT="0" distB="0" distL="0" distR="0" wp14:anchorId="12228B34" wp14:editId="52430947">
             <wp:extent cx="5731510" cy="1013460"/>
             <wp:effectExtent l="0" t="0" r="0" b="2540"/>
             <wp:docPr id="1976368620" name="Picture 1" descr="A close up of a sign&#10;&#10;AI-generated content may be incorrect."/>
@@ -2981,19 +2504,7 @@
     </w:p>
     <w:p>
       <w:r>
-        <w:t xml:space="preserve">The </w:t>
-      </w:r>
-      <w:r>
-        <w:t>elements</w:t>
-      </w:r>
-      <w:r>
-        <w:t xml:space="preserve"> </w:t>
-      </w:r>
-      <w:r>
-        <w:t xml:space="preserve">of </w:t>
-      </w:r>
-      <w:r>
-        <w:t>the taskbar will be as follows (left to right, top to bottom):</w:t>
+        <w:t>The elements of the taskbar will be as follows (left to right, top to bottom):</w:t>
       </w:r>
     </w:p>
     <w:p>
@@ -3005,22 +2516,7 @@
         </w:numPr>
       </w:pPr>
       <w:r>
-        <w:t>Home Page Button</w:t>
-      </w:r>
-      <w:r>
-        <w:t xml:space="preserve"> (Navigates user to the browser home page)</w:t>
-      </w:r>
-      <w:r>
-        <w:t>, Tabs Bar</w:t>
-      </w:r>
-      <w:r>
-        <w:t xml:space="preserve"> (Displays any open tabs the user has)</w:t>
-      </w:r>
-      <w:r>
-        <w:t>, Dashboard Button</w:t>
-      </w:r>
-      <w:r>
-        <w:t xml:space="preserve"> (Navigates user to the browser dashboard page for their account)</w:t>
+        <w:t>Home Page Button (Navigates user to the browser home page), Tabs Bar (Displays any open tabs the user has), Dashboard Button (Navigates user to the browser dashboard page for their account)</w:t>
       </w:r>
     </w:p>
     <w:p>
@@ -3035,43 +2531,7 @@
         <w:t>Back Button</w:t>
       </w:r>
       <w:r>
-        <w:t xml:space="preserve"> (Navigates user back)</w:t>
-      </w:r>
-      <w:r>
-        <w:t>, Forward Button</w:t>
-      </w:r>
-      <w:r>
-        <w:t xml:space="preserve"> (Navigates user forwards)</w:t>
-      </w:r>
-      <w:r>
-        <w:t>, Reload Button</w:t>
-      </w:r>
-      <w:r>
-        <w:t xml:space="preserve"> (Refreshes user’s page)</w:t>
-      </w:r>
-      <w:r>
-        <w:t>, URL / Search Bar</w:t>
-      </w:r>
-      <w:r>
-        <w:t xml:space="preserve"> (Displays user’s current URL and allows them to enter a new search)</w:t>
-      </w:r>
-      <w:r>
-        <w:t>, Bookmark Page Button</w:t>
-      </w:r>
-      <w:r>
-        <w:t xml:space="preserve"> (Adds current page to the user’s bookmarks bar)</w:t>
-      </w:r>
-      <w:r>
-        <w:t>, Downloads Button</w:t>
-      </w:r>
-      <w:r>
-        <w:t xml:space="preserve"> (Displays any downloaded files)</w:t>
-      </w:r>
-      <w:r>
-        <w:t>, Settings Button</w:t>
-      </w:r>
-      <w:r>
-        <w:t xml:space="preserve"> (Navigates user to settings page for browser)</w:t>
+        <w:t xml:space="preserve"> (Navigates user back), Forward Button (Navigates user forwards), Reload Button (Refreshes user’s page), URL / Search Bar (Displays user’s current URL and allows them to enter a new search), Bookmark Page Button (Adds current page to the user’s bookmarks bar), Downloads Button (Displays any downloaded files), Settings Button (Navigates user to settings page for browser)</w:t>
       </w:r>
     </w:p>
     <w:p>
@@ -3083,10 +2543,7 @@
         </w:numPr>
       </w:pPr>
       <w:r>
-        <w:t>Bookmarks Bar</w:t>
-      </w:r>
-      <w:r>
-        <w:t xml:space="preserve"> (Displays user’s bookmarked pages)</w:t>
+        <w:t>Bookmarks Bar (Displays user’s bookmarked pages)</w:t>
       </w:r>
     </w:p>
     <w:p>
@@ -3119,7 +2576,7 @@
           <w:szCs w:val="24"/>
         </w:rPr>
       </w:pPr>
-      <w:bookmarkStart w:id="10" w:name="_Toc226731970"/>
+      <w:bookmarkStart w:id="6" w:name="_Toc227007170"/>
       <w:r>
         <w:rPr>
           <w:b/>
@@ -3129,20 +2586,9 @@
           <w:sz w:val="24"/>
           <w:szCs w:val="24"/>
         </w:rPr>
-        <w:t>Settings</w:t>
-      </w:r>
-      <w:r>
-        <w:rPr>
-          <w:b/>
-          <w:bCs/>
-          <w:i/>
-          <w:iCs/>
-          <w:sz w:val="24"/>
-          <w:szCs w:val="24"/>
-        </w:rPr>
-        <w:t xml:space="preserve"> Page</w:t>
-      </w:r>
-      <w:bookmarkEnd w:id="10"/>
+        <w:t>Settings Page</w:t>
+      </w:r>
+      <w:bookmarkEnd w:id="6"/>
     </w:p>
     <w:p>
       <w:r>
@@ -3150,7 +2596,7 @@
           <w:noProof/>
         </w:rPr>
         <w:drawing>
-          <wp:inline distT="0" distB="0" distL="0" distR="0" wp14:anchorId="2A75F4C8" wp14:editId="27685577">
+          <wp:inline distT="0" distB="0" distL="0" distR="0" wp14:anchorId="70C7DC41" wp14:editId="3E59A64B">
             <wp:extent cx="5731510" cy="3235960"/>
             <wp:effectExtent l="0" t="0" r="0" b="2540"/>
             <wp:docPr id="165966773" name="Picture 2" descr="A screen shot of a computer&#10;&#10;AI-generated content may be incorrect."/>
@@ -3206,7 +2652,7 @@
           <w:szCs w:val="28"/>
         </w:rPr>
       </w:pPr>
-      <w:bookmarkStart w:id="11" w:name="_Toc226731971"/>
+      <w:bookmarkStart w:id="7" w:name="_Toc227007171"/>
       <w:r>
         <w:rPr>
           <w:b/>
@@ -3218,7 +2664,7 @@
         </w:rPr>
         <w:t>Storyboards</w:t>
       </w:r>
-      <w:bookmarkEnd w:id="11"/>
+      <w:bookmarkEnd w:id="7"/>
     </w:p>
     <w:p/>
     <w:p/>
@@ -3234,7 +2680,7 @@
           <w:szCs w:val="28"/>
         </w:rPr>
       </w:pPr>
-      <w:bookmarkStart w:id="12" w:name="_Toc226731972"/>
+      <w:bookmarkStart w:id="8" w:name="_Toc227007172"/>
       <w:r>
         <w:rPr>
           <w:b/>
@@ -3246,7 +2692,7 @@
         </w:rPr>
         <w:t>Flowcharts</w:t>
       </w:r>
-      <w:bookmarkEnd w:id="12"/>
+      <w:bookmarkEnd w:id="8"/>
     </w:p>
     <w:p>
       <w:pPr>
@@ -3260,7 +2706,7 @@
           <w:szCs w:val="24"/>
         </w:rPr>
       </w:pPr>
-      <w:bookmarkStart w:id="13" w:name="_Toc226731973"/>
+      <w:bookmarkStart w:id="9" w:name="_Toc227007173"/>
       <w:r>
         <w:rPr>
           <w:b/>
@@ -3272,7 +2718,7 @@
         </w:rPr>
         <w:t>Home Page</w:t>
       </w:r>
-      <w:bookmarkEnd w:id="13"/>
+      <w:bookmarkEnd w:id="9"/>
     </w:p>
     <w:p/>
     <w:p>
@@ -3287,7 +2733,7 @@
           <w:szCs w:val="24"/>
         </w:rPr>
       </w:pPr>
-      <w:bookmarkStart w:id="14" w:name="_Toc226731974"/>
+      <w:bookmarkStart w:id="10" w:name="_Toc227007174"/>
       <w:r>
         <w:rPr>
           <w:b/>
@@ -3299,7 +2745,7 @@
         </w:rPr>
         <w:t>Dashboard</w:t>
       </w:r>
-      <w:bookmarkEnd w:id="14"/>
+      <w:bookmarkEnd w:id="10"/>
     </w:p>
     <w:p/>
     <w:p>
@@ -3314,7 +2760,7 @@
           <w:szCs w:val="24"/>
         </w:rPr>
       </w:pPr>
-      <w:bookmarkStart w:id="15" w:name="_Toc226731975"/>
+      <w:bookmarkStart w:id="11" w:name="_Toc227007175"/>
       <w:r>
         <w:rPr>
           <w:b/>
@@ -3326,7 +2772,7 @@
         </w:rPr>
         <w:t>Taskbar</w:t>
       </w:r>
-      <w:bookmarkEnd w:id="15"/>
+      <w:bookmarkEnd w:id="11"/>
     </w:p>
     <w:p/>
     <w:p>
@@ -3341,7 +2787,7 @@
           <w:szCs w:val="24"/>
         </w:rPr>
       </w:pPr>
-      <w:bookmarkStart w:id="16" w:name="_Toc226731976"/>
+      <w:bookmarkStart w:id="12" w:name="_Toc227007176"/>
       <w:r>
         <w:rPr>
           <w:b/>
@@ -3353,7 +2799,7 @@
         </w:rPr>
         <w:t>Settings Page</w:t>
       </w:r>
-      <w:bookmarkEnd w:id="16"/>
+      <w:bookmarkEnd w:id="12"/>
     </w:p>
     <w:p/>
     <w:p/>
@@ -3369,7 +2815,7 @@
           <w:szCs w:val="28"/>
         </w:rPr>
       </w:pPr>
-      <w:bookmarkStart w:id="17" w:name="_Toc226731977"/>
+      <w:bookmarkStart w:id="13" w:name="_Toc227007177"/>
       <w:r>
         <w:rPr>
           <w:b/>
@@ -3381,7 +2827,7 @@
         </w:rPr>
         <w:t>Use Cases</w:t>
       </w:r>
-      <w:bookmarkEnd w:id="17"/>
+      <w:bookmarkEnd w:id="13"/>
     </w:p>
     <w:p>
       <w:pPr>
@@ -3601,10 +3047,7 @@
         </w:numPr>
       </w:pPr>
       <w:r>
-        <w:t>File is scanned for typically malicious file extensions</w:t>
-      </w:r>
-      <w:r>
-        <w:t xml:space="preserve"> and valid signatures</w:t>
+        <w:t>File is scanned for typically malicious file extensions and valid signatures</w:t>
       </w:r>
     </w:p>
     <w:p>
@@ -3660,7 +3103,7 @@
           <w:szCs w:val="36"/>
         </w:rPr>
       </w:pPr>
-      <w:bookmarkStart w:id="18" w:name="_Toc226731978"/>
+      <w:bookmarkStart w:id="14" w:name="_Toc227007178"/>
       <w:r>
         <w:rPr>
           <w:b/>
@@ -3670,9 +3113,10 @@
           <w:sz w:val="36"/>
           <w:szCs w:val="36"/>
         </w:rPr>
+        <w:lastRenderedPageBreak/>
         <w:t>Methodology</w:t>
       </w:r>
-      <w:bookmarkEnd w:id="18"/>
+      <w:bookmarkEnd w:id="14"/>
     </w:p>
     <w:p>
       <w:pPr>
@@ -3752,19 +3196,7 @@
         </w:numPr>
       </w:pPr>
       <w:r>
-        <w:t>ChatGPT was used for debugging purposes</w:t>
-      </w:r>
-      <w:r>
-        <w:t>, to generate pseudocode,</w:t>
-      </w:r>
-      <w:r>
-        <w:t xml:space="preserve"> and </w:t>
-      </w:r>
-      <w:r>
-        <w:t xml:space="preserve">for </w:t>
-      </w:r>
-      <w:r>
-        <w:t>clarification of language (</w:t>
+        <w:t>ChatGPT was used for debugging purposes, to generate pseudocode, and for clarification of language (</w:t>
       </w:r>
       <w:hyperlink r:id="rId13" w:history="1">
         <w:r>
@@ -3883,7 +3315,7 @@
           <w:szCs w:val="36"/>
         </w:rPr>
       </w:pPr>
-      <w:bookmarkStart w:id="19" w:name="_Toc226731979"/>
+      <w:bookmarkStart w:id="15" w:name="_Toc227007179"/>
       <w:r>
         <w:rPr>
           <w:b/>
@@ -3893,11 +3325,895 @@
           <w:sz w:val="36"/>
           <w:szCs w:val="36"/>
         </w:rPr>
-        <w:t>Database</w:t>
+        <w:t>Features</w:t>
+      </w:r>
+      <w:bookmarkEnd w:id="15"/>
+      <w:r>
+        <w:rPr>
+          <w:b/>
+          <w:bCs/>
+          <w:i/>
+          <w:iCs/>
+          <w:sz w:val="36"/>
+          <w:szCs w:val="36"/>
+        </w:rPr>
+        <w:t xml:space="preserve"> </w:t>
+      </w:r>
+    </w:p>
+    <w:p>
+      <w:r>
+        <w:t xml:space="preserve">This section details the features that </w:t>
+      </w:r>
+      <w:r>
+        <w:t xml:space="preserve">were initially outlined to be </w:t>
+      </w:r>
+      <w:r>
+        <w:t>implemented into the project</w:t>
+      </w:r>
+      <w:r>
+        <w:t>, as well as features which were not initially planned and were instead implemented later</w:t>
+      </w:r>
+      <w:r>
+        <w:t xml:space="preserve">. The features </w:t>
+      </w:r>
+      <w:r>
+        <w:t xml:space="preserve">are </w:t>
+      </w:r>
+      <w:r>
+        <w:t xml:space="preserve">focussed primarily on security due to the nature of the project, with explanations as to why they </w:t>
+      </w:r>
+      <w:r>
+        <w:t xml:space="preserve">are necessary for the </w:t>
+      </w:r>
+      <w:r>
+        <w:t>final implementation</w:t>
+      </w:r>
+      <w:r>
+        <w:t xml:space="preserve"> and whether they made it in the final product or not, with an explanation as to why if they did not make it in</w:t>
+      </w:r>
+      <w:r>
+        <w:t>.</w:t>
+      </w:r>
+    </w:p>
+    <w:p>
+      <w:pPr>
+        <w:pStyle w:val="ListParagraph"/>
+        <w:numPr>
+          <w:ilvl w:val="0"/>
+          <w:numId w:val="1"/>
+        </w:numPr>
+      </w:pPr>
+      <w:r>
+        <w:t>Session Only Cookies</w:t>
+      </w:r>
+      <w:r>
+        <w:t>:</w:t>
+      </w:r>
+    </w:p>
+    <w:p>
+      <w:pPr>
+        <w:pStyle w:val="ListParagraph"/>
+        <w:numPr>
+          <w:ilvl w:val="1"/>
+          <w:numId w:val="1"/>
+        </w:numPr>
+      </w:pPr>
+      <w:r>
+        <w:t xml:space="preserve">Cookies will be deleted as soon as the browser is closed. </w:t>
+      </w:r>
+    </w:p>
+    <w:p>
+      <w:pPr>
+        <w:pStyle w:val="ListParagraph"/>
+        <w:numPr>
+          <w:ilvl w:val="1"/>
+          <w:numId w:val="1"/>
+        </w:numPr>
+      </w:pPr>
+      <w:r>
+        <w:t xml:space="preserve">This initially intended to be a toggleable setting however this was changed to be a guaranteed deletion for security purposes, and since children do not really know what cookies are anyway. </w:t>
+      </w:r>
+    </w:p>
+    <w:p>
+      <w:pPr>
+        <w:pStyle w:val="ListParagraph"/>
+        <w:numPr>
+          <w:ilvl w:val="1"/>
+          <w:numId w:val="1"/>
+        </w:numPr>
+      </w:pPr>
+      <w:r>
+        <w:t>From a security standpoint, having session only cookies means</w:t>
+      </w:r>
+      <w:r>
+        <w:t xml:space="preserve"> that</w:t>
+      </w:r>
+      <w:r>
+        <w:t xml:space="preserve"> </w:t>
+      </w:r>
+      <w:r>
+        <w:t xml:space="preserve">cookies </w:t>
+      </w:r>
+      <w:r>
+        <w:t xml:space="preserve">aren’t </w:t>
+      </w:r>
+      <w:r>
+        <w:t>stored which can help if attacked by something like a cookie scraper</w:t>
+      </w:r>
+      <w:r>
+        <w:t xml:space="preserve">, </w:t>
+      </w:r>
+      <w:r>
+        <w:t xml:space="preserve">as there will only be cookies from that session </w:t>
+      </w:r>
+      <w:r>
+        <w:t xml:space="preserve">which limits </w:t>
+      </w:r>
+      <w:r>
+        <w:t>what is able to be stolen</w:t>
+      </w:r>
+      <w:r>
+        <w:t xml:space="preserve">. </w:t>
+      </w:r>
+    </w:p>
+    <w:p>
+      <w:pPr>
+        <w:pStyle w:val="ListParagraph"/>
+        <w:numPr>
+          <w:ilvl w:val="1"/>
+          <w:numId w:val="1"/>
+        </w:numPr>
+      </w:pPr>
+      <w:r>
+        <w:t xml:space="preserve">Cookie scrapers can take things such as login tokens, which enables unauthorised access to websites like emails, usernames and passwords, which can be used to log into accounts for malicious purposes, and bank </w:t>
+      </w:r>
+      <w:r>
+        <w:lastRenderedPageBreak/>
+        <w:t xml:space="preserve">details, which can then lead to unauthorised use of bank cards and fraudulent transactions. </w:t>
+      </w:r>
+    </w:p>
+    <w:p>
+      <w:pPr>
+        <w:pStyle w:val="ListParagraph"/>
+        <w:numPr>
+          <w:ilvl w:val="1"/>
+          <w:numId w:val="1"/>
+        </w:numPr>
+      </w:pPr>
+      <w:r>
+        <w:t>This feature has been implemented fully in the final product.</w:t>
+      </w:r>
+    </w:p>
+    <w:p>
+      <w:pPr>
+        <w:pStyle w:val="ListParagraph"/>
+      </w:pPr>
+    </w:p>
+    <w:p>
+      <w:pPr>
+        <w:pStyle w:val="ListParagraph"/>
+        <w:numPr>
+          <w:ilvl w:val="0"/>
+          <w:numId w:val="1"/>
+        </w:numPr>
+      </w:pPr>
+      <w:r>
+        <w:t>Strong authentication for exporting cookies or saved passwords</w:t>
+      </w:r>
+      <w:r>
+        <w:t>:</w:t>
+      </w:r>
+      <w:r>
+        <w:t xml:space="preserve"> </w:t>
+      </w:r>
+    </w:p>
+    <w:p>
+      <w:pPr>
+        <w:pStyle w:val="ListParagraph"/>
+        <w:numPr>
+          <w:ilvl w:val="1"/>
+          <w:numId w:val="1"/>
+        </w:numPr>
+      </w:pPr>
+      <w:r>
+        <w:t>Prevents things such as cookie scrapers from being able to function as they cannot be exported / seen without correct authentication</w:t>
+      </w:r>
+      <w:r>
+        <w:t>.</w:t>
+      </w:r>
+      <w:r>
+        <w:t xml:space="preserve"> </w:t>
+      </w:r>
+    </w:p>
+    <w:p>
+      <w:pPr>
+        <w:pStyle w:val="ListParagraph"/>
+        <w:numPr>
+          <w:ilvl w:val="1"/>
+          <w:numId w:val="1"/>
+        </w:numPr>
+      </w:pPr>
+      <w:r>
+        <w:t>This was initially supposed to work alongside the setting which allowed the user to enable cookies should they wish, however since it was decided to give all users non-changeable session only cookies, this felt like an unnecessary addition at this stage, especially with it being a stretch goal, therefore it did not make it into the final product.</w:t>
+      </w:r>
+    </w:p>
+    <w:p>
+      <w:pPr>
+        <w:pStyle w:val="ListParagraph"/>
+      </w:pPr>
+    </w:p>
+    <w:p>
+      <w:pPr>
+        <w:pStyle w:val="ListParagraph"/>
+        <w:numPr>
+          <w:ilvl w:val="0"/>
+          <w:numId w:val="1"/>
+        </w:numPr>
+      </w:pPr>
+      <w:r>
+        <w:t>Blocking non-HTTPS sites</w:t>
+      </w:r>
+      <w:r>
+        <w:t>:</w:t>
+      </w:r>
+    </w:p>
+    <w:p>
+      <w:pPr>
+        <w:pStyle w:val="ListParagraph"/>
+        <w:numPr>
+          <w:ilvl w:val="1"/>
+          <w:numId w:val="1"/>
+        </w:numPr>
+      </w:pPr>
+      <w:r>
+        <w:t>Ensures that all sites which are accessed are using secure transmissions and therefore have a higher likelihood of safety</w:t>
+      </w:r>
+    </w:p>
+    <w:p>
+      <w:pPr>
+        <w:pStyle w:val="ListParagraph"/>
+        <w:numPr>
+          <w:ilvl w:val="1"/>
+          <w:numId w:val="1"/>
+        </w:numPr>
+      </w:pPr>
+      <w:r>
+        <w:t>Was not implemented as explained but was integrated as part of the risk score</w:t>
+      </w:r>
+    </w:p>
+    <w:p>
+      <w:pPr>
+        <w:pStyle w:val="ListParagraph"/>
+      </w:pPr>
+    </w:p>
+    <w:p>
+      <w:pPr>
+        <w:pStyle w:val="ListParagraph"/>
+        <w:numPr>
+          <w:ilvl w:val="0"/>
+          <w:numId w:val="1"/>
+        </w:numPr>
+      </w:pPr>
+      <w:r>
+        <w:t>Scanning files and blocking downloads of typically malicious extensions</w:t>
+      </w:r>
+      <w:r>
+        <w:t>:</w:t>
+      </w:r>
+    </w:p>
+    <w:p>
+      <w:pPr>
+        <w:pStyle w:val="ListParagraph"/>
+        <w:numPr>
+          <w:ilvl w:val="1"/>
+          <w:numId w:val="1"/>
+        </w:numPr>
+      </w:pPr>
+      <w:r>
+        <w:t xml:space="preserve"> i.e. .exe files</w:t>
+      </w:r>
+    </w:p>
+    <w:p>
+      <w:pPr>
+        <w:pStyle w:val="ListParagraph"/>
+        <w:numPr>
+          <w:ilvl w:val="1"/>
+          <w:numId w:val="1"/>
+        </w:numPr>
+      </w:pPr>
+      <w:r>
+        <w:t xml:space="preserve">Prevents any dangerous files from being downloaded accidentally </w:t>
+      </w:r>
+    </w:p>
+    <w:p>
+      <w:pPr>
+        <w:pStyle w:val="ListParagraph"/>
+        <w:numPr>
+          <w:ilvl w:val="1"/>
+          <w:numId w:val="1"/>
+        </w:numPr>
+      </w:pPr>
+      <w:r>
+        <w:t>Since the browser is targeted to children, they shouldn’t really be downloading things anyway without at least their parent’s permission; also means that they can’t be run which takes stress away from needing antivirus</w:t>
+      </w:r>
+    </w:p>
+    <w:p>
+      <w:pPr>
+        <w:pStyle w:val="ListParagraph"/>
+      </w:pPr>
+    </w:p>
+    <w:p>
+      <w:pPr>
+        <w:pStyle w:val="ListParagraph"/>
+        <w:numPr>
+          <w:ilvl w:val="0"/>
+          <w:numId w:val="1"/>
+        </w:numPr>
+      </w:pPr>
+      <w:r>
+        <w:t>TLS Certificate Checking</w:t>
+      </w:r>
+      <w:r>
+        <w:t>:</w:t>
+      </w:r>
+    </w:p>
+    <w:p>
+      <w:pPr>
+        <w:pStyle w:val="ListParagraph"/>
+        <w:numPr>
+          <w:ilvl w:val="1"/>
+          <w:numId w:val="1"/>
+        </w:numPr>
+      </w:pPr>
+      <w:r>
+        <w:t>Ensures that websites can be trusted by verifying the connection is secure and encrypted</w:t>
+      </w:r>
+    </w:p>
+    <w:p>
+      <w:pPr>
+        <w:pStyle w:val="ListParagraph"/>
+      </w:pPr>
+    </w:p>
+    <w:p>
+      <w:pPr>
+        <w:pStyle w:val="ListParagraph"/>
+        <w:numPr>
+          <w:ilvl w:val="0"/>
+          <w:numId w:val="1"/>
+        </w:numPr>
+      </w:pPr>
+      <w:r>
+        <w:t>Security Based Hints – The main goal of the browser is to encourage safe browsing habits within children, so by including hints and tips when there is a learning opportunity, this will engage their brains to think about what they are doing. Additionally, these hints will tie into the gamification aspect of the browser which shou</w:t>
+      </w:r>
+      <w:r>
+        <w:t>ld act as a way of engagement too.</w:t>
+      </w:r>
+    </w:p>
+    <w:p>
+      <w:pPr>
+        <w:pStyle w:val="ListParagraph"/>
+      </w:pPr>
+    </w:p>
+    <w:p>
+      <w:pPr>
+        <w:pStyle w:val="ListParagraph"/>
+        <w:numPr>
+          <w:ilvl w:val="0"/>
+          <w:numId w:val="1"/>
+        </w:numPr>
+      </w:pPr>
+      <w:r>
+        <w:t>Domain detection</w:t>
+      </w:r>
+      <w:r>
+        <w:t xml:space="preserve"> – </w:t>
+      </w:r>
+    </w:p>
+    <w:p>
+      <w:pPr>
+        <w:pStyle w:val="ListParagraph"/>
+      </w:pPr>
+    </w:p>
+    <w:p>
+      <w:pPr>
+        <w:pStyle w:val="ListParagraph"/>
+        <w:numPr>
+          <w:ilvl w:val="0"/>
+          <w:numId w:val="1"/>
+        </w:numPr>
+      </w:pPr>
+      <w:r>
+        <w:t xml:space="preserve">Override </w:t>
+      </w:r>
+      <w:r>
+        <w:t>M</w:t>
+      </w:r>
+      <w:r>
+        <w:t>ethods</w:t>
+      </w:r>
+      <w:r>
+        <w:t xml:space="preserve"> –</w:t>
+      </w:r>
+      <w:r>
+        <w:t xml:space="preserve"> Allows the browser to be used by people of all ages, rather than JUST children by giving them an override to download certain file types or </w:t>
+      </w:r>
+      <w:r>
+        <w:lastRenderedPageBreak/>
+        <w:t>access certain restricted websites etc. Also allows parents to give their children possibly temporary access to these features, maybe use something like a limited time request sent to the parent’s email or SMS, or use something like a specific pin (or have them type something like “I ACKNOWLEDGE” with an explanation pop-up so they are at least aware of the risks)</w:t>
+      </w:r>
+    </w:p>
+    <w:p>
+      <w:pPr>
+        <w:pStyle w:val="ListParagraph"/>
+      </w:pPr>
+    </w:p>
+    <w:p>
+      <w:pPr>
+        <w:pStyle w:val="ListParagraph"/>
+        <w:numPr>
+          <w:ilvl w:val="0"/>
+          <w:numId w:val="1"/>
+        </w:numPr>
+      </w:pPr>
+      <w:r>
+        <w:t>Parental</w:t>
+      </w:r>
+      <w:r>
+        <w:t xml:space="preserve"> </w:t>
+      </w:r>
+      <w:r>
+        <w:t>C</w:t>
+      </w:r>
+      <w:r>
+        <w:t>ontrols</w:t>
+      </w:r>
+      <w:r>
+        <w:t>:</w:t>
+      </w:r>
+    </w:p>
+    <w:p>
+      <w:pPr>
+        <w:pStyle w:val="ListParagraph"/>
+        <w:numPr>
+          <w:ilvl w:val="1"/>
+          <w:numId w:val="1"/>
+        </w:numPr>
+      </w:pPr>
+      <w:r>
+        <w:t xml:space="preserve"> </w:t>
+      </w:r>
+      <w:r>
+        <w:t>Considered allowing user to input date of birth on first sign in then asking for another user sign in (parent) if under 13</w:t>
+      </w:r>
+    </w:p>
+    <w:p>
+      <w:pPr>
+        <w:pStyle w:val="ListParagraph"/>
+        <w:numPr>
+          <w:ilvl w:val="2"/>
+          <w:numId w:val="1"/>
+        </w:numPr>
+      </w:pPr>
+      <w:r>
+        <w:t>Child could lie about their date of birth to not need a parent login</w:t>
+      </w:r>
+    </w:p>
+    <w:p>
+      <w:pPr>
+        <w:pStyle w:val="ListParagraph"/>
+        <w:numPr>
+          <w:ilvl w:val="2"/>
+          <w:numId w:val="1"/>
+        </w:numPr>
+      </w:pPr>
+      <w:r>
+        <w:t>Child could sign in with a separate google account they own to act as a parent without an actual parent signing in</w:t>
+      </w:r>
+    </w:p>
+    <w:p>
+      <w:pPr>
+        <w:pStyle w:val="ListParagraph"/>
+        <w:numPr>
+          <w:ilvl w:val="2"/>
+          <w:numId w:val="1"/>
+        </w:numPr>
+      </w:pPr>
+      <w:r>
+        <w:t>Requires linking 2 google accounts sign in states which makes problems in firebase</w:t>
+      </w:r>
+    </w:p>
+    <w:p>
+      <w:pPr>
+        <w:pStyle w:val="ListParagraph"/>
+        <w:numPr>
+          <w:ilvl w:val="1"/>
+          <w:numId w:val="1"/>
+        </w:numPr>
+      </w:pPr>
+      <w:r>
+        <w:t>Workaround is to add a button in the settings menu to ‘add a pin’ which is then asked for whenever a setting that affects security needs to be changed</w:t>
+      </w:r>
+    </w:p>
+    <w:p>
+      <w:pPr>
+        <w:pStyle w:val="ListParagraph"/>
+        <w:numPr>
+          <w:ilvl w:val="2"/>
+          <w:numId w:val="1"/>
+        </w:numPr>
+      </w:pPr>
+      <w:r>
+        <w:t>I.e. user tries to change the ability to allow HTTP – this asks for a pin if one is set up (ignores if no pin is set)</w:t>
+      </w:r>
+    </w:p>
+    <w:p>
+      <w:pPr>
+        <w:pStyle w:val="ListParagraph"/>
+        <w:numPr>
+          <w:ilvl w:val="2"/>
+          <w:numId w:val="1"/>
+        </w:numPr>
+      </w:pPr>
+      <w:r>
+        <w:t>Since main use will be parents setting up for their kids having it as part of the setup process ensures that a pin will be set</w:t>
+      </w:r>
+    </w:p>
+    <w:p>
+      <w:pPr>
+        <w:pStyle w:val="ListParagraph"/>
+        <w:numPr>
+          <w:ilvl w:val="1"/>
+          <w:numId w:val="1"/>
+        </w:numPr>
+      </w:pPr>
+      <w:r>
+        <w:t xml:space="preserve"> Require pin to be 6-digit and is only set when forced if signed into an account and user actively enables pin on start up</w:t>
+      </w:r>
+    </w:p>
+    <w:p>
+      <w:pPr>
+        <w:pStyle w:val="ListParagraph"/>
+        <w:numPr>
+          <w:ilvl w:val="1"/>
+          <w:numId w:val="1"/>
+        </w:numPr>
+      </w:pPr>
+      <w:r>
+        <w:t>Use firebase persistence mode to make sure the child cannot simply close the browser to bypass pin</w:t>
+      </w:r>
+    </w:p>
+    <w:p>
+      <w:pPr>
+        <w:pStyle w:val="ListParagraph"/>
+        <w:ind w:left="1440"/>
+      </w:pPr>
+    </w:p>
+    <w:p>
+      <w:pPr>
+        <w:pStyle w:val="ListParagraph"/>
+        <w:numPr>
+          <w:ilvl w:val="0"/>
+          <w:numId w:val="1"/>
+        </w:numPr>
+      </w:pPr>
+      <w:bookmarkStart w:id="16" w:name="_Toc227007186"/>
+      <w:r>
+        <w:t>AI Chatbot</w:t>
+      </w:r>
+      <w:bookmarkEnd w:id="16"/>
+      <w:r>
+        <w:t>:</w:t>
+      </w:r>
+    </w:p>
+    <w:p>
+      <w:pPr>
+        <w:pStyle w:val="ListParagraph"/>
+        <w:numPr>
+          <w:ilvl w:val="1"/>
+          <w:numId w:val="1"/>
+        </w:numPr>
+      </w:pPr>
+      <w:r>
+        <w:t>Plug in Gemini AI</w:t>
+      </w:r>
+    </w:p>
+    <w:p>
+      <w:pPr>
+        <w:pStyle w:val="ListParagraph"/>
+        <w:numPr>
+          <w:ilvl w:val="1"/>
+          <w:numId w:val="1"/>
+        </w:numPr>
+      </w:pPr>
+      <w:r>
+        <w:t>Was not implemented</w:t>
+      </w:r>
+    </w:p>
+    <w:p>
+      <w:pPr>
+        <w:pStyle w:val="ListParagraph"/>
+        <w:ind w:left="1440"/>
+      </w:pPr>
+    </w:p>
+    <w:p>
+      <w:pPr>
+        <w:pStyle w:val="ListParagraph"/>
+        <w:numPr>
+          <w:ilvl w:val="0"/>
+          <w:numId w:val="1"/>
+        </w:numPr>
+      </w:pPr>
+      <w:bookmarkStart w:id="17" w:name="_Toc227007187"/>
+      <w:r>
+        <w:t>Built in VPN</w:t>
+      </w:r>
+      <w:bookmarkEnd w:id="17"/>
+      <w:r>
+        <w:t>:</w:t>
+      </w:r>
+    </w:p>
+    <w:p>
+      <w:pPr>
+        <w:pStyle w:val="ListParagraph"/>
+        <w:numPr>
+          <w:ilvl w:val="1"/>
+          <w:numId w:val="1"/>
+        </w:numPr>
+      </w:pPr>
+      <w:r>
+        <w:t>Plug into free VPN provider</w:t>
+      </w:r>
+    </w:p>
+    <w:p>
+      <w:pPr>
+        <w:pStyle w:val="ListParagraph"/>
+        <w:numPr>
+          <w:ilvl w:val="1"/>
+          <w:numId w:val="1"/>
+        </w:numPr>
+      </w:pPr>
+      <w:r>
+        <w:t>Was not implemented</w:t>
+      </w:r>
+    </w:p>
+    <w:p>
+      <w:pPr>
+        <w:pStyle w:val="ListParagraph"/>
+      </w:pPr>
+    </w:p>
+    <w:p>
+      <w:pPr>
+        <w:pStyle w:val="ListParagraph"/>
+        <w:numPr>
+          <w:ilvl w:val="0"/>
+          <w:numId w:val="1"/>
+        </w:numPr>
+      </w:pPr>
+      <w:r>
+        <w:t>Security Dashboard</w:t>
+      </w:r>
+      <w:r>
+        <w:t xml:space="preserve"> –</w:t>
+      </w:r>
+      <w:r>
+        <w:t xml:space="preserve"> This will be a central place that users can navigate to which will store data to determine how secure their browsing habits have been. It will include things like how many times they have overridden blocks, how many times they have attempted to visit blocked sites etc. The dashboard will also be the location of where they can customise the browser, and where they will see how many experience </w:t>
+      </w:r>
+      <w:r>
+        <w:t>points</w:t>
+      </w:r>
+      <w:r>
+        <w:t xml:space="preserve"> they have and what level they are. Lastly, this will be </w:t>
+      </w:r>
+      <w:r>
+        <w:lastRenderedPageBreak/>
+        <w:t>where the quizzes and potential games are stored to allow them to gain bonus points for learning about safe browsing</w:t>
+      </w:r>
+    </w:p>
+    <w:p>
+      <w:pPr>
+        <w:pStyle w:val="ListParagraph"/>
+      </w:pPr>
+    </w:p>
+    <w:p>
+      <w:pPr>
+        <w:pStyle w:val="ListParagraph"/>
+        <w:numPr>
+          <w:ilvl w:val="0"/>
+          <w:numId w:val="1"/>
+        </w:numPr>
+      </w:pPr>
+      <w:r>
+        <w:t>Gamification –</w:t>
+      </w:r>
+      <w:r>
+        <w:t xml:space="preserve"> </w:t>
+      </w:r>
+      <w:r>
+        <w:t>The dashboard will contain a variety of gamified aspects for the user to keep them engaged and to encourage continuous use of the browser. These will include quizzes (singular daily quiz and 10 weekly questions focussed on security and safe browsing), challenges which encourage the user to perform safe browsing actions in exchange for a reward, experience points which can be earned from a variety of sources (including the quizzes and challenges), and cosmetic unlocks which encourage the user to level up their account, providing unique customisation which they can look forward to unlocking.</w:t>
+      </w:r>
+    </w:p>
+    <w:p>
+      <w:pPr>
+        <w:pStyle w:val="ListParagraph"/>
+      </w:pPr>
+    </w:p>
+    <w:p/>
+    <w:p>
+      <w:pPr>
+        <w:pStyle w:val="Heading1"/>
+        <w:jc w:val="center"/>
+        <w:rPr>
+          <w:b/>
+          <w:bCs/>
+          <w:i/>
+          <w:iCs/>
+          <w:sz w:val="36"/>
+          <w:szCs w:val="36"/>
+        </w:rPr>
+      </w:pPr>
+      <w:bookmarkStart w:id="18" w:name="_Toc227007180"/>
+      <w:r>
+        <w:rPr>
+          <w:b/>
+          <w:bCs/>
+          <w:i/>
+          <w:iCs/>
+          <w:sz w:val="36"/>
+          <w:szCs w:val="36"/>
+        </w:rPr>
+        <w:t>Unique Selling Point</w:t>
+      </w:r>
+      <w:r>
+        <w:rPr>
+          <w:b/>
+          <w:bCs/>
+          <w:i/>
+          <w:iCs/>
+          <w:sz w:val="36"/>
+          <w:szCs w:val="36"/>
+        </w:rPr>
+        <w:t>s</w:t>
+      </w:r>
+      <w:bookmarkEnd w:id="18"/>
+    </w:p>
+    <w:p>
+      <w:r>
+        <w:t>This section will outline the unique selling points of the project, explaining how it is different to other available options, justifying the purpose of creating it and explaining why it should be chosen over other similar products.</w:t>
+      </w:r>
+    </w:p>
+    <w:p>
+      <w:pPr>
+        <w:pStyle w:val="ListParagraph"/>
+        <w:numPr>
+          <w:ilvl w:val="0"/>
+          <w:numId w:val="1"/>
+        </w:numPr>
+      </w:pPr>
+      <w:r>
+        <w:t>Behavioural conditioning by encouraging positive behaviour through providing rewards such as experience points, and discourages negative behaviour through taking away things such as losing experience points</w:t>
+      </w:r>
+    </w:p>
+    <w:p>
+      <w:pPr>
+        <w:pStyle w:val="ListParagraph"/>
+      </w:pPr>
+    </w:p>
+    <w:p>
+      <w:pPr>
+        <w:pStyle w:val="ListParagraph"/>
+        <w:numPr>
+          <w:ilvl w:val="0"/>
+          <w:numId w:val="1"/>
+        </w:numPr>
+      </w:pPr>
+      <w:r>
+        <w:t>Uses a single, consistent method of creating secure browsing without having to download and mess around with multiple extensions and browser features</w:t>
+      </w:r>
+      <w:r>
+        <w:t xml:space="preserve"> / settings</w:t>
+      </w:r>
+    </w:p>
+    <w:p>
+      <w:pPr>
+        <w:pStyle w:val="ListParagraph"/>
+      </w:pPr>
+    </w:p>
+    <w:p>
+      <w:pPr>
+        <w:pStyle w:val="ListParagraph"/>
+        <w:numPr>
+          <w:ilvl w:val="0"/>
+          <w:numId w:val="1"/>
+        </w:numPr>
+      </w:pPr>
+      <w:r>
+        <w:t xml:space="preserve">Eliminates the issue of conflicting extensions such as websites breaking due to different extensions trying to block different things or </w:t>
+      </w:r>
+      <w:r>
+        <w:t>false warnings due to other extensions being flagged</w:t>
+      </w:r>
+    </w:p>
+    <w:p>
+      <w:pPr>
+        <w:pStyle w:val="ListParagraph"/>
+      </w:pPr>
+    </w:p>
+    <w:p>
+      <w:pPr>
+        <w:pStyle w:val="ListParagraph"/>
+        <w:numPr>
+          <w:ilvl w:val="0"/>
+          <w:numId w:val="1"/>
+        </w:numPr>
+      </w:pPr>
+      <w:r>
+        <w:t>Being used primarily as a teaching tool to allow young children to learn safe browsing before accessing unrestricted internet through other browsers.</w:t>
+      </w:r>
+      <w:r>
+        <w:t xml:space="preserve"> T</w:t>
+      </w:r>
+      <w:r>
+        <w:t>each</w:t>
+      </w:r>
+      <w:r>
+        <w:t>es</w:t>
+      </w:r>
+      <w:r>
+        <w:t xml:space="preserve"> about safe internet usage rather than warning or protecting without an explanation as to why like what other browsers (Chrome, Firefox etc.) do</w:t>
+      </w:r>
+    </w:p>
+    <w:p/>
+    <w:p>
+      <w:pPr>
+        <w:pStyle w:val="ListParagraph"/>
+        <w:numPr>
+          <w:ilvl w:val="0"/>
+          <w:numId w:val="1"/>
+        </w:numPr>
+      </w:pPr>
+      <w:r>
+        <w:t>Has a centralised dashboard which allows users to compare their browsing habits over time and see how they are improving and what behaviours are good</w:t>
+      </w:r>
+    </w:p>
+    <w:p>
+      <w:pPr>
+        <w:pStyle w:val="ListParagraph"/>
+      </w:pPr>
+    </w:p>
+    <w:p>
+      <w:pPr>
+        <w:pStyle w:val="Heading1"/>
+        <w:jc w:val="center"/>
+        <w:rPr>
+          <w:b/>
+          <w:bCs/>
+          <w:i/>
+          <w:iCs/>
+          <w:sz w:val="36"/>
+          <w:szCs w:val="36"/>
+        </w:rPr>
+      </w:pPr>
+      <w:bookmarkStart w:id="19" w:name="_Toc227007181"/>
+      <w:r>
+        <w:rPr>
+          <w:b/>
+          <w:bCs/>
+          <w:i/>
+          <w:iCs/>
+          <w:sz w:val="36"/>
+          <w:szCs w:val="36"/>
+        </w:rPr>
+        <w:lastRenderedPageBreak/>
+        <w:t>Testing</w:t>
       </w:r>
       <w:bookmarkEnd w:id="19"/>
     </w:p>
     <w:p>
+      <w:r>
+        <w:t>This section will detail the entire testing methodology, including who was chosen and why, what kind of tests were performed, what feedback was provided from participants, and how the provided feedback was used to make improvements to the project.</w:t>
+      </w:r>
+    </w:p>
+    <w:p>
       <w:pPr>
         <w:pStyle w:val="ListParagraph"/>
         <w:numPr>
@@ -3906,7 +4222,7 @@
         </w:numPr>
       </w:pPr>
       <w:r>
-        <w:t>Needs to store basic user information</w:t>
+        <w:t>Will get several people to test the browser and answer a Google Form with a variety of questions to get an understanding of what they like and what should change</w:t>
       </w:r>
     </w:p>
     <w:p>
@@ -3918,7 +4234,7 @@
         </w:numPr>
       </w:pPr>
       <w:r>
-        <w:t>Will use Firebase as it allows for automatic hashing of passwords and can also enable Google OAUTH rather than having to make a specific account</w:t>
+        <w:t>Test both initial wireframes (so I can change before proper development begins), and with the final design (so I can make changes before the VIVA and final presentation)</w:t>
       </w:r>
     </w:p>
     <w:p>
@@ -3930,171 +4246,128 @@
         </w:numPr>
       </w:pPr>
       <w:r>
-        <w:t xml:space="preserve">The information that </w:t>
-      </w:r>
-      <w:r>
-        <w:t>should</w:t>
-      </w:r>
-      <w:r>
-        <w:t xml:space="preserve"> be stored is:</w:t>
-      </w:r>
-    </w:p>
-    <w:p>
-      <w:pPr>
-        <w:pStyle w:val="ListParagraph"/>
-        <w:numPr>
-          <w:ilvl w:val="2"/>
-          <w:numId w:val="1"/>
-        </w:numPr>
-      </w:pPr>
-      <w:bookmarkStart w:id="20" w:name="OLE_LINK1"/>
-      <w:r>
-        <w:t>Username / User ID</w:t>
-      </w:r>
-    </w:p>
-    <w:p>
-      <w:pPr>
-        <w:pStyle w:val="ListParagraph"/>
-        <w:numPr>
-          <w:ilvl w:val="2"/>
-          <w:numId w:val="1"/>
-        </w:numPr>
-      </w:pPr>
-      <w:r>
-        <w:t>XP amount</w:t>
-      </w:r>
-    </w:p>
-    <w:p>
-      <w:pPr>
-        <w:pStyle w:val="ListParagraph"/>
-        <w:numPr>
-          <w:ilvl w:val="2"/>
-          <w:numId w:val="1"/>
-        </w:numPr>
-      </w:pPr>
-      <w:r>
-        <w:t>XP history (to display recent changes on dashboard)</w:t>
-      </w:r>
-    </w:p>
-    <w:p>
-      <w:pPr>
-        <w:pStyle w:val="ListParagraph"/>
-        <w:numPr>
-          <w:ilvl w:val="2"/>
-          <w:numId w:val="1"/>
-        </w:numPr>
-      </w:pPr>
-      <w:r>
-        <w:t>Level</w:t>
-      </w:r>
-    </w:p>
-    <w:p>
-      <w:pPr>
-        <w:pStyle w:val="ListParagraph"/>
-        <w:numPr>
-          <w:ilvl w:val="2"/>
-          <w:numId w:val="1"/>
-        </w:numPr>
-      </w:pPr>
-      <w:r>
-        <w:t>Safe day streak</w:t>
-      </w:r>
-    </w:p>
-    <w:p>
-      <w:pPr>
-        <w:pStyle w:val="ListParagraph"/>
-        <w:numPr>
-          <w:ilvl w:val="2"/>
-          <w:numId w:val="1"/>
-        </w:numPr>
-      </w:pPr>
-      <w:r>
-        <w:t>Number of sites blocked</w:t>
-      </w:r>
-    </w:p>
-    <w:p>
-      <w:pPr>
-        <w:pStyle w:val="ListParagraph"/>
-        <w:numPr>
-          <w:ilvl w:val="2"/>
-          <w:numId w:val="1"/>
-        </w:numPr>
-      </w:pPr>
-      <w:r>
-        <w:t>Number of downloads blocked</w:t>
-      </w:r>
-    </w:p>
-    <w:p>
-      <w:pPr>
-        <w:pStyle w:val="ListParagraph"/>
-        <w:numPr>
-          <w:ilvl w:val="2"/>
-          <w:numId w:val="1"/>
-        </w:numPr>
-      </w:pPr>
-      <w:r>
-        <w:t>Number of warnings ignored</w:t>
-      </w:r>
-    </w:p>
-    <w:p>
-      <w:pPr>
-        <w:pStyle w:val="ListParagraph"/>
-        <w:numPr>
-          <w:ilvl w:val="2"/>
-          <w:numId w:val="1"/>
-        </w:numPr>
-      </w:pPr>
-      <w:r>
-        <w:t>Number of cookies deleted</w:t>
-      </w:r>
-    </w:p>
-    <w:p>
-      <w:pPr>
-        <w:pStyle w:val="ListParagraph"/>
-        <w:numPr>
-          <w:ilvl w:val="2"/>
-          <w:numId w:val="1"/>
-        </w:numPr>
-      </w:pPr>
-      <w:r>
-        <w:t>User’s settings (appearance / is search history enabled / are cookies set to clear etc.)</w:t>
-      </w:r>
-    </w:p>
-    <w:p>
-      <w:pPr>
-        <w:pStyle w:val="ListParagraph"/>
-        <w:numPr>
-          <w:ilvl w:val="2"/>
-          <w:numId w:val="1"/>
-        </w:numPr>
-      </w:pPr>
-      <w:r>
-        <w:t>Quiz questions + answers (daily / weekly)</w:t>
-      </w:r>
-    </w:p>
-    <w:p>
-      <w:pPr>
-        <w:pStyle w:val="ListParagraph"/>
-        <w:numPr>
-          <w:ilvl w:val="2"/>
-          <w:numId w:val="1"/>
-        </w:numPr>
-      </w:pPr>
-      <w:r>
-        <w:t>Challenges</w:t>
+        <w:t>Form will be tested majority using other students; however, I may also use some non-student friends, family members etc. to get a full, diverse response pool</w:t>
+      </w:r>
+    </w:p>
+    <w:p>
+      <w:pPr>
+        <w:pStyle w:val="ListParagraph"/>
+        <w:numPr>
+          <w:ilvl w:val="0"/>
+          <w:numId w:val="1"/>
+        </w:numPr>
+      </w:pPr>
+      <w:r>
+        <w:t>Testing form needs to include a declaration to state that respondent is happy for their answers to be included for the purpose of this document and the final submission</w:t>
+      </w:r>
+    </w:p>
+    <w:p/>
+    <w:p>
+      <w:pPr>
+        <w:pStyle w:val="Heading1"/>
+        <w:jc w:val="center"/>
+        <w:rPr>
+          <w:b/>
+          <w:bCs/>
+          <w:i/>
+          <w:iCs/>
+          <w:sz w:val="36"/>
+          <w:szCs w:val="36"/>
+        </w:rPr>
+      </w:pPr>
+      <w:bookmarkStart w:id="20" w:name="_Toc227007182"/>
+      <w:r>
+        <w:rPr>
+          <w:b/>
+          <w:bCs/>
+          <w:i/>
+          <w:iCs/>
+          <w:sz w:val="36"/>
+          <w:szCs w:val="36"/>
+        </w:rPr>
+        <w:t>Issues / Challenges</w:t>
       </w:r>
       <w:bookmarkEnd w:id="20"/>
     </w:p>
     <w:p>
-      <w:pPr>
-        <w:pStyle w:val="ListParagraph"/>
-        <w:numPr>
-          <w:ilvl w:val="2"/>
-          <w:numId w:val="1"/>
-        </w:numPr>
-      </w:pPr>
-      <w:r>
-        <w:t>Timestamps for creation date and last login</w:t>
+      <w:r>
+        <w:t xml:space="preserve">This section will explain some of the issues and challenges faced throughout the creation of this project. It will include what these issues and challenges </w:t>
+      </w:r>
+      <w:r>
+        <w:t>were</w:t>
+      </w:r>
+      <w:r>
+        <w:t xml:space="preserve"> expected at the beginning of the project, then follow up with whether the</w:t>
+      </w:r>
+      <w:r>
+        <w:t>y were</w:t>
+      </w:r>
+      <w:r>
+        <w:t xml:space="preserve"> faced and how </w:t>
+      </w:r>
+      <w:r>
+        <w:t xml:space="preserve">they were </w:t>
+      </w:r>
+      <w:r>
+        <w:t xml:space="preserve">dealt with to allow work to continue. </w:t>
+      </w:r>
+    </w:p>
+    <w:p>
+      <w:pPr>
+        <w:pStyle w:val="ListParagraph"/>
+        <w:numPr>
+          <w:ilvl w:val="0"/>
+          <w:numId w:val="1"/>
+        </w:numPr>
+      </w:pPr>
+      <w:r>
+        <w:t>Cannot ethically test against children therefore all testing will be done away from the target audience</w:t>
+      </w:r>
+      <w:r>
+        <w:t xml:space="preserve"> meaning I cannot get an accurate understanding -&gt; Could test against parents to see if they would let their children use it??</w:t>
+      </w:r>
+    </w:p>
+    <w:p>
+      <w:pPr>
+        <w:pStyle w:val="ListParagraph"/>
+      </w:pPr>
+    </w:p>
+    <w:p>
+      <w:pPr>
+        <w:pStyle w:val="ListParagraph"/>
+        <w:numPr>
+          <w:ilvl w:val="0"/>
+          <w:numId w:val="1"/>
+        </w:numPr>
+      </w:pPr>
+      <w:r>
+        <w:t>Motivation / Avoiding burnout – Need adequate time management and need to not push myself too hard, while still being able to get effective work done -&gt; Difficult to manage alongside other modules, especially with Christmas period and the lack of understanding around how Electron works, as well as the amount of features I want to implement -&gt; Need to narrow features down to “must have” (primary focus) and “may have” (if I have time)</w:t>
+      </w:r>
+    </w:p>
+    <w:p>
+      <w:pPr>
+        <w:pStyle w:val="ListParagraph"/>
+      </w:pPr>
+    </w:p>
+    <w:p>
+      <w:pPr>
+        <w:pStyle w:val="ListParagraph"/>
+        <w:numPr>
+          <w:ilvl w:val="0"/>
+          <w:numId w:val="1"/>
+        </w:numPr>
+      </w:pPr>
+      <w:r>
+        <w:t xml:space="preserve">How will I host the server? </w:t>
+      </w:r>
+      <w:r>
+        <w:t>–</w:t>
+      </w:r>
+      <w:r>
+        <w:t xml:space="preserve"> </w:t>
+      </w:r>
+      <w:r>
+        <w:t>Since I want the user to be able to make an account, I will need to host this on a server of some sort to store things like logins, customisation, experience points etc. -&gt; Firebase, Mongoose and SQLite are all options, or alternatively host a local database for this project although in future that will not be secure and defeats the purpose of a secure browser</w:t>
       </w:r>
     </w:p>
     <w:p/>
@@ -4111,7 +4384,7 @@
           <w:szCs w:val="32"/>
         </w:rPr>
       </w:pPr>
-      <w:bookmarkStart w:id="21" w:name="_Toc226731980"/>
+      <w:bookmarkStart w:id="21" w:name="_Toc227007183"/>
       <w:r>
         <w:rPr>
           <w:b/>
@@ -4121,186 +4394,11 @@
           <w:sz w:val="32"/>
           <w:szCs w:val="32"/>
         </w:rPr>
-        <w:t>Parental Controls</w:t>
+        <w:t>Conclusion</w:t>
       </w:r>
       <w:bookmarkEnd w:id="21"/>
     </w:p>
-    <w:p>
-      <w:pPr>
-        <w:pStyle w:val="ListParagraph"/>
-        <w:numPr>
-          <w:ilvl w:val="0"/>
-          <w:numId w:val="1"/>
-        </w:numPr>
-      </w:pPr>
-      <w:r>
-        <w:t>Considered allowing user to input date of birth on first sign in then asking for another user sign in (parent) if under 13</w:t>
-      </w:r>
-    </w:p>
-    <w:p>
-      <w:pPr>
-        <w:pStyle w:val="ListParagraph"/>
-        <w:numPr>
-          <w:ilvl w:val="2"/>
-          <w:numId w:val="1"/>
-        </w:numPr>
-      </w:pPr>
-      <w:r>
-        <w:t>Child could lie about their date of birth to not need a parent login</w:t>
-      </w:r>
-    </w:p>
-    <w:p>
-      <w:pPr>
-        <w:pStyle w:val="ListParagraph"/>
-        <w:numPr>
-          <w:ilvl w:val="2"/>
-          <w:numId w:val="1"/>
-        </w:numPr>
-      </w:pPr>
-      <w:r>
-        <w:t>Child could sign in with a separate google account they own to act as a parent without an actual parent signing in</w:t>
-      </w:r>
-    </w:p>
-    <w:p>
-      <w:pPr>
-        <w:pStyle w:val="ListParagraph"/>
-        <w:numPr>
-          <w:ilvl w:val="2"/>
-          <w:numId w:val="1"/>
-        </w:numPr>
-      </w:pPr>
-      <w:r>
-        <w:t>Requires linking 2 google accounts sign in states which makes problems in firebase</w:t>
-      </w:r>
-    </w:p>
-    <w:p>
-      <w:pPr>
-        <w:pStyle w:val="ListParagraph"/>
-        <w:numPr>
-          <w:ilvl w:val="0"/>
-          <w:numId w:val="1"/>
-        </w:numPr>
-      </w:pPr>
-      <w:r>
-        <w:t>Workaround is to add a button in the settings menu to ‘add a pin’ which is then asked for whenever a setting that affects security needs to be changed</w:t>
-      </w:r>
-    </w:p>
-    <w:p>
-      <w:pPr>
-        <w:pStyle w:val="ListParagraph"/>
-        <w:numPr>
-          <w:ilvl w:val="2"/>
-          <w:numId w:val="1"/>
-        </w:numPr>
-      </w:pPr>
-      <w:r>
-        <w:t>I.e. user tries to change the ability to allow HTTP – this asks for a pin if one is set up (ignores if no pin is set)</w:t>
-      </w:r>
-    </w:p>
-    <w:p>
-      <w:pPr>
-        <w:pStyle w:val="ListParagraph"/>
-        <w:numPr>
-          <w:ilvl w:val="2"/>
-          <w:numId w:val="1"/>
-        </w:numPr>
-      </w:pPr>
-      <w:r>
-        <w:t>Since main use will be parents setting up for their kids having it as part of the setup process ensures that a pin will be set</w:t>
-      </w:r>
-    </w:p>
-    <w:p>
-      <w:pPr>
-        <w:pStyle w:val="ListParagraph"/>
-        <w:numPr>
-          <w:ilvl w:val="0"/>
-          <w:numId w:val="1"/>
-        </w:numPr>
-      </w:pPr>
-      <w:r>
-        <w:t xml:space="preserve"> Require pin to be 6-digit and is only set when forced if signed into an account and user actively enables pin on start up</w:t>
-      </w:r>
-    </w:p>
-    <w:p>
-      <w:pPr>
-        <w:pStyle w:val="ListParagraph"/>
-        <w:numPr>
-          <w:ilvl w:val="0"/>
-          <w:numId w:val="1"/>
-        </w:numPr>
-      </w:pPr>
-      <w:r>
-        <w:t>Use firebase persistence mode to make sure the child cannot simply close the browser to bypass pin</w:t>
-      </w:r>
-    </w:p>
     <w:p/>
-    <w:p>
-      <w:r>
-        <w:t>First Start Up</w:t>
-      </w:r>
-    </w:p>
-    <w:p>
-      <w:pPr>
-        <w:pStyle w:val="ListParagraph"/>
-        <w:numPr>
-          <w:ilvl w:val="0"/>
-          <w:numId w:val="1"/>
-        </w:numPr>
-      </w:pPr>
-      <w:r>
-        <w:t>When first starting the browser, it should ask the user to sign into a google account, or browse as guest – this allows private browsing</w:t>
-      </w:r>
-    </w:p>
-    <w:p/>
-    <w:p/>
-    <w:p>
-      <w:pPr>
-        <w:pStyle w:val="ListParagraph"/>
-        <w:numPr>
-          <w:ilvl w:val="0"/>
-          <w:numId w:val="1"/>
-        </w:numPr>
-      </w:pPr>
-      <w:r>
-        <w:t>AI Chatbot:</w:t>
-      </w:r>
-    </w:p>
-    <w:p>
-      <w:pPr>
-        <w:pStyle w:val="ListParagraph"/>
-        <w:numPr>
-          <w:ilvl w:val="1"/>
-          <w:numId w:val="1"/>
-        </w:numPr>
-      </w:pPr>
-      <w:r>
-        <w:t>Plug in Gemini AI</w:t>
-      </w:r>
-    </w:p>
-    <w:p>
-      <w:pPr>
-        <w:pStyle w:val="ListParagraph"/>
-        <w:numPr>
-          <w:ilvl w:val="0"/>
-          <w:numId w:val="1"/>
-        </w:numPr>
-      </w:pPr>
-      <w:r>
-        <w:t>Built in VPN:</w:t>
-      </w:r>
-    </w:p>
-    <w:p>
-      <w:pPr>
-        <w:pStyle w:val="ListParagraph"/>
-        <w:numPr>
-          <w:ilvl w:val="1"/>
-          <w:numId w:val="1"/>
-        </w:numPr>
-      </w:pPr>
-      <w:r>
-        <w:t>Plug into free VPN provider</w:t>
-      </w:r>
-    </w:p>
     <w:p>
       <w:pPr>
         <w:pStyle w:val="Heading1"/>
@@ -4314,7 +4412,747 @@
           <w:szCs w:val="32"/>
         </w:rPr>
       </w:pPr>
-      <w:bookmarkStart w:id="22" w:name="_Toc226731981"/>
+      <w:bookmarkStart w:id="22" w:name="_Toc227007184"/>
+      <w:r>
+        <w:rPr>
+          <w:b/>
+          <w:bCs/>
+          <w:i/>
+          <w:iCs/>
+          <w:sz w:val="32"/>
+          <w:szCs w:val="32"/>
+        </w:rPr>
+        <w:t>Database</w:t>
+      </w:r>
+      <w:bookmarkEnd w:id="22"/>
+    </w:p>
+    <w:p>
+      <w:r>
+        <w:t xml:space="preserve">This section will outline the involvement Firebase within the creation of Stronghold. </w:t>
+      </w:r>
+      <w:r>
+        <w:t>Multiple database options, including MySQL and MongoDB were considered as options, however Firebase was chosen for the final solution due to its ability to automatically hash passwords, and being able to use Google OAUTH authentication for a single sign on into the browser. This means that users do not make a specific account for the browser, as it instead relies on a Google email address to sign in. This adds to the security-based aims of Stronghold due since…</w:t>
+      </w:r>
+    </w:p>
+    <w:p>
+      <w:r>
+        <w:t>This differs from the other browser choices which would instead…</w:t>
+      </w:r>
+    </w:p>
+    <w:p>
+      <w:r>
+        <w:t>A slight limitation of using Firebase is that since users need a Google account for OAUTH sign in to work, they would need to create one if not already owned which some users may not like.</w:t>
+      </w:r>
+    </w:p>
+    <w:p>
+      <w:r>
+        <w:t xml:space="preserve">The database should be used to store only basic information about the user, and any simple information which is needed for browser features to work. The following features </w:t>
+      </w:r>
+      <w:r>
+        <w:t>were</w:t>
+      </w:r>
+      <w:r>
+        <w:t xml:space="preserve"> </w:t>
+      </w:r>
+      <w:r>
+        <w:t xml:space="preserve">initially </w:t>
+      </w:r>
+      <w:r>
+        <w:t xml:space="preserve">deemed </w:t>
+      </w:r>
+      <w:r>
+        <w:t xml:space="preserve">as </w:t>
+      </w:r>
+      <w:r>
+        <w:t>necessary</w:t>
+      </w:r>
+      <w:r>
+        <w:t xml:space="preserve">: </w:t>
+      </w:r>
+    </w:p>
+    <w:p>
+      <w:pPr>
+        <w:pStyle w:val="ListParagraph"/>
+        <w:numPr>
+          <w:ilvl w:val="2"/>
+          <w:numId w:val="1"/>
+        </w:numPr>
+      </w:pPr>
+      <w:bookmarkStart w:id="23" w:name="OLE_LINK1"/>
+      <w:r>
+        <w:t>Username / User ID</w:t>
+      </w:r>
+      <w:r>
+        <w:t>:</w:t>
+      </w:r>
+    </w:p>
+    <w:p>
+      <w:pPr>
+        <w:pStyle w:val="ListParagraph"/>
+        <w:numPr>
+          <w:ilvl w:val="4"/>
+          <w:numId w:val="1"/>
+        </w:numPr>
+      </w:pPr>
+      <w:r>
+        <w:t>This is used to determine the specific user who is logged in</w:t>
+      </w:r>
+    </w:p>
+    <w:p>
+      <w:pPr>
+        <w:pStyle w:val="ListParagraph"/>
+        <w:numPr>
+          <w:ilvl w:val="2"/>
+          <w:numId w:val="1"/>
+        </w:numPr>
+      </w:pPr>
+      <w:r>
+        <w:t xml:space="preserve">XP </w:t>
+      </w:r>
+      <w:r>
+        <w:t>A</w:t>
+      </w:r>
+      <w:r>
+        <w:t>mount</w:t>
+      </w:r>
+      <w:r>
+        <w:t>:</w:t>
+      </w:r>
+    </w:p>
+    <w:p>
+      <w:pPr>
+        <w:pStyle w:val="ListParagraph"/>
+        <w:numPr>
+          <w:ilvl w:val="4"/>
+          <w:numId w:val="1"/>
+        </w:numPr>
+      </w:pPr>
+    </w:p>
+    <w:p>
+      <w:pPr>
+        <w:pStyle w:val="ListParagraph"/>
+        <w:numPr>
+          <w:ilvl w:val="2"/>
+          <w:numId w:val="1"/>
+        </w:numPr>
+      </w:pPr>
+      <w:r>
+        <w:t xml:space="preserve">XP </w:t>
+      </w:r>
+      <w:r>
+        <w:t>H</w:t>
+      </w:r>
+      <w:r>
+        <w:t>istory</w:t>
+      </w:r>
+      <w:r>
+        <w:t>:</w:t>
+      </w:r>
+    </w:p>
+    <w:p>
+      <w:pPr>
+        <w:pStyle w:val="ListParagraph"/>
+        <w:numPr>
+          <w:ilvl w:val="4"/>
+          <w:numId w:val="1"/>
+        </w:numPr>
+      </w:pPr>
+    </w:p>
+    <w:p>
+      <w:pPr>
+        <w:pStyle w:val="ListParagraph"/>
+        <w:numPr>
+          <w:ilvl w:val="2"/>
+          <w:numId w:val="1"/>
+        </w:numPr>
+      </w:pPr>
+      <w:r>
+        <w:t>Level</w:t>
+      </w:r>
+      <w:r>
+        <w:t>:</w:t>
+      </w:r>
+    </w:p>
+    <w:p>
+      <w:pPr>
+        <w:pStyle w:val="ListParagraph"/>
+        <w:numPr>
+          <w:ilvl w:val="4"/>
+          <w:numId w:val="1"/>
+        </w:numPr>
+      </w:pPr>
+    </w:p>
+    <w:p>
+      <w:pPr>
+        <w:pStyle w:val="ListParagraph"/>
+        <w:numPr>
+          <w:ilvl w:val="2"/>
+          <w:numId w:val="1"/>
+        </w:numPr>
+      </w:pPr>
+      <w:r>
+        <w:t xml:space="preserve">Safe </w:t>
+      </w:r>
+      <w:r>
+        <w:t>D</w:t>
+      </w:r>
+      <w:r>
+        <w:t xml:space="preserve">ay </w:t>
+      </w:r>
+      <w:r>
+        <w:t>S</w:t>
+      </w:r>
+      <w:r>
+        <w:t>treak</w:t>
+      </w:r>
+      <w:r>
+        <w:t>:</w:t>
+      </w:r>
+    </w:p>
+    <w:p>
+      <w:pPr>
+        <w:pStyle w:val="ListParagraph"/>
+        <w:numPr>
+          <w:ilvl w:val="4"/>
+          <w:numId w:val="1"/>
+        </w:numPr>
+      </w:pPr>
+    </w:p>
+    <w:p>
+      <w:pPr>
+        <w:pStyle w:val="ListParagraph"/>
+        <w:numPr>
+          <w:ilvl w:val="2"/>
+          <w:numId w:val="1"/>
+        </w:numPr>
+      </w:pPr>
+      <w:r>
+        <w:t>S</w:t>
+      </w:r>
+      <w:r>
+        <w:t xml:space="preserve">ites </w:t>
+      </w:r>
+      <w:r>
+        <w:t>B</w:t>
+      </w:r>
+      <w:r>
+        <w:t>locked</w:t>
+      </w:r>
+      <w:r>
+        <w:t>:</w:t>
+      </w:r>
+    </w:p>
+    <w:p>
+      <w:pPr>
+        <w:pStyle w:val="ListParagraph"/>
+        <w:numPr>
+          <w:ilvl w:val="4"/>
+          <w:numId w:val="1"/>
+        </w:numPr>
+      </w:pPr>
+    </w:p>
+    <w:p>
+      <w:pPr>
+        <w:pStyle w:val="ListParagraph"/>
+        <w:numPr>
+          <w:ilvl w:val="2"/>
+          <w:numId w:val="1"/>
+        </w:numPr>
+      </w:pPr>
+      <w:r>
+        <w:t>D</w:t>
+      </w:r>
+      <w:r>
+        <w:t xml:space="preserve">ownloads </w:t>
+      </w:r>
+      <w:r>
+        <w:t>B</w:t>
+      </w:r>
+      <w:r>
+        <w:t>locked</w:t>
+      </w:r>
+      <w:r>
+        <w:t>:</w:t>
+      </w:r>
+    </w:p>
+    <w:p>
+      <w:pPr>
+        <w:pStyle w:val="ListParagraph"/>
+        <w:numPr>
+          <w:ilvl w:val="4"/>
+          <w:numId w:val="1"/>
+        </w:numPr>
+      </w:pPr>
+    </w:p>
+    <w:p>
+      <w:pPr>
+        <w:pStyle w:val="ListParagraph"/>
+        <w:numPr>
+          <w:ilvl w:val="2"/>
+          <w:numId w:val="1"/>
+        </w:numPr>
+      </w:pPr>
+      <w:r>
+        <w:t>W</w:t>
+      </w:r>
+      <w:r>
+        <w:t xml:space="preserve">arnings </w:t>
+      </w:r>
+      <w:r>
+        <w:t>I</w:t>
+      </w:r>
+      <w:r>
+        <w:t>gnored</w:t>
+      </w:r>
+      <w:r>
+        <w:t>:</w:t>
+      </w:r>
+    </w:p>
+    <w:p>
+      <w:pPr>
+        <w:pStyle w:val="ListParagraph"/>
+        <w:numPr>
+          <w:ilvl w:val="4"/>
+          <w:numId w:val="1"/>
+        </w:numPr>
+      </w:pPr>
+    </w:p>
+    <w:p>
+      <w:pPr>
+        <w:pStyle w:val="ListParagraph"/>
+        <w:numPr>
+          <w:ilvl w:val="2"/>
+          <w:numId w:val="1"/>
+        </w:numPr>
+      </w:pPr>
+      <w:r>
+        <w:t>C</w:t>
+      </w:r>
+      <w:r>
+        <w:t xml:space="preserve">ookies </w:t>
+      </w:r>
+      <w:r>
+        <w:t>D</w:t>
+      </w:r>
+      <w:r>
+        <w:t>eleted</w:t>
+      </w:r>
+      <w:r>
+        <w:t>:</w:t>
+      </w:r>
+    </w:p>
+    <w:p>
+      <w:pPr>
+        <w:pStyle w:val="ListParagraph"/>
+        <w:numPr>
+          <w:ilvl w:val="4"/>
+          <w:numId w:val="1"/>
+        </w:numPr>
+      </w:pPr>
+    </w:p>
+    <w:p>
+      <w:pPr>
+        <w:pStyle w:val="ListParagraph"/>
+        <w:numPr>
+          <w:ilvl w:val="2"/>
+          <w:numId w:val="1"/>
+        </w:numPr>
+      </w:pPr>
+      <w:r>
+        <w:t>A</w:t>
+      </w:r>
+      <w:r>
+        <w:t>ppearance</w:t>
+      </w:r>
+      <w:r>
+        <w:t>:</w:t>
+      </w:r>
+    </w:p>
+    <w:p>
+      <w:pPr>
+        <w:pStyle w:val="ListParagraph"/>
+        <w:numPr>
+          <w:ilvl w:val="4"/>
+          <w:numId w:val="1"/>
+        </w:numPr>
+      </w:pPr>
+    </w:p>
+    <w:p>
+      <w:pPr>
+        <w:pStyle w:val="ListParagraph"/>
+        <w:numPr>
+          <w:ilvl w:val="2"/>
+          <w:numId w:val="1"/>
+        </w:numPr>
+      </w:pPr>
+      <w:r>
+        <w:t>S</w:t>
+      </w:r>
+      <w:r>
+        <w:t xml:space="preserve">earch </w:t>
+      </w:r>
+      <w:r>
+        <w:t>H</w:t>
+      </w:r>
+      <w:r>
+        <w:t>istory</w:t>
+      </w:r>
+      <w:r>
+        <w:t>:</w:t>
+      </w:r>
+      <w:r>
+        <w:t xml:space="preserve"> </w:t>
+      </w:r>
+    </w:p>
+    <w:p>
+      <w:pPr>
+        <w:pStyle w:val="ListParagraph"/>
+        <w:numPr>
+          <w:ilvl w:val="4"/>
+          <w:numId w:val="1"/>
+        </w:numPr>
+      </w:pPr>
+      <w:r>
+        <w:t>E</w:t>
+      </w:r>
+      <w:r>
+        <w:t>nabled</w:t>
+      </w:r>
+    </w:p>
+    <w:p>
+      <w:pPr>
+        <w:pStyle w:val="ListParagraph"/>
+        <w:numPr>
+          <w:ilvl w:val="4"/>
+          <w:numId w:val="1"/>
+        </w:numPr>
+      </w:pPr>
+      <w:r>
+        <w:t>Disabled</w:t>
+      </w:r>
+    </w:p>
+    <w:p>
+      <w:pPr>
+        <w:pStyle w:val="ListParagraph"/>
+        <w:numPr>
+          <w:ilvl w:val="4"/>
+          <w:numId w:val="1"/>
+        </w:numPr>
+      </w:pPr>
+    </w:p>
+    <w:p>
+      <w:pPr>
+        <w:pStyle w:val="ListParagraph"/>
+        <w:numPr>
+          <w:ilvl w:val="2"/>
+          <w:numId w:val="1"/>
+        </w:numPr>
+      </w:pPr>
+      <w:r>
+        <w:t>C</w:t>
+      </w:r>
+      <w:r>
+        <w:t>ookies</w:t>
+      </w:r>
+      <w:r>
+        <w:t>:</w:t>
+      </w:r>
+    </w:p>
+    <w:p>
+      <w:pPr>
+        <w:pStyle w:val="ListParagraph"/>
+        <w:numPr>
+          <w:ilvl w:val="4"/>
+          <w:numId w:val="1"/>
+        </w:numPr>
+      </w:pPr>
+      <w:r>
+        <w:t>Cleared</w:t>
+      </w:r>
+    </w:p>
+    <w:p>
+      <w:pPr>
+        <w:pStyle w:val="ListParagraph"/>
+        <w:numPr>
+          <w:ilvl w:val="4"/>
+          <w:numId w:val="1"/>
+        </w:numPr>
+      </w:pPr>
+      <w:r>
+        <w:t>Not Cleared</w:t>
+      </w:r>
+    </w:p>
+    <w:p>
+      <w:pPr>
+        <w:pStyle w:val="ListParagraph"/>
+        <w:numPr>
+          <w:ilvl w:val="4"/>
+          <w:numId w:val="1"/>
+        </w:numPr>
+      </w:pPr>
+    </w:p>
+    <w:p>
+      <w:pPr>
+        <w:pStyle w:val="ListParagraph"/>
+        <w:numPr>
+          <w:ilvl w:val="2"/>
+          <w:numId w:val="1"/>
+        </w:numPr>
+      </w:pPr>
+      <w:r>
+        <w:t xml:space="preserve">Quiz </w:t>
+      </w:r>
+      <w:r>
+        <w:t>Information:</w:t>
+      </w:r>
+    </w:p>
+    <w:p>
+      <w:pPr>
+        <w:pStyle w:val="ListParagraph"/>
+        <w:numPr>
+          <w:ilvl w:val="4"/>
+          <w:numId w:val="1"/>
+        </w:numPr>
+      </w:pPr>
+      <w:r>
+        <w:t>Q</w:t>
+      </w:r>
+      <w:r>
+        <w:t xml:space="preserve">uestions </w:t>
+      </w:r>
+    </w:p>
+    <w:p>
+      <w:pPr>
+        <w:pStyle w:val="ListParagraph"/>
+        <w:numPr>
+          <w:ilvl w:val="4"/>
+          <w:numId w:val="1"/>
+        </w:numPr>
+      </w:pPr>
+      <w:r>
+        <w:t>A</w:t>
+      </w:r>
+      <w:r>
+        <w:t>nswers</w:t>
+      </w:r>
+    </w:p>
+    <w:p>
+      <w:pPr>
+        <w:pStyle w:val="ListParagraph"/>
+        <w:numPr>
+          <w:ilvl w:val="4"/>
+          <w:numId w:val="1"/>
+        </w:numPr>
+      </w:pPr>
+    </w:p>
+    <w:p>
+      <w:pPr>
+        <w:pStyle w:val="ListParagraph"/>
+        <w:numPr>
+          <w:ilvl w:val="2"/>
+          <w:numId w:val="1"/>
+        </w:numPr>
+      </w:pPr>
+      <w:r>
+        <w:t>Parental Control PIN:</w:t>
+      </w:r>
+    </w:p>
+    <w:p>
+      <w:pPr>
+        <w:pStyle w:val="ListParagraph"/>
+        <w:numPr>
+          <w:ilvl w:val="4"/>
+          <w:numId w:val="1"/>
+        </w:numPr>
+      </w:pPr>
+    </w:p>
+    <w:p>
+      <w:pPr>
+        <w:pStyle w:val="ListParagraph"/>
+        <w:numPr>
+          <w:ilvl w:val="2"/>
+          <w:numId w:val="1"/>
+        </w:numPr>
+      </w:pPr>
+      <w:r>
+        <w:t>Challenges</w:t>
+      </w:r>
+      <w:bookmarkEnd w:id="23"/>
+      <w:r>
+        <w:t>:</w:t>
+      </w:r>
+    </w:p>
+    <w:p>
+      <w:pPr>
+        <w:pStyle w:val="ListParagraph"/>
+        <w:numPr>
+          <w:ilvl w:val="4"/>
+          <w:numId w:val="1"/>
+        </w:numPr>
+      </w:pPr>
+    </w:p>
+    <w:p>
+      <w:pPr>
+        <w:pStyle w:val="ListParagraph"/>
+        <w:numPr>
+          <w:ilvl w:val="2"/>
+          <w:numId w:val="1"/>
+        </w:numPr>
+      </w:pPr>
+      <w:r>
+        <w:t>Timestamps</w:t>
+      </w:r>
+      <w:r>
+        <w:t>:</w:t>
+      </w:r>
+    </w:p>
+    <w:p>
+      <w:pPr>
+        <w:pStyle w:val="ListParagraph"/>
+        <w:numPr>
+          <w:ilvl w:val="4"/>
+          <w:numId w:val="1"/>
+        </w:numPr>
+      </w:pPr>
+      <w:r>
+        <w:t>Creation Date</w:t>
+      </w:r>
+    </w:p>
+    <w:p>
+      <w:pPr>
+        <w:pStyle w:val="ListParagraph"/>
+        <w:numPr>
+          <w:ilvl w:val="4"/>
+          <w:numId w:val="1"/>
+        </w:numPr>
+      </w:pPr>
+      <w:r>
+        <w:t>Last Login</w:t>
+      </w:r>
+    </w:p>
+    <w:p>
+      <w:pPr>
+        <w:pStyle w:val="ListParagraph"/>
+        <w:numPr>
+          <w:ilvl w:val="4"/>
+          <w:numId w:val="1"/>
+        </w:numPr>
+      </w:pPr>
+    </w:p>
+    <w:p/>
+    <w:p>
+      <w:r>
+        <w:t>Certain additions were made to the database throughout creation as more details were needed to be stored and more settings were added to create a more customisable feel. These additional settings include:</w:t>
+      </w:r>
+    </w:p>
+    <w:p>
+      <w:pPr>
+        <w:pStyle w:val="ListParagraph"/>
+        <w:numPr>
+          <w:ilvl w:val="2"/>
+          <w:numId w:val="1"/>
+        </w:numPr>
+      </w:pPr>
+      <w:r>
+        <w:t>Protection Level:</w:t>
+      </w:r>
+    </w:p>
+    <w:p>
+      <w:pPr>
+        <w:pStyle w:val="ListParagraph"/>
+        <w:numPr>
+          <w:ilvl w:val="4"/>
+          <w:numId w:val="1"/>
+        </w:numPr>
+      </w:pPr>
+    </w:p>
+    <w:p>
+      <w:pPr>
+        <w:pStyle w:val="ListParagraph"/>
+        <w:numPr>
+          <w:ilvl w:val="2"/>
+          <w:numId w:val="1"/>
+        </w:numPr>
+      </w:pPr>
+      <w:r>
+        <w:t>Download Blocking Level:</w:t>
+      </w:r>
+    </w:p>
+    <w:p>
+      <w:pPr>
+        <w:pStyle w:val="ListParagraph"/>
+        <w:numPr>
+          <w:ilvl w:val="4"/>
+          <w:numId w:val="1"/>
+        </w:numPr>
+      </w:pPr>
+    </w:p>
+    <w:p>
+      <w:pPr>
+        <w:pStyle w:val="ListParagraph"/>
+        <w:numPr>
+          <w:ilvl w:val="2"/>
+          <w:numId w:val="1"/>
+        </w:numPr>
+      </w:pPr>
+      <w:r>
+        <w:t>Start Page:</w:t>
+      </w:r>
+    </w:p>
+    <w:p>
+      <w:pPr>
+        <w:pStyle w:val="ListParagraph"/>
+        <w:numPr>
+          <w:ilvl w:val="4"/>
+          <w:numId w:val="1"/>
+        </w:numPr>
+      </w:pPr>
+    </w:p>
+    <w:p>
+      <w:pPr>
+        <w:pStyle w:val="ListParagraph"/>
+        <w:numPr>
+          <w:ilvl w:val="2"/>
+          <w:numId w:val="1"/>
+        </w:numPr>
+      </w:pPr>
+    </w:p>
+    <w:p/>
+    <w:p/>
+    <w:p>
+      <w:r>
+        <w:t>First Start Up</w:t>
+      </w:r>
+    </w:p>
+    <w:p>
+      <w:pPr>
+        <w:pStyle w:val="ListParagraph"/>
+        <w:numPr>
+          <w:ilvl w:val="0"/>
+          <w:numId w:val="1"/>
+        </w:numPr>
+      </w:pPr>
+      <w:r>
+        <w:lastRenderedPageBreak/>
+        <w:t>When first starting the browser, it should ask the user to sign into a google account, or browse as guest – this allows private browsing</w:t>
+      </w:r>
+    </w:p>
+    <w:p/>
+    <w:p/>
+    <w:p>
+      <w:pPr>
+        <w:pStyle w:val="Heading1"/>
+        <w:jc w:val="center"/>
+        <w:rPr>
+          <w:b/>
+          <w:bCs/>
+          <w:i/>
+          <w:iCs/>
+          <w:sz w:val="32"/>
+          <w:szCs w:val="32"/>
+        </w:rPr>
+      </w:pPr>
+      <w:bookmarkStart w:id="24" w:name="_Toc227007188"/>
       <w:r>
         <w:rPr>
           <w:b/>
@@ -4326,7 +5164,7 @@
         </w:rPr>
         <w:t>Risk Score Calculation</w:t>
       </w:r>
-      <w:bookmarkEnd w:id="22"/>
+      <w:bookmarkEnd w:id="24"/>
     </w:p>
     <w:p>
       <w:pPr>
@@ -4457,15 +5295,7 @@
         </w:numPr>
       </w:pPr>
       <w:r>
-        <w:t>If it contains ‘</w:t>
-      </w:r>
-      <w:proofErr w:type="spellStart"/>
-      <w:r>
-        <w:t>xn</w:t>
-      </w:r>
-      <w:proofErr w:type="spellEnd"/>
-      <w:r>
-        <w:t>--’ which indicates a homograph attack since browsers represent Unicode as that</w:t>
+        <w:t>If it contains ‘xn--’ which indicates a homograph attack since browsers represent Unicode as that</w:t>
       </w:r>
     </w:p>
     <w:p>
@@ -4549,15 +5379,7 @@
         </w:numPr>
       </w:pPr>
       <w:r>
-        <w:t xml:space="preserve">Runs the domain name through a </w:t>
-      </w:r>
-      <w:proofErr w:type="spellStart"/>
-      <w:r>
-        <w:t>WhoIs</w:t>
-      </w:r>
-      <w:proofErr w:type="spellEnd"/>
-      <w:r>
-        <w:t xml:space="preserve"> search and adds to the risk score if the age of the domain is relatively new:</w:t>
+        <w:t>Runs the domain name through a WhoIs search and adds to the risk score if the age of the domain is relatively new:</w:t>
       </w:r>
     </w:p>
     <w:p>
@@ -4632,6 +5454,7 @@
         </w:numPr>
       </w:pPr>
       <w:r>
+        <w:lastRenderedPageBreak/>
         <w:t>Checks all the HTTP headers from the website and adds to the risk score depending on whether they are there or not (or vice versa for some which are dangerous to have)</w:t>
       </w:r>
     </w:p>
@@ -4679,13 +5502,8 @@
           <w:numId w:val="1"/>
         </w:numPr>
       </w:pPr>
-      <w:proofErr w:type="spellStart"/>
-      <w:r>
-        <w:t>Typosquatting</w:t>
-      </w:r>
-      <w:proofErr w:type="spellEnd"/>
-      <w:r>
-        <w:t xml:space="preserve"> check:</w:t>
+      <w:r>
+        <w:t>Typosquatting check:</w:t>
       </w:r>
     </w:p>
     <w:p>
@@ -4697,21 +5515,11 @@
         </w:numPr>
       </w:pPr>
       <w:r>
-        <w:t xml:space="preserve">Utilises the </w:t>
-      </w:r>
-      <w:proofErr w:type="spellStart"/>
-      <w:r>
-        <w:t>npm</w:t>
-      </w:r>
-      <w:proofErr w:type="spellEnd"/>
-      <w:r>
-        <w:t xml:space="preserve"> Talisman package and the built-in </w:t>
-      </w:r>
-      <w:proofErr w:type="spellStart"/>
+        <w:t xml:space="preserve">Utilises the npm Talisman package and the built-in </w:t>
+      </w:r>
       <w:r>
         <w:t>damerauLevenshtein</w:t>
       </w:r>
-      <w:proofErr w:type="spellEnd"/>
       <w:r>
         <w:t xml:space="preserve"> to determine how close the URL is to a known URL:</w:t>
       </w:r>
@@ -4771,47 +5579,7 @@
         </w:numPr>
       </w:pPr>
       <w:r>
-        <w:t xml:space="preserve">Opted to use Talisman over other </w:t>
-      </w:r>
-      <w:proofErr w:type="spellStart"/>
-      <w:r>
-        <w:t>npm</w:t>
-      </w:r>
-      <w:proofErr w:type="spellEnd"/>
-      <w:r>
-        <w:t xml:space="preserve"> packages (fast-</w:t>
-      </w:r>
-      <w:proofErr w:type="spellStart"/>
-      <w:r>
-        <w:t>levenshtein</w:t>
-      </w:r>
-      <w:proofErr w:type="spellEnd"/>
-      <w:r>
-        <w:t xml:space="preserve">, </w:t>
-      </w:r>
-      <w:proofErr w:type="spellStart"/>
-      <w:r>
-        <w:t>js-levenshtein</w:t>
-      </w:r>
-      <w:proofErr w:type="spellEnd"/>
-      <w:r>
-        <w:t xml:space="preserve"> etc.) as it has the largest library and is the best for swapped letters due to using </w:t>
-      </w:r>
-      <w:proofErr w:type="spellStart"/>
-      <w:r>
-        <w:t>Damerau-Levenshtein</w:t>
-      </w:r>
-      <w:proofErr w:type="spellEnd"/>
-      <w:r>
-        <w:t xml:space="preserve"> algorithm instead of just </w:t>
-      </w:r>
-      <w:proofErr w:type="spellStart"/>
-      <w:r>
-        <w:t>Levenshtein</w:t>
-      </w:r>
-      <w:proofErr w:type="spellEnd"/>
-      <w:r>
-        <w:t xml:space="preserve"> algorithm</w:t>
+        <w:t>Opted to use Talisman over other npm packages (fast-levenshtein, js-levenshtein etc.) as it has the largest library and is the best for swapped letters due to using Damerau-Levenshtein algorithm instead of just Levenshtein algorithm</w:t>
       </w:r>
     </w:p>
     <w:p>
@@ -4859,15 +5627,7 @@
         </w:numPr>
       </w:pPr>
       <w:r>
-        <w:t xml:space="preserve">Used the following source to identify which domains should be included in </w:t>
-      </w:r>
-      <w:proofErr w:type="spellStart"/>
-      <w:r>
-        <w:t>knownDomains</w:t>
-      </w:r>
-      <w:proofErr w:type="spellEnd"/>
-      <w:r>
-        <w:t xml:space="preserve"> as they are highest risk:</w:t>
+        <w:t>Used the following source to identify which domains should be included in knownDomains as they are highest risk:</w:t>
       </w:r>
     </w:p>
     <w:p>

--- a/COMP3000 Final Document.docx
+++ b/COMP3000 Final Document.docx
@@ -2023,10 +2023,7 @@
         <w:t xml:space="preserve">will discuss the creation of a security-focussed web browser titled ‘Stronghold’. The purpose of this project is to teach children how to browse the internet safely, utilising behavioural conditioning and gamification aspects to do so. </w:t>
       </w:r>
       <w:r>
-        <w:t xml:space="preserve">The project was initially targeted towards the elderly due to their high presence as victims of malicious attacks such as phishing, however the decision to implement gamification led to a pivot to a target audience of young children who may benefit more from learning about internet safety before using less safe, unrestricted internet browsing. </w:t>
-      </w:r>
-      <w:r>
-        <w:t>Leaning towards behavioural conditioning then felt to be the best pivot since children can be easily manipulated when using positive reinforcement techniques. The project will finalise in a browser that will ensure the safety of children while online, mitigating the risk of malicious attacks and reducing the impact of attacks which are successful.</w:t>
+        <w:t>The project was initially targeted towards the elderly due to their high presence as victims of malicious attacks such as phishing, however the decision to implement gamification led to a pivot to a target audience of young children who may benefit more from learning about internet safety before using less safe, unrestricted internet browsing. Leaning towards behavioural conditioning then felt to be the best pivot since children can be easily manipulated when using positive reinforcement techniques. The project will finalise in a browser that will ensure the safety of children while online, mitigating the risk of malicious attacks and reducing the impact of attacks which are successful.</w:t>
       </w:r>
     </w:p>
     <w:p>
@@ -2034,16 +2031,10 @@
         <w:t xml:space="preserve">The report will cover </w:t>
       </w:r>
       <w:r>
-        <w:t>the initial design that had been planned for implementation, including wireframes, storyboards, flowcharts, and use cases for each initial page and feature, the methodology behind the development lifecycle</w:t>
-      </w:r>
-      <w:r>
-        <w:t xml:space="preserve">, </w:t>
-      </w:r>
-      <w:r>
-        <w:t>the main features that were both planned and implemented in the final design</w:t>
-      </w:r>
-      <w:r>
-        <w:t xml:space="preserve">, </w:t>
+        <w:t xml:space="preserve">the initial design that had been planned for implementation, including wireframes, storyboards, flowcharts, and use cases for each initial page and feature, the methodology behind the development lifecycle, </w:t>
+      </w:r>
+      <w:r>
+        <w:t xml:space="preserve">the main features that were both planned and implemented in the final design, </w:t>
       </w:r>
       <w:r>
         <w:t>the unique selling points that make the browser different from other products,</w:t>
@@ -2133,6 +2124,7 @@
           <w:sz w:val="28"/>
           <w:szCs w:val="28"/>
         </w:rPr>
+        <w:lastRenderedPageBreak/>
         <w:t>Wireframes</w:t>
       </w:r>
       <w:bookmarkEnd w:id="2"/>
@@ -2285,6 +2277,7 @@
           <w:sz w:val="24"/>
           <w:szCs w:val="24"/>
         </w:rPr>
+        <w:lastRenderedPageBreak/>
         <w:t>Dashboard</w:t>
       </w:r>
       <w:bookmarkEnd w:id="4"/>
@@ -2416,6 +2409,7 @@
     </w:p>
     <w:p>
       <w:r>
+        <w:lastRenderedPageBreak/>
         <w:t xml:space="preserve">At a basic level, the experience-based features, including user levels and experience point changes, the account feature, the hints, and the summary report are to be implemented. </w:t>
       </w:r>
     </w:p>
@@ -3089,6 +3083,50 @@
         <w:t>alerted</w:t>
       </w:r>
     </w:p>
+    <w:p>
+      <w:pPr>
+        <w:rPr>
+          <w:u w:val="single"/>
+        </w:rPr>
+      </w:pPr>
+      <w:r>
+        <w:rPr>
+          <w:u w:val="single"/>
+        </w:rPr>
+        <w:t>Case 3: Guest User Browsing</w:t>
+      </w:r>
+    </w:p>
+    <w:p>
+      <w:pPr>
+        <w:pStyle w:val="ListParagraph"/>
+        <w:numPr>
+          <w:ilvl w:val="0"/>
+          <w:numId w:val="1"/>
+        </w:numPr>
+      </w:pPr>
+    </w:p>
+    <w:p>
+      <w:pPr>
+        <w:rPr>
+          <w:u w:val="single"/>
+        </w:rPr>
+      </w:pPr>
+      <w:r>
+        <w:rPr>
+          <w:u w:val="single"/>
+        </w:rPr>
+        <w:t>Case 4: Parent Securing Child’s Settings</w:t>
+      </w:r>
+    </w:p>
+    <w:p>
+      <w:pPr>
+        <w:pStyle w:val="ListParagraph"/>
+        <w:numPr>
+          <w:ilvl w:val="0"/>
+          <w:numId w:val="1"/>
+        </w:numPr>
+      </w:pPr>
+    </w:p>
     <w:p/>
     <w:p>
       <w:pPr>
@@ -3113,10 +3151,14 @@
           <w:sz w:val="36"/>
           <w:szCs w:val="36"/>
         </w:rPr>
-        <w:lastRenderedPageBreak/>
         <w:t>Methodology</w:t>
       </w:r>
       <w:bookmarkEnd w:id="14"/>
+    </w:p>
+    <w:p>
+      <w:r>
+        <w:t xml:space="preserve">This section will discuss the methodology used throughout the development of the project, explaining the architecture used to develop this project, including for the main code and the database, the decision making behind some of the core security features, and a discussion on future enhancements which could be made to the browser. </w:t>
+      </w:r>
     </w:p>
     <w:p>
       <w:pPr>
@@ -3196,6 +3238,7 @@
         </w:numPr>
       </w:pPr>
       <w:r>
+        <w:lastRenderedPageBreak/>
         <w:t>ChatGPT was used for debugging purposes, to generate pseudocode, and for clarification of language (</w:t>
       </w:r>
       <w:hyperlink r:id="rId13" w:history="1">
@@ -3465,11 +3508,96 @@
         </w:numPr>
       </w:pPr>
       <w:r>
-        <w:t xml:space="preserve">Cookie scrapers can take things such as login tokens, which enables unauthorised access to websites like emails, usernames and passwords, which can be used to log into accounts for malicious purposes, and bank </w:t>
+        <w:t xml:space="preserve">Cookie scrapers can take things such as login tokens, which enables unauthorised access to websites like emails, usernames and passwords, which can be used to log into accounts for malicious purposes, and bank details, which can then lead to unauthorised use of bank cards and fraudulent transactions. </w:t>
+      </w:r>
+    </w:p>
+    <w:p>
+      <w:pPr>
+        <w:pStyle w:val="ListParagraph"/>
+        <w:numPr>
+          <w:ilvl w:val="1"/>
+          <w:numId w:val="1"/>
+        </w:numPr>
+      </w:pPr>
+      <w:r>
+        <w:t>This feature has been implemented fully in the final product.</w:t>
+      </w:r>
+    </w:p>
+    <w:p>
+      <w:pPr>
+        <w:pStyle w:val="ListParagraph"/>
+      </w:pPr>
+    </w:p>
+    <w:p>
+      <w:pPr>
+        <w:pStyle w:val="ListParagraph"/>
+        <w:numPr>
+          <w:ilvl w:val="0"/>
+          <w:numId w:val="1"/>
+        </w:numPr>
+      </w:pPr>
+      <w:r>
+        <w:t>Strong authentication for exporting cookies or saved passwords</w:t>
+      </w:r>
+      <w:r>
+        <w:t>:</w:t>
+      </w:r>
+      <w:r>
+        <w:t xml:space="preserve"> </w:t>
+      </w:r>
+    </w:p>
+    <w:p>
+      <w:pPr>
+        <w:pStyle w:val="ListParagraph"/>
+        <w:numPr>
+          <w:ilvl w:val="1"/>
+          <w:numId w:val="1"/>
+        </w:numPr>
+      </w:pPr>
+      <w:r>
+        <w:t>Prevents things such as cookie scrapers from being able to function as they cannot be exported / seen without correct authentication</w:t>
+      </w:r>
+      <w:r>
+        <w:t>.</w:t>
+      </w:r>
+      <w:r>
+        <w:t xml:space="preserve"> </w:t>
+      </w:r>
+    </w:p>
+    <w:p>
+      <w:pPr>
+        <w:pStyle w:val="ListParagraph"/>
+        <w:numPr>
+          <w:ilvl w:val="1"/>
+          <w:numId w:val="1"/>
+        </w:numPr>
+      </w:pPr>
+      <w:r>
+        <w:t xml:space="preserve">This was initially supposed to work alongside the setting which allowed the user to enable cookies should they wish, however since it was </w:t>
       </w:r>
       <w:r>
         <w:lastRenderedPageBreak/>
-        <w:t xml:space="preserve">details, which can then lead to unauthorised use of bank cards and fraudulent transactions. </w:t>
+        <w:t>decided to give all users non-changeable session only cookies, this felt like an unnecessary addition at this stage, especially with it being a stretch goal, therefore it did not make it into the final product.</w:t>
+      </w:r>
+    </w:p>
+    <w:p>
+      <w:pPr>
+        <w:pStyle w:val="ListParagraph"/>
+      </w:pPr>
+    </w:p>
+    <w:p>
+      <w:pPr>
+        <w:pStyle w:val="ListParagraph"/>
+        <w:numPr>
+          <w:ilvl w:val="0"/>
+          <w:numId w:val="1"/>
+        </w:numPr>
+      </w:pPr>
+      <w:r>
+        <w:t>Blocking non-HTTPS sites</w:t>
+      </w:r>
+      <w:r>
+        <w:t>:</w:t>
       </w:r>
     </w:p>
     <w:p>
@@ -3481,7 +3609,19 @@
         </w:numPr>
       </w:pPr>
       <w:r>
-        <w:t>This feature has been implemented fully in the final product.</w:t>
+        <w:t>Ensures that all sites which are accessed are using secure transmissions and therefore have a higher likelihood of safety</w:t>
+      </w:r>
+    </w:p>
+    <w:p>
+      <w:pPr>
+        <w:pStyle w:val="ListParagraph"/>
+        <w:numPr>
+          <w:ilvl w:val="1"/>
+          <w:numId w:val="1"/>
+        </w:numPr>
+      </w:pPr>
+      <w:r>
+        <w:t>Was not implemented as explained but was integrated as part of the risk score</w:t>
       </w:r>
     </w:p>
     <w:p>
@@ -3498,14 +3638,177 @@
         </w:numPr>
       </w:pPr>
       <w:r>
-        <w:t>Strong authentication for exporting cookies or saved passwords</w:t>
+        <w:t>Scanning files and blocking downloads of typically malicious extensions</w:t>
       </w:r>
       <w:r>
         <w:t>:</w:t>
       </w:r>
+    </w:p>
+    <w:p>
+      <w:pPr>
+        <w:pStyle w:val="ListParagraph"/>
+        <w:numPr>
+          <w:ilvl w:val="1"/>
+          <w:numId w:val="1"/>
+        </w:numPr>
+      </w:pPr>
+      <w:r>
+        <w:t xml:space="preserve"> i.e. .exe files</w:t>
+      </w:r>
+    </w:p>
+    <w:p>
+      <w:pPr>
+        <w:pStyle w:val="ListParagraph"/>
+        <w:numPr>
+          <w:ilvl w:val="1"/>
+          <w:numId w:val="1"/>
+        </w:numPr>
+      </w:pPr>
+      <w:r>
+        <w:t xml:space="preserve">Prevents any dangerous files from being downloaded accidentally </w:t>
+      </w:r>
+    </w:p>
+    <w:p>
+      <w:pPr>
+        <w:pStyle w:val="ListParagraph"/>
+        <w:numPr>
+          <w:ilvl w:val="1"/>
+          <w:numId w:val="1"/>
+        </w:numPr>
+      </w:pPr>
+      <w:r>
+        <w:t>Since the browser is targeted to children, they shouldn’t really be downloading things anyway without at least their parent’s permission; also means that they can’t be run which takes stress away from needing antivirus</w:t>
+      </w:r>
+    </w:p>
+    <w:p>
+      <w:pPr>
+        <w:pStyle w:val="ListParagraph"/>
+      </w:pPr>
+    </w:p>
+    <w:p>
+      <w:pPr>
+        <w:pStyle w:val="ListParagraph"/>
+        <w:numPr>
+          <w:ilvl w:val="0"/>
+          <w:numId w:val="1"/>
+        </w:numPr>
+      </w:pPr>
+      <w:r>
+        <w:t>TLS Certificate Checking</w:t>
+      </w:r>
+      <w:r>
+        <w:t>:</w:t>
+      </w:r>
+    </w:p>
+    <w:p>
+      <w:pPr>
+        <w:pStyle w:val="ListParagraph"/>
+        <w:numPr>
+          <w:ilvl w:val="1"/>
+          <w:numId w:val="1"/>
+        </w:numPr>
+      </w:pPr>
+      <w:r>
+        <w:t>Ensures that websites can be trusted by verifying the connection is secure and encrypted</w:t>
+      </w:r>
+    </w:p>
+    <w:p>
+      <w:pPr>
+        <w:pStyle w:val="ListParagraph"/>
+      </w:pPr>
+    </w:p>
+    <w:p>
+      <w:pPr>
+        <w:pStyle w:val="ListParagraph"/>
+        <w:numPr>
+          <w:ilvl w:val="0"/>
+          <w:numId w:val="1"/>
+        </w:numPr>
+      </w:pPr>
+      <w:r>
+        <w:t>Security Based Hints – The main goal of the browser is to encourage safe browsing habits within children, so by including hints and tips when there is a learning opportunity, this will engage their brains to think about what they are doing. Additionally, these hints will tie into the gamification aspect of the browser which shou</w:t>
+      </w:r>
+      <w:r>
+        <w:t>ld act as a way of engagement too.</w:t>
+      </w:r>
+    </w:p>
+    <w:p>
+      <w:pPr>
+        <w:pStyle w:val="ListParagraph"/>
+      </w:pPr>
+    </w:p>
+    <w:p>
+      <w:pPr>
+        <w:pStyle w:val="ListParagraph"/>
+        <w:numPr>
+          <w:ilvl w:val="0"/>
+          <w:numId w:val="1"/>
+        </w:numPr>
+      </w:pPr>
+      <w:r>
+        <w:t>Domain detection</w:t>
+      </w:r>
+      <w:r>
+        <w:t xml:space="preserve"> – </w:t>
+      </w:r>
+    </w:p>
+    <w:p>
+      <w:pPr>
+        <w:pStyle w:val="ListParagraph"/>
+      </w:pPr>
+    </w:p>
+    <w:p>
+      <w:pPr>
+        <w:pStyle w:val="ListParagraph"/>
+        <w:numPr>
+          <w:ilvl w:val="0"/>
+          <w:numId w:val="1"/>
+        </w:numPr>
+      </w:pPr>
+      <w:r>
+        <w:t xml:space="preserve">Override </w:t>
+      </w:r>
+      <w:r>
+        <w:t>M</w:t>
+      </w:r>
+      <w:r>
+        <w:t>ethods</w:t>
+      </w:r>
+      <w:r>
+        <w:t xml:space="preserve"> –</w:t>
+      </w:r>
+      <w:r>
+        <w:t xml:space="preserve"> Allows the browser to be used by people of all ages, rather than JUST children by giving them an override to download certain file types or access certain restricted websites etc. Also allows parents to give their children possibly temporary access to these features, maybe use something like a limited time request sent to the parent’s email or SMS, or use something like a specific pin (or have them type something like “I ACKNOWLEDGE” with an explanation pop-up so they are at least aware of the risks)</w:t>
+      </w:r>
+    </w:p>
+    <w:p>
+      <w:pPr>
+        <w:pStyle w:val="ListParagraph"/>
+      </w:pPr>
+    </w:p>
+    <w:p>
+      <w:pPr>
+        <w:pStyle w:val="ListParagraph"/>
+        <w:numPr>
+          <w:ilvl w:val="0"/>
+          <w:numId w:val="1"/>
+        </w:numPr>
+      </w:pPr>
+      <w:r>
+        <w:t>Parental</w:t>
+      </w:r>
       <w:r>
         <w:t xml:space="preserve"> </w:t>
       </w:r>
+      <w:r>
+        <w:t>C</w:t>
+      </w:r>
+      <w:r>
+        <w:t>ontrols</w:t>
+      </w:r>
+      <w:r>
+        <w:t>:</w:t>
+      </w:r>
     </w:p>
     <w:p>
       <w:pPr>
@@ -3516,14 +3819,48 @@
         </w:numPr>
       </w:pPr>
       <w:r>
-        <w:t>Prevents things such as cookie scrapers from being able to function as they cannot be exported / seen without correct authentication</w:t>
-      </w:r>
-      <w:r>
-        <w:t>.</w:t>
-      </w:r>
-      <w:r>
         <w:t xml:space="preserve"> </w:t>
       </w:r>
+      <w:r>
+        <w:t>Considered allowing user to input date of birth on first sign in then asking for another user sign in (parent) if under 13</w:t>
+      </w:r>
+    </w:p>
+    <w:p>
+      <w:pPr>
+        <w:pStyle w:val="ListParagraph"/>
+        <w:numPr>
+          <w:ilvl w:val="2"/>
+          <w:numId w:val="1"/>
+        </w:numPr>
+      </w:pPr>
+      <w:r>
+        <w:lastRenderedPageBreak/>
+        <w:t>Child could lie about their date of birth to not need a parent login</w:t>
+      </w:r>
+    </w:p>
+    <w:p>
+      <w:pPr>
+        <w:pStyle w:val="ListParagraph"/>
+        <w:numPr>
+          <w:ilvl w:val="2"/>
+          <w:numId w:val="1"/>
+        </w:numPr>
+      </w:pPr>
+      <w:r>
+        <w:t>Child could sign in with a separate google account they own to act as a parent without an actual parent signing in</w:t>
+      </w:r>
+    </w:p>
+    <w:p>
+      <w:pPr>
+        <w:pStyle w:val="ListParagraph"/>
+        <w:numPr>
+          <w:ilvl w:val="2"/>
+          <w:numId w:val="1"/>
+        </w:numPr>
+      </w:pPr>
+      <w:r>
+        <w:t>Requires linking 2 google accounts sign in states which makes problems in firebase</w:t>
+      </w:r>
     </w:p>
     <w:p>
       <w:pPr>
@@ -3534,12 +3871,61 @@
         </w:numPr>
       </w:pPr>
       <w:r>
-        <w:t>This was initially supposed to work alongside the setting which allowed the user to enable cookies should they wish, however since it was decided to give all users non-changeable session only cookies, this felt like an unnecessary addition at this stage, especially with it being a stretch goal, therefore it did not make it into the final product.</w:t>
-      </w:r>
-    </w:p>
-    <w:p>
-      <w:pPr>
-        <w:pStyle w:val="ListParagraph"/>
+        <w:t>Workaround is to add a button in the settings menu to ‘add a pin’ which is then asked for whenever a setting that affects security needs to be changed</w:t>
+      </w:r>
+    </w:p>
+    <w:p>
+      <w:pPr>
+        <w:pStyle w:val="ListParagraph"/>
+        <w:numPr>
+          <w:ilvl w:val="2"/>
+          <w:numId w:val="1"/>
+        </w:numPr>
+      </w:pPr>
+      <w:r>
+        <w:t>I.e. user tries to change the ability to allow HTTP – this asks for a pin if one is set up (ignores if no pin is set)</w:t>
+      </w:r>
+    </w:p>
+    <w:p>
+      <w:pPr>
+        <w:pStyle w:val="ListParagraph"/>
+        <w:numPr>
+          <w:ilvl w:val="2"/>
+          <w:numId w:val="1"/>
+        </w:numPr>
+      </w:pPr>
+      <w:r>
+        <w:t>Since main use will be parents setting up for their kids having it as part of the setup process ensures that a pin will be set</w:t>
+      </w:r>
+    </w:p>
+    <w:p>
+      <w:pPr>
+        <w:pStyle w:val="ListParagraph"/>
+        <w:numPr>
+          <w:ilvl w:val="1"/>
+          <w:numId w:val="1"/>
+        </w:numPr>
+      </w:pPr>
+      <w:r>
+        <w:t xml:space="preserve"> Require pin to be 6-digit and is only set when forced if signed into an account and user actively enables pin on start up</w:t>
+      </w:r>
+    </w:p>
+    <w:p>
+      <w:pPr>
+        <w:pStyle w:val="ListParagraph"/>
+        <w:numPr>
+          <w:ilvl w:val="1"/>
+          <w:numId w:val="1"/>
+        </w:numPr>
+      </w:pPr>
+      <w:r>
+        <w:t>Use firebase persistence mode to make sure the child cannot simply close the browser to bypass pin</w:t>
+      </w:r>
+    </w:p>
+    <w:p>
+      <w:pPr>
+        <w:pStyle w:val="ListParagraph"/>
+        <w:ind w:left="1440"/>
       </w:pPr>
     </w:p>
     <w:p>
@@ -3550,9 +3936,11 @@
           <w:numId w:val="1"/>
         </w:numPr>
       </w:pPr>
-      <w:r>
-        <w:t>Blocking non-HTTPS sites</w:t>
-      </w:r>
+      <w:bookmarkStart w:id="16" w:name="_Toc227007186"/>
+      <w:r>
+        <w:t>AI Chatbot</w:t>
+      </w:r>
+      <w:bookmarkEnd w:id="16"/>
       <w:r>
         <w:t>:</w:t>
       </w:r>
@@ -3566,7 +3954,7 @@
         </w:numPr>
       </w:pPr>
       <w:r>
-        <w:t>Ensures that all sites which are accessed are using secure transmissions and therefore have a higher likelihood of safety</w:t>
+        <w:t>Plug in Gemini AI</w:t>
       </w:r>
     </w:p>
     <w:p>
@@ -3578,12 +3966,13 @@
         </w:numPr>
       </w:pPr>
       <w:r>
-        <w:t>Was not implemented as explained but was integrated as part of the risk score</w:t>
-      </w:r>
-    </w:p>
-    <w:p>
-      <w:pPr>
-        <w:pStyle w:val="ListParagraph"/>
+        <w:t>Was not implemented</w:t>
+      </w:r>
+    </w:p>
+    <w:p>
+      <w:pPr>
+        <w:pStyle w:val="ListParagraph"/>
+        <w:ind w:left="1440"/>
       </w:pPr>
     </w:p>
     <w:p>
@@ -3594,9 +3983,11 @@
           <w:numId w:val="1"/>
         </w:numPr>
       </w:pPr>
-      <w:r>
-        <w:t>Scanning files and blocking downloads of typically malicious extensions</w:t>
-      </w:r>
+      <w:bookmarkStart w:id="17" w:name="_Toc227007187"/>
+      <w:r>
+        <w:t>Built in VPN</w:t>
+      </w:r>
+      <w:bookmarkEnd w:id="17"/>
       <w:r>
         <w:t>:</w:t>
       </w:r>
@@ -3610,7 +4001,7 @@
         </w:numPr>
       </w:pPr>
       <w:r>
-        <w:t xml:space="preserve"> i.e. .exe files</w:t>
+        <w:t>Plug into free VPN provider</w:t>
       </w:r>
     </w:p>
     <w:p>
@@ -3622,19 +4013,7 @@
         </w:numPr>
       </w:pPr>
       <w:r>
-        <w:t xml:space="preserve">Prevents any dangerous files from being downloaded accidentally </w:t>
-      </w:r>
-    </w:p>
-    <w:p>
-      <w:pPr>
-        <w:pStyle w:val="ListParagraph"/>
-        <w:numPr>
-          <w:ilvl w:val="1"/>
-          <w:numId w:val="1"/>
-        </w:numPr>
-      </w:pPr>
-      <w:r>
-        <w:t>Since the browser is targeted to children, they shouldn’t really be downloading things anyway without at least their parent’s permission; also means that they can’t be run which takes stress away from needing antivirus</w:t>
+        <w:t>Was not implemented</w:t>
       </w:r>
     </w:p>
     <w:p>
@@ -3651,22 +4030,19 @@
         </w:numPr>
       </w:pPr>
       <w:r>
-        <w:t>TLS Certificate Checking</w:t>
-      </w:r>
-      <w:r>
-        <w:t>:</w:t>
-      </w:r>
-    </w:p>
-    <w:p>
-      <w:pPr>
-        <w:pStyle w:val="ListParagraph"/>
-        <w:numPr>
-          <w:ilvl w:val="1"/>
-          <w:numId w:val="1"/>
-        </w:numPr>
-      </w:pPr>
-      <w:r>
-        <w:t>Ensures that websites can be trusted by verifying the connection is secure and encrypted</w:t>
+        <w:t>Security Dashboard</w:t>
+      </w:r>
+      <w:r>
+        <w:t xml:space="preserve"> –</w:t>
+      </w:r>
+      <w:r>
+        <w:t xml:space="preserve"> This will be a central place that users can navigate to which will store data to determine how secure their browsing habits have been. It will include things like how many times they have overridden blocks, how many times they have attempted to visit blocked sites etc. The dashboard will also be the location of where they can customise the browser, and where they will see how many experience </w:t>
+      </w:r>
+      <w:r>
+        <w:t>points</w:t>
+      </w:r>
+      <w:r>
+        <w:t xml:space="preserve"> they have and what level they are. Lastly, this will be where the quizzes and potential games are stored to allow them to gain bonus points for learning about safe browsing</w:t>
       </w:r>
     </w:p>
     <w:p>
@@ -3683,353 +4059,17 @@
         </w:numPr>
       </w:pPr>
       <w:r>
-        <w:t>Security Based Hints – The main goal of the browser is to encourage safe browsing habits within children, so by including hints and tips when there is a learning opportunity, this will engage their brains to think about what they are doing. Additionally, these hints will tie into the gamification aspect of the browser which shou</w:t>
-      </w:r>
-      <w:r>
-        <w:t>ld act as a way of engagement too.</w:t>
-      </w:r>
-    </w:p>
-    <w:p>
-      <w:pPr>
-        <w:pStyle w:val="ListParagraph"/>
-      </w:pPr>
-    </w:p>
-    <w:p>
-      <w:pPr>
-        <w:pStyle w:val="ListParagraph"/>
-        <w:numPr>
-          <w:ilvl w:val="0"/>
-          <w:numId w:val="1"/>
-        </w:numPr>
-      </w:pPr>
-      <w:r>
-        <w:t>Domain detection</w:t>
-      </w:r>
-      <w:r>
-        <w:t xml:space="preserve"> – </w:t>
-      </w:r>
-    </w:p>
-    <w:p>
-      <w:pPr>
-        <w:pStyle w:val="ListParagraph"/>
-      </w:pPr>
-    </w:p>
-    <w:p>
-      <w:pPr>
-        <w:pStyle w:val="ListParagraph"/>
-        <w:numPr>
-          <w:ilvl w:val="0"/>
-          <w:numId w:val="1"/>
-        </w:numPr>
-      </w:pPr>
-      <w:r>
-        <w:t xml:space="preserve">Override </w:t>
-      </w:r>
-      <w:r>
-        <w:t>M</w:t>
-      </w:r>
-      <w:r>
-        <w:t>ethods</w:t>
-      </w:r>
-      <w:r>
-        <w:t xml:space="preserve"> –</w:t>
-      </w:r>
-      <w:r>
-        <w:t xml:space="preserve"> Allows the browser to be used by people of all ages, rather than JUST children by giving them an override to download certain file types or </w:t>
+        <w:t>Gamification –</w:t>
+      </w:r>
+      <w:r>
+        <w:t xml:space="preserve"> </w:t>
+      </w:r>
+      <w:r>
+        <w:t xml:space="preserve">The dashboard will contain a variety of gamified aspects for the user to keep them engaged and to encourage continuous use of the browser. These will include quizzes (singular daily quiz and 10 weekly questions focussed on security and safe browsing), challenges which encourage the user to perform safe browsing actions in exchange for a reward, experience points which can be earned from a variety of sources (including the quizzes and challenges), and </w:t>
       </w:r>
       <w:r>
         <w:lastRenderedPageBreak/>
-        <w:t>access certain restricted websites etc. Also allows parents to give their children possibly temporary access to these features, maybe use something like a limited time request sent to the parent’s email or SMS, or use something like a specific pin (or have them type something like “I ACKNOWLEDGE” with an explanation pop-up so they are at least aware of the risks)</w:t>
-      </w:r>
-    </w:p>
-    <w:p>
-      <w:pPr>
-        <w:pStyle w:val="ListParagraph"/>
-      </w:pPr>
-    </w:p>
-    <w:p>
-      <w:pPr>
-        <w:pStyle w:val="ListParagraph"/>
-        <w:numPr>
-          <w:ilvl w:val="0"/>
-          <w:numId w:val="1"/>
-        </w:numPr>
-      </w:pPr>
-      <w:r>
-        <w:t>Parental</w:t>
-      </w:r>
-      <w:r>
-        <w:t xml:space="preserve"> </w:t>
-      </w:r>
-      <w:r>
-        <w:t>C</w:t>
-      </w:r>
-      <w:r>
-        <w:t>ontrols</w:t>
-      </w:r>
-      <w:r>
-        <w:t>:</w:t>
-      </w:r>
-    </w:p>
-    <w:p>
-      <w:pPr>
-        <w:pStyle w:val="ListParagraph"/>
-        <w:numPr>
-          <w:ilvl w:val="1"/>
-          <w:numId w:val="1"/>
-        </w:numPr>
-      </w:pPr>
-      <w:r>
-        <w:t xml:space="preserve"> </w:t>
-      </w:r>
-      <w:r>
-        <w:t>Considered allowing user to input date of birth on first sign in then asking for another user sign in (parent) if under 13</w:t>
-      </w:r>
-    </w:p>
-    <w:p>
-      <w:pPr>
-        <w:pStyle w:val="ListParagraph"/>
-        <w:numPr>
-          <w:ilvl w:val="2"/>
-          <w:numId w:val="1"/>
-        </w:numPr>
-      </w:pPr>
-      <w:r>
-        <w:t>Child could lie about their date of birth to not need a parent login</w:t>
-      </w:r>
-    </w:p>
-    <w:p>
-      <w:pPr>
-        <w:pStyle w:val="ListParagraph"/>
-        <w:numPr>
-          <w:ilvl w:val="2"/>
-          <w:numId w:val="1"/>
-        </w:numPr>
-      </w:pPr>
-      <w:r>
-        <w:t>Child could sign in with a separate google account they own to act as a parent without an actual parent signing in</w:t>
-      </w:r>
-    </w:p>
-    <w:p>
-      <w:pPr>
-        <w:pStyle w:val="ListParagraph"/>
-        <w:numPr>
-          <w:ilvl w:val="2"/>
-          <w:numId w:val="1"/>
-        </w:numPr>
-      </w:pPr>
-      <w:r>
-        <w:t>Requires linking 2 google accounts sign in states which makes problems in firebase</w:t>
-      </w:r>
-    </w:p>
-    <w:p>
-      <w:pPr>
-        <w:pStyle w:val="ListParagraph"/>
-        <w:numPr>
-          <w:ilvl w:val="1"/>
-          <w:numId w:val="1"/>
-        </w:numPr>
-      </w:pPr>
-      <w:r>
-        <w:t>Workaround is to add a button in the settings menu to ‘add a pin’ which is then asked for whenever a setting that affects security needs to be changed</w:t>
-      </w:r>
-    </w:p>
-    <w:p>
-      <w:pPr>
-        <w:pStyle w:val="ListParagraph"/>
-        <w:numPr>
-          <w:ilvl w:val="2"/>
-          <w:numId w:val="1"/>
-        </w:numPr>
-      </w:pPr>
-      <w:r>
-        <w:t>I.e. user tries to change the ability to allow HTTP – this asks for a pin if one is set up (ignores if no pin is set)</w:t>
-      </w:r>
-    </w:p>
-    <w:p>
-      <w:pPr>
-        <w:pStyle w:val="ListParagraph"/>
-        <w:numPr>
-          <w:ilvl w:val="2"/>
-          <w:numId w:val="1"/>
-        </w:numPr>
-      </w:pPr>
-      <w:r>
-        <w:t>Since main use will be parents setting up for their kids having it as part of the setup process ensures that a pin will be set</w:t>
-      </w:r>
-    </w:p>
-    <w:p>
-      <w:pPr>
-        <w:pStyle w:val="ListParagraph"/>
-        <w:numPr>
-          <w:ilvl w:val="1"/>
-          <w:numId w:val="1"/>
-        </w:numPr>
-      </w:pPr>
-      <w:r>
-        <w:t xml:space="preserve"> Require pin to be 6-digit and is only set when forced if signed into an account and user actively enables pin on start up</w:t>
-      </w:r>
-    </w:p>
-    <w:p>
-      <w:pPr>
-        <w:pStyle w:val="ListParagraph"/>
-        <w:numPr>
-          <w:ilvl w:val="1"/>
-          <w:numId w:val="1"/>
-        </w:numPr>
-      </w:pPr>
-      <w:r>
-        <w:t>Use firebase persistence mode to make sure the child cannot simply close the browser to bypass pin</w:t>
-      </w:r>
-    </w:p>
-    <w:p>
-      <w:pPr>
-        <w:pStyle w:val="ListParagraph"/>
-        <w:ind w:left="1440"/>
-      </w:pPr>
-    </w:p>
-    <w:p>
-      <w:pPr>
-        <w:pStyle w:val="ListParagraph"/>
-        <w:numPr>
-          <w:ilvl w:val="0"/>
-          <w:numId w:val="1"/>
-        </w:numPr>
-      </w:pPr>
-      <w:bookmarkStart w:id="16" w:name="_Toc227007186"/>
-      <w:r>
-        <w:t>AI Chatbot</w:t>
-      </w:r>
-      <w:bookmarkEnd w:id="16"/>
-      <w:r>
-        <w:t>:</w:t>
-      </w:r>
-    </w:p>
-    <w:p>
-      <w:pPr>
-        <w:pStyle w:val="ListParagraph"/>
-        <w:numPr>
-          <w:ilvl w:val="1"/>
-          <w:numId w:val="1"/>
-        </w:numPr>
-      </w:pPr>
-      <w:r>
-        <w:t>Plug in Gemini AI</w:t>
-      </w:r>
-    </w:p>
-    <w:p>
-      <w:pPr>
-        <w:pStyle w:val="ListParagraph"/>
-        <w:numPr>
-          <w:ilvl w:val="1"/>
-          <w:numId w:val="1"/>
-        </w:numPr>
-      </w:pPr>
-      <w:r>
-        <w:t>Was not implemented</w:t>
-      </w:r>
-    </w:p>
-    <w:p>
-      <w:pPr>
-        <w:pStyle w:val="ListParagraph"/>
-        <w:ind w:left="1440"/>
-      </w:pPr>
-    </w:p>
-    <w:p>
-      <w:pPr>
-        <w:pStyle w:val="ListParagraph"/>
-        <w:numPr>
-          <w:ilvl w:val="0"/>
-          <w:numId w:val="1"/>
-        </w:numPr>
-      </w:pPr>
-      <w:bookmarkStart w:id="17" w:name="_Toc227007187"/>
-      <w:r>
-        <w:t>Built in VPN</w:t>
-      </w:r>
-      <w:bookmarkEnd w:id="17"/>
-      <w:r>
-        <w:t>:</w:t>
-      </w:r>
-    </w:p>
-    <w:p>
-      <w:pPr>
-        <w:pStyle w:val="ListParagraph"/>
-        <w:numPr>
-          <w:ilvl w:val="1"/>
-          <w:numId w:val="1"/>
-        </w:numPr>
-      </w:pPr>
-      <w:r>
-        <w:t>Plug into free VPN provider</w:t>
-      </w:r>
-    </w:p>
-    <w:p>
-      <w:pPr>
-        <w:pStyle w:val="ListParagraph"/>
-        <w:numPr>
-          <w:ilvl w:val="1"/>
-          <w:numId w:val="1"/>
-        </w:numPr>
-      </w:pPr>
-      <w:r>
-        <w:t>Was not implemented</w:t>
-      </w:r>
-    </w:p>
-    <w:p>
-      <w:pPr>
-        <w:pStyle w:val="ListParagraph"/>
-      </w:pPr>
-    </w:p>
-    <w:p>
-      <w:pPr>
-        <w:pStyle w:val="ListParagraph"/>
-        <w:numPr>
-          <w:ilvl w:val="0"/>
-          <w:numId w:val="1"/>
-        </w:numPr>
-      </w:pPr>
-      <w:r>
-        <w:t>Security Dashboard</w:t>
-      </w:r>
-      <w:r>
-        <w:t xml:space="preserve"> –</w:t>
-      </w:r>
-      <w:r>
-        <w:t xml:space="preserve"> This will be a central place that users can navigate to which will store data to determine how secure their browsing habits have been. It will include things like how many times they have overridden blocks, how many times they have attempted to visit blocked sites etc. The dashboard will also be the location of where they can customise the browser, and where they will see how many experience </w:t>
-      </w:r>
-      <w:r>
-        <w:t>points</w:t>
-      </w:r>
-      <w:r>
-        <w:t xml:space="preserve"> they have and what level they are. Lastly, this will be </w:t>
-      </w:r>
-      <w:r>
-        <w:lastRenderedPageBreak/>
-        <w:t>where the quizzes and potential games are stored to allow them to gain bonus points for learning about safe browsing</w:t>
-      </w:r>
-    </w:p>
-    <w:p>
-      <w:pPr>
-        <w:pStyle w:val="ListParagraph"/>
-      </w:pPr>
-    </w:p>
-    <w:p>
-      <w:pPr>
-        <w:pStyle w:val="ListParagraph"/>
-        <w:numPr>
-          <w:ilvl w:val="0"/>
-          <w:numId w:val="1"/>
-        </w:numPr>
-      </w:pPr>
-      <w:r>
-        <w:t>Gamification –</w:t>
-      </w:r>
-      <w:r>
-        <w:t xml:space="preserve"> </w:t>
-      </w:r>
-      <w:r>
-        <w:t>The dashboard will contain a variety of gamified aspects for the user to keep them engaged and to encourage continuous use of the browser. These will include quizzes (singular daily quiz and 10 weekly questions focussed on security and safe browsing), challenges which encourage the user to perform safe browsing actions in exchange for a reward, experience points which can be earned from a variety of sources (including the quizzes and challenges), and cosmetic unlocks which encourage the user to level up their account, providing unique customisation which they can look forward to unlocking.</w:t>
+        <w:t>cosmetic unlocks which encourage the user to level up their account, providing unique customisation which they can look forward to unlocking.</w:t>
       </w:r>
     </w:p>
     <w:p>
@@ -4203,37 +4243,37 @@
           <w:sz w:val="36"/>
           <w:szCs w:val="36"/>
         </w:rPr>
+        <w:t>Testing</w:t>
+      </w:r>
+      <w:bookmarkEnd w:id="19"/>
+    </w:p>
+    <w:p>
+      <w:r>
+        <w:t>This section will detail the entire testing methodology, including who was chosen and why, what kind of tests were performed, what feedback was provided from participants, and how the provided feedback was used to make improvements to the project.</w:t>
+      </w:r>
+    </w:p>
+    <w:p>
+      <w:pPr>
+        <w:pStyle w:val="ListParagraph"/>
+        <w:numPr>
+          <w:ilvl w:val="0"/>
+          <w:numId w:val="1"/>
+        </w:numPr>
+      </w:pPr>
+      <w:r>
+        <w:t>Will get several people to test the browser and answer a Google Form with a variety of questions to get an understanding of what they like and what should change</w:t>
+      </w:r>
+    </w:p>
+    <w:p>
+      <w:pPr>
+        <w:pStyle w:val="ListParagraph"/>
+        <w:numPr>
+          <w:ilvl w:val="0"/>
+          <w:numId w:val="1"/>
+        </w:numPr>
+      </w:pPr>
+      <w:r>
         <w:lastRenderedPageBreak/>
-        <w:t>Testing</w:t>
-      </w:r>
-      <w:bookmarkEnd w:id="19"/>
-    </w:p>
-    <w:p>
-      <w:r>
-        <w:t>This section will detail the entire testing methodology, including who was chosen and why, what kind of tests were performed, what feedback was provided from participants, and how the provided feedback was used to make improvements to the project.</w:t>
-      </w:r>
-    </w:p>
-    <w:p>
-      <w:pPr>
-        <w:pStyle w:val="ListParagraph"/>
-        <w:numPr>
-          <w:ilvl w:val="0"/>
-          <w:numId w:val="1"/>
-        </w:numPr>
-      </w:pPr>
-      <w:r>
-        <w:t>Will get several people to test the browser and answer a Google Form with a variety of questions to get an understanding of what they like and what should change</w:t>
-      </w:r>
-    </w:p>
-    <w:p>
-      <w:pPr>
-        <w:pStyle w:val="ListParagraph"/>
-        <w:numPr>
-          <w:ilvl w:val="0"/>
-          <w:numId w:val="1"/>
-        </w:numPr>
-      </w:pPr>
-      <w:r>
         <w:t>Test both initial wireframes (so I can change before proper development begins), and with the final design (so I can make changes before the VIVA and final presentation)</w:t>
       </w:r>
     </w:p>
@@ -4422,6 +4462,7 @@
           <w:sz w:val="32"/>
           <w:szCs w:val="32"/>
         </w:rPr>
+        <w:lastRenderedPageBreak/>
         <w:t>Database</w:t>
       </w:r>
       <w:bookmarkEnd w:id="22"/>
@@ -4828,6 +4869,7 @@
         </w:numPr>
       </w:pPr>
       <w:r>
+        <w:lastRenderedPageBreak/>
         <w:t>Disabled</w:t>
       </w:r>
     </w:p>
@@ -5133,7 +5175,6 @@
         </w:numPr>
       </w:pPr>
       <w:r>
-        <w:lastRenderedPageBreak/>
         <w:t>When first starting the browser, it should ask the user to sign into a google account, or browse as guest – this allows private browsing</w:t>
       </w:r>
     </w:p>
@@ -5162,6 +5203,7 @@
           <w:sz w:val="32"/>
           <w:szCs w:val="32"/>
         </w:rPr>
+        <w:lastRenderedPageBreak/>
         <w:t>Risk Score Calculation</w:t>
       </w:r>
       <w:bookmarkEnd w:id="24"/>
@@ -5295,7 +5337,15 @@
         </w:numPr>
       </w:pPr>
       <w:r>
-        <w:t>If it contains ‘xn--’ which indicates a homograph attack since browsers represent Unicode as that</w:t>
+        <w:t>If it contains ‘</w:t>
+      </w:r>
+      <w:proofErr w:type="spellStart"/>
+      <w:r>
+        <w:t>xn</w:t>
+      </w:r>
+      <w:proofErr w:type="spellEnd"/>
+      <w:r>
+        <w:t>--’ which indicates a homograph attack since browsers represent Unicode as that</w:t>
       </w:r>
     </w:p>
     <w:p>
@@ -5379,7 +5429,15 @@
         </w:numPr>
       </w:pPr>
       <w:r>
-        <w:t>Runs the domain name through a WhoIs search and adds to the risk score if the age of the domain is relatively new:</w:t>
+        <w:t xml:space="preserve">Runs the domain name through a </w:t>
+      </w:r>
+      <w:proofErr w:type="spellStart"/>
+      <w:r>
+        <w:t>WhoIs</w:t>
+      </w:r>
+      <w:proofErr w:type="spellEnd"/>
+      <w:r>
+        <w:t xml:space="preserve"> search and adds to the risk score if the age of the domain is relatively new:</w:t>
       </w:r>
     </w:p>
     <w:p>
@@ -5454,8 +5512,61 @@
         </w:numPr>
       </w:pPr>
       <w:r>
+        <w:t>Checks all the HTTP headers from the website and adds to the risk score depending on whether they are there or not (or vice versa for some which are dangerous to have)</w:t>
+      </w:r>
+    </w:p>
+    <w:p>
+      <w:pPr>
+        <w:pStyle w:val="ListParagraph"/>
+        <w:numPr>
+          <w:ilvl w:val="3"/>
+          <w:numId w:val="1"/>
+        </w:numPr>
+      </w:pPr>
+      <w:r>
+        <w:t>Used the following site to get all the headers that could be present:</w:t>
+      </w:r>
+    </w:p>
+    <w:p>
+      <w:pPr>
+        <w:pStyle w:val="ListParagraph"/>
+        <w:numPr>
+          <w:ilvl w:val="4"/>
+          <w:numId w:val="1"/>
+        </w:numPr>
+      </w:pPr>
+      <w:r>
+        <w:t>https://cheatsheetseries.owasp.org/cheatsheets/HTTP_Headers_Cheat_Sheet.html</w:t>
+      </w:r>
+    </w:p>
+    <w:p>
+      <w:pPr>
+        <w:pStyle w:val="ListParagraph"/>
+        <w:numPr>
+          <w:ilvl w:val="3"/>
+          <w:numId w:val="1"/>
+        </w:numPr>
+      </w:pPr>
+      <w:r>
         <w:lastRenderedPageBreak/>
-        <w:t>Checks all the HTTP headers from the website and adds to the risk score depending on whether they are there or not (or vice versa for some which are dangerous to have)</w:t>
+        <w:t>Filtered through to then determine which headers are security-focussed and which ones aren’t to make sure there wasn’t excessive flagging</w:t>
+      </w:r>
+    </w:p>
+    <w:p>
+      <w:pPr>
+        <w:pStyle w:val="ListParagraph"/>
+        <w:numPr>
+          <w:ilvl w:val="2"/>
+          <w:numId w:val="1"/>
+        </w:numPr>
+      </w:pPr>
+      <w:proofErr w:type="spellStart"/>
+      <w:r>
+        <w:t>Typosquatting</w:t>
+      </w:r>
+      <w:proofErr w:type="spellEnd"/>
+      <w:r>
+        <w:t xml:space="preserve"> check:</w:t>
       </w:r>
     </w:p>
     <w:p>
@@ -5467,59 +5578,21 @@
         </w:numPr>
       </w:pPr>
       <w:r>
-        <w:t>Used the following site to get all the headers that could be present:</w:t>
-      </w:r>
-    </w:p>
-    <w:p>
-      <w:pPr>
-        <w:pStyle w:val="ListParagraph"/>
-        <w:numPr>
-          <w:ilvl w:val="4"/>
-          <w:numId w:val="1"/>
-        </w:numPr>
-      </w:pPr>
-      <w:r>
-        <w:t>https://cheatsheetseries.owasp.org/cheatsheets/HTTP_Headers_Cheat_Sheet.html</w:t>
-      </w:r>
-    </w:p>
-    <w:p>
-      <w:pPr>
-        <w:pStyle w:val="ListParagraph"/>
-        <w:numPr>
-          <w:ilvl w:val="3"/>
-          <w:numId w:val="1"/>
-        </w:numPr>
-      </w:pPr>
-      <w:r>
-        <w:t>Filtered through to then determine which headers are security-focussed and which ones aren’t to make sure there wasn’t excessive flagging</w:t>
-      </w:r>
-    </w:p>
-    <w:p>
-      <w:pPr>
-        <w:pStyle w:val="ListParagraph"/>
-        <w:numPr>
-          <w:ilvl w:val="2"/>
-          <w:numId w:val="1"/>
-        </w:numPr>
-      </w:pPr>
-      <w:r>
-        <w:t>Typosquatting check:</w:t>
-      </w:r>
-    </w:p>
-    <w:p>
-      <w:pPr>
-        <w:pStyle w:val="ListParagraph"/>
-        <w:numPr>
-          <w:ilvl w:val="3"/>
-          <w:numId w:val="1"/>
-        </w:numPr>
-      </w:pPr>
-      <w:r>
-        <w:t xml:space="preserve">Utilises the npm Talisman package and the built-in </w:t>
-      </w:r>
+        <w:t xml:space="preserve">Utilises the </w:t>
+      </w:r>
+      <w:proofErr w:type="spellStart"/>
+      <w:r>
+        <w:t>npm</w:t>
+      </w:r>
+      <w:proofErr w:type="spellEnd"/>
+      <w:r>
+        <w:t xml:space="preserve"> Talisman package and the built-in </w:t>
+      </w:r>
+      <w:proofErr w:type="spellStart"/>
       <w:r>
         <w:t>damerauLevenshtein</w:t>
       </w:r>
+      <w:proofErr w:type="spellEnd"/>
       <w:r>
         <w:t xml:space="preserve"> to determine how close the URL is to a known URL:</w:t>
       </w:r>
@@ -5579,7 +5652,47 @@
         </w:numPr>
       </w:pPr>
       <w:r>
-        <w:t>Opted to use Talisman over other npm packages (fast-levenshtein, js-levenshtein etc.) as it has the largest library and is the best for swapped letters due to using Damerau-Levenshtein algorithm instead of just Levenshtein algorithm</w:t>
+        <w:t xml:space="preserve">Opted to use Talisman over other </w:t>
+      </w:r>
+      <w:proofErr w:type="spellStart"/>
+      <w:r>
+        <w:t>npm</w:t>
+      </w:r>
+      <w:proofErr w:type="spellEnd"/>
+      <w:r>
+        <w:t xml:space="preserve"> packages (fast-</w:t>
+      </w:r>
+      <w:proofErr w:type="spellStart"/>
+      <w:r>
+        <w:t>levenshtein</w:t>
+      </w:r>
+      <w:proofErr w:type="spellEnd"/>
+      <w:r>
+        <w:t xml:space="preserve">, </w:t>
+      </w:r>
+      <w:proofErr w:type="spellStart"/>
+      <w:r>
+        <w:t>js-levenshtein</w:t>
+      </w:r>
+      <w:proofErr w:type="spellEnd"/>
+      <w:r>
+        <w:t xml:space="preserve"> etc.) as it has the largest library and is the best for swapped letters due to using </w:t>
+      </w:r>
+      <w:proofErr w:type="spellStart"/>
+      <w:r>
+        <w:t>Damerau-Levenshtein</w:t>
+      </w:r>
+      <w:proofErr w:type="spellEnd"/>
+      <w:r>
+        <w:t xml:space="preserve"> algorithm instead of just </w:t>
+      </w:r>
+      <w:proofErr w:type="spellStart"/>
+      <w:r>
+        <w:t>Levenshtein</w:t>
+      </w:r>
+      <w:proofErr w:type="spellEnd"/>
+      <w:r>
+        <w:t xml:space="preserve"> algorithm</w:t>
       </w:r>
     </w:p>
     <w:p>
@@ -5627,7 +5740,15 @@
         </w:numPr>
       </w:pPr>
       <w:r>
-        <w:t>Used the following source to identify which domains should be included in knownDomains as they are highest risk:</w:t>
+        <w:t xml:space="preserve">Used the following source to identify which domains should be included in </w:t>
+      </w:r>
+      <w:proofErr w:type="spellStart"/>
+      <w:r>
+        <w:t>knownDomains</w:t>
+      </w:r>
+      <w:proofErr w:type="spellEnd"/>
+      <w:r>
+        <w:t xml:space="preserve"> as they are highest risk:</w:t>
       </w:r>
     </w:p>
     <w:p>

--- a/COMP3000 Final Document.docx
+++ b/COMP3000 Final Document.docx
@@ -283,7 +283,7 @@
           <w:szCs w:val="32"/>
         </w:rPr>
       </w:pPr>
-      <w:bookmarkStart w:id="0" w:name="_Toc227524653"/>
+      <w:bookmarkStart w:id="0" w:name="_Toc227600060"/>
       <w:r>
         <w:rPr>
           <w:rFonts w:ascii="Arial" w:hAnsi="Arial" w:cs="Arial"/>
@@ -345,7 +345,7 @@
           <w:szCs w:val="32"/>
         </w:rPr>
       </w:pPr>
-      <w:bookmarkStart w:id="1" w:name="_Toc227524654"/>
+      <w:bookmarkStart w:id="1" w:name="_Toc227600061"/>
       <w:r>
         <w:rPr>
           <w:rFonts w:ascii="Arial" w:hAnsi="Arial" w:cs="Arial"/>
@@ -493,7 +493,7 @@
           <w:szCs w:val="21"/>
         </w:rPr>
       </w:pPr>
-      <w:bookmarkStart w:id="2" w:name="_Toc227524655"/>
+      <w:bookmarkStart w:id="2" w:name="_Toc227600062"/>
       <w:r>
         <w:rPr>
           <w:rFonts w:ascii="Arial" w:hAnsi="Arial" w:cs="Arial"/>
@@ -593,7 +593,7 @@
             </w:rPr>
             <w:fldChar w:fldCharType="separate"/>
           </w:r>
-          <w:hyperlink w:anchor="_Toc227524653" w:history="1">
+          <w:hyperlink w:anchor="_Toc227600060" w:history="1">
             <w:r>
               <w:rPr>
                 <w:rStyle w:val="Hyperlink"/>
@@ -621,7 +621,7 @@
                 <w:noProof/>
                 <w:webHidden/>
               </w:rPr>
-              <w:instrText xml:space="preserve"> PAGEREF _Toc227524653 \h </w:instrText>
+              <w:instrText xml:space="preserve"> PAGEREF _Toc227600060 \h </w:instrText>
             </w:r>
             <w:r>
               <w:rPr>
@@ -668,7 +668,7 @@
               <w:lang w:eastAsia="en-GB"/>
             </w:rPr>
           </w:pPr>
-          <w:hyperlink w:anchor="_Toc227524654" w:history="1">
+          <w:hyperlink w:anchor="_Toc227600061" w:history="1">
             <w:r>
               <w:rPr>
                 <w:rStyle w:val="Hyperlink"/>
@@ -696,7 +696,7 @@
                 <w:noProof/>
                 <w:webHidden/>
               </w:rPr>
-              <w:instrText xml:space="preserve"> PAGEREF _Toc227524654 \h </w:instrText>
+              <w:instrText xml:space="preserve"> PAGEREF _Toc227600061 \h </w:instrText>
             </w:r>
             <w:r>
               <w:rPr>
@@ -743,7 +743,7 @@
               <w:lang w:eastAsia="en-GB"/>
             </w:rPr>
           </w:pPr>
-          <w:hyperlink w:anchor="_Toc227524655" w:history="1">
+          <w:hyperlink w:anchor="_Toc227600062" w:history="1">
             <w:r>
               <w:rPr>
                 <w:rStyle w:val="Hyperlink"/>
@@ -771,7 +771,7 @@
                 <w:noProof/>
                 <w:webHidden/>
               </w:rPr>
-              <w:instrText xml:space="preserve"> PAGEREF _Toc227524655 \h </w:instrText>
+              <w:instrText xml:space="preserve"> PAGEREF _Toc227600062 \h </w:instrText>
             </w:r>
             <w:r>
               <w:rPr>
@@ -818,7 +818,7 @@
               <w:lang w:eastAsia="en-GB"/>
             </w:rPr>
           </w:pPr>
-          <w:hyperlink w:anchor="_Toc227524656" w:history="1">
+          <w:hyperlink w:anchor="_Toc227600063" w:history="1">
             <w:r>
               <w:rPr>
                 <w:rStyle w:val="Hyperlink"/>
@@ -846,7 +846,7 @@
                 <w:noProof/>
                 <w:webHidden/>
               </w:rPr>
-              <w:instrText xml:space="preserve"> PAGEREF _Toc227524656 \h </w:instrText>
+              <w:instrText xml:space="preserve"> PAGEREF _Toc227600063 \h </w:instrText>
             </w:r>
             <w:r>
               <w:rPr>
@@ -893,12 +893,13 @@
               <w:lang w:eastAsia="en-GB"/>
             </w:rPr>
           </w:pPr>
-          <w:hyperlink w:anchor="_Toc227524657" w:history="1">
+          <w:hyperlink w:anchor="_Toc227600064" w:history="1">
             <w:r>
               <w:rPr>
                 <w:rStyle w:val="Hyperlink"/>
                 <w:rFonts w:ascii="Arial" w:hAnsi="Arial" w:cs="Arial"/>
                 <w:noProof/>
+                <w:highlight w:val="green"/>
               </w:rPr>
               <w:t>1 Introduction</w:t>
             </w:r>
@@ -921,7 +922,7 @@
                 <w:noProof/>
                 <w:webHidden/>
               </w:rPr>
-              <w:instrText xml:space="preserve"> PAGEREF _Toc227524657 \h </w:instrText>
+              <w:instrText xml:space="preserve"> PAGEREF _Toc227600064 \h </w:instrText>
             </w:r>
             <w:r>
               <w:rPr>
@@ -968,13 +969,27 @@
               <w:lang w:eastAsia="en-GB"/>
             </w:rPr>
           </w:pPr>
-          <w:hyperlink w:anchor="_Toc227524658" w:history="1">
+          <w:hyperlink w:anchor="_Toc227600065" w:history="1">
             <w:r>
               <w:rPr>
                 <w:rStyle w:val="Hyperlink"/>
                 <w:noProof/>
               </w:rPr>
-              <w:t>2 Background, Objectives, and Deliverables</w:t>
+              <w:t>2 Background, Objecti</w:t>
+            </w:r>
+            <w:r>
+              <w:rPr>
+                <w:rStyle w:val="Hyperlink"/>
+                <w:noProof/>
+              </w:rPr>
+              <w:t>v</w:t>
+            </w:r>
+            <w:r>
+              <w:rPr>
+                <w:rStyle w:val="Hyperlink"/>
+                <w:noProof/>
+              </w:rPr>
+              <w:t>es, and Deliverables</w:t>
             </w:r>
             <w:r>
               <w:rPr>
@@ -995,7 +1010,7 @@
                 <w:noProof/>
                 <w:webHidden/>
               </w:rPr>
-              <w:instrText xml:space="preserve"> PAGEREF _Toc227524658 \h </w:instrText>
+              <w:instrText xml:space="preserve"> PAGEREF _Toc227600065 \h </w:instrText>
             </w:r>
             <w:r>
               <w:rPr>
@@ -1042,7 +1057,7 @@
               <w:lang w:eastAsia="en-GB"/>
             </w:rPr>
           </w:pPr>
-          <w:hyperlink w:anchor="_Toc227524659" w:history="1">
+          <w:hyperlink w:anchor="_Toc227600066" w:history="1">
             <w:r>
               <w:rPr>
                 <w:rStyle w:val="Hyperlink"/>
@@ -1071,7 +1086,7 @@
                 <w:noProof/>
                 <w:webHidden/>
               </w:rPr>
-              <w:instrText xml:space="preserve"> PAGEREF _Toc227524659 \h </w:instrText>
+              <w:instrText xml:space="preserve"> PAGEREF _Toc227600066 \h </w:instrText>
             </w:r>
             <w:r>
               <w:rPr>
@@ -1116,7 +1131,7 @@
               <w:lang w:eastAsia="en-GB"/>
             </w:rPr>
           </w:pPr>
-          <w:hyperlink w:anchor="_Toc227524660" w:history="1">
+          <w:hyperlink w:anchor="_Toc227600067" w:history="1">
             <w:r>
               <w:rPr>
                 <w:rStyle w:val="Hyperlink"/>
@@ -1126,7 +1141,18 @@
                 <w:iCs/>
                 <w:noProof/>
               </w:rPr>
-              <w:t>2.1.1 Issues</w:t>
+              <w:t>2.1.1 Issue</w:t>
+            </w:r>
+            <w:r>
+              <w:rPr>
+                <w:rStyle w:val="Hyperlink"/>
+                <w:b/>
+                <w:bCs/>
+                <w:i/>
+                <w:iCs/>
+                <w:noProof/>
+              </w:rPr>
+              <w:t>s</w:t>
             </w:r>
             <w:r>
               <w:rPr>
@@ -1147,7 +1173,7 @@
                 <w:noProof/>
                 <w:webHidden/>
               </w:rPr>
-              <w:instrText xml:space="preserve"> PAGEREF _Toc227524660 \h </w:instrText>
+              <w:instrText xml:space="preserve"> PAGEREF _Toc227600067 \h </w:instrText>
             </w:r>
             <w:r>
               <w:rPr>
@@ -1192,7 +1218,7 @@
               <w:lang w:eastAsia="en-GB"/>
             </w:rPr>
           </w:pPr>
-          <w:hyperlink w:anchor="_Toc227524661" w:history="1">
+          <w:hyperlink w:anchor="_Toc227600068" w:history="1">
             <w:r>
               <w:rPr>
                 <w:rStyle w:val="Hyperlink"/>
@@ -1223,7 +1249,7 @@
                 <w:noProof/>
                 <w:webHidden/>
               </w:rPr>
-              <w:instrText xml:space="preserve"> PAGEREF _Toc227524661 \h </w:instrText>
+              <w:instrText xml:space="preserve"> PAGEREF _Toc227600068 \h </w:instrText>
             </w:r>
             <w:r>
               <w:rPr>
@@ -1270,7 +1296,7 @@
               <w:lang w:eastAsia="en-GB"/>
             </w:rPr>
           </w:pPr>
-          <w:hyperlink w:anchor="_Toc227524662" w:history="1">
+          <w:hyperlink w:anchor="_Toc227600069" w:history="1">
             <w:r>
               <w:rPr>
                 <w:rStyle w:val="Hyperlink"/>
@@ -1298,7 +1324,7 @@
                 <w:noProof/>
                 <w:webHidden/>
               </w:rPr>
-              <w:instrText xml:space="preserve"> PAGEREF _Toc227524662 \h </w:instrText>
+              <w:instrText xml:space="preserve"> PAGEREF _Toc227600069 \h </w:instrText>
             </w:r>
             <w:r>
               <w:rPr>
@@ -1318,7 +1344,7 @@
                 <w:noProof/>
                 <w:webHidden/>
               </w:rPr>
-              <w:t>8</w:t>
+              <w:t>7</w:t>
             </w:r>
             <w:r>
               <w:rPr>
@@ -1345,7 +1371,7 @@
               <w:lang w:eastAsia="en-GB"/>
             </w:rPr>
           </w:pPr>
-          <w:hyperlink w:anchor="_Toc227524663" w:history="1">
+          <w:hyperlink w:anchor="_Toc227600070" w:history="1">
             <w:r>
               <w:rPr>
                 <w:rStyle w:val="Hyperlink"/>
@@ -1375,7 +1401,7 @@
                 <w:noProof/>
                 <w:webHidden/>
               </w:rPr>
-              <w:instrText xml:space="preserve"> PAGEREF _Toc227524663 \h </w:instrText>
+              <w:instrText xml:space="preserve"> PAGEREF _Toc227600070 \h </w:instrText>
             </w:r>
             <w:r>
               <w:rPr>
@@ -1420,7 +1446,7 @@
               <w:lang w:eastAsia="en-GB"/>
             </w:rPr>
           </w:pPr>
-          <w:hyperlink w:anchor="_Toc227524664" w:history="1">
+          <w:hyperlink w:anchor="_Toc227600071" w:history="1">
             <w:r>
               <w:rPr>
                 <w:rStyle w:val="Hyperlink"/>
@@ -1452,7 +1478,7 @@
                 <w:noProof/>
                 <w:webHidden/>
               </w:rPr>
-              <w:instrText xml:space="preserve"> PAGEREF _Toc227524664 \h </w:instrText>
+              <w:instrText xml:space="preserve"> PAGEREF _Toc227600071 \h </w:instrText>
             </w:r>
             <w:r>
               <w:rPr>
@@ -1497,7 +1523,7 @@
               <w:lang w:eastAsia="en-GB"/>
             </w:rPr>
           </w:pPr>
-          <w:hyperlink w:anchor="_Toc227524665" w:history="1">
+          <w:hyperlink w:anchor="_Toc227600072" w:history="1">
             <w:r>
               <w:rPr>
                 <w:rStyle w:val="Hyperlink"/>
@@ -1529,7 +1555,7 @@
                 <w:noProof/>
                 <w:webHidden/>
               </w:rPr>
-              <w:instrText xml:space="preserve"> PAGEREF _Toc227524665 \h </w:instrText>
+              <w:instrText xml:space="preserve"> PAGEREF _Toc227600072 \h </w:instrText>
             </w:r>
             <w:r>
               <w:rPr>
@@ -1574,7 +1600,7 @@
               <w:lang w:eastAsia="en-GB"/>
             </w:rPr>
           </w:pPr>
-          <w:hyperlink w:anchor="_Toc227524666" w:history="1">
+          <w:hyperlink w:anchor="_Toc227600073" w:history="1">
             <w:r>
               <w:rPr>
                 <w:rStyle w:val="Hyperlink"/>
@@ -1606,7 +1632,7 @@
                 <w:noProof/>
                 <w:webHidden/>
               </w:rPr>
-              <w:instrText xml:space="preserve"> PAGEREF _Toc227524666 \h </w:instrText>
+              <w:instrText xml:space="preserve"> PAGEREF _Toc227600073 \h </w:instrText>
             </w:r>
             <w:r>
               <w:rPr>
@@ -1651,7 +1677,7 @@
               <w:lang w:eastAsia="en-GB"/>
             </w:rPr>
           </w:pPr>
-          <w:hyperlink w:anchor="_Toc227524667" w:history="1">
+          <w:hyperlink w:anchor="_Toc227600074" w:history="1">
             <w:r>
               <w:rPr>
                 <w:rStyle w:val="Hyperlink"/>
@@ -1683,7 +1709,7 @@
                 <w:noProof/>
                 <w:webHidden/>
               </w:rPr>
-              <w:instrText xml:space="preserve"> PAGEREF _Toc227524667 \h </w:instrText>
+              <w:instrText xml:space="preserve"> PAGEREF _Toc227600074 \h </w:instrText>
             </w:r>
             <w:r>
               <w:rPr>
@@ -1730,7 +1756,7 @@
               <w:lang w:eastAsia="en-GB"/>
             </w:rPr>
           </w:pPr>
-          <w:hyperlink w:anchor="_Toc227524668" w:history="1">
+          <w:hyperlink w:anchor="_Toc227600075" w:history="1">
             <w:r>
               <w:rPr>
                 <w:rStyle w:val="Hyperlink"/>
@@ -1760,7 +1786,7 @@
                 <w:noProof/>
                 <w:webHidden/>
               </w:rPr>
-              <w:instrText xml:space="preserve"> PAGEREF _Toc227524668 \h </w:instrText>
+              <w:instrText xml:space="preserve"> PAGEREF _Toc227600075 \h </w:instrText>
             </w:r>
             <w:r>
               <w:rPr>
@@ -1807,7 +1833,7 @@
               <w:lang w:eastAsia="en-GB"/>
             </w:rPr>
           </w:pPr>
-          <w:hyperlink w:anchor="_Toc227524669" w:history="1">
+          <w:hyperlink w:anchor="_Toc227600076" w:history="1">
             <w:r>
               <w:rPr>
                 <w:rStyle w:val="Hyperlink"/>
@@ -1837,7 +1863,7 @@
                 <w:noProof/>
                 <w:webHidden/>
               </w:rPr>
-              <w:instrText xml:space="preserve"> PAGEREF _Toc227524669 \h </w:instrText>
+              <w:instrText xml:space="preserve"> PAGEREF _Toc227600076 \h </w:instrText>
             </w:r>
             <w:r>
               <w:rPr>
@@ -1882,7 +1908,7 @@
               <w:lang w:eastAsia="en-GB"/>
             </w:rPr>
           </w:pPr>
-          <w:hyperlink w:anchor="_Toc227524670" w:history="1">
+          <w:hyperlink w:anchor="_Toc227600077" w:history="1">
             <w:r>
               <w:rPr>
                 <w:rStyle w:val="Hyperlink"/>
@@ -1914,7 +1940,7 @@
                 <w:noProof/>
                 <w:webHidden/>
               </w:rPr>
-              <w:instrText xml:space="preserve"> PAGEREF _Toc227524670 \h </w:instrText>
+              <w:instrText xml:space="preserve"> PAGEREF _Toc227600077 \h </w:instrText>
             </w:r>
             <w:r>
               <w:rPr>
@@ -1959,7 +1985,7 @@
               <w:lang w:eastAsia="en-GB"/>
             </w:rPr>
           </w:pPr>
-          <w:hyperlink w:anchor="_Toc227524671" w:history="1">
+          <w:hyperlink w:anchor="_Toc227600078" w:history="1">
             <w:r>
               <w:rPr>
                 <w:rStyle w:val="Hyperlink"/>
@@ -1991,7 +2017,7 @@
                 <w:noProof/>
                 <w:webHidden/>
               </w:rPr>
-              <w:instrText xml:space="preserve"> PAGEREF _Toc227524671 \h </w:instrText>
+              <w:instrText xml:space="preserve"> PAGEREF _Toc227600078 \h </w:instrText>
             </w:r>
             <w:r>
               <w:rPr>
@@ -2036,7 +2062,7 @@
               <w:lang w:eastAsia="en-GB"/>
             </w:rPr>
           </w:pPr>
-          <w:hyperlink w:anchor="_Toc227524672" w:history="1">
+          <w:hyperlink w:anchor="_Toc227600079" w:history="1">
             <w:r>
               <w:rPr>
                 <w:rStyle w:val="Hyperlink"/>
@@ -2068,7 +2094,7 @@
                 <w:noProof/>
                 <w:webHidden/>
               </w:rPr>
-              <w:instrText xml:space="preserve"> PAGEREF _Toc227524672 \h </w:instrText>
+              <w:instrText xml:space="preserve"> PAGEREF _Toc227600079 \h </w:instrText>
             </w:r>
             <w:r>
               <w:rPr>
@@ -2113,7 +2139,7 @@
               <w:lang w:eastAsia="en-GB"/>
             </w:rPr>
           </w:pPr>
-          <w:hyperlink w:anchor="_Toc227524673" w:history="1">
+          <w:hyperlink w:anchor="_Toc227600080" w:history="1">
             <w:r>
               <w:rPr>
                 <w:rStyle w:val="Hyperlink"/>
@@ -2145,7 +2171,7 @@
                 <w:noProof/>
                 <w:webHidden/>
               </w:rPr>
-              <w:instrText xml:space="preserve"> PAGEREF _Toc227524673 \h </w:instrText>
+              <w:instrText xml:space="preserve"> PAGEREF _Toc227600080 \h </w:instrText>
             </w:r>
             <w:r>
               <w:rPr>
@@ -2192,7 +2218,7 @@
               <w:lang w:eastAsia="en-GB"/>
             </w:rPr>
           </w:pPr>
-          <w:hyperlink w:anchor="_Toc227524674" w:history="1">
+          <w:hyperlink w:anchor="_Toc227600081" w:history="1">
             <w:r>
               <w:rPr>
                 <w:rStyle w:val="Hyperlink"/>
@@ -2222,7 +2248,7 @@
                 <w:noProof/>
                 <w:webHidden/>
               </w:rPr>
-              <w:instrText xml:space="preserve"> PAGEREF _Toc227524674 \h </w:instrText>
+              <w:instrText xml:space="preserve"> PAGEREF _Toc227600081 \h </w:instrText>
             </w:r>
             <w:r>
               <w:rPr>
@@ -2242,7 +2268,7 @@
                 <w:noProof/>
                 <w:webHidden/>
               </w:rPr>
-              <w:t>13</w:t>
+              <w:t>12</w:t>
             </w:r>
             <w:r>
               <w:rPr>
@@ -2267,7 +2293,7 @@
               <w:lang w:eastAsia="en-GB"/>
             </w:rPr>
           </w:pPr>
-          <w:hyperlink w:anchor="_Toc227524675" w:history="1">
+          <w:hyperlink w:anchor="_Toc227600082" w:history="1">
             <w:r>
               <w:rPr>
                 <w:rStyle w:val="Hyperlink"/>
@@ -2300,7 +2326,7 @@
                 <w:noProof/>
                 <w:webHidden/>
               </w:rPr>
-              <w:instrText xml:space="preserve"> PAGEREF _Toc227524675 \h </w:instrText>
+              <w:instrText xml:space="preserve"> PAGEREF _Toc227600082 \h </w:instrText>
             </w:r>
             <w:r>
               <w:rPr>
@@ -2320,7 +2346,7 @@
                 <w:noProof/>
                 <w:webHidden/>
               </w:rPr>
-              <w:t>13</w:t>
+              <w:t>12</w:t>
             </w:r>
             <w:r>
               <w:rPr>
@@ -2345,7 +2371,7 @@
               <w:lang w:eastAsia="en-GB"/>
             </w:rPr>
           </w:pPr>
-          <w:hyperlink w:anchor="_Toc227524676" w:history="1">
+          <w:hyperlink w:anchor="_Toc227600083" w:history="1">
             <w:r>
               <w:rPr>
                 <w:rStyle w:val="Hyperlink"/>
@@ -2378,7 +2404,7 @@
                 <w:noProof/>
                 <w:webHidden/>
               </w:rPr>
-              <w:instrText xml:space="preserve"> PAGEREF _Toc227524676 \h </w:instrText>
+              <w:instrText xml:space="preserve"> PAGEREF _Toc227600083 \h </w:instrText>
             </w:r>
             <w:r>
               <w:rPr>
@@ -2423,7 +2449,7 @@
               <w:lang w:eastAsia="en-GB"/>
             </w:rPr>
           </w:pPr>
-          <w:hyperlink w:anchor="_Toc227524677" w:history="1">
+          <w:hyperlink w:anchor="_Toc227600084" w:history="1">
             <w:r>
               <w:rPr>
                 <w:rStyle w:val="Hyperlink"/>
@@ -2456,7 +2482,7 @@
                 <w:noProof/>
                 <w:webHidden/>
               </w:rPr>
-              <w:instrText xml:space="preserve"> PAGEREF _Toc227524677 \h </w:instrText>
+              <w:instrText xml:space="preserve"> PAGEREF _Toc227600084 \h </w:instrText>
             </w:r>
             <w:r>
               <w:rPr>
@@ -2501,7 +2527,7 @@
               <w:lang w:eastAsia="en-GB"/>
             </w:rPr>
           </w:pPr>
-          <w:hyperlink w:anchor="_Toc227524678" w:history="1">
+          <w:hyperlink w:anchor="_Toc227600085" w:history="1">
             <w:r>
               <w:rPr>
                 <w:rStyle w:val="Hyperlink"/>
@@ -2534,7 +2560,7 @@
                 <w:noProof/>
                 <w:webHidden/>
               </w:rPr>
-              <w:instrText xml:space="preserve"> PAGEREF _Toc227524678 \h </w:instrText>
+              <w:instrText xml:space="preserve"> PAGEREF _Toc227600085 \h </w:instrText>
             </w:r>
             <w:r>
               <w:rPr>
@@ -2579,10 +2605,14 @@
               <w:lang w:eastAsia="en-GB"/>
             </w:rPr>
           </w:pPr>
-          <w:hyperlink w:anchor="_Toc227524679" w:history="1">
+          <w:hyperlink w:anchor="_Toc227600086" w:history="1">
             <w:r>
               <w:rPr>
                 <w:rStyle w:val="Hyperlink"/>
+                <w:b/>
+                <w:bCs/>
+                <w:i/>
+                <w:iCs/>
                 <w:noProof/>
               </w:rPr>
               <w:t>3.4.5</w:t>
@@ -2606,7 +2636,7 @@
                 <w:noProof/>
                 <w:webHidden/>
               </w:rPr>
-              <w:instrText xml:space="preserve"> PAGEREF _Toc227524679 \h </w:instrText>
+              <w:instrText xml:space="preserve"> PAGEREF _Toc227600086 \h </w:instrText>
             </w:r>
             <w:r>
               <w:rPr>
@@ -2626,7 +2656,7 @@
                 <w:noProof/>
                 <w:webHidden/>
               </w:rPr>
-              <w:t>14</w:t>
+              <w:t>13</w:t>
             </w:r>
             <w:r>
               <w:rPr>
@@ -2651,10 +2681,14 @@
               <w:lang w:eastAsia="en-GB"/>
             </w:rPr>
           </w:pPr>
-          <w:hyperlink w:anchor="_Toc227524680" w:history="1">
+          <w:hyperlink w:anchor="_Toc227600087" w:history="1">
             <w:r>
               <w:rPr>
                 <w:rStyle w:val="Hyperlink"/>
+                <w:b/>
+                <w:bCs/>
+                <w:i/>
+                <w:iCs/>
                 <w:noProof/>
               </w:rPr>
               <w:t>3.4.6</w:t>
@@ -2678,7 +2712,7 @@
                 <w:noProof/>
                 <w:webHidden/>
               </w:rPr>
-              <w:instrText xml:space="preserve"> PAGEREF _Toc227524680 \h </w:instrText>
+              <w:instrText xml:space="preserve"> PAGEREF _Toc227600087 \h </w:instrText>
             </w:r>
             <w:r>
               <w:rPr>
@@ -2723,10 +2757,14 @@
               <w:lang w:eastAsia="en-GB"/>
             </w:rPr>
           </w:pPr>
-          <w:hyperlink w:anchor="_Toc227524681" w:history="1">
+          <w:hyperlink w:anchor="_Toc227600088" w:history="1">
             <w:r>
               <w:rPr>
                 <w:rStyle w:val="Hyperlink"/>
+                <w:b/>
+                <w:bCs/>
+                <w:i/>
+                <w:iCs/>
                 <w:noProof/>
               </w:rPr>
               <w:t>3.4.7</w:t>
@@ -2750,7 +2788,7 @@
                 <w:noProof/>
                 <w:webHidden/>
               </w:rPr>
-              <w:instrText xml:space="preserve"> PAGEREF _Toc227524681 \h </w:instrText>
+              <w:instrText xml:space="preserve"> PAGEREF _Toc227600088 \h </w:instrText>
             </w:r>
             <w:r>
               <w:rPr>
@@ -2795,10 +2833,14 @@
               <w:lang w:eastAsia="en-GB"/>
             </w:rPr>
           </w:pPr>
-          <w:hyperlink w:anchor="_Toc227524682" w:history="1">
+          <w:hyperlink w:anchor="_Toc227600089" w:history="1">
             <w:r>
               <w:rPr>
                 <w:rStyle w:val="Hyperlink"/>
+                <w:b/>
+                <w:bCs/>
+                <w:i/>
+                <w:iCs/>
                 <w:noProof/>
               </w:rPr>
               <w:t>3.4.8</w:t>
@@ -2822,7 +2864,7 @@
                 <w:noProof/>
                 <w:webHidden/>
               </w:rPr>
-              <w:instrText xml:space="preserve"> PAGEREF _Toc227524682 \h </w:instrText>
+              <w:instrText xml:space="preserve"> PAGEREF _Toc227600089 \h </w:instrText>
             </w:r>
             <w:r>
               <w:rPr>
@@ -2867,10 +2909,14 @@
               <w:lang w:eastAsia="en-GB"/>
             </w:rPr>
           </w:pPr>
-          <w:hyperlink w:anchor="_Toc227524683" w:history="1">
+          <w:hyperlink w:anchor="_Toc227600090" w:history="1">
             <w:r>
               <w:rPr>
                 <w:rStyle w:val="Hyperlink"/>
+                <w:b/>
+                <w:bCs/>
+                <w:i/>
+                <w:iCs/>
                 <w:noProof/>
               </w:rPr>
               <w:t>3.4.9</w:t>
@@ -2894,7 +2940,7 @@
                 <w:noProof/>
                 <w:webHidden/>
               </w:rPr>
-              <w:instrText xml:space="preserve"> PAGEREF _Toc227524683 \h </w:instrText>
+              <w:instrText xml:space="preserve"> PAGEREF _Toc227600090 \h </w:instrText>
             </w:r>
             <w:r>
               <w:rPr>
@@ -2939,10 +2985,14 @@
               <w:lang w:eastAsia="en-GB"/>
             </w:rPr>
           </w:pPr>
-          <w:hyperlink w:anchor="_Toc227524684" w:history="1">
+          <w:hyperlink w:anchor="_Toc227600091" w:history="1">
             <w:r>
               <w:rPr>
                 <w:rStyle w:val="Hyperlink"/>
+                <w:b/>
+                <w:bCs/>
+                <w:i/>
+                <w:iCs/>
                 <w:noProof/>
               </w:rPr>
               <w:t>3.4.10</w:t>
@@ -2966,7 +3016,7 @@
                 <w:noProof/>
                 <w:webHidden/>
               </w:rPr>
-              <w:instrText xml:space="preserve"> PAGEREF _Toc227524684 \h </w:instrText>
+              <w:instrText xml:space="preserve"> PAGEREF _Toc227600091 \h </w:instrText>
             </w:r>
             <w:r>
               <w:rPr>
@@ -3013,7 +3063,7 @@
               <w:lang w:eastAsia="en-GB"/>
             </w:rPr>
           </w:pPr>
-          <w:hyperlink w:anchor="_Toc227524685" w:history="1">
+          <w:hyperlink w:anchor="_Toc227600092" w:history="1">
             <w:r>
               <w:rPr>
                 <w:rStyle w:val="Hyperlink"/>
@@ -3021,6 +3071,7 @@
                 <w:i/>
                 <w:iCs/>
                 <w:noProof/>
+                <w:highlight w:val="green"/>
               </w:rPr>
               <w:t>3.5 Features</w:t>
             </w:r>
@@ -3043,7 +3094,7 @@
                 <w:noProof/>
                 <w:webHidden/>
               </w:rPr>
-              <w:instrText xml:space="preserve"> PAGEREF _Toc227524685 \h </w:instrText>
+              <w:instrText xml:space="preserve"> PAGEREF _Toc227600092 \h </w:instrText>
             </w:r>
             <w:r>
               <w:rPr>
@@ -3088,7 +3139,7 @@
               <w:lang w:eastAsia="en-GB"/>
             </w:rPr>
           </w:pPr>
-          <w:hyperlink w:anchor="_Toc227524686" w:history="1">
+          <w:hyperlink w:anchor="_Toc227600093" w:history="1">
             <w:r>
               <w:rPr>
                 <w:rStyle w:val="Hyperlink"/>
@@ -3121,7 +3172,7 @@
                 <w:noProof/>
                 <w:webHidden/>
               </w:rPr>
-              <w:instrText xml:space="preserve"> PAGEREF _Toc227524686 \h </w:instrText>
+              <w:instrText xml:space="preserve"> PAGEREF _Toc227600093 \h </w:instrText>
             </w:r>
             <w:r>
               <w:rPr>
@@ -3166,7 +3217,7 @@
               <w:lang w:eastAsia="en-GB"/>
             </w:rPr>
           </w:pPr>
-          <w:hyperlink w:anchor="_Toc227524687" w:history="1">
+          <w:hyperlink w:anchor="_Toc227600094" w:history="1">
             <w:r>
               <w:rPr>
                 <w:rStyle w:val="Hyperlink"/>
@@ -3199,7 +3250,7 @@
                 <w:noProof/>
                 <w:webHidden/>
               </w:rPr>
-              <w:instrText xml:space="preserve"> PAGEREF _Toc227524687 \h </w:instrText>
+              <w:instrText xml:space="preserve"> PAGEREF _Toc227600094 \h </w:instrText>
             </w:r>
             <w:r>
               <w:rPr>
@@ -3244,7 +3295,7 @@
               <w:lang w:eastAsia="en-GB"/>
             </w:rPr>
           </w:pPr>
-          <w:hyperlink w:anchor="_Toc227524688" w:history="1">
+          <w:hyperlink w:anchor="_Toc227600095" w:history="1">
             <w:r>
               <w:rPr>
                 <w:rStyle w:val="Hyperlink"/>
@@ -3254,6 +3305,7 @@
                 <w:i/>
                 <w:iCs/>
                 <w:noProof/>
+                <w:highlight w:val="green"/>
               </w:rPr>
               <w:t>3.5.3 Blocking of Non-HTTPS Sites</w:t>
             </w:r>
@@ -3276,7 +3328,7 @@
                 <w:noProof/>
                 <w:webHidden/>
               </w:rPr>
-              <w:instrText xml:space="preserve"> PAGEREF _Toc227524688 \h </w:instrText>
+              <w:instrText xml:space="preserve"> PAGEREF _Toc227600095 \h </w:instrText>
             </w:r>
             <w:r>
               <w:rPr>
@@ -3321,7 +3373,7 @@
               <w:lang w:eastAsia="en-GB"/>
             </w:rPr>
           </w:pPr>
-          <w:hyperlink w:anchor="_Toc227524689" w:history="1">
+          <w:hyperlink w:anchor="_Toc227600096" w:history="1">
             <w:r>
               <w:rPr>
                 <w:rStyle w:val="Hyperlink"/>
@@ -3354,7 +3406,7 @@
                 <w:noProof/>
                 <w:webHidden/>
               </w:rPr>
-              <w:instrText xml:space="preserve"> PAGEREF _Toc227524689 \h </w:instrText>
+              <w:instrText xml:space="preserve"> PAGEREF _Toc227600096 \h </w:instrText>
             </w:r>
             <w:r>
               <w:rPr>
@@ -3374,7 +3426,7 @@
                 <w:noProof/>
                 <w:webHidden/>
               </w:rPr>
-              <w:t>15</w:t>
+              <w:t>16</w:t>
             </w:r>
             <w:r>
               <w:rPr>
@@ -3399,7 +3451,7 @@
               <w:lang w:eastAsia="en-GB"/>
             </w:rPr>
           </w:pPr>
-          <w:hyperlink w:anchor="_Toc227524690" w:history="1">
+          <w:hyperlink w:anchor="_Toc227600097" w:history="1">
             <w:r>
               <w:rPr>
                 <w:rStyle w:val="Hyperlink"/>
@@ -3409,6 +3461,7 @@
                 <w:i/>
                 <w:iCs/>
                 <w:noProof/>
+                <w:highlight w:val="green"/>
               </w:rPr>
               <w:t>3.5.5 TLS Certificate Checking</w:t>
             </w:r>
@@ -3431,7 +3484,7 @@
                 <w:noProof/>
                 <w:webHidden/>
               </w:rPr>
-              <w:instrText xml:space="preserve"> PAGEREF _Toc227524690 \h </w:instrText>
+              <w:instrText xml:space="preserve"> PAGEREF _Toc227600097 \h </w:instrText>
             </w:r>
             <w:r>
               <w:rPr>
@@ -3476,7 +3529,7 @@
               <w:lang w:eastAsia="en-GB"/>
             </w:rPr>
           </w:pPr>
-          <w:hyperlink w:anchor="_Toc227524691" w:history="1">
+          <w:hyperlink w:anchor="_Toc227600098" w:history="1">
             <w:r>
               <w:rPr>
                 <w:rStyle w:val="Hyperlink"/>
@@ -3486,6 +3539,7 @@
                 <w:i/>
                 <w:iCs/>
                 <w:noProof/>
+                <w:highlight w:val="green"/>
               </w:rPr>
               <w:t>3.5.6 Security Based Hints</w:t>
             </w:r>
@@ -3508,7 +3562,7 @@
                 <w:noProof/>
                 <w:webHidden/>
               </w:rPr>
-              <w:instrText xml:space="preserve"> PAGEREF _Toc227524691 \h </w:instrText>
+              <w:instrText xml:space="preserve"> PAGEREF _Toc227600098 \h </w:instrText>
             </w:r>
             <w:r>
               <w:rPr>
@@ -3528,7 +3582,7 @@
                 <w:noProof/>
                 <w:webHidden/>
               </w:rPr>
-              <w:t>16</w:t>
+              <w:t>17</w:t>
             </w:r>
             <w:r>
               <w:rPr>
@@ -3553,7 +3607,7 @@
               <w:lang w:eastAsia="en-GB"/>
             </w:rPr>
           </w:pPr>
-          <w:hyperlink w:anchor="_Toc227524692" w:history="1">
+          <w:hyperlink w:anchor="_Toc227600099" w:history="1">
             <w:r>
               <w:rPr>
                 <w:rStyle w:val="Hyperlink"/>
@@ -3563,8 +3617,9 @@
                 <w:i/>
                 <w:iCs/>
                 <w:noProof/>
-              </w:rPr>
-              <w:t>3.5.7 Domain Detection</w:t>
+                <w:highlight w:val="green"/>
+              </w:rPr>
+              <w:t>3.5.7 Override Methods</w:t>
             </w:r>
             <w:r>
               <w:rPr>
@@ -3585,7 +3640,7 @@
                 <w:noProof/>
                 <w:webHidden/>
               </w:rPr>
-              <w:instrText xml:space="preserve"> PAGEREF _Toc227524692 \h </w:instrText>
+              <w:instrText xml:space="preserve"> PAGEREF _Toc227600099 \h </w:instrText>
             </w:r>
             <w:r>
               <w:rPr>
@@ -3605,7 +3660,7 @@
                 <w:noProof/>
                 <w:webHidden/>
               </w:rPr>
-              <w:t>16</w:t>
+              <w:t>17</w:t>
             </w:r>
             <w:r>
               <w:rPr>
@@ -3630,7 +3685,7 @@
               <w:lang w:eastAsia="en-GB"/>
             </w:rPr>
           </w:pPr>
-          <w:hyperlink w:anchor="_Toc227524693" w:history="1">
+          <w:hyperlink w:anchor="_Toc227600100" w:history="1">
             <w:r>
               <w:rPr>
                 <w:rStyle w:val="Hyperlink"/>
@@ -3640,8 +3695,9 @@
                 <w:i/>
                 <w:iCs/>
                 <w:noProof/>
-              </w:rPr>
-              <w:t>3.5.8 Override Methods</w:t>
+                <w:highlight w:val="green"/>
+              </w:rPr>
+              <w:t>3.5.8 Parental Controls</w:t>
             </w:r>
             <w:r>
               <w:rPr>
@@ -3662,7 +3718,7 @@
                 <w:noProof/>
                 <w:webHidden/>
               </w:rPr>
-              <w:instrText xml:space="preserve"> PAGEREF _Toc227524693 \h </w:instrText>
+              <w:instrText xml:space="preserve"> PAGEREF _Toc227600100 \h </w:instrText>
             </w:r>
             <w:r>
               <w:rPr>
@@ -3707,7 +3763,7 @@
               <w:lang w:eastAsia="en-GB"/>
             </w:rPr>
           </w:pPr>
-          <w:hyperlink w:anchor="_Toc227524694" w:history="1">
+          <w:hyperlink w:anchor="_Toc227600101" w:history="1">
             <w:r>
               <w:rPr>
                 <w:rStyle w:val="Hyperlink"/>
@@ -3717,8 +3773,9 @@
                 <w:i/>
                 <w:iCs/>
                 <w:noProof/>
-              </w:rPr>
-              <w:t>3.5.9 Parental Controls</w:t>
+                <w:highlight w:val="green"/>
+              </w:rPr>
+              <w:t>3.5.9 AI Chatbot</w:t>
             </w:r>
             <w:r>
               <w:rPr>
@@ -3739,7 +3796,7 @@
                 <w:noProof/>
                 <w:webHidden/>
               </w:rPr>
-              <w:instrText xml:space="preserve"> PAGEREF _Toc227524694 \h </w:instrText>
+              <w:instrText xml:space="preserve"> PAGEREF _Toc227600101 \h </w:instrText>
             </w:r>
             <w:r>
               <w:rPr>
@@ -3759,7 +3816,7 @@
                 <w:noProof/>
                 <w:webHidden/>
               </w:rPr>
-              <w:t>17</w:t>
+              <w:t>18</w:t>
             </w:r>
             <w:r>
               <w:rPr>
@@ -3784,7 +3841,7 @@
               <w:lang w:eastAsia="en-GB"/>
             </w:rPr>
           </w:pPr>
-          <w:hyperlink w:anchor="_Toc227524695" w:history="1">
+          <w:hyperlink w:anchor="_Toc227600102" w:history="1">
             <w:r>
               <w:rPr>
                 <w:rStyle w:val="Hyperlink"/>
@@ -3794,8 +3851,9 @@
                 <w:i/>
                 <w:iCs/>
                 <w:noProof/>
-              </w:rPr>
-              <w:t>3.5.10 AI Chatbot</w:t>
+                <w:highlight w:val="green"/>
+              </w:rPr>
+              <w:t>3.5.10 Built-in VPN</w:t>
             </w:r>
             <w:r>
               <w:rPr>
@@ -3816,238 +3874,7 @@
                 <w:noProof/>
                 <w:webHidden/>
               </w:rPr>
-              <w:instrText xml:space="preserve"> PAGEREF _Toc227524695 \h </w:instrText>
-            </w:r>
-            <w:r>
-              <w:rPr>
-                <w:noProof/>
-                <w:webHidden/>
-              </w:rPr>
-            </w:r>
-            <w:r>
-              <w:rPr>
-                <w:noProof/>
-                <w:webHidden/>
-              </w:rPr>
-              <w:fldChar w:fldCharType="separate"/>
-            </w:r>
-            <w:r>
-              <w:rPr>
-                <w:noProof/>
-                <w:webHidden/>
-              </w:rPr>
-              <w:t>18</w:t>
-            </w:r>
-            <w:r>
-              <w:rPr>
-                <w:noProof/>
-                <w:webHidden/>
-              </w:rPr>
-              <w:fldChar w:fldCharType="end"/>
-            </w:r>
-          </w:hyperlink>
-        </w:p>
-        <w:p>
-          <w:pPr>
-            <w:pStyle w:val="TOC3"/>
-            <w:tabs>
-              <w:tab w:val="right" w:leader="dot" w:pos="9016"/>
-            </w:tabs>
-            <w:rPr>
-              <w:rFonts w:eastAsiaTheme="minorEastAsia"/>
-              <w:noProof/>
-              <w:sz w:val="24"/>
-              <w:szCs w:val="24"/>
-              <w:lang w:eastAsia="en-GB"/>
-            </w:rPr>
-          </w:pPr>
-          <w:hyperlink w:anchor="_Toc227524696" w:history="1">
-            <w:r>
-              <w:rPr>
-                <w:rStyle w:val="Hyperlink"/>
-                <w:rFonts w:ascii="Arial" w:hAnsi="Arial" w:cs="Arial"/>
-                <w:b/>
-                <w:bCs/>
-                <w:i/>
-                <w:iCs/>
-                <w:noProof/>
-              </w:rPr>
-              <w:t>3.5.11 Built-in VPN</w:t>
-            </w:r>
-            <w:r>
-              <w:rPr>
-                <w:noProof/>
-                <w:webHidden/>
-              </w:rPr>
-              <w:tab/>
-            </w:r>
-            <w:r>
-              <w:rPr>
-                <w:noProof/>
-                <w:webHidden/>
-              </w:rPr>
-              <w:fldChar w:fldCharType="begin"/>
-            </w:r>
-            <w:r>
-              <w:rPr>
-                <w:noProof/>
-                <w:webHidden/>
-              </w:rPr>
-              <w:instrText xml:space="preserve"> PAGEREF _Toc227524696 \h </w:instrText>
-            </w:r>
-            <w:r>
-              <w:rPr>
-                <w:noProof/>
-                <w:webHidden/>
-              </w:rPr>
-            </w:r>
-            <w:r>
-              <w:rPr>
-                <w:noProof/>
-                <w:webHidden/>
-              </w:rPr>
-              <w:fldChar w:fldCharType="separate"/>
-            </w:r>
-            <w:r>
-              <w:rPr>
-                <w:noProof/>
-                <w:webHidden/>
-              </w:rPr>
-              <w:t>18</w:t>
-            </w:r>
-            <w:r>
-              <w:rPr>
-                <w:noProof/>
-                <w:webHidden/>
-              </w:rPr>
-              <w:fldChar w:fldCharType="end"/>
-            </w:r>
-          </w:hyperlink>
-        </w:p>
-        <w:p>
-          <w:pPr>
-            <w:pStyle w:val="TOC3"/>
-            <w:tabs>
-              <w:tab w:val="right" w:leader="dot" w:pos="9016"/>
-            </w:tabs>
-            <w:rPr>
-              <w:rFonts w:eastAsiaTheme="minorEastAsia"/>
-              <w:noProof/>
-              <w:sz w:val="24"/>
-              <w:szCs w:val="24"/>
-              <w:lang w:eastAsia="en-GB"/>
-            </w:rPr>
-          </w:pPr>
-          <w:hyperlink w:anchor="_Toc227524697" w:history="1">
-            <w:r>
-              <w:rPr>
-                <w:rStyle w:val="Hyperlink"/>
-                <w:rFonts w:ascii="Arial" w:hAnsi="Arial" w:cs="Arial"/>
-                <w:b/>
-                <w:bCs/>
-                <w:i/>
-                <w:iCs/>
-                <w:noProof/>
-              </w:rPr>
-              <w:t>3.5.12 Security Dashboard</w:t>
-            </w:r>
-            <w:r>
-              <w:rPr>
-                <w:noProof/>
-                <w:webHidden/>
-              </w:rPr>
-              <w:tab/>
-            </w:r>
-            <w:r>
-              <w:rPr>
-                <w:noProof/>
-                <w:webHidden/>
-              </w:rPr>
-              <w:fldChar w:fldCharType="begin"/>
-            </w:r>
-            <w:r>
-              <w:rPr>
-                <w:noProof/>
-                <w:webHidden/>
-              </w:rPr>
-              <w:instrText xml:space="preserve"> PAGEREF _Toc227524697 \h </w:instrText>
-            </w:r>
-            <w:r>
-              <w:rPr>
-                <w:noProof/>
-                <w:webHidden/>
-              </w:rPr>
-            </w:r>
-            <w:r>
-              <w:rPr>
-                <w:noProof/>
-                <w:webHidden/>
-              </w:rPr>
-              <w:fldChar w:fldCharType="separate"/>
-            </w:r>
-            <w:r>
-              <w:rPr>
-                <w:noProof/>
-                <w:webHidden/>
-              </w:rPr>
-              <w:t>18</w:t>
-            </w:r>
-            <w:r>
-              <w:rPr>
-                <w:noProof/>
-                <w:webHidden/>
-              </w:rPr>
-              <w:fldChar w:fldCharType="end"/>
-            </w:r>
-          </w:hyperlink>
-        </w:p>
-        <w:p>
-          <w:pPr>
-            <w:pStyle w:val="TOC3"/>
-            <w:tabs>
-              <w:tab w:val="right" w:leader="dot" w:pos="9016"/>
-            </w:tabs>
-            <w:rPr>
-              <w:rFonts w:eastAsiaTheme="minorEastAsia"/>
-              <w:noProof/>
-              <w:sz w:val="24"/>
-              <w:szCs w:val="24"/>
-              <w:lang w:eastAsia="en-GB"/>
-            </w:rPr>
-          </w:pPr>
-          <w:hyperlink w:anchor="_Toc227524698" w:history="1">
-            <w:r>
-              <w:rPr>
-                <w:rStyle w:val="Hyperlink"/>
-                <w:rFonts w:ascii="Arial" w:hAnsi="Arial" w:cs="Arial"/>
-                <w:b/>
-                <w:bCs/>
-                <w:i/>
-                <w:iCs/>
-                <w:noProof/>
-              </w:rPr>
-              <w:t>3.5.13 Gamification</w:t>
-            </w:r>
-            <w:r>
-              <w:rPr>
-                <w:noProof/>
-                <w:webHidden/>
-              </w:rPr>
-              <w:tab/>
-            </w:r>
-            <w:r>
-              <w:rPr>
-                <w:noProof/>
-                <w:webHidden/>
-              </w:rPr>
-              <w:fldChar w:fldCharType="begin"/>
-            </w:r>
-            <w:r>
-              <w:rPr>
-                <w:noProof/>
-                <w:webHidden/>
-              </w:rPr>
-              <w:instrText xml:space="preserve"> PAGEREF _Toc227524698 \h </w:instrText>
+              <w:instrText xml:space="preserve"> PAGEREF _Toc227600102 \h </w:instrText>
             </w:r>
             <w:r>
               <w:rPr>
@@ -4094,7 +3921,7 @@
               <w:lang w:eastAsia="en-GB"/>
             </w:rPr>
           </w:pPr>
-          <w:hyperlink w:anchor="_Toc227524699" w:history="1">
+          <w:hyperlink w:anchor="_Toc227600103" w:history="1">
             <w:r>
               <w:rPr>
                 <w:rStyle w:val="Hyperlink"/>
@@ -4124,7 +3951,7 @@
                 <w:noProof/>
                 <w:webHidden/>
               </w:rPr>
-              <w:instrText xml:space="preserve"> PAGEREF _Toc227524699 \h </w:instrText>
+              <w:instrText xml:space="preserve"> PAGEREF _Toc227600103 \h </w:instrText>
             </w:r>
             <w:r>
               <w:rPr>
@@ -4144,7 +3971,161 @@
                 <w:noProof/>
                 <w:webHidden/>
               </w:rPr>
+              <w:t>18</w:t>
+            </w:r>
+            <w:r>
+              <w:rPr>
+                <w:noProof/>
+                <w:webHidden/>
+              </w:rPr>
+              <w:fldChar w:fldCharType="end"/>
+            </w:r>
+          </w:hyperlink>
+        </w:p>
+        <w:p>
+          <w:pPr>
+            <w:pStyle w:val="TOC3"/>
+            <w:tabs>
+              <w:tab w:val="right" w:leader="dot" w:pos="9016"/>
+            </w:tabs>
+            <w:rPr>
+              <w:rFonts w:eastAsiaTheme="minorEastAsia"/>
+              <w:noProof/>
+              <w:sz w:val="24"/>
+              <w:szCs w:val="24"/>
+              <w:lang w:eastAsia="en-GB"/>
+            </w:rPr>
+          </w:pPr>
+          <w:hyperlink w:anchor="_Toc227600104" w:history="1">
+            <w:r>
+              <w:rPr>
+                <w:rStyle w:val="Hyperlink"/>
+                <w:rFonts w:ascii="Arial" w:hAnsi="Arial" w:cs="Arial"/>
+                <w:b/>
+                <w:bCs/>
+                <w:i/>
+                <w:iCs/>
+                <w:noProof/>
+              </w:rPr>
+              <w:t>3.6.1 Security Dashboard</w:t>
+            </w:r>
+            <w:r>
+              <w:rPr>
+                <w:noProof/>
+                <w:webHidden/>
+              </w:rPr>
+              <w:tab/>
+            </w:r>
+            <w:r>
+              <w:rPr>
+                <w:noProof/>
+                <w:webHidden/>
+              </w:rPr>
+              <w:fldChar w:fldCharType="begin"/>
+            </w:r>
+            <w:r>
+              <w:rPr>
+                <w:noProof/>
+                <w:webHidden/>
+              </w:rPr>
+              <w:instrText xml:space="preserve"> PAGEREF _Toc227600104 \h </w:instrText>
+            </w:r>
+            <w:r>
+              <w:rPr>
+                <w:noProof/>
+                <w:webHidden/>
+              </w:rPr>
+            </w:r>
+            <w:r>
+              <w:rPr>
+                <w:noProof/>
+                <w:webHidden/>
+              </w:rPr>
+              <w:fldChar w:fldCharType="separate"/>
+            </w:r>
+            <w:r>
+              <w:rPr>
+                <w:noProof/>
+                <w:webHidden/>
+              </w:rPr>
               <w:t>19</w:t>
+            </w:r>
+            <w:r>
+              <w:rPr>
+                <w:noProof/>
+                <w:webHidden/>
+              </w:rPr>
+              <w:fldChar w:fldCharType="end"/>
+            </w:r>
+          </w:hyperlink>
+        </w:p>
+        <w:p>
+          <w:pPr>
+            <w:pStyle w:val="TOC3"/>
+            <w:tabs>
+              <w:tab w:val="right" w:leader="dot" w:pos="9016"/>
+            </w:tabs>
+            <w:rPr>
+              <w:rFonts w:eastAsiaTheme="minorEastAsia"/>
+              <w:noProof/>
+              <w:sz w:val="24"/>
+              <w:szCs w:val="24"/>
+              <w:lang w:eastAsia="en-GB"/>
+            </w:rPr>
+          </w:pPr>
+          <w:hyperlink w:anchor="_Toc227600105" w:history="1">
+            <w:r>
+              <w:rPr>
+                <w:rStyle w:val="Hyperlink"/>
+                <w:rFonts w:ascii="Arial" w:hAnsi="Arial" w:cs="Arial"/>
+                <w:b/>
+                <w:bCs/>
+                <w:i/>
+                <w:iCs/>
+                <w:noProof/>
+              </w:rPr>
+              <w:t>3.6.2 Gamification</w:t>
+            </w:r>
+            <w:r>
+              <w:rPr>
+                <w:noProof/>
+                <w:webHidden/>
+              </w:rPr>
+              <w:tab/>
+            </w:r>
+            <w:r>
+              <w:rPr>
+                <w:noProof/>
+                <w:webHidden/>
+              </w:rPr>
+              <w:fldChar w:fldCharType="begin"/>
+            </w:r>
+            <w:r>
+              <w:rPr>
+                <w:noProof/>
+                <w:webHidden/>
+              </w:rPr>
+              <w:instrText xml:space="preserve"> PAGEREF _Toc227600105 \h </w:instrText>
+            </w:r>
+            <w:r>
+              <w:rPr>
+                <w:noProof/>
+                <w:webHidden/>
+              </w:rPr>
+            </w:r>
+            <w:r>
+              <w:rPr>
+                <w:noProof/>
+                <w:webHidden/>
+              </w:rPr>
+              <w:fldChar w:fldCharType="separate"/>
+            </w:r>
+            <w:r>
+              <w:rPr>
+                <w:noProof/>
+                <w:webHidden/>
+              </w:rPr>
+              <w:t>20</w:t>
             </w:r>
             <w:r>
               <w:rPr>
@@ -4171,7 +4152,7 @@
               <w:lang w:eastAsia="en-GB"/>
             </w:rPr>
           </w:pPr>
-          <w:hyperlink w:anchor="_Toc227524700" w:history="1">
+          <w:hyperlink w:anchor="_Toc227600106" w:history="1">
             <w:r>
               <w:rPr>
                 <w:rStyle w:val="Hyperlink"/>
@@ -4199,7 +4180,7 @@
                 <w:noProof/>
                 <w:webHidden/>
               </w:rPr>
-              <w:instrText xml:space="preserve"> PAGEREF _Toc227524700 \h </w:instrText>
+              <w:instrText xml:space="preserve"> PAGEREF _Toc227600106 \h </w:instrText>
             </w:r>
             <w:r>
               <w:rPr>
@@ -4219,7 +4200,7 @@
                 <w:noProof/>
                 <w:webHidden/>
               </w:rPr>
-              <w:t>19</w:t>
+              <w:t>20</w:t>
             </w:r>
             <w:r>
               <w:rPr>
@@ -4246,7 +4227,7 @@
               <w:lang w:eastAsia="en-GB"/>
             </w:rPr>
           </w:pPr>
-          <w:hyperlink w:anchor="_Toc227524701" w:history="1">
+          <w:hyperlink w:anchor="_Toc227600107" w:history="1">
             <w:r>
               <w:rPr>
                 <w:rStyle w:val="Hyperlink"/>
@@ -4276,7 +4257,7 @@
                 <w:noProof/>
                 <w:webHidden/>
               </w:rPr>
-              <w:instrText xml:space="preserve"> PAGEREF _Toc227524701 \h </w:instrText>
+              <w:instrText xml:space="preserve"> PAGEREF _Toc227600107 \h </w:instrText>
             </w:r>
             <w:r>
               <w:rPr>
@@ -4323,7 +4304,7 @@
               <w:lang w:eastAsia="en-GB"/>
             </w:rPr>
           </w:pPr>
-          <w:hyperlink w:anchor="_Toc227524702" w:history="1">
+          <w:hyperlink w:anchor="_Toc227600108" w:history="1">
             <w:r>
               <w:rPr>
                 <w:rStyle w:val="Hyperlink"/>
@@ -4353,7 +4334,7 @@
                 <w:noProof/>
                 <w:webHidden/>
               </w:rPr>
-              <w:instrText xml:space="preserve"> PAGEREF _Toc227524702 \h </w:instrText>
+              <w:instrText xml:space="preserve"> PAGEREF _Toc227600108 \h </w:instrText>
             </w:r>
             <w:r>
               <w:rPr>
@@ -4400,7 +4381,7 @@
               <w:lang w:eastAsia="en-GB"/>
             </w:rPr>
           </w:pPr>
-          <w:hyperlink w:anchor="_Toc227524703" w:history="1">
+          <w:hyperlink w:anchor="_Toc227600109" w:history="1">
             <w:r>
               <w:rPr>
                 <w:rStyle w:val="Hyperlink"/>
@@ -4430,7 +4411,7 @@
                 <w:noProof/>
                 <w:webHidden/>
               </w:rPr>
-              <w:instrText xml:space="preserve"> PAGEREF _Toc227524703 \h </w:instrText>
+              <w:instrText xml:space="preserve"> PAGEREF _Toc227600109 \h </w:instrText>
             </w:r>
             <w:r>
               <w:rPr>
@@ -4450,7 +4431,7 @@
                 <w:noProof/>
                 <w:webHidden/>
               </w:rPr>
-              <w:t>20</w:t>
+              <w:t>21</w:t>
             </w:r>
             <w:r>
               <w:rPr>
@@ -4475,7 +4456,7 @@
               <w:lang w:eastAsia="en-GB"/>
             </w:rPr>
           </w:pPr>
-          <w:hyperlink w:anchor="_Toc227524704" w:history="1">
+          <w:hyperlink w:anchor="_Toc227600110" w:history="1">
             <w:r>
               <w:rPr>
                 <w:rStyle w:val="Hyperlink"/>
@@ -4508,7 +4489,7 @@
                 <w:noProof/>
                 <w:webHidden/>
               </w:rPr>
-              <w:instrText xml:space="preserve"> PAGEREF _Toc227524704 \h </w:instrText>
+              <w:instrText xml:space="preserve"> PAGEREF _Toc227600110 \h </w:instrText>
             </w:r>
             <w:r>
               <w:rPr>
@@ -4528,7 +4509,7 @@
                 <w:noProof/>
                 <w:webHidden/>
               </w:rPr>
-              <w:t>20</w:t>
+              <w:t>21</w:t>
             </w:r>
             <w:r>
               <w:rPr>
@@ -4553,7 +4534,7 @@
               <w:lang w:eastAsia="en-GB"/>
             </w:rPr>
           </w:pPr>
-          <w:hyperlink w:anchor="_Toc227524705" w:history="1">
+          <w:hyperlink w:anchor="_Toc227600111" w:history="1">
             <w:r>
               <w:rPr>
                 <w:rStyle w:val="Hyperlink"/>
@@ -4586,7 +4567,7 @@
                 <w:noProof/>
                 <w:webHidden/>
               </w:rPr>
-              <w:instrText xml:space="preserve"> PAGEREF _Toc227524705 \h </w:instrText>
+              <w:instrText xml:space="preserve"> PAGEREF _Toc227600111 \h </w:instrText>
             </w:r>
             <w:r>
               <w:rPr>
@@ -4606,7 +4587,7 @@
                 <w:noProof/>
                 <w:webHidden/>
               </w:rPr>
-              <w:t>20</w:t>
+              <w:t>21</w:t>
             </w:r>
             <w:r>
               <w:rPr>
@@ -4631,7 +4612,7 @@
               <w:lang w:eastAsia="en-GB"/>
             </w:rPr>
           </w:pPr>
-          <w:hyperlink w:anchor="_Toc227524706" w:history="1">
+          <w:hyperlink w:anchor="_Toc227600112" w:history="1">
             <w:r>
               <w:rPr>
                 <w:rStyle w:val="Hyperlink"/>
@@ -4664,7 +4645,7 @@
                 <w:noProof/>
                 <w:webHidden/>
               </w:rPr>
-              <w:instrText xml:space="preserve"> PAGEREF _Toc227524706 \h </w:instrText>
+              <w:instrText xml:space="preserve"> PAGEREF _Toc227600112 \h </w:instrText>
             </w:r>
             <w:r>
               <w:rPr>
@@ -4684,7 +4665,7 @@
                 <w:noProof/>
                 <w:webHidden/>
               </w:rPr>
-              <w:t>20</w:t>
+              <w:t>21</w:t>
             </w:r>
             <w:r>
               <w:rPr>
@@ -4709,7 +4690,7 @@
               <w:lang w:eastAsia="en-GB"/>
             </w:rPr>
           </w:pPr>
-          <w:hyperlink w:anchor="_Toc227524707" w:history="1">
+          <w:hyperlink w:anchor="_Toc227600113" w:history="1">
             <w:r>
               <w:rPr>
                 <w:rStyle w:val="Hyperlink"/>
@@ -4741,7 +4722,7 @@
                 <w:noProof/>
                 <w:webHidden/>
               </w:rPr>
-              <w:instrText xml:space="preserve"> PAGEREF _Toc227524707 \h </w:instrText>
+              <w:instrText xml:space="preserve"> PAGEREF _Toc227600113 \h </w:instrText>
             </w:r>
             <w:r>
               <w:rPr>
@@ -4761,7 +4742,7 @@
                 <w:noProof/>
                 <w:webHidden/>
               </w:rPr>
-              <w:t>20</w:t>
+              <w:t>21</w:t>
             </w:r>
             <w:r>
               <w:rPr>
@@ -4786,7 +4767,7 @@
               <w:lang w:eastAsia="en-GB"/>
             </w:rPr>
           </w:pPr>
-          <w:hyperlink w:anchor="_Toc227524708" w:history="1">
+          <w:hyperlink w:anchor="_Toc227600114" w:history="1">
             <w:r>
               <w:rPr>
                 <w:rStyle w:val="Hyperlink"/>
@@ -4819,7 +4800,7 @@
                 <w:noProof/>
                 <w:webHidden/>
               </w:rPr>
-              <w:instrText xml:space="preserve"> PAGEREF _Toc227524708 \h </w:instrText>
+              <w:instrText xml:space="preserve"> PAGEREF _Toc227600114 \h </w:instrText>
             </w:r>
             <w:r>
               <w:rPr>
@@ -4864,7 +4845,7 @@
               <w:lang w:eastAsia="en-GB"/>
             </w:rPr>
           </w:pPr>
-          <w:hyperlink w:anchor="_Toc227524709" w:history="1">
+          <w:hyperlink w:anchor="_Toc227600115" w:history="1">
             <w:r>
               <w:rPr>
                 <w:rStyle w:val="Hyperlink"/>
@@ -4897,7 +4878,7 @@
                 <w:noProof/>
                 <w:webHidden/>
               </w:rPr>
-              <w:instrText xml:space="preserve"> PAGEREF _Toc227524709 \h </w:instrText>
+              <w:instrText xml:space="preserve"> PAGEREF _Toc227600115 \h </w:instrText>
             </w:r>
             <w:r>
               <w:rPr>
@@ -4942,7 +4923,7 @@
               <w:lang w:eastAsia="en-GB"/>
             </w:rPr>
           </w:pPr>
-          <w:hyperlink w:anchor="_Toc227524710" w:history="1">
+          <w:hyperlink w:anchor="_Toc227600116" w:history="1">
             <w:r>
               <w:rPr>
                 <w:rStyle w:val="Hyperlink"/>
@@ -4974,7 +4955,7 @@
                 <w:noProof/>
                 <w:webHidden/>
               </w:rPr>
-              <w:instrText xml:space="preserve"> PAGEREF _Toc227524710 \h </w:instrText>
+              <w:instrText xml:space="preserve"> PAGEREF _Toc227600116 \h </w:instrText>
             </w:r>
             <w:r>
               <w:rPr>
@@ -4994,7 +4975,7 @@
                 <w:noProof/>
                 <w:webHidden/>
               </w:rPr>
-              <w:t>23</w:t>
+              <w:t>24</w:t>
             </w:r>
             <w:r>
               <w:rPr>
@@ -5021,7 +5002,7 @@
               <w:lang w:eastAsia="en-GB"/>
             </w:rPr>
           </w:pPr>
-          <w:hyperlink w:anchor="_Toc227524711" w:history="1">
+          <w:hyperlink w:anchor="_Toc227600117" w:history="1">
             <w:r>
               <w:rPr>
                 <w:rStyle w:val="Hyperlink"/>
@@ -5051,7 +5032,7 @@
                 <w:noProof/>
                 <w:webHidden/>
               </w:rPr>
-              <w:instrText xml:space="preserve"> PAGEREF _Toc227524711 \h </w:instrText>
+              <w:instrText xml:space="preserve"> PAGEREF _Toc227600117 \h </w:instrText>
             </w:r>
             <w:r>
               <w:rPr>
@@ -5071,7 +5052,7 @@
                 <w:noProof/>
                 <w:webHidden/>
               </w:rPr>
-              <w:t>25</w:t>
+              <w:t>26</w:t>
             </w:r>
             <w:r>
               <w:rPr>
@@ -5098,7 +5079,7 @@
               <w:lang w:eastAsia="en-GB"/>
             </w:rPr>
           </w:pPr>
-          <w:hyperlink w:anchor="_Toc227524712" w:history="1">
+          <w:hyperlink w:anchor="_Toc227600118" w:history="1">
             <w:r>
               <w:rPr>
                 <w:rStyle w:val="Hyperlink"/>
@@ -5126,7 +5107,7 @@
                 <w:noProof/>
                 <w:webHidden/>
               </w:rPr>
-              <w:instrText xml:space="preserve"> PAGEREF _Toc227524712 \h </w:instrText>
+              <w:instrText xml:space="preserve"> PAGEREF _Toc227600118 \h </w:instrText>
             </w:r>
             <w:r>
               <w:rPr>
@@ -5146,7 +5127,7 @@
                 <w:noProof/>
                 <w:webHidden/>
               </w:rPr>
-              <w:t>26</w:t>
+              <w:t>27</w:t>
             </w:r>
             <w:r>
               <w:rPr>
@@ -5173,7 +5154,7 @@
               <w:lang w:eastAsia="en-GB"/>
             </w:rPr>
           </w:pPr>
-          <w:hyperlink w:anchor="_Toc227524713" w:history="1">
+          <w:hyperlink w:anchor="_Toc227600119" w:history="1">
             <w:r>
               <w:rPr>
                 <w:rStyle w:val="Hyperlink"/>
@@ -5203,7 +5184,7 @@
                 <w:noProof/>
                 <w:webHidden/>
               </w:rPr>
-              <w:instrText xml:space="preserve"> PAGEREF _Toc227524713 \h </w:instrText>
+              <w:instrText xml:space="preserve"> PAGEREF _Toc227600119 \h </w:instrText>
             </w:r>
             <w:r>
               <w:rPr>
@@ -5250,7 +5231,7 @@
               <w:lang w:eastAsia="en-GB"/>
             </w:rPr>
           </w:pPr>
-          <w:hyperlink w:anchor="_Toc227524714" w:history="1">
+          <w:hyperlink w:anchor="_Toc227600120" w:history="1">
             <w:r>
               <w:rPr>
                 <w:rStyle w:val="Hyperlink"/>
@@ -5280,7 +5261,7 @@
                 <w:noProof/>
                 <w:webHidden/>
               </w:rPr>
-              <w:instrText xml:space="preserve"> PAGEREF _Toc227524714 \h </w:instrText>
+              <w:instrText xml:space="preserve"> PAGEREF _Toc227600120 \h </w:instrText>
             </w:r>
             <w:r>
               <w:rPr>
@@ -5327,7 +5308,7 @@
               <w:lang w:eastAsia="en-GB"/>
             </w:rPr>
           </w:pPr>
-          <w:hyperlink w:anchor="_Toc227524715" w:history="1">
+          <w:hyperlink w:anchor="_Toc227600121" w:history="1">
             <w:r>
               <w:rPr>
                 <w:rStyle w:val="Hyperlink"/>
@@ -5357,7 +5338,7 @@
                 <w:noProof/>
                 <w:webHidden/>
               </w:rPr>
-              <w:instrText xml:space="preserve"> PAGEREF _Toc227524715 \h </w:instrText>
+              <w:instrText xml:space="preserve"> PAGEREF _Toc227600121 \h </w:instrText>
             </w:r>
             <w:r>
               <w:rPr>
@@ -5377,7 +5358,7 @@
                 <w:noProof/>
                 <w:webHidden/>
               </w:rPr>
-              <w:t>27</w:t>
+              <w:t>28</w:t>
             </w:r>
             <w:r>
               <w:rPr>
@@ -5404,7 +5385,7 @@
               <w:lang w:eastAsia="en-GB"/>
             </w:rPr>
           </w:pPr>
-          <w:hyperlink w:anchor="_Toc227524716" w:history="1">
+          <w:hyperlink w:anchor="_Toc227600122" w:history="1">
             <w:r>
               <w:rPr>
                 <w:rStyle w:val="Hyperlink"/>
@@ -5434,7 +5415,7 @@
                 <w:noProof/>
                 <w:webHidden/>
               </w:rPr>
-              <w:instrText xml:space="preserve"> PAGEREF _Toc227524716 \h </w:instrText>
+              <w:instrText xml:space="preserve"> PAGEREF _Toc227600122 \h </w:instrText>
             </w:r>
             <w:r>
               <w:rPr>
@@ -5454,7 +5435,7 @@
                 <w:noProof/>
                 <w:webHidden/>
               </w:rPr>
-              <w:t>27</w:t>
+              <w:t>28</w:t>
             </w:r>
             <w:r>
               <w:rPr>
@@ -5481,7 +5462,7 @@
               <w:lang w:eastAsia="en-GB"/>
             </w:rPr>
           </w:pPr>
-          <w:hyperlink w:anchor="_Toc227524717" w:history="1">
+          <w:hyperlink w:anchor="_Toc227600123" w:history="1">
             <w:r>
               <w:rPr>
                 <w:rStyle w:val="Hyperlink"/>
@@ -5509,7 +5490,7 @@
                 <w:noProof/>
                 <w:webHidden/>
               </w:rPr>
-              <w:instrText xml:space="preserve"> PAGEREF _Toc227524717 \h </w:instrText>
+              <w:instrText xml:space="preserve"> PAGEREF _Toc227600123 \h </w:instrText>
             </w:r>
             <w:r>
               <w:rPr>
@@ -5529,7 +5510,7 @@
                 <w:noProof/>
                 <w:webHidden/>
               </w:rPr>
-              <w:t>27</w:t>
+              <w:t>28</w:t>
             </w:r>
             <w:r>
               <w:rPr>
@@ -5556,7 +5537,7 @@
               <w:lang w:eastAsia="en-GB"/>
             </w:rPr>
           </w:pPr>
-          <w:hyperlink w:anchor="_Toc227524718" w:history="1">
+          <w:hyperlink w:anchor="_Toc227600124" w:history="1">
             <w:r>
               <w:rPr>
                 <w:rStyle w:val="Hyperlink"/>
@@ -5586,7 +5567,7 @@
                 <w:noProof/>
                 <w:webHidden/>
               </w:rPr>
-              <w:instrText xml:space="preserve"> PAGEREF _Toc227524718 \h </w:instrText>
+              <w:instrText xml:space="preserve"> PAGEREF _Toc227600124 \h </w:instrText>
             </w:r>
             <w:r>
               <w:rPr>
@@ -5606,7 +5587,7 @@
                 <w:noProof/>
                 <w:webHidden/>
               </w:rPr>
-              <w:t>27</w:t>
+              <w:t>28</w:t>
             </w:r>
             <w:r>
               <w:rPr>
@@ -5631,7 +5612,7 @@
               <w:lang w:eastAsia="en-GB"/>
             </w:rPr>
           </w:pPr>
-          <w:hyperlink w:anchor="_Toc227524719" w:history="1">
+          <w:hyperlink w:anchor="_Toc227600125" w:history="1">
             <w:r>
               <w:rPr>
                 <w:rStyle w:val="Hyperlink"/>
@@ -5663,7 +5644,7 @@
                 <w:noProof/>
                 <w:webHidden/>
               </w:rPr>
-              <w:instrText xml:space="preserve"> PAGEREF _Toc227524719 \h </w:instrText>
+              <w:instrText xml:space="preserve"> PAGEREF _Toc227600125 \h </w:instrText>
             </w:r>
             <w:r>
               <w:rPr>
@@ -5683,7 +5664,7 @@
                 <w:noProof/>
                 <w:webHidden/>
               </w:rPr>
-              <w:t>27</w:t>
+              <w:t>28</w:t>
             </w:r>
             <w:r>
               <w:rPr>
@@ -5708,7 +5689,7 @@
               <w:lang w:eastAsia="en-GB"/>
             </w:rPr>
           </w:pPr>
-          <w:hyperlink w:anchor="_Toc227524720" w:history="1">
+          <w:hyperlink w:anchor="_Toc227600126" w:history="1">
             <w:r>
               <w:rPr>
                 <w:rStyle w:val="Hyperlink"/>
@@ -5740,7 +5721,7 @@
                 <w:noProof/>
                 <w:webHidden/>
               </w:rPr>
-              <w:instrText xml:space="preserve"> PAGEREF _Toc227524720 \h </w:instrText>
+              <w:instrText xml:space="preserve"> PAGEREF _Toc227600126 \h </w:instrText>
             </w:r>
             <w:r>
               <w:rPr>
@@ -5760,7 +5741,7 @@
                 <w:noProof/>
                 <w:webHidden/>
               </w:rPr>
-              <w:t>27</w:t>
+              <w:t>28</w:t>
             </w:r>
             <w:r>
               <w:rPr>
@@ -5785,7 +5766,7 @@
               <w:lang w:eastAsia="en-GB"/>
             </w:rPr>
           </w:pPr>
-          <w:hyperlink w:anchor="_Toc227524721" w:history="1">
+          <w:hyperlink w:anchor="_Toc227600127" w:history="1">
             <w:r>
               <w:rPr>
                 <w:rStyle w:val="Hyperlink"/>
@@ -5817,7 +5798,7 @@
                 <w:noProof/>
                 <w:webHidden/>
               </w:rPr>
-              <w:instrText xml:space="preserve"> PAGEREF _Toc227524721 \h </w:instrText>
+              <w:instrText xml:space="preserve"> PAGEREF _Toc227600127 \h </w:instrText>
             </w:r>
             <w:r>
               <w:rPr>
@@ -5837,7 +5818,7 @@
                 <w:noProof/>
                 <w:webHidden/>
               </w:rPr>
-              <w:t>27</w:t>
+              <w:t>28</w:t>
             </w:r>
             <w:r>
               <w:rPr>
@@ -5862,7 +5843,7 @@
               <w:lang w:eastAsia="en-GB"/>
             </w:rPr>
           </w:pPr>
-          <w:hyperlink w:anchor="_Toc227524722" w:history="1">
+          <w:hyperlink w:anchor="_Toc227600128" w:history="1">
             <w:r>
               <w:rPr>
                 <w:rStyle w:val="Hyperlink"/>
@@ -5894,7 +5875,7 @@
                 <w:noProof/>
                 <w:webHidden/>
               </w:rPr>
-              <w:instrText xml:space="preserve"> PAGEREF _Toc227524722 \h </w:instrText>
+              <w:instrText xml:space="preserve"> PAGEREF _Toc227600128 \h </w:instrText>
             </w:r>
             <w:r>
               <w:rPr>
@@ -5914,7 +5895,7 @@
                 <w:noProof/>
                 <w:webHidden/>
               </w:rPr>
-              <w:t>27</w:t>
+              <w:t>28</w:t>
             </w:r>
             <w:r>
               <w:rPr>
@@ -5939,7 +5920,7 @@
               <w:lang w:eastAsia="en-GB"/>
             </w:rPr>
           </w:pPr>
-          <w:hyperlink w:anchor="_Toc227524723" w:history="1">
+          <w:hyperlink w:anchor="_Toc227600129" w:history="1">
             <w:r>
               <w:rPr>
                 <w:rStyle w:val="Hyperlink"/>
@@ -5971,7 +5952,7 @@
                 <w:noProof/>
                 <w:webHidden/>
               </w:rPr>
-              <w:instrText xml:space="preserve"> PAGEREF _Toc227524723 \h </w:instrText>
+              <w:instrText xml:space="preserve"> PAGEREF _Toc227600129 \h </w:instrText>
             </w:r>
             <w:r>
               <w:rPr>
@@ -5991,7 +5972,7 @@
                 <w:noProof/>
                 <w:webHidden/>
               </w:rPr>
-              <w:t>28</w:t>
+              <w:t>29</w:t>
             </w:r>
             <w:r>
               <w:rPr>
@@ -6016,7 +5997,7 @@
               <w:lang w:eastAsia="en-GB"/>
             </w:rPr>
           </w:pPr>
-          <w:hyperlink w:anchor="_Toc227524724" w:history="1">
+          <w:hyperlink w:anchor="_Toc227600130" w:history="1">
             <w:r>
               <w:rPr>
                 <w:rStyle w:val="Hyperlink"/>
@@ -6048,7 +6029,7 @@
                 <w:noProof/>
                 <w:webHidden/>
               </w:rPr>
-              <w:instrText xml:space="preserve"> PAGEREF _Toc227524724 \h </w:instrText>
+              <w:instrText xml:space="preserve"> PAGEREF _Toc227600130 \h </w:instrText>
             </w:r>
             <w:r>
               <w:rPr>
@@ -6068,7 +6049,7 @@
                 <w:noProof/>
                 <w:webHidden/>
               </w:rPr>
-              <w:t>28</w:t>
+              <w:t>29</w:t>
             </w:r>
             <w:r>
               <w:rPr>
@@ -6093,7 +6074,7 @@
               <w:lang w:eastAsia="en-GB"/>
             </w:rPr>
           </w:pPr>
-          <w:hyperlink w:anchor="_Toc227524725" w:history="1">
+          <w:hyperlink w:anchor="_Toc227600131" w:history="1">
             <w:r>
               <w:rPr>
                 <w:rStyle w:val="Hyperlink"/>
@@ -6125,7 +6106,7 @@
                 <w:noProof/>
                 <w:webHidden/>
               </w:rPr>
-              <w:instrText xml:space="preserve"> PAGEREF _Toc227524725 \h </w:instrText>
+              <w:instrText xml:space="preserve"> PAGEREF _Toc227600131 \h </w:instrText>
             </w:r>
             <w:r>
               <w:rPr>
@@ -6145,7 +6126,7 @@
                 <w:noProof/>
                 <w:webHidden/>
               </w:rPr>
-              <w:t>28</w:t>
+              <w:t>29</w:t>
             </w:r>
             <w:r>
               <w:rPr>
@@ -6172,7 +6153,7 @@
               <w:lang w:eastAsia="en-GB"/>
             </w:rPr>
           </w:pPr>
-          <w:hyperlink w:anchor="_Toc227524726" w:history="1">
+          <w:hyperlink w:anchor="_Toc227600132" w:history="1">
             <w:r>
               <w:rPr>
                 <w:rStyle w:val="Hyperlink"/>
@@ -6180,6 +6161,7 @@
                 <w:i/>
                 <w:iCs/>
                 <w:noProof/>
+                <w:highlight w:val="green"/>
               </w:rPr>
               <w:t>6.2 Trello</w:t>
             </w:r>
@@ -6202,7 +6184,7 @@
                 <w:noProof/>
                 <w:webHidden/>
               </w:rPr>
-              <w:instrText xml:space="preserve"> PAGEREF _Toc227524726 \h </w:instrText>
+              <w:instrText xml:space="preserve"> PAGEREF _Toc227600132 \h </w:instrText>
             </w:r>
             <w:r>
               <w:rPr>
@@ -6222,7 +6204,84 @@
                 <w:noProof/>
                 <w:webHidden/>
               </w:rPr>
-              <w:t>28</w:t>
+              <w:t>29</w:t>
+            </w:r>
+            <w:r>
+              <w:rPr>
+                <w:noProof/>
+                <w:webHidden/>
+              </w:rPr>
+              <w:fldChar w:fldCharType="end"/>
+            </w:r>
+          </w:hyperlink>
+        </w:p>
+        <w:p>
+          <w:pPr>
+            <w:pStyle w:val="TOC2"/>
+            <w:tabs>
+              <w:tab w:val="right" w:leader="dot" w:pos="9016"/>
+            </w:tabs>
+            <w:rPr>
+              <w:rFonts w:eastAsiaTheme="minorEastAsia"/>
+              <w:b w:val="0"/>
+              <w:bCs w:val="0"/>
+              <w:noProof/>
+              <w:sz w:val="24"/>
+              <w:szCs w:val="24"/>
+              <w:lang w:eastAsia="en-GB"/>
+            </w:rPr>
+          </w:pPr>
+          <w:hyperlink w:anchor="_Toc227600133" w:history="1">
+            <w:r>
+              <w:rPr>
+                <w:rStyle w:val="Hyperlink"/>
+                <w:i/>
+                <w:iCs/>
+                <w:noProof/>
+                <w:highlight w:val="green"/>
+              </w:rPr>
+              <w:t>6.3 GitHub Desktop</w:t>
+            </w:r>
+            <w:r>
+              <w:rPr>
+                <w:noProof/>
+                <w:webHidden/>
+              </w:rPr>
+              <w:tab/>
+            </w:r>
+            <w:r>
+              <w:rPr>
+                <w:noProof/>
+                <w:webHidden/>
+              </w:rPr>
+              <w:fldChar w:fldCharType="begin"/>
+            </w:r>
+            <w:r>
+              <w:rPr>
+                <w:noProof/>
+                <w:webHidden/>
+              </w:rPr>
+              <w:instrText xml:space="preserve"> PAGEREF _Toc227600133 \h </w:instrText>
+            </w:r>
+            <w:r>
+              <w:rPr>
+                <w:noProof/>
+                <w:webHidden/>
+              </w:rPr>
+            </w:r>
+            <w:r>
+              <w:rPr>
+                <w:noProof/>
+                <w:webHidden/>
+              </w:rPr>
+              <w:fldChar w:fldCharType="separate"/>
+            </w:r>
+            <w:r>
+              <w:rPr>
+                <w:noProof/>
+                <w:webHidden/>
+              </w:rPr>
+              <w:t>29</w:t>
             </w:r>
             <w:r>
               <w:rPr>
@@ -6249,7 +6308,7 @@
               <w:lang w:eastAsia="en-GB"/>
             </w:rPr>
           </w:pPr>
-          <w:hyperlink w:anchor="_Toc227524727" w:history="1">
+          <w:hyperlink w:anchor="_Toc227600134" w:history="1">
             <w:r>
               <w:rPr>
                 <w:rStyle w:val="Hyperlink"/>
@@ -6277,7 +6336,7 @@
                 <w:noProof/>
                 <w:webHidden/>
               </w:rPr>
-              <w:instrText xml:space="preserve"> PAGEREF _Toc227524727 \h </w:instrText>
+              <w:instrText xml:space="preserve"> PAGEREF _Toc227600134 \h </w:instrText>
             </w:r>
             <w:r>
               <w:rPr>
@@ -6297,7 +6356,7 @@
                 <w:noProof/>
                 <w:webHidden/>
               </w:rPr>
-              <w:t>28</w:t>
+              <w:t>29</w:t>
             </w:r>
             <w:r>
               <w:rPr>
@@ -6324,7 +6383,7 @@
               <w:lang w:eastAsia="en-GB"/>
             </w:rPr>
           </w:pPr>
-          <w:hyperlink w:anchor="_Toc227524728" w:history="1">
+          <w:hyperlink w:anchor="_Toc227600135" w:history="1">
             <w:r>
               <w:rPr>
                 <w:rStyle w:val="Hyperlink"/>
@@ -6352,7 +6411,7 @@
                 <w:noProof/>
                 <w:webHidden/>
               </w:rPr>
-              <w:instrText xml:space="preserve"> PAGEREF _Toc227524728 \h </w:instrText>
+              <w:instrText xml:space="preserve"> PAGEREF _Toc227600135 \h </w:instrText>
             </w:r>
             <w:r>
               <w:rPr>
@@ -6372,7 +6431,7 @@
                 <w:noProof/>
                 <w:webHidden/>
               </w:rPr>
-              <w:t>29</w:t>
+              <w:t>30</w:t>
             </w:r>
             <w:r>
               <w:rPr>
@@ -6399,7 +6458,7 @@
               <w:lang w:eastAsia="en-GB"/>
             </w:rPr>
           </w:pPr>
-          <w:hyperlink w:anchor="_Toc227524729" w:history="1">
+          <w:hyperlink w:anchor="_Toc227600136" w:history="1">
             <w:r>
               <w:rPr>
                 <w:rStyle w:val="Hyperlink"/>
@@ -6427,7 +6486,7 @@
                 <w:noProof/>
                 <w:webHidden/>
               </w:rPr>
-              <w:instrText xml:space="preserve"> PAGEREF _Toc227524729 \h </w:instrText>
+              <w:instrText xml:space="preserve"> PAGEREF _Toc227600136 \h </w:instrText>
             </w:r>
             <w:r>
               <w:rPr>
@@ -6447,7 +6506,7 @@
                 <w:noProof/>
                 <w:webHidden/>
               </w:rPr>
-              <w:t>29</w:t>
+              <w:t>30</w:t>
             </w:r>
             <w:r>
               <w:rPr>
@@ -6474,7 +6533,7 @@
               <w:lang w:eastAsia="en-GB"/>
             </w:rPr>
           </w:pPr>
-          <w:hyperlink w:anchor="_Toc227524730" w:history="1">
+          <w:hyperlink w:anchor="_Toc227600137" w:history="1">
             <w:r>
               <w:rPr>
                 <w:rStyle w:val="Hyperlink"/>
@@ -6502,7 +6561,7 @@
                 <w:noProof/>
                 <w:webHidden/>
               </w:rPr>
-              <w:instrText xml:space="preserve"> PAGEREF _Toc227524730 \h </w:instrText>
+              <w:instrText xml:space="preserve"> PAGEREF _Toc227600137 \h </w:instrText>
             </w:r>
             <w:r>
               <w:rPr>
@@ -6522,7 +6581,7 @@
                 <w:noProof/>
                 <w:webHidden/>
               </w:rPr>
-              <w:t>29</w:t>
+              <w:t>30</w:t>
             </w:r>
             <w:r>
               <w:rPr>
@@ -6618,7 +6677,7 @@
           <w:szCs w:val="32"/>
         </w:rPr>
       </w:pPr>
-      <w:bookmarkStart w:id="3" w:name="_Toc227524656"/>
+      <w:bookmarkStart w:id="3" w:name="_Toc227600063"/>
       <w:r>
         <w:rPr>
           <w:rFonts w:ascii="Arial" w:hAnsi="Arial" w:cs="Arial"/>
@@ -6814,7 +6873,7 @@
           <w:szCs w:val="36"/>
         </w:rPr>
       </w:pPr>
-      <w:bookmarkStart w:id="4" w:name="_Toc227524657"/>
+      <w:bookmarkStart w:id="4" w:name="_Toc227600064"/>
       <w:r>
         <w:rPr>
           <w:rFonts w:ascii="Arial" w:hAnsi="Arial" w:cs="Arial"/>
@@ -6947,7 +7006,7 @@
           <w:szCs w:val="36"/>
         </w:rPr>
       </w:pPr>
-      <w:bookmarkStart w:id="5" w:name="_Toc227524658"/>
+      <w:bookmarkStart w:id="5" w:name="_Toc227600065"/>
       <w:r>
         <w:rPr>
           <w:b/>
@@ -6976,13 +7035,97 @@
       <w:pPr>
         <w:pStyle w:val="Heading2"/>
         <w:rPr>
-          <w:b/>
-          <w:bCs/>
-          <w:i/>
-          <w:iCs/>
-        </w:rPr>
-      </w:pPr>
-      <w:bookmarkStart w:id="6" w:name="_Toc227524659"/>
+          <w:rFonts w:ascii="Arial" w:hAnsi="Arial" w:cs="Arial"/>
+          <w:b/>
+          <w:bCs/>
+          <w:i/>
+          <w:iCs/>
+          <w:sz w:val="28"/>
+          <w:szCs w:val="28"/>
+        </w:rPr>
+      </w:pPr>
+      <w:r>
+        <w:rPr>
+          <w:rFonts w:ascii="Arial" w:hAnsi="Arial" w:cs="Arial"/>
+          <w:b/>
+          <w:bCs/>
+          <w:i/>
+          <w:iCs/>
+          <w:sz w:val="28"/>
+          <w:szCs w:val="28"/>
+        </w:rPr>
+        <w:t>2.1 Background</w:t>
+      </w:r>
+    </w:p>
+    <w:p/>
+    <w:p/>
+    <w:p>
+      <w:pPr>
+        <w:pStyle w:val="Heading2"/>
+        <w:rPr>
+          <w:rFonts w:ascii="Arial" w:hAnsi="Arial" w:cs="Arial"/>
+          <w:b/>
+          <w:bCs/>
+          <w:i/>
+          <w:iCs/>
+          <w:sz w:val="28"/>
+          <w:szCs w:val="28"/>
+        </w:rPr>
+      </w:pPr>
+      <w:r>
+        <w:rPr>
+          <w:rFonts w:ascii="Arial" w:hAnsi="Arial" w:cs="Arial"/>
+          <w:b/>
+          <w:bCs/>
+          <w:i/>
+          <w:iCs/>
+          <w:sz w:val="28"/>
+          <w:szCs w:val="28"/>
+        </w:rPr>
+        <w:t>2.2 Objectives</w:t>
+      </w:r>
+    </w:p>
+    <w:p/>
+    <w:p/>
+    <w:p>
+      <w:pPr>
+        <w:pStyle w:val="Heading2"/>
+        <w:rPr>
+          <w:rFonts w:ascii="Arial" w:hAnsi="Arial" w:cs="Arial"/>
+          <w:b/>
+          <w:bCs/>
+          <w:i/>
+          <w:iCs/>
+          <w:sz w:val="28"/>
+          <w:szCs w:val="28"/>
+        </w:rPr>
+      </w:pPr>
+      <w:r>
+        <w:rPr>
+          <w:rFonts w:ascii="Arial" w:hAnsi="Arial" w:cs="Arial"/>
+          <w:b/>
+          <w:bCs/>
+          <w:i/>
+          <w:iCs/>
+          <w:sz w:val="28"/>
+          <w:szCs w:val="28"/>
+        </w:rPr>
+        <w:t>2.3 Deliverables</w:t>
+      </w:r>
+    </w:p>
+    <w:p/>
+    <w:p/>
+    <w:p>
+      <w:pPr>
+        <w:pStyle w:val="Heading2"/>
+        <w:rPr>
+          <w:b/>
+          <w:bCs/>
+          <w:i/>
+          <w:iCs/>
+        </w:rPr>
+      </w:pPr>
+      <w:bookmarkStart w:id="6" w:name="_Toc227600066"/>
       <w:r>
         <w:rPr>
           <w:b/>
@@ -7018,15 +7161,14 @@
           <w:iCs/>
         </w:rPr>
       </w:pPr>
-      <w:bookmarkStart w:id="7" w:name="_Toc227524660"/>
-      <w:r>
-        <w:rPr>
-          <w:b/>
-          <w:bCs/>
-          <w:i/>
-          <w:iCs/>
-        </w:rPr>
-        <w:lastRenderedPageBreak/>
+      <w:bookmarkStart w:id="7" w:name="_Toc227600067"/>
+      <w:r>
+        <w:rPr>
+          <w:b/>
+          <w:bCs/>
+          <w:i/>
+          <w:iCs/>
+        </w:rPr>
         <w:t>2.1.1 Issues</w:t>
       </w:r>
       <w:bookmarkEnd w:id="7"/>
@@ -7043,47 +7185,32 @@
         <w:rPr>
           <w:b/>
           <w:bCs/>
+        </w:rPr>
+        <w:t>2.1.1.1 Issue 1</w:t>
+      </w:r>
+    </w:p>
+    <w:p>
+      <w:pPr>
+        <w:spacing w:line="360" w:lineRule="auto"/>
+        <w:rPr>
+          <w:rFonts w:ascii="Arial" w:hAnsi="Arial" w:cs="Arial"/>
+        </w:rPr>
+      </w:pPr>
+    </w:p>
+    <w:p>
+      <w:pPr>
+        <w:pStyle w:val="Heading4"/>
+        <w:rPr>
+          <w:b/>
+          <w:bCs/>
+        </w:rPr>
+      </w:pPr>
+      <w:r>
+        <w:rPr>
+          <w:b/>
+          <w:bCs/>
           <w:highlight w:val="green"/>
         </w:rPr>
-        <w:t>2.1.1.1 Issue 1</w:t>
-      </w:r>
-    </w:p>
-    <w:p>
-      <w:pPr>
-        <w:spacing w:line="360" w:lineRule="auto"/>
-        <w:rPr>
-          <w:rFonts w:ascii="Arial" w:hAnsi="Arial" w:cs="Arial"/>
-        </w:rPr>
-      </w:pPr>
-      <w:r>
-        <w:rPr>
-          <w:rFonts w:ascii="Arial" w:hAnsi="Arial" w:cs="Arial"/>
-        </w:rPr>
-        <w:t>An issue which was identified is with testing of this project against the target audience, since there is not an ethical way to test against children. This means that testing will be done away from the target audience, and therefore feedback may not be as reliable or accurate. A consideration of how to deal with this is potentially by performing testing against parents of young children to see if they would allow their children to use this browser.</w:t>
-      </w:r>
-    </w:p>
-    <w:p>
-      <w:pPr>
-        <w:spacing w:line="360" w:lineRule="auto"/>
-        <w:rPr>
-          <w:rFonts w:ascii="Arial" w:hAnsi="Arial" w:cs="Arial"/>
-        </w:rPr>
-      </w:pPr>
-    </w:p>
-    <w:p>
-      <w:pPr>
-        <w:pStyle w:val="Heading4"/>
-        <w:rPr>
-          <w:b/>
-          <w:bCs/>
-        </w:rPr>
-      </w:pPr>
-      <w:r>
-        <w:rPr>
-          <w:b/>
-          <w:bCs/>
-          <w:highlight w:val="green"/>
-        </w:rPr>
         <w:t>2.1.1.2 Issue 2</w:t>
       </w:r>
     </w:p>
@@ -7119,7 +7246,7 @@
           <w:iCs/>
         </w:rPr>
       </w:pPr>
-      <w:bookmarkStart w:id="8" w:name="_Toc227524661"/>
+      <w:bookmarkStart w:id="8" w:name="_Toc227600068"/>
       <w:r>
         <w:rPr>
           <w:b/>
@@ -7166,7 +7293,7 @@
           <w:szCs w:val="36"/>
         </w:rPr>
       </w:pPr>
-      <w:bookmarkStart w:id="9" w:name="_Toc227524662"/>
+      <w:bookmarkStart w:id="9" w:name="_Toc227600069"/>
       <w:r>
         <w:rPr>
           <w:rFonts w:ascii="Arial" w:hAnsi="Arial" w:cs="Arial"/>
@@ -7177,7 +7304,6 @@
           <w:sz w:val="36"/>
           <w:szCs w:val="36"/>
         </w:rPr>
-        <w:lastRenderedPageBreak/>
         <w:t>3</w:t>
       </w:r>
       <w:r>
@@ -7252,7 +7378,7 @@
           <w:szCs w:val="28"/>
         </w:rPr>
       </w:pPr>
-      <w:bookmarkStart w:id="10" w:name="_Toc227524663"/>
+      <w:bookmarkStart w:id="10" w:name="_Toc227600070"/>
       <w:r>
         <w:rPr>
           <w:rFonts w:ascii="Arial" w:hAnsi="Arial" w:cs="Arial"/>
@@ -7305,7 +7431,7 @@
           <w:szCs w:val="24"/>
         </w:rPr>
       </w:pPr>
-      <w:bookmarkStart w:id="11" w:name="_Toc227524664"/>
+      <w:bookmarkStart w:id="11" w:name="_Toc227600071"/>
       <w:r>
         <w:rPr>
           <w:rFonts w:ascii="Arial" w:hAnsi="Arial" w:cs="Arial"/>
@@ -7468,6 +7594,7 @@
         <w:rPr>
           <w:rFonts w:ascii="Arial" w:hAnsi="Arial" w:cs="Arial"/>
         </w:rPr>
+        <w:lastRenderedPageBreak/>
         <w:t xml:space="preserve">Both features are to be implemented to satisfy the basic level requirements for this page. </w:t>
       </w:r>
     </w:p>
@@ -7482,7 +7609,6 @@
         <w:rPr>
           <w:rFonts w:ascii="Arial" w:hAnsi="Arial" w:cs="Arial"/>
         </w:rPr>
-        <w:lastRenderedPageBreak/>
         <w:t xml:space="preserve">The design choices shown in this wireframe are to be implemented as seen into the final </w:t>
       </w:r>
       <w:r>
@@ -7520,7 +7646,7 @@
           <w:szCs w:val="24"/>
         </w:rPr>
       </w:pPr>
-      <w:bookmarkStart w:id="12" w:name="_Toc227524665"/>
+      <w:bookmarkStart w:id="12" w:name="_Toc227600072"/>
       <w:r>
         <w:rPr>
           <w:rFonts w:ascii="Arial" w:hAnsi="Arial" w:cs="Arial"/>
@@ -7695,6 +7821,7 @@
         <w:rPr>
           <w:rFonts w:ascii="Arial" w:hAnsi="Arial" w:cs="Arial"/>
         </w:rPr>
+        <w:lastRenderedPageBreak/>
         <w:t>Sites Blocked -&gt; This will show the user a list of URLs which have been blocked from visiting, along with timestamps and the reason for why it has been blocked</w:t>
       </w:r>
     </w:p>
@@ -7714,7 +7841,6 @@
         <w:rPr>
           <w:rFonts w:ascii="Arial" w:hAnsi="Arial" w:cs="Arial"/>
         </w:rPr>
-        <w:lastRenderedPageBreak/>
         <w:t>Downloads Blocked -&gt; This will show the user a list of files which have been blocked from downloading, along with timestamps and the reason for why it has been blocked</w:t>
       </w:r>
     </w:p>
@@ -7811,7 +7937,7 @@
           <w:szCs w:val="24"/>
         </w:rPr>
       </w:pPr>
-      <w:bookmarkStart w:id="13" w:name="_Toc227524666"/>
+      <w:bookmarkStart w:id="13" w:name="_Toc227600073"/>
       <w:r>
         <w:rPr>
           <w:rFonts w:ascii="Arial" w:hAnsi="Arial" w:cs="Arial"/>
@@ -7929,6 +8055,7 @@
         <w:rPr>
           <w:rFonts w:ascii="Arial" w:hAnsi="Arial" w:cs="Arial"/>
         </w:rPr>
+        <w:lastRenderedPageBreak/>
         <w:t>Home Page Button (Navigates user to the browser home page), Tabs Bar (Displays any open tabs the user has), Dashboard Button (Navigates user to the browser dashboard page for their account)</w:t>
       </w:r>
     </w:p>
@@ -7948,7 +8075,6 @@
         <w:rPr>
           <w:rFonts w:ascii="Arial" w:hAnsi="Arial" w:cs="Arial"/>
         </w:rPr>
-        <w:lastRenderedPageBreak/>
         <w:t>Back Button (Navigates user back), Forward Button (Navigates user forwards), Reload Button (Refreshes user’s page), URL / Search Bar (Displays user’s current URL and allows them to enter a new search), Bookmark Page Button (Adds current page to the user’s bookmarks bar), Downloads Button (Displays any downloaded files), Settings Button (Navigates user to settings page for browser)</w:t>
       </w:r>
     </w:p>
@@ -8027,7 +8153,7 @@
           <w:szCs w:val="24"/>
         </w:rPr>
       </w:pPr>
-      <w:bookmarkStart w:id="14" w:name="_Toc227524667"/>
+      <w:bookmarkStart w:id="14" w:name="_Toc227600074"/>
       <w:r>
         <w:rPr>
           <w:rFonts w:ascii="Arial" w:hAnsi="Arial" w:cs="Arial"/>
@@ -8132,6 +8258,7 @@
         <w:rPr>
           <w:rFonts w:ascii="Arial" w:hAnsi="Arial" w:cs="Arial"/>
         </w:rPr>
+        <w:lastRenderedPageBreak/>
         <w:t>The settings menu will be split into multiple sections, where different content blocks will be loaded based on the option that the user selects. The options available will be as follows:</w:t>
       </w:r>
     </w:p>
@@ -8151,7 +8278,6 @@
         <w:rPr>
           <w:rFonts w:ascii="Arial" w:hAnsi="Arial" w:cs="Arial"/>
         </w:rPr>
-        <w:lastRenderedPageBreak/>
         <w:t>Account:</w:t>
       </w:r>
     </w:p>
@@ -8355,7 +8481,7 @@
           <w:szCs w:val="28"/>
         </w:rPr>
       </w:pPr>
-      <w:bookmarkStart w:id="15" w:name="_Toc227524668"/>
+      <w:bookmarkStart w:id="15" w:name="_Toc227600075"/>
       <w:r>
         <w:rPr>
           <w:rFonts w:ascii="Arial" w:hAnsi="Arial" w:cs="Arial"/>
@@ -8424,7 +8550,7 @@
           <w:szCs w:val="28"/>
         </w:rPr>
       </w:pPr>
-      <w:bookmarkStart w:id="16" w:name="_Toc227524669"/>
+      <w:bookmarkStart w:id="16" w:name="_Toc227600076"/>
       <w:r>
         <w:rPr>
           <w:rFonts w:ascii="Arial" w:hAnsi="Arial" w:cs="Arial"/>
@@ -8477,7 +8603,7 @@
           <w:szCs w:val="24"/>
         </w:rPr>
       </w:pPr>
-      <w:bookmarkStart w:id="17" w:name="_Toc227524670"/>
+      <w:bookmarkStart w:id="17" w:name="_Toc227600077"/>
       <w:r>
         <w:rPr>
           <w:rFonts w:ascii="Arial" w:hAnsi="Arial" w:cs="Arial"/>
@@ -8538,7 +8664,7 @@
           <w:szCs w:val="24"/>
         </w:rPr>
       </w:pPr>
-      <w:bookmarkStart w:id="18" w:name="_Toc227524671"/>
+      <w:bookmarkStart w:id="18" w:name="_Toc227600078"/>
       <w:r>
         <w:rPr>
           <w:rFonts w:ascii="Arial" w:hAnsi="Arial" w:cs="Arial"/>
@@ -8599,7 +8725,7 @@
           <w:szCs w:val="24"/>
         </w:rPr>
       </w:pPr>
-      <w:bookmarkStart w:id="19" w:name="_Toc227524672"/>
+      <w:bookmarkStart w:id="19" w:name="_Toc227600079"/>
       <w:r>
         <w:rPr>
           <w:rFonts w:ascii="Arial" w:hAnsi="Arial" w:cs="Arial"/>
@@ -8660,7 +8786,7 @@
           <w:szCs w:val="24"/>
         </w:rPr>
       </w:pPr>
-      <w:bookmarkStart w:id="20" w:name="_Toc227524673"/>
+      <w:bookmarkStart w:id="20" w:name="_Toc227600080"/>
       <w:r>
         <w:rPr>
           <w:rFonts w:ascii="Arial" w:hAnsi="Arial" w:cs="Arial"/>
@@ -8729,7 +8855,7 @@
           <w:szCs w:val="28"/>
         </w:rPr>
       </w:pPr>
-      <w:bookmarkStart w:id="21" w:name="_Toc227524674"/>
+      <w:bookmarkStart w:id="21" w:name="_Toc227600081"/>
       <w:r>
         <w:rPr>
           <w:rFonts w:ascii="Arial" w:hAnsi="Arial" w:cs="Arial"/>
@@ -8783,7 +8909,7 @@
           <w:szCs w:val="22"/>
         </w:rPr>
       </w:pPr>
-      <w:bookmarkStart w:id="22" w:name="_Toc227524675"/>
+      <w:bookmarkStart w:id="22" w:name="_Toc227600082"/>
       <w:r>
         <w:rPr>
           <w:rFonts w:ascii="Arial" w:hAnsi="Arial" w:cs="Arial"/>
@@ -8962,7 +9088,7 @@
           <w:szCs w:val="24"/>
         </w:rPr>
       </w:pPr>
-      <w:bookmarkStart w:id="23" w:name="_Toc227524676"/>
+      <w:bookmarkStart w:id="23" w:name="_Toc227600083"/>
       <w:r>
         <w:rPr>
           <w:rFonts w:ascii="Arial" w:hAnsi="Arial" w:cs="Arial"/>
@@ -9133,7 +9259,7 @@
           <w:szCs w:val="22"/>
         </w:rPr>
       </w:pPr>
-      <w:bookmarkStart w:id="24" w:name="_Toc227524677"/>
+      <w:bookmarkStart w:id="24" w:name="_Toc227600084"/>
       <w:r>
         <w:rPr>
           <w:rFonts w:ascii="Arial" w:hAnsi="Arial" w:cs="Arial"/>
@@ -9274,7 +9400,7 @@
           <w:szCs w:val="24"/>
         </w:rPr>
       </w:pPr>
-      <w:bookmarkStart w:id="25" w:name="_Toc227524678"/>
+      <w:bookmarkStart w:id="25" w:name="_Toc227600085"/>
       <w:r>
         <w:rPr>
           <w:rFonts w:ascii="Arial" w:hAnsi="Arial" w:cs="Arial"/>
@@ -9386,13 +9512,21 @@
       <w:pPr>
         <w:pStyle w:val="Heading3"/>
         <w:rPr>
+          <w:b/>
+          <w:bCs/>
+          <w:i/>
+          <w:iCs/>
           <w:sz w:val="24"/>
           <w:szCs w:val="24"/>
         </w:rPr>
       </w:pPr>
-      <w:bookmarkStart w:id="26" w:name="_Toc227524679"/>
-      <w:r>
-        <w:rPr>
+      <w:bookmarkStart w:id="26" w:name="_Toc227600086"/>
+      <w:r>
+        <w:rPr>
+          <w:b/>
+          <w:bCs/>
+          <w:i/>
+          <w:iCs/>
           <w:sz w:val="24"/>
           <w:szCs w:val="24"/>
         </w:rPr>
@@ -9412,13 +9546,21 @@
       <w:pPr>
         <w:pStyle w:val="Heading3"/>
         <w:rPr>
+          <w:b/>
+          <w:bCs/>
+          <w:i/>
+          <w:iCs/>
           <w:sz w:val="24"/>
           <w:szCs w:val="24"/>
         </w:rPr>
       </w:pPr>
-      <w:bookmarkStart w:id="27" w:name="_Toc227524680"/>
-      <w:r>
-        <w:rPr>
+      <w:bookmarkStart w:id="27" w:name="_Toc227600087"/>
+      <w:r>
+        <w:rPr>
+          <w:b/>
+          <w:bCs/>
+          <w:i/>
+          <w:iCs/>
           <w:sz w:val="24"/>
           <w:szCs w:val="24"/>
         </w:rPr>
@@ -9438,13 +9580,21 @@
       <w:pPr>
         <w:pStyle w:val="Heading3"/>
         <w:rPr>
+          <w:b/>
+          <w:bCs/>
+          <w:i/>
+          <w:iCs/>
           <w:sz w:val="24"/>
           <w:szCs w:val="24"/>
         </w:rPr>
       </w:pPr>
-      <w:bookmarkStart w:id="28" w:name="_Toc227524681"/>
-      <w:r>
-        <w:rPr>
+      <w:bookmarkStart w:id="28" w:name="_Toc227600088"/>
+      <w:r>
+        <w:rPr>
+          <w:b/>
+          <w:bCs/>
+          <w:i/>
+          <w:iCs/>
           <w:sz w:val="24"/>
           <w:szCs w:val="24"/>
         </w:rPr>
@@ -9464,13 +9614,21 @@
       <w:pPr>
         <w:pStyle w:val="Heading3"/>
         <w:rPr>
+          <w:b/>
+          <w:bCs/>
+          <w:i/>
+          <w:iCs/>
           <w:sz w:val="24"/>
           <w:szCs w:val="24"/>
         </w:rPr>
       </w:pPr>
-      <w:bookmarkStart w:id="29" w:name="_Toc227524682"/>
-      <w:r>
-        <w:rPr>
+      <w:bookmarkStart w:id="29" w:name="_Toc227600089"/>
+      <w:r>
+        <w:rPr>
+          <w:b/>
+          <w:bCs/>
+          <w:i/>
+          <w:iCs/>
           <w:sz w:val="24"/>
           <w:szCs w:val="24"/>
         </w:rPr>
@@ -9490,13 +9648,21 @@
       <w:pPr>
         <w:pStyle w:val="Heading3"/>
         <w:rPr>
+          <w:b/>
+          <w:bCs/>
+          <w:i/>
+          <w:iCs/>
           <w:sz w:val="24"/>
           <w:szCs w:val="24"/>
         </w:rPr>
       </w:pPr>
-      <w:bookmarkStart w:id="30" w:name="_Toc227524683"/>
-      <w:r>
-        <w:rPr>
+      <w:bookmarkStart w:id="30" w:name="_Toc227600090"/>
+      <w:r>
+        <w:rPr>
+          <w:b/>
+          <w:bCs/>
+          <w:i/>
+          <w:iCs/>
           <w:sz w:val="24"/>
           <w:szCs w:val="24"/>
         </w:rPr>
@@ -9516,13 +9682,21 @@
       <w:pPr>
         <w:pStyle w:val="Heading3"/>
         <w:rPr>
+          <w:b/>
+          <w:bCs/>
+          <w:i/>
+          <w:iCs/>
           <w:sz w:val="24"/>
           <w:szCs w:val="24"/>
         </w:rPr>
       </w:pPr>
-      <w:bookmarkStart w:id="31" w:name="_Toc227524684"/>
-      <w:r>
-        <w:rPr>
+      <w:bookmarkStart w:id="31" w:name="_Toc227600091"/>
+      <w:r>
+        <w:rPr>
+          <w:b/>
+          <w:bCs/>
+          <w:i/>
+          <w:iCs/>
           <w:sz w:val="24"/>
           <w:szCs w:val="24"/>
         </w:rPr>
@@ -9552,7 +9726,7 @@
           <w:szCs w:val="28"/>
         </w:rPr>
       </w:pPr>
-      <w:bookmarkStart w:id="32" w:name="_Toc227524685"/>
+      <w:bookmarkStart w:id="32" w:name="_Toc227600092"/>
       <w:r>
         <w:rPr>
           <w:rFonts w:ascii="Arial" w:hAnsi="Arial" w:cs="Arial"/>
@@ -9562,6 +9736,7 @@
           <w:iCs/>
           <w:sz w:val="28"/>
           <w:szCs w:val="28"/>
+          <w:highlight w:val="green"/>
         </w:rPr>
         <w:t>3</w:t>
       </w:r>
@@ -9574,6 +9749,7 @@
           <w:iCs/>
           <w:sz w:val="28"/>
           <w:szCs w:val="28"/>
+          <w:highlight w:val="green"/>
         </w:rPr>
         <w:t>.5 Features</w:t>
       </w:r>
@@ -9607,7 +9783,7 @@
           <w:szCs w:val="24"/>
         </w:rPr>
       </w:pPr>
-      <w:bookmarkStart w:id="33" w:name="_Toc227524686"/>
+      <w:bookmarkStart w:id="33" w:name="_Toc227600093"/>
       <w:r>
         <w:rPr>
           <w:rFonts w:ascii="Arial" w:hAnsi="Arial" w:cs="Arial"/>
@@ -9705,7 +9881,7 @@
           <w:szCs w:val="24"/>
         </w:rPr>
       </w:pPr>
-      <w:bookmarkStart w:id="34" w:name="_Toc227524687"/>
+      <w:bookmarkStart w:id="34" w:name="_Toc227600094"/>
       <w:r>
         <w:rPr>
           <w:rFonts w:ascii="Arial" w:hAnsi="Arial" w:cs="Arial"/>
@@ -9783,7 +9959,7 @@
           <w:szCs w:val="24"/>
         </w:rPr>
       </w:pPr>
-      <w:bookmarkStart w:id="35" w:name="_Toc227524688"/>
+      <w:bookmarkStart w:id="35" w:name="_Toc227600095"/>
       <w:r>
         <w:rPr>
           <w:rFonts w:ascii="Arial" w:hAnsi="Arial" w:cs="Arial"/>
@@ -9793,6 +9969,7 @@
           <w:iCs/>
           <w:sz w:val="24"/>
           <w:szCs w:val="24"/>
+          <w:highlight w:val="green"/>
         </w:rPr>
         <w:t>3</w:t>
       </w:r>
@@ -9805,12 +9982,1170 @@
           <w:iCs/>
           <w:sz w:val="24"/>
           <w:szCs w:val="24"/>
+          <w:highlight w:val="green"/>
         </w:rPr>
         <w:t>.5.3 Blocking of Non-HTTPS Sites</w:t>
       </w:r>
       <w:bookmarkEnd w:id="35"/>
     </w:p>
-    <w:p/>
+    <w:p>
+      <w:pPr>
+        <w:spacing w:line="360" w:lineRule="auto"/>
+        <w:rPr>
+          <w:rFonts w:ascii="Arial" w:hAnsi="Arial" w:cs="Arial"/>
+        </w:rPr>
+      </w:pPr>
+      <w:r>
+        <w:rPr>
+          <w:rFonts w:ascii="Arial" w:hAnsi="Arial" w:cs="Arial"/>
+        </w:rPr>
+        <w:t>Due to the nature of HTTP sites not containing relevant security features, this project initially involved a block on all HTTP sites to allow for an improvement in security. This aimed at reducing the risk of users accessing websites that could lead to plaintext interception of confidential details such as login details, although this resulted in blocking many legitimate sites where high security is not deemed necessary due to the nature of the site.</w:t>
+      </w:r>
+    </w:p>
+    <w:p>
+      <w:pPr>
+        <w:spacing w:line="360" w:lineRule="auto"/>
+        <w:rPr>
+          <w:rFonts w:ascii="Arial" w:hAnsi="Arial" w:cs="Arial"/>
+        </w:rPr>
+      </w:pPr>
+      <w:r>
+        <w:rPr>
+          <w:rFonts w:ascii="Arial" w:hAnsi="Arial" w:cs="Arial"/>
+        </w:rPr>
+        <w:t xml:space="preserve">While not implemented as initially planned, HTTP blocking was involved as part of the risk blocking system that had been developed for this project. The final implementation allowed for HTTP-based sites to still be accessed by the </w:t>
+      </w:r>
+      <w:r>
+        <w:rPr>
+          <w:rFonts w:ascii="Arial" w:hAnsi="Arial" w:cs="Arial"/>
+        </w:rPr>
+        <w:t>user</w:t>
+      </w:r>
+      <w:r>
+        <w:rPr>
+          <w:rFonts w:ascii="Arial" w:hAnsi="Arial" w:cs="Arial"/>
+        </w:rPr>
+        <w:t xml:space="preserve"> while </w:t>
+      </w:r>
+      <w:r>
+        <w:rPr>
+          <w:rFonts w:ascii="Arial" w:hAnsi="Arial" w:cs="Arial"/>
+        </w:rPr>
+        <w:lastRenderedPageBreak/>
+        <w:t>increasing the risk score</w:t>
+      </w:r>
+      <w:r>
+        <w:rPr>
+          <w:rFonts w:ascii="Arial" w:hAnsi="Arial" w:cs="Arial"/>
+        </w:rPr>
+        <w:t>. This meant t</w:t>
+      </w:r>
+      <w:r>
+        <w:rPr>
+          <w:rFonts w:ascii="Arial" w:hAnsi="Arial" w:cs="Arial"/>
+        </w:rPr>
+        <w:t xml:space="preserve">he site would only become blocked assuming other </w:t>
+      </w:r>
+      <w:r>
+        <w:rPr>
+          <w:rFonts w:ascii="Arial" w:hAnsi="Arial" w:cs="Arial"/>
+        </w:rPr>
+        <w:t>aspects of the risk scoring system were increased.</w:t>
+      </w:r>
+    </w:p>
+    <w:p>
+      <w:pPr>
+        <w:spacing w:line="360" w:lineRule="auto"/>
+        <w:rPr>
+          <w:rFonts w:ascii="Arial" w:hAnsi="Arial" w:cs="Arial"/>
+        </w:rPr>
+      </w:pPr>
+    </w:p>
+    <w:p>
+      <w:pPr>
+        <w:pStyle w:val="Heading3"/>
+        <w:spacing w:line="360" w:lineRule="auto"/>
+        <w:rPr>
+          <w:rFonts w:ascii="Arial" w:hAnsi="Arial" w:cs="Arial"/>
+          <w:b/>
+          <w:bCs/>
+          <w:i/>
+          <w:iCs/>
+          <w:sz w:val="24"/>
+          <w:szCs w:val="24"/>
+        </w:rPr>
+      </w:pPr>
+      <w:bookmarkStart w:id="36" w:name="_Toc227600096"/>
+      <w:r>
+        <w:rPr>
+          <w:rFonts w:ascii="Arial" w:hAnsi="Arial" w:cs="Arial"/>
+          <w:b/>
+          <w:bCs/>
+          <w:i/>
+          <w:iCs/>
+          <w:sz w:val="24"/>
+          <w:szCs w:val="24"/>
+          <w:highlight w:val="green"/>
+        </w:rPr>
+        <w:t>3</w:t>
+      </w:r>
+      <w:r>
+        <w:rPr>
+          <w:rFonts w:ascii="Arial" w:hAnsi="Arial" w:cs="Arial"/>
+          <w:b/>
+          <w:bCs/>
+          <w:i/>
+          <w:iCs/>
+          <w:sz w:val="24"/>
+          <w:szCs w:val="24"/>
+          <w:highlight w:val="green"/>
+        </w:rPr>
+        <w:t>.5.4 Blocking Downloads</w:t>
+      </w:r>
+      <w:bookmarkEnd w:id="36"/>
+    </w:p>
+    <w:p>
+      <w:pPr>
+        <w:spacing w:line="360" w:lineRule="auto"/>
+        <w:rPr>
+          <w:rFonts w:ascii="Arial" w:hAnsi="Arial" w:cs="Arial"/>
+        </w:rPr>
+      </w:pPr>
+      <w:r>
+        <w:rPr>
+          <w:rFonts w:ascii="Arial" w:hAnsi="Arial" w:cs="Arial"/>
+        </w:rPr>
+        <w:t>A security feature deemed necessary for this project is to block downloads of file extensions which could potentially be used for malicious purposes</w:t>
+      </w:r>
+      <w:r>
+        <w:rPr>
+          <w:rFonts w:ascii="Arial" w:hAnsi="Arial" w:cs="Arial"/>
+        </w:rPr>
+        <w:t>, and warning the user with an informative message to explain why</w:t>
+      </w:r>
+      <w:r>
+        <w:rPr>
+          <w:rFonts w:ascii="Arial" w:hAnsi="Arial" w:cs="Arial"/>
+        </w:rPr>
+        <w:t>. This includes extensions such as .exe, .</w:t>
+      </w:r>
+      <w:proofErr w:type="spellStart"/>
+      <w:r>
+        <w:rPr>
+          <w:rFonts w:ascii="Arial" w:hAnsi="Arial" w:cs="Arial"/>
+        </w:rPr>
+        <w:t>msi</w:t>
+      </w:r>
+      <w:proofErr w:type="spellEnd"/>
+      <w:r>
+        <w:rPr>
+          <w:rFonts w:ascii="Arial" w:hAnsi="Arial" w:cs="Arial"/>
+        </w:rPr>
+        <w:t>, .</w:t>
+      </w:r>
+      <w:proofErr w:type="spellStart"/>
+      <w:r>
+        <w:rPr>
+          <w:rFonts w:ascii="Arial" w:hAnsi="Arial" w:cs="Arial"/>
+        </w:rPr>
+        <w:t>cmd</w:t>
+      </w:r>
+      <w:proofErr w:type="spellEnd"/>
+      <w:r>
+        <w:rPr>
+          <w:rFonts w:ascii="Arial" w:hAnsi="Arial" w:cs="Arial"/>
+        </w:rPr>
+        <w:t xml:space="preserve">, and .zip. By blocking these types of extensions, this will prevent any accidental downloading of malicious files, especially with the </w:t>
+      </w:r>
+      <w:r>
+        <w:rPr>
+          <w:rFonts w:ascii="Arial" w:hAnsi="Arial" w:cs="Arial"/>
+        </w:rPr>
+        <w:t xml:space="preserve">target audience being children who do not fully understand the dangers of the internet. </w:t>
+      </w:r>
+    </w:p>
+    <w:p>
+      <w:pPr>
+        <w:spacing w:line="360" w:lineRule="auto"/>
+        <w:rPr>
+          <w:rFonts w:ascii="Arial" w:hAnsi="Arial" w:cs="Arial"/>
+        </w:rPr>
+      </w:pPr>
+      <w:r>
+        <w:rPr>
+          <w:rFonts w:ascii="Arial" w:hAnsi="Arial" w:cs="Arial"/>
+        </w:rPr>
+        <w:t xml:space="preserve">This feature was implemented in the final design; </w:t>
+      </w:r>
+      <w:r>
+        <w:rPr>
+          <w:rFonts w:ascii="Arial" w:hAnsi="Arial" w:cs="Arial"/>
+        </w:rPr>
+        <w:t>however,</w:t>
+      </w:r>
+      <w:r>
+        <w:rPr>
+          <w:rFonts w:ascii="Arial" w:hAnsi="Arial" w:cs="Arial"/>
+        </w:rPr>
+        <w:t xml:space="preserve"> it did receive some changes compared to the initial plan. Due to the how all extensions were treated the same and were automatically blocked, this led to a lot of legitimate files being blocked also, such as Microsoft Office downloads which utilise the .exe file extension. A change was made in the final implementation to accommodate this by allowing a selective toggle in the settings menu for multiple tiers of download blocking</w:t>
+      </w:r>
+      <w:r>
+        <w:rPr>
+          <w:rFonts w:ascii="Arial" w:hAnsi="Arial" w:cs="Arial"/>
+        </w:rPr>
+        <w:t>.</w:t>
+      </w:r>
+    </w:p>
+    <w:p>
+      <w:pPr>
+        <w:spacing w:line="360" w:lineRule="auto"/>
+        <w:rPr>
+          <w:rFonts w:ascii="Arial" w:hAnsi="Arial" w:cs="Arial"/>
+        </w:rPr>
+      </w:pPr>
+      <w:r>
+        <w:rPr>
+          <w:rFonts w:ascii="Arial" w:hAnsi="Arial" w:cs="Arial"/>
+        </w:rPr>
+        <w:t>A</w:t>
+      </w:r>
+      <w:r>
+        <w:rPr>
+          <w:rFonts w:ascii="Arial" w:hAnsi="Arial" w:cs="Arial"/>
+        </w:rPr>
+        <w:t xml:space="preserve"> user </w:t>
+      </w:r>
+      <w:r>
+        <w:rPr>
+          <w:rFonts w:ascii="Arial" w:hAnsi="Arial" w:cs="Arial"/>
+        </w:rPr>
+        <w:t xml:space="preserve">can </w:t>
+      </w:r>
+      <w:r>
+        <w:rPr>
+          <w:rFonts w:ascii="Arial" w:hAnsi="Arial" w:cs="Arial"/>
+        </w:rPr>
+        <w:t>select between the following</w:t>
+      </w:r>
+      <w:r>
+        <w:rPr>
+          <w:rFonts w:ascii="Arial" w:hAnsi="Arial" w:cs="Arial"/>
+        </w:rPr>
+        <w:t xml:space="preserve"> levels</w:t>
+      </w:r>
+      <w:r>
+        <w:rPr>
+          <w:rFonts w:ascii="Arial" w:hAnsi="Arial" w:cs="Arial"/>
+        </w:rPr>
+        <w:t>: strict blocking, wherein all downloads with commonly malicious extensions are blocked; normal blocking, wherein certain extensions, such as .exe, .</w:t>
+      </w:r>
+      <w:proofErr w:type="spellStart"/>
+      <w:r>
+        <w:rPr>
+          <w:rFonts w:ascii="Arial" w:hAnsi="Arial" w:cs="Arial"/>
+        </w:rPr>
+        <w:t>msi</w:t>
+      </w:r>
+      <w:proofErr w:type="spellEnd"/>
+      <w:r>
+        <w:rPr>
+          <w:rFonts w:ascii="Arial" w:hAnsi="Arial" w:cs="Arial"/>
+        </w:rPr>
+        <w:t>, .dmg, and .zip, are warned against, while others, such as .</w:t>
+      </w:r>
+      <w:proofErr w:type="spellStart"/>
+      <w:r>
+        <w:rPr>
+          <w:rFonts w:ascii="Arial" w:hAnsi="Arial" w:cs="Arial"/>
+        </w:rPr>
+        <w:t>cmd</w:t>
+      </w:r>
+      <w:proofErr w:type="spellEnd"/>
+      <w:r>
+        <w:rPr>
+          <w:rFonts w:ascii="Arial" w:hAnsi="Arial" w:cs="Arial"/>
+        </w:rPr>
+        <w:t>, .ps1, .bat, and .</w:t>
+      </w:r>
+      <w:proofErr w:type="spellStart"/>
+      <w:r>
+        <w:rPr>
+          <w:rFonts w:ascii="Arial" w:hAnsi="Arial" w:cs="Arial"/>
+        </w:rPr>
+        <w:t>js</w:t>
+      </w:r>
+      <w:proofErr w:type="spellEnd"/>
+      <w:r>
+        <w:rPr>
+          <w:rFonts w:ascii="Arial" w:hAnsi="Arial" w:cs="Arial"/>
+        </w:rPr>
+        <w:t>, are blocked; and</w:t>
+      </w:r>
+      <w:r>
+        <w:rPr>
+          <w:rFonts w:ascii="Arial" w:hAnsi="Arial" w:cs="Arial"/>
+        </w:rPr>
+        <w:t xml:space="preserve"> warn only blocking, wherein all downloads with commonly malicious extensions are only warned against.</w:t>
+      </w:r>
+    </w:p>
+    <w:p>
+      <w:pPr>
+        <w:spacing w:line="360" w:lineRule="auto"/>
+        <w:rPr>
+          <w:rFonts w:ascii="Arial" w:hAnsi="Arial" w:cs="Arial"/>
+        </w:rPr>
+      </w:pPr>
+    </w:p>
+    <w:p>
+      <w:pPr>
+        <w:pStyle w:val="Heading3"/>
+        <w:spacing w:line="360" w:lineRule="auto"/>
+        <w:rPr>
+          <w:rFonts w:ascii="Arial" w:hAnsi="Arial" w:cs="Arial"/>
+          <w:b/>
+          <w:bCs/>
+          <w:i/>
+          <w:iCs/>
+          <w:sz w:val="24"/>
+          <w:szCs w:val="24"/>
+        </w:rPr>
+      </w:pPr>
+      <w:bookmarkStart w:id="37" w:name="_Toc227600097"/>
+      <w:r>
+        <w:rPr>
+          <w:rFonts w:ascii="Arial" w:hAnsi="Arial" w:cs="Arial"/>
+          <w:b/>
+          <w:bCs/>
+          <w:i/>
+          <w:iCs/>
+          <w:sz w:val="24"/>
+          <w:szCs w:val="24"/>
+          <w:highlight w:val="green"/>
+        </w:rPr>
+        <w:t>3</w:t>
+      </w:r>
+      <w:r>
+        <w:rPr>
+          <w:rFonts w:ascii="Arial" w:hAnsi="Arial" w:cs="Arial"/>
+          <w:b/>
+          <w:bCs/>
+          <w:i/>
+          <w:iCs/>
+          <w:sz w:val="24"/>
+          <w:szCs w:val="24"/>
+          <w:highlight w:val="green"/>
+        </w:rPr>
+        <w:t>.5.5 TLS Certificate Checking</w:t>
+      </w:r>
+      <w:bookmarkEnd w:id="37"/>
+    </w:p>
+    <w:p>
+      <w:pPr>
+        <w:spacing w:line="360" w:lineRule="auto"/>
+        <w:rPr>
+          <w:rFonts w:ascii="Arial" w:hAnsi="Arial" w:cs="Arial"/>
+        </w:rPr>
+      </w:pPr>
+      <w:r>
+        <w:rPr>
+          <w:rFonts w:ascii="Arial" w:hAnsi="Arial" w:cs="Arial"/>
+        </w:rPr>
+        <w:t xml:space="preserve">TLS certificates are mandatory for HTTPS sites to prove they are trustworthy to access. As such, when a site has a poorly configured TLS certificate, this should be marked as high-risk. This project includes a check to ensure that a site has a correctly configured TLS certificate when the user attempts to access it and blocks the site if the certificate is not correctly configured. A misconfigured TLS certificate includes being expired, being for a different domain, and not being issued from an approved issuer. Assuming a site is supposed to have a certificate, this check is </w:t>
+      </w:r>
+      <w:r>
+        <w:rPr>
+          <w:rFonts w:ascii="Arial" w:hAnsi="Arial" w:cs="Arial"/>
+        </w:rPr>
+        <w:lastRenderedPageBreak/>
+        <w:t>performed and either blocks or allows access to the site based on the status of the certificate, allowing the user to remain safe and clear of potentially malicious domains.</w:t>
+      </w:r>
+    </w:p>
+    <w:p>
+      <w:pPr>
+        <w:spacing w:line="360" w:lineRule="auto"/>
+        <w:rPr>
+          <w:rFonts w:ascii="Arial" w:hAnsi="Arial" w:cs="Arial"/>
+        </w:rPr>
+      </w:pPr>
+    </w:p>
+    <w:p>
+      <w:pPr>
+        <w:pStyle w:val="Heading3"/>
+        <w:spacing w:line="360" w:lineRule="auto"/>
+        <w:rPr>
+          <w:rFonts w:ascii="Arial" w:hAnsi="Arial" w:cs="Arial"/>
+          <w:b/>
+          <w:bCs/>
+          <w:i/>
+          <w:iCs/>
+          <w:sz w:val="24"/>
+          <w:szCs w:val="24"/>
+        </w:rPr>
+      </w:pPr>
+      <w:bookmarkStart w:id="38" w:name="_Toc227600098"/>
+      <w:r>
+        <w:rPr>
+          <w:rFonts w:ascii="Arial" w:hAnsi="Arial" w:cs="Arial"/>
+          <w:b/>
+          <w:bCs/>
+          <w:i/>
+          <w:iCs/>
+          <w:sz w:val="24"/>
+          <w:szCs w:val="24"/>
+          <w:highlight w:val="green"/>
+        </w:rPr>
+        <w:t>3</w:t>
+      </w:r>
+      <w:r>
+        <w:rPr>
+          <w:rFonts w:ascii="Arial" w:hAnsi="Arial" w:cs="Arial"/>
+          <w:b/>
+          <w:bCs/>
+          <w:i/>
+          <w:iCs/>
+          <w:sz w:val="24"/>
+          <w:szCs w:val="24"/>
+          <w:highlight w:val="green"/>
+        </w:rPr>
+        <w:t>.5.6 Security Based Hints</w:t>
+      </w:r>
+      <w:bookmarkEnd w:id="38"/>
+      <w:r>
+        <w:rPr>
+          <w:rFonts w:ascii="Arial" w:hAnsi="Arial" w:cs="Arial"/>
+          <w:b/>
+          <w:bCs/>
+          <w:i/>
+          <w:iCs/>
+          <w:sz w:val="24"/>
+          <w:szCs w:val="24"/>
+        </w:rPr>
+        <w:t xml:space="preserve"> </w:t>
+      </w:r>
+    </w:p>
+    <w:p>
+      <w:pPr>
+        <w:spacing w:line="360" w:lineRule="auto"/>
+        <w:rPr>
+          <w:rFonts w:ascii="Arial" w:hAnsi="Arial" w:cs="Arial"/>
+        </w:rPr>
+      </w:pPr>
+      <w:r>
+        <w:rPr>
+          <w:rFonts w:ascii="Arial" w:hAnsi="Arial" w:cs="Arial"/>
+        </w:rPr>
+        <w:t xml:space="preserve">An initial plan was to have hints pop up as the user navigated the app, providing knowledge about certain security elements to teach the user about online safety. This would fit in with the initial objectives outlined at the beginning of this report. Instead, the feature has been implemented in a way where it is explained to the user why a site has been warned or blocked, but there </w:t>
+      </w:r>
+      <w:proofErr w:type="gramStart"/>
+      <w:r>
+        <w:rPr>
+          <w:rFonts w:ascii="Arial" w:hAnsi="Arial" w:cs="Arial"/>
+        </w:rPr>
+        <w:t>is</w:t>
+      </w:r>
+      <w:proofErr w:type="gramEnd"/>
+      <w:r>
+        <w:rPr>
+          <w:rFonts w:ascii="Arial" w:hAnsi="Arial" w:cs="Arial"/>
+        </w:rPr>
+        <w:t xml:space="preserve"> no pop-ups that appear generally as they browse.</w:t>
+      </w:r>
+    </w:p>
+    <w:p>
+      <w:pPr>
+        <w:spacing w:line="360" w:lineRule="auto"/>
+        <w:rPr>
+          <w:rFonts w:ascii="Arial" w:hAnsi="Arial" w:cs="Arial"/>
+        </w:rPr>
+      </w:pPr>
+    </w:p>
+    <w:p>
+      <w:pPr>
+        <w:pStyle w:val="Heading3"/>
+        <w:spacing w:line="360" w:lineRule="auto"/>
+        <w:rPr>
+          <w:rFonts w:ascii="Arial" w:hAnsi="Arial" w:cs="Arial"/>
+          <w:b/>
+          <w:bCs/>
+          <w:i/>
+          <w:iCs/>
+          <w:sz w:val="24"/>
+          <w:szCs w:val="24"/>
+        </w:rPr>
+      </w:pPr>
+      <w:bookmarkStart w:id="39" w:name="_Toc227600099"/>
+      <w:r>
+        <w:rPr>
+          <w:rFonts w:ascii="Arial" w:hAnsi="Arial" w:cs="Arial"/>
+          <w:b/>
+          <w:bCs/>
+          <w:i/>
+          <w:iCs/>
+          <w:sz w:val="24"/>
+          <w:szCs w:val="24"/>
+          <w:highlight w:val="green"/>
+        </w:rPr>
+        <w:t>3</w:t>
+      </w:r>
+      <w:r>
+        <w:rPr>
+          <w:rFonts w:ascii="Arial" w:hAnsi="Arial" w:cs="Arial"/>
+          <w:b/>
+          <w:bCs/>
+          <w:i/>
+          <w:iCs/>
+          <w:sz w:val="24"/>
+          <w:szCs w:val="24"/>
+          <w:highlight w:val="green"/>
+        </w:rPr>
+        <w:t>.5.</w:t>
+      </w:r>
+      <w:r>
+        <w:rPr>
+          <w:rFonts w:ascii="Arial" w:hAnsi="Arial" w:cs="Arial"/>
+          <w:b/>
+          <w:bCs/>
+          <w:i/>
+          <w:iCs/>
+          <w:sz w:val="24"/>
+          <w:szCs w:val="24"/>
+          <w:highlight w:val="green"/>
+        </w:rPr>
+        <w:t>7</w:t>
+      </w:r>
+      <w:r>
+        <w:rPr>
+          <w:rFonts w:ascii="Arial" w:hAnsi="Arial" w:cs="Arial"/>
+          <w:b/>
+          <w:bCs/>
+          <w:i/>
+          <w:iCs/>
+          <w:sz w:val="24"/>
+          <w:szCs w:val="24"/>
+          <w:highlight w:val="green"/>
+        </w:rPr>
+        <w:t xml:space="preserve"> Override Methods</w:t>
+      </w:r>
+      <w:bookmarkEnd w:id="39"/>
+    </w:p>
+    <w:p>
+      <w:r>
+        <w:t xml:space="preserve">Override methods were an essential feature to implement into this project, as this allows users to continue to a page or download that is deemed potentially malicious and therefore receives a warning by Stronghold. </w:t>
+      </w:r>
+    </w:p>
+    <w:p>
+      <w:r>
+        <w:t xml:space="preserve">This feature initially had been planned to require a parental control PIN or one time code to be entered to override the warning. Since these parental controls were never implemented, this was unable to happen so the final implementation includes a simple page with a warning and explanation as to why the block has taken place. The user can acknowledge this warning to continue, causing a small amount of experience loss, or the user can go back, causing a small experience gain. </w:t>
+      </w:r>
+    </w:p>
+    <w:p>
+      <w:pPr>
+        <w:spacing w:line="360" w:lineRule="auto"/>
+        <w:rPr>
+          <w:rFonts w:ascii="Arial" w:hAnsi="Arial" w:cs="Arial"/>
+        </w:rPr>
+      </w:pPr>
+    </w:p>
+    <w:p>
+      <w:pPr>
+        <w:pStyle w:val="Heading3"/>
+        <w:spacing w:line="360" w:lineRule="auto"/>
+        <w:rPr>
+          <w:rFonts w:ascii="Arial" w:hAnsi="Arial" w:cs="Arial"/>
+          <w:b/>
+          <w:bCs/>
+          <w:i/>
+          <w:iCs/>
+          <w:sz w:val="24"/>
+          <w:szCs w:val="24"/>
+        </w:rPr>
+      </w:pPr>
+      <w:bookmarkStart w:id="40" w:name="_Toc227600100"/>
+      <w:r>
+        <w:rPr>
+          <w:rFonts w:ascii="Arial" w:hAnsi="Arial" w:cs="Arial"/>
+          <w:b/>
+          <w:bCs/>
+          <w:i/>
+          <w:iCs/>
+          <w:sz w:val="24"/>
+          <w:szCs w:val="24"/>
+          <w:highlight w:val="green"/>
+        </w:rPr>
+        <w:t>3</w:t>
+      </w:r>
+      <w:r>
+        <w:rPr>
+          <w:rFonts w:ascii="Arial" w:hAnsi="Arial" w:cs="Arial"/>
+          <w:b/>
+          <w:bCs/>
+          <w:i/>
+          <w:iCs/>
+          <w:sz w:val="24"/>
+          <w:szCs w:val="24"/>
+          <w:highlight w:val="green"/>
+        </w:rPr>
+        <w:t>.5.</w:t>
+      </w:r>
+      <w:r>
+        <w:rPr>
+          <w:rFonts w:ascii="Arial" w:hAnsi="Arial" w:cs="Arial"/>
+          <w:b/>
+          <w:bCs/>
+          <w:i/>
+          <w:iCs/>
+          <w:sz w:val="24"/>
+          <w:szCs w:val="24"/>
+          <w:highlight w:val="green"/>
+        </w:rPr>
+        <w:t>8</w:t>
+      </w:r>
+      <w:r>
+        <w:rPr>
+          <w:rFonts w:ascii="Arial" w:hAnsi="Arial" w:cs="Arial"/>
+          <w:b/>
+          <w:bCs/>
+          <w:i/>
+          <w:iCs/>
+          <w:sz w:val="24"/>
+          <w:szCs w:val="24"/>
+          <w:highlight w:val="green"/>
+        </w:rPr>
+        <w:t xml:space="preserve"> Parental Controls</w:t>
+      </w:r>
+      <w:bookmarkEnd w:id="40"/>
+    </w:p>
+    <w:p>
+      <w:pPr>
+        <w:spacing w:line="360" w:lineRule="auto"/>
+        <w:rPr>
+          <w:rFonts w:ascii="Arial" w:hAnsi="Arial" w:cs="Arial"/>
+        </w:rPr>
+      </w:pPr>
+      <w:r>
+        <w:rPr>
+          <w:rFonts w:ascii="Arial" w:hAnsi="Arial" w:cs="Arial"/>
+        </w:rPr>
+        <w:t>Parental controls were considered to add an extra level of security for children who may be using this project. The initial design for parental controls was to have the user enter their date of birth upon account creation and requiring another sign in if detected as under 13 years old. After some consideration, it was decided that this needed to be changed since children could simply lie about their age or sign in with a separate Google account acting as the parent, both of which would negate this feature. Requiring an additional sign in would then have caused complications within Firebase due to having to link multiple Google sign in</w:t>
+      </w:r>
+      <w:r>
+        <w:rPr>
+          <w:rFonts w:ascii="Arial" w:hAnsi="Arial" w:cs="Arial"/>
+        </w:rPr>
+        <w:t xml:space="preserve"> states together.</w:t>
+      </w:r>
+    </w:p>
+    <w:p>
+      <w:pPr>
+        <w:spacing w:line="360" w:lineRule="auto"/>
+        <w:rPr>
+          <w:rFonts w:ascii="Arial" w:hAnsi="Arial" w:cs="Arial"/>
+        </w:rPr>
+      </w:pPr>
+      <w:r>
+        <w:rPr>
+          <w:rFonts w:ascii="Arial" w:hAnsi="Arial" w:cs="Arial"/>
+        </w:rPr>
+        <w:lastRenderedPageBreak/>
+        <w:t>The workaround to this issue was to add a button in the settings menu, or prompted on first login, to add a PIN which would then be requested upon an attempt to change any security-based setting, such as changing the selected risk score algorithm or download blocking level. This had the same consideration however that the child may potentially set the PIN up themselves, or figure out what the PIN is, making the feature negligible.</w:t>
+      </w:r>
+    </w:p>
+    <w:p>
+      <w:pPr>
+        <w:spacing w:line="360" w:lineRule="auto"/>
+        <w:rPr>
+          <w:rFonts w:ascii="Arial" w:hAnsi="Arial" w:cs="Arial"/>
+        </w:rPr>
+      </w:pPr>
+      <w:r>
+        <w:rPr>
+          <w:rFonts w:ascii="Arial" w:hAnsi="Arial" w:cs="Arial"/>
+        </w:rPr>
+        <w:t>This feature was not implemented in the final design due to the decision that it would not have the desired effect, and complications with linking the PIN to Firebase. This has meant that in the final implementation, there is no filter to prevent the settings from being changed undesirably as initially planned, potentially causing a loss in security.</w:t>
+      </w:r>
+    </w:p>
+    <w:p>
+      <w:pPr>
+        <w:spacing w:line="360" w:lineRule="auto"/>
+        <w:ind w:left="720"/>
+        <w:rPr>
+          <w:rFonts w:ascii="Arial" w:hAnsi="Arial" w:cs="Arial"/>
+        </w:rPr>
+      </w:pPr>
+    </w:p>
+    <w:p>
+      <w:pPr>
+        <w:pStyle w:val="Heading3"/>
+        <w:spacing w:line="360" w:lineRule="auto"/>
+        <w:rPr>
+          <w:rFonts w:ascii="Arial" w:hAnsi="Arial" w:cs="Arial"/>
+          <w:b/>
+          <w:bCs/>
+          <w:i/>
+          <w:iCs/>
+          <w:sz w:val="24"/>
+          <w:szCs w:val="24"/>
+        </w:rPr>
+      </w:pPr>
+      <w:bookmarkStart w:id="41" w:name="_Toc227600101"/>
+      <w:r>
+        <w:rPr>
+          <w:rFonts w:ascii="Arial" w:hAnsi="Arial" w:cs="Arial"/>
+          <w:b/>
+          <w:bCs/>
+          <w:i/>
+          <w:iCs/>
+          <w:sz w:val="24"/>
+          <w:szCs w:val="24"/>
+          <w:highlight w:val="green"/>
+        </w:rPr>
+        <w:t>3</w:t>
+      </w:r>
+      <w:r>
+        <w:rPr>
+          <w:rFonts w:ascii="Arial" w:hAnsi="Arial" w:cs="Arial"/>
+          <w:b/>
+          <w:bCs/>
+          <w:i/>
+          <w:iCs/>
+          <w:sz w:val="24"/>
+          <w:szCs w:val="24"/>
+          <w:highlight w:val="green"/>
+        </w:rPr>
+        <w:t>.5.</w:t>
+      </w:r>
+      <w:r>
+        <w:rPr>
+          <w:rFonts w:ascii="Arial" w:hAnsi="Arial" w:cs="Arial"/>
+          <w:b/>
+          <w:bCs/>
+          <w:i/>
+          <w:iCs/>
+          <w:sz w:val="24"/>
+          <w:szCs w:val="24"/>
+          <w:highlight w:val="green"/>
+        </w:rPr>
+        <w:t>9</w:t>
+      </w:r>
+      <w:r>
+        <w:rPr>
+          <w:rFonts w:ascii="Arial" w:hAnsi="Arial" w:cs="Arial"/>
+          <w:b/>
+          <w:bCs/>
+          <w:i/>
+          <w:iCs/>
+          <w:sz w:val="24"/>
+          <w:szCs w:val="24"/>
+          <w:highlight w:val="green"/>
+        </w:rPr>
+        <w:t xml:space="preserve"> AI Chatbot</w:t>
+      </w:r>
+      <w:bookmarkEnd w:id="41"/>
+    </w:p>
+    <w:p>
+      <w:pPr>
+        <w:spacing w:line="360" w:lineRule="auto"/>
+        <w:rPr>
+          <w:rFonts w:ascii="Arial" w:hAnsi="Arial" w:cs="Arial"/>
+        </w:rPr>
+      </w:pPr>
+      <w:r>
+        <w:rPr>
+          <w:rFonts w:ascii="Arial" w:hAnsi="Arial" w:cs="Arial"/>
+        </w:rPr>
+        <w:t>An AI chatbot was considered for implementation as a stretch feature, which would act as a cyber security advisor. The plan for this feature involved allowing the AI to scan the page to confirm if URLs could potentially be malicious, both from web searches and in emails, as well as being able to answer user’s questions. The Gemini API was considered as a solution for implementing this feature, however it was never implemented due to time and difficulty constraints.</w:t>
+      </w:r>
+    </w:p>
+    <w:p>
+      <w:pPr>
+        <w:spacing w:line="360" w:lineRule="auto"/>
+        <w:rPr>
+          <w:rFonts w:ascii="Arial" w:hAnsi="Arial" w:cs="Arial"/>
+        </w:rPr>
+      </w:pPr>
+    </w:p>
+    <w:p>
+      <w:pPr>
+        <w:pStyle w:val="Heading3"/>
+        <w:spacing w:line="360" w:lineRule="auto"/>
+        <w:rPr>
+          <w:rFonts w:ascii="Arial" w:hAnsi="Arial" w:cs="Arial"/>
+          <w:b/>
+          <w:bCs/>
+          <w:i/>
+          <w:iCs/>
+          <w:sz w:val="24"/>
+          <w:szCs w:val="24"/>
+        </w:rPr>
+      </w:pPr>
+      <w:bookmarkStart w:id="42" w:name="_Toc227600102"/>
+      <w:r>
+        <w:rPr>
+          <w:rFonts w:ascii="Arial" w:hAnsi="Arial" w:cs="Arial"/>
+          <w:b/>
+          <w:bCs/>
+          <w:i/>
+          <w:iCs/>
+          <w:sz w:val="24"/>
+          <w:szCs w:val="24"/>
+          <w:highlight w:val="green"/>
+        </w:rPr>
+        <w:t>3</w:t>
+      </w:r>
+      <w:r>
+        <w:rPr>
+          <w:rFonts w:ascii="Arial" w:hAnsi="Arial" w:cs="Arial"/>
+          <w:b/>
+          <w:bCs/>
+          <w:i/>
+          <w:iCs/>
+          <w:sz w:val="24"/>
+          <w:szCs w:val="24"/>
+          <w:highlight w:val="green"/>
+        </w:rPr>
+        <w:t>.5.1</w:t>
+      </w:r>
+      <w:r>
+        <w:rPr>
+          <w:rFonts w:ascii="Arial" w:hAnsi="Arial" w:cs="Arial"/>
+          <w:b/>
+          <w:bCs/>
+          <w:i/>
+          <w:iCs/>
+          <w:sz w:val="24"/>
+          <w:szCs w:val="24"/>
+          <w:highlight w:val="green"/>
+        </w:rPr>
+        <w:t>0</w:t>
+      </w:r>
+      <w:r>
+        <w:rPr>
+          <w:rFonts w:ascii="Arial" w:hAnsi="Arial" w:cs="Arial"/>
+          <w:b/>
+          <w:bCs/>
+          <w:i/>
+          <w:iCs/>
+          <w:sz w:val="24"/>
+          <w:szCs w:val="24"/>
+          <w:highlight w:val="green"/>
+        </w:rPr>
+        <w:t xml:space="preserve"> Built-in VPN</w:t>
+      </w:r>
+      <w:bookmarkEnd w:id="42"/>
+    </w:p>
+    <w:p>
+      <w:pPr>
+        <w:spacing w:line="360" w:lineRule="auto"/>
+        <w:rPr>
+          <w:rFonts w:ascii="Arial" w:hAnsi="Arial" w:cs="Arial"/>
+        </w:rPr>
+      </w:pPr>
+      <w:r>
+        <w:rPr>
+          <w:rFonts w:ascii="Arial" w:hAnsi="Arial" w:cs="Arial"/>
+        </w:rPr>
+        <w:t>A built-in VPN was considered as an additional stretch feature for implementation. This would have involved integrating a free VPN provider to allow for use from within Stronghold, allowing for the additional security which VPNs provide. This was not implemented in the final project due to the high level of complexity and time required, and it being outside of the scope of the project.</w:t>
+      </w:r>
+    </w:p>
+    <w:p>
+      <w:pPr>
+        <w:spacing w:line="360" w:lineRule="auto"/>
+        <w:rPr>
+          <w:rFonts w:ascii="Arial" w:hAnsi="Arial" w:cs="Arial"/>
+        </w:rPr>
+      </w:pPr>
+    </w:p>
+    <w:p>
+      <w:pPr>
+        <w:pStyle w:val="Heading2"/>
+        <w:spacing w:line="360" w:lineRule="auto"/>
+        <w:rPr>
+          <w:rFonts w:ascii="Arial" w:hAnsi="Arial" w:cs="Arial"/>
+          <w:b/>
+          <w:bCs/>
+          <w:i/>
+          <w:iCs/>
+          <w:sz w:val="28"/>
+          <w:szCs w:val="28"/>
+        </w:rPr>
+      </w:pPr>
+      <w:bookmarkStart w:id="43" w:name="_Toc227600103"/>
+      <w:r>
+        <w:rPr>
+          <w:rFonts w:ascii="Arial" w:hAnsi="Arial" w:cs="Arial"/>
+          <w:b/>
+          <w:bCs/>
+          <w:i/>
+          <w:iCs/>
+          <w:sz w:val="28"/>
+          <w:szCs w:val="28"/>
+        </w:rPr>
+        <w:lastRenderedPageBreak/>
+        <w:t>3</w:t>
+      </w:r>
+      <w:r>
+        <w:rPr>
+          <w:rFonts w:ascii="Arial" w:hAnsi="Arial" w:cs="Arial"/>
+          <w:b/>
+          <w:bCs/>
+          <w:i/>
+          <w:iCs/>
+          <w:sz w:val="28"/>
+          <w:szCs w:val="28"/>
+        </w:rPr>
+        <w:t xml:space="preserve">.6 </w:t>
+      </w:r>
+      <w:r>
+        <w:rPr>
+          <w:rFonts w:ascii="Arial" w:hAnsi="Arial" w:cs="Arial"/>
+          <w:b/>
+          <w:bCs/>
+          <w:i/>
+          <w:iCs/>
+          <w:sz w:val="28"/>
+          <w:szCs w:val="28"/>
+        </w:rPr>
+        <w:t>Unique Selling Points</w:t>
+      </w:r>
+      <w:bookmarkEnd w:id="43"/>
+    </w:p>
+    <w:p>
+      <w:pPr>
+        <w:spacing w:line="360" w:lineRule="auto"/>
+        <w:rPr>
+          <w:rFonts w:ascii="Arial" w:hAnsi="Arial" w:cs="Arial"/>
+        </w:rPr>
+      </w:pPr>
+      <w:r>
+        <w:rPr>
+          <w:rFonts w:ascii="Arial" w:hAnsi="Arial" w:cs="Arial"/>
+        </w:rPr>
+        <w:t>This section will outline the unique selling points of the project, explaining how it is different to other available options, justifying the purpose of creating it and explaining why it should be chosen over other similar products.</w:t>
+      </w:r>
+    </w:p>
+    <w:p>
+      <w:pPr>
+        <w:pStyle w:val="ListParagraph"/>
+        <w:numPr>
+          <w:ilvl w:val="0"/>
+          <w:numId w:val="1"/>
+        </w:numPr>
+        <w:spacing w:line="360" w:lineRule="auto"/>
+        <w:rPr>
+          <w:rFonts w:ascii="Arial" w:hAnsi="Arial" w:cs="Arial"/>
+        </w:rPr>
+      </w:pPr>
+      <w:r>
+        <w:rPr>
+          <w:rFonts w:ascii="Arial" w:hAnsi="Arial" w:cs="Arial"/>
+        </w:rPr>
+        <w:t>Behavioural conditioning by encouraging positive behaviour through providing rewards such as experience points, and discourages negative behaviour through taking away things such as losing experience points</w:t>
+      </w:r>
+    </w:p>
+    <w:p>
+      <w:pPr>
+        <w:pStyle w:val="ListParagraph"/>
+        <w:spacing w:line="360" w:lineRule="auto"/>
+        <w:rPr>
+          <w:rFonts w:ascii="Arial" w:hAnsi="Arial" w:cs="Arial"/>
+        </w:rPr>
+      </w:pPr>
+    </w:p>
+    <w:p>
+      <w:pPr>
+        <w:pStyle w:val="ListParagraph"/>
+        <w:numPr>
+          <w:ilvl w:val="0"/>
+          <w:numId w:val="1"/>
+        </w:numPr>
+        <w:spacing w:line="360" w:lineRule="auto"/>
+        <w:rPr>
+          <w:rFonts w:ascii="Arial" w:hAnsi="Arial" w:cs="Arial"/>
+        </w:rPr>
+      </w:pPr>
+      <w:r>
+        <w:rPr>
+          <w:rFonts w:ascii="Arial" w:hAnsi="Arial" w:cs="Arial"/>
+        </w:rPr>
+        <w:t>Uses a single, consistent method of creating secure browsing without having to download and mess around with multiple extensions and browser features / settings</w:t>
+      </w:r>
+    </w:p>
+    <w:p>
+      <w:pPr>
+        <w:pStyle w:val="ListParagraph"/>
+        <w:spacing w:line="360" w:lineRule="auto"/>
+        <w:rPr>
+          <w:rFonts w:ascii="Arial" w:hAnsi="Arial" w:cs="Arial"/>
+        </w:rPr>
+      </w:pPr>
+    </w:p>
+    <w:p>
+      <w:pPr>
+        <w:pStyle w:val="ListParagraph"/>
+        <w:numPr>
+          <w:ilvl w:val="0"/>
+          <w:numId w:val="1"/>
+        </w:numPr>
+        <w:spacing w:line="360" w:lineRule="auto"/>
+        <w:rPr>
+          <w:rFonts w:ascii="Arial" w:hAnsi="Arial" w:cs="Arial"/>
+        </w:rPr>
+      </w:pPr>
+      <w:r>
+        <w:rPr>
+          <w:rFonts w:ascii="Arial" w:hAnsi="Arial" w:cs="Arial"/>
+        </w:rPr>
+        <w:t>Eliminates the issue of conflicting extensions such as websites breaking due to different extensions trying to block different things or false warnings due to other extensions being flagged</w:t>
+      </w:r>
+    </w:p>
+    <w:p>
+      <w:pPr>
+        <w:pStyle w:val="ListParagraph"/>
+        <w:spacing w:line="360" w:lineRule="auto"/>
+        <w:rPr>
+          <w:rFonts w:ascii="Arial" w:hAnsi="Arial" w:cs="Arial"/>
+        </w:rPr>
+      </w:pPr>
+    </w:p>
+    <w:p>
+      <w:pPr>
+        <w:pStyle w:val="ListParagraph"/>
+        <w:numPr>
+          <w:ilvl w:val="0"/>
+          <w:numId w:val="1"/>
+        </w:numPr>
+        <w:spacing w:line="360" w:lineRule="auto"/>
+        <w:rPr>
+          <w:rFonts w:ascii="Arial" w:hAnsi="Arial" w:cs="Arial"/>
+        </w:rPr>
+      </w:pPr>
+      <w:r>
+        <w:rPr>
+          <w:rFonts w:ascii="Arial" w:hAnsi="Arial" w:cs="Arial"/>
+        </w:rPr>
+        <w:t>Being used primarily as a teaching tool to allow young children to learn safe browsing before accessing unrestricted internet through other browsers. Teaches about safe internet usage rather than warning or protecting without an explanation as to why like what other browsers (Chrome, Firefox etc.) do</w:t>
+      </w:r>
+    </w:p>
+    <w:p>
+      <w:pPr>
+        <w:spacing w:line="360" w:lineRule="auto"/>
+        <w:rPr>
+          <w:rFonts w:ascii="Arial" w:hAnsi="Arial" w:cs="Arial"/>
+        </w:rPr>
+      </w:pPr>
+    </w:p>
+    <w:p>
+      <w:pPr>
+        <w:pStyle w:val="ListParagraph"/>
+        <w:numPr>
+          <w:ilvl w:val="0"/>
+          <w:numId w:val="1"/>
+        </w:numPr>
+        <w:spacing w:line="360" w:lineRule="auto"/>
+        <w:rPr>
+          <w:rFonts w:ascii="Arial" w:hAnsi="Arial" w:cs="Arial"/>
+        </w:rPr>
+      </w:pPr>
+      <w:r>
+        <w:rPr>
+          <w:rFonts w:ascii="Arial" w:hAnsi="Arial" w:cs="Arial"/>
+        </w:rPr>
+        <w:t>Has a centralised dashboard which allows users to compare their browsing habits over time and see how they are improving and what behaviours are good</w:t>
+      </w:r>
+    </w:p>
+    <w:p>
+      <w:pPr>
+        <w:pStyle w:val="ListParagraph"/>
+        <w:rPr>
+          <w:rFonts w:ascii="Arial" w:hAnsi="Arial" w:cs="Arial"/>
+        </w:rPr>
+      </w:pPr>
+    </w:p>
+    <w:p>
+      <w:pPr>
+        <w:spacing w:line="360" w:lineRule="auto"/>
+        <w:rPr>
+          <w:rFonts w:ascii="Arial" w:hAnsi="Arial" w:cs="Arial"/>
+        </w:rPr>
+      </w:pPr>
+    </w:p>
+    <w:p>
+      <w:pPr>
+        <w:pStyle w:val="Heading3"/>
+        <w:spacing w:line="360" w:lineRule="auto"/>
+        <w:rPr>
+          <w:rFonts w:ascii="Arial" w:hAnsi="Arial" w:cs="Arial"/>
+          <w:b/>
+          <w:bCs/>
+          <w:i/>
+          <w:iCs/>
+          <w:sz w:val="24"/>
+          <w:szCs w:val="24"/>
+        </w:rPr>
+      </w:pPr>
+      <w:bookmarkStart w:id="44" w:name="_Toc227600104"/>
+      <w:r>
+        <w:rPr>
+          <w:rFonts w:ascii="Arial" w:hAnsi="Arial" w:cs="Arial"/>
+          <w:b/>
+          <w:bCs/>
+          <w:i/>
+          <w:iCs/>
+          <w:sz w:val="24"/>
+          <w:szCs w:val="24"/>
+        </w:rPr>
+        <w:t>3</w:t>
+      </w:r>
+      <w:r>
+        <w:rPr>
+          <w:rFonts w:ascii="Arial" w:hAnsi="Arial" w:cs="Arial"/>
+          <w:b/>
+          <w:bCs/>
+          <w:i/>
+          <w:iCs/>
+          <w:sz w:val="24"/>
+          <w:szCs w:val="24"/>
+        </w:rPr>
+        <w:t>.</w:t>
+      </w:r>
+      <w:r>
+        <w:rPr>
+          <w:rFonts w:ascii="Arial" w:hAnsi="Arial" w:cs="Arial"/>
+          <w:b/>
+          <w:bCs/>
+          <w:i/>
+          <w:iCs/>
+          <w:sz w:val="24"/>
+          <w:szCs w:val="24"/>
+        </w:rPr>
+        <w:t>6</w:t>
+      </w:r>
+      <w:r>
+        <w:rPr>
+          <w:rFonts w:ascii="Arial" w:hAnsi="Arial" w:cs="Arial"/>
+          <w:b/>
+          <w:bCs/>
+          <w:i/>
+          <w:iCs/>
+          <w:sz w:val="24"/>
+          <w:szCs w:val="24"/>
+        </w:rPr>
+        <w:t>.1 Security Dashboard</w:t>
+      </w:r>
+      <w:bookmarkEnd w:id="44"/>
+      <w:r>
+        <w:rPr>
+          <w:rFonts w:ascii="Arial" w:hAnsi="Arial" w:cs="Arial"/>
+          <w:b/>
+          <w:bCs/>
+          <w:i/>
+          <w:iCs/>
+          <w:sz w:val="24"/>
+          <w:szCs w:val="24"/>
+        </w:rPr>
+        <w:t xml:space="preserve"> </w:t>
+      </w:r>
+    </w:p>
     <w:p>
       <w:pPr>
         <w:pStyle w:val="ListParagraph"/>
@@ -9827,7 +11162,126 @@
         <w:rPr>
           <w:rFonts w:ascii="Arial" w:hAnsi="Arial" w:cs="Arial"/>
         </w:rPr>
-        <w:t>Ensures that all sites which are accessed are using secure transmissions and therefore have a higher likelihood of safety</w:t>
+        <w:t xml:space="preserve">This will be a central place that users can navigate to which will store data to determine how secure their browsing habits have been. It will include things like how many times they have overridden blocks, how many times they have attempted to visit blocked sites etc. The </w:t>
+      </w:r>
+      <w:r>
+        <w:rPr>
+          <w:rFonts w:ascii="Arial" w:hAnsi="Arial" w:cs="Arial"/>
+        </w:rPr>
+        <w:lastRenderedPageBreak/>
+        <w:t xml:space="preserve">dashboard will also be the location of where they can customise the browser, and where they will see how many experience </w:t>
+      </w:r>
+      <w:proofErr w:type="gramStart"/>
+      <w:r>
+        <w:rPr>
+          <w:rFonts w:ascii="Arial" w:hAnsi="Arial" w:cs="Arial"/>
+        </w:rPr>
+        <w:t>points</w:t>
+      </w:r>
+      <w:proofErr w:type="gramEnd"/>
+      <w:r>
+        <w:rPr>
+          <w:rFonts w:ascii="Arial" w:hAnsi="Arial" w:cs="Arial"/>
+        </w:rPr>
+        <w:t xml:space="preserve"> they have and what level they are. Lastly, this will be where the quizzes and potential games are stored to allow them to gain bonus points for learning about safe browsing</w:t>
+      </w:r>
+    </w:p>
+    <w:p>
+      <w:pPr>
+        <w:pStyle w:val="ListParagraph"/>
+        <w:spacing w:line="360" w:lineRule="auto"/>
+        <w:rPr>
+          <w:rFonts w:ascii="Arial" w:hAnsi="Arial" w:cs="Arial"/>
+        </w:rPr>
+      </w:pPr>
+    </w:p>
+    <w:p>
+      <w:pPr>
+        <w:pStyle w:val="Heading3"/>
+        <w:spacing w:line="360" w:lineRule="auto"/>
+        <w:rPr>
+          <w:rFonts w:ascii="Arial" w:hAnsi="Arial" w:cs="Arial"/>
+          <w:b/>
+          <w:bCs/>
+          <w:i/>
+          <w:iCs/>
+          <w:sz w:val="24"/>
+          <w:szCs w:val="24"/>
+        </w:rPr>
+      </w:pPr>
+      <w:bookmarkStart w:id="45" w:name="_Toc227600105"/>
+      <w:r>
+        <w:rPr>
+          <w:rFonts w:ascii="Arial" w:hAnsi="Arial" w:cs="Arial"/>
+          <w:b/>
+          <w:bCs/>
+          <w:i/>
+          <w:iCs/>
+          <w:sz w:val="24"/>
+          <w:szCs w:val="24"/>
+        </w:rPr>
+        <w:t>3.</w:t>
+      </w:r>
+      <w:r>
+        <w:rPr>
+          <w:rFonts w:ascii="Arial" w:hAnsi="Arial" w:cs="Arial"/>
+          <w:b/>
+          <w:bCs/>
+          <w:i/>
+          <w:iCs/>
+          <w:sz w:val="24"/>
+          <w:szCs w:val="24"/>
+        </w:rPr>
+        <w:t>6</w:t>
+      </w:r>
+      <w:r>
+        <w:rPr>
+          <w:rFonts w:ascii="Arial" w:hAnsi="Arial" w:cs="Arial"/>
+          <w:b/>
+          <w:bCs/>
+          <w:i/>
+          <w:iCs/>
+          <w:sz w:val="24"/>
+          <w:szCs w:val="24"/>
+        </w:rPr>
+        <w:t>.</w:t>
+      </w:r>
+      <w:r>
+        <w:rPr>
+          <w:rFonts w:ascii="Arial" w:hAnsi="Arial" w:cs="Arial"/>
+          <w:b/>
+          <w:bCs/>
+          <w:i/>
+          <w:iCs/>
+          <w:sz w:val="24"/>
+          <w:szCs w:val="24"/>
+        </w:rPr>
+        <w:t>2</w:t>
+      </w:r>
+      <w:r>
+        <w:rPr>
+          <w:rFonts w:ascii="Arial" w:hAnsi="Arial" w:cs="Arial"/>
+          <w:b/>
+          <w:bCs/>
+          <w:i/>
+          <w:iCs/>
+          <w:sz w:val="24"/>
+          <w:szCs w:val="24"/>
+        </w:rPr>
+        <w:t xml:space="preserve"> Gamification</w:t>
+      </w:r>
+      <w:bookmarkEnd w:id="45"/>
+      <w:r>
+        <w:rPr>
+          <w:rFonts w:ascii="Arial" w:hAnsi="Arial" w:cs="Arial"/>
+          <w:b/>
+          <w:bCs/>
+          <w:i/>
+          <w:iCs/>
+          <w:sz w:val="24"/>
+          <w:szCs w:val="24"/>
+        </w:rPr>
+        <w:t xml:space="preserve"> </w:t>
       </w:r>
     </w:p>
     <w:p>
@@ -9846,17 +11300,300 @@
         <w:rPr>
           <w:rFonts w:ascii="Arial" w:hAnsi="Arial" w:cs="Arial"/>
         </w:rPr>
-        <w:t>Was not implemented as explained but was integrated as part of the risk score</w:t>
-      </w:r>
-    </w:p>
-    <w:p>
-      <w:pPr>
-        <w:pStyle w:val="ListParagraph"/>
-        <w:spacing w:line="360" w:lineRule="auto"/>
-        <w:rPr>
-          <w:rFonts w:ascii="Arial" w:hAnsi="Arial" w:cs="Arial"/>
-        </w:rPr>
-      </w:pPr>
+        <w:t>The dashboard will contain a variety of gamified aspects for the user to keep them engaged and to encourage continuous use of the browser. These will include quizzes (singular daily quiz and 10 weekly questions focussed on security and safe browsing), challenges which encourage the user to perform safe browsing actions in exchange for a reward, experience points which can be earned from a variety of sources (including the quizzes and challenges), and cosmetic unlocks which encourage the user to level up their account, providing unique customisation which they can look forward to unlocking.</w:t>
+      </w:r>
+    </w:p>
+    <w:p>
+      <w:pPr>
+        <w:spacing w:line="360" w:lineRule="auto"/>
+        <w:rPr>
+          <w:rFonts w:ascii="Arial" w:hAnsi="Arial" w:cs="Arial"/>
+        </w:rPr>
+      </w:pPr>
+    </w:p>
+    <w:p>
+      <w:pPr>
+        <w:spacing w:line="360" w:lineRule="auto"/>
+        <w:rPr>
+          <w:rFonts w:ascii="Arial" w:hAnsi="Arial" w:cs="Arial"/>
+        </w:rPr>
+      </w:pPr>
+    </w:p>
+    <w:p>
+      <w:pPr>
+        <w:pStyle w:val="Heading1"/>
+        <w:spacing w:line="360" w:lineRule="auto"/>
+        <w:jc w:val="center"/>
+        <w:rPr>
+          <w:rFonts w:ascii="Arial" w:hAnsi="Arial" w:cs="Arial"/>
+          <w:b/>
+          <w:bCs/>
+          <w:i/>
+          <w:iCs/>
+          <w:sz w:val="36"/>
+          <w:szCs w:val="36"/>
+        </w:rPr>
+      </w:pPr>
+      <w:bookmarkStart w:id="46" w:name="_Toc227600106"/>
+      <w:r>
+        <w:rPr>
+          <w:rFonts w:ascii="Arial" w:hAnsi="Arial" w:cs="Arial"/>
+          <w:b/>
+          <w:bCs/>
+          <w:i/>
+          <w:iCs/>
+          <w:sz w:val="36"/>
+          <w:szCs w:val="36"/>
+        </w:rPr>
+        <w:t>4</w:t>
+      </w:r>
+      <w:r>
+        <w:rPr>
+          <w:rFonts w:ascii="Arial" w:hAnsi="Arial" w:cs="Arial"/>
+          <w:b/>
+          <w:bCs/>
+          <w:i/>
+          <w:iCs/>
+          <w:sz w:val="36"/>
+          <w:szCs w:val="36"/>
+        </w:rPr>
+        <w:t xml:space="preserve"> </w:t>
+      </w:r>
+      <w:r>
+        <w:rPr>
+          <w:rFonts w:ascii="Arial" w:hAnsi="Arial" w:cs="Arial"/>
+          <w:b/>
+          <w:bCs/>
+          <w:i/>
+          <w:iCs/>
+          <w:sz w:val="36"/>
+          <w:szCs w:val="36"/>
+        </w:rPr>
+        <w:t>Method of Approach</w:t>
+      </w:r>
+      <w:bookmarkEnd w:id="46"/>
+    </w:p>
+    <w:p>
+      <w:pPr>
+        <w:spacing w:line="360" w:lineRule="auto"/>
+        <w:rPr>
+          <w:rFonts w:ascii="Arial" w:hAnsi="Arial" w:cs="Arial"/>
+        </w:rPr>
+      </w:pPr>
+      <w:r>
+        <w:rPr>
+          <w:rFonts w:ascii="Arial" w:hAnsi="Arial" w:cs="Arial"/>
+        </w:rPr>
+        <w:t xml:space="preserve">This section will discuss the methodology used throughout the development of the project, explaining the architecture used to develop this project, including for the main code and the database, the decision making behind some of the core security features, and a discussion on future enhancements which could be made to the browser. </w:t>
+      </w:r>
+    </w:p>
+    <w:p>
+      <w:pPr>
+        <w:pStyle w:val="Heading2"/>
+        <w:spacing w:line="360" w:lineRule="auto"/>
+        <w:rPr>
+          <w:rFonts w:ascii="Arial" w:hAnsi="Arial" w:cs="Arial"/>
+          <w:b/>
+          <w:bCs/>
+          <w:i/>
+          <w:iCs/>
+          <w:sz w:val="28"/>
+          <w:szCs w:val="28"/>
+        </w:rPr>
+      </w:pPr>
+      <w:bookmarkStart w:id="47" w:name="_Toc227600107"/>
+      <w:r>
+        <w:rPr>
+          <w:rFonts w:ascii="Arial" w:hAnsi="Arial" w:cs="Arial"/>
+          <w:b/>
+          <w:bCs/>
+          <w:i/>
+          <w:iCs/>
+          <w:sz w:val="28"/>
+          <w:szCs w:val="28"/>
+        </w:rPr>
+        <w:t>4</w:t>
+      </w:r>
+      <w:r>
+        <w:rPr>
+          <w:rFonts w:ascii="Arial" w:hAnsi="Arial" w:cs="Arial"/>
+          <w:b/>
+          <w:bCs/>
+          <w:i/>
+          <w:iCs/>
+          <w:sz w:val="28"/>
+          <w:szCs w:val="28"/>
+        </w:rPr>
+        <w:t xml:space="preserve">.1 </w:t>
+      </w:r>
+      <w:r>
+        <w:rPr>
+          <w:rFonts w:ascii="Arial" w:hAnsi="Arial" w:cs="Arial"/>
+          <w:b/>
+          <w:bCs/>
+          <w:i/>
+          <w:iCs/>
+          <w:sz w:val="28"/>
+          <w:szCs w:val="28"/>
+        </w:rPr>
+        <w:t>Risk Assessment</w:t>
+      </w:r>
+      <w:bookmarkEnd w:id="47"/>
+    </w:p>
+    <w:p>
+      <w:pPr>
+        <w:spacing w:line="360" w:lineRule="auto"/>
+        <w:rPr>
+          <w:rFonts w:ascii="Arial" w:hAnsi="Arial" w:cs="Arial"/>
+        </w:rPr>
+      </w:pPr>
+    </w:p>
+    <w:p>
+      <w:pPr>
+        <w:pStyle w:val="Heading2"/>
+        <w:spacing w:line="360" w:lineRule="auto"/>
+        <w:rPr>
+          <w:rFonts w:ascii="Arial" w:hAnsi="Arial" w:cs="Arial"/>
+          <w:b/>
+          <w:bCs/>
+          <w:i/>
+          <w:iCs/>
+          <w:sz w:val="28"/>
+          <w:szCs w:val="28"/>
+        </w:rPr>
+      </w:pPr>
+      <w:bookmarkStart w:id="48" w:name="_Toc227600108"/>
+      <w:r>
+        <w:rPr>
+          <w:rFonts w:ascii="Arial" w:hAnsi="Arial" w:cs="Arial"/>
+          <w:b/>
+          <w:bCs/>
+          <w:i/>
+          <w:iCs/>
+          <w:sz w:val="28"/>
+          <w:szCs w:val="28"/>
+        </w:rPr>
+        <w:t>4</w:t>
+      </w:r>
+      <w:r>
+        <w:rPr>
+          <w:rFonts w:ascii="Arial" w:hAnsi="Arial" w:cs="Arial"/>
+          <w:b/>
+          <w:bCs/>
+          <w:i/>
+          <w:iCs/>
+          <w:sz w:val="28"/>
+          <w:szCs w:val="28"/>
+        </w:rPr>
+        <w:t>.</w:t>
+      </w:r>
+      <w:r>
+        <w:rPr>
+          <w:rFonts w:ascii="Arial" w:hAnsi="Arial" w:cs="Arial"/>
+          <w:b/>
+          <w:bCs/>
+          <w:i/>
+          <w:iCs/>
+          <w:sz w:val="28"/>
+          <w:szCs w:val="28"/>
+        </w:rPr>
+        <w:t>2</w:t>
+      </w:r>
+      <w:r>
+        <w:rPr>
+          <w:rFonts w:ascii="Arial" w:hAnsi="Arial" w:cs="Arial"/>
+          <w:b/>
+          <w:bCs/>
+          <w:i/>
+          <w:iCs/>
+          <w:sz w:val="28"/>
+          <w:szCs w:val="28"/>
+        </w:rPr>
+        <w:t xml:space="preserve"> Agile Method</w:t>
+      </w:r>
+      <w:bookmarkEnd w:id="48"/>
+    </w:p>
+    <w:p>
+      <w:pPr>
+        <w:spacing w:line="360" w:lineRule="auto"/>
+        <w:rPr>
+          <w:rFonts w:ascii="Arial" w:hAnsi="Arial" w:cs="Arial"/>
+        </w:rPr>
+      </w:pPr>
+    </w:p>
+    <w:p>
+      <w:pPr>
+        <w:spacing w:line="360" w:lineRule="auto"/>
+        <w:rPr>
+          <w:rFonts w:ascii="Arial" w:hAnsi="Arial" w:cs="Arial"/>
+        </w:rPr>
+      </w:pPr>
+    </w:p>
+    <w:p>
+      <w:pPr>
+        <w:pStyle w:val="Heading2"/>
+        <w:spacing w:line="360" w:lineRule="auto"/>
+        <w:rPr>
+          <w:rFonts w:ascii="Arial" w:hAnsi="Arial" w:cs="Arial"/>
+          <w:b/>
+          <w:bCs/>
+          <w:i/>
+          <w:iCs/>
+          <w:sz w:val="28"/>
+          <w:szCs w:val="28"/>
+        </w:rPr>
+      </w:pPr>
+      <w:bookmarkStart w:id="49" w:name="_Toc227600109"/>
+      <w:r>
+        <w:rPr>
+          <w:rFonts w:ascii="Arial" w:hAnsi="Arial" w:cs="Arial"/>
+          <w:b/>
+          <w:bCs/>
+          <w:i/>
+          <w:iCs/>
+          <w:sz w:val="28"/>
+          <w:szCs w:val="28"/>
+        </w:rPr>
+        <w:lastRenderedPageBreak/>
+        <w:t>4</w:t>
+      </w:r>
+      <w:r>
+        <w:rPr>
+          <w:rFonts w:ascii="Arial" w:hAnsi="Arial" w:cs="Arial"/>
+          <w:b/>
+          <w:bCs/>
+          <w:i/>
+          <w:iCs/>
+          <w:sz w:val="28"/>
+          <w:szCs w:val="28"/>
+        </w:rPr>
+        <w:t>.</w:t>
+      </w:r>
+      <w:r>
+        <w:rPr>
+          <w:rFonts w:ascii="Arial" w:hAnsi="Arial" w:cs="Arial"/>
+          <w:b/>
+          <w:bCs/>
+          <w:i/>
+          <w:iCs/>
+          <w:sz w:val="28"/>
+          <w:szCs w:val="28"/>
+        </w:rPr>
+        <w:t>3</w:t>
+      </w:r>
+      <w:r>
+        <w:rPr>
+          <w:rFonts w:ascii="Arial" w:hAnsi="Arial" w:cs="Arial"/>
+          <w:b/>
+          <w:bCs/>
+          <w:i/>
+          <w:iCs/>
+          <w:sz w:val="28"/>
+          <w:szCs w:val="28"/>
+        </w:rPr>
+        <w:t xml:space="preserve"> Tools and Technologies</w:t>
+      </w:r>
+      <w:bookmarkEnd w:id="49"/>
     </w:p>
     <w:p>
       <w:pPr>
@@ -9872,7 +11609,7 @@
           <w:szCs w:val="24"/>
         </w:rPr>
       </w:pPr>
-      <w:bookmarkStart w:id="36" w:name="_Toc227524689"/>
+      <w:bookmarkStart w:id="50" w:name="_Toc227600110"/>
       <w:r>
         <w:rPr>
           <w:rFonts w:ascii="Arial" w:hAnsi="Arial" w:cs="Arial"/>
@@ -9884,8 +11621,7 @@
           <w:szCs w:val="24"/>
           <w:highlight w:val="green"/>
         </w:rPr>
-        <w:lastRenderedPageBreak/>
-        <w:t>3</w:t>
+        <w:t>4</w:t>
       </w:r>
       <w:r>
         <w:rPr>
@@ -9898,206 +11634,9 @@
           <w:szCs w:val="24"/>
           <w:highlight w:val="green"/>
         </w:rPr>
-        <w:t>.5.4 Blocking Downloads</w:t>
-      </w:r>
-      <w:bookmarkEnd w:id="36"/>
-    </w:p>
-    <w:p>
-      <w:pPr>
-        <w:spacing w:line="360" w:lineRule="auto"/>
-        <w:rPr>
-          <w:rFonts w:ascii="Arial" w:hAnsi="Arial" w:cs="Arial"/>
-        </w:rPr>
-      </w:pPr>
-      <w:r>
-        <w:rPr>
-          <w:rFonts w:ascii="Arial" w:hAnsi="Arial" w:cs="Arial"/>
-        </w:rPr>
-        <w:t>A security feature deemed necessary for this project is to block downloads of file extensions which could potentially be used for malicious purposes</w:t>
-      </w:r>
-      <w:r>
-        <w:rPr>
-          <w:rFonts w:ascii="Arial" w:hAnsi="Arial" w:cs="Arial"/>
-        </w:rPr>
-        <w:t>, and warning the user with an informative message to explain why</w:t>
-      </w:r>
-      <w:r>
-        <w:rPr>
-          <w:rFonts w:ascii="Arial" w:hAnsi="Arial" w:cs="Arial"/>
-        </w:rPr>
-        <w:t>. This includes extensions such as .exe, .</w:t>
-      </w:r>
-      <w:proofErr w:type="spellStart"/>
-      <w:r>
-        <w:rPr>
-          <w:rFonts w:ascii="Arial" w:hAnsi="Arial" w:cs="Arial"/>
-        </w:rPr>
-        <w:t>msi</w:t>
-      </w:r>
-      <w:proofErr w:type="spellEnd"/>
-      <w:r>
-        <w:rPr>
-          <w:rFonts w:ascii="Arial" w:hAnsi="Arial" w:cs="Arial"/>
-        </w:rPr>
-        <w:t>, .</w:t>
-      </w:r>
-      <w:proofErr w:type="spellStart"/>
-      <w:r>
-        <w:rPr>
-          <w:rFonts w:ascii="Arial" w:hAnsi="Arial" w:cs="Arial"/>
-        </w:rPr>
-        <w:t>cmd</w:t>
-      </w:r>
-      <w:proofErr w:type="spellEnd"/>
-      <w:r>
-        <w:rPr>
-          <w:rFonts w:ascii="Arial" w:hAnsi="Arial" w:cs="Arial"/>
-        </w:rPr>
-        <w:t xml:space="preserve">, and .zip. By blocking these types of extensions, this will prevent any accidental downloading of malicious files, especially with the </w:t>
-      </w:r>
-      <w:r>
-        <w:rPr>
-          <w:rFonts w:ascii="Arial" w:hAnsi="Arial" w:cs="Arial"/>
-        </w:rPr>
-        <w:t xml:space="preserve">target audience being children who do not fully understand the dangers of the internet. </w:t>
-      </w:r>
-    </w:p>
-    <w:p>
-      <w:pPr>
-        <w:spacing w:line="360" w:lineRule="auto"/>
-        <w:rPr>
-          <w:rFonts w:ascii="Arial" w:hAnsi="Arial" w:cs="Arial"/>
-        </w:rPr>
-      </w:pPr>
-      <w:r>
-        <w:rPr>
-          <w:rFonts w:ascii="Arial" w:hAnsi="Arial" w:cs="Arial"/>
-        </w:rPr>
-        <w:t xml:space="preserve">This feature was implemented in the final design; </w:t>
-      </w:r>
-      <w:r>
-        <w:rPr>
-          <w:rFonts w:ascii="Arial" w:hAnsi="Arial" w:cs="Arial"/>
-        </w:rPr>
-        <w:t>however,</w:t>
-      </w:r>
-      <w:r>
-        <w:rPr>
-          <w:rFonts w:ascii="Arial" w:hAnsi="Arial" w:cs="Arial"/>
-        </w:rPr>
-        <w:t xml:space="preserve"> it did receive some changes compared to the initial plan. Due to the how all extensions were treated the same and were automatically blocked, this led to a lot of legitimate files being blocked also, such as Microsoft Office downloads which utilise the .exe file extension. A change was made in the final implementation to accommodate this by allowing a selective toggle in the settings menu for multiple tiers of download blocking</w:t>
-      </w:r>
-      <w:r>
-        <w:rPr>
-          <w:rFonts w:ascii="Arial" w:hAnsi="Arial" w:cs="Arial"/>
-        </w:rPr>
         <w:t>.</w:t>
       </w:r>
-    </w:p>
-    <w:p>
-      <w:pPr>
-        <w:spacing w:line="360" w:lineRule="auto"/>
-        <w:rPr>
-          <w:rFonts w:ascii="Arial" w:hAnsi="Arial" w:cs="Arial"/>
-        </w:rPr>
-      </w:pPr>
-      <w:r>
-        <w:rPr>
-          <w:rFonts w:ascii="Arial" w:hAnsi="Arial" w:cs="Arial"/>
-        </w:rPr>
-        <w:t>A</w:t>
-      </w:r>
-      <w:r>
-        <w:rPr>
-          <w:rFonts w:ascii="Arial" w:hAnsi="Arial" w:cs="Arial"/>
-        </w:rPr>
-        <w:t xml:space="preserve"> user </w:t>
-      </w:r>
-      <w:r>
-        <w:rPr>
-          <w:rFonts w:ascii="Arial" w:hAnsi="Arial" w:cs="Arial"/>
-        </w:rPr>
-        <w:t xml:space="preserve">can </w:t>
-      </w:r>
-      <w:r>
-        <w:rPr>
-          <w:rFonts w:ascii="Arial" w:hAnsi="Arial" w:cs="Arial"/>
-        </w:rPr>
-        <w:t>select between the following</w:t>
-      </w:r>
-      <w:r>
-        <w:rPr>
-          <w:rFonts w:ascii="Arial" w:hAnsi="Arial" w:cs="Arial"/>
-        </w:rPr>
-        <w:t xml:space="preserve"> levels</w:t>
-      </w:r>
-      <w:r>
-        <w:rPr>
-          <w:rFonts w:ascii="Arial" w:hAnsi="Arial" w:cs="Arial"/>
-        </w:rPr>
-        <w:t>: strict blocking, wherein all downloads with commonly malicious extensions are blocked; normal blocking, wherein certain extensions, such as .exe, .</w:t>
-      </w:r>
-      <w:proofErr w:type="spellStart"/>
-      <w:r>
-        <w:rPr>
-          <w:rFonts w:ascii="Arial" w:hAnsi="Arial" w:cs="Arial"/>
-        </w:rPr>
-        <w:t>msi</w:t>
-      </w:r>
-      <w:proofErr w:type="spellEnd"/>
-      <w:r>
-        <w:rPr>
-          <w:rFonts w:ascii="Arial" w:hAnsi="Arial" w:cs="Arial"/>
-        </w:rPr>
-        <w:t>, .dmg, and .zip, are warned against, while others, such as .</w:t>
-      </w:r>
-      <w:proofErr w:type="spellStart"/>
-      <w:r>
-        <w:rPr>
-          <w:rFonts w:ascii="Arial" w:hAnsi="Arial" w:cs="Arial"/>
-        </w:rPr>
-        <w:t>cmd</w:t>
-      </w:r>
-      <w:proofErr w:type="spellEnd"/>
-      <w:r>
-        <w:rPr>
-          <w:rFonts w:ascii="Arial" w:hAnsi="Arial" w:cs="Arial"/>
-        </w:rPr>
-        <w:t>, .ps1, .bat, and .</w:t>
-      </w:r>
-      <w:proofErr w:type="spellStart"/>
-      <w:r>
-        <w:rPr>
-          <w:rFonts w:ascii="Arial" w:hAnsi="Arial" w:cs="Arial"/>
-        </w:rPr>
-        <w:t>js</w:t>
-      </w:r>
-      <w:proofErr w:type="spellEnd"/>
-      <w:r>
-        <w:rPr>
-          <w:rFonts w:ascii="Arial" w:hAnsi="Arial" w:cs="Arial"/>
-        </w:rPr>
-        <w:t>, are blocked; and</w:t>
-      </w:r>
-      <w:r>
-        <w:rPr>
-          <w:rFonts w:ascii="Arial" w:hAnsi="Arial" w:cs="Arial"/>
-        </w:rPr>
-        <w:t xml:space="preserve"> warn only blocking, wherein all downloads with commonly malicious extensions are only warned against.</w:t>
-      </w:r>
-    </w:p>
-    <w:p>
-      <w:pPr>
-        <w:spacing w:line="360" w:lineRule="auto"/>
-        <w:rPr>
-          <w:rFonts w:ascii="Arial" w:hAnsi="Arial" w:cs="Arial"/>
-        </w:rPr>
-      </w:pPr>
-    </w:p>
-    <w:p>
-      <w:pPr>
-        <w:pStyle w:val="Heading3"/>
-        <w:spacing w:line="360" w:lineRule="auto"/>
+      <w:r>
         <w:rPr>
           <w:rFonts w:ascii="Arial" w:hAnsi="Arial" w:cs="Arial"/>
           <w:b/>
@@ -10106,9 +11645,10 @@
           <w:iCs/>
           <w:sz w:val="24"/>
           <w:szCs w:val="24"/>
-        </w:rPr>
-      </w:pPr>
-      <w:bookmarkStart w:id="37" w:name="_Toc227524690"/>
+          <w:highlight w:val="green"/>
+        </w:rPr>
+        <w:t>3</w:t>
+      </w:r>
       <w:r>
         <w:rPr>
           <w:rFonts w:ascii="Arial" w:hAnsi="Arial" w:cs="Arial"/>
@@ -10118,10 +11658,38 @@
           <w:iCs/>
           <w:sz w:val="24"/>
           <w:szCs w:val="24"/>
-        </w:rPr>
-        <w:t>3</w:t>
-      </w:r>
-      <w:r>
+          <w:highlight w:val="green"/>
+        </w:rPr>
+        <w:t>.1 JavaScript</w:t>
+      </w:r>
+      <w:bookmarkEnd w:id="50"/>
+    </w:p>
+    <w:p>
+      <w:pPr>
+        <w:spacing w:line="360" w:lineRule="auto"/>
+        <w:rPr>
+          <w:rFonts w:ascii="Arial" w:hAnsi="Arial" w:cs="Arial"/>
+        </w:rPr>
+      </w:pPr>
+      <w:r>
+        <w:rPr>
+          <w:rFonts w:ascii="Arial" w:hAnsi="Arial" w:cs="Arial"/>
+        </w:rPr>
+        <w:t>JavaScript was the predominant language used for the creation of technical features within this project, as well as the standard navigation. This worked alongside many built-in Electron commands.</w:t>
+      </w:r>
+    </w:p>
+    <w:p>
+      <w:pPr>
+        <w:spacing w:line="360" w:lineRule="auto"/>
+        <w:rPr>
+          <w:rFonts w:ascii="Arial" w:hAnsi="Arial" w:cs="Arial"/>
+        </w:rPr>
+      </w:pPr>
+    </w:p>
+    <w:p>
+      <w:pPr>
+        <w:pStyle w:val="Heading3"/>
+        <w:spacing w:line="360" w:lineRule="auto"/>
         <w:rPr>
           <w:rFonts w:ascii="Arial" w:hAnsi="Arial" w:cs="Arial"/>
           <w:b/>
@@ -10131,50 +11699,9 @@
           <w:sz w:val="24"/>
           <w:szCs w:val="24"/>
         </w:rPr>
-        <w:t>.5.5 TLS Certificate Checking</w:t>
-      </w:r>
-      <w:bookmarkEnd w:id="37"/>
-    </w:p>
-    <w:p>
-      <w:pPr>
-        <w:spacing w:line="360" w:lineRule="auto"/>
-        <w:rPr>
-          <w:rFonts w:ascii="Arial" w:hAnsi="Arial" w:cs="Arial"/>
-        </w:rPr>
-      </w:pPr>
-    </w:p>
-    <w:p>
-      <w:pPr>
-        <w:pStyle w:val="ListParagraph"/>
-        <w:numPr>
-          <w:ilvl w:val="1"/>
-          <w:numId w:val="1"/>
-        </w:numPr>
-        <w:spacing w:line="360" w:lineRule="auto"/>
-        <w:rPr>
-          <w:rFonts w:ascii="Arial" w:hAnsi="Arial" w:cs="Arial"/>
-        </w:rPr>
-      </w:pPr>
-      <w:r>
-        <w:rPr>
-          <w:rFonts w:ascii="Arial" w:hAnsi="Arial" w:cs="Arial"/>
-        </w:rPr>
-        <w:t>Ensures that websites can be trusted by verifying the connection is secure and encrypted</w:t>
-      </w:r>
-    </w:p>
-    <w:p>
-      <w:pPr>
-        <w:pStyle w:val="ListParagraph"/>
-        <w:spacing w:line="360" w:lineRule="auto"/>
-        <w:rPr>
-          <w:rFonts w:ascii="Arial" w:hAnsi="Arial" w:cs="Arial"/>
-        </w:rPr>
-      </w:pPr>
-    </w:p>
-    <w:p>
-      <w:pPr>
-        <w:pStyle w:val="Heading3"/>
-        <w:spacing w:line="360" w:lineRule="auto"/>
+      </w:pPr>
+      <w:bookmarkStart w:id="51" w:name="_Toc227600111"/>
+      <w:r>
         <w:rPr>
           <w:rFonts w:ascii="Arial" w:hAnsi="Arial" w:cs="Arial"/>
           <w:b/>
@@ -10183,9 +11710,10 @@
           <w:iCs/>
           <w:sz w:val="24"/>
           <w:szCs w:val="24"/>
-        </w:rPr>
-      </w:pPr>
-      <w:bookmarkStart w:id="38" w:name="_Toc227524691"/>
+          <w:highlight w:val="green"/>
+        </w:rPr>
+        <w:t>4</w:t>
+      </w:r>
       <w:r>
         <w:rPr>
           <w:rFonts w:ascii="Arial" w:hAnsi="Arial" w:cs="Arial"/>
@@ -10195,8 +11723,9 @@
           <w:iCs/>
           <w:sz w:val="24"/>
           <w:szCs w:val="24"/>
-        </w:rPr>
-        <w:t>3</w:t>
+          <w:highlight w:val="green"/>
+        </w:rPr>
+        <w:t>.</w:t>
       </w:r>
       <w:r>
         <w:rPr>
@@ -10207,10 +11736,10 @@
           <w:iCs/>
           <w:sz w:val="24"/>
           <w:szCs w:val="24"/>
-        </w:rPr>
-        <w:t>.5.6 Security Based Hints</w:t>
-      </w:r>
-      <w:bookmarkEnd w:id="38"/>
+          <w:highlight w:val="green"/>
+        </w:rPr>
+        <w:t>3</w:t>
+      </w:r>
       <w:r>
         <w:rPr>
           <w:rFonts w:ascii="Arial" w:hAnsi="Arial" w:cs="Arial"/>
@@ -10220,32 +11749,28 @@
           <w:iCs/>
           <w:sz w:val="24"/>
           <w:szCs w:val="24"/>
-        </w:rPr>
-        <w:t xml:space="preserve"> </w:t>
-      </w:r>
-    </w:p>
-    <w:p>
-      <w:pPr>
-        <w:pStyle w:val="ListParagraph"/>
-        <w:numPr>
-          <w:ilvl w:val="1"/>
-          <w:numId w:val="1"/>
-        </w:numPr>
-        <w:spacing w:line="360" w:lineRule="auto"/>
-        <w:rPr>
-          <w:rFonts w:ascii="Arial" w:hAnsi="Arial" w:cs="Arial"/>
-        </w:rPr>
-      </w:pPr>
-      <w:r>
-        <w:rPr>
-          <w:rFonts w:ascii="Arial" w:hAnsi="Arial" w:cs="Arial"/>
-        </w:rPr>
-        <w:t>The main goal of the browser is to encourage safe browsing habits within children, so by including hints and tips when there is a learning opportunity, this will engage their brains to think about what they are doing. Additionally, these hints will tie into the gamification aspect of the browser which should act as a way of engagement too.</w:t>
-      </w:r>
-    </w:p>
-    <w:p>
-      <w:pPr>
-        <w:pStyle w:val="ListParagraph"/>
+          <w:highlight w:val="green"/>
+        </w:rPr>
+        <w:t>.2 Electron</w:t>
+      </w:r>
+      <w:bookmarkEnd w:id="51"/>
+    </w:p>
+    <w:p>
+      <w:pPr>
+        <w:spacing w:line="360" w:lineRule="auto"/>
+        <w:rPr>
+          <w:rFonts w:ascii="Arial" w:hAnsi="Arial" w:cs="Arial"/>
+        </w:rPr>
+      </w:pPr>
+      <w:r>
+        <w:rPr>
+          <w:rFonts w:ascii="Arial" w:hAnsi="Arial" w:cs="Arial"/>
+        </w:rPr>
+        <w:t>Electron was the main framework used for this project. Electron is a Chromium framework which, when used alongside JavaScript, allows for the creation of apps by utilising certain events and renderers to allow for navigation and other browsing features to be implemented.</w:t>
+      </w:r>
+    </w:p>
+    <w:p>
+      <w:pPr>
         <w:spacing w:line="360" w:lineRule="auto"/>
         <w:rPr>
           <w:rFonts w:ascii="Arial" w:hAnsi="Arial" w:cs="Arial"/>
@@ -10266,7 +11791,7 @@
           <w:szCs w:val="24"/>
         </w:rPr>
       </w:pPr>
-      <w:bookmarkStart w:id="39" w:name="_Toc227524692"/>
+      <w:bookmarkStart w:id="52" w:name="_Toc227600112"/>
       <w:r>
         <w:rPr>
           <w:rFonts w:ascii="Arial" w:hAnsi="Arial" w:cs="Arial"/>
@@ -10276,8 +11801,9 @@
           <w:iCs/>
           <w:sz w:val="24"/>
           <w:szCs w:val="24"/>
-        </w:rPr>
-        <w:t>3</w:t>
+          <w:highlight w:val="green"/>
+        </w:rPr>
+        <w:t>4</w:t>
       </w:r>
       <w:r>
         <w:rPr>
@@ -10288,33 +11814,11 @@
           <w:iCs/>
           <w:sz w:val="24"/>
           <w:szCs w:val="24"/>
-        </w:rPr>
-        <w:t>.5.7 Domain Detection</w:t>
-      </w:r>
-      <w:bookmarkEnd w:id="39"/>
-    </w:p>
-    <w:p>
-      <w:pPr>
-        <w:pStyle w:val="ListParagraph"/>
-        <w:spacing w:line="360" w:lineRule="auto"/>
-        <w:rPr>
-          <w:rFonts w:ascii="Arial" w:hAnsi="Arial" w:cs="Arial"/>
-        </w:rPr>
-      </w:pPr>
-    </w:p>
-    <w:p>
-      <w:pPr>
-        <w:pStyle w:val="ListParagraph"/>
-        <w:spacing w:line="360" w:lineRule="auto"/>
-        <w:rPr>
-          <w:rFonts w:ascii="Arial" w:hAnsi="Arial" w:cs="Arial"/>
-        </w:rPr>
-      </w:pPr>
-    </w:p>
-    <w:p>
-      <w:pPr>
-        <w:pStyle w:val="Heading3"/>
-        <w:spacing w:line="360" w:lineRule="auto"/>
+          <w:highlight w:val="green"/>
+        </w:rPr>
+        <w:t>.</w:t>
+      </w:r>
+      <w:r>
         <w:rPr>
           <w:rFonts w:ascii="Arial" w:hAnsi="Arial" w:cs="Arial"/>
           <w:b/>
@@ -10323,9 +11827,10 @@
           <w:iCs/>
           <w:sz w:val="24"/>
           <w:szCs w:val="24"/>
-        </w:rPr>
-      </w:pPr>
-      <w:bookmarkStart w:id="40" w:name="_Toc227524693"/>
+          <w:highlight w:val="green"/>
+        </w:rPr>
+        <w:t>3</w:t>
+      </w:r>
       <w:r>
         <w:rPr>
           <w:rFonts w:ascii="Arial" w:hAnsi="Arial" w:cs="Arial"/>
@@ -10335,10 +11840,44 @@
           <w:iCs/>
           <w:sz w:val="24"/>
           <w:szCs w:val="24"/>
-        </w:rPr>
-        <w:t>3</w:t>
-      </w:r>
-      <w:r>
+          <w:highlight w:val="green"/>
+        </w:rPr>
+        <w:t>.3 Visual Studio Code</w:t>
+      </w:r>
+      <w:bookmarkEnd w:id="52"/>
+    </w:p>
+    <w:p>
+      <w:pPr>
+        <w:spacing w:line="360" w:lineRule="auto"/>
+        <w:rPr>
+          <w:rFonts w:ascii="Arial" w:hAnsi="Arial" w:cs="Arial"/>
+        </w:rPr>
+      </w:pPr>
+      <w:r>
+        <w:rPr>
+          <w:rFonts w:ascii="Arial" w:hAnsi="Arial" w:cs="Arial"/>
+        </w:rPr>
+        <w:t>Visual Studio Code was the IDE of choice for the creation of this project</w:t>
+      </w:r>
+      <w:r>
+        <w:rPr>
+          <w:rFonts w:ascii="Arial" w:hAnsi="Arial" w:cs="Arial"/>
+        </w:rPr>
+        <w:t xml:space="preserve"> due to having prior experience with this IDE in past projects, and it already being configured on the devices used for this project. </w:t>
+      </w:r>
+    </w:p>
+    <w:p>
+      <w:pPr>
+        <w:spacing w:line="360" w:lineRule="auto"/>
+        <w:rPr>
+          <w:rFonts w:ascii="Arial" w:hAnsi="Arial" w:cs="Arial"/>
+        </w:rPr>
+      </w:pPr>
+    </w:p>
+    <w:p>
+      <w:pPr>
+        <w:pStyle w:val="Heading3"/>
+        <w:spacing w:line="360" w:lineRule="auto"/>
         <w:rPr>
           <w:rFonts w:ascii="Arial" w:hAnsi="Arial" w:cs="Arial"/>
           <w:b/>
@@ -10348,42 +11887,9 @@
           <w:sz w:val="24"/>
           <w:szCs w:val="24"/>
         </w:rPr>
-        <w:t>.5.8 Override Methods</w:t>
-      </w:r>
-      <w:bookmarkEnd w:id="40"/>
-    </w:p>
-    <w:p>
-      <w:pPr>
-        <w:pStyle w:val="ListParagraph"/>
-        <w:numPr>
-          <w:ilvl w:val="1"/>
-          <w:numId w:val="1"/>
-        </w:numPr>
-        <w:spacing w:line="360" w:lineRule="auto"/>
-        <w:rPr>
-          <w:rFonts w:ascii="Arial" w:hAnsi="Arial" w:cs="Arial"/>
-        </w:rPr>
-      </w:pPr>
-      <w:r>
-        <w:rPr>
-          <w:rFonts w:ascii="Arial" w:hAnsi="Arial" w:cs="Arial"/>
-        </w:rPr>
-        <w:t>Allows the browser to be used by people of all ages, rather than JUST children by giving them an override to download certain file types or access certain restricted websites etc. Also allows parents to give their children possibly temporary access to these features, maybe use something like a limited time request sent to the parent’s email or SMS, or use something like a specific pin (or have them type something like “I ACKNOWLEDGE” with an explanation pop-up so they are at least aware of the risks)</w:t>
-      </w:r>
-    </w:p>
-    <w:p>
-      <w:pPr>
-        <w:pStyle w:val="ListParagraph"/>
-        <w:spacing w:line="360" w:lineRule="auto"/>
-        <w:rPr>
-          <w:rFonts w:ascii="Arial" w:hAnsi="Arial" w:cs="Arial"/>
-        </w:rPr>
-      </w:pPr>
-    </w:p>
-    <w:p>
-      <w:pPr>
-        <w:pStyle w:val="Heading3"/>
-        <w:spacing w:line="360" w:lineRule="auto"/>
+      </w:pPr>
+      <w:bookmarkStart w:id="53" w:name="_Toc227600113"/>
+      <w:r>
         <w:rPr>
           <w:rFonts w:ascii="Arial" w:hAnsi="Arial" w:cs="Arial"/>
           <w:b/>
@@ -10393,8 +11899,8 @@
           <w:sz w:val="24"/>
           <w:szCs w:val="24"/>
         </w:rPr>
-      </w:pPr>
-      <w:bookmarkStart w:id="41" w:name="_Toc227524694"/>
+        <w:t>4</w:t>
+      </w:r>
       <w:r>
         <w:rPr>
           <w:rFonts w:ascii="Arial" w:hAnsi="Arial" w:cs="Arial"/>
@@ -10405,7 +11911,7 @@
           <w:sz w:val="24"/>
           <w:szCs w:val="24"/>
         </w:rPr>
-        <w:t>3</w:t>
+        <w:t>.</w:t>
       </w:r>
       <w:r>
         <w:rPr>
@@ -10417,27 +11923,48 @@
           <w:sz w:val="24"/>
           <w:szCs w:val="24"/>
         </w:rPr>
-        <w:t>.5.9 Parental Controls</w:t>
-      </w:r>
-      <w:bookmarkEnd w:id="41"/>
-    </w:p>
-    <w:p>
-      <w:pPr>
-        <w:pStyle w:val="ListParagraph"/>
-        <w:numPr>
-          <w:ilvl w:val="1"/>
-          <w:numId w:val="1"/>
-        </w:numPr>
-        <w:spacing w:line="360" w:lineRule="auto"/>
-        <w:rPr>
-          <w:rFonts w:ascii="Arial" w:hAnsi="Arial" w:cs="Arial"/>
-        </w:rPr>
-      </w:pPr>
-      <w:r>
-        <w:rPr>
-          <w:rFonts w:ascii="Arial" w:hAnsi="Arial" w:cs="Arial"/>
-        </w:rPr>
-        <w:t xml:space="preserve"> Considered allowing user to input date of birth on first sign in then asking for another user sign in (parent) if under 13</w:t>
+        <w:t>3</w:t>
+      </w:r>
+      <w:r>
+        <w:rPr>
+          <w:rFonts w:ascii="Arial" w:hAnsi="Arial" w:cs="Arial"/>
+          <w:b/>
+          <w:bCs/>
+          <w:i/>
+          <w:iCs/>
+          <w:sz w:val="24"/>
+          <w:szCs w:val="24"/>
+        </w:rPr>
+        <w:t>.4 Firebase</w:t>
+      </w:r>
+      <w:bookmarkEnd w:id="53"/>
+    </w:p>
+    <w:p>
+      <w:r>
+        <w:t xml:space="preserve">Firebase was the platform of choice to host the database for this project due to its ability to automatically hash passwords, which is vital for ensuring security, and allowing for Google OAUTH authentication to be used for a single sign on into the browser. </w:t>
+      </w:r>
+      <w:r>
+        <w:t xml:space="preserve">This means that, instead of a separate account needing to be created specifically for Stronghold, users can instead use an existing Google account to sign in. </w:t>
+      </w:r>
+    </w:p>
+    <w:p>
+      <w:r>
+        <w:t xml:space="preserve">This does have a limitation of users needing to create a Google account if they do not possess one already, which may not be liked by some users, however, is necessary to ensure complete security of the user’s account. </w:t>
+      </w:r>
+    </w:p>
+    <w:p/>
+    <w:p>
+      <w:pPr>
+        <w:spacing w:line="360" w:lineRule="auto"/>
+        <w:rPr>
+          <w:rFonts w:ascii="Arial" w:hAnsi="Arial" w:cs="Arial"/>
+        </w:rPr>
+      </w:pPr>
+      <w:r>
+        <w:rPr>
+          <w:rFonts w:ascii="Arial" w:hAnsi="Arial" w:cs="Arial"/>
+        </w:rPr>
+        <w:t xml:space="preserve">The database should be used to store only basic information about the user, and any simple information which is needed for browser features to work. The following features were initially deemed as necessary: </w:t>
       </w:r>
     </w:p>
     <w:p>
@@ -10452,11 +11979,32 @@
           <w:rFonts w:ascii="Arial" w:hAnsi="Arial" w:cs="Arial"/>
         </w:rPr>
       </w:pPr>
-      <w:r>
-        <w:rPr>
-          <w:rFonts w:ascii="Arial" w:hAnsi="Arial" w:cs="Arial"/>
-        </w:rPr>
-        <w:t>Child could lie about their date of birth to not need a parent login</w:t>
+      <w:bookmarkStart w:id="54" w:name="OLE_LINK1"/>
+      <w:r>
+        <w:rPr>
+          <w:rFonts w:ascii="Arial" w:hAnsi="Arial" w:cs="Arial"/>
+        </w:rPr>
+        <w:lastRenderedPageBreak/>
+        <w:t>Username / User ID:</w:t>
+      </w:r>
+    </w:p>
+    <w:p>
+      <w:pPr>
+        <w:pStyle w:val="ListParagraph"/>
+        <w:numPr>
+          <w:ilvl w:val="4"/>
+          <w:numId w:val="1"/>
+        </w:numPr>
+        <w:spacing w:line="360" w:lineRule="auto"/>
+        <w:rPr>
+          <w:rFonts w:ascii="Arial" w:hAnsi="Arial" w:cs="Arial"/>
+        </w:rPr>
+      </w:pPr>
+      <w:r>
+        <w:rPr>
+          <w:rFonts w:ascii="Arial" w:hAnsi="Arial" w:cs="Arial"/>
+        </w:rPr>
+        <w:t>This is used to determine the specific user who is logged in</w:t>
       </w:r>
     </w:p>
     <w:p>
@@ -10475,8 +12023,21 @@
         <w:rPr>
           <w:rFonts w:ascii="Arial" w:hAnsi="Arial" w:cs="Arial"/>
         </w:rPr>
-        <w:t>Child could sign in with a separate google account they own to act as a parent without an actual parent signing in</w:t>
-      </w:r>
+        <w:t>XP Amount:</w:t>
+      </w:r>
+    </w:p>
+    <w:p>
+      <w:pPr>
+        <w:pStyle w:val="ListParagraph"/>
+        <w:numPr>
+          <w:ilvl w:val="4"/>
+          <w:numId w:val="1"/>
+        </w:numPr>
+        <w:spacing w:line="360" w:lineRule="auto"/>
+        <w:rPr>
+          <w:rFonts w:ascii="Arial" w:hAnsi="Arial" w:cs="Arial"/>
+        </w:rPr>
+      </w:pPr>
     </w:p>
     <w:p>
       <w:pPr>
@@ -10494,14 +12055,14 @@
         <w:rPr>
           <w:rFonts w:ascii="Arial" w:hAnsi="Arial" w:cs="Arial"/>
         </w:rPr>
-        <w:t>Requires linking 2 google accounts sign in states which makes problems in firebase</w:t>
+        <w:t>XP History:</w:t>
       </w:r>
     </w:p>
     <w:p>
       <w:pPr>
         <w:pStyle w:val="ListParagraph"/>
         <w:numPr>
-          <w:ilvl w:val="1"/>
+          <w:ilvl w:val="4"/>
           <w:numId w:val="1"/>
         </w:numPr>
         <w:spacing w:line="360" w:lineRule="auto"/>
@@ -10509,12 +12070,6 @@
           <w:rFonts w:ascii="Arial" w:hAnsi="Arial" w:cs="Arial"/>
         </w:rPr>
       </w:pPr>
-      <w:r>
-        <w:rPr>
-          <w:rFonts w:ascii="Arial" w:hAnsi="Arial" w:cs="Arial"/>
-        </w:rPr>
-        <w:t>Workaround is to add a button in the settings menu to ‘add a pin’ which is then asked for whenever a setting that affects security needs to be changed</w:t>
-      </w:r>
     </w:p>
     <w:p>
       <w:pPr>
@@ -10532,8 +12087,21 @@
         <w:rPr>
           <w:rFonts w:ascii="Arial" w:hAnsi="Arial" w:cs="Arial"/>
         </w:rPr>
-        <w:t>I.e. user tries to change the ability to allow HTTP – this asks for a pin if one is set up (ignores if no pin is set)</w:t>
-      </w:r>
+        <w:t>Level:</w:t>
+      </w:r>
+    </w:p>
+    <w:p>
+      <w:pPr>
+        <w:pStyle w:val="ListParagraph"/>
+        <w:numPr>
+          <w:ilvl w:val="4"/>
+          <w:numId w:val="1"/>
+        </w:numPr>
+        <w:spacing w:line="360" w:lineRule="auto"/>
+        <w:rPr>
+          <w:rFonts w:ascii="Arial" w:hAnsi="Arial" w:cs="Arial"/>
+        </w:rPr>
+      </w:pPr>
     </w:p>
     <w:p>
       <w:pPr>
@@ -10551,14 +12119,14 @@
         <w:rPr>
           <w:rFonts w:ascii="Arial" w:hAnsi="Arial" w:cs="Arial"/>
         </w:rPr>
-        <w:t>Since main use will be parents setting up for their kids having it as part of the setup process ensures that a pin will be set</w:t>
+        <w:t>Safe Day Streak:</w:t>
       </w:r>
     </w:p>
     <w:p>
       <w:pPr>
         <w:pStyle w:val="ListParagraph"/>
         <w:numPr>
-          <w:ilvl w:val="1"/>
+          <w:ilvl w:val="4"/>
           <w:numId w:val="1"/>
         </w:numPr>
         <w:spacing w:line="360" w:lineRule="auto"/>
@@ -10566,18 +12134,12 @@
           <w:rFonts w:ascii="Arial" w:hAnsi="Arial" w:cs="Arial"/>
         </w:rPr>
       </w:pPr>
-      <w:r>
-        <w:rPr>
-          <w:rFonts w:ascii="Arial" w:hAnsi="Arial" w:cs="Arial"/>
-        </w:rPr>
-        <w:t xml:space="preserve"> Require pin to be 6-digit and is only set when forced if signed into an account and user actively enables pin on start up</w:t>
-      </w:r>
     </w:p>
     <w:p>
       <w:pPr>
         <w:pStyle w:val="ListParagraph"/>
         <w:numPr>
-          <w:ilvl w:val="1"/>
+          <w:ilvl w:val="2"/>
           <w:numId w:val="1"/>
         </w:numPr>
         <w:spacing w:line="360" w:lineRule="auto"/>
@@ -10589,14 +12151,630 @@
         <w:rPr>
           <w:rFonts w:ascii="Arial" w:hAnsi="Arial" w:cs="Arial"/>
         </w:rPr>
-        <w:lastRenderedPageBreak/>
-        <w:t>Use firebase persistence mode to make sure the child cannot simply close the browser to bypass pin</w:t>
-      </w:r>
-    </w:p>
-    <w:p>
-      <w:pPr>
-        <w:spacing w:line="360" w:lineRule="auto"/>
-        <w:ind w:left="720"/>
+        <w:t>Sites Blocked:</w:t>
+      </w:r>
+    </w:p>
+    <w:p>
+      <w:pPr>
+        <w:pStyle w:val="ListParagraph"/>
+        <w:numPr>
+          <w:ilvl w:val="4"/>
+          <w:numId w:val="1"/>
+        </w:numPr>
+        <w:spacing w:line="360" w:lineRule="auto"/>
+        <w:rPr>
+          <w:rFonts w:ascii="Arial" w:hAnsi="Arial" w:cs="Arial"/>
+        </w:rPr>
+      </w:pPr>
+    </w:p>
+    <w:p>
+      <w:pPr>
+        <w:pStyle w:val="ListParagraph"/>
+        <w:numPr>
+          <w:ilvl w:val="2"/>
+          <w:numId w:val="1"/>
+        </w:numPr>
+        <w:spacing w:line="360" w:lineRule="auto"/>
+        <w:rPr>
+          <w:rFonts w:ascii="Arial" w:hAnsi="Arial" w:cs="Arial"/>
+        </w:rPr>
+      </w:pPr>
+      <w:r>
+        <w:rPr>
+          <w:rFonts w:ascii="Arial" w:hAnsi="Arial" w:cs="Arial"/>
+        </w:rPr>
+        <w:t>Downloads Blocked:</w:t>
+      </w:r>
+    </w:p>
+    <w:p>
+      <w:pPr>
+        <w:pStyle w:val="ListParagraph"/>
+        <w:numPr>
+          <w:ilvl w:val="4"/>
+          <w:numId w:val="1"/>
+        </w:numPr>
+        <w:spacing w:line="360" w:lineRule="auto"/>
+        <w:rPr>
+          <w:rFonts w:ascii="Arial" w:hAnsi="Arial" w:cs="Arial"/>
+        </w:rPr>
+      </w:pPr>
+    </w:p>
+    <w:p>
+      <w:pPr>
+        <w:pStyle w:val="ListParagraph"/>
+        <w:numPr>
+          <w:ilvl w:val="2"/>
+          <w:numId w:val="1"/>
+        </w:numPr>
+        <w:spacing w:line="360" w:lineRule="auto"/>
+        <w:rPr>
+          <w:rFonts w:ascii="Arial" w:hAnsi="Arial" w:cs="Arial"/>
+        </w:rPr>
+      </w:pPr>
+      <w:r>
+        <w:rPr>
+          <w:rFonts w:ascii="Arial" w:hAnsi="Arial" w:cs="Arial"/>
+        </w:rPr>
+        <w:t>Warnings Ignored:</w:t>
+      </w:r>
+    </w:p>
+    <w:p>
+      <w:pPr>
+        <w:pStyle w:val="ListParagraph"/>
+        <w:numPr>
+          <w:ilvl w:val="4"/>
+          <w:numId w:val="1"/>
+        </w:numPr>
+        <w:spacing w:line="360" w:lineRule="auto"/>
+        <w:rPr>
+          <w:rFonts w:ascii="Arial" w:hAnsi="Arial" w:cs="Arial"/>
+        </w:rPr>
+      </w:pPr>
+    </w:p>
+    <w:p>
+      <w:pPr>
+        <w:pStyle w:val="ListParagraph"/>
+        <w:numPr>
+          <w:ilvl w:val="2"/>
+          <w:numId w:val="1"/>
+        </w:numPr>
+        <w:spacing w:line="360" w:lineRule="auto"/>
+        <w:rPr>
+          <w:rFonts w:ascii="Arial" w:hAnsi="Arial" w:cs="Arial"/>
+        </w:rPr>
+      </w:pPr>
+      <w:r>
+        <w:rPr>
+          <w:rFonts w:ascii="Arial" w:hAnsi="Arial" w:cs="Arial"/>
+        </w:rPr>
+        <w:t>Cookies Deleted:</w:t>
+      </w:r>
+    </w:p>
+    <w:p>
+      <w:pPr>
+        <w:pStyle w:val="ListParagraph"/>
+        <w:numPr>
+          <w:ilvl w:val="4"/>
+          <w:numId w:val="1"/>
+        </w:numPr>
+        <w:spacing w:line="360" w:lineRule="auto"/>
+        <w:rPr>
+          <w:rFonts w:ascii="Arial" w:hAnsi="Arial" w:cs="Arial"/>
+        </w:rPr>
+      </w:pPr>
+    </w:p>
+    <w:p>
+      <w:pPr>
+        <w:pStyle w:val="ListParagraph"/>
+        <w:numPr>
+          <w:ilvl w:val="2"/>
+          <w:numId w:val="1"/>
+        </w:numPr>
+        <w:spacing w:line="360" w:lineRule="auto"/>
+        <w:rPr>
+          <w:rFonts w:ascii="Arial" w:hAnsi="Arial" w:cs="Arial"/>
+        </w:rPr>
+      </w:pPr>
+      <w:r>
+        <w:rPr>
+          <w:rFonts w:ascii="Arial" w:hAnsi="Arial" w:cs="Arial"/>
+        </w:rPr>
+        <w:t>Appearance:</w:t>
+      </w:r>
+    </w:p>
+    <w:p>
+      <w:pPr>
+        <w:pStyle w:val="ListParagraph"/>
+        <w:numPr>
+          <w:ilvl w:val="4"/>
+          <w:numId w:val="1"/>
+        </w:numPr>
+        <w:spacing w:line="360" w:lineRule="auto"/>
+        <w:rPr>
+          <w:rFonts w:ascii="Arial" w:hAnsi="Arial" w:cs="Arial"/>
+        </w:rPr>
+      </w:pPr>
+    </w:p>
+    <w:p>
+      <w:pPr>
+        <w:pStyle w:val="ListParagraph"/>
+        <w:numPr>
+          <w:ilvl w:val="2"/>
+          <w:numId w:val="1"/>
+        </w:numPr>
+        <w:spacing w:line="360" w:lineRule="auto"/>
+        <w:rPr>
+          <w:rFonts w:ascii="Arial" w:hAnsi="Arial" w:cs="Arial"/>
+        </w:rPr>
+      </w:pPr>
+      <w:r>
+        <w:rPr>
+          <w:rFonts w:ascii="Arial" w:hAnsi="Arial" w:cs="Arial"/>
+        </w:rPr>
+        <w:t xml:space="preserve">Search History: </w:t>
+      </w:r>
+    </w:p>
+    <w:p>
+      <w:pPr>
+        <w:pStyle w:val="ListParagraph"/>
+        <w:numPr>
+          <w:ilvl w:val="4"/>
+          <w:numId w:val="1"/>
+        </w:numPr>
+        <w:spacing w:line="360" w:lineRule="auto"/>
+        <w:rPr>
+          <w:rFonts w:ascii="Arial" w:hAnsi="Arial" w:cs="Arial"/>
+        </w:rPr>
+      </w:pPr>
+      <w:r>
+        <w:rPr>
+          <w:rFonts w:ascii="Arial" w:hAnsi="Arial" w:cs="Arial"/>
+        </w:rPr>
+        <w:t>Enabled</w:t>
+      </w:r>
+    </w:p>
+    <w:p>
+      <w:pPr>
+        <w:pStyle w:val="ListParagraph"/>
+        <w:numPr>
+          <w:ilvl w:val="4"/>
+          <w:numId w:val="1"/>
+        </w:numPr>
+        <w:spacing w:line="360" w:lineRule="auto"/>
+        <w:rPr>
+          <w:rFonts w:ascii="Arial" w:hAnsi="Arial" w:cs="Arial"/>
+        </w:rPr>
+      </w:pPr>
+      <w:r>
+        <w:rPr>
+          <w:rFonts w:ascii="Arial" w:hAnsi="Arial" w:cs="Arial"/>
+        </w:rPr>
+        <w:t>Disabled</w:t>
+      </w:r>
+    </w:p>
+    <w:p>
+      <w:pPr>
+        <w:pStyle w:val="ListParagraph"/>
+        <w:numPr>
+          <w:ilvl w:val="4"/>
+          <w:numId w:val="1"/>
+        </w:numPr>
+        <w:spacing w:line="360" w:lineRule="auto"/>
+        <w:rPr>
+          <w:rFonts w:ascii="Arial" w:hAnsi="Arial" w:cs="Arial"/>
+        </w:rPr>
+      </w:pPr>
+    </w:p>
+    <w:p>
+      <w:pPr>
+        <w:pStyle w:val="ListParagraph"/>
+        <w:numPr>
+          <w:ilvl w:val="2"/>
+          <w:numId w:val="1"/>
+        </w:numPr>
+        <w:spacing w:line="360" w:lineRule="auto"/>
+        <w:rPr>
+          <w:rFonts w:ascii="Arial" w:hAnsi="Arial" w:cs="Arial"/>
+        </w:rPr>
+      </w:pPr>
+      <w:r>
+        <w:rPr>
+          <w:rFonts w:ascii="Arial" w:hAnsi="Arial" w:cs="Arial"/>
+        </w:rPr>
+        <w:t>Cookies:</w:t>
+      </w:r>
+    </w:p>
+    <w:p>
+      <w:pPr>
+        <w:pStyle w:val="ListParagraph"/>
+        <w:numPr>
+          <w:ilvl w:val="4"/>
+          <w:numId w:val="1"/>
+        </w:numPr>
+        <w:spacing w:line="360" w:lineRule="auto"/>
+        <w:rPr>
+          <w:rFonts w:ascii="Arial" w:hAnsi="Arial" w:cs="Arial"/>
+        </w:rPr>
+      </w:pPr>
+      <w:r>
+        <w:rPr>
+          <w:rFonts w:ascii="Arial" w:hAnsi="Arial" w:cs="Arial"/>
+        </w:rPr>
+        <w:t>Cleared</w:t>
+      </w:r>
+    </w:p>
+    <w:p>
+      <w:pPr>
+        <w:pStyle w:val="ListParagraph"/>
+        <w:numPr>
+          <w:ilvl w:val="4"/>
+          <w:numId w:val="1"/>
+        </w:numPr>
+        <w:spacing w:line="360" w:lineRule="auto"/>
+        <w:rPr>
+          <w:rFonts w:ascii="Arial" w:hAnsi="Arial" w:cs="Arial"/>
+        </w:rPr>
+      </w:pPr>
+      <w:r>
+        <w:rPr>
+          <w:rFonts w:ascii="Arial" w:hAnsi="Arial" w:cs="Arial"/>
+        </w:rPr>
+        <w:t>Not Cleared</w:t>
+      </w:r>
+    </w:p>
+    <w:p>
+      <w:pPr>
+        <w:pStyle w:val="ListParagraph"/>
+        <w:numPr>
+          <w:ilvl w:val="4"/>
+          <w:numId w:val="1"/>
+        </w:numPr>
+        <w:spacing w:line="360" w:lineRule="auto"/>
+        <w:rPr>
+          <w:rFonts w:ascii="Arial" w:hAnsi="Arial" w:cs="Arial"/>
+        </w:rPr>
+      </w:pPr>
+    </w:p>
+    <w:p>
+      <w:pPr>
+        <w:pStyle w:val="ListParagraph"/>
+        <w:numPr>
+          <w:ilvl w:val="2"/>
+          <w:numId w:val="1"/>
+        </w:numPr>
+        <w:spacing w:line="360" w:lineRule="auto"/>
+        <w:rPr>
+          <w:rFonts w:ascii="Arial" w:hAnsi="Arial" w:cs="Arial"/>
+        </w:rPr>
+      </w:pPr>
+      <w:r>
+        <w:rPr>
+          <w:rFonts w:ascii="Arial" w:hAnsi="Arial" w:cs="Arial"/>
+        </w:rPr>
+        <w:t>Quiz Information:</w:t>
+      </w:r>
+    </w:p>
+    <w:p>
+      <w:pPr>
+        <w:pStyle w:val="ListParagraph"/>
+        <w:numPr>
+          <w:ilvl w:val="4"/>
+          <w:numId w:val="1"/>
+        </w:numPr>
+        <w:spacing w:line="360" w:lineRule="auto"/>
+        <w:rPr>
+          <w:rFonts w:ascii="Arial" w:hAnsi="Arial" w:cs="Arial"/>
+        </w:rPr>
+      </w:pPr>
+      <w:r>
+        <w:rPr>
+          <w:rFonts w:ascii="Arial" w:hAnsi="Arial" w:cs="Arial"/>
+        </w:rPr>
+        <w:t xml:space="preserve">Questions </w:t>
+      </w:r>
+    </w:p>
+    <w:p>
+      <w:pPr>
+        <w:pStyle w:val="ListParagraph"/>
+        <w:numPr>
+          <w:ilvl w:val="4"/>
+          <w:numId w:val="1"/>
+        </w:numPr>
+        <w:spacing w:line="360" w:lineRule="auto"/>
+        <w:rPr>
+          <w:rFonts w:ascii="Arial" w:hAnsi="Arial" w:cs="Arial"/>
+        </w:rPr>
+      </w:pPr>
+      <w:r>
+        <w:rPr>
+          <w:rFonts w:ascii="Arial" w:hAnsi="Arial" w:cs="Arial"/>
+        </w:rPr>
+        <w:t>Answers</w:t>
+      </w:r>
+    </w:p>
+    <w:p>
+      <w:pPr>
+        <w:pStyle w:val="ListParagraph"/>
+        <w:numPr>
+          <w:ilvl w:val="4"/>
+          <w:numId w:val="1"/>
+        </w:numPr>
+        <w:spacing w:line="360" w:lineRule="auto"/>
+        <w:rPr>
+          <w:rFonts w:ascii="Arial" w:hAnsi="Arial" w:cs="Arial"/>
+        </w:rPr>
+      </w:pPr>
+    </w:p>
+    <w:p>
+      <w:pPr>
+        <w:pStyle w:val="ListParagraph"/>
+        <w:numPr>
+          <w:ilvl w:val="2"/>
+          <w:numId w:val="1"/>
+        </w:numPr>
+        <w:spacing w:line="360" w:lineRule="auto"/>
+        <w:rPr>
+          <w:rFonts w:ascii="Arial" w:hAnsi="Arial" w:cs="Arial"/>
+        </w:rPr>
+      </w:pPr>
+      <w:r>
+        <w:rPr>
+          <w:rFonts w:ascii="Arial" w:hAnsi="Arial" w:cs="Arial"/>
+        </w:rPr>
+        <w:t>Parental Control PIN:</w:t>
+      </w:r>
+    </w:p>
+    <w:p>
+      <w:pPr>
+        <w:pStyle w:val="ListParagraph"/>
+        <w:numPr>
+          <w:ilvl w:val="4"/>
+          <w:numId w:val="1"/>
+        </w:numPr>
+        <w:spacing w:line="360" w:lineRule="auto"/>
+        <w:rPr>
+          <w:rFonts w:ascii="Arial" w:hAnsi="Arial" w:cs="Arial"/>
+        </w:rPr>
+      </w:pPr>
+    </w:p>
+    <w:p>
+      <w:pPr>
+        <w:pStyle w:val="ListParagraph"/>
+        <w:numPr>
+          <w:ilvl w:val="2"/>
+          <w:numId w:val="1"/>
+        </w:numPr>
+        <w:spacing w:line="360" w:lineRule="auto"/>
+        <w:rPr>
+          <w:rFonts w:ascii="Arial" w:hAnsi="Arial" w:cs="Arial"/>
+        </w:rPr>
+      </w:pPr>
+      <w:r>
+        <w:rPr>
+          <w:rFonts w:ascii="Arial" w:hAnsi="Arial" w:cs="Arial"/>
+        </w:rPr>
+        <w:t>Challenges</w:t>
+      </w:r>
+      <w:bookmarkEnd w:id="54"/>
+      <w:r>
+        <w:rPr>
+          <w:rFonts w:ascii="Arial" w:hAnsi="Arial" w:cs="Arial"/>
+        </w:rPr>
+        <w:t>:</w:t>
+      </w:r>
+    </w:p>
+    <w:p>
+      <w:pPr>
+        <w:pStyle w:val="ListParagraph"/>
+        <w:numPr>
+          <w:ilvl w:val="4"/>
+          <w:numId w:val="1"/>
+        </w:numPr>
+        <w:spacing w:line="360" w:lineRule="auto"/>
+        <w:rPr>
+          <w:rFonts w:ascii="Arial" w:hAnsi="Arial" w:cs="Arial"/>
+        </w:rPr>
+      </w:pPr>
+    </w:p>
+    <w:p>
+      <w:pPr>
+        <w:pStyle w:val="ListParagraph"/>
+        <w:numPr>
+          <w:ilvl w:val="2"/>
+          <w:numId w:val="1"/>
+        </w:numPr>
+        <w:spacing w:line="360" w:lineRule="auto"/>
+        <w:rPr>
+          <w:rFonts w:ascii="Arial" w:hAnsi="Arial" w:cs="Arial"/>
+        </w:rPr>
+      </w:pPr>
+      <w:r>
+        <w:rPr>
+          <w:rFonts w:ascii="Arial" w:hAnsi="Arial" w:cs="Arial"/>
+        </w:rPr>
+        <w:t>Timestamps:</w:t>
+      </w:r>
+    </w:p>
+    <w:p>
+      <w:pPr>
+        <w:pStyle w:val="ListParagraph"/>
+        <w:numPr>
+          <w:ilvl w:val="4"/>
+          <w:numId w:val="1"/>
+        </w:numPr>
+        <w:spacing w:line="360" w:lineRule="auto"/>
+        <w:rPr>
+          <w:rFonts w:ascii="Arial" w:hAnsi="Arial" w:cs="Arial"/>
+        </w:rPr>
+      </w:pPr>
+      <w:r>
+        <w:rPr>
+          <w:rFonts w:ascii="Arial" w:hAnsi="Arial" w:cs="Arial"/>
+        </w:rPr>
+        <w:t>Creation Date</w:t>
+      </w:r>
+    </w:p>
+    <w:p>
+      <w:pPr>
+        <w:pStyle w:val="ListParagraph"/>
+        <w:numPr>
+          <w:ilvl w:val="4"/>
+          <w:numId w:val="1"/>
+        </w:numPr>
+        <w:spacing w:line="360" w:lineRule="auto"/>
+        <w:rPr>
+          <w:rFonts w:ascii="Arial" w:hAnsi="Arial" w:cs="Arial"/>
+        </w:rPr>
+      </w:pPr>
+      <w:r>
+        <w:rPr>
+          <w:rFonts w:ascii="Arial" w:hAnsi="Arial" w:cs="Arial"/>
+        </w:rPr>
+        <w:t>Last Login</w:t>
+      </w:r>
+    </w:p>
+    <w:p>
+      <w:pPr>
+        <w:pStyle w:val="ListParagraph"/>
+        <w:numPr>
+          <w:ilvl w:val="4"/>
+          <w:numId w:val="1"/>
+        </w:numPr>
+        <w:spacing w:line="360" w:lineRule="auto"/>
+        <w:rPr>
+          <w:rFonts w:ascii="Arial" w:hAnsi="Arial" w:cs="Arial"/>
+        </w:rPr>
+      </w:pPr>
+    </w:p>
+    <w:p>
+      <w:pPr>
+        <w:spacing w:line="360" w:lineRule="auto"/>
+        <w:rPr>
+          <w:rFonts w:ascii="Arial" w:hAnsi="Arial" w:cs="Arial"/>
+        </w:rPr>
+      </w:pPr>
+    </w:p>
+    <w:p>
+      <w:pPr>
+        <w:spacing w:line="360" w:lineRule="auto"/>
+        <w:rPr>
+          <w:rFonts w:ascii="Arial" w:hAnsi="Arial" w:cs="Arial"/>
+        </w:rPr>
+      </w:pPr>
+      <w:r>
+        <w:rPr>
+          <w:rFonts w:ascii="Arial" w:hAnsi="Arial" w:cs="Arial"/>
+        </w:rPr>
+        <w:t>Certain additions were made to the database throughout creation as more details were needed to be stored and more settings were added to create a more customisable feel. These additional settings include:</w:t>
+      </w:r>
+    </w:p>
+    <w:p>
+      <w:pPr>
+        <w:pStyle w:val="ListParagraph"/>
+        <w:numPr>
+          <w:ilvl w:val="2"/>
+          <w:numId w:val="1"/>
+        </w:numPr>
+        <w:spacing w:line="360" w:lineRule="auto"/>
+        <w:rPr>
+          <w:rFonts w:ascii="Arial" w:hAnsi="Arial" w:cs="Arial"/>
+        </w:rPr>
+      </w:pPr>
+      <w:r>
+        <w:rPr>
+          <w:rFonts w:ascii="Arial" w:hAnsi="Arial" w:cs="Arial"/>
+        </w:rPr>
+        <w:t>Protection Level:</w:t>
+      </w:r>
+    </w:p>
+    <w:p>
+      <w:pPr>
+        <w:pStyle w:val="ListParagraph"/>
+        <w:numPr>
+          <w:ilvl w:val="4"/>
+          <w:numId w:val="1"/>
+        </w:numPr>
+        <w:spacing w:line="360" w:lineRule="auto"/>
+        <w:rPr>
+          <w:rFonts w:ascii="Arial" w:hAnsi="Arial" w:cs="Arial"/>
+        </w:rPr>
+      </w:pPr>
+    </w:p>
+    <w:p>
+      <w:pPr>
+        <w:pStyle w:val="ListParagraph"/>
+        <w:numPr>
+          <w:ilvl w:val="2"/>
+          <w:numId w:val="1"/>
+        </w:numPr>
+        <w:spacing w:line="360" w:lineRule="auto"/>
+        <w:rPr>
+          <w:rFonts w:ascii="Arial" w:hAnsi="Arial" w:cs="Arial"/>
+        </w:rPr>
+      </w:pPr>
+      <w:r>
+        <w:rPr>
+          <w:rFonts w:ascii="Arial" w:hAnsi="Arial" w:cs="Arial"/>
+        </w:rPr>
+        <w:t>Download Blocking Level:</w:t>
+      </w:r>
+    </w:p>
+    <w:p>
+      <w:pPr>
+        <w:pStyle w:val="ListParagraph"/>
+        <w:numPr>
+          <w:ilvl w:val="4"/>
+          <w:numId w:val="1"/>
+        </w:numPr>
+        <w:spacing w:line="360" w:lineRule="auto"/>
+        <w:rPr>
+          <w:rFonts w:ascii="Arial" w:hAnsi="Arial" w:cs="Arial"/>
+        </w:rPr>
+      </w:pPr>
+    </w:p>
+    <w:p>
+      <w:pPr>
+        <w:pStyle w:val="ListParagraph"/>
+        <w:numPr>
+          <w:ilvl w:val="2"/>
+          <w:numId w:val="1"/>
+        </w:numPr>
+        <w:spacing w:line="360" w:lineRule="auto"/>
+        <w:rPr>
+          <w:rFonts w:ascii="Arial" w:hAnsi="Arial" w:cs="Arial"/>
+        </w:rPr>
+      </w:pPr>
+      <w:r>
+        <w:rPr>
+          <w:rFonts w:ascii="Arial" w:hAnsi="Arial" w:cs="Arial"/>
+        </w:rPr>
+        <w:t>Start Page:</w:t>
+      </w:r>
+    </w:p>
+    <w:p>
+      <w:pPr>
+        <w:pStyle w:val="ListParagraph"/>
+        <w:numPr>
+          <w:ilvl w:val="4"/>
+          <w:numId w:val="1"/>
+        </w:numPr>
+        <w:spacing w:line="360" w:lineRule="auto"/>
+        <w:rPr>
+          <w:rFonts w:ascii="Arial" w:hAnsi="Arial" w:cs="Arial"/>
+        </w:rPr>
+      </w:pPr>
+    </w:p>
+    <w:p>
+      <w:pPr>
+        <w:spacing w:line="360" w:lineRule="auto"/>
+        <w:rPr>
+          <w:rFonts w:ascii="Arial" w:hAnsi="Arial" w:cs="Arial"/>
+        </w:rPr>
+      </w:pPr>
+    </w:p>
+    <w:p>
+      <w:pPr>
+        <w:spacing w:line="360" w:lineRule="auto"/>
         <w:rPr>
           <w:rFonts w:ascii="Arial" w:hAnsi="Arial" w:cs="Arial"/>
         </w:rPr>
@@ -10616,7 +12794,7 @@
           <w:szCs w:val="24"/>
         </w:rPr>
       </w:pPr>
-      <w:bookmarkStart w:id="42" w:name="_Toc227524695"/>
+      <w:bookmarkStart w:id="55" w:name="_Toc227600114"/>
       <w:r>
         <w:rPr>
           <w:rFonts w:ascii="Arial" w:hAnsi="Arial" w:cs="Arial"/>
@@ -10626,8 +12804,9 @@
           <w:iCs/>
           <w:sz w:val="24"/>
           <w:szCs w:val="24"/>
-        </w:rPr>
-        <w:t>3</w:t>
+          <w:highlight w:val="green"/>
+        </w:rPr>
+        <w:t>4</w:t>
       </w:r>
       <w:r>
         <w:rPr>
@@ -10638,63 +12817,11 @@
           <w:iCs/>
           <w:sz w:val="24"/>
           <w:szCs w:val="24"/>
-        </w:rPr>
-        <w:t>.5.10 AI Chatbot</w:t>
-      </w:r>
-      <w:bookmarkEnd w:id="42"/>
-    </w:p>
-    <w:p>
-      <w:pPr>
-        <w:pStyle w:val="ListParagraph"/>
-        <w:numPr>
-          <w:ilvl w:val="1"/>
-          <w:numId w:val="1"/>
-        </w:numPr>
-        <w:spacing w:line="360" w:lineRule="auto"/>
-        <w:rPr>
-          <w:rFonts w:ascii="Arial" w:hAnsi="Arial" w:cs="Arial"/>
-        </w:rPr>
-      </w:pPr>
-      <w:r>
-        <w:rPr>
-          <w:rFonts w:ascii="Arial" w:hAnsi="Arial" w:cs="Arial"/>
-        </w:rPr>
-        <w:t>Plug in Gemini AI</w:t>
-      </w:r>
-    </w:p>
-    <w:p>
-      <w:pPr>
-        <w:pStyle w:val="ListParagraph"/>
-        <w:numPr>
-          <w:ilvl w:val="1"/>
-          <w:numId w:val="1"/>
-        </w:numPr>
-        <w:spacing w:line="360" w:lineRule="auto"/>
-        <w:rPr>
-          <w:rFonts w:ascii="Arial" w:hAnsi="Arial" w:cs="Arial"/>
-        </w:rPr>
-      </w:pPr>
-      <w:r>
-        <w:rPr>
-          <w:rFonts w:ascii="Arial" w:hAnsi="Arial" w:cs="Arial"/>
-        </w:rPr>
-        <w:t>Was not implemented</w:t>
-      </w:r>
-    </w:p>
-    <w:p>
-      <w:pPr>
-        <w:pStyle w:val="ListParagraph"/>
-        <w:spacing w:line="360" w:lineRule="auto"/>
-        <w:ind w:left="1440"/>
-        <w:rPr>
-          <w:rFonts w:ascii="Arial" w:hAnsi="Arial" w:cs="Arial"/>
-        </w:rPr>
-      </w:pPr>
-    </w:p>
-    <w:p>
-      <w:pPr>
-        <w:pStyle w:val="Heading3"/>
-        <w:spacing w:line="360" w:lineRule="auto"/>
+          <w:highlight w:val="green"/>
+        </w:rPr>
+        <w:t>.</w:t>
+      </w:r>
+      <w:r>
         <w:rPr>
           <w:rFonts w:ascii="Arial" w:hAnsi="Arial" w:cs="Arial"/>
           <w:b/>
@@ -10703,9 +12830,10 @@
           <w:iCs/>
           <w:sz w:val="24"/>
           <w:szCs w:val="24"/>
-        </w:rPr>
-      </w:pPr>
-      <w:bookmarkStart w:id="43" w:name="_Toc227524696"/>
+          <w:highlight w:val="green"/>
+        </w:rPr>
+        <w:t>3</w:t>
+      </w:r>
       <w:r>
         <w:rPr>
           <w:rFonts w:ascii="Arial" w:hAnsi="Arial" w:cs="Arial"/>
@@ -10715,8 +12843,9 @@
           <w:iCs/>
           <w:sz w:val="24"/>
           <w:szCs w:val="24"/>
-        </w:rPr>
-        <w:t>3</w:t>
+          <w:highlight w:val="green"/>
+        </w:rPr>
+        <w:t xml:space="preserve">.5 </w:t>
       </w:r>
       <w:r>
         <w:rPr>
@@ -10727,52 +12856,28 @@
           <w:iCs/>
           <w:sz w:val="24"/>
           <w:szCs w:val="24"/>
-        </w:rPr>
-        <w:t>.5.11 Built-in VPN</w:t>
-      </w:r>
-      <w:bookmarkEnd w:id="43"/>
-    </w:p>
-    <w:p>
-      <w:pPr>
-        <w:pStyle w:val="ListParagraph"/>
-        <w:numPr>
-          <w:ilvl w:val="1"/>
-          <w:numId w:val="1"/>
-        </w:numPr>
-        <w:spacing w:line="360" w:lineRule="auto"/>
-        <w:rPr>
-          <w:rFonts w:ascii="Arial" w:hAnsi="Arial" w:cs="Arial"/>
-        </w:rPr>
-      </w:pPr>
-      <w:r>
-        <w:rPr>
-          <w:rFonts w:ascii="Arial" w:hAnsi="Arial" w:cs="Arial"/>
-        </w:rPr>
-        <w:t>Plug into free VPN provider</w:t>
-      </w:r>
-    </w:p>
-    <w:p>
-      <w:pPr>
-        <w:pStyle w:val="ListParagraph"/>
-        <w:numPr>
-          <w:ilvl w:val="1"/>
-          <w:numId w:val="1"/>
-        </w:numPr>
-        <w:spacing w:line="360" w:lineRule="auto"/>
-        <w:rPr>
-          <w:rFonts w:ascii="Arial" w:hAnsi="Arial" w:cs="Arial"/>
-        </w:rPr>
-      </w:pPr>
-      <w:r>
-        <w:rPr>
-          <w:rFonts w:ascii="Arial" w:hAnsi="Arial" w:cs="Arial"/>
-        </w:rPr>
-        <w:t>Was not implemented</w:t>
-      </w:r>
-    </w:p>
-    <w:p>
-      <w:pPr>
-        <w:pStyle w:val="ListParagraph"/>
+          <w:highlight w:val="green"/>
+        </w:rPr>
+        <w:t>Devices</w:t>
+      </w:r>
+      <w:bookmarkEnd w:id="55"/>
+    </w:p>
+    <w:p>
+      <w:pPr>
+        <w:spacing w:line="360" w:lineRule="auto"/>
+        <w:rPr>
+          <w:rFonts w:ascii="Arial" w:hAnsi="Arial" w:cs="Arial"/>
+        </w:rPr>
+      </w:pPr>
+      <w:r>
+        <w:rPr>
+          <w:rFonts w:ascii="Arial" w:hAnsi="Arial" w:cs="Arial"/>
+        </w:rPr>
+        <w:t>Both a Windows desktop PC and a MacOS laptop were used throughout development of this project. This allowed for cross-platform development, and assurance that this project would work on multiple devices. No Linux devices were used due to not being accessible at any point in development.</w:t>
+      </w:r>
+    </w:p>
+    <w:p>
+      <w:pPr>
         <w:spacing w:line="360" w:lineRule="auto"/>
         <w:rPr>
           <w:rFonts w:ascii="Arial" w:hAnsi="Arial" w:cs="Arial"/>
@@ -10793,7 +12898,7 @@
           <w:szCs w:val="24"/>
         </w:rPr>
       </w:pPr>
-      <w:bookmarkStart w:id="44" w:name="_Toc227524697"/>
+      <w:bookmarkStart w:id="56" w:name="_Toc227600115"/>
       <w:r>
         <w:rPr>
           <w:rFonts w:ascii="Arial" w:hAnsi="Arial" w:cs="Arial"/>
@@ -10803,8 +12908,9 @@
           <w:iCs/>
           <w:sz w:val="24"/>
           <w:szCs w:val="24"/>
-        </w:rPr>
-        <w:t>3</w:t>
+          <w:highlight w:val="green"/>
+        </w:rPr>
+        <w:t>4</w:t>
       </w:r>
       <w:r>
         <w:rPr>
@@ -10815,10 +12921,10 @@
           <w:iCs/>
           <w:sz w:val="24"/>
           <w:szCs w:val="24"/>
-        </w:rPr>
-        <w:t>.5.12 Security Dashboard</w:t>
-      </w:r>
-      <w:bookmarkEnd w:id="44"/>
+          <w:highlight w:val="green"/>
+        </w:rPr>
+        <w:t>.</w:t>
+      </w:r>
       <w:r>
         <w:rPr>
           <w:rFonts w:ascii="Arial" w:hAnsi="Arial" w:cs="Arial"/>
@@ -10828,56 +12934,11 @@
           <w:iCs/>
           <w:sz w:val="24"/>
           <w:szCs w:val="24"/>
-        </w:rPr>
-        <w:t xml:space="preserve"> </w:t>
-      </w:r>
-    </w:p>
-    <w:p>
-      <w:pPr>
-        <w:pStyle w:val="ListParagraph"/>
-        <w:numPr>
-          <w:ilvl w:val="1"/>
-          <w:numId w:val="1"/>
-        </w:numPr>
-        <w:spacing w:line="360" w:lineRule="auto"/>
-        <w:rPr>
-          <w:rFonts w:ascii="Arial" w:hAnsi="Arial" w:cs="Arial"/>
-        </w:rPr>
-      </w:pPr>
-      <w:r>
-        <w:rPr>
-          <w:rFonts w:ascii="Arial" w:hAnsi="Arial" w:cs="Arial"/>
-        </w:rPr>
-        <w:t xml:space="preserve">This will be a central place that users can navigate to which will store data to determine how secure their browsing habits have been. It will include things like how many times they have overridden blocks, how many times they have attempted to visit blocked sites etc. The dashboard will also be the location of where they can customise the browser, and where they will see how many experience </w:t>
-      </w:r>
-      <w:proofErr w:type="gramStart"/>
-      <w:r>
-        <w:rPr>
-          <w:rFonts w:ascii="Arial" w:hAnsi="Arial" w:cs="Arial"/>
-        </w:rPr>
-        <w:t>points</w:t>
-      </w:r>
-      <w:proofErr w:type="gramEnd"/>
-      <w:r>
-        <w:rPr>
-          <w:rFonts w:ascii="Arial" w:hAnsi="Arial" w:cs="Arial"/>
-        </w:rPr>
-        <w:t xml:space="preserve"> they have and what level they are. Lastly, this will be where the quizzes and potential games are stored to allow them to gain bonus points for learning about safe browsing</w:t>
-      </w:r>
-    </w:p>
-    <w:p>
-      <w:pPr>
-        <w:pStyle w:val="ListParagraph"/>
-        <w:spacing w:line="360" w:lineRule="auto"/>
-        <w:rPr>
-          <w:rFonts w:ascii="Arial" w:hAnsi="Arial" w:cs="Arial"/>
-        </w:rPr>
-      </w:pPr>
-    </w:p>
-    <w:p>
-      <w:pPr>
-        <w:pStyle w:val="Heading3"/>
-        <w:spacing w:line="360" w:lineRule="auto"/>
+          <w:highlight w:val="green"/>
+        </w:rPr>
+        <w:t>3</w:t>
+      </w:r>
+      <w:r>
         <w:rPr>
           <w:rFonts w:ascii="Arial" w:hAnsi="Arial" w:cs="Arial"/>
           <w:b/>
@@ -10886,9 +12947,10 @@
           <w:iCs/>
           <w:sz w:val="24"/>
           <w:szCs w:val="24"/>
-        </w:rPr>
-      </w:pPr>
-      <w:bookmarkStart w:id="45" w:name="_Toc227524698"/>
+          <w:highlight w:val="green"/>
+        </w:rPr>
+        <w:t>.6 HTML</w:t>
+      </w:r>
       <w:r>
         <w:rPr>
           <w:rFonts w:ascii="Arial" w:hAnsi="Arial" w:cs="Arial"/>
@@ -10898,10 +12960,74 @@
           <w:iCs/>
           <w:sz w:val="24"/>
           <w:szCs w:val="24"/>
-        </w:rPr>
-        <w:t>3.</w:t>
-      </w:r>
-      <w:r>
+          <w:highlight w:val="green"/>
+        </w:rPr>
+        <w:t xml:space="preserve"> and CSS</w:t>
+      </w:r>
+      <w:bookmarkEnd w:id="56"/>
+    </w:p>
+    <w:p>
+      <w:pPr>
+        <w:spacing w:line="360" w:lineRule="auto"/>
+        <w:rPr>
+          <w:rFonts w:ascii="Arial" w:hAnsi="Arial" w:cs="Arial"/>
+        </w:rPr>
+      </w:pPr>
+      <w:r>
+        <w:rPr>
+          <w:rFonts w:ascii="Arial" w:hAnsi="Arial" w:cs="Arial"/>
+        </w:rPr>
+        <w:t xml:space="preserve">HTML was used to create the browser-specific web pages, those being the home page, dashboard, settings menu, taskbar, and warning pages. </w:t>
+      </w:r>
+      <w:r>
+        <w:rPr>
+          <w:rFonts w:ascii="Arial" w:hAnsi="Arial" w:cs="Arial"/>
+        </w:rPr>
+        <w:t>CSS was</w:t>
+      </w:r>
+      <w:r>
+        <w:rPr>
+          <w:rFonts w:ascii="Arial" w:hAnsi="Arial" w:cs="Arial"/>
+        </w:rPr>
+        <w:t xml:space="preserve"> then</w:t>
+      </w:r>
+      <w:r>
+        <w:rPr>
+          <w:rFonts w:ascii="Arial" w:hAnsi="Arial" w:cs="Arial"/>
+        </w:rPr>
+        <w:t xml:space="preserve"> used to design and style the</w:t>
+      </w:r>
+      <w:r>
+        <w:rPr>
+          <w:rFonts w:ascii="Arial" w:hAnsi="Arial" w:cs="Arial"/>
+        </w:rPr>
+        <w:t>se</w:t>
+      </w:r>
+      <w:r>
+        <w:rPr>
+          <w:rFonts w:ascii="Arial" w:hAnsi="Arial" w:cs="Arial"/>
+        </w:rPr>
+        <w:t xml:space="preserve"> HTML</w:t>
+      </w:r>
+      <w:r>
+        <w:rPr>
+          <w:rFonts w:ascii="Arial" w:hAnsi="Arial" w:cs="Arial"/>
+        </w:rPr>
+        <w:t xml:space="preserve"> pages.</w:t>
+      </w:r>
+    </w:p>
+    <w:p>
+      <w:pPr>
+        <w:spacing w:line="360" w:lineRule="auto"/>
+        <w:rPr>
+          <w:rFonts w:ascii="Arial" w:hAnsi="Arial" w:cs="Arial"/>
+        </w:rPr>
+      </w:pPr>
+    </w:p>
+    <w:p>
+      <w:pPr>
+        <w:pStyle w:val="Heading3"/>
+        <w:spacing w:line="360" w:lineRule="auto"/>
         <w:rPr>
           <w:rFonts w:ascii="Arial" w:hAnsi="Arial" w:cs="Arial"/>
           <w:b/>
@@ -10911,9 +13037,8 @@
           <w:sz w:val="24"/>
           <w:szCs w:val="24"/>
         </w:rPr>
-        <w:t>5.13 Gamification</w:t>
-      </w:r>
-      <w:bookmarkEnd w:id="45"/>
+      </w:pPr>
+      <w:bookmarkStart w:id="57" w:name="_Toc227600116"/>
       <w:r>
         <w:rPr>
           <w:rFonts w:ascii="Arial" w:hAnsi="Arial" w:cs="Arial"/>
@@ -10924,109 +13049,46 @@
           <w:sz w:val="24"/>
           <w:szCs w:val="24"/>
         </w:rPr>
-        <w:t xml:space="preserve"> </w:t>
-      </w:r>
-    </w:p>
-    <w:p>
-      <w:pPr>
-        <w:pStyle w:val="ListParagraph"/>
-        <w:numPr>
-          <w:ilvl w:val="1"/>
-          <w:numId w:val="1"/>
-        </w:numPr>
-        <w:spacing w:line="360" w:lineRule="auto"/>
-        <w:rPr>
-          <w:rFonts w:ascii="Arial" w:hAnsi="Arial" w:cs="Arial"/>
-        </w:rPr>
-      </w:pPr>
-      <w:r>
-        <w:rPr>
-          <w:rFonts w:ascii="Arial" w:hAnsi="Arial" w:cs="Arial"/>
-        </w:rPr>
-        <w:t xml:space="preserve">The dashboard will contain a variety of gamified aspects for the user to keep them engaged and to encourage continuous use of the browser. These will include quizzes (singular daily quiz and 10 weekly questions focussed on security and safe browsing), challenges which encourage the user to perform safe browsing actions in exchange for a reward, experience points which can be earned from a variety of sources (including the quizzes and challenges), and cosmetic unlocks which </w:t>
-      </w:r>
-      <w:r>
-        <w:rPr>
-          <w:rFonts w:ascii="Arial" w:hAnsi="Arial" w:cs="Arial"/>
-        </w:rPr>
         <w:lastRenderedPageBreak/>
-        <w:t>encourage the user to level up their account, providing unique customisation which they can look forward to unlocking.</w:t>
-      </w:r>
-    </w:p>
-    <w:p>
-      <w:pPr>
-        <w:spacing w:line="360" w:lineRule="auto"/>
-        <w:rPr>
-          <w:rFonts w:ascii="Arial" w:hAnsi="Arial" w:cs="Arial"/>
-        </w:rPr>
-      </w:pPr>
-    </w:p>
-    <w:p>
-      <w:pPr>
-        <w:pStyle w:val="Heading2"/>
-        <w:spacing w:line="360" w:lineRule="auto"/>
-        <w:rPr>
-          <w:rFonts w:ascii="Arial" w:hAnsi="Arial" w:cs="Arial"/>
-          <w:b/>
-          <w:bCs/>
-          <w:i/>
-          <w:iCs/>
-          <w:sz w:val="28"/>
-          <w:szCs w:val="28"/>
-        </w:rPr>
-      </w:pPr>
-      <w:bookmarkStart w:id="46" w:name="_Toc227524699"/>
-      <w:r>
-        <w:rPr>
-          <w:rFonts w:ascii="Arial" w:hAnsi="Arial" w:cs="Arial"/>
-          <w:b/>
-          <w:bCs/>
-          <w:i/>
-          <w:iCs/>
-          <w:sz w:val="28"/>
-          <w:szCs w:val="28"/>
-        </w:rPr>
-        <w:t>3</w:t>
-      </w:r>
-      <w:r>
-        <w:rPr>
-          <w:rFonts w:ascii="Arial" w:hAnsi="Arial" w:cs="Arial"/>
-          <w:b/>
-          <w:bCs/>
-          <w:i/>
-          <w:iCs/>
-          <w:sz w:val="28"/>
-          <w:szCs w:val="28"/>
-        </w:rPr>
-        <w:t xml:space="preserve">.6 </w:t>
-      </w:r>
-      <w:r>
-        <w:rPr>
-          <w:rFonts w:ascii="Arial" w:hAnsi="Arial" w:cs="Arial"/>
-          <w:b/>
-          <w:bCs/>
-          <w:i/>
-          <w:iCs/>
-          <w:sz w:val="28"/>
-          <w:szCs w:val="28"/>
-        </w:rPr>
-        <w:t>Unique Selling Points</w:t>
-      </w:r>
-      <w:bookmarkEnd w:id="46"/>
-    </w:p>
-    <w:p>
-      <w:pPr>
-        <w:spacing w:line="360" w:lineRule="auto"/>
-        <w:rPr>
-          <w:rFonts w:ascii="Arial" w:hAnsi="Arial" w:cs="Arial"/>
-        </w:rPr>
-      </w:pPr>
-      <w:r>
-        <w:rPr>
-          <w:rFonts w:ascii="Arial" w:hAnsi="Arial" w:cs="Arial"/>
-        </w:rPr>
-        <w:t>This section will outline the unique selling points of the project, explaining how it is different to other available options, justifying the purpose of creating it and explaining why it should be chosen over other similar products.</w:t>
-      </w:r>
+        <w:t>4</w:t>
+      </w:r>
+      <w:r>
+        <w:rPr>
+          <w:rFonts w:ascii="Arial" w:hAnsi="Arial" w:cs="Arial"/>
+          <w:b/>
+          <w:bCs/>
+          <w:i/>
+          <w:iCs/>
+          <w:sz w:val="24"/>
+          <w:szCs w:val="24"/>
+        </w:rPr>
+        <w:t>.3.</w:t>
+      </w:r>
+      <w:r>
+        <w:rPr>
+          <w:rFonts w:ascii="Arial" w:hAnsi="Arial" w:cs="Arial"/>
+          <w:b/>
+          <w:bCs/>
+          <w:i/>
+          <w:iCs/>
+          <w:sz w:val="24"/>
+          <w:szCs w:val="24"/>
+        </w:rPr>
+        <w:t>7</w:t>
+      </w:r>
+      <w:r>
+        <w:rPr>
+          <w:rFonts w:ascii="Arial" w:hAnsi="Arial" w:cs="Arial"/>
+          <w:b/>
+          <w:bCs/>
+          <w:i/>
+          <w:iCs/>
+          <w:sz w:val="24"/>
+          <w:szCs w:val="24"/>
+        </w:rPr>
+        <w:t xml:space="preserve"> Risk Score Calculation</w:t>
+      </w:r>
+      <w:bookmarkEnd w:id="57"/>
     </w:p>
     <w:p>
       <w:pPr>
@@ -11044,17 +13106,8 @@
         <w:rPr>
           <w:rFonts w:ascii="Arial" w:hAnsi="Arial" w:cs="Arial"/>
         </w:rPr>
-        <w:t>Behavioural conditioning by encouraging positive behaviour through providing rewards such as experience points, and discourages negative behaviour through taking away things such as losing experience points</w:t>
-      </w:r>
-    </w:p>
-    <w:p>
-      <w:pPr>
-        <w:pStyle w:val="ListParagraph"/>
-        <w:spacing w:line="360" w:lineRule="auto"/>
-        <w:rPr>
-          <w:rFonts w:ascii="Arial" w:hAnsi="Arial" w:cs="Arial"/>
-        </w:rPr>
-      </w:pPr>
+        <w:t>Uses multiple functions to determine the security of a website before the user loads it and either warns them if it is potentially risky, or blocks them if it is almost certainly risky</w:t>
+      </w:r>
     </w:p>
     <w:p>
       <w:pPr>
@@ -11072,747 +13125,7 @@
         <w:rPr>
           <w:rFonts w:ascii="Arial" w:hAnsi="Arial" w:cs="Arial"/>
         </w:rPr>
-        <w:t>Uses a single, consistent method of creating secure browsing without having to download and mess around with multiple extensions and browser features / settings</w:t>
-      </w:r>
-    </w:p>
-    <w:p>
-      <w:pPr>
-        <w:pStyle w:val="ListParagraph"/>
-        <w:spacing w:line="360" w:lineRule="auto"/>
-        <w:rPr>
-          <w:rFonts w:ascii="Arial" w:hAnsi="Arial" w:cs="Arial"/>
-        </w:rPr>
-      </w:pPr>
-    </w:p>
-    <w:p>
-      <w:pPr>
-        <w:pStyle w:val="ListParagraph"/>
-        <w:numPr>
-          <w:ilvl w:val="0"/>
-          <w:numId w:val="1"/>
-        </w:numPr>
-        <w:spacing w:line="360" w:lineRule="auto"/>
-        <w:rPr>
-          <w:rFonts w:ascii="Arial" w:hAnsi="Arial" w:cs="Arial"/>
-        </w:rPr>
-      </w:pPr>
-      <w:r>
-        <w:rPr>
-          <w:rFonts w:ascii="Arial" w:hAnsi="Arial" w:cs="Arial"/>
-        </w:rPr>
-        <w:t>Eliminates the issue of conflicting extensions such as websites breaking due to different extensions trying to block different things or false warnings due to other extensions being flagged</w:t>
-      </w:r>
-    </w:p>
-    <w:p>
-      <w:pPr>
-        <w:pStyle w:val="ListParagraph"/>
-        <w:spacing w:line="360" w:lineRule="auto"/>
-        <w:rPr>
-          <w:rFonts w:ascii="Arial" w:hAnsi="Arial" w:cs="Arial"/>
-        </w:rPr>
-      </w:pPr>
-    </w:p>
-    <w:p>
-      <w:pPr>
-        <w:pStyle w:val="ListParagraph"/>
-        <w:numPr>
-          <w:ilvl w:val="0"/>
-          <w:numId w:val="1"/>
-        </w:numPr>
-        <w:spacing w:line="360" w:lineRule="auto"/>
-        <w:rPr>
-          <w:rFonts w:ascii="Arial" w:hAnsi="Arial" w:cs="Arial"/>
-        </w:rPr>
-      </w:pPr>
-      <w:r>
-        <w:rPr>
-          <w:rFonts w:ascii="Arial" w:hAnsi="Arial" w:cs="Arial"/>
-        </w:rPr>
-        <w:t>Being used primarily as a teaching tool to allow young children to learn safe browsing before accessing unrestricted internet through other browsers. Teaches about safe internet usage rather than warning or protecting without an explanation as to why like what other browsers (Chrome, Firefox etc.) do</w:t>
-      </w:r>
-    </w:p>
-    <w:p>
-      <w:pPr>
-        <w:spacing w:line="360" w:lineRule="auto"/>
-        <w:rPr>
-          <w:rFonts w:ascii="Arial" w:hAnsi="Arial" w:cs="Arial"/>
-        </w:rPr>
-      </w:pPr>
-    </w:p>
-    <w:p>
-      <w:pPr>
-        <w:pStyle w:val="ListParagraph"/>
-        <w:numPr>
-          <w:ilvl w:val="0"/>
-          <w:numId w:val="1"/>
-        </w:numPr>
-        <w:spacing w:line="360" w:lineRule="auto"/>
-        <w:rPr>
-          <w:rFonts w:ascii="Arial" w:hAnsi="Arial" w:cs="Arial"/>
-        </w:rPr>
-      </w:pPr>
-      <w:r>
-        <w:rPr>
-          <w:rFonts w:ascii="Arial" w:hAnsi="Arial" w:cs="Arial"/>
-        </w:rPr>
-        <w:t>Has a centralised dashboard which allows users to compare their browsing habits over time and see how they are improving and what behaviours are good</w:t>
-      </w:r>
-    </w:p>
-    <w:p>
-      <w:pPr>
-        <w:spacing w:line="360" w:lineRule="auto"/>
-        <w:rPr>
-          <w:rFonts w:ascii="Arial" w:hAnsi="Arial" w:cs="Arial"/>
-        </w:rPr>
-      </w:pPr>
-    </w:p>
-    <w:p>
-      <w:pPr>
-        <w:pStyle w:val="Heading1"/>
-        <w:spacing w:line="360" w:lineRule="auto"/>
-        <w:jc w:val="center"/>
-        <w:rPr>
-          <w:rFonts w:ascii="Arial" w:hAnsi="Arial" w:cs="Arial"/>
-          <w:b/>
-          <w:bCs/>
-          <w:i/>
-          <w:iCs/>
-          <w:sz w:val="36"/>
-          <w:szCs w:val="36"/>
-        </w:rPr>
-      </w:pPr>
-      <w:bookmarkStart w:id="47" w:name="_Toc227524700"/>
-      <w:r>
-        <w:rPr>
-          <w:rFonts w:ascii="Arial" w:hAnsi="Arial" w:cs="Arial"/>
-          <w:b/>
-          <w:bCs/>
-          <w:i/>
-          <w:iCs/>
-          <w:sz w:val="36"/>
-          <w:szCs w:val="36"/>
-        </w:rPr>
-        <w:lastRenderedPageBreak/>
-        <w:t>4</w:t>
-      </w:r>
-      <w:r>
-        <w:rPr>
-          <w:rFonts w:ascii="Arial" w:hAnsi="Arial" w:cs="Arial"/>
-          <w:b/>
-          <w:bCs/>
-          <w:i/>
-          <w:iCs/>
-          <w:sz w:val="36"/>
-          <w:szCs w:val="36"/>
-        </w:rPr>
-        <w:t xml:space="preserve"> </w:t>
-      </w:r>
-      <w:r>
-        <w:rPr>
-          <w:rFonts w:ascii="Arial" w:hAnsi="Arial" w:cs="Arial"/>
-          <w:b/>
-          <w:bCs/>
-          <w:i/>
-          <w:iCs/>
-          <w:sz w:val="36"/>
-          <w:szCs w:val="36"/>
-        </w:rPr>
-        <w:t>Method of Approach</w:t>
-      </w:r>
-      <w:bookmarkEnd w:id="47"/>
-    </w:p>
-    <w:p>
-      <w:pPr>
-        <w:spacing w:line="360" w:lineRule="auto"/>
-        <w:rPr>
-          <w:rFonts w:ascii="Arial" w:hAnsi="Arial" w:cs="Arial"/>
-        </w:rPr>
-      </w:pPr>
-      <w:r>
-        <w:rPr>
-          <w:rFonts w:ascii="Arial" w:hAnsi="Arial" w:cs="Arial"/>
-        </w:rPr>
-        <w:t xml:space="preserve">This section will discuss the methodology used throughout the development of the project, explaining the architecture used to develop this project, including for the main code and the database, the decision making behind some of the core security features, and a discussion on future enhancements which could be made to the browser. </w:t>
-      </w:r>
-    </w:p>
-    <w:p>
-      <w:pPr>
-        <w:pStyle w:val="Heading2"/>
-        <w:spacing w:line="360" w:lineRule="auto"/>
-        <w:rPr>
-          <w:rFonts w:ascii="Arial" w:hAnsi="Arial" w:cs="Arial"/>
-          <w:b/>
-          <w:bCs/>
-          <w:i/>
-          <w:iCs/>
-          <w:sz w:val="28"/>
-          <w:szCs w:val="28"/>
-        </w:rPr>
-      </w:pPr>
-      <w:bookmarkStart w:id="48" w:name="_Toc227524701"/>
-      <w:r>
-        <w:rPr>
-          <w:rFonts w:ascii="Arial" w:hAnsi="Arial" w:cs="Arial"/>
-          <w:b/>
-          <w:bCs/>
-          <w:i/>
-          <w:iCs/>
-          <w:sz w:val="28"/>
-          <w:szCs w:val="28"/>
-        </w:rPr>
-        <w:t>4</w:t>
-      </w:r>
-      <w:r>
-        <w:rPr>
-          <w:rFonts w:ascii="Arial" w:hAnsi="Arial" w:cs="Arial"/>
-          <w:b/>
-          <w:bCs/>
-          <w:i/>
-          <w:iCs/>
-          <w:sz w:val="28"/>
-          <w:szCs w:val="28"/>
-        </w:rPr>
-        <w:t xml:space="preserve">.1 </w:t>
-      </w:r>
-      <w:r>
-        <w:rPr>
-          <w:rFonts w:ascii="Arial" w:hAnsi="Arial" w:cs="Arial"/>
-          <w:b/>
-          <w:bCs/>
-          <w:i/>
-          <w:iCs/>
-          <w:sz w:val="28"/>
-          <w:szCs w:val="28"/>
-        </w:rPr>
-        <w:t>Risk Assessment</w:t>
-      </w:r>
-      <w:bookmarkEnd w:id="48"/>
-    </w:p>
-    <w:p>
-      <w:pPr>
-        <w:spacing w:line="360" w:lineRule="auto"/>
-        <w:rPr>
-          <w:rFonts w:ascii="Arial" w:hAnsi="Arial" w:cs="Arial"/>
-        </w:rPr>
-      </w:pPr>
-    </w:p>
-    <w:p>
-      <w:pPr>
-        <w:pStyle w:val="Heading2"/>
-        <w:spacing w:line="360" w:lineRule="auto"/>
-        <w:rPr>
-          <w:rFonts w:ascii="Arial" w:hAnsi="Arial" w:cs="Arial"/>
-          <w:b/>
-          <w:bCs/>
-          <w:i/>
-          <w:iCs/>
-          <w:sz w:val="28"/>
-          <w:szCs w:val="28"/>
-        </w:rPr>
-      </w:pPr>
-      <w:bookmarkStart w:id="49" w:name="_Toc227524702"/>
-      <w:r>
-        <w:rPr>
-          <w:rFonts w:ascii="Arial" w:hAnsi="Arial" w:cs="Arial"/>
-          <w:b/>
-          <w:bCs/>
-          <w:i/>
-          <w:iCs/>
-          <w:sz w:val="28"/>
-          <w:szCs w:val="28"/>
-        </w:rPr>
-        <w:t>4</w:t>
-      </w:r>
-      <w:r>
-        <w:rPr>
-          <w:rFonts w:ascii="Arial" w:hAnsi="Arial" w:cs="Arial"/>
-          <w:b/>
-          <w:bCs/>
-          <w:i/>
-          <w:iCs/>
-          <w:sz w:val="28"/>
-          <w:szCs w:val="28"/>
-        </w:rPr>
-        <w:t>.</w:t>
-      </w:r>
-      <w:r>
-        <w:rPr>
-          <w:rFonts w:ascii="Arial" w:hAnsi="Arial" w:cs="Arial"/>
-          <w:b/>
-          <w:bCs/>
-          <w:i/>
-          <w:iCs/>
-          <w:sz w:val="28"/>
-          <w:szCs w:val="28"/>
-        </w:rPr>
-        <w:t>2</w:t>
-      </w:r>
-      <w:r>
-        <w:rPr>
-          <w:rFonts w:ascii="Arial" w:hAnsi="Arial" w:cs="Arial"/>
-          <w:b/>
-          <w:bCs/>
-          <w:i/>
-          <w:iCs/>
-          <w:sz w:val="28"/>
-          <w:szCs w:val="28"/>
-        </w:rPr>
-        <w:t xml:space="preserve"> Agile Method</w:t>
-      </w:r>
-      <w:bookmarkEnd w:id="49"/>
-    </w:p>
-    <w:p>
-      <w:pPr>
-        <w:spacing w:line="360" w:lineRule="auto"/>
-        <w:rPr>
-          <w:rFonts w:ascii="Arial" w:hAnsi="Arial" w:cs="Arial"/>
-        </w:rPr>
-      </w:pPr>
-    </w:p>
-    <w:p>
-      <w:pPr>
-        <w:spacing w:line="360" w:lineRule="auto"/>
-        <w:rPr>
-          <w:rFonts w:ascii="Arial" w:hAnsi="Arial" w:cs="Arial"/>
-        </w:rPr>
-      </w:pPr>
-    </w:p>
-    <w:p>
-      <w:pPr>
-        <w:pStyle w:val="Heading2"/>
-        <w:spacing w:line="360" w:lineRule="auto"/>
-        <w:rPr>
-          <w:rFonts w:ascii="Arial" w:hAnsi="Arial" w:cs="Arial"/>
-          <w:b/>
-          <w:bCs/>
-          <w:i/>
-          <w:iCs/>
-          <w:sz w:val="28"/>
-          <w:szCs w:val="28"/>
-        </w:rPr>
-      </w:pPr>
-      <w:bookmarkStart w:id="50" w:name="_Toc227524703"/>
-      <w:r>
-        <w:rPr>
-          <w:rFonts w:ascii="Arial" w:hAnsi="Arial" w:cs="Arial"/>
-          <w:b/>
-          <w:bCs/>
-          <w:i/>
-          <w:iCs/>
-          <w:sz w:val="28"/>
-          <w:szCs w:val="28"/>
-        </w:rPr>
-        <w:t>4</w:t>
-      </w:r>
-      <w:r>
-        <w:rPr>
-          <w:rFonts w:ascii="Arial" w:hAnsi="Arial" w:cs="Arial"/>
-          <w:b/>
-          <w:bCs/>
-          <w:i/>
-          <w:iCs/>
-          <w:sz w:val="28"/>
-          <w:szCs w:val="28"/>
-        </w:rPr>
-        <w:t>.</w:t>
-      </w:r>
-      <w:r>
-        <w:rPr>
-          <w:rFonts w:ascii="Arial" w:hAnsi="Arial" w:cs="Arial"/>
-          <w:b/>
-          <w:bCs/>
-          <w:i/>
-          <w:iCs/>
-          <w:sz w:val="28"/>
-          <w:szCs w:val="28"/>
-        </w:rPr>
-        <w:t>3</w:t>
-      </w:r>
-      <w:r>
-        <w:rPr>
-          <w:rFonts w:ascii="Arial" w:hAnsi="Arial" w:cs="Arial"/>
-          <w:b/>
-          <w:bCs/>
-          <w:i/>
-          <w:iCs/>
-          <w:sz w:val="28"/>
-          <w:szCs w:val="28"/>
-        </w:rPr>
-        <w:t xml:space="preserve"> Tools and Technologies</w:t>
-      </w:r>
-      <w:bookmarkEnd w:id="50"/>
-    </w:p>
-    <w:p>
-      <w:pPr>
-        <w:pStyle w:val="Heading3"/>
-        <w:spacing w:line="360" w:lineRule="auto"/>
-        <w:rPr>
-          <w:rFonts w:ascii="Arial" w:hAnsi="Arial" w:cs="Arial"/>
-          <w:b/>
-          <w:bCs/>
-          <w:i/>
-          <w:iCs/>
-          <w:sz w:val="24"/>
-          <w:szCs w:val="24"/>
-        </w:rPr>
-      </w:pPr>
-      <w:bookmarkStart w:id="51" w:name="_Toc227524704"/>
-      <w:r>
-        <w:rPr>
-          <w:rFonts w:ascii="Arial" w:hAnsi="Arial" w:cs="Arial"/>
-          <w:b/>
-          <w:bCs/>
-          <w:i/>
-          <w:iCs/>
-          <w:sz w:val="24"/>
-          <w:szCs w:val="24"/>
-          <w:highlight w:val="green"/>
-        </w:rPr>
-        <w:t>4</w:t>
-      </w:r>
-      <w:r>
-        <w:rPr>
-          <w:rFonts w:ascii="Arial" w:hAnsi="Arial" w:cs="Arial"/>
-          <w:b/>
-          <w:bCs/>
-          <w:i/>
-          <w:iCs/>
-          <w:sz w:val="24"/>
-          <w:szCs w:val="24"/>
-          <w:highlight w:val="green"/>
-        </w:rPr>
-        <w:t>.</w:t>
-      </w:r>
-      <w:r>
-        <w:rPr>
-          <w:rFonts w:ascii="Arial" w:hAnsi="Arial" w:cs="Arial"/>
-          <w:b/>
-          <w:bCs/>
-          <w:i/>
-          <w:iCs/>
-          <w:sz w:val="24"/>
-          <w:szCs w:val="24"/>
-          <w:highlight w:val="green"/>
-        </w:rPr>
-        <w:t>3</w:t>
-      </w:r>
-      <w:r>
-        <w:rPr>
-          <w:rFonts w:ascii="Arial" w:hAnsi="Arial" w:cs="Arial"/>
-          <w:b/>
-          <w:bCs/>
-          <w:i/>
-          <w:iCs/>
-          <w:sz w:val="24"/>
-          <w:szCs w:val="24"/>
-          <w:highlight w:val="green"/>
-        </w:rPr>
-        <w:t>.1 JavaScript</w:t>
-      </w:r>
-      <w:bookmarkEnd w:id="51"/>
-    </w:p>
-    <w:p>
-      <w:pPr>
-        <w:spacing w:line="360" w:lineRule="auto"/>
-        <w:rPr>
-          <w:rFonts w:ascii="Arial" w:hAnsi="Arial" w:cs="Arial"/>
-        </w:rPr>
-      </w:pPr>
-      <w:r>
-        <w:rPr>
-          <w:rFonts w:ascii="Arial" w:hAnsi="Arial" w:cs="Arial"/>
-        </w:rPr>
-        <w:t>JavaScript was the predominant language used for the creation of technical features within this project, as well as the standard navigation. This worked alongside many built-in Electron commands.</w:t>
-      </w:r>
-    </w:p>
-    <w:p>
-      <w:pPr>
-        <w:spacing w:line="360" w:lineRule="auto"/>
-        <w:rPr>
-          <w:rFonts w:ascii="Arial" w:hAnsi="Arial" w:cs="Arial"/>
-        </w:rPr>
-      </w:pPr>
-    </w:p>
-    <w:p>
-      <w:pPr>
-        <w:pStyle w:val="Heading3"/>
-        <w:spacing w:line="360" w:lineRule="auto"/>
-        <w:rPr>
-          <w:rFonts w:ascii="Arial" w:hAnsi="Arial" w:cs="Arial"/>
-          <w:b/>
-          <w:bCs/>
-          <w:i/>
-          <w:iCs/>
-          <w:sz w:val="24"/>
-          <w:szCs w:val="24"/>
-        </w:rPr>
-      </w:pPr>
-      <w:bookmarkStart w:id="52" w:name="_Toc227524705"/>
-      <w:r>
-        <w:rPr>
-          <w:rFonts w:ascii="Arial" w:hAnsi="Arial" w:cs="Arial"/>
-          <w:b/>
-          <w:bCs/>
-          <w:i/>
-          <w:iCs/>
-          <w:sz w:val="24"/>
-          <w:szCs w:val="24"/>
-          <w:highlight w:val="green"/>
-        </w:rPr>
-        <w:t>4</w:t>
-      </w:r>
-      <w:r>
-        <w:rPr>
-          <w:rFonts w:ascii="Arial" w:hAnsi="Arial" w:cs="Arial"/>
-          <w:b/>
-          <w:bCs/>
-          <w:i/>
-          <w:iCs/>
-          <w:sz w:val="24"/>
-          <w:szCs w:val="24"/>
-          <w:highlight w:val="green"/>
-        </w:rPr>
-        <w:t>.</w:t>
-      </w:r>
-      <w:r>
-        <w:rPr>
-          <w:rFonts w:ascii="Arial" w:hAnsi="Arial" w:cs="Arial"/>
-          <w:b/>
-          <w:bCs/>
-          <w:i/>
-          <w:iCs/>
-          <w:sz w:val="24"/>
-          <w:szCs w:val="24"/>
-          <w:highlight w:val="green"/>
-        </w:rPr>
-        <w:t>3</w:t>
-      </w:r>
-      <w:r>
-        <w:rPr>
-          <w:rFonts w:ascii="Arial" w:hAnsi="Arial" w:cs="Arial"/>
-          <w:b/>
-          <w:bCs/>
-          <w:i/>
-          <w:iCs/>
-          <w:sz w:val="24"/>
-          <w:szCs w:val="24"/>
-          <w:highlight w:val="green"/>
-        </w:rPr>
-        <w:t>.2 Electron</w:t>
-      </w:r>
-      <w:bookmarkEnd w:id="52"/>
-    </w:p>
-    <w:p>
-      <w:pPr>
-        <w:spacing w:line="360" w:lineRule="auto"/>
-        <w:rPr>
-          <w:rFonts w:ascii="Arial" w:hAnsi="Arial" w:cs="Arial"/>
-        </w:rPr>
-      </w:pPr>
-      <w:r>
-        <w:rPr>
-          <w:rFonts w:ascii="Arial" w:hAnsi="Arial" w:cs="Arial"/>
-        </w:rPr>
-        <w:t>Electron was the main framework used for this project. Electron is a Chromium framework which, when used alongside JavaScript, allows for the creation of apps by utilising certain events and renderers to allow for navigation and other browsing features to be implemented.</w:t>
-      </w:r>
-    </w:p>
-    <w:p>
-      <w:pPr>
-        <w:spacing w:line="360" w:lineRule="auto"/>
-        <w:rPr>
-          <w:rFonts w:ascii="Arial" w:hAnsi="Arial" w:cs="Arial"/>
-        </w:rPr>
-      </w:pPr>
-    </w:p>
-    <w:p>
-      <w:pPr>
-        <w:pStyle w:val="Heading3"/>
-        <w:spacing w:line="360" w:lineRule="auto"/>
-        <w:rPr>
-          <w:rFonts w:ascii="Arial" w:hAnsi="Arial" w:cs="Arial"/>
-          <w:b/>
-          <w:bCs/>
-          <w:i/>
-          <w:iCs/>
-          <w:sz w:val="24"/>
-          <w:szCs w:val="24"/>
-        </w:rPr>
-      </w:pPr>
-      <w:bookmarkStart w:id="53" w:name="_Toc227524706"/>
-      <w:r>
-        <w:rPr>
-          <w:rFonts w:ascii="Arial" w:hAnsi="Arial" w:cs="Arial"/>
-          <w:b/>
-          <w:bCs/>
-          <w:i/>
-          <w:iCs/>
-          <w:sz w:val="24"/>
-          <w:szCs w:val="24"/>
-          <w:highlight w:val="green"/>
-        </w:rPr>
-        <w:t>4</w:t>
-      </w:r>
-      <w:r>
-        <w:rPr>
-          <w:rFonts w:ascii="Arial" w:hAnsi="Arial" w:cs="Arial"/>
-          <w:b/>
-          <w:bCs/>
-          <w:i/>
-          <w:iCs/>
-          <w:sz w:val="24"/>
-          <w:szCs w:val="24"/>
-          <w:highlight w:val="green"/>
-        </w:rPr>
-        <w:t>.</w:t>
-      </w:r>
-      <w:r>
-        <w:rPr>
-          <w:rFonts w:ascii="Arial" w:hAnsi="Arial" w:cs="Arial"/>
-          <w:b/>
-          <w:bCs/>
-          <w:i/>
-          <w:iCs/>
-          <w:sz w:val="24"/>
-          <w:szCs w:val="24"/>
-          <w:highlight w:val="green"/>
-        </w:rPr>
-        <w:t>3</w:t>
-      </w:r>
-      <w:r>
-        <w:rPr>
-          <w:rFonts w:ascii="Arial" w:hAnsi="Arial" w:cs="Arial"/>
-          <w:b/>
-          <w:bCs/>
-          <w:i/>
-          <w:iCs/>
-          <w:sz w:val="24"/>
-          <w:szCs w:val="24"/>
-          <w:highlight w:val="green"/>
-        </w:rPr>
-        <w:t>.3 Visual Studio Code</w:t>
-      </w:r>
-      <w:bookmarkEnd w:id="53"/>
-    </w:p>
-    <w:p>
-      <w:pPr>
-        <w:spacing w:line="360" w:lineRule="auto"/>
-        <w:rPr>
-          <w:rFonts w:ascii="Arial" w:hAnsi="Arial" w:cs="Arial"/>
-        </w:rPr>
-      </w:pPr>
-      <w:r>
-        <w:rPr>
-          <w:rFonts w:ascii="Arial" w:hAnsi="Arial" w:cs="Arial"/>
-        </w:rPr>
-        <w:t>Visual Studio Code was the IDE of choice for the creation of this project</w:t>
-      </w:r>
-      <w:r>
-        <w:rPr>
-          <w:rFonts w:ascii="Arial" w:hAnsi="Arial" w:cs="Arial"/>
-        </w:rPr>
-        <w:t xml:space="preserve"> due to having prior experience with this IDE in past projects, and it already being configured on the devices used for this project. </w:t>
-      </w:r>
-    </w:p>
-    <w:p>
-      <w:pPr>
-        <w:spacing w:line="360" w:lineRule="auto"/>
-        <w:rPr>
-          <w:rFonts w:ascii="Arial" w:hAnsi="Arial" w:cs="Arial"/>
-        </w:rPr>
-      </w:pPr>
-    </w:p>
-    <w:p>
-      <w:pPr>
-        <w:pStyle w:val="Heading3"/>
-        <w:spacing w:line="360" w:lineRule="auto"/>
-        <w:rPr>
-          <w:rFonts w:ascii="Arial" w:hAnsi="Arial" w:cs="Arial"/>
-          <w:b/>
-          <w:bCs/>
-          <w:i/>
-          <w:iCs/>
-          <w:sz w:val="24"/>
-          <w:szCs w:val="24"/>
-        </w:rPr>
-      </w:pPr>
-      <w:bookmarkStart w:id="54" w:name="_Toc227524707"/>
-      <w:r>
-        <w:rPr>
-          <w:rFonts w:ascii="Arial" w:hAnsi="Arial" w:cs="Arial"/>
-          <w:b/>
-          <w:bCs/>
-          <w:i/>
-          <w:iCs/>
-          <w:sz w:val="24"/>
-          <w:szCs w:val="24"/>
-        </w:rPr>
-        <w:lastRenderedPageBreak/>
-        <w:t>4</w:t>
-      </w:r>
-      <w:r>
-        <w:rPr>
-          <w:rFonts w:ascii="Arial" w:hAnsi="Arial" w:cs="Arial"/>
-          <w:b/>
-          <w:bCs/>
-          <w:i/>
-          <w:iCs/>
-          <w:sz w:val="24"/>
-          <w:szCs w:val="24"/>
-        </w:rPr>
-        <w:t>.</w:t>
-      </w:r>
-      <w:r>
-        <w:rPr>
-          <w:rFonts w:ascii="Arial" w:hAnsi="Arial" w:cs="Arial"/>
-          <w:b/>
-          <w:bCs/>
-          <w:i/>
-          <w:iCs/>
-          <w:sz w:val="24"/>
-          <w:szCs w:val="24"/>
-        </w:rPr>
-        <w:t>3</w:t>
-      </w:r>
-      <w:r>
-        <w:rPr>
-          <w:rFonts w:ascii="Arial" w:hAnsi="Arial" w:cs="Arial"/>
-          <w:b/>
-          <w:bCs/>
-          <w:i/>
-          <w:iCs/>
-          <w:sz w:val="24"/>
-          <w:szCs w:val="24"/>
-        </w:rPr>
-        <w:t>.4 Firebase</w:t>
-      </w:r>
-      <w:bookmarkEnd w:id="54"/>
-    </w:p>
-    <w:p>
-      <w:r>
-        <w:t xml:space="preserve">Firebase was the platform of choice to host the database for this project due to its ability to automatically hash passwords, which is vital for ensuring security, and allowing for Google OAUTH authentication to be used for a single sign on into the browser. </w:t>
-      </w:r>
-      <w:r>
-        <w:t xml:space="preserve">This means that, instead of a separate account needing to be created specifically for Stronghold, users can instead use an existing Google account to sign in. </w:t>
-      </w:r>
-    </w:p>
-    <w:p>
-      <w:r>
-        <w:t xml:space="preserve">This does have a limitation of users needing to create a Google account if they do not possess one already, which may not be liked by some users, however, is necessary to ensure complete security of the user’s account. </w:t>
-      </w:r>
-    </w:p>
-    <w:p/>
-    <w:p>
-      <w:pPr>
-        <w:spacing w:line="360" w:lineRule="auto"/>
-        <w:rPr>
-          <w:rFonts w:ascii="Arial" w:hAnsi="Arial" w:cs="Arial"/>
-        </w:rPr>
-      </w:pPr>
-      <w:r>
-        <w:rPr>
-          <w:rFonts w:ascii="Arial" w:hAnsi="Arial" w:cs="Arial"/>
-        </w:rPr>
-        <w:t xml:space="preserve">The database should be used to store only basic information about the user, and any simple information which is needed for browser features to work. The following features were initially deemed as necessary: </w:t>
+        <w:t>Features used to block sites are:</w:t>
       </w:r>
     </w:p>
     <w:p>
@@ -11827,12 +13140,68 @@
           <w:rFonts w:ascii="Arial" w:hAnsi="Arial" w:cs="Arial"/>
         </w:rPr>
       </w:pPr>
-      <w:bookmarkStart w:id="55" w:name="OLE_LINK1"/>
-      <w:r>
-        <w:rPr>
-          <w:rFonts w:ascii="Arial" w:hAnsi="Arial" w:cs="Arial"/>
-        </w:rPr>
-        <w:t>Username / User ID:</w:t>
+      <w:r>
+        <w:rPr>
+          <w:rFonts w:ascii="Arial" w:hAnsi="Arial" w:cs="Arial"/>
+        </w:rPr>
+        <w:t>HTTP vs HTTPS:</w:t>
+      </w:r>
+    </w:p>
+    <w:p>
+      <w:pPr>
+        <w:pStyle w:val="ListParagraph"/>
+        <w:numPr>
+          <w:ilvl w:val="3"/>
+          <w:numId w:val="1"/>
+        </w:numPr>
+        <w:spacing w:line="360" w:lineRule="auto"/>
+        <w:rPr>
+          <w:rFonts w:ascii="Arial" w:hAnsi="Arial" w:cs="Arial"/>
+        </w:rPr>
+      </w:pPr>
+      <w:r>
+        <w:rPr>
+          <w:rFonts w:ascii="Arial" w:hAnsi="Arial" w:cs="Arial"/>
+        </w:rPr>
+        <w:t>Looks at the protocol being used and adds to risk score if using HTTP</w:t>
+      </w:r>
+    </w:p>
+    <w:p>
+      <w:pPr>
+        <w:pStyle w:val="ListParagraph"/>
+        <w:numPr>
+          <w:ilvl w:val="2"/>
+          <w:numId w:val="1"/>
+        </w:numPr>
+        <w:spacing w:line="360" w:lineRule="auto"/>
+        <w:rPr>
+          <w:rFonts w:ascii="Arial" w:hAnsi="Arial" w:cs="Arial"/>
+        </w:rPr>
+      </w:pPr>
+      <w:r>
+        <w:rPr>
+          <w:rFonts w:ascii="Arial" w:hAnsi="Arial" w:cs="Arial"/>
+        </w:rPr>
+        <w:t>Domain name checks:</w:t>
+      </w:r>
+    </w:p>
+    <w:p>
+      <w:pPr>
+        <w:pStyle w:val="ListParagraph"/>
+        <w:numPr>
+          <w:ilvl w:val="3"/>
+          <w:numId w:val="1"/>
+        </w:numPr>
+        <w:spacing w:line="360" w:lineRule="auto"/>
+        <w:rPr>
+          <w:rFonts w:ascii="Arial" w:hAnsi="Arial" w:cs="Arial"/>
+        </w:rPr>
+      </w:pPr>
+      <w:r>
+        <w:rPr>
+          <w:rFonts w:ascii="Arial" w:hAnsi="Arial" w:cs="Arial"/>
+        </w:rPr>
+        <w:t>Checks the formatting of the domain name and adds to risk score if it contains a variety of pre-determined risks such as:</w:t>
       </w:r>
     </w:p>
     <w:p>
@@ -11851,7 +13220,135 @@
         <w:rPr>
           <w:rFonts w:ascii="Arial" w:hAnsi="Arial" w:cs="Arial"/>
         </w:rPr>
-        <w:t>This is used to determine the specific user who is logged in</w:t>
+        <w:t>Containing phishing words</w:t>
+      </w:r>
+    </w:p>
+    <w:p>
+      <w:pPr>
+        <w:pStyle w:val="ListParagraph"/>
+        <w:numPr>
+          <w:ilvl w:val="4"/>
+          <w:numId w:val="1"/>
+        </w:numPr>
+        <w:spacing w:line="360" w:lineRule="auto"/>
+        <w:rPr>
+          <w:rFonts w:ascii="Arial" w:hAnsi="Arial" w:cs="Arial"/>
+        </w:rPr>
+      </w:pPr>
+      <w:r>
+        <w:rPr>
+          <w:rFonts w:ascii="Arial" w:hAnsi="Arial" w:cs="Arial"/>
+        </w:rPr>
+        <w:t>Repeated hyphens</w:t>
+      </w:r>
+    </w:p>
+    <w:p>
+      <w:pPr>
+        <w:pStyle w:val="ListParagraph"/>
+        <w:numPr>
+          <w:ilvl w:val="4"/>
+          <w:numId w:val="1"/>
+        </w:numPr>
+        <w:spacing w:line="360" w:lineRule="auto"/>
+        <w:rPr>
+          <w:rFonts w:ascii="Arial" w:hAnsi="Arial" w:cs="Arial"/>
+        </w:rPr>
+      </w:pPr>
+      <w:r>
+        <w:rPr>
+          <w:rFonts w:ascii="Arial" w:hAnsi="Arial" w:cs="Arial"/>
+        </w:rPr>
+        <w:t>Long domain name</w:t>
+      </w:r>
+    </w:p>
+    <w:p>
+      <w:pPr>
+        <w:pStyle w:val="ListParagraph"/>
+        <w:numPr>
+          <w:ilvl w:val="4"/>
+          <w:numId w:val="1"/>
+        </w:numPr>
+        <w:spacing w:line="360" w:lineRule="auto"/>
+        <w:rPr>
+          <w:rFonts w:ascii="Arial" w:hAnsi="Arial" w:cs="Arial"/>
+        </w:rPr>
+      </w:pPr>
+      <w:r>
+        <w:rPr>
+          <w:rFonts w:ascii="Arial" w:hAnsi="Arial" w:cs="Arial"/>
+        </w:rPr>
+        <w:t>If it is an IP address rather than URL</w:t>
+      </w:r>
+    </w:p>
+    <w:p>
+      <w:pPr>
+        <w:pStyle w:val="ListParagraph"/>
+        <w:numPr>
+          <w:ilvl w:val="4"/>
+          <w:numId w:val="1"/>
+        </w:numPr>
+        <w:spacing w:line="360" w:lineRule="auto"/>
+        <w:rPr>
+          <w:rFonts w:ascii="Arial" w:hAnsi="Arial" w:cs="Arial"/>
+        </w:rPr>
+      </w:pPr>
+      <w:r>
+        <w:rPr>
+          <w:rFonts w:ascii="Arial" w:hAnsi="Arial" w:cs="Arial"/>
+        </w:rPr>
+        <w:t>If it contains ‘</w:t>
+      </w:r>
+      <w:proofErr w:type="spellStart"/>
+      <w:r>
+        <w:rPr>
+          <w:rFonts w:ascii="Arial" w:hAnsi="Arial" w:cs="Arial"/>
+        </w:rPr>
+        <w:t>xn</w:t>
+      </w:r>
+      <w:proofErr w:type="spellEnd"/>
+      <w:r>
+        <w:rPr>
+          <w:rFonts w:ascii="Arial" w:hAnsi="Arial" w:cs="Arial"/>
+        </w:rPr>
+        <w:t>--’ which indicates a homograph attack since browsers represent Unicode as that</w:t>
+      </w:r>
+    </w:p>
+    <w:p>
+      <w:pPr>
+        <w:pStyle w:val="ListParagraph"/>
+        <w:numPr>
+          <w:ilvl w:val="4"/>
+          <w:numId w:val="1"/>
+        </w:numPr>
+        <w:spacing w:line="360" w:lineRule="auto"/>
+        <w:rPr>
+          <w:rFonts w:ascii="Arial" w:hAnsi="Arial" w:cs="Arial"/>
+        </w:rPr>
+      </w:pPr>
+      <w:r>
+        <w:rPr>
+          <w:rFonts w:ascii="Arial" w:hAnsi="Arial" w:cs="Arial"/>
+        </w:rPr>
+        <w:t>If it contains ‘@’ symbol</w:t>
+      </w:r>
+    </w:p>
+    <w:p>
+      <w:pPr>
+        <w:pStyle w:val="ListParagraph"/>
+        <w:numPr>
+          <w:ilvl w:val="4"/>
+          <w:numId w:val="1"/>
+        </w:numPr>
+        <w:spacing w:line="360" w:lineRule="auto"/>
+        <w:rPr>
+          <w:rFonts w:ascii="Arial" w:hAnsi="Arial" w:cs="Arial"/>
+        </w:rPr>
+      </w:pPr>
+      <w:r>
+        <w:rPr>
+          <w:rFonts w:ascii="Arial" w:hAnsi="Arial" w:cs="Arial"/>
+        </w:rPr>
+        <w:t>If it has more than 3 dots</w:t>
       </w:r>
     </w:p>
     <w:p>
@@ -11870,7 +13367,97 @@
         <w:rPr>
           <w:rFonts w:ascii="Arial" w:hAnsi="Arial" w:cs="Arial"/>
         </w:rPr>
-        <w:t>XP Amount:</w:t>
+        <w:t>TLS certification validation:</w:t>
+      </w:r>
+    </w:p>
+    <w:p>
+      <w:pPr>
+        <w:pStyle w:val="ListParagraph"/>
+        <w:numPr>
+          <w:ilvl w:val="3"/>
+          <w:numId w:val="1"/>
+        </w:numPr>
+        <w:spacing w:line="360" w:lineRule="auto"/>
+        <w:rPr>
+          <w:rFonts w:ascii="Arial" w:hAnsi="Arial" w:cs="Arial"/>
+        </w:rPr>
+      </w:pPr>
+      <w:r>
+        <w:rPr>
+          <w:rFonts w:ascii="Arial" w:hAnsi="Arial" w:cs="Arial"/>
+        </w:rPr>
+        <w:t>Checks to make sure the site has a valid TLS certificate with a built-in electron function</w:t>
+      </w:r>
+    </w:p>
+    <w:p>
+      <w:pPr>
+        <w:pStyle w:val="ListParagraph"/>
+        <w:numPr>
+          <w:ilvl w:val="3"/>
+          <w:numId w:val="1"/>
+        </w:numPr>
+        <w:spacing w:line="360" w:lineRule="auto"/>
+        <w:rPr>
+          <w:rFonts w:ascii="Arial" w:hAnsi="Arial" w:cs="Arial"/>
+        </w:rPr>
+      </w:pPr>
+      <w:r>
+        <w:rPr>
+          <w:rFonts w:ascii="Arial" w:hAnsi="Arial" w:cs="Arial"/>
+        </w:rPr>
+        <w:t>Instant block to the site if it does not have a valid certificate</w:t>
+      </w:r>
+    </w:p>
+    <w:p>
+      <w:pPr>
+        <w:pStyle w:val="ListParagraph"/>
+        <w:numPr>
+          <w:ilvl w:val="2"/>
+          <w:numId w:val="1"/>
+        </w:numPr>
+        <w:spacing w:line="360" w:lineRule="auto"/>
+        <w:rPr>
+          <w:rFonts w:ascii="Arial" w:hAnsi="Arial" w:cs="Arial"/>
+        </w:rPr>
+      </w:pPr>
+      <w:r>
+        <w:rPr>
+          <w:rFonts w:ascii="Arial" w:hAnsi="Arial" w:cs="Arial"/>
+        </w:rPr>
+        <w:t>Domain age checks:</w:t>
+      </w:r>
+    </w:p>
+    <w:p>
+      <w:pPr>
+        <w:pStyle w:val="ListParagraph"/>
+        <w:numPr>
+          <w:ilvl w:val="3"/>
+          <w:numId w:val="1"/>
+        </w:numPr>
+        <w:spacing w:line="360" w:lineRule="auto"/>
+        <w:rPr>
+          <w:rFonts w:ascii="Arial" w:hAnsi="Arial" w:cs="Arial"/>
+        </w:rPr>
+      </w:pPr>
+      <w:r>
+        <w:rPr>
+          <w:rFonts w:ascii="Arial" w:hAnsi="Arial" w:cs="Arial"/>
+        </w:rPr>
+        <w:t xml:space="preserve">Runs the domain name through a </w:t>
+      </w:r>
+      <w:proofErr w:type="spellStart"/>
+      <w:r>
+        <w:rPr>
+          <w:rFonts w:ascii="Arial" w:hAnsi="Arial" w:cs="Arial"/>
+        </w:rPr>
+        <w:t>WhoIs</w:t>
+      </w:r>
+      <w:proofErr w:type="spellEnd"/>
+      <w:r>
+        <w:rPr>
+          <w:rFonts w:ascii="Arial" w:hAnsi="Arial" w:cs="Arial"/>
+        </w:rPr>
+        <w:t xml:space="preserve"> search and adds to the risk score if the age of the domain is relatively new:</w:t>
       </w:r>
     </w:p>
     <w:p>
@@ -11885,6 +13472,69 @@
           <w:rFonts w:ascii="Arial" w:hAnsi="Arial" w:cs="Arial"/>
         </w:rPr>
       </w:pPr>
+      <w:r>
+        <w:rPr>
+          <w:rFonts w:ascii="Arial" w:hAnsi="Arial" w:cs="Arial"/>
+        </w:rPr>
+        <w:t>Less than 30 days</w:t>
+      </w:r>
+    </w:p>
+    <w:p>
+      <w:pPr>
+        <w:pStyle w:val="ListParagraph"/>
+        <w:numPr>
+          <w:ilvl w:val="4"/>
+          <w:numId w:val="1"/>
+        </w:numPr>
+        <w:spacing w:line="360" w:lineRule="auto"/>
+        <w:rPr>
+          <w:rFonts w:ascii="Arial" w:hAnsi="Arial" w:cs="Arial"/>
+        </w:rPr>
+      </w:pPr>
+      <w:r>
+        <w:rPr>
+          <w:rFonts w:ascii="Arial" w:hAnsi="Arial" w:cs="Arial"/>
+        </w:rPr>
+        <w:t>Between 30 and 90 days</w:t>
+      </w:r>
+    </w:p>
+    <w:p>
+      <w:pPr>
+        <w:pStyle w:val="ListParagraph"/>
+        <w:numPr>
+          <w:ilvl w:val="4"/>
+          <w:numId w:val="1"/>
+        </w:numPr>
+        <w:spacing w:line="360" w:lineRule="auto"/>
+        <w:rPr>
+          <w:rFonts w:ascii="Arial" w:hAnsi="Arial" w:cs="Arial"/>
+        </w:rPr>
+      </w:pPr>
+      <w:r>
+        <w:rPr>
+          <w:rFonts w:ascii="Arial" w:hAnsi="Arial" w:cs="Arial"/>
+        </w:rPr>
+        <w:t>Between 90 and 365 days</w:t>
+      </w:r>
+    </w:p>
+    <w:p>
+      <w:pPr>
+        <w:pStyle w:val="ListParagraph"/>
+        <w:numPr>
+          <w:ilvl w:val="4"/>
+          <w:numId w:val="1"/>
+        </w:numPr>
+        <w:spacing w:line="360" w:lineRule="auto"/>
+        <w:rPr>
+          <w:rFonts w:ascii="Arial" w:hAnsi="Arial" w:cs="Arial"/>
+        </w:rPr>
+      </w:pPr>
+      <w:r>
+        <w:rPr>
+          <w:rFonts w:ascii="Arial" w:hAnsi="Arial" w:cs="Arial"/>
+        </w:rPr>
+        <w:t>Over 365 days</w:t>
+      </w:r>
     </w:p>
     <w:p>
       <w:pPr>
@@ -11902,1503 +13552,7 @@
         <w:rPr>
           <w:rFonts w:ascii="Arial" w:hAnsi="Arial" w:cs="Arial"/>
         </w:rPr>
-        <w:t>XP History:</w:t>
-      </w:r>
-    </w:p>
-    <w:p>
-      <w:pPr>
-        <w:pStyle w:val="ListParagraph"/>
-        <w:numPr>
-          <w:ilvl w:val="4"/>
-          <w:numId w:val="1"/>
-        </w:numPr>
-        <w:spacing w:line="360" w:lineRule="auto"/>
-        <w:rPr>
-          <w:rFonts w:ascii="Arial" w:hAnsi="Arial" w:cs="Arial"/>
-        </w:rPr>
-      </w:pPr>
-    </w:p>
-    <w:p>
-      <w:pPr>
-        <w:pStyle w:val="ListParagraph"/>
-        <w:numPr>
-          <w:ilvl w:val="2"/>
-          <w:numId w:val="1"/>
-        </w:numPr>
-        <w:spacing w:line="360" w:lineRule="auto"/>
-        <w:rPr>
-          <w:rFonts w:ascii="Arial" w:hAnsi="Arial" w:cs="Arial"/>
-        </w:rPr>
-      </w:pPr>
-      <w:r>
-        <w:rPr>
-          <w:rFonts w:ascii="Arial" w:hAnsi="Arial" w:cs="Arial"/>
-        </w:rPr>
-        <w:t>Level:</w:t>
-      </w:r>
-    </w:p>
-    <w:p>
-      <w:pPr>
-        <w:pStyle w:val="ListParagraph"/>
-        <w:numPr>
-          <w:ilvl w:val="4"/>
-          <w:numId w:val="1"/>
-        </w:numPr>
-        <w:spacing w:line="360" w:lineRule="auto"/>
-        <w:rPr>
-          <w:rFonts w:ascii="Arial" w:hAnsi="Arial" w:cs="Arial"/>
-        </w:rPr>
-      </w:pPr>
-    </w:p>
-    <w:p>
-      <w:pPr>
-        <w:pStyle w:val="ListParagraph"/>
-        <w:numPr>
-          <w:ilvl w:val="2"/>
-          <w:numId w:val="1"/>
-        </w:numPr>
-        <w:spacing w:line="360" w:lineRule="auto"/>
-        <w:rPr>
-          <w:rFonts w:ascii="Arial" w:hAnsi="Arial" w:cs="Arial"/>
-        </w:rPr>
-      </w:pPr>
-      <w:r>
-        <w:rPr>
-          <w:rFonts w:ascii="Arial" w:hAnsi="Arial" w:cs="Arial"/>
-        </w:rPr>
-        <w:t>Safe Day Streak:</w:t>
-      </w:r>
-    </w:p>
-    <w:p>
-      <w:pPr>
-        <w:pStyle w:val="ListParagraph"/>
-        <w:numPr>
-          <w:ilvl w:val="4"/>
-          <w:numId w:val="1"/>
-        </w:numPr>
-        <w:spacing w:line="360" w:lineRule="auto"/>
-        <w:rPr>
-          <w:rFonts w:ascii="Arial" w:hAnsi="Arial" w:cs="Arial"/>
-        </w:rPr>
-      </w:pPr>
-    </w:p>
-    <w:p>
-      <w:pPr>
-        <w:pStyle w:val="ListParagraph"/>
-        <w:numPr>
-          <w:ilvl w:val="2"/>
-          <w:numId w:val="1"/>
-        </w:numPr>
-        <w:spacing w:line="360" w:lineRule="auto"/>
-        <w:rPr>
-          <w:rFonts w:ascii="Arial" w:hAnsi="Arial" w:cs="Arial"/>
-        </w:rPr>
-      </w:pPr>
-      <w:r>
-        <w:rPr>
-          <w:rFonts w:ascii="Arial" w:hAnsi="Arial" w:cs="Arial"/>
-        </w:rPr>
-        <w:t>Sites Blocked:</w:t>
-      </w:r>
-    </w:p>
-    <w:p>
-      <w:pPr>
-        <w:pStyle w:val="ListParagraph"/>
-        <w:numPr>
-          <w:ilvl w:val="4"/>
-          <w:numId w:val="1"/>
-        </w:numPr>
-        <w:spacing w:line="360" w:lineRule="auto"/>
-        <w:rPr>
-          <w:rFonts w:ascii="Arial" w:hAnsi="Arial" w:cs="Arial"/>
-        </w:rPr>
-      </w:pPr>
-    </w:p>
-    <w:p>
-      <w:pPr>
-        <w:pStyle w:val="ListParagraph"/>
-        <w:numPr>
-          <w:ilvl w:val="2"/>
-          <w:numId w:val="1"/>
-        </w:numPr>
-        <w:spacing w:line="360" w:lineRule="auto"/>
-        <w:rPr>
-          <w:rFonts w:ascii="Arial" w:hAnsi="Arial" w:cs="Arial"/>
-        </w:rPr>
-      </w:pPr>
-      <w:r>
-        <w:rPr>
-          <w:rFonts w:ascii="Arial" w:hAnsi="Arial" w:cs="Arial"/>
-        </w:rPr>
-        <w:t>Downloads Blocked:</w:t>
-      </w:r>
-    </w:p>
-    <w:p>
-      <w:pPr>
-        <w:pStyle w:val="ListParagraph"/>
-        <w:numPr>
-          <w:ilvl w:val="4"/>
-          <w:numId w:val="1"/>
-        </w:numPr>
-        <w:spacing w:line="360" w:lineRule="auto"/>
-        <w:rPr>
-          <w:rFonts w:ascii="Arial" w:hAnsi="Arial" w:cs="Arial"/>
-        </w:rPr>
-      </w:pPr>
-    </w:p>
-    <w:p>
-      <w:pPr>
-        <w:pStyle w:val="ListParagraph"/>
-        <w:numPr>
-          <w:ilvl w:val="2"/>
-          <w:numId w:val="1"/>
-        </w:numPr>
-        <w:spacing w:line="360" w:lineRule="auto"/>
-        <w:rPr>
-          <w:rFonts w:ascii="Arial" w:hAnsi="Arial" w:cs="Arial"/>
-        </w:rPr>
-      </w:pPr>
-      <w:r>
-        <w:rPr>
-          <w:rFonts w:ascii="Arial" w:hAnsi="Arial" w:cs="Arial"/>
-        </w:rPr>
-        <w:t>Warnings Ignored:</w:t>
-      </w:r>
-    </w:p>
-    <w:p>
-      <w:pPr>
-        <w:pStyle w:val="ListParagraph"/>
-        <w:numPr>
-          <w:ilvl w:val="4"/>
-          <w:numId w:val="1"/>
-        </w:numPr>
-        <w:spacing w:line="360" w:lineRule="auto"/>
-        <w:rPr>
-          <w:rFonts w:ascii="Arial" w:hAnsi="Arial" w:cs="Arial"/>
-        </w:rPr>
-      </w:pPr>
-    </w:p>
-    <w:p>
-      <w:pPr>
-        <w:pStyle w:val="ListParagraph"/>
-        <w:numPr>
-          <w:ilvl w:val="2"/>
-          <w:numId w:val="1"/>
-        </w:numPr>
-        <w:spacing w:line="360" w:lineRule="auto"/>
-        <w:rPr>
-          <w:rFonts w:ascii="Arial" w:hAnsi="Arial" w:cs="Arial"/>
-        </w:rPr>
-      </w:pPr>
-      <w:r>
-        <w:rPr>
-          <w:rFonts w:ascii="Arial" w:hAnsi="Arial" w:cs="Arial"/>
-        </w:rPr>
-        <w:t>Cookies Deleted:</w:t>
-      </w:r>
-    </w:p>
-    <w:p>
-      <w:pPr>
-        <w:pStyle w:val="ListParagraph"/>
-        <w:numPr>
-          <w:ilvl w:val="4"/>
-          <w:numId w:val="1"/>
-        </w:numPr>
-        <w:spacing w:line="360" w:lineRule="auto"/>
-        <w:rPr>
-          <w:rFonts w:ascii="Arial" w:hAnsi="Arial" w:cs="Arial"/>
-        </w:rPr>
-      </w:pPr>
-    </w:p>
-    <w:p>
-      <w:pPr>
-        <w:pStyle w:val="ListParagraph"/>
-        <w:numPr>
-          <w:ilvl w:val="2"/>
-          <w:numId w:val="1"/>
-        </w:numPr>
-        <w:spacing w:line="360" w:lineRule="auto"/>
-        <w:rPr>
-          <w:rFonts w:ascii="Arial" w:hAnsi="Arial" w:cs="Arial"/>
-        </w:rPr>
-      </w:pPr>
-      <w:r>
-        <w:rPr>
-          <w:rFonts w:ascii="Arial" w:hAnsi="Arial" w:cs="Arial"/>
-        </w:rPr>
-        <w:t>Appearance:</w:t>
-      </w:r>
-    </w:p>
-    <w:p>
-      <w:pPr>
-        <w:pStyle w:val="ListParagraph"/>
-        <w:numPr>
-          <w:ilvl w:val="4"/>
-          <w:numId w:val="1"/>
-        </w:numPr>
-        <w:spacing w:line="360" w:lineRule="auto"/>
-        <w:rPr>
-          <w:rFonts w:ascii="Arial" w:hAnsi="Arial" w:cs="Arial"/>
-        </w:rPr>
-      </w:pPr>
-    </w:p>
-    <w:p>
-      <w:pPr>
-        <w:pStyle w:val="ListParagraph"/>
-        <w:numPr>
-          <w:ilvl w:val="2"/>
-          <w:numId w:val="1"/>
-        </w:numPr>
-        <w:spacing w:line="360" w:lineRule="auto"/>
-        <w:rPr>
-          <w:rFonts w:ascii="Arial" w:hAnsi="Arial" w:cs="Arial"/>
-        </w:rPr>
-      </w:pPr>
-      <w:r>
-        <w:rPr>
-          <w:rFonts w:ascii="Arial" w:hAnsi="Arial" w:cs="Arial"/>
-        </w:rPr>
-        <w:t xml:space="preserve">Search History: </w:t>
-      </w:r>
-    </w:p>
-    <w:p>
-      <w:pPr>
-        <w:pStyle w:val="ListParagraph"/>
-        <w:numPr>
-          <w:ilvl w:val="4"/>
-          <w:numId w:val="1"/>
-        </w:numPr>
-        <w:spacing w:line="360" w:lineRule="auto"/>
-        <w:rPr>
-          <w:rFonts w:ascii="Arial" w:hAnsi="Arial" w:cs="Arial"/>
-        </w:rPr>
-      </w:pPr>
-      <w:r>
-        <w:rPr>
-          <w:rFonts w:ascii="Arial" w:hAnsi="Arial" w:cs="Arial"/>
-        </w:rPr>
-        <w:t>Enabled</w:t>
-      </w:r>
-    </w:p>
-    <w:p>
-      <w:pPr>
-        <w:pStyle w:val="ListParagraph"/>
-        <w:numPr>
-          <w:ilvl w:val="4"/>
-          <w:numId w:val="1"/>
-        </w:numPr>
-        <w:spacing w:line="360" w:lineRule="auto"/>
-        <w:rPr>
-          <w:rFonts w:ascii="Arial" w:hAnsi="Arial" w:cs="Arial"/>
-        </w:rPr>
-      </w:pPr>
-      <w:r>
-        <w:rPr>
-          <w:rFonts w:ascii="Arial" w:hAnsi="Arial" w:cs="Arial"/>
-        </w:rPr>
-        <w:t>Disabled</w:t>
-      </w:r>
-    </w:p>
-    <w:p>
-      <w:pPr>
-        <w:pStyle w:val="ListParagraph"/>
-        <w:numPr>
-          <w:ilvl w:val="4"/>
-          <w:numId w:val="1"/>
-        </w:numPr>
-        <w:spacing w:line="360" w:lineRule="auto"/>
-        <w:rPr>
-          <w:rFonts w:ascii="Arial" w:hAnsi="Arial" w:cs="Arial"/>
-        </w:rPr>
-      </w:pPr>
-    </w:p>
-    <w:p>
-      <w:pPr>
-        <w:pStyle w:val="ListParagraph"/>
-        <w:numPr>
-          <w:ilvl w:val="2"/>
-          <w:numId w:val="1"/>
-        </w:numPr>
-        <w:spacing w:line="360" w:lineRule="auto"/>
-        <w:rPr>
-          <w:rFonts w:ascii="Arial" w:hAnsi="Arial" w:cs="Arial"/>
-        </w:rPr>
-      </w:pPr>
-      <w:r>
-        <w:rPr>
-          <w:rFonts w:ascii="Arial" w:hAnsi="Arial" w:cs="Arial"/>
-        </w:rPr>
-        <w:t>Cookies:</w:t>
-      </w:r>
-    </w:p>
-    <w:p>
-      <w:pPr>
-        <w:pStyle w:val="ListParagraph"/>
-        <w:numPr>
-          <w:ilvl w:val="4"/>
-          <w:numId w:val="1"/>
-        </w:numPr>
-        <w:spacing w:line="360" w:lineRule="auto"/>
-        <w:rPr>
-          <w:rFonts w:ascii="Arial" w:hAnsi="Arial" w:cs="Arial"/>
-        </w:rPr>
-      </w:pPr>
-      <w:r>
-        <w:rPr>
-          <w:rFonts w:ascii="Arial" w:hAnsi="Arial" w:cs="Arial"/>
-        </w:rPr>
-        <w:t>Cleared</w:t>
-      </w:r>
-    </w:p>
-    <w:p>
-      <w:pPr>
-        <w:pStyle w:val="ListParagraph"/>
-        <w:numPr>
-          <w:ilvl w:val="4"/>
-          <w:numId w:val="1"/>
-        </w:numPr>
-        <w:spacing w:line="360" w:lineRule="auto"/>
-        <w:rPr>
-          <w:rFonts w:ascii="Arial" w:hAnsi="Arial" w:cs="Arial"/>
-        </w:rPr>
-      </w:pPr>
-      <w:r>
-        <w:rPr>
-          <w:rFonts w:ascii="Arial" w:hAnsi="Arial" w:cs="Arial"/>
-        </w:rPr>
-        <w:t>Not Cleared</w:t>
-      </w:r>
-    </w:p>
-    <w:p>
-      <w:pPr>
-        <w:pStyle w:val="ListParagraph"/>
-        <w:numPr>
-          <w:ilvl w:val="4"/>
-          <w:numId w:val="1"/>
-        </w:numPr>
-        <w:spacing w:line="360" w:lineRule="auto"/>
-        <w:rPr>
-          <w:rFonts w:ascii="Arial" w:hAnsi="Arial" w:cs="Arial"/>
-        </w:rPr>
-      </w:pPr>
-    </w:p>
-    <w:p>
-      <w:pPr>
-        <w:pStyle w:val="ListParagraph"/>
-        <w:numPr>
-          <w:ilvl w:val="2"/>
-          <w:numId w:val="1"/>
-        </w:numPr>
-        <w:spacing w:line="360" w:lineRule="auto"/>
-        <w:rPr>
-          <w:rFonts w:ascii="Arial" w:hAnsi="Arial" w:cs="Arial"/>
-        </w:rPr>
-      </w:pPr>
-      <w:r>
-        <w:rPr>
-          <w:rFonts w:ascii="Arial" w:hAnsi="Arial" w:cs="Arial"/>
-        </w:rPr>
-        <w:t>Quiz Information:</w:t>
-      </w:r>
-    </w:p>
-    <w:p>
-      <w:pPr>
-        <w:pStyle w:val="ListParagraph"/>
-        <w:numPr>
-          <w:ilvl w:val="4"/>
-          <w:numId w:val="1"/>
-        </w:numPr>
-        <w:spacing w:line="360" w:lineRule="auto"/>
-        <w:rPr>
-          <w:rFonts w:ascii="Arial" w:hAnsi="Arial" w:cs="Arial"/>
-        </w:rPr>
-      </w:pPr>
-      <w:r>
-        <w:rPr>
-          <w:rFonts w:ascii="Arial" w:hAnsi="Arial" w:cs="Arial"/>
-        </w:rPr>
-        <w:t xml:space="preserve">Questions </w:t>
-      </w:r>
-    </w:p>
-    <w:p>
-      <w:pPr>
-        <w:pStyle w:val="ListParagraph"/>
-        <w:numPr>
-          <w:ilvl w:val="4"/>
-          <w:numId w:val="1"/>
-        </w:numPr>
-        <w:spacing w:line="360" w:lineRule="auto"/>
-        <w:rPr>
-          <w:rFonts w:ascii="Arial" w:hAnsi="Arial" w:cs="Arial"/>
-        </w:rPr>
-      </w:pPr>
-      <w:r>
-        <w:rPr>
-          <w:rFonts w:ascii="Arial" w:hAnsi="Arial" w:cs="Arial"/>
-        </w:rPr>
-        <w:t>Answers</w:t>
-      </w:r>
-    </w:p>
-    <w:p>
-      <w:pPr>
-        <w:pStyle w:val="ListParagraph"/>
-        <w:numPr>
-          <w:ilvl w:val="4"/>
-          <w:numId w:val="1"/>
-        </w:numPr>
-        <w:spacing w:line="360" w:lineRule="auto"/>
-        <w:rPr>
-          <w:rFonts w:ascii="Arial" w:hAnsi="Arial" w:cs="Arial"/>
-        </w:rPr>
-      </w:pPr>
-    </w:p>
-    <w:p>
-      <w:pPr>
-        <w:pStyle w:val="ListParagraph"/>
-        <w:numPr>
-          <w:ilvl w:val="2"/>
-          <w:numId w:val="1"/>
-        </w:numPr>
-        <w:spacing w:line="360" w:lineRule="auto"/>
-        <w:rPr>
-          <w:rFonts w:ascii="Arial" w:hAnsi="Arial" w:cs="Arial"/>
-        </w:rPr>
-      </w:pPr>
-      <w:r>
-        <w:rPr>
-          <w:rFonts w:ascii="Arial" w:hAnsi="Arial" w:cs="Arial"/>
-        </w:rPr>
-        <w:t>Parental Control PIN:</w:t>
-      </w:r>
-    </w:p>
-    <w:p>
-      <w:pPr>
-        <w:pStyle w:val="ListParagraph"/>
-        <w:numPr>
-          <w:ilvl w:val="4"/>
-          <w:numId w:val="1"/>
-        </w:numPr>
-        <w:spacing w:line="360" w:lineRule="auto"/>
-        <w:rPr>
-          <w:rFonts w:ascii="Arial" w:hAnsi="Arial" w:cs="Arial"/>
-        </w:rPr>
-      </w:pPr>
-    </w:p>
-    <w:p>
-      <w:pPr>
-        <w:pStyle w:val="ListParagraph"/>
-        <w:numPr>
-          <w:ilvl w:val="2"/>
-          <w:numId w:val="1"/>
-        </w:numPr>
-        <w:spacing w:line="360" w:lineRule="auto"/>
-        <w:rPr>
-          <w:rFonts w:ascii="Arial" w:hAnsi="Arial" w:cs="Arial"/>
-        </w:rPr>
-      </w:pPr>
-      <w:r>
-        <w:rPr>
-          <w:rFonts w:ascii="Arial" w:hAnsi="Arial" w:cs="Arial"/>
-        </w:rPr>
-        <w:t>Challenges</w:t>
-      </w:r>
-      <w:bookmarkEnd w:id="55"/>
-      <w:r>
-        <w:rPr>
-          <w:rFonts w:ascii="Arial" w:hAnsi="Arial" w:cs="Arial"/>
-        </w:rPr>
-        <w:t>:</w:t>
-      </w:r>
-    </w:p>
-    <w:p>
-      <w:pPr>
-        <w:pStyle w:val="ListParagraph"/>
-        <w:numPr>
-          <w:ilvl w:val="4"/>
-          <w:numId w:val="1"/>
-        </w:numPr>
-        <w:spacing w:line="360" w:lineRule="auto"/>
-        <w:rPr>
-          <w:rFonts w:ascii="Arial" w:hAnsi="Arial" w:cs="Arial"/>
-        </w:rPr>
-      </w:pPr>
-    </w:p>
-    <w:p>
-      <w:pPr>
-        <w:pStyle w:val="ListParagraph"/>
-        <w:numPr>
-          <w:ilvl w:val="2"/>
-          <w:numId w:val="1"/>
-        </w:numPr>
-        <w:spacing w:line="360" w:lineRule="auto"/>
-        <w:rPr>
-          <w:rFonts w:ascii="Arial" w:hAnsi="Arial" w:cs="Arial"/>
-        </w:rPr>
-      </w:pPr>
-      <w:r>
-        <w:rPr>
-          <w:rFonts w:ascii="Arial" w:hAnsi="Arial" w:cs="Arial"/>
-        </w:rPr>
-        <w:t>Timestamps:</w:t>
-      </w:r>
-    </w:p>
-    <w:p>
-      <w:pPr>
-        <w:pStyle w:val="ListParagraph"/>
-        <w:numPr>
-          <w:ilvl w:val="4"/>
-          <w:numId w:val="1"/>
-        </w:numPr>
-        <w:spacing w:line="360" w:lineRule="auto"/>
-        <w:rPr>
-          <w:rFonts w:ascii="Arial" w:hAnsi="Arial" w:cs="Arial"/>
-        </w:rPr>
-      </w:pPr>
-      <w:r>
-        <w:rPr>
-          <w:rFonts w:ascii="Arial" w:hAnsi="Arial" w:cs="Arial"/>
-        </w:rPr>
-        <w:t>Creation Date</w:t>
-      </w:r>
-    </w:p>
-    <w:p>
-      <w:pPr>
-        <w:pStyle w:val="ListParagraph"/>
-        <w:numPr>
-          <w:ilvl w:val="4"/>
-          <w:numId w:val="1"/>
-        </w:numPr>
-        <w:spacing w:line="360" w:lineRule="auto"/>
-        <w:rPr>
-          <w:rFonts w:ascii="Arial" w:hAnsi="Arial" w:cs="Arial"/>
-        </w:rPr>
-      </w:pPr>
-      <w:r>
-        <w:rPr>
-          <w:rFonts w:ascii="Arial" w:hAnsi="Arial" w:cs="Arial"/>
-        </w:rPr>
-        <w:t>Last Login</w:t>
-      </w:r>
-    </w:p>
-    <w:p>
-      <w:pPr>
-        <w:pStyle w:val="ListParagraph"/>
-        <w:numPr>
-          <w:ilvl w:val="4"/>
-          <w:numId w:val="1"/>
-        </w:numPr>
-        <w:spacing w:line="360" w:lineRule="auto"/>
-        <w:rPr>
-          <w:rFonts w:ascii="Arial" w:hAnsi="Arial" w:cs="Arial"/>
-        </w:rPr>
-      </w:pPr>
-    </w:p>
-    <w:p>
-      <w:pPr>
-        <w:spacing w:line="360" w:lineRule="auto"/>
-        <w:rPr>
-          <w:rFonts w:ascii="Arial" w:hAnsi="Arial" w:cs="Arial"/>
-        </w:rPr>
-      </w:pPr>
-    </w:p>
-    <w:p>
-      <w:pPr>
-        <w:spacing w:line="360" w:lineRule="auto"/>
-        <w:rPr>
-          <w:rFonts w:ascii="Arial" w:hAnsi="Arial" w:cs="Arial"/>
-        </w:rPr>
-      </w:pPr>
-      <w:r>
-        <w:rPr>
-          <w:rFonts w:ascii="Arial" w:hAnsi="Arial" w:cs="Arial"/>
-        </w:rPr>
-        <w:t>Certain additions were made to the database throughout creation as more details were needed to be stored and more settings were added to create a more customisable feel. These additional settings include:</w:t>
-      </w:r>
-    </w:p>
-    <w:p>
-      <w:pPr>
-        <w:pStyle w:val="ListParagraph"/>
-        <w:numPr>
-          <w:ilvl w:val="2"/>
-          <w:numId w:val="1"/>
-        </w:numPr>
-        <w:spacing w:line="360" w:lineRule="auto"/>
-        <w:rPr>
-          <w:rFonts w:ascii="Arial" w:hAnsi="Arial" w:cs="Arial"/>
-        </w:rPr>
-      </w:pPr>
-      <w:r>
-        <w:rPr>
-          <w:rFonts w:ascii="Arial" w:hAnsi="Arial" w:cs="Arial"/>
-        </w:rPr>
-        <w:t>Protection Level:</w:t>
-      </w:r>
-    </w:p>
-    <w:p>
-      <w:pPr>
-        <w:pStyle w:val="ListParagraph"/>
-        <w:numPr>
-          <w:ilvl w:val="4"/>
-          <w:numId w:val="1"/>
-        </w:numPr>
-        <w:spacing w:line="360" w:lineRule="auto"/>
-        <w:rPr>
-          <w:rFonts w:ascii="Arial" w:hAnsi="Arial" w:cs="Arial"/>
-        </w:rPr>
-      </w:pPr>
-    </w:p>
-    <w:p>
-      <w:pPr>
-        <w:pStyle w:val="ListParagraph"/>
-        <w:numPr>
-          <w:ilvl w:val="2"/>
-          <w:numId w:val="1"/>
-        </w:numPr>
-        <w:spacing w:line="360" w:lineRule="auto"/>
-        <w:rPr>
-          <w:rFonts w:ascii="Arial" w:hAnsi="Arial" w:cs="Arial"/>
-        </w:rPr>
-      </w:pPr>
-      <w:r>
-        <w:rPr>
-          <w:rFonts w:ascii="Arial" w:hAnsi="Arial" w:cs="Arial"/>
-        </w:rPr>
-        <w:t>Download Blocking Level:</w:t>
-      </w:r>
-    </w:p>
-    <w:p>
-      <w:pPr>
-        <w:pStyle w:val="ListParagraph"/>
-        <w:numPr>
-          <w:ilvl w:val="4"/>
-          <w:numId w:val="1"/>
-        </w:numPr>
-        <w:spacing w:line="360" w:lineRule="auto"/>
-        <w:rPr>
-          <w:rFonts w:ascii="Arial" w:hAnsi="Arial" w:cs="Arial"/>
-        </w:rPr>
-      </w:pPr>
-    </w:p>
-    <w:p>
-      <w:pPr>
-        <w:pStyle w:val="ListParagraph"/>
-        <w:numPr>
-          <w:ilvl w:val="2"/>
-          <w:numId w:val="1"/>
-        </w:numPr>
-        <w:spacing w:line="360" w:lineRule="auto"/>
-        <w:rPr>
-          <w:rFonts w:ascii="Arial" w:hAnsi="Arial" w:cs="Arial"/>
-        </w:rPr>
-      </w:pPr>
-      <w:r>
-        <w:rPr>
-          <w:rFonts w:ascii="Arial" w:hAnsi="Arial" w:cs="Arial"/>
-        </w:rPr>
-        <w:t>Start Page:</w:t>
-      </w:r>
-    </w:p>
-    <w:p>
-      <w:pPr>
-        <w:pStyle w:val="ListParagraph"/>
-        <w:numPr>
-          <w:ilvl w:val="4"/>
-          <w:numId w:val="1"/>
-        </w:numPr>
-        <w:spacing w:line="360" w:lineRule="auto"/>
-        <w:rPr>
-          <w:rFonts w:ascii="Arial" w:hAnsi="Arial" w:cs="Arial"/>
-        </w:rPr>
-      </w:pPr>
-    </w:p>
-    <w:p>
-      <w:pPr>
-        <w:spacing w:line="360" w:lineRule="auto"/>
-        <w:rPr>
-          <w:rFonts w:ascii="Arial" w:hAnsi="Arial" w:cs="Arial"/>
-        </w:rPr>
-      </w:pPr>
-    </w:p>
-    <w:p>
-      <w:pPr>
-        <w:spacing w:line="360" w:lineRule="auto"/>
-        <w:rPr>
-          <w:rFonts w:ascii="Arial" w:hAnsi="Arial" w:cs="Arial"/>
-        </w:rPr>
-      </w:pPr>
-    </w:p>
-    <w:p>
-      <w:pPr>
-        <w:pStyle w:val="Heading3"/>
-        <w:spacing w:line="360" w:lineRule="auto"/>
-        <w:rPr>
-          <w:rFonts w:ascii="Arial" w:hAnsi="Arial" w:cs="Arial"/>
-          <w:b/>
-          <w:bCs/>
-          <w:i/>
-          <w:iCs/>
-          <w:sz w:val="24"/>
-          <w:szCs w:val="24"/>
-        </w:rPr>
-      </w:pPr>
-      <w:bookmarkStart w:id="56" w:name="_Toc227524708"/>
-      <w:r>
-        <w:rPr>
-          <w:rFonts w:ascii="Arial" w:hAnsi="Arial" w:cs="Arial"/>
-          <w:b/>
-          <w:bCs/>
-          <w:i/>
-          <w:iCs/>
-          <w:sz w:val="24"/>
-          <w:szCs w:val="24"/>
-          <w:highlight w:val="green"/>
-        </w:rPr>
-        <w:t>4</w:t>
-      </w:r>
-      <w:r>
-        <w:rPr>
-          <w:rFonts w:ascii="Arial" w:hAnsi="Arial" w:cs="Arial"/>
-          <w:b/>
-          <w:bCs/>
-          <w:i/>
-          <w:iCs/>
-          <w:sz w:val="24"/>
-          <w:szCs w:val="24"/>
-          <w:highlight w:val="green"/>
-        </w:rPr>
-        <w:t>.</w:t>
-      </w:r>
-      <w:r>
-        <w:rPr>
-          <w:rFonts w:ascii="Arial" w:hAnsi="Arial" w:cs="Arial"/>
-          <w:b/>
-          <w:bCs/>
-          <w:i/>
-          <w:iCs/>
-          <w:sz w:val="24"/>
-          <w:szCs w:val="24"/>
-          <w:highlight w:val="green"/>
-        </w:rPr>
-        <w:t>3</w:t>
-      </w:r>
-      <w:r>
-        <w:rPr>
-          <w:rFonts w:ascii="Arial" w:hAnsi="Arial" w:cs="Arial"/>
-          <w:b/>
-          <w:bCs/>
-          <w:i/>
-          <w:iCs/>
-          <w:sz w:val="24"/>
-          <w:szCs w:val="24"/>
-          <w:highlight w:val="green"/>
-        </w:rPr>
-        <w:t xml:space="preserve">.5 </w:t>
-      </w:r>
-      <w:r>
-        <w:rPr>
-          <w:rFonts w:ascii="Arial" w:hAnsi="Arial" w:cs="Arial"/>
-          <w:b/>
-          <w:bCs/>
-          <w:i/>
-          <w:iCs/>
-          <w:sz w:val="24"/>
-          <w:szCs w:val="24"/>
-          <w:highlight w:val="green"/>
-        </w:rPr>
-        <w:t>Devices</w:t>
-      </w:r>
-      <w:bookmarkEnd w:id="56"/>
-    </w:p>
-    <w:p>
-      <w:pPr>
-        <w:spacing w:line="360" w:lineRule="auto"/>
-        <w:rPr>
-          <w:rFonts w:ascii="Arial" w:hAnsi="Arial" w:cs="Arial"/>
-        </w:rPr>
-      </w:pPr>
-      <w:r>
-        <w:rPr>
-          <w:rFonts w:ascii="Arial" w:hAnsi="Arial" w:cs="Arial"/>
-        </w:rPr>
-        <w:t>Both a Windows desktop PC and a MacOS laptop were used throughout development of this project. This allowed for cross-platform development, and assurance that this project would work on multiple devices. No Linux devices were used due to not being accessible at any point in development.</w:t>
-      </w:r>
-    </w:p>
-    <w:p>
-      <w:pPr>
-        <w:spacing w:line="360" w:lineRule="auto"/>
-        <w:rPr>
-          <w:rFonts w:ascii="Arial" w:hAnsi="Arial" w:cs="Arial"/>
-        </w:rPr>
-      </w:pPr>
-    </w:p>
-    <w:p>
-      <w:pPr>
-        <w:pStyle w:val="Heading3"/>
-        <w:spacing w:line="360" w:lineRule="auto"/>
-        <w:rPr>
-          <w:rFonts w:ascii="Arial" w:hAnsi="Arial" w:cs="Arial"/>
-          <w:b/>
-          <w:bCs/>
-          <w:i/>
-          <w:iCs/>
-          <w:sz w:val="24"/>
-          <w:szCs w:val="24"/>
-        </w:rPr>
-      </w:pPr>
-      <w:bookmarkStart w:id="57" w:name="_Toc227524709"/>
-      <w:r>
-        <w:rPr>
-          <w:rFonts w:ascii="Arial" w:hAnsi="Arial" w:cs="Arial"/>
-          <w:b/>
-          <w:bCs/>
-          <w:i/>
-          <w:iCs/>
-          <w:sz w:val="24"/>
-          <w:szCs w:val="24"/>
-          <w:highlight w:val="green"/>
-        </w:rPr>
-        <w:t>4</w:t>
-      </w:r>
-      <w:r>
-        <w:rPr>
-          <w:rFonts w:ascii="Arial" w:hAnsi="Arial" w:cs="Arial"/>
-          <w:b/>
-          <w:bCs/>
-          <w:i/>
-          <w:iCs/>
-          <w:sz w:val="24"/>
-          <w:szCs w:val="24"/>
-          <w:highlight w:val="green"/>
-        </w:rPr>
-        <w:t>.</w:t>
-      </w:r>
-      <w:r>
-        <w:rPr>
-          <w:rFonts w:ascii="Arial" w:hAnsi="Arial" w:cs="Arial"/>
-          <w:b/>
-          <w:bCs/>
-          <w:i/>
-          <w:iCs/>
-          <w:sz w:val="24"/>
-          <w:szCs w:val="24"/>
-          <w:highlight w:val="green"/>
-        </w:rPr>
-        <w:t>3</w:t>
-      </w:r>
-      <w:r>
-        <w:rPr>
-          <w:rFonts w:ascii="Arial" w:hAnsi="Arial" w:cs="Arial"/>
-          <w:b/>
-          <w:bCs/>
-          <w:i/>
-          <w:iCs/>
-          <w:sz w:val="24"/>
-          <w:szCs w:val="24"/>
-          <w:highlight w:val="green"/>
-        </w:rPr>
-        <w:t>.6 HTML</w:t>
-      </w:r>
-      <w:r>
-        <w:rPr>
-          <w:rFonts w:ascii="Arial" w:hAnsi="Arial" w:cs="Arial"/>
-          <w:b/>
-          <w:bCs/>
-          <w:i/>
-          <w:iCs/>
-          <w:sz w:val="24"/>
-          <w:szCs w:val="24"/>
-          <w:highlight w:val="green"/>
-        </w:rPr>
-        <w:t xml:space="preserve"> and CSS</w:t>
-      </w:r>
-      <w:bookmarkEnd w:id="57"/>
-    </w:p>
-    <w:p>
-      <w:pPr>
-        <w:spacing w:line="360" w:lineRule="auto"/>
-        <w:rPr>
-          <w:rFonts w:ascii="Arial" w:hAnsi="Arial" w:cs="Arial"/>
-        </w:rPr>
-      </w:pPr>
-      <w:r>
-        <w:rPr>
-          <w:rFonts w:ascii="Arial" w:hAnsi="Arial" w:cs="Arial"/>
-        </w:rPr>
-        <w:t xml:space="preserve">HTML was used to create the browser-specific web pages, those being the home page, dashboard, settings menu, taskbar, and warning pages. </w:t>
-      </w:r>
-      <w:r>
-        <w:rPr>
-          <w:rFonts w:ascii="Arial" w:hAnsi="Arial" w:cs="Arial"/>
-        </w:rPr>
-        <w:t>CSS was</w:t>
-      </w:r>
-      <w:r>
-        <w:rPr>
-          <w:rFonts w:ascii="Arial" w:hAnsi="Arial" w:cs="Arial"/>
-        </w:rPr>
-        <w:t xml:space="preserve"> then</w:t>
-      </w:r>
-      <w:r>
-        <w:rPr>
-          <w:rFonts w:ascii="Arial" w:hAnsi="Arial" w:cs="Arial"/>
-        </w:rPr>
-        <w:t xml:space="preserve"> used to design and style the</w:t>
-      </w:r>
-      <w:r>
-        <w:rPr>
-          <w:rFonts w:ascii="Arial" w:hAnsi="Arial" w:cs="Arial"/>
-        </w:rPr>
-        <w:t>se</w:t>
-      </w:r>
-      <w:r>
-        <w:rPr>
-          <w:rFonts w:ascii="Arial" w:hAnsi="Arial" w:cs="Arial"/>
-        </w:rPr>
-        <w:t xml:space="preserve"> HTML</w:t>
-      </w:r>
-      <w:r>
-        <w:rPr>
-          <w:rFonts w:ascii="Arial" w:hAnsi="Arial" w:cs="Arial"/>
-        </w:rPr>
-        <w:t xml:space="preserve"> pages.</w:t>
-      </w:r>
-    </w:p>
-    <w:p>
-      <w:pPr>
-        <w:spacing w:line="360" w:lineRule="auto"/>
-        <w:rPr>
-          <w:rFonts w:ascii="Arial" w:hAnsi="Arial" w:cs="Arial"/>
-        </w:rPr>
-      </w:pPr>
-    </w:p>
-    <w:p>
-      <w:pPr>
-        <w:pStyle w:val="Heading3"/>
-        <w:spacing w:line="360" w:lineRule="auto"/>
-        <w:rPr>
-          <w:rFonts w:ascii="Arial" w:hAnsi="Arial" w:cs="Arial"/>
-          <w:b/>
-          <w:bCs/>
-          <w:i/>
-          <w:iCs/>
-          <w:sz w:val="24"/>
-          <w:szCs w:val="24"/>
-        </w:rPr>
-      </w:pPr>
-      <w:bookmarkStart w:id="58" w:name="_Toc227524710"/>
-      <w:r>
-        <w:rPr>
-          <w:rFonts w:ascii="Arial" w:hAnsi="Arial" w:cs="Arial"/>
-          <w:b/>
-          <w:bCs/>
-          <w:i/>
-          <w:iCs/>
-          <w:sz w:val="24"/>
-          <w:szCs w:val="24"/>
-        </w:rPr>
-        <w:t>4</w:t>
-      </w:r>
-      <w:r>
-        <w:rPr>
-          <w:rFonts w:ascii="Arial" w:hAnsi="Arial" w:cs="Arial"/>
-          <w:b/>
-          <w:bCs/>
-          <w:i/>
-          <w:iCs/>
-          <w:sz w:val="24"/>
-          <w:szCs w:val="24"/>
-        </w:rPr>
-        <w:t>.3.</w:t>
-      </w:r>
-      <w:r>
-        <w:rPr>
-          <w:rFonts w:ascii="Arial" w:hAnsi="Arial" w:cs="Arial"/>
-          <w:b/>
-          <w:bCs/>
-          <w:i/>
-          <w:iCs/>
-          <w:sz w:val="24"/>
-          <w:szCs w:val="24"/>
-        </w:rPr>
-        <w:t>7</w:t>
-      </w:r>
-      <w:r>
-        <w:rPr>
-          <w:rFonts w:ascii="Arial" w:hAnsi="Arial" w:cs="Arial"/>
-          <w:b/>
-          <w:bCs/>
-          <w:i/>
-          <w:iCs/>
-          <w:sz w:val="24"/>
-          <w:szCs w:val="24"/>
-        </w:rPr>
-        <w:t xml:space="preserve"> Risk Score Calculation</w:t>
-      </w:r>
-      <w:bookmarkEnd w:id="58"/>
-    </w:p>
-    <w:p>
-      <w:pPr>
-        <w:pStyle w:val="ListParagraph"/>
-        <w:numPr>
-          <w:ilvl w:val="0"/>
-          <w:numId w:val="1"/>
-        </w:numPr>
-        <w:spacing w:line="360" w:lineRule="auto"/>
-        <w:rPr>
-          <w:rFonts w:ascii="Arial" w:hAnsi="Arial" w:cs="Arial"/>
-        </w:rPr>
-      </w:pPr>
-      <w:r>
-        <w:rPr>
-          <w:rFonts w:ascii="Arial" w:hAnsi="Arial" w:cs="Arial"/>
-        </w:rPr>
-        <w:t>Uses multiple functions to determine the security of a website before the user loads it and either warns them if it is potentially risky, or blocks them if it is almost certainly risky</w:t>
-      </w:r>
-    </w:p>
-    <w:p>
-      <w:pPr>
-        <w:pStyle w:val="ListParagraph"/>
-        <w:numPr>
-          <w:ilvl w:val="0"/>
-          <w:numId w:val="1"/>
-        </w:numPr>
-        <w:spacing w:line="360" w:lineRule="auto"/>
-        <w:rPr>
-          <w:rFonts w:ascii="Arial" w:hAnsi="Arial" w:cs="Arial"/>
-        </w:rPr>
-      </w:pPr>
-      <w:r>
-        <w:rPr>
-          <w:rFonts w:ascii="Arial" w:hAnsi="Arial" w:cs="Arial"/>
-        </w:rPr>
-        <w:t>Features used to block sites are:</w:t>
-      </w:r>
-    </w:p>
-    <w:p>
-      <w:pPr>
-        <w:pStyle w:val="ListParagraph"/>
-        <w:numPr>
-          <w:ilvl w:val="2"/>
-          <w:numId w:val="1"/>
-        </w:numPr>
-        <w:spacing w:line="360" w:lineRule="auto"/>
-        <w:rPr>
-          <w:rFonts w:ascii="Arial" w:hAnsi="Arial" w:cs="Arial"/>
-        </w:rPr>
-      </w:pPr>
-      <w:r>
-        <w:rPr>
-          <w:rFonts w:ascii="Arial" w:hAnsi="Arial" w:cs="Arial"/>
-        </w:rPr>
-        <w:t>HTTP vs HTTPS:</w:t>
-      </w:r>
-    </w:p>
-    <w:p>
-      <w:pPr>
-        <w:pStyle w:val="ListParagraph"/>
-        <w:numPr>
-          <w:ilvl w:val="3"/>
-          <w:numId w:val="1"/>
-        </w:numPr>
-        <w:spacing w:line="360" w:lineRule="auto"/>
-        <w:rPr>
-          <w:rFonts w:ascii="Arial" w:hAnsi="Arial" w:cs="Arial"/>
-        </w:rPr>
-      </w:pPr>
-      <w:r>
-        <w:rPr>
-          <w:rFonts w:ascii="Arial" w:hAnsi="Arial" w:cs="Arial"/>
-        </w:rPr>
-        <w:t>Looks at the protocol being used and adds to risk score if using HTTP</w:t>
-      </w:r>
-    </w:p>
-    <w:p>
-      <w:pPr>
-        <w:pStyle w:val="ListParagraph"/>
-        <w:numPr>
-          <w:ilvl w:val="2"/>
-          <w:numId w:val="1"/>
-        </w:numPr>
-        <w:spacing w:line="360" w:lineRule="auto"/>
-        <w:rPr>
-          <w:rFonts w:ascii="Arial" w:hAnsi="Arial" w:cs="Arial"/>
-        </w:rPr>
-      </w:pPr>
-      <w:r>
-        <w:rPr>
-          <w:rFonts w:ascii="Arial" w:hAnsi="Arial" w:cs="Arial"/>
-        </w:rPr>
-        <w:t>Domain name checks:</w:t>
-      </w:r>
-    </w:p>
-    <w:p>
-      <w:pPr>
-        <w:pStyle w:val="ListParagraph"/>
-        <w:numPr>
-          <w:ilvl w:val="3"/>
-          <w:numId w:val="1"/>
-        </w:numPr>
-        <w:spacing w:line="360" w:lineRule="auto"/>
-        <w:rPr>
-          <w:rFonts w:ascii="Arial" w:hAnsi="Arial" w:cs="Arial"/>
-        </w:rPr>
-      </w:pPr>
-      <w:r>
-        <w:rPr>
-          <w:rFonts w:ascii="Arial" w:hAnsi="Arial" w:cs="Arial"/>
-        </w:rPr>
-        <w:t>Checks the formatting of the domain name and adds to risk score if it contains a variety of pre-determined risks such as:</w:t>
-      </w:r>
-    </w:p>
-    <w:p>
-      <w:pPr>
-        <w:pStyle w:val="ListParagraph"/>
-        <w:numPr>
-          <w:ilvl w:val="4"/>
-          <w:numId w:val="1"/>
-        </w:numPr>
-        <w:spacing w:line="360" w:lineRule="auto"/>
-        <w:rPr>
-          <w:rFonts w:ascii="Arial" w:hAnsi="Arial" w:cs="Arial"/>
-        </w:rPr>
-      </w:pPr>
-      <w:r>
-        <w:rPr>
-          <w:rFonts w:ascii="Arial" w:hAnsi="Arial" w:cs="Arial"/>
-        </w:rPr>
-        <w:t>Containing phishing words</w:t>
-      </w:r>
-    </w:p>
-    <w:p>
-      <w:pPr>
-        <w:pStyle w:val="ListParagraph"/>
-        <w:numPr>
-          <w:ilvl w:val="4"/>
-          <w:numId w:val="1"/>
-        </w:numPr>
-        <w:spacing w:line="360" w:lineRule="auto"/>
-        <w:rPr>
-          <w:rFonts w:ascii="Arial" w:hAnsi="Arial" w:cs="Arial"/>
-        </w:rPr>
-      </w:pPr>
-      <w:r>
-        <w:rPr>
-          <w:rFonts w:ascii="Arial" w:hAnsi="Arial" w:cs="Arial"/>
-        </w:rPr>
-        <w:t>Repeated hyphens</w:t>
-      </w:r>
-    </w:p>
-    <w:p>
-      <w:pPr>
-        <w:pStyle w:val="ListParagraph"/>
-        <w:numPr>
-          <w:ilvl w:val="4"/>
-          <w:numId w:val="1"/>
-        </w:numPr>
-        <w:spacing w:line="360" w:lineRule="auto"/>
-        <w:rPr>
-          <w:rFonts w:ascii="Arial" w:hAnsi="Arial" w:cs="Arial"/>
-        </w:rPr>
-      </w:pPr>
-      <w:r>
-        <w:rPr>
-          <w:rFonts w:ascii="Arial" w:hAnsi="Arial" w:cs="Arial"/>
-        </w:rPr>
-        <w:t>Long domain name</w:t>
-      </w:r>
-    </w:p>
-    <w:p>
-      <w:pPr>
-        <w:pStyle w:val="ListParagraph"/>
-        <w:numPr>
-          <w:ilvl w:val="4"/>
-          <w:numId w:val="1"/>
-        </w:numPr>
-        <w:spacing w:line="360" w:lineRule="auto"/>
-        <w:rPr>
-          <w:rFonts w:ascii="Arial" w:hAnsi="Arial" w:cs="Arial"/>
-        </w:rPr>
-      </w:pPr>
-      <w:r>
-        <w:rPr>
-          <w:rFonts w:ascii="Arial" w:hAnsi="Arial" w:cs="Arial"/>
-        </w:rPr>
-        <w:t>If it is an IP address rather than URL</w:t>
-      </w:r>
-    </w:p>
-    <w:p>
-      <w:pPr>
-        <w:pStyle w:val="ListParagraph"/>
-        <w:numPr>
-          <w:ilvl w:val="4"/>
-          <w:numId w:val="1"/>
-        </w:numPr>
-        <w:spacing w:line="360" w:lineRule="auto"/>
-        <w:rPr>
-          <w:rFonts w:ascii="Arial" w:hAnsi="Arial" w:cs="Arial"/>
-        </w:rPr>
-      </w:pPr>
-      <w:r>
-        <w:rPr>
-          <w:rFonts w:ascii="Arial" w:hAnsi="Arial" w:cs="Arial"/>
-        </w:rPr>
-        <w:t>If it contains ‘</w:t>
-      </w:r>
-      <w:proofErr w:type="spellStart"/>
-      <w:r>
-        <w:rPr>
-          <w:rFonts w:ascii="Arial" w:hAnsi="Arial" w:cs="Arial"/>
-        </w:rPr>
-        <w:t>xn</w:t>
-      </w:r>
-      <w:proofErr w:type="spellEnd"/>
-      <w:r>
-        <w:rPr>
-          <w:rFonts w:ascii="Arial" w:hAnsi="Arial" w:cs="Arial"/>
-        </w:rPr>
-        <w:t>--’ which indicates a homograph attack since browsers represent Unicode as that</w:t>
-      </w:r>
-    </w:p>
-    <w:p>
-      <w:pPr>
-        <w:pStyle w:val="ListParagraph"/>
-        <w:numPr>
-          <w:ilvl w:val="4"/>
-          <w:numId w:val="1"/>
-        </w:numPr>
-        <w:spacing w:line="360" w:lineRule="auto"/>
-        <w:rPr>
-          <w:rFonts w:ascii="Arial" w:hAnsi="Arial" w:cs="Arial"/>
-        </w:rPr>
-      </w:pPr>
-      <w:r>
-        <w:rPr>
-          <w:rFonts w:ascii="Arial" w:hAnsi="Arial" w:cs="Arial"/>
-        </w:rPr>
-        <w:t>If it contains ‘@’ symbol</w:t>
-      </w:r>
-    </w:p>
-    <w:p>
-      <w:pPr>
-        <w:pStyle w:val="ListParagraph"/>
-        <w:numPr>
-          <w:ilvl w:val="4"/>
-          <w:numId w:val="1"/>
-        </w:numPr>
-        <w:spacing w:line="360" w:lineRule="auto"/>
-        <w:rPr>
-          <w:rFonts w:ascii="Arial" w:hAnsi="Arial" w:cs="Arial"/>
-        </w:rPr>
-      </w:pPr>
-      <w:r>
-        <w:rPr>
-          <w:rFonts w:ascii="Arial" w:hAnsi="Arial" w:cs="Arial"/>
-        </w:rPr>
         <w:lastRenderedPageBreak/>
-        <w:t>If it has more than 3 dots</w:t>
-      </w:r>
-    </w:p>
-    <w:p>
-      <w:pPr>
-        <w:pStyle w:val="ListParagraph"/>
-        <w:numPr>
-          <w:ilvl w:val="2"/>
-          <w:numId w:val="1"/>
-        </w:numPr>
-        <w:spacing w:line="360" w:lineRule="auto"/>
-        <w:rPr>
-          <w:rFonts w:ascii="Arial" w:hAnsi="Arial" w:cs="Arial"/>
-        </w:rPr>
-      </w:pPr>
-      <w:r>
-        <w:rPr>
-          <w:rFonts w:ascii="Arial" w:hAnsi="Arial" w:cs="Arial"/>
-        </w:rPr>
-        <w:t>TLS certification validation:</w:t>
-      </w:r>
-    </w:p>
-    <w:p>
-      <w:pPr>
-        <w:pStyle w:val="ListParagraph"/>
-        <w:numPr>
-          <w:ilvl w:val="3"/>
-          <w:numId w:val="1"/>
-        </w:numPr>
-        <w:spacing w:line="360" w:lineRule="auto"/>
-        <w:rPr>
-          <w:rFonts w:ascii="Arial" w:hAnsi="Arial" w:cs="Arial"/>
-        </w:rPr>
-      </w:pPr>
-      <w:r>
-        <w:rPr>
-          <w:rFonts w:ascii="Arial" w:hAnsi="Arial" w:cs="Arial"/>
-        </w:rPr>
-        <w:t>Checks to make sure the site has a valid TLS certificate with a built-in electron function</w:t>
-      </w:r>
-    </w:p>
-    <w:p>
-      <w:pPr>
-        <w:pStyle w:val="ListParagraph"/>
-        <w:numPr>
-          <w:ilvl w:val="3"/>
-          <w:numId w:val="1"/>
-        </w:numPr>
-        <w:spacing w:line="360" w:lineRule="auto"/>
-        <w:rPr>
-          <w:rFonts w:ascii="Arial" w:hAnsi="Arial" w:cs="Arial"/>
-        </w:rPr>
-      </w:pPr>
-      <w:r>
-        <w:rPr>
-          <w:rFonts w:ascii="Arial" w:hAnsi="Arial" w:cs="Arial"/>
-        </w:rPr>
-        <w:t>Instant block to the site if it does not have a valid certificate</w:t>
-      </w:r>
-    </w:p>
-    <w:p>
-      <w:pPr>
-        <w:pStyle w:val="ListParagraph"/>
-        <w:numPr>
-          <w:ilvl w:val="2"/>
-          <w:numId w:val="1"/>
-        </w:numPr>
-        <w:spacing w:line="360" w:lineRule="auto"/>
-        <w:rPr>
-          <w:rFonts w:ascii="Arial" w:hAnsi="Arial" w:cs="Arial"/>
-        </w:rPr>
-      </w:pPr>
-      <w:r>
-        <w:rPr>
-          <w:rFonts w:ascii="Arial" w:hAnsi="Arial" w:cs="Arial"/>
-        </w:rPr>
-        <w:t>Domain age checks:</w:t>
-      </w:r>
-    </w:p>
-    <w:p>
-      <w:pPr>
-        <w:pStyle w:val="ListParagraph"/>
-        <w:numPr>
-          <w:ilvl w:val="3"/>
-          <w:numId w:val="1"/>
-        </w:numPr>
-        <w:spacing w:line="360" w:lineRule="auto"/>
-        <w:rPr>
-          <w:rFonts w:ascii="Arial" w:hAnsi="Arial" w:cs="Arial"/>
-        </w:rPr>
-      </w:pPr>
-      <w:r>
-        <w:rPr>
-          <w:rFonts w:ascii="Arial" w:hAnsi="Arial" w:cs="Arial"/>
-        </w:rPr>
-        <w:t xml:space="preserve">Runs the domain name through a </w:t>
-      </w:r>
-      <w:proofErr w:type="spellStart"/>
-      <w:r>
-        <w:rPr>
-          <w:rFonts w:ascii="Arial" w:hAnsi="Arial" w:cs="Arial"/>
-        </w:rPr>
-        <w:t>WhoIs</w:t>
-      </w:r>
-      <w:proofErr w:type="spellEnd"/>
-      <w:r>
-        <w:rPr>
-          <w:rFonts w:ascii="Arial" w:hAnsi="Arial" w:cs="Arial"/>
-        </w:rPr>
-        <w:t xml:space="preserve"> search and adds to the risk score if the age of the domain is relatively new:</w:t>
-      </w:r>
-    </w:p>
-    <w:p>
-      <w:pPr>
-        <w:pStyle w:val="ListParagraph"/>
-        <w:numPr>
-          <w:ilvl w:val="4"/>
-          <w:numId w:val="1"/>
-        </w:numPr>
-        <w:spacing w:line="360" w:lineRule="auto"/>
-        <w:rPr>
-          <w:rFonts w:ascii="Arial" w:hAnsi="Arial" w:cs="Arial"/>
-        </w:rPr>
-      </w:pPr>
-      <w:r>
-        <w:rPr>
-          <w:rFonts w:ascii="Arial" w:hAnsi="Arial" w:cs="Arial"/>
-        </w:rPr>
-        <w:t>Less than 30 days</w:t>
-      </w:r>
-    </w:p>
-    <w:p>
-      <w:pPr>
-        <w:pStyle w:val="ListParagraph"/>
-        <w:numPr>
-          <w:ilvl w:val="4"/>
-          <w:numId w:val="1"/>
-        </w:numPr>
-        <w:spacing w:line="360" w:lineRule="auto"/>
-        <w:rPr>
-          <w:rFonts w:ascii="Arial" w:hAnsi="Arial" w:cs="Arial"/>
-        </w:rPr>
-      </w:pPr>
-      <w:r>
-        <w:rPr>
-          <w:rFonts w:ascii="Arial" w:hAnsi="Arial" w:cs="Arial"/>
-        </w:rPr>
-        <w:t>Between 30 and 90 days</w:t>
-      </w:r>
-    </w:p>
-    <w:p>
-      <w:pPr>
-        <w:pStyle w:val="ListParagraph"/>
-        <w:numPr>
-          <w:ilvl w:val="4"/>
-          <w:numId w:val="1"/>
-        </w:numPr>
-        <w:spacing w:line="360" w:lineRule="auto"/>
-        <w:rPr>
-          <w:rFonts w:ascii="Arial" w:hAnsi="Arial" w:cs="Arial"/>
-        </w:rPr>
-      </w:pPr>
-      <w:r>
-        <w:rPr>
-          <w:rFonts w:ascii="Arial" w:hAnsi="Arial" w:cs="Arial"/>
-        </w:rPr>
-        <w:t>Between 90 and 365 days</w:t>
-      </w:r>
-    </w:p>
-    <w:p>
-      <w:pPr>
-        <w:pStyle w:val="ListParagraph"/>
-        <w:numPr>
-          <w:ilvl w:val="4"/>
-          <w:numId w:val="1"/>
-        </w:numPr>
-        <w:spacing w:line="360" w:lineRule="auto"/>
-        <w:rPr>
-          <w:rFonts w:ascii="Arial" w:hAnsi="Arial" w:cs="Arial"/>
-        </w:rPr>
-      </w:pPr>
-      <w:r>
-        <w:rPr>
-          <w:rFonts w:ascii="Arial" w:hAnsi="Arial" w:cs="Arial"/>
-        </w:rPr>
-        <w:t>Over 365 days</w:t>
-      </w:r>
-    </w:p>
-    <w:p>
-      <w:pPr>
-        <w:pStyle w:val="ListParagraph"/>
-        <w:numPr>
-          <w:ilvl w:val="2"/>
-          <w:numId w:val="1"/>
-        </w:numPr>
-        <w:spacing w:line="360" w:lineRule="auto"/>
-        <w:rPr>
-          <w:rFonts w:ascii="Arial" w:hAnsi="Arial" w:cs="Arial"/>
-        </w:rPr>
-      </w:pPr>
-      <w:r>
-        <w:rPr>
-          <w:rFonts w:ascii="Arial" w:hAnsi="Arial" w:cs="Arial"/>
-        </w:rPr>
         <w:t>Security header checks:</w:t>
       </w:r>
     </w:p>
@@ -13631,7 +13785,6 @@
         <w:rPr>
           <w:rFonts w:ascii="Arial" w:hAnsi="Arial" w:cs="Arial"/>
         </w:rPr>
-        <w:lastRenderedPageBreak/>
         <w:t xml:space="preserve">Opted to use Talisman over other </w:t>
       </w:r>
       <w:proofErr w:type="spellStart"/>
@@ -13778,6 +13931,7 @@
         <w:rPr>
           <w:rFonts w:ascii="Arial" w:hAnsi="Arial" w:cs="Arial"/>
         </w:rPr>
+        <w:lastRenderedPageBreak/>
         <w:t xml:space="preserve">Used the following source to identify which domains should be included in </w:t>
       </w:r>
       <w:proofErr w:type="spellStart"/>
@@ -13866,7 +14020,7 @@
           <w:szCs w:val="28"/>
         </w:rPr>
       </w:pPr>
-      <w:bookmarkStart w:id="59" w:name="_Toc227524711"/>
+      <w:bookmarkStart w:id="58" w:name="_Toc227600117"/>
       <w:r>
         <w:rPr>
           <w:rFonts w:ascii="Arial" w:hAnsi="Arial" w:cs="Arial"/>
@@ -13915,7 +14069,7 @@
         </w:rPr>
         <w:t xml:space="preserve"> Code Structure</w:t>
       </w:r>
-      <w:bookmarkEnd w:id="59"/>
+      <w:bookmarkEnd w:id="58"/>
     </w:p>
     <w:p>
       <w:pPr>
@@ -14056,7 +14210,6 @@
         <w:rPr>
           <w:rFonts w:ascii="Arial" w:hAnsi="Arial" w:cs="Arial"/>
         </w:rPr>
-        <w:lastRenderedPageBreak/>
         <w:t>COMP3000/Stronghold/</w:t>
       </w:r>
       <w:r>
@@ -14177,6 +14330,7 @@
         <w:rPr>
           <w:rFonts w:ascii="Arial" w:hAnsi="Arial" w:cs="Arial"/>
         </w:rPr>
+        <w:lastRenderedPageBreak/>
         <w:t>Mix of JavaScript, JSON, HTML and CSS</w:t>
       </w:r>
     </w:p>
@@ -14425,7 +14579,7 @@
           <w:szCs w:val="36"/>
         </w:rPr>
       </w:pPr>
-      <w:bookmarkStart w:id="60" w:name="_Toc227524712"/>
+      <w:bookmarkStart w:id="59" w:name="_Toc227600118"/>
       <w:r>
         <w:rPr>
           <w:rFonts w:ascii="Arial" w:hAnsi="Arial" w:cs="Arial"/>
@@ -14438,7 +14592,7 @@
         </w:rPr>
         <w:t>5 LSEP Considerations</w:t>
       </w:r>
-      <w:bookmarkEnd w:id="60"/>
+      <w:bookmarkEnd w:id="59"/>
     </w:p>
     <w:p>
       <w:pPr>
@@ -14463,27 +14617,37 @@
         <w:rPr>
           <w:rFonts w:ascii="Arial" w:hAnsi="Arial" w:cs="Arial"/>
         </w:rPr>
-        <w:t xml:space="preserve">legal, social, ethical, and professional issues which needed to be considered throughout the creation of this project. </w:t>
-      </w:r>
-      <w:r>
-        <w:rPr>
-          <w:rFonts w:ascii="Arial" w:hAnsi="Arial" w:cs="Arial"/>
-        </w:rPr>
-        <w:t xml:space="preserve">These were important to consider </w:t>
-      </w:r>
-      <w:proofErr w:type="gramStart"/>
+        <w:t>legal, social, ethical, and professional issues which needed to be considered throughout the creation of this project</w:t>
+      </w:r>
+      <w:r>
+        <w:rPr>
+          <w:rFonts w:ascii="Arial" w:hAnsi="Arial" w:cs="Arial"/>
+        </w:rPr>
+        <w:t xml:space="preserve"> </w:t>
+      </w:r>
       <w:r>
         <w:rPr>
           <w:rFonts w:ascii="Arial" w:hAnsi="Arial" w:cs="Arial"/>
         </w:rPr>
         <w:t>to ensure</w:t>
       </w:r>
-      <w:proofErr w:type="gramEnd"/>
-      <w:r>
-        <w:rPr>
-          <w:rFonts w:ascii="Arial" w:hAnsi="Arial" w:cs="Arial"/>
-        </w:rPr>
-        <w:t xml:space="preserve"> this project did not break any laws, and remained ethical throughout its creation, as well as ensuring it could remain suitable for everyone and conform to societal and professional industry norms.</w:t>
+      <w:r>
+        <w:rPr>
+          <w:rFonts w:ascii="Arial" w:hAnsi="Arial" w:cs="Arial"/>
+        </w:rPr>
+        <w:t xml:space="preserve"> this project did not break any laws, remained ethical throughout its creation,</w:t>
+      </w:r>
+      <w:r>
+        <w:rPr>
+          <w:rFonts w:ascii="Arial" w:hAnsi="Arial" w:cs="Arial"/>
+        </w:rPr>
+        <w:t xml:space="preserve"> and</w:t>
+      </w:r>
+      <w:r>
+        <w:rPr>
+          <w:rFonts w:ascii="Arial" w:hAnsi="Arial" w:cs="Arial"/>
+        </w:rPr>
+        <w:t xml:space="preserve"> could remain suitable for everyone and conform to societal and professional industry norms.</w:t>
       </w:r>
     </w:p>
     <w:p>
@@ -14500,7 +14664,7 @@
           <w:szCs w:val="28"/>
         </w:rPr>
       </w:pPr>
-      <w:bookmarkStart w:id="61" w:name="_Toc227524713"/>
+      <w:bookmarkStart w:id="60" w:name="_Toc227600119"/>
       <w:r>
         <w:rPr>
           <w:rFonts w:ascii="Arial" w:hAnsi="Arial" w:cs="Arial"/>
@@ -14511,10 +14675,9 @@
           <w:sz w:val="28"/>
           <w:szCs w:val="28"/>
         </w:rPr>
-        <w:lastRenderedPageBreak/>
         <w:t>5.1 Legal Issues</w:t>
       </w:r>
-      <w:bookmarkEnd w:id="61"/>
+      <w:bookmarkEnd w:id="60"/>
     </w:p>
     <w:p>
       <w:pPr>
@@ -14535,6 +14698,14 @@
         </w:rPr>
         <w:t xml:space="preserve"> was ensuring GDPR was not breached.</w:t>
       </w:r>
+    </w:p>
+    <w:p>
+      <w:pPr>
+        <w:spacing w:line="360" w:lineRule="auto"/>
+        <w:rPr>
+          <w:rFonts w:ascii="Arial" w:hAnsi="Arial" w:cs="Arial"/>
+        </w:rPr>
+      </w:pPr>
     </w:p>
     <w:p>
       <w:pPr>
@@ -14550,7 +14721,7 @@
           <w:szCs w:val="28"/>
         </w:rPr>
       </w:pPr>
-      <w:bookmarkStart w:id="62" w:name="_Toc227524714"/>
+      <w:bookmarkStart w:id="61" w:name="_Toc227600120"/>
       <w:r>
         <w:rPr>
           <w:rFonts w:ascii="Arial" w:hAnsi="Arial" w:cs="Arial"/>
@@ -14563,7 +14734,21 @@
         </w:rPr>
         <w:t>5.2 Social Issues</w:t>
       </w:r>
-      <w:bookmarkEnd w:id="62"/>
+      <w:bookmarkEnd w:id="61"/>
+    </w:p>
+    <w:p>
+      <w:pPr>
+        <w:spacing w:line="360" w:lineRule="auto"/>
+        <w:rPr>
+          <w:rFonts w:ascii="Arial" w:hAnsi="Arial" w:cs="Arial"/>
+        </w:rPr>
+      </w:pPr>
+      <w:r>
+        <w:rPr>
+          <w:rFonts w:ascii="Arial" w:hAnsi="Arial" w:cs="Arial"/>
+        </w:rPr>
+        <w:t>A social issue faced for this project was ensuring that accessibility needs were met. This includes needs such as colourblind friendly colours,</w:t>
+      </w:r>
     </w:p>
     <w:p>
       <w:pPr>
@@ -14587,7 +14772,7 @@
           <w:szCs w:val="28"/>
         </w:rPr>
       </w:pPr>
-      <w:bookmarkStart w:id="63" w:name="_Toc227524715"/>
+      <w:bookmarkStart w:id="62" w:name="_Toc227600121"/>
       <w:r>
         <w:rPr>
           <w:rFonts w:ascii="Arial" w:hAnsi="Arial" w:cs="Arial"/>
@@ -14598,9 +14783,132 @@
           <w:sz w:val="28"/>
           <w:szCs w:val="28"/>
         </w:rPr>
+        <w:lastRenderedPageBreak/>
         <w:t>5.3 Ethical Issues</w:t>
       </w:r>
-      <w:bookmarkEnd w:id="63"/>
+      <w:bookmarkEnd w:id="62"/>
+    </w:p>
+    <w:p>
+      <w:pPr>
+        <w:spacing w:line="360" w:lineRule="auto"/>
+        <w:rPr>
+          <w:rFonts w:ascii="Arial" w:hAnsi="Arial" w:cs="Arial"/>
+        </w:rPr>
+      </w:pPr>
+      <w:r>
+        <w:rPr>
+          <w:rFonts w:ascii="Arial" w:hAnsi="Arial" w:cs="Arial"/>
+        </w:rPr>
+        <w:t>An</w:t>
+      </w:r>
+      <w:r>
+        <w:rPr>
+          <w:rFonts w:ascii="Arial" w:hAnsi="Arial" w:cs="Arial"/>
+        </w:rPr>
+        <w:t xml:space="preserve"> ethical</w:t>
+      </w:r>
+      <w:r>
+        <w:rPr>
+          <w:rFonts w:ascii="Arial" w:hAnsi="Arial" w:cs="Arial"/>
+        </w:rPr>
+        <w:t xml:space="preserve"> issue identified </w:t>
+      </w:r>
+      <w:r>
+        <w:rPr>
+          <w:rFonts w:ascii="Arial" w:hAnsi="Arial" w:cs="Arial"/>
+        </w:rPr>
+        <w:t>was</w:t>
+      </w:r>
+      <w:r>
+        <w:rPr>
+          <w:rFonts w:ascii="Arial" w:hAnsi="Arial" w:cs="Arial"/>
+        </w:rPr>
+        <w:t xml:space="preserve"> with testing of this project against the target audience, since there </w:t>
+      </w:r>
+      <w:r>
+        <w:rPr>
+          <w:rFonts w:ascii="Arial" w:hAnsi="Arial" w:cs="Arial"/>
+        </w:rPr>
+        <w:t xml:space="preserve">was </w:t>
+      </w:r>
+      <w:r>
+        <w:rPr>
+          <w:rFonts w:ascii="Arial" w:hAnsi="Arial" w:cs="Arial"/>
+        </w:rPr>
+        <w:t xml:space="preserve">not an ethical way to test </w:t>
+      </w:r>
+      <w:r>
+        <w:rPr>
+          <w:rFonts w:ascii="Arial" w:hAnsi="Arial" w:cs="Arial"/>
+        </w:rPr>
+        <w:t xml:space="preserve">this project </w:t>
+      </w:r>
+      <w:r>
+        <w:rPr>
+          <w:rFonts w:ascii="Arial" w:hAnsi="Arial" w:cs="Arial"/>
+        </w:rPr>
+        <w:t xml:space="preserve">against children. </w:t>
+      </w:r>
+      <w:r>
+        <w:rPr>
+          <w:rFonts w:ascii="Arial" w:hAnsi="Arial" w:cs="Arial"/>
+        </w:rPr>
+        <w:t xml:space="preserve">While parents could have been used, this would have required ethical consent from the university which was not requested with sufficient time. </w:t>
+      </w:r>
+      <w:r>
+        <w:rPr>
+          <w:rFonts w:ascii="Arial" w:hAnsi="Arial" w:cs="Arial"/>
+        </w:rPr>
+        <w:t xml:space="preserve">This </w:t>
+      </w:r>
+      <w:r>
+        <w:rPr>
+          <w:rFonts w:ascii="Arial" w:hAnsi="Arial" w:cs="Arial"/>
+        </w:rPr>
+        <w:t xml:space="preserve">meant </w:t>
+      </w:r>
+      <w:r>
+        <w:rPr>
+          <w:rFonts w:ascii="Arial" w:hAnsi="Arial" w:cs="Arial"/>
+        </w:rPr>
+        <w:t xml:space="preserve">that testing </w:t>
+      </w:r>
+      <w:r>
+        <w:rPr>
+          <w:rFonts w:ascii="Arial" w:hAnsi="Arial" w:cs="Arial"/>
+        </w:rPr>
+        <w:t xml:space="preserve">was </w:t>
+      </w:r>
+      <w:r>
+        <w:rPr>
+          <w:rFonts w:ascii="Arial" w:hAnsi="Arial" w:cs="Arial"/>
+        </w:rPr>
+        <w:t xml:space="preserve">done away from the target audience, and therefore feedback </w:t>
+      </w:r>
+      <w:r>
+        <w:rPr>
+          <w:rFonts w:ascii="Arial" w:hAnsi="Arial" w:cs="Arial"/>
+        </w:rPr>
+        <w:t xml:space="preserve">was not </w:t>
+      </w:r>
+      <w:r>
+        <w:rPr>
+          <w:rFonts w:ascii="Arial" w:hAnsi="Arial" w:cs="Arial"/>
+        </w:rPr>
+        <w:t>as reliable or accurate</w:t>
+      </w:r>
+      <w:r>
+        <w:rPr>
+          <w:rFonts w:ascii="Arial" w:hAnsi="Arial" w:cs="Arial"/>
+        </w:rPr>
+        <w:t xml:space="preserve"> as it could have been</w:t>
+      </w:r>
+      <w:r>
+        <w:rPr>
+          <w:rFonts w:ascii="Arial" w:hAnsi="Arial" w:cs="Arial"/>
+        </w:rPr>
+        <w:t>.</w:t>
+      </w:r>
     </w:p>
     <w:p>
       <w:pPr>
@@ -14624,7 +14932,7 @@
           <w:szCs w:val="28"/>
         </w:rPr>
       </w:pPr>
-      <w:bookmarkStart w:id="64" w:name="_Toc227524716"/>
+      <w:bookmarkStart w:id="63" w:name="_Toc227600122"/>
       <w:r>
         <w:rPr>
           <w:rFonts w:ascii="Arial" w:hAnsi="Arial" w:cs="Arial"/>
@@ -14637,7 +14945,7 @@
         </w:rPr>
         <w:t>5.4 Professional Issues</w:t>
       </w:r>
-      <w:bookmarkEnd w:id="64"/>
+      <w:bookmarkEnd w:id="63"/>
     </w:p>
     <w:p>
       <w:pPr>
@@ -14668,7 +14976,7 @@
           <w:szCs w:val="36"/>
         </w:rPr>
       </w:pPr>
-      <w:bookmarkStart w:id="65" w:name="_Toc227524717"/>
+      <w:bookmarkStart w:id="64" w:name="_Toc227600123"/>
       <w:r>
         <w:rPr>
           <w:rFonts w:ascii="Arial" w:hAnsi="Arial" w:cs="Arial"/>
@@ -14705,7 +15013,7 @@
         </w:rPr>
         <w:t>Project Management</w:t>
       </w:r>
-      <w:bookmarkEnd w:id="65"/>
+      <w:bookmarkEnd w:id="64"/>
     </w:p>
     <w:p>
       <w:pPr>
@@ -14721,7 +15029,7 @@
           <w:szCs w:val="28"/>
         </w:rPr>
       </w:pPr>
-      <w:bookmarkStart w:id="66" w:name="_Toc227524718"/>
+      <w:bookmarkStart w:id="65" w:name="_Toc227600124"/>
       <w:r>
         <w:rPr>
           <w:rFonts w:ascii="Arial" w:hAnsi="Arial" w:cs="Arial"/>
@@ -14746,7 +15054,7 @@
         </w:rPr>
         <w:t>.1 Sprints</w:t>
       </w:r>
-      <w:bookmarkEnd w:id="66"/>
+      <w:bookmarkEnd w:id="65"/>
     </w:p>
     <w:p>
       <w:r>
@@ -14767,7 +15075,7 @@
           <w:szCs w:val="24"/>
         </w:rPr>
       </w:pPr>
-      <w:bookmarkStart w:id="67" w:name="_Toc227524719"/>
+      <w:bookmarkStart w:id="66" w:name="_Toc227600125"/>
       <w:r>
         <w:rPr>
           <w:rFonts w:ascii="Arial" w:hAnsi="Arial" w:cs="Arial"/>
@@ -14792,7 +15100,7 @@
         </w:rPr>
         <w:t>.1.1 Sprint 1</w:t>
       </w:r>
-      <w:bookmarkEnd w:id="67"/>
+      <w:bookmarkEnd w:id="66"/>
     </w:p>
     <w:p>
       <w:pPr>
@@ -14828,7 +15136,7 @@
           <w:szCs w:val="24"/>
         </w:rPr>
       </w:pPr>
-      <w:bookmarkStart w:id="68" w:name="_Toc227524720"/>
+      <w:bookmarkStart w:id="67" w:name="_Toc227600126"/>
       <w:r>
         <w:rPr>
           <w:rFonts w:ascii="Arial" w:hAnsi="Arial" w:cs="Arial"/>
@@ -14853,7 +15161,7 @@
         </w:rPr>
         <w:t>.1.2 Sprint 2</w:t>
       </w:r>
-      <w:bookmarkEnd w:id="68"/>
+      <w:bookmarkEnd w:id="67"/>
     </w:p>
     <w:p>
       <w:pPr>
@@ -14877,7 +15185,7 @@
           <w:szCs w:val="24"/>
         </w:rPr>
       </w:pPr>
-      <w:bookmarkStart w:id="69" w:name="_Toc227524721"/>
+      <w:bookmarkStart w:id="68" w:name="_Toc227600127"/>
       <w:r>
         <w:rPr>
           <w:rFonts w:ascii="Arial" w:hAnsi="Arial" w:cs="Arial"/>
@@ -14902,7 +15210,7 @@
         </w:rPr>
         <w:t>.1.3 Sprint 3</w:t>
       </w:r>
-      <w:bookmarkEnd w:id="69"/>
+      <w:bookmarkEnd w:id="68"/>
     </w:p>
     <w:p>
       <w:pPr>
@@ -14926,7 +15234,7 @@
           <w:szCs w:val="24"/>
         </w:rPr>
       </w:pPr>
-      <w:bookmarkStart w:id="70" w:name="_Toc227524722"/>
+      <w:bookmarkStart w:id="69" w:name="_Toc227600128"/>
       <w:r>
         <w:rPr>
           <w:rFonts w:ascii="Arial" w:hAnsi="Arial" w:cs="Arial"/>
@@ -14951,7 +15259,7 @@
         </w:rPr>
         <w:t>.1.4 Sprint 4</w:t>
       </w:r>
-      <w:bookmarkEnd w:id="70"/>
+      <w:bookmarkEnd w:id="69"/>
     </w:p>
     <w:p>
       <w:pPr>
@@ -14975,7 +15283,7 @@
           <w:szCs w:val="24"/>
         </w:rPr>
       </w:pPr>
-      <w:bookmarkStart w:id="71" w:name="_Toc227524723"/>
+      <w:bookmarkStart w:id="70" w:name="_Toc227600129"/>
       <w:r>
         <w:rPr>
           <w:rFonts w:ascii="Arial" w:hAnsi="Arial" w:cs="Arial"/>
@@ -15001,7 +15309,7 @@
         </w:rPr>
         <w:t>.1.5 Sprint 5</w:t>
       </w:r>
-      <w:bookmarkEnd w:id="71"/>
+      <w:bookmarkEnd w:id="70"/>
     </w:p>
     <w:p>
       <w:pPr>
@@ -15025,7 +15333,7 @@
           <w:szCs w:val="24"/>
         </w:rPr>
       </w:pPr>
-      <w:bookmarkStart w:id="72" w:name="_Toc227524724"/>
+      <w:bookmarkStart w:id="71" w:name="_Toc227600130"/>
       <w:r>
         <w:rPr>
           <w:rFonts w:ascii="Arial" w:hAnsi="Arial" w:cs="Arial"/>
@@ -15050,7 +15358,7 @@
         </w:rPr>
         <w:t>.1.6 Sprint 6</w:t>
       </w:r>
-      <w:bookmarkEnd w:id="72"/>
+      <w:bookmarkEnd w:id="71"/>
     </w:p>
     <w:p>
       <w:pPr>
@@ -15074,7 +15382,7 @@
           <w:szCs w:val="24"/>
         </w:rPr>
       </w:pPr>
-      <w:bookmarkStart w:id="73" w:name="_Toc227524725"/>
+      <w:bookmarkStart w:id="72" w:name="_Toc227600131"/>
       <w:r>
         <w:rPr>
           <w:rFonts w:ascii="Arial" w:hAnsi="Arial" w:cs="Arial"/>
@@ -15099,7 +15407,7 @@
         </w:rPr>
         <w:t>.1.7 Sprint 7</w:t>
       </w:r>
-      <w:bookmarkEnd w:id="73"/>
+      <w:bookmarkEnd w:id="72"/>
     </w:p>
     <w:p>
       <w:pPr>
@@ -15123,7 +15431,7 @@
           <w:szCs w:val="28"/>
         </w:rPr>
       </w:pPr>
-      <w:bookmarkStart w:id="74" w:name="_Toc227524726"/>
+      <w:bookmarkStart w:id="73" w:name="_Toc227600132"/>
       <w:r>
         <w:rPr>
           <w:rFonts w:ascii="Arial" w:hAnsi="Arial" w:cs="Arial"/>
@@ -15133,6 +15441,7 @@
           <w:iCs/>
           <w:sz w:val="28"/>
           <w:szCs w:val="28"/>
+          <w:highlight w:val="green"/>
         </w:rPr>
         <w:t>6</w:t>
       </w:r>
@@ -15145,10 +15454,118 @@
           <w:iCs/>
           <w:sz w:val="28"/>
           <w:szCs w:val="28"/>
+          <w:highlight w:val="green"/>
         </w:rPr>
         <w:t>.2 Trello</w:t>
       </w:r>
+      <w:bookmarkEnd w:id="73"/>
+    </w:p>
+    <w:p>
+      <w:pPr>
+        <w:spacing w:line="360" w:lineRule="auto"/>
+        <w:rPr>
+          <w:rFonts w:ascii="Arial" w:hAnsi="Arial" w:cs="Arial"/>
+        </w:rPr>
+      </w:pPr>
+      <w:r>
+        <w:rPr>
+          <w:rFonts w:ascii="Arial" w:hAnsi="Arial" w:cs="Arial"/>
+        </w:rPr>
+        <w:t>Trello was the project management tool used to plan each sprint at the beginning of development and explain what was performed once each sprint had finished. While the initial plan was not stuck to</w:t>
+      </w:r>
+      <w:r>
+        <w:rPr>
+          <w:rFonts w:ascii="Arial" w:hAnsi="Arial" w:cs="Arial"/>
+        </w:rPr>
+        <w:t xml:space="preserve"> for each sprint</w:t>
+      </w:r>
+      <w:r>
+        <w:rPr>
+          <w:rFonts w:ascii="Arial" w:hAnsi="Arial" w:cs="Arial"/>
+        </w:rPr>
+        <w:t>, Trello was still useful at tracking which features had been worked on or implemented</w:t>
+      </w:r>
+      <w:r>
+        <w:rPr>
+          <w:rFonts w:ascii="Arial" w:hAnsi="Arial" w:cs="Arial"/>
+        </w:rPr>
+        <w:t xml:space="preserve"> in these sprints</w:t>
+      </w:r>
+      <w:r>
+        <w:rPr>
+          <w:rFonts w:ascii="Arial" w:hAnsi="Arial" w:cs="Arial"/>
+        </w:rPr>
+        <w:t xml:space="preserve">. </w:t>
+      </w:r>
+    </w:p>
+    <w:p>
+      <w:pPr>
+        <w:spacing w:line="360" w:lineRule="auto"/>
+        <w:rPr>
+          <w:rFonts w:ascii="Arial" w:hAnsi="Arial" w:cs="Arial"/>
+        </w:rPr>
+      </w:pPr>
+    </w:p>
+    <w:p>
+      <w:pPr>
+        <w:pStyle w:val="Heading2"/>
+        <w:rPr>
+          <w:b/>
+          <w:bCs/>
+          <w:i/>
+          <w:iCs/>
+          <w:sz w:val="28"/>
+          <w:szCs w:val="28"/>
+        </w:rPr>
+      </w:pPr>
+      <w:bookmarkStart w:id="74" w:name="_Toc227600133"/>
+      <w:r>
+        <w:rPr>
+          <w:b/>
+          <w:bCs/>
+          <w:i/>
+          <w:iCs/>
+          <w:sz w:val="28"/>
+          <w:szCs w:val="28"/>
+          <w:highlight w:val="green"/>
+        </w:rPr>
+        <w:t>6.3 GitHub Desktop</w:t>
+      </w:r>
       <w:bookmarkEnd w:id="74"/>
+    </w:p>
+    <w:p>
+      <w:pPr>
+        <w:spacing w:line="360" w:lineRule="auto"/>
+        <w:rPr>
+          <w:rFonts w:ascii="Arial" w:hAnsi="Arial" w:cs="Arial"/>
+        </w:rPr>
+      </w:pPr>
+      <w:r>
+        <w:rPr>
+          <w:rFonts w:ascii="Arial" w:hAnsi="Arial" w:cs="Arial"/>
+        </w:rPr>
+        <w:t xml:space="preserve">GitHub desktop was the software used </w:t>
+      </w:r>
+      <w:r>
+        <w:rPr>
+          <w:rFonts w:ascii="Arial" w:hAnsi="Arial" w:cs="Arial"/>
+        </w:rPr>
+        <w:t xml:space="preserve">throughout development to create a history of the different versions of this project. This was useful when changes needed to be reverted due to bugs or changes suggested after user testing and was also beneficial to understand what was performed throughout each sprint. </w:t>
+      </w:r>
+    </w:p>
+    <w:p>
+      <w:pPr>
+        <w:spacing w:line="360" w:lineRule="auto"/>
+        <w:rPr>
+          <w:rFonts w:ascii="Arial" w:hAnsi="Arial" w:cs="Arial"/>
+        </w:rPr>
+      </w:pPr>
+      <w:r>
+        <w:rPr>
+          <w:rFonts w:ascii="Arial" w:hAnsi="Arial" w:cs="Arial"/>
+        </w:rPr>
+        <w:t>Using a standardised naming scheme was helpful to establish professionalism throughout, although this was not always necessarily followed, as was descriptions of what changes were being made with each commit.</w:t>
+      </w:r>
     </w:p>
     <w:p>
       <w:pPr>
@@ -15173,7 +15590,7 @@
           <w:szCs w:val="36"/>
         </w:rPr>
       </w:pPr>
-      <w:bookmarkStart w:id="75" w:name="_Toc227524727"/>
+      <w:bookmarkStart w:id="75" w:name="_Toc227600134"/>
       <w:r>
         <w:rPr>
           <w:rFonts w:ascii="Arial" w:hAnsi="Arial" w:cs="Arial"/>
@@ -15261,6 +15678,7 @@
         <w:rPr>
           <w:rFonts w:ascii="Arial" w:hAnsi="Arial" w:cs="Arial"/>
         </w:rPr>
+        <w:lastRenderedPageBreak/>
         <w:t>Test both initial wireframes (so I can change before proper development begins), and with the final design (so I can make changes before the VIVA and final presentation)</w:t>
       </w:r>
     </w:p>
@@ -15317,7 +15735,7 @@
           <w:szCs w:val="36"/>
         </w:rPr>
       </w:pPr>
-      <w:bookmarkStart w:id="76" w:name="_Toc227524728"/>
+      <w:bookmarkStart w:id="76" w:name="_Toc227600135"/>
       <w:r>
         <w:rPr>
           <w:rFonts w:ascii="Arial" w:hAnsi="Arial" w:cs="Arial"/>
@@ -15328,7 +15746,6 @@
           <w:sz w:val="36"/>
           <w:szCs w:val="36"/>
         </w:rPr>
-        <w:lastRenderedPageBreak/>
         <w:t>8</w:t>
       </w:r>
       <w:r>
@@ -15372,7 +15789,7 @@
           <w:szCs w:val="36"/>
         </w:rPr>
       </w:pPr>
-      <w:bookmarkStart w:id="77" w:name="_Toc227524729"/>
+      <w:bookmarkStart w:id="77" w:name="_Toc227600136"/>
       <w:r>
         <w:rPr>
           <w:rFonts w:ascii="Arial" w:hAnsi="Arial" w:cs="Arial"/>
@@ -15414,7 +15831,7 @@
           <w:szCs w:val="36"/>
         </w:rPr>
       </w:pPr>
-      <w:bookmarkStart w:id="78" w:name="_Toc227524730"/>
+      <w:bookmarkStart w:id="78" w:name="_Toc227600137"/>
       <w:r>
         <w:rPr>
           <w:rFonts w:ascii="Arial" w:hAnsi="Arial" w:cs="Arial"/>

--- a/COMP3000 Final Document.docx
+++ b/COMP3000 Final Document.docx
@@ -6992,7 +6992,31 @@
                 <w:iCs/>
                 <w:noProof/>
               </w:rPr>
-              <w:t>Risk Score Calculation</w:t>
+              <w:t>Risk Score Cal</w:t>
+            </w:r>
+            <w:r>
+              <w:rPr>
+                <w:rStyle w:val="Hyperlink"/>
+                <w:rFonts w:ascii="Arial" w:hAnsi="Arial" w:cs="Arial"/>
+                <w:b/>
+                <w:bCs/>
+                <w:i/>
+                <w:iCs/>
+                <w:noProof/>
+              </w:rPr>
+              <w:t>c</w:t>
+            </w:r>
+            <w:r>
+              <w:rPr>
+                <w:rStyle w:val="Hyperlink"/>
+                <w:rFonts w:ascii="Arial" w:hAnsi="Arial" w:cs="Arial"/>
+                <w:b/>
+                <w:bCs/>
+                <w:i/>
+                <w:iCs/>
+                <w:noProof/>
+              </w:rPr>
+              <w:t>ulation</w:t>
             </w:r>
             <w:r>
               <w:rPr>
@@ -15881,26 +15905,44 @@
         <w:rPr>
           <w:rFonts w:ascii="Arial" w:hAnsi="Arial" w:cs="Arial"/>
         </w:rPr>
-        <w:t xml:space="preserve"> contains commonly malicious formatting</w:t>
-      </w:r>
-      <w:r>
-        <w:rPr>
-          <w:rFonts w:ascii="Arial" w:hAnsi="Arial" w:cs="Arial"/>
-        </w:rPr>
-        <w:t xml:space="preserve">. This involved extracting the domain name </w:t>
+        <w:t xml:space="preserve"> contains </w:t>
+      </w:r>
+      <w:r>
+        <w:rPr>
+          <w:rFonts w:ascii="Arial" w:hAnsi="Arial" w:cs="Arial"/>
+        </w:rPr>
+        <w:t>characteristics frequently hinting to malicious behaviours</w:t>
+      </w:r>
+      <w:r>
+        <w:rPr>
+          <w:rFonts w:ascii="Arial" w:hAnsi="Arial" w:cs="Arial"/>
+        </w:rPr>
+        <w:t xml:space="preserve">. This involved </w:t>
       </w:r>
       <w:r>
         <w:rPr>
           <w:rFonts w:ascii="Arial" w:hAnsi="Arial" w:cs="Arial"/>
         </w:rPr>
         <w:lastRenderedPageBreak/>
-        <w:t xml:space="preserve">from the URL and scanning it </w:t>
-      </w:r>
-      <w:r>
-        <w:rPr>
-          <w:rFonts w:ascii="Arial" w:hAnsi="Arial" w:cs="Arial"/>
-        </w:rPr>
-        <w:t>against</w:t>
+        <w:t xml:space="preserve">extracting the domain name from the URL and </w:t>
+      </w:r>
+      <w:r>
+        <w:rPr>
+          <w:rFonts w:ascii="Arial" w:hAnsi="Arial" w:cs="Arial"/>
+        </w:rPr>
+        <w:t>comparing</w:t>
+      </w:r>
+      <w:r>
+        <w:rPr>
+          <w:rFonts w:ascii="Arial" w:hAnsi="Arial" w:cs="Arial"/>
+        </w:rPr>
+        <w:t xml:space="preserve"> it </w:t>
+      </w:r>
+      <w:r>
+        <w:rPr>
+          <w:rFonts w:ascii="Arial" w:hAnsi="Arial" w:cs="Arial"/>
+        </w:rPr>
+        <w:t>to</w:t>
       </w:r>
       <w:r>
         <w:rPr>
@@ -15937,7 +15979,19 @@
         <w:rPr>
           <w:rFonts w:ascii="Arial" w:hAnsi="Arial" w:cs="Arial"/>
         </w:rPr>
-        <w:t>shows the code for the ‘</w:t>
+        <w:t xml:space="preserve">shows the </w:t>
+      </w:r>
+      <w:r>
+        <w:rPr>
+          <w:rFonts w:ascii="Arial" w:hAnsi="Arial" w:cs="Arial"/>
+        </w:rPr>
+        <w:t>implementation of the</w:t>
+      </w:r>
+      <w:r>
+        <w:rPr>
+          <w:rFonts w:ascii="Arial" w:hAnsi="Arial" w:cs="Arial"/>
+        </w:rPr>
+        <w:t xml:space="preserve"> ‘</w:t>
       </w:r>
       <w:proofErr w:type="spellStart"/>
       <w:proofErr w:type="gramStart"/>
@@ -15959,425 +16013,1060 @@
         <w:rPr>
           <w:rFonts w:ascii="Arial" w:hAnsi="Arial" w:cs="Arial"/>
         </w:rPr>
-        <w:t xml:space="preserve">)’ function within Visual Studio Code. </w:t>
-      </w:r>
-      <w:r>
-        <w:rPr>
-          <w:rFonts w:ascii="Arial" w:hAnsi="Arial" w:cs="Arial"/>
-        </w:rPr>
-        <w:t>The following factors were considered to determine if the domain name could be malicious</w:t>
-      </w:r>
-      <w:r>
-        <w:rPr>
-          <w:rFonts w:ascii="Arial" w:hAnsi="Arial" w:cs="Arial"/>
-        </w:rPr>
-        <w:t>:</w:t>
-      </w:r>
-    </w:p>
-    <w:p>
-      <w:pPr>
-        <w:pStyle w:val="Heading5"/>
-        <w:numPr>
-          <w:ilvl w:val="0"/>
-          <w:numId w:val="0"/>
-        </w:numPr>
-        <w:spacing w:line="360" w:lineRule="auto"/>
-        <w:ind w:left="1008" w:hanging="1008"/>
+        <w:t xml:space="preserve">)’ function. </w:t>
+      </w:r>
+      <w:r>
         <w:rPr>
           <w:rFonts w:ascii="Arial" w:hAnsi="Arial" w:cs="Arial"/>
           <w:b/>
           <w:bCs/>
-          <w:i/>
-          <w:iCs/>
-        </w:rPr>
-      </w:pPr>
-      <w:r>
-        <w:rPr>
-          <w:rFonts w:ascii="Arial" w:hAnsi="Arial" w:cs="Arial"/>
-          <w:b/>
-          <w:bCs/>
-          <w:i/>
-          <w:iCs/>
-        </w:rPr>
-        <w:t>Phishing Words</w:t>
-      </w:r>
-    </w:p>
-    <w:p>
-      <w:pPr>
-        <w:spacing w:after="240" w:line="360" w:lineRule="auto"/>
-        <w:rPr>
-          <w:rFonts w:ascii="Arial" w:hAnsi="Arial" w:cs="Arial"/>
-        </w:rPr>
-      </w:pPr>
-      <w:r>
-        <w:rPr>
-          <w:rFonts w:ascii="Arial" w:hAnsi="Arial" w:cs="Arial"/>
-        </w:rPr>
-        <w:t>The detection of common phishing-related words (i.e. ‘login’, ‘secure’, or ‘verification’), increases the risk score by 10 points. These terms are frequently used in deceptive ways for malicious purposes, often misleading and causing harm to users.</w:t>
-      </w:r>
-    </w:p>
-    <w:p>
-      <w:pPr>
-        <w:pStyle w:val="Heading5"/>
-        <w:numPr>
-          <w:ilvl w:val="0"/>
-          <w:numId w:val="0"/>
-        </w:numPr>
-        <w:spacing w:line="360" w:lineRule="auto"/>
-        <w:ind w:left="1008" w:hanging="1008"/>
-        <w:rPr>
-          <w:rFonts w:ascii="Arial" w:hAnsi="Arial" w:cs="Arial"/>
-          <w:b/>
-          <w:bCs/>
-          <w:i/>
-          <w:iCs/>
-        </w:rPr>
-      </w:pPr>
-      <w:r>
-        <w:rPr>
-          <w:rFonts w:ascii="Arial" w:hAnsi="Arial" w:cs="Arial"/>
-          <w:b/>
-          <w:bCs/>
-          <w:i/>
-          <w:iCs/>
-        </w:rPr>
-        <w:t>R</w:t>
-      </w:r>
-      <w:r>
-        <w:rPr>
-          <w:rFonts w:ascii="Arial" w:hAnsi="Arial" w:cs="Arial"/>
-          <w:b/>
-          <w:bCs/>
-          <w:i/>
-          <w:iCs/>
-        </w:rPr>
-        <w:t>epeated Hyphens</w:t>
-      </w:r>
-    </w:p>
-    <w:p>
-      <w:pPr>
-        <w:spacing w:after="240" w:line="360" w:lineRule="auto"/>
-        <w:rPr>
-          <w:rFonts w:ascii="Arial" w:hAnsi="Arial" w:cs="Arial"/>
-        </w:rPr>
-      </w:pPr>
-      <w:r>
-        <w:rPr>
-          <w:rFonts w:ascii="Arial" w:hAnsi="Arial" w:cs="Arial"/>
-        </w:rPr>
-        <w:t>T</w:t>
-      </w:r>
-      <w:r>
-        <w:rPr>
-          <w:rFonts w:ascii="Arial" w:hAnsi="Arial" w:cs="Arial"/>
-        </w:rPr>
-        <w:t xml:space="preserve">he use of repeated hyphens increases the risk score by 10 </w:t>
-      </w:r>
-      <w:r>
-        <w:rPr>
-          <w:rFonts w:ascii="Arial" w:hAnsi="Arial" w:cs="Arial"/>
-        </w:rPr>
-        <w:t>points</w:t>
-      </w:r>
-      <w:r>
-        <w:rPr>
-          <w:rFonts w:ascii="Arial" w:hAnsi="Arial" w:cs="Arial"/>
-        </w:rPr>
-        <w:t>. Threat actors commonly use hyphenated domains to create illegitimate and often malicious which imitate legitimate ones, potentially causing harm to users.</w:t>
-      </w:r>
-    </w:p>
-    <w:p>
-      <w:pPr>
-        <w:pStyle w:val="Heading5"/>
-        <w:numPr>
-          <w:ilvl w:val="0"/>
-          <w:numId w:val="0"/>
-        </w:numPr>
-        <w:spacing w:line="360" w:lineRule="auto"/>
-        <w:ind w:left="1008" w:hanging="1008"/>
-        <w:rPr>
-          <w:rFonts w:ascii="Arial" w:hAnsi="Arial" w:cs="Arial"/>
-          <w:b/>
-          <w:bCs/>
-          <w:i/>
-          <w:iCs/>
-        </w:rPr>
-      </w:pPr>
-      <w:r>
-        <w:rPr>
-          <w:rFonts w:ascii="Arial" w:hAnsi="Arial" w:cs="Arial"/>
-          <w:b/>
-          <w:bCs/>
-          <w:i/>
-          <w:iCs/>
-        </w:rPr>
-        <w:t>Long Domain Name</w:t>
-      </w:r>
-    </w:p>
-    <w:p>
-      <w:pPr>
-        <w:spacing w:after="240" w:line="360" w:lineRule="auto"/>
-        <w:rPr>
-          <w:rFonts w:ascii="Arial" w:hAnsi="Arial" w:cs="Arial"/>
-        </w:rPr>
-      </w:pPr>
-      <w:r>
-        <w:rPr>
-          <w:rFonts w:ascii="Arial" w:hAnsi="Arial" w:cs="Arial"/>
-        </w:rPr>
-        <w:t xml:space="preserve">A </w:t>
-      </w:r>
-      <w:r>
-        <w:rPr>
-          <w:rFonts w:ascii="Arial" w:hAnsi="Arial" w:cs="Arial"/>
-        </w:rPr>
-        <w:t xml:space="preserve">domain name </w:t>
-      </w:r>
-      <w:r>
-        <w:rPr>
-          <w:rFonts w:ascii="Arial" w:hAnsi="Arial" w:cs="Arial"/>
-        </w:rPr>
-        <w:t xml:space="preserve">longer than 50 characters increases </w:t>
-      </w:r>
-      <w:r>
-        <w:rPr>
-          <w:rFonts w:ascii="Arial" w:hAnsi="Arial" w:cs="Arial"/>
-        </w:rPr>
-        <w:t xml:space="preserve">the risk score by 5 </w:t>
-      </w:r>
-      <w:r>
-        <w:rPr>
-          <w:rFonts w:ascii="Arial" w:hAnsi="Arial" w:cs="Arial"/>
-        </w:rPr>
-        <w:t>points</w:t>
-      </w:r>
-      <w:r>
-        <w:rPr>
-          <w:rFonts w:ascii="Arial" w:hAnsi="Arial" w:cs="Arial"/>
-        </w:rPr>
-        <w:t>. This is deemed as excessive in length which can be commonly used to hide the true meaning of a URL, leading a user to a potentially malicious site.</w:t>
-      </w:r>
-    </w:p>
-    <w:p>
-      <w:pPr>
-        <w:pStyle w:val="Heading5"/>
-        <w:numPr>
-          <w:ilvl w:val="0"/>
-          <w:numId w:val="0"/>
-        </w:numPr>
-        <w:spacing w:line="360" w:lineRule="auto"/>
-        <w:ind w:left="1008" w:hanging="1008"/>
-        <w:rPr>
-          <w:rFonts w:ascii="Arial" w:hAnsi="Arial" w:cs="Arial"/>
-          <w:b/>
-          <w:bCs/>
-          <w:i/>
-          <w:iCs/>
-        </w:rPr>
-      </w:pPr>
-      <w:r>
-        <w:rPr>
-          <w:rFonts w:ascii="Arial" w:hAnsi="Arial" w:cs="Arial"/>
-          <w:b/>
-          <w:bCs/>
-          <w:i/>
-          <w:iCs/>
-        </w:rPr>
-        <w:t>IP Address</w:t>
-      </w:r>
-    </w:p>
-    <w:p>
-      <w:pPr>
-        <w:spacing w:line="360" w:lineRule="auto"/>
-        <w:rPr>
-          <w:rFonts w:ascii="Arial" w:hAnsi="Arial" w:cs="Arial"/>
-        </w:rPr>
-      </w:pPr>
-      <w:r>
-        <w:rPr>
-          <w:rFonts w:ascii="Arial" w:hAnsi="Arial" w:cs="Arial"/>
-        </w:rPr>
-        <w:t xml:space="preserve">If the URL is detected as an IP address, this increases the risk score by 30 </w:t>
-      </w:r>
-      <w:r>
-        <w:rPr>
-          <w:rFonts w:ascii="Arial" w:hAnsi="Arial" w:cs="Arial"/>
-        </w:rPr>
-        <w:t>points d</w:t>
-      </w:r>
-      <w:r>
-        <w:rPr>
-          <w:rFonts w:ascii="Arial" w:hAnsi="Arial" w:cs="Arial"/>
-        </w:rPr>
-        <w:t>ue t</w:t>
-      </w:r>
-      <w:r>
-        <w:rPr>
-          <w:rFonts w:ascii="Arial" w:hAnsi="Arial" w:cs="Arial"/>
-        </w:rPr>
-        <w:t>o</w:t>
-      </w:r>
-    </w:p>
-    <w:p>
-      <w:pPr>
-        <w:pStyle w:val="Heading5"/>
-        <w:numPr>
-          <w:ilvl w:val="0"/>
-          <w:numId w:val="0"/>
-        </w:numPr>
-        <w:spacing w:line="360" w:lineRule="auto"/>
-        <w:ind w:left="1008" w:hanging="1008"/>
-        <w:rPr>
-          <w:rFonts w:ascii="Arial" w:hAnsi="Arial" w:cs="Arial"/>
-          <w:b/>
-          <w:bCs/>
-          <w:i/>
-          <w:iCs/>
-        </w:rPr>
-      </w:pPr>
-      <w:r>
-        <w:rPr>
-          <w:rFonts w:ascii="Arial" w:hAnsi="Arial" w:cs="Arial"/>
-          <w:b/>
-          <w:bCs/>
-          <w:i/>
-          <w:iCs/>
-        </w:rPr>
-        <w:t>Homograph Attack</w:t>
-      </w:r>
-    </w:p>
-    <w:p>
-      <w:pPr>
-        <w:spacing w:line="360" w:lineRule="auto"/>
-        <w:rPr>
-          <w:rFonts w:ascii="Arial" w:hAnsi="Arial" w:cs="Arial"/>
-        </w:rPr>
-      </w:pPr>
-      <w:r>
-        <w:rPr>
-          <w:rFonts w:ascii="Arial" w:hAnsi="Arial" w:cs="Arial"/>
-        </w:rPr>
-        <w:t>The URL is scanned for the characters ‘</w:t>
-      </w:r>
-      <w:proofErr w:type="spellStart"/>
-      <w:r>
-        <w:rPr>
-          <w:rFonts w:ascii="Arial" w:hAnsi="Arial" w:cs="Arial"/>
-        </w:rPr>
-        <w:t>xn</w:t>
-      </w:r>
-      <w:proofErr w:type="spellEnd"/>
-      <w:r>
-        <w:rPr>
-          <w:rFonts w:ascii="Arial" w:hAnsi="Arial" w:cs="Arial"/>
-        </w:rPr>
-        <w:t>--’, which could indicate a homograph attack due to browsers representing Unicode characters in this manner. If this is detected, the risk score is increased by 30</w:t>
-      </w:r>
-      <w:r>
-        <w:rPr>
-          <w:rFonts w:ascii="Arial" w:hAnsi="Arial" w:cs="Arial"/>
-        </w:rPr>
-        <w:t xml:space="preserve"> points</w:t>
-      </w:r>
-      <w:r>
-        <w:rPr>
-          <w:rFonts w:ascii="Arial" w:hAnsi="Arial" w:cs="Arial"/>
-        </w:rPr>
-        <w:t xml:space="preserve"> due to</w:t>
-      </w:r>
-    </w:p>
-    <w:p>
-      <w:pPr>
-        <w:pStyle w:val="Heading5"/>
-        <w:numPr>
-          <w:ilvl w:val="0"/>
-          <w:numId w:val="0"/>
-        </w:numPr>
-        <w:spacing w:line="360" w:lineRule="auto"/>
-        <w:ind w:left="1008" w:hanging="1008"/>
-        <w:rPr>
-          <w:rFonts w:ascii="Arial" w:hAnsi="Arial" w:cs="Arial"/>
-          <w:b/>
-          <w:bCs/>
-          <w:i/>
-          <w:iCs/>
-        </w:rPr>
-      </w:pPr>
-      <w:r>
-        <w:rPr>
-          <w:rFonts w:ascii="Arial" w:hAnsi="Arial" w:cs="Arial"/>
-          <w:b/>
-          <w:bCs/>
-          <w:i/>
-          <w:iCs/>
-        </w:rPr>
-        <w:t>@ Symbol</w:t>
-      </w:r>
-    </w:p>
-    <w:p>
-      <w:pPr>
-        <w:spacing w:line="360" w:lineRule="auto"/>
-        <w:rPr>
-          <w:rFonts w:ascii="Arial" w:hAnsi="Arial" w:cs="Arial"/>
-        </w:rPr>
-      </w:pPr>
-      <w:r>
-        <w:rPr>
-          <w:rFonts w:ascii="Arial" w:hAnsi="Arial" w:cs="Arial"/>
-        </w:rPr>
-        <w:t>If an ‘@’ symbol is detected in the URL, the risk score is increased by 20 points due to</w:t>
-      </w:r>
-    </w:p>
-    <w:p>
-      <w:pPr>
-        <w:spacing w:line="360" w:lineRule="auto"/>
-        <w:rPr>
-          <w:rFonts w:ascii="Arial" w:hAnsi="Arial" w:cs="Arial"/>
-        </w:rPr>
-      </w:pPr>
-    </w:p>
-    <w:p>
-      <w:pPr>
-        <w:pStyle w:val="Heading5"/>
-        <w:numPr>
-          <w:ilvl w:val="0"/>
-          <w:numId w:val="0"/>
-        </w:numPr>
-        <w:spacing w:line="360" w:lineRule="auto"/>
-        <w:ind w:left="1008" w:hanging="1008"/>
-        <w:rPr>
-          <w:rFonts w:ascii="Arial" w:hAnsi="Arial" w:cs="Arial"/>
-          <w:b/>
-          <w:bCs/>
-          <w:i/>
-          <w:iCs/>
-        </w:rPr>
-      </w:pPr>
-      <w:r>
-        <w:rPr>
-          <w:rFonts w:ascii="Arial" w:hAnsi="Arial" w:cs="Arial"/>
-          <w:b/>
-          <w:bCs/>
-          <w:i/>
-          <w:iCs/>
-        </w:rPr>
-        <w:lastRenderedPageBreak/>
-        <w:t>Multiple Dots</w:t>
-      </w:r>
-    </w:p>
-    <w:p>
-      <w:pPr>
-        <w:spacing w:line="360" w:lineRule="auto"/>
-        <w:rPr>
-          <w:rFonts w:ascii="Arial" w:hAnsi="Arial" w:cs="Arial"/>
-        </w:rPr>
-      </w:pPr>
-      <w:r>
-        <w:rPr>
-          <w:rFonts w:ascii="Arial" w:hAnsi="Arial" w:cs="Arial"/>
-        </w:rPr>
-        <w:t>If 3 or more dots are detected in the URL, the risk score is increased by 5 points due to</w:t>
-      </w:r>
+          <w:sz w:val="36"/>
+          <w:szCs w:val="36"/>
+          <w:highlight w:val="cyan"/>
+        </w:rPr>
+        <w:t>Table XX</w:t>
+      </w:r>
+      <w:r>
+        <w:rPr>
+          <w:rFonts w:ascii="Arial" w:hAnsi="Arial" w:cs="Arial"/>
+        </w:rPr>
+        <w:t xml:space="preserve"> shows which </w:t>
+      </w:r>
+      <w:r>
+        <w:rPr>
+          <w:rFonts w:ascii="Arial" w:hAnsi="Arial" w:cs="Arial"/>
+        </w:rPr>
+        <w:t xml:space="preserve">risk </w:t>
+      </w:r>
+      <w:r>
+        <w:rPr>
+          <w:rFonts w:ascii="Arial" w:hAnsi="Arial" w:cs="Arial"/>
+        </w:rPr>
+        <w:t xml:space="preserve">factors were considered to determine if </w:t>
+      </w:r>
+      <w:r>
+        <w:rPr>
+          <w:rFonts w:ascii="Arial" w:hAnsi="Arial" w:cs="Arial"/>
+        </w:rPr>
+        <w:t>a</w:t>
+      </w:r>
+      <w:r>
+        <w:rPr>
+          <w:rFonts w:ascii="Arial" w:hAnsi="Arial" w:cs="Arial"/>
+        </w:rPr>
+        <w:t xml:space="preserve"> domain </w:t>
+      </w:r>
+      <w:r>
+        <w:rPr>
+          <w:rFonts w:ascii="Arial" w:hAnsi="Arial" w:cs="Arial"/>
+        </w:rPr>
+        <w:t xml:space="preserve">may </w:t>
+      </w:r>
+      <w:r>
+        <w:rPr>
+          <w:rFonts w:ascii="Arial" w:hAnsi="Arial" w:cs="Arial"/>
+        </w:rPr>
+        <w:t>be malicious</w:t>
+      </w:r>
+      <w:r>
+        <w:rPr>
+          <w:rFonts w:ascii="Arial" w:hAnsi="Arial" w:cs="Arial"/>
+        </w:rPr>
+        <w:t>.</w:t>
+      </w:r>
+    </w:p>
+    <w:p>
+      <w:pPr>
+        <w:pStyle w:val="Caption"/>
+        <w:keepNext/>
+      </w:pPr>
+      <w:r>
+        <w:t xml:space="preserve">Table </w:t>
+      </w:r>
+      <w:r>
+        <w:fldChar w:fldCharType="begin"/>
+      </w:r>
+      <w:r>
+        <w:instrText xml:space="preserve"> SEQ Table \* ARABIC </w:instrText>
+      </w:r>
+      <w:r>
+        <w:fldChar w:fldCharType="separate"/>
+      </w:r>
+      <w:r>
+        <w:rPr>
+          <w:noProof/>
+        </w:rPr>
+        <w:t>1</w:t>
+      </w:r>
+      <w:r>
+        <w:fldChar w:fldCharType="end"/>
+      </w:r>
+      <w:r>
+        <w:t xml:space="preserve"> – Domain Name</w:t>
+      </w:r>
+      <w:r>
+        <w:t xml:space="preserve"> Check</w:t>
+      </w:r>
+      <w:r>
+        <w:t xml:space="preserve"> Risk Factors</w:t>
+      </w:r>
+    </w:p>
+    <w:tbl>
+      <w:tblPr>
+        <w:tblStyle w:val="TableGrid"/>
+        <w:tblW w:w="0" w:type="auto"/>
+        <w:tblBorders>
+          <w:top w:val="single" w:sz="24" w:space="0" w:color="auto"/>
+          <w:left w:val="single" w:sz="24" w:space="0" w:color="auto"/>
+          <w:bottom w:val="single" w:sz="24" w:space="0" w:color="auto"/>
+          <w:right w:val="single" w:sz="24" w:space="0" w:color="auto"/>
+          <w:insideH w:val="single" w:sz="6" w:space="0" w:color="auto"/>
+          <w:insideV w:val="single" w:sz="6" w:space="0" w:color="auto"/>
+        </w:tblBorders>
+        <w:tblCellMar>
+          <w:left w:w="170" w:type="dxa"/>
+          <w:right w:w="170" w:type="dxa"/>
+        </w:tblCellMar>
+        <w:tblLook w:val="05A0" w:firstRow="1" w:lastRow="0" w:firstColumn="1" w:lastColumn="1" w:noHBand="0" w:noVBand="1"/>
+      </w:tblPr>
+      <w:tblGrid>
+        <w:gridCol w:w="1681"/>
+        <w:gridCol w:w="2364"/>
+        <w:gridCol w:w="1660"/>
+        <w:gridCol w:w="3261"/>
+      </w:tblGrid>
+      <w:tr>
+        <w:trPr>
+          <w:cantSplit/>
+        </w:trPr>
+        <w:tc>
+          <w:tcPr>
+            <w:tcW w:w="1685" w:type="dxa"/>
+            <w:tcBorders>
+              <w:top w:val="single" w:sz="24" w:space="0" w:color="auto"/>
+              <w:bottom w:val="single" w:sz="24" w:space="0" w:color="auto"/>
+            </w:tcBorders>
+            <w:vAlign w:val="center"/>
+          </w:tcPr>
+          <w:p>
+            <w:pPr>
+              <w:spacing w:line="360" w:lineRule="auto"/>
+              <w:jc w:val="center"/>
+              <w:rPr>
+                <w:rFonts w:ascii="Arial" w:hAnsi="Arial" w:cs="Arial"/>
+                <w:b/>
+                <w:bCs/>
+              </w:rPr>
+            </w:pPr>
+            <w:r>
+              <w:rPr>
+                <w:rFonts w:ascii="Arial" w:hAnsi="Arial" w:cs="Arial"/>
+                <w:b/>
+                <w:bCs/>
+              </w:rPr>
+              <w:t>Factor</w:t>
+            </w:r>
+          </w:p>
+        </w:tc>
+        <w:tc>
+          <w:tcPr>
+            <w:tcW w:w="2396" w:type="dxa"/>
+            <w:tcBorders>
+              <w:top w:val="single" w:sz="24" w:space="0" w:color="auto"/>
+              <w:bottom w:val="single" w:sz="24" w:space="0" w:color="auto"/>
+            </w:tcBorders>
+            <w:vAlign w:val="center"/>
+          </w:tcPr>
+          <w:p>
+            <w:pPr>
+              <w:spacing w:line="360" w:lineRule="auto"/>
+              <w:jc w:val="center"/>
+              <w:rPr>
+                <w:rFonts w:ascii="Arial" w:hAnsi="Arial" w:cs="Arial"/>
+                <w:b/>
+                <w:bCs/>
+              </w:rPr>
+            </w:pPr>
+            <w:r>
+              <w:rPr>
+                <w:rFonts w:ascii="Arial" w:hAnsi="Arial" w:cs="Arial"/>
+                <w:b/>
+                <w:bCs/>
+              </w:rPr>
+              <w:t>Condition</w:t>
+            </w:r>
+          </w:p>
+        </w:tc>
+        <w:tc>
+          <w:tcPr>
+            <w:tcW w:w="1559" w:type="dxa"/>
+            <w:tcBorders>
+              <w:top w:val="single" w:sz="24" w:space="0" w:color="auto"/>
+              <w:bottom w:val="single" w:sz="24" w:space="0" w:color="auto"/>
+            </w:tcBorders>
+            <w:vAlign w:val="center"/>
+          </w:tcPr>
+          <w:p>
+            <w:pPr>
+              <w:spacing w:line="360" w:lineRule="auto"/>
+              <w:jc w:val="center"/>
+              <w:rPr>
+                <w:rFonts w:ascii="Arial" w:hAnsi="Arial" w:cs="Arial"/>
+                <w:b/>
+                <w:bCs/>
+              </w:rPr>
+            </w:pPr>
+            <w:r>
+              <w:rPr>
+                <w:rFonts w:ascii="Arial" w:hAnsi="Arial" w:cs="Arial"/>
+                <w:b/>
+                <w:bCs/>
+              </w:rPr>
+              <w:t>Score Adjustment</w:t>
+            </w:r>
+          </w:p>
+        </w:tc>
+        <w:tc>
+          <w:tcPr>
+            <w:tcW w:w="3326" w:type="dxa"/>
+            <w:tcBorders>
+              <w:top w:val="single" w:sz="24" w:space="0" w:color="auto"/>
+              <w:bottom w:val="single" w:sz="24" w:space="0" w:color="auto"/>
+            </w:tcBorders>
+            <w:vAlign w:val="center"/>
+          </w:tcPr>
+          <w:p>
+            <w:pPr>
+              <w:spacing w:line="360" w:lineRule="auto"/>
+              <w:jc w:val="center"/>
+              <w:rPr>
+                <w:rFonts w:ascii="Arial" w:hAnsi="Arial" w:cs="Arial"/>
+                <w:b/>
+                <w:bCs/>
+              </w:rPr>
+            </w:pPr>
+            <w:r>
+              <w:rPr>
+                <w:rFonts w:ascii="Arial" w:hAnsi="Arial" w:cs="Arial"/>
+                <w:b/>
+                <w:bCs/>
+              </w:rPr>
+              <w:t>Reason</w:t>
+            </w:r>
+          </w:p>
+        </w:tc>
+      </w:tr>
+      <w:tr>
+        <w:trPr>
+          <w:cantSplit/>
+        </w:trPr>
+        <w:tc>
+          <w:tcPr>
+            <w:tcW w:w="1685" w:type="dxa"/>
+            <w:tcBorders>
+              <w:top w:val="single" w:sz="24" w:space="0" w:color="auto"/>
+            </w:tcBorders>
+            <w:vAlign w:val="center"/>
+          </w:tcPr>
+          <w:p>
+            <w:pPr>
+              <w:spacing w:line="360" w:lineRule="auto"/>
+              <w:jc w:val="center"/>
+              <w:rPr>
+                <w:rFonts w:ascii="Arial" w:hAnsi="Arial" w:cs="Arial"/>
+                <w:i/>
+                <w:iCs/>
+              </w:rPr>
+            </w:pPr>
+            <w:r>
+              <w:rPr>
+                <w:rFonts w:ascii="Arial" w:hAnsi="Arial" w:cs="Arial"/>
+                <w:i/>
+                <w:iCs/>
+              </w:rPr>
+              <w:t>Phishing Words</w:t>
+            </w:r>
+          </w:p>
+        </w:tc>
+        <w:tc>
+          <w:tcPr>
+            <w:tcW w:w="2396" w:type="dxa"/>
+            <w:tcBorders>
+              <w:top w:val="single" w:sz="24" w:space="0" w:color="auto"/>
+            </w:tcBorders>
+          </w:tcPr>
+          <w:p>
+            <w:pPr>
+              <w:spacing w:line="360" w:lineRule="auto"/>
+              <w:rPr>
+                <w:rFonts w:ascii="Arial" w:hAnsi="Arial" w:cs="Arial"/>
+              </w:rPr>
+            </w:pPr>
+            <w:r>
+              <w:rPr>
+                <w:rFonts w:ascii="Arial" w:hAnsi="Arial" w:cs="Arial"/>
+              </w:rPr>
+              <w:t>Contains phishing words i.e. ‘login’, ‘secure’, or ‘verification’</w:t>
+            </w:r>
+          </w:p>
+        </w:tc>
+        <w:tc>
+          <w:tcPr>
+            <w:tcW w:w="1559" w:type="dxa"/>
+            <w:tcBorders>
+              <w:top w:val="single" w:sz="24" w:space="0" w:color="auto"/>
+            </w:tcBorders>
+            <w:vAlign w:val="center"/>
+          </w:tcPr>
+          <w:p>
+            <w:pPr>
+              <w:spacing w:line="360" w:lineRule="auto"/>
+              <w:jc w:val="center"/>
+              <w:rPr>
+                <w:rFonts w:ascii="Arial" w:hAnsi="Arial" w:cs="Arial"/>
+              </w:rPr>
+            </w:pPr>
+            <w:r>
+              <w:rPr>
+                <w:rFonts w:ascii="Arial" w:hAnsi="Arial" w:cs="Arial"/>
+              </w:rPr>
+              <w:t xml:space="preserve">+10 </w:t>
+            </w:r>
+            <w:r>
+              <w:rPr>
+                <w:rFonts w:ascii="Arial" w:hAnsi="Arial" w:cs="Arial"/>
+              </w:rPr>
+              <w:t>p</w:t>
+            </w:r>
+            <w:r>
+              <w:rPr>
+                <w:rFonts w:ascii="Arial" w:hAnsi="Arial" w:cs="Arial"/>
+              </w:rPr>
+              <w:t>oints</w:t>
+            </w:r>
+          </w:p>
+        </w:tc>
+        <w:tc>
+          <w:tcPr>
+            <w:tcW w:w="3326" w:type="dxa"/>
+            <w:tcBorders>
+              <w:top w:val="single" w:sz="24" w:space="0" w:color="auto"/>
+            </w:tcBorders>
+          </w:tcPr>
+          <w:p>
+            <w:pPr>
+              <w:spacing w:line="360" w:lineRule="auto"/>
+              <w:rPr>
+                <w:rFonts w:ascii="Arial" w:hAnsi="Arial" w:cs="Arial"/>
+              </w:rPr>
+            </w:pPr>
+            <w:r>
+              <w:rPr>
+                <w:rFonts w:ascii="Arial" w:hAnsi="Arial" w:cs="Arial"/>
+              </w:rPr>
+              <w:t>C</w:t>
+            </w:r>
+            <w:r>
+              <w:rPr>
+                <w:rFonts w:ascii="Arial" w:hAnsi="Arial" w:cs="Arial"/>
+              </w:rPr>
+              <w:t>ommonly used to</w:t>
+            </w:r>
+            <w:r>
+              <w:rPr>
+                <w:rFonts w:ascii="Arial" w:hAnsi="Arial" w:cs="Arial"/>
+              </w:rPr>
+              <w:t xml:space="preserve"> imitate legitimate services </w:t>
+            </w:r>
+            <w:r>
+              <w:rPr>
+                <w:rFonts w:ascii="Arial" w:hAnsi="Arial" w:cs="Arial"/>
+              </w:rPr>
+              <w:t>and deceive users</w:t>
+            </w:r>
+          </w:p>
+        </w:tc>
+      </w:tr>
+      <w:tr>
+        <w:trPr>
+          <w:cantSplit/>
+        </w:trPr>
+        <w:tc>
+          <w:tcPr>
+            <w:tcW w:w="1685" w:type="dxa"/>
+            <w:vAlign w:val="center"/>
+          </w:tcPr>
+          <w:p>
+            <w:pPr>
+              <w:spacing w:line="360" w:lineRule="auto"/>
+              <w:jc w:val="center"/>
+              <w:rPr>
+                <w:rFonts w:ascii="Arial" w:hAnsi="Arial" w:cs="Arial"/>
+                <w:i/>
+                <w:iCs/>
+              </w:rPr>
+            </w:pPr>
+            <w:r>
+              <w:rPr>
+                <w:rFonts w:ascii="Arial" w:hAnsi="Arial" w:cs="Arial"/>
+                <w:i/>
+                <w:iCs/>
+              </w:rPr>
+              <w:t>Repeated Hyphens</w:t>
+            </w:r>
+          </w:p>
+        </w:tc>
+        <w:tc>
+          <w:tcPr>
+            <w:tcW w:w="2396" w:type="dxa"/>
+          </w:tcPr>
+          <w:p>
+            <w:pPr>
+              <w:spacing w:line="360" w:lineRule="auto"/>
+              <w:rPr>
+                <w:rFonts w:ascii="Arial" w:hAnsi="Arial" w:cs="Arial"/>
+              </w:rPr>
+            </w:pPr>
+            <w:r>
+              <w:rPr>
+                <w:rFonts w:ascii="Arial" w:hAnsi="Arial" w:cs="Arial"/>
+              </w:rPr>
+              <w:t>Contains multiple hyphens in a row</w:t>
+            </w:r>
+          </w:p>
+        </w:tc>
+        <w:tc>
+          <w:tcPr>
+            <w:tcW w:w="1559" w:type="dxa"/>
+            <w:vAlign w:val="center"/>
+          </w:tcPr>
+          <w:p>
+            <w:pPr>
+              <w:spacing w:line="360" w:lineRule="auto"/>
+              <w:jc w:val="center"/>
+              <w:rPr>
+                <w:rFonts w:ascii="Arial" w:hAnsi="Arial" w:cs="Arial"/>
+              </w:rPr>
+            </w:pPr>
+            <w:r>
+              <w:rPr>
+                <w:rFonts w:ascii="Arial" w:hAnsi="Arial" w:cs="Arial"/>
+              </w:rPr>
+              <w:t>+</w:t>
+            </w:r>
+            <w:r>
+              <w:rPr>
+                <w:rFonts w:ascii="Arial" w:hAnsi="Arial" w:cs="Arial"/>
+              </w:rPr>
+              <w:t>5</w:t>
+            </w:r>
+            <w:r>
+              <w:rPr>
+                <w:rFonts w:ascii="Arial" w:hAnsi="Arial" w:cs="Arial"/>
+              </w:rPr>
+              <w:t xml:space="preserve"> </w:t>
+            </w:r>
+            <w:r>
+              <w:rPr>
+                <w:rFonts w:ascii="Arial" w:hAnsi="Arial" w:cs="Arial"/>
+              </w:rPr>
+              <w:t>p</w:t>
+            </w:r>
+            <w:r>
+              <w:rPr>
+                <w:rFonts w:ascii="Arial" w:hAnsi="Arial" w:cs="Arial"/>
+              </w:rPr>
+              <w:t>oints</w:t>
+            </w:r>
+          </w:p>
+        </w:tc>
+        <w:tc>
+          <w:tcPr>
+            <w:tcW w:w="3326" w:type="dxa"/>
+          </w:tcPr>
+          <w:p>
+            <w:pPr>
+              <w:spacing w:line="360" w:lineRule="auto"/>
+              <w:rPr>
+                <w:rFonts w:ascii="Arial" w:hAnsi="Arial" w:cs="Arial"/>
+              </w:rPr>
+            </w:pPr>
+            <w:r>
+              <w:rPr>
+                <w:rFonts w:ascii="Arial" w:hAnsi="Arial" w:cs="Arial"/>
+              </w:rPr>
+              <w:t>Used to</w:t>
+            </w:r>
+            <w:r>
+              <w:rPr>
+                <w:rFonts w:ascii="Arial" w:hAnsi="Arial" w:cs="Arial"/>
+              </w:rPr>
+              <w:t xml:space="preserve"> </w:t>
+            </w:r>
+            <w:r>
+              <w:rPr>
+                <w:rFonts w:ascii="Arial" w:hAnsi="Arial" w:cs="Arial"/>
+              </w:rPr>
+              <w:t xml:space="preserve">replicate legitimate </w:t>
+            </w:r>
+            <w:r>
+              <w:rPr>
+                <w:rFonts w:ascii="Arial" w:hAnsi="Arial" w:cs="Arial"/>
+              </w:rPr>
+              <w:t xml:space="preserve">domains </w:t>
+            </w:r>
+          </w:p>
+        </w:tc>
+      </w:tr>
+      <w:tr>
+        <w:trPr>
+          <w:cantSplit/>
+        </w:trPr>
+        <w:tc>
+          <w:tcPr>
+            <w:tcW w:w="1685" w:type="dxa"/>
+            <w:vAlign w:val="center"/>
+          </w:tcPr>
+          <w:p>
+            <w:pPr>
+              <w:spacing w:line="360" w:lineRule="auto"/>
+              <w:jc w:val="center"/>
+              <w:rPr>
+                <w:rFonts w:ascii="Arial" w:hAnsi="Arial" w:cs="Arial"/>
+                <w:i/>
+                <w:iCs/>
+              </w:rPr>
+            </w:pPr>
+            <w:r>
+              <w:rPr>
+                <w:rFonts w:ascii="Arial" w:hAnsi="Arial" w:cs="Arial"/>
+                <w:i/>
+                <w:iCs/>
+              </w:rPr>
+              <w:t>Long Domain Name</w:t>
+            </w:r>
+          </w:p>
+        </w:tc>
+        <w:tc>
+          <w:tcPr>
+            <w:tcW w:w="2396" w:type="dxa"/>
+          </w:tcPr>
+          <w:p>
+            <w:pPr>
+              <w:spacing w:line="360" w:lineRule="auto"/>
+              <w:rPr>
+                <w:rFonts w:ascii="Arial" w:hAnsi="Arial" w:cs="Arial"/>
+              </w:rPr>
+            </w:pPr>
+            <w:r>
+              <w:rPr>
+                <w:rFonts w:ascii="Arial" w:hAnsi="Arial" w:cs="Arial"/>
+              </w:rPr>
+              <w:t>Domain name exceeds 50 characters</w:t>
+            </w:r>
+          </w:p>
+        </w:tc>
+        <w:tc>
+          <w:tcPr>
+            <w:tcW w:w="1559" w:type="dxa"/>
+            <w:vAlign w:val="center"/>
+          </w:tcPr>
+          <w:p>
+            <w:pPr>
+              <w:spacing w:line="360" w:lineRule="auto"/>
+              <w:jc w:val="center"/>
+              <w:rPr>
+                <w:rFonts w:ascii="Arial" w:hAnsi="Arial" w:cs="Arial"/>
+              </w:rPr>
+            </w:pPr>
+            <w:r>
+              <w:rPr>
+                <w:rFonts w:ascii="Arial" w:hAnsi="Arial" w:cs="Arial"/>
+              </w:rPr>
+              <w:t xml:space="preserve">+10 </w:t>
+            </w:r>
+            <w:r>
+              <w:rPr>
+                <w:rFonts w:ascii="Arial" w:hAnsi="Arial" w:cs="Arial"/>
+              </w:rPr>
+              <w:t>p</w:t>
+            </w:r>
+            <w:r>
+              <w:rPr>
+                <w:rFonts w:ascii="Arial" w:hAnsi="Arial" w:cs="Arial"/>
+              </w:rPr>
+              <w:t>oints</w:t>
+            </w:r>
+          </w:p>
+        </w:tc>
+        <w:tc>
+          <w:tcPr>
+            <w:tcW w:w="3326" w:type="dxa"/>
+          </w:tcPr>
+          <w:p>
+            <w:pPr>
+              <w:spacing w:line="360" w:lineRule="auto"/>
+              <w:rPr>
+                <w:rFonts w:ascii="Arial" w:hAnsi="Arial" w:cs="Arial"/>
+              </w:rPr>
+            </w:pPr>
+            <w:r>
+              <w:rPr>
+                <w:rFonts w:ascii="Arial" w:hAnsi="Arial" w:cs="Arial"/>
+              </w:rPr>
+              <w:t>Can</w:t>
+            </w:r>
+            <w:r>
+              <w:rPr>
+                <w:rFonts w:ascii="Arial" w:hAnsi="Arial" w:cs="Arial"/>
+              </w:rPr>
+              <w:t xml:space="preserve"> blend in malicious pathways and avoid traditional security filters</w:t>
+            </w:r>
+          </w:p>
+        </w:tc>
+      </w:tr>
+      <w:tr>
+        <w:trPr>
+          <w:cantSplit/>
+        </w:trPr>
+        <w:tc>
+          <w:tcPr>
+            <w:tcW w:w="1685" w:type="dxa"/>
+            <w:vAlign w:val="center"/>
+          </w:tcPr>
+          <w:p>
+            <w:pPr>
+              <w:spacing w:line="360" w:lineRule="auto"/>
+              <w:jc w:val="center"/>
+              <w:rPr>
+                <w:rFonts w:ascii="Arial" w:hAnsi="Arial" w:cs="Arial"/>
+                <w:i/>
+                <w:iCs/>
+              </w:rPr>
+            </w:pPr>
+            <w:r>
+              <w:rPr>
+                <w:rFonts w:ascii="Arial" w:hAnsi="Arial" w:cs="Arial"/>
+                <w:i/>
+                <w:iCs/>
+              </w:rPr>
+              <w:t>IP Address</w:t>
+            </w:r>
+          </w:p>
+        </w:tc>
+        <w:tc>
+          <w:tcPr>
+            <w:tcW w:w="2396" w:type="dxa"/>
+          </w:tcPr>
+          <w:p>
+            <w:pPr>
+              <w:spacing w:line="360" w:lineRule="auto"/>
+              <w:rPr>
+                <w:rFonts w:ascii="Arial" w:hAnsi="Arial" w:cs="Arial"/>
+              </w:rPr>
+            </w:pPr>
+            <w:r>
+              <w:rPr>
+                <w:rFonts w:ascii="Arial" w:hAnsi="Arial" w:cs="Arial"/>
+              </w:rPr>
+              <w:t>URL is an IP address</w:t>
+            </w:r>
+          </w:p>
+        </w:tc>
+        <w:tc>
+          <w:tcPr>
+            <w:tcW w:w="1559" w:type="dxa"/>
+            <w:vAlign w:val="center"/>
+          </w:tcPr>
+          <w:p>
+            <w:pPr>
+              <w:spacing w:line="360" w:lineRule="auto"/>
+              <w:jc w:val="center"/>
+              <w:rPr>
+                <w:rFonts w:ascii="Arial" w:hAnsi="Arial" w:cs="Arial"/>
+              </w:rPr>
+            </w:pPr>
+            <w:r>
+              <w:rPr>
+                <w:rFonts w:ascii="Arial" w:hAnsi="Arial" w:cs="Arial"/>
+              </w:rPr>
+              <w:t xml:space="preserve">+30 </w:t>
+            </w:r>
+            <w:r>
+              <w:rPr>
+                <w:rFonts w:ascii="Arial" w:hAnsi="Arial" w:cs="Arial"/>
+              </w:rPr>
+              <w:t>p</w:t>
+            </w:r>
+            <w:r>
+              <w:rPr>
+                <w:rFonts w:ascii="Arial" w:hAnsi="Arial" w:cs="Arial"/>
+              </w:rPr>
+              <w:t>oints</w:t>
+            </w:r>
+          </w:p>
+        </w:tc>
+        <w:tc>
+          <w:tcPr>
+            <w:tcW w:w="3326" w:type="dxa"/>
+          </w:tcPr>
+          <w:p>
+            <w:pPr>
+              <w:spacing w:line="360" w:lineRule="auto"/>
+              <w:rPr>
+                <w:rFonts w:ascii="Arial" w:hAnsi="Arial" w:cs="Arial"/>
+              </w:rPr>
+            </w:pPr>
+            <w:r>
+              <w:rPr>
+                <w:rFonts w:ascii="Arial" w:hAnsi="Arial" w:cs="Arial"/>
+              </w:rPr>
+              <w:t xml:space="preserve">Conceals domain name and </w:t>
+            </w:r>
+            <w:r>
+              <w:rPr>
+                <w:rFonts w:ascii="Arial" w:hAnsi="Arial" w:cs="Arial"/>
+              </w:rPr>
+              <w:t xml:space="preserve">may indicate a </w:t>
+            </w:r>
+            <w:r>
+              <w:rPr>
+                <w:rFonts w:ascii="Arial" w:hAnsi="Arial" w:cs="Arial"/>
+              </w:rPr>
+              <w:t>maliciously hosted server</w:t>
+            </w:r>
+          </w:p>
+        </w:tc>
+      </w:tr>
+      <w:tr>
+        <w:trPr>
+          <w:cantSplit/>
+        </w:trPr>
+        <w:tc>
+          <w:tcPr>
+            <w:tcW w:w="1685" w:type="dxa"/>
+            <w:vAlign w:val="center"/>
+          </w:tcPr>
+          <w:p>
+            <w:pPr>
+              <w:spacing w:line="360" w:lineRule="auto"/>
+              <w:jc w:val="center"/>
+              <w:rPr>
+                <w:rFonts w:ascii="Arial" w:hAnsi="Arial" w:cs="Arial"/>
+                <w:i/>
+                <w:iCs/>
+              </w:rPr>
+            </w:pPr>
+            <w:r>
+              <w:rPr>
+                <w:rFonts w:ascii="Arial" w:hAnsi="Arial" w:cs="Arial"/>
+                <w:i/>
+                <w:iCs/>
+              </w:rPr>
+              <w:t>Homograph Attack</w:t>
+            </w:r>
+          </w:p>
+        </w:tc>
+        <w:tc>
+          <w:tcPr>
+            <w:tcW w:w="2396" w:type="dxa"/>
+          </w:tcPr>
+          <w:p>
+            <w:pPr>
+              <w:spacing w:line="360" w:lineRule="auto"/>
+              <w:rPr>
+                <w:rFonts w:ascii="Arial" w:hAnsi="Arial" w:cs="Arial"/>
+              </w:rPr>
+            </w:pPr>
+            <w:r>
+              <w:rPr>
+                <w:rFonts w:ascii="Arial" w:hAnsi="Arial" w:cs="Arial"/>
+              </w:rPr>
+              <w:t>Contains punycode ‘xn</w:t>
+            </w:r>
+            <w:r>
+              <w:rPr>
+                <w:rFonts w:ascii="Arial" w:hAnsi="Arial" w:cs="Arial"/>
+              </w:rPr>
+              <w:t>--'</w:t>
+            </w:r>
+          </w:p>
+        </w:tc>
+        <w:tc>
+          <w:tcPr>
+            <w:tcW w:w="1559" w:type="dxa"/>
+            <w:vAlign w:val="center"/>
+          </w:tcPr>
+          <w:p>
+            <w:pPr>
+              <w:spacing w:line="360" w:lineRule="auto"/>
+              <w:jc w:val="center"/>
+              <w:rPr>
+                <w:rFonts w:ascii="Arial" w:hAnsi="Arial" w:cs="Arial"/>
+              </w:rPr>
+            </w:pPr>
+            <w:r>
+              <w:rPr>
+                <w:rFonts w:ascii="Arial" w:hAnsi="Arial" w:cs="Arial"/>
+              </w:rPr>
+              <w:t xml:space="preserve">+30 </w:t>
+            </w:r>
+            <w:r>
+              <w:rPr>
+                <w:rFonts w:ascii="Arial" w:hAnsi="Arial" w:cs="Arial"/>
+              </w:rPr>
+              <w:t>p</w:t>
+            </w:r>
+            <w:r>
+              <w:rPr>
+                <w:rFonts w:ascii="Arial" w:hAnsi="Arial" w:cs="Arial"/>
+              </w:rPr>
+              <w:t>oints</w:t>
+            </w:r>
+          </w:p>
+        </w:tc>
+        <w:tc>
+          <w:tcPr>
+            <w:tcW w:w="3326" w:type="dxa"/>
+          </w:tcPr>
+          <w:p>
+            <w:pPr>
+              <w:spacing w:line="360" w:lineRule="auto"/>
+              <w:rPr>
+                <w:rFonts w:ascii="Arial" w:hAnsi="Arial" w:cs="Arial"/>
+              </w:rPr>
+            </w:pPr>
+            <w:r>
+              <w:rPr>
+                <w:rFonts w:ascii="Arial" w:hAnsi="Arial" w:cs="Arial"/>
+              </w:rPr>
+              <w:t xml:space="preserve">Exploits similar looking characters to </w:t>
+            </w:r>
+            <w:r>
+              <w:rPr>
+                <w:rFonts w:ascii="Arial" w:hAnsi="Arial" w:cs="Arial"/>
+              </w:rPr>
+              <w:t xml:space="preserve">impersonate legitimate domains </w:t>
+            </w:r>
+          </w:p>
+        </w:tc>
+      </w:tr>
+      <w:tr>
+        <w:trPr>
+          <w:cantSplit/>
+        </w:trPr>
+        <w:tc>
+          <w:tcPr>
+            <w:tcW w:w="1685" w:type="dxa"/>
+            <w:vAlign w:val="center"/>
+          </w:tcPr>
+          <w:p>
+            <w:pPr>
+              <w:spacing w:line="360" w:lineRule="auto"/>
+              <w:jc w:val="center"/>
+              <w:rPr>
+                <w:rFonts w:ascii="Arial" w:hAnsi="Arial" w:cs="Arial"/>
+                <w:i/>
+                <w:iCs/>
+              </w:rPr>
+            </w:pPr>
+            <w:r>
+              <w:rPr>
+                <w:rFonts w:ascii="Arial" w:hAnsi="Arial" w:cs="Arial"/>
+                <w:i/>
+                <w:iCs/>
+              </w:rPr>
+              <w:t>@ Symbol</w:t>
+            </w:r>
+          </w:p>
+        </w:tc>
+        <w:tc>
+          <w:tcPr>
+            <w:tcW w:w="2396" w:type="dxa"/>
+          </w:tcPr>
+          <w:p>
+            <w:pPr>
+              <w:spacing w:line="360" w:lineRule="auto"/>
+              <w:rPr>
+                <w:rFonts w:ascii="Arial" w:hAnsi="Arial" w:cs="Arial"/>
+              </w:rPr>
+            </w:pPr>
+            <w:r>
+              <w:rPr>
+                <w:rFonts w:ascii="Arial" w:hAnsi="Arial" w:cs="Arial"/>
+              </w:rPr>
+              <w:t xml:space="preserve">Contains ‘@’ </w:t>
+            </w:r>
+          </w:p>
+        </w:tc>
+        <w:tc>
+          <w:tcPr>
+            <w:tcW w:w="1559" w:type="dxa"/>
+            <w:vAlign w:val="center"/>
+          </w:tcPr>
+          <w:p>
+            <w:pPr>
+              <w:spacing w:line="360" w:lineRule="auto"/>
+              <w:jc w:val="center"/>
+              <w:rPr>
+                <w:rFonts w:ascii="Arial" w:hAnsi="Arial" w:cs="Arial"/>
+              </w:rPr>
+            </w:pPr>
+            <w:r>
+              <w:rPr>
+                <w:rFonts w:ascii="Arial" w:hAnsi="Arial" w:cs="Arial"/>
+              </w:rPr>
+              <w:t xml:space="preserve">+20 </w:t>
+            </w:r>
+            <w:r>
+              <w:rPr>
+                <w:rFonts w:ascii="Arial" w:hAnsi="Arial" w:cs="Arial"/>
+              </w:rPr>
+              <w:t>p</w:t>
+            </w:r>
+            <w:r>
+              <w:rPr>
+                <w:rFonts w:ascii="Arial" w:hAnsi="Arial" w:cs="Arial"/>
+              </w:rPr>
+              <w:t>oints</w:t>
+            </w:r>
+          </w:p>
+        </w:tc>
+        <w:tc>
+          <w:tcPr>
+            <w:tcW w:w="3326" w:type="dxa"/>
+          </w:tcPr>
+          <w:p>
+            <w:pPr>
+              <w:spacing w:line="360" w:lineRule="auto"/>
+              <w:rPr>
+                <w:rFonts w:ascii="Arial" w:hAnsi="Arial" w:cs="Arial"/>
+              </w:rPr>
+            </w:pPr>
+            <w:r>
+              <w:rPr>
+                <w:rFonts w:ascii="Arial" w:hAnsi="Arial" w:cs="Arial"/>
+              </w:rPr>
+              <w:t>Obscures destination by placing it</w:t>
+            </w:r>
+            <w:r>
+              <w:rPr>
+                <w:rFonts w:ascii="Arial" w:hAnsi="Arial" w:cs="Arial"/>
+              </w:rPr>
+              <w:t xml:space="preserve"> after a legitimate domain</w:t>
+            </w:r>
+          </w:p>
+        </w:tc>
+      </w:tr>
+      <w:tr>
+        <w:trPr>
+          <w:cantSplit/>
+        </w:trPr>
+        <w:tc>
+          <w:tcPr>
+            <w:tcW w:w="1685" w:type="dxa"/>
+            <w:vAlign w:val="center"/>
+          </w:tcPr>
+          <w:p>
+            <w:pPr>
+              <w:spacing w:line="360" w:lineRule="auto"/>
+              <w:jc w:val="center"/>
+              <w:rPr>
+                <w:rFonts w:ascii="Arial" w:hAnsi="Arial" w:cs="Arial"/>
+                <w:i/>
+                <w:iCs/>
+              </w:rPr>
+            </w:pPr>
+            <w:r>
+              <w:rPr>
+                <w:rFonts w:ascii="Arial" w:hAnsi="Arial" w:cs="Arial"/>
+                <w:i/>
+                <w:iCs/>
+              </w:rPr>
+              <w:t>Multiple Dots</w:t>
+            </w:r>
+          </w:p>
+        </w:tc>
+        <w:tc>
+          <w:tcPr>
+            <w:tcW w:w="2396" w:type="dxa"/>
+          </w:tcPr>
+          <w:p>
+            <w:pPr>
+              <w:spacing w:line="360" w:lineRule="auto"/>
+              <w:rPr>
+                <w:rFonts w:ascii="Arial" w:hAnsi="Arial" w:cs="Arial"/>
+              </w:rPr>
+            </w:pPr>
+            <w:r>
+              <w:rPr>
+                <w:rFonts w:ascii="Arial" w:hAnsi="Arial" w:cs="Arial"/>
+              </w:rPr>
+              <w:t>Contains three or more dots</w:t>
+            </w:r>
+          </w:p>
+        </w:tc>
+        <w:tc>
+          <w:tcPr>
+            <w:tcW w:w="1559" w:type="dxa"/>
+            <w:vAlign w:val="center"/>
+          </w:tcPr>
+          <w:p>
+            <w:pPr>
+              <w:spacing w:line="360" w:lineRule="auto"/>
+              <w:jc w:val="center"/>
+              <w:rPr>
+                <w:rFonts w:ascii="Arial" w:hAnsi="Arial" w:cs="Arial"/>
+              </w:rPr>
+            </w:pPr>
+            <w:r>
+              <w:rPr>
+                <w:rFonts w:ascii="Arial" w:hAnsi="Arial" w:cs="Arial"/>
+              </w:rPr>
+              <w:t xml:space="preserve">+5 </w:t>
+            </w:r>
+            <w:r>
+              <w:rPr>
+                <w:rFonts w:ascii="Arial" w:hAnsi="Arial" w:cs="Arial"/>
+              </w:rPr>
+              <w:t>p</w:t>
+            </w:r>
+            <w:r>
+              <w:rPr>
+                <w:rFonts w:ascii="Arial" w:hAnsi="Arial" w:cs="Arial"/>
+              </w:rPr>
+              <w:t>oints</w:t>
+            </w:r>
+          </w:p>
+        </w:tc>
+        <w:tc>
+          <w:tcPr>
+            <w:tcW w:w="3326" w:type="dxa"/>
+          </w:tcPr>
+          <w:p>
+            <w:pPr>
+              <w:spacing w:line="360" w:lineRule="auto"/>
+              <w:rPr>
+                <w:rFonts w:ascii="Arial" w:hAnsi="Arial" w:cs="Arial"/>
+              </w:rPr>
+            </w:pPr>
+            <w:r>
+              <w:rPr>
+                <w:rFonts w:ascii="Arial" w:hAnsi="Arial" w:cs="Arial"/>
+              </w:rPr>
+              <w:t>Enables subdomain manipulation to imitate legitimate domains</w:t>
+            </w:r>
+          </w:p>
+        </w:tc>
+      </w:tr>
+    </w:tbl>
+    <w:p>
+      <w:pPr>
+        <w:spacing w:line="360" w:lineRule="auto"/>
+        <w:rPr>
+          <w:rFonts w:ascii="Arial" w:hAnsi="Arial" w:cs="Arial"/>
+        </w:rPr>
+      </w:pPr>
     </w:p>
     <w:p>
       <w:pPr>
@@ -16653,7 +17342,19 @@
         <w:rPr>
           <w:rFonts w:ascii="Arial" w:hAnsi="Arial" w:cs="Arial"/>
         </w:rPr>
-        <w:t xml:space="preserve"> API is used to check the age of a domain, increasing the risk score based on how young the domain is. </w:t>
+        <w:t xml:space="preserve"> API is used to check the age of a domain, increasing the risk score based on the</w:t>
+      </w:r>
+      <w:r>
+        <w:rPr>
+          <w:rFonts w:ascii="Arial" w:hAnsi="Arial" w:cs="Arial"/>
+        </w:rPr>
+        <w:t xml:space="preserve"> age</w:t>
+      </w:r>
+      <w:r>
+        <w:rPr>
+          <w:rFonts w:ascii="Arial" w:hAnsi="Arial" w:cs="Arial"/>
+        </w:rPr>
+        <w:t xml:space="preserve">. </w:t>
       </w:r>
       <w:r>
         <w:rPr>
@@ -16678,7 +17379,19 @@
         <w:rPr>
           <w:rFonts w:ascii="Arial" w:hAnsi="Arial" w:cs="Arial"/>
         </w:rPr>
-        <w:t>shows the code for the ‘</w:t>
+        <w:t>shows</w:t>
+      </w:r>
+      <w:r>
+        <w:rPr>
+          <w:rFonts w:ascii="Arial" w:hAnsi="Arial" w:cs="Arial"/>
+        </w:rPr>
+        <w:t xml:space="preserve"> implementation of the</w:t>
+      </w:r>
+      <w:r>
+        <w:rPr>
+          <w:rFonts w:ascii="Arial" w:hAnsi="Arial" w:cs="Arial"/>
+        </w:rPr>
+        <w:t xml:space="preserve"> ‘</w:t>
       </w:r>
       <w:proofErr w:type="spellStart"/>
       <w:proofErr w:type="gramStart"/>
@@ -16700,7 +17413,7 @@
         <w:rPr>
           <w:rFonts w:ascii="Arial" w:hAnsi="Arial" w:cs="Arial"/>
         </w:rPr>
-        <w:t xml:space="preserve">)’ function in Visual Studio Code. The age risk is split into </w:t>
+        <w:t xml:space="preserve">)’ function. The age risk is split into </w:t>
       </w:r>
       <w:r>
         <w:rPr>
@@ -16884,6 +17597,227 @@
           <w:rFonts w:ascii="Arial" w:hAnsi="Arial" w:cs="Arial"/>
         </w:rPr>
       </w:pPr>
+      <w:r>
+        <w:rPr>
+          <w:noProof/>
+        </w:rPr>
+        <mc:AlternateContent>
+          <mc:Choice Requires="wps">
+            <w:drawing>
+              <wp:anchor distT="0" distB="0" distL="114300" distR="114300" simplePos="0" relativeHeight="251682816" behindDoc="0" locked="0" layoutInCell="1" allowOverlap="1" wp14:anchorId="28CE052B" wp14:editId="1AB58D0B">
+                <wp:simplePos x="0" y="0"/>
+                <wp:positionH relativeFrom="column">
+                  <wp:posOffset>0</wp:posOffset>
+                </wp:positionH>
+                <wp:positionV relativeFrom="paragraph">
+                  <wp:posOffset>5531485</wp:posOffset>
+                </wp:positionV>
+                <wp:extent cx="5731510" cy="635"/>
+                <wp:effectExtent l="0" t="0" r="0" b="12065"/>
+                <wp:wrapSquare wrapText="bothSides"/>
+                <wp:docPr id="116828681" name="Text Box 1"/>
+                <wp:cNvGraphicFramePr/>
+                <a:graphic xmlns:a="http://schemas.openxmlformats.org/drawingml/2006/main">
+                  <a:graphicData uri="http://schemas.microsoft.com/office/word/2010/wordprocessingShape">
+                    <wps:wsp>
+                      <wps:cNvSpPr txBox="1"/>
+                      <wps:spPr>
+                        <a:xfrm>
+                          <a:off x="0" y="0"/>
+                          <a:ext cx="5731510" cy="635"/>
+                        </a:xfrm>
+                        <a:prstGeom prst="rect">
+                          <a:avLst/>
+                        </a:prstGeom>
+                        <a:solidFill>
+                          <a:prstClr val="white"/>
+                        </a:solidFill>
+                        <a:ln>
+                          <a:noFill/>
+                        </a:ln>
+                      </wps:spPr>
+                      <wps:txbx>
+                        <w:txbxContent>
+                          <w:p>
+                            <w:pPr>
+                              <w:pStyle w:val="Caption"/>
+                              <w:rPr>
+                                <w:rFonts w:ascii="Arial" w:hAnsi="Arial" w:cs="Arial"/>
+                                <w:noProof/>
+                              </w:rPr>
+                            </w:pPr>
+                            <w:r>
+                              <w:t xml:space="preserve">Figure </w:t>
+                            </w:r>
+                            <w:r>
+                              <w:fldChar w:fldCharType="begin"/>
+                            </w:r>
+                            <w:r>
+                              <w:instrText xml:space="preserve"> SEQ Figure \* ARABIC </w:instrText>
+                            </w:r>
+                            <w:r>
+                              <w:fldChar w:fldCharType="separate"/>
+                            </w:r>
+                            <w:r>
+                              <w:rPr>
+                                <w:noProof/>
+                              </w:rPr>
+                              <w:t>7</w:t>
+                            </w:r>
+                            <w:r>
+                              <w:fldChar w:fldCharType="end"/>
+                            </w:r>
+                            <w:r>
+                              <w:t xml:space="preserve"> – The </w:t>
+                            </w:r>
+                            <w:proofErr w:type="spellStart"/>
+                            <w:proofErr w:type="gramStart"/>
+                            <w:r>
+                              <w:t>checkDomainAge</w:t>
+                            </w:r>
+                            <w:proofErr w:type="spellEnd"/>
+                            <w:r>
+                              <w:t>(</w:t>
+                            </w:r>
+                            <w:proofErr w:type="gramEnd"/>
+                            <w:r>
+                              <w:t>) function integrated in Visual Studio Code</w:t>
+                            </w:r>
+                          </w:p>
+                        </w:txbxContent>
+                      </wps:txbx>
+                      <wps:bodyPr rot="0" spcFirstLastPara="0" vertOverflow="overflow" horzOverflow="overflow" vert="horz" wrap="square" lIns="0" tIns="0" rIns="0" bIns="0" numCol="1" spcCol="0" rtlCol="0" fromWordArt="0" anchor="t" anchorCtr="0" forceAA="0" compatLnSpc="1">
+                        <a:prstTxWarp prst="textNoShape">
+                          <a:avLst/>
+                        </a:prstTxWarp>
+                        <a:spAutoFit/>
+                      </wps:bodyPr>
+                    </wps:wsp>
+                  </a:graphicData>
+                </a:graphic>
+              </wp:anchor>
+            </w:drawing>
+          </mc:Choice>
+          <mc:Fallback>
+            <w:pict>
+              <v:shape w14:anchorId="28CE052B" id="_x0000_s1032" type="#_x0000_t202" style="position:absolute;margin-left:0;margin-top:435.55pt;width:451.3pt;height:.05pt;z-index:251682816;visibility:visible;mso-wrap-style:square;mso-wrap-distance-left:9pt;mso-wrap-distance-top:0;mso-wrap-distance-right:9pt;mso-wrap-distance-bottom:0;mso-position-horizontal:absolute;mso-position-horizontal-relative:text;mso-position-vertical:absolute;mso-position-vertical-relative:text;v-text-anchor:top" o:gfxdata="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" stroked="f">
+                <v:textbox style="mso-fit-shape-to-text:t" inset="0,0,0,0">
+                  <w:txbxContent>
+                    <w:p>
+                      <w:pPr>
+                        <w:pStyle w:val="Caption"/>
+                        <w:rPr>
+                          <w:rFonts w:ascii="Arial" w:hAnsi="Arial" w:cs="Arial"/>
+                          <w:noProof/>
+                        </w:rPr>
+                      </w:pPr>
+                      <w:r>
+                        <w:t xml:space="preserve">Figure </w:t>
+                      </w:r>
+                      <w:r>
+                        <w:fldChar w:fldCharType="begin"/>
+                      </w:r>
+                      <w:r>
+                        <w:instrText xml:space="preserve"> SEQ Figure \* ARABIC </w:instrText>
+                      </w:r>
+                      <w:r>
+                        <w:fldChar w:fldCharType="separate"/>
+                      </w:r>
+                      <w:r>
+                        <w:rPr>
+                          <w:noProof/>
+                        </w:rPr>
+                        <w:t>7</w:t>
+                      </w:r>
+                      <w:r>
+                        <w:fldChar w:fldCharType="end"/>
+                      </w:r>
+                      <w:r>
+                        <w:t xml:space="preserve"> – The </w:t>
+                      </w:r>
+                      <w:proofErr w:type="spellStart"/>
+                      <w:proofErr w:type="gramStart"/>
+                      <w:r>
+                        <w:t>checkDomainAge</w:t>
+                      </w:r>
+                      <w:proofErr w:type="spellEnd"/>
+                      <w:r>
+                        <w:t>(</w:t>
+                      </w:r>
+                      <w:proofErr w:type="gramEnd"/>
+                      <w:r>
+                        <w:t>) function integrated in Visual Studio Code</w:t>
+                      </w:r>
+                    </w:p>
+                  </w:txbxContent>
+                </v:textbox>
+                <w10:wrap type="square"/>
+              </v:shape>
+            </w:pict>
+          </mc:Fallback>
+        </mc:AlternateContent>
+      </w:r>
+      <w:r>
+        <w:rPr>
+          <w:rFonts w:ascii="Arial" w:hAnsi="Arial" w:cs="Arial"/>
+          <w:noProof/>
+        </w:rPr>
+        <w:drawing>
+          <wp:anchor distT="0" distB="0" distL="114300" distR="114300" simplePos="0" relativeHeight="251680768" behindDoc="0" locked="0" layoutInCell="1" allowOverlap="1" wp14:anchorId="6A6A1550" wp14:editId="3FEC122F">
+            <wp:simplePos x="0" y="0"/>
+            <wp:positionH relativeFrom="column">
+              <wp:posOffset>0</wp:posOffset>
+            </wp:positionH>
+            <wp:positionV relativeFrom="paragraph">
+              <wp:posOffset>4445</wp:posOffset>
+            </wp:positionV>
+            <wp:extent cx="5731510" cy="5469890"/>
+            <wp:effectExtent l="0" t="0" r="0" b="3810"/>
+            <wp:wrapSquare wrapText="bothSides"/>
+            <wp:docPr id="1717794914" name="Picture 4"/>
+            <wp:cNvGraphicFramePr>
+              <a:graphicFrameLocks xmlns:a="http://schemas.openxmlformats.org/drawingml/2006/main" noChangeAspect="1"/>
+            </wp:cNvGraphicFramePr>
+            <a:graphic xmlns:a="http://schemas.openxmlformats.org/drawingml/2006/main">
+              <a:graphicData uri="http://schemas.openxmlformats.org/drawingml/2006/picture">
+                <pic:pic xmlns:pic="http://schemas.openxmlformats.org/drawingml/2006/picture">
+                  <pic:nvPicPr>
+                    <pic:cNvPr id="1717794914" name="Picture 1717794914"/>
+                    <pic:cNvPicPr/>
+                  </pic:nvPicPr>
+                  <pic:blipFill>
+                    <a:blip r:embed="rId15" cstate="print">
+                      <a:extLst>
+                        <a:ext uri="{28A0092B-C50C-407E-A947-70E740481C1C}">
+                          <a14:useLocalDpi xmlns:a14="http://schemas.microsoft.com/office/drawing/2010/main" val="0"/>
+                        </a:ext>
+                      </a:extLst>
+                    </a:blip>
+                    <a:stretch>
+                      <a:fillRect/>
+                    </a:stretch>
+                  </pic:blipFill>
+                  <pic:spPr>
+                    <a:xfrm>
+                      <a:off x="0" y="0"/>
+                      <a:ext cx="5731510" cy="5469890"/>
+                    </a:xfrm>
+                    <a:prstGeom prst="rect">
+                      <a:avLst/>
+                    </a:prstGeom>
+                  </pic:spPr>
+                </pic:pic>
+              </a:graphicData>
+            </a:graphic>
+            <wp14:sizeRelH relativeFrom="page">
+              <wp14:pctWidth>0</wp14:pctWidth>
+            </wp14:sizeRelH>
+            <wp14:sizeRelV relativeFrom="page">
+              <wp14:pctHeight>0</wp14:pctHeight>
+            </wp14:sizeRelV>
+          </wp:anchor>
+        </w:drawing>
+      </w:r>
     </w:p>
     <w:p>
       <w:pPr>
@@ -16901,6 +17835,7 @@
           <w:b/>
           <w:bCs/>
         </w:rPr>
+        <w:lastRenderedPageBreak/>
         <w:t>Security Header Check</w:t>
       </w:r>
     </w:p>
@@ -16954,7 +17889,7 @@
           <w:rFonts w:ascii="Arial" w:hAnsi="Arial" w:cs="Arial"/>
         </w:rPr>
       </w:pPr>
-      <w:hyperlink r:id="rId15" w:history="1">
+      <w:hyperlink r:id="rId16" w:history="1">
         <w:r>
           <w:rPr>
             <w:rStyle w:val="Hyperlink"/>
@@ -17079,7 +18014,7 @@
           <w:rFonts w:ascii="Arial" w:hAnsi="Arial" w:cs="Arial"/>
         </w:rPr>
       </w:pPr>
-      <w:hyperlink r:id="rId16" w:history="1">
+      <w:hyperlink r:id="rId17" w:history="1">
         <w:r>
           <w:rPr>
             <w:rStyle w:val="Hyperlink"/>
@@ -17101,7 +18036,7 @@
           <w:rFonts w:ascii="Arial" w:hAnsi="Arial" w:cs="Arial"/>
         </w:rPr>
       </w:pPr>
-      <w:hyperlink r:id="rId17" w:history="1">
+      <w:hyperlink r:id="rId18" w:history="1">
         <w:r>
           <w:rPr>
             <w:rStyle w:val="Hyperlink"/>
@@ -17254,7 +18189,6 @@
         <w:rPr>
           <w:rFonts w:ascii="Arial" w:hAnsi="Arial" w:cs="Arial"/>
         </w:rPr>
-        <w:lastRenderedPageBreak/>
         <w:t>Does not run the distance checking function if the host name of the URL entered matches in the known domains list</w:t>
       </w:r>
     </w:p>
@@ -17322,7 +18256,7 @@
           <w:rFonts w:ascii="Arial" w:hAnsi="Arial" w:cs="Arial"/>
         </w:rPr>
       </w:pPr>
-      <w:hyperlink r:id="rId18" w:history="1">
+      <w:hyperlink r:id="rId19" w:history="1">
         <w:r>
           <w:rPr>
             <w:rStyle w:val="Hyperlink"/>
@@ -17348,6 +18282,7 @@
           <w:b/>
           <w:bCs/>
         </w:rPr>
+        <w:lastRenderedPageBreak/>
         <w:t>DNS Check</w:t>
       </w:r>
     </w:p>
@@ -17526,7 +18461,7 @@
                               <w:rPr>
                                 <w:noProof/>
                               </w:rPr>
-                              <w:t>7</w:t>
+                              <w:t>8</w:t>
                             </w:r>
                             <w:r>
                               <w:fldChar w:fldCharType="end"/>
@@ -17564,7 +18499,7 @@
           </mc:Choice>
           <mc:Fallback>
             <w:pict>
-              <v:shape w14:anchorId="46679ACC" id="_x0000_s1032" type="#_x0000_t202" style="position:absolute;margin-left:0;margin-top:595.1pt;width:451.3pt;height:.05pt;z-index:251679744;visibility:visible;mso-wrap-style:square;mso-wrap-distance-left:9pt;mso-wrap-distance-top:0;mso-wrap-distance-right:9pt;mso-wrap-distance-bottom:0;mso-position-horizontal:absolute;mso-position-horizontal-relative:text;mso-position-vertical:absolute;mso-position-vertical-relative:text;v-text-anchor:top" o:gfxdata="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" stroked="f">
+              <v:shape w14:anchorId="46679ACC" id="_x0000_s1033" type="#_x0000_t202" style="position:absolute;margin-left:0;margin-top:595.1pt;width:451.3pt;height:.05pt;z-index:251679744;visibility:visible;mso-wrap-style:square;mso-wrap-distance-left:9pt;mso-wrap-distance-top:0;mso-wrap-distance-right:9pt;mso-wrap-distance-bottom:0;mso-position-horizontal:absolute;mso-position-horizontal-relative:text;mso-position-vertical:absolute;mso-position-vertical-relative:text;v-text-anchor:top" o:gfxdata="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" stroked="f">
                 <v:textbox style="mso-fit-shape-to-text:t" inset="0,0,0,0">
                   <w:txbxContent>
                     <w:p>
@@ -17591,7 +18526,7 @@
                         <w:rPr>
                           <w:noProof/>
                         </w:rPr>
-                        <w:t>7</w:t>
+                        <w:t>8</w:t>
                       </w:r>
                       <w:r>
                         <w:fldChar w:fldCharType="end"/>
@@ -17650,7 +18585,7 @@
                     <pic:cNvPicPr/>
                   </pic:nvPicPr>
                   <pic:blipFill>
-                    <a:blip r:embed="rId19">
+                    <a:blip r:embed="rId20">
                       <a:extLst>
                         <a:ext uri="{28A0092B-C50C-407E-A947-70E740481C1C}">
                           <a14:useLocalDpi xmlns:a14="http://schemas.microsoft.com/office/drawing/2010/main" val="0"/>
@@ -17782,7 +18717,7 @@
         </w:rPr>
         <w:tab/>
       </w:r>
-      <w:hyperlink r:id="rId20" w:history="1">
+      <w:hyperlink r:id="rId21" w:history="1">
         <w:r>
           <w:rPr>
             <w:rStyle w:val="Hyperlink"/>
@@ -18161,7 +19096,7 @@
         </w:rPr>
         <w:t>Had small experience working within these languages before – Used W3Schools to help with code (</w:t>
       </w:r>
-      <w:hyperlink r:id="rId21" w:history="1">
+      <w:hyperlink r:id="rId22" w:history="1">
         <w:r>
           <w:rPr>
             <w:rStyle w:val="Hyperlink"/>
@@ -18176,7 +19111,7 @@
         </w:rPr>
         <w:t xml:space="preserve">, </w:t>
       </w:r>
-      <w:hyperlink r:id="rId22" w:history="1">
+      <w:hyperlink r:id="rId23" w:history="1">
         <w:r>
           <w:rPr>
             <w:rStyle w:val="Hyperlink"/>
@@ -18191,7 +19126,7 @@
         </w:rPr>
         <w:t xml:space="preserve">, </w:t>
       </w:r>
-      <w:hyperlink r:id="rId23" w:history="1">
+      <w:hyperlink r:id="rId24" w:history="1">
         <w:r>
           <w:rPr>
             <w:rStyle w:val="Hyperlink"/>
@@ -18225,7 +19160,7 @@
         </w:rPr>
         <w:t>ChatGPT was used for debugging purposes, to generate pseudocode, and for clarification of language (</w:t>
       </w:r>
-      <w:hyperlink r:id="rId24" w:history="1">
+      <w:hyperlink r:id="rId25" w:history="1">
         <w:r>
           <w:rPr>
             <w:rStyle w:val="Hyperlink"/>
@@ -18259,7 +19194,7 @@
         </w:rPr>
         <w:t>Used official Electron website and documents (</w:t>
       </w:r>
-      <w:hyperlink r:id="rId25" w:history="1">
+      <w:hyperlink r:id="rId26" w:history="1">
         <w:r>
           <w:rPr>
             <w:rStyle w:val="Hyperlink"/>
@@ -18274,7 +19209,7 @@
         </w:rPr>
         <w:t xml:space="preserve">, </w:t>
       </w:r>
-      <w:hyperlink r:id="rId26" w:history="1">
+      <w:hyperlink r:id="rId27" w:history="1">
         <w:r>
           <w:rPr>
             <w:rStyle w:val="Hyperlink"/>
@@ -18308,7 +19243,7 @@
         </w:rPr>
         <w:t>Used Stack Overflow (</w:t>
       </w:r>
-      <w:hyperlink r:id="rId27" w:history="1">
+      <w:hyperlink r:id="rId28" w:history="1">
         <w:r>
           <w:rPr>
             <w:rStyle w:val="Hyperlink"/>
@@ -18342,7 +19277,7 @@
         </w:rPr>
         <w:t>Used Firebase as the database to store user and quiz data (</w:t>
       </w:r>
-      <w:hyperlink r:id="rId28" w:history="1">
+      <w:hyperlink r:id="rId29" w:history="1">
         <w:r>
           <w:rPr>
             <w:rStyle w:val="Hyperlink"/>
@@ -18357,7 +19292,7 @@
         </w:rPr>
         <w:t xml:space="preserve">, </w:t>
       </w:r>
-      <w:hyperlink r:id="rId29" w:history="1">
+      <w:hyperlink r:id="rId30" w:history="1">
         <w:r>
           <w:rPr>
             <w:rStyle w:val="Hyperlink"/>
@@ -19485,8 +20420,8 @@
       </w:pPr>
     </w:p>
     <w:sectPr>
-      <w:footerReference w:type="even" r:id="rId30"/>
-      <w:footerReference w:type="default" r:id="rId31"/>
+      <w:footerReference w:type="even" r:id="rId31"/>
+      <w:footerReference w:type="default" r:id="rId32"/>
       <w:pgSz w:w="11906" w:h="16838"/>
       <w:pgMar w:top="1440" w:right="1440" w:bottom="1440" w:left="1440" w:header="708" w:footer="708" w:gutter="0"/>
       <w:cols w:space="708"/>
@@ -22522,6 +23457,25 @@
       <w:spacing w:after="0"/>
     </w:pPr>
   </w:style>
+  <w:style w:type="table" w:styleId="TableGrid">
+    <w:name w:val="Table Grid"/>
+    <w:basedOn w:val="TableNormal"/>
+    <w:uiPriority w:val="39"/>
+    <w:rsid w:val="00015503"/>
+    <w:pPr>
+      <w:spacing w:after="0" w:line="240" w:lineRule="auto"/>
+    </w:pPr>
+    <w:tblPr>
+      <w:tblBorders>
+        <w:top w:val="single" w:sz="4" w:space="0" w:color="auto"/>
+        <w:left w:val="single" w:sz="4" w:space="0" w:color="auto"/>
+        <w:bottom w:val="single" w:sz="4" w:space="0" w:color="auto"/>
+        <w:right w:val="single" w:sz="4" w:space="0" w:color="auto"/>
+        <w:insideH w:val="single" w:sz="4" w:space="0" w:color="auto"/>
+        <w:insideV w:val="single" w:sz="4" w:space="0" w:color="auto"/>
+      </w:tblBorders>
+    </w:tblPr>
+  </w:style>
 </w:styles>
 </file>
 

--- a/COMP3000 Final Document.docx
+++ b/COMP3000 Final Document.docx
@@ -10677,33 +10677,153 @@
         <w:rPr>
           <w:rFonts w:ascii="Arial" w:hAnsi="Arial" w:cs="Arial"/>
         </w:rPr>
-        <w:t xml:space="preserve">The layout of the modern internet contains a wide range of threats that should be considered when determining user safety. </w:t>
-      </w:r>
-      <w:r>
-        <w:rPr>
-          <w:rFonts w:ascii="Arial" w:hAnsi="Arial" w:cs="Arial"/>
-        </w:rPr>
-        <w:t>The 2024 Data Breach Investigation Report by Verizon highlighted that the most common attack vector was exploiting credentials, with the most common access point being web applications. The report also details the involvement of other attack vectors and their effectiveness; this included phishing, denial of service, and exploiting vulnerabilities.</w:t>
-      </w:r>
-    </w:p>
-    <w:p>
-      <w:pPr>
-        <w:spacing w:line="360" w:lineRule="auto"/>
-        <w:rPr>
-          <w:rFonts w:ascii="Arial" w:hAnsi="Arial" w:cs="Arial"/>
-        </w:rPr>
-      </w:pPr>
-      <w:r>
-        <w:rPr>
-          <w:rFonts w:ascii="Arial" w:hAnsi="Arial" w:cs="Arial"/>
-        </w:rPr>
-        <w:t>Malware additionally remains a significant threat to internet users, particularly with compromised websites and unsafe downloads.</w:t>
-      </w:r>
-      <w:r>
-        <w:rPr>
-          <w:rFonts w:ascii="Arial" w:hAnsi="Arial" w:cs="Arial"/>
-        </w:rPr>
-        <w:t xml:space="preserve"> Guidance from the National Cyber Security Centre details steps that can be taken to ensure web browser security; although this relates primarily to organisations, details can still relate to personal users. The guidance mentions have proper malware protection which has influenced Stronghold having a built-in risk score to block malicious sites, and a download checker to block malicious downloads from being performed.</w:t>
+        <w:t xml:space="preserve">The modern internet contains a wide range of threats that should be considered when determining user safety. </w:t>
+      </w:r>
+      <w:r>
+        <w:rPr>
+          <w:rFonts w:ascii="Arial" w:hAnsi="Arial" w:cs="Arial"/>
+        </w:rPr>
+        <w:t xml:space="preserve">The 2024 Data Breach Investigation Report by Verizon highlighted that the most common attack vector was exploiting credentials, with the most common access point being web applications. The report also </w:t>
+      </w:r>
+      <w:r>
+        <w:rPr>
+          <w:rFonts w:ascii="Arial" w:hAnsi="Arial" w:cs="Arial"/>
+        </w:rPr>
+        <w:t>identifies</w:t>
+      </w:r>
+      <w:r>
+        <w:rPr>
+          <w:rFonts w:ascii="Arial" w:hAnsi="Arial" w:cs="Arial"/>
+        </w:rPr>
+        <w:t xml:space="preserve"> </w:t>
+      </w:r>
+      <w:r>
+        <w:rPr>
+          <w:rFonts w:ascii="Arial" w:hAnsi="Arial" w:cs="Arial"/>
+        </w:rPr>
+        <w:t xml:space="preserve">additional </w:t>
+      </w:r>
+      <w:r>
+        <w:rPr>
+          <w:rFonts w:ascii="Arial" w:hAnsi="Arial" w:cs="Arial"/>
+        </w:rPr>
+        <w:t>attack vectors includ</w:t>
+      </w:r>
+      <w:r>
+        <w:rPr>
+          <w:rFonts w:ascii="Arial" w:hAnsi="Arial" w:cs="Arial"/>
+        </w:rPr>
+        <w:t>ing</w:t>
+      </w:r>
+      <w:r>
+        <w:rPr>
+          <w:rFonts w:ascii="Arial" w:hAnsi="Arial" w:cs="Arial"/>
+        </w:rPr>
+        <w:t xml:space="preserve"> phishing, denial of service, and exploiting vulnerabilities</w:t>
+      </w:r>
+      <w:r>
+        <w:rPr>
+          <w:rFonts w:ascii="Arial" w:hAnsi="Arial" w:cs="Arial"/>
+        </w:rPr>
+        <w:t>, demonstrating the vast number of threats that a user may face while online</w:t>
+      </w:r>
+      <w:r>
+        <w:rPr>
+          <w:rFonts w:ascii="Arial" w:hAnsi="Arial" w:cs="Arial"/>
+        </w:rPr>
+        <w:t xml:space="preserve"> and therefore need to be prepared for</w:t>
+      </w:r>
+      <w:r>
+        <w:rPr>
+          <w:rFonts w:ascii="Arial" w:hAnsi="Arial" w:cs="Arial"/>
+        </w:rPr>
+        <w:t>.</w:t>
+      </w:r>
+    </w:p>
+    <w:p>
+      <w:pPr>
+        <w:spacing w:line="360" w:lineRule="auto"/>
+        <w:rPr>
+          <w:rFonts w:ascii="Arial" w:hAnsi="Arial" w:cs="Arial"/>
+        </w:rPr>
+      </w:pPr>
+      <w:r>
+        <w:rPr>
+          <w:rFonts w:ascii="Arial" w:hAnsi="Arial" w:cs="Arial"/>
+        </w:rPr>
+        <w:t xml:space="preserve">Malware remains a significant </w:t>
+      </w:r>
+      <w:r>
+        <w:rPr>
+          <w:rFonts w:ascii="Arial" w:hAnsi="Arial" w:cs="Arial"/>
+        </w:rPr>
+        <w:t>risk</w:t>
+      </w:r>
+      <w:r>
+        <w:rPr>
+          <w:rFonts w:ascii="Arial" w:hAnsi="Arial" w:cs="Arial"/>
+        </w:rPr>
+        <w:t xml:space="preserve"> to internet users, particularly </w:t>
+      </w:r>
+      <w:r>
+        <w:rPr>
+          <w:rFonts w:ascii="Arial" w:hAnsi="Arial" w:cs="Arial"/>
+        </w:rPr>
+        <w:t>through</w:t>
+      </w:r>
+      <w:r>
+        <w:rPr>
+          <w:rFonts w:ascii="Arial" w:hAnsi="Arial" w:cs="Arial"/>
+        </w:rPr>
+        <w:t xml:space="preserve"> compromised websites and unsafe downloads.</w:t>
+      </w:r>
+      <w:r>
+        <w:rPr>
+          <w:rFonts w:ascii="Arial" w:hAnsi="Arial" w:cs="Arial"/>
+        </w:rPr>
+        <w:t xml:space="preserve"> Guidance from the National Cyber Security Centre details steps that can be taken to</w:t>
+      </w:r>
+      <w:r>
+        <w:rPr>
+          <w:rFonts w:ascii="Arial" w:hAnsi="Arial" w:cs="Arial"/>
+        </w:rPr>
+        <w:t xml:space="preserve"> mitigate the risk of a malware infection</w:t>
+      </w:r>
+      <w:r>
+        <w:rPr>
+          <w:rFonts w:ascii="Arial" w:hAnsi="Arial" w:cs="Arial"/>
+        </w:rPr>
+        <w:t xml:space="preserve">; although this relates primarily to organisations, </w:t>
+      </w:r>
+      <w:r>
+        <w:rPr>
+          <w:rFonts w:ascii="Arial" w:hAnsi="Arial" w:cs="Arial"/>
+        </w:rPr>
+        <w:t xml:space="preserve">guidance equally applies </w:t>
+      </w:r>
+      <w:r>
+        <w:rPr>
+          <w:rFonts w:ascii="Arial" w:hAnsi="Arial" w:cs="Arial"/>
+        </w:rPr>
+        <w:t xml:space="preserve">to </w:t>
+      </w:r>
+      <w:r>
+        <w:rPr>
+          <w:rFonts w:ascii="Arial" w:hAnsi="Arial" w:cs="Arial"/>
+        </w:rPr>
+        <w:t xml:space="preserve">individual </w:t>
+      </w:r>
+      <w:r>
+        <w:rPr>
+          <w:rFonts w:ascii="Arial" w:hAnsi="Arial" w:cs="Arial"/>
+        </w:rPr>
+        <w:t xml:space="preserve">users. The guidance </w:t>
+      </w:r>
+      <w:r>
+        <w:rPr>
+          <w:rFonts w:ascii="Arial" w:hAnsi="Arial" w:cs="Arial"/>
+        </w:rPr>
+        <w:t>highlights the importance of having correct malware protection in place to reduce the likelihood of an infection occurring by blocking access to downloads onto the device.</w:t>
       </w:r>
     </w:p>
     <w:p>
@@ -10718,27 +10838,39 @@
           <w:rFonts w:ascii="Arial" w:hAnsi="Arial" w:cs="Arial"/>
         </w:rPr>
         <w:lastRenderedPageBreak/>
-        <w:t xml:space="preserve">A 2024 blog from Zscaler outlined the most common brands impersonated using typosquatting techniques to allow for phishing, credential theft, and malware execution. </w:t>
-      </w:r>
-      <w:r>
-        <w:rPr>
-          <w:rFonts w:ascii="Arial" w:hAnsi="Arial" w:cs="Arial"/>
-        </w:rPr>
-        <w:t>One key takeaway from the blog was that nearly half of phishing domains used free TLS certificates which would allow them to bypass traditional browser warnings. This influenced the risk score within Stronghold by allowing for a typosquatting check to be included which increased the risk score if a domain used typosquatting techniques. Furthermore, the blog revealed that some typosquatted domains initiated automatic downloads containing malware such as trojans. By creating a download blocker within Stronghold, this prevented downloads of files like .</w:t>
-      </w:r>
-      <w:proofErr w:type="spellStart"/>
-      <w:r>
-        <w:rPr>
-          <w:rFonts w:ascii="Arial" w:hAnsi="Arial" w:cs="Arial"/>
-        </w:rPr>
-        <w:t>msi</w:t>
-      </w:r>
-      <w:proofErr w:type="spellEnd"/>
-      <w:r>
-        <w:rPr>
-          <w:rFonts w:ascii="Arial" w:hAnsi="Arial" w:cs="Arial"/>
-        </w:rPr>
-        <w:t xml:space="preserve"> files that are commonly used for downloading trojans and other malware for if the risk score were to fail or become bypassed. </w:t>
+        <w:t xml:space="preserve">Many threats posed rely heavily on manipulation and user deception rather than purely technical methods. Research from </w:t>
+      </w:r>
+      <w:r>
+        <w:rPr>
+          <w:rFonts w:ascii="Arial" w:hAnsi="Arial" w:cs="Arial"/>
+        </w:rPr>
+        <w:t xml:space="preserve">Zscaler </w:t>
+      </w:r>
+      <w:r>
+        <w:rPr>
+          <w:rFonts w:ascii="Arial" w:hAnsi="Arial" w:cs="Arial"/>
+        </w:rPr>
+        <w:t>(2024) highlighted the dangers of typosquatting and brand impersonation to manipulate users into accessing malicious domains. Typosquatting is often combined with other malicious methods such as phishing, credential theft, or malware delivery to increase the likelihood of a successful attack. The research also discovered that over half of phishing domains utilised free TLS certificates which in turn allowed them to bypass traditional browser security. This demonstrates that indic</w:t>
+      </w:r>
+      <w:r>
+        <w:rPr>
+          <w:rFonts w:ascii="Arial" w:hAnsi="Arial" w:cs="Arial"/>
+        </w:rPr>
+        <w:t>ators such as possession of a TLS certificate are not a sufficient way to determine the safety of a website as it can enhance credibility of sites possessing one.</w:t>
+      </w:r>
+    </w:p>
+    <w:p>
+      <w:pPr>
+        <w:spacing w:line="360" w:lineRule="auto"/>
+        <w:rPr>
+          <w:rFonts w:ascii="Arial" w:hAnsi="Arial" w:cs="Arial"/>
+        </w:rPr>
+      </w:pPr>
+      <w:r>
+        <w:rPr>
+          <w:rFonts w:ascii="Arial" w:hAnsi="Arial" w:cs="Arial"/>
+        </w:rPr>
+        <w:t>The research also observed that typosquatting domains could be used to initiate an automatic download of malicious payloads, such as trojans. This highlights the importance of considering file-based threats alongside domain-based threats when deciding security features.</w:t>
       </w:r>
     </w:p>
     <w:p>
@@ -10901,14 +11033,14 @@
         <w:rPr>
           <w:rFonts w:ascii="Arial" w:hAnsi="Arial" w:cs="Arial"/>
         </w:rPr>
-        <w:t xml:space="preserve"> a proportion of users do adhere to warnings, a significant number ignore them or fail to comprehend their meaning. A lack of comprehension influenced user decisions more than habituation, although this played a small role. This suggests that even when warnings are adhered to, user knowledge is not increased and there is no improvement in understanding the risk. </w:t>
+        <w:t xml:space="preserve"> a proportion of users do adhere </w:t>
       </w:r>
       <w:r>
         <w:rPr>
           <w:rFonts w:ascii="Arial" w:hAnsi="Arial" w:cs="Arial"/>
         </w:rPr>
         <w:lastRenderedPageBreak/>
-        <w:t>This is vital for younger users who may lack the knowledge to understand security messages; this is something Stronghold aims to resolve through gamification and specialty quizzes, as well as messages alongside the warnings.</w:t>
+        <w:t>to warnings, a significant number ignore them or fail to comprehend their meaning. A lack of comprehension influenced user decisions more than habituation, although this played a small role. This suggests that even when warnings are adhered to, user knowledge is not increased and there is no improvement in understanding the risk. This is vital for younger users who may lack the knowledge to understand security messages; this is something Stronghold aims to resolve through gamification and specialty quizzes, as well as messages alongside the warnings.</w:t>
       </w:r>
     </w:p>
     <w:p>
@@ -11115,38 +11247,72 @@
         <w:rPr>
           <w:rFonts w:ascii="Arial" w:hAnsi="Arial" w:cs="Arial"/>
         </w:rPr>
-        <w:t xml:space="preserve">a vast majority of children use technological devices, with one of the most common activities performed being finding images online. This opens children up to the risks of the internet and therefore potential exposure to phishing or malware. The study additionally found that parents recognise that the internet is a learning space for their children, and many children use the internet for gaming. By combining the elements identified in </w:t>
+        <w:t xml:space="preserve">a vast majority of children use technological devices, with </w:t>
+      </w:r>
+      <w:r>
+        <w:rPr>
+          <w:rFonts w:ascii="Arial" w:hAnsi="Arial" w:cs="Arial"/>
+        </w:rPr>
+        <w:t xml:space="preserve">finding online images and playing games being some of </w:t>
       </w:r>
       <w:r>
         <w:rPr>
           <w:rFonts w:ascii="Arial" w:hAnsi="Arial" w:cs="Arial"/>
         </w:rPr>
         <w:lastRenderedPageBreak/>
-        <w:t xml:space="preserve">this study, Stronghold </w:t>
-      </w:r>
-      <w:r>
-        <w:rPr>
-          <w:rFonts w:ascii="Arial" w:hAnsi="Arial" w:cs="Arial"/>
-        </w:rPr>
-        <w:t>has</w:t>
-      </w:r>
-      <w:r>
-        <w:rPr>
-          <w:rFonts w:ascii="Arial" w:hAnsi="Arial" w:cs="Arial"/>
-        </w:rPr>
-        <w:t xml:space="preserve"> act</w:t>
-      </w:r>
-      <w:r>
-        <w:rPr>
-          <w:rFonts w:ascii="Arial" w:hAnsi="Arial" w:cs="Arial"/>
-        </w:rPr>
-        <w:t>ed</w:t>
-      </w:r>
-      <w:r>
-        <w:rPr>
-          <w:rFonts w:ascii="Arial" w:hAnsi="Arial" w:cs="Arial"/>
-        </w:rPr>
-        <w:t xml:space="preserve"> as a gamified method of learning whilst also reducing the risks children may face.</w:t>
+        <w:t>the most common activities performed. This reveals that children are getting involved in online environments from a young age and therefore are exposing themselves to potential risks due to their inexperience.</w:t>
+      </w:r>
+    </w:p>
+    <w:p>
+      <w:pPr>
+        <w:spacing w:line="360" w:lineRule="auto"/>
+        <w:rPr>
+          <w:rFonts w:ascii="Arial" w:hAnsi="Arial" w:cs="Arial"/>
+        </w:rPr>
+      </w:pPr>
+      <w:r>
+        <w:rPr>
+          <w:rFonts w:ascii="Arial" w:hAnsi="Arial" w:cs="Arial"/>
+        </w:rPr>
+        <w:t xml:space="preserve">While the study highlights the increase in internet usage among children, it fails to identify that younger users may not have the experience to keep themselves safe while online by verifying domains and avoiding malicious downloads for example. This creates a greater reliance on external systems to allow for online safety while navigating online. </w:t>
+      </w:r>
+    </w:p>
+    <w:p>
+      <w:pPr>
+        <w:spacing w:line="360" w:lineRule="auto"/>
+        <w:rPr>
+          <w:rFonts w:ascii="Arial" w:hAnsi="Arial" w:cs="Arial"/>
+        </w:rPr>
+      </w:pPr>
+      <w:r>
+        <w:rPr>
+          <w:rFonts w:ascii="Arial" w:hAnsi="Arial" w:cs="Arial"/>
+        </w:rPr>
+        <w:t>Furthermore, t</w:t>
+      </w:r>
+      <w:r>
+        <w:rPr>
+          <w:rFonts w:ascii="Arial" w:hAnsi="Arial" w:cs="Arial"/>
+        </w:rPr>
+        <w:t>he study found that parents recognise that the internet is a learning space for their children</w:t>
+      </w:r>
+      <w:r>
+        <w:rPr>
+          <w:rFonts w:ascii="Arial" w:hAnsi="Arial" w:cs="Arial"/>
+        </w:rPr>
+        <w:t>, suggesting that online environments should allow for both safety and education</w:t>
+      </w:r>
+      <w:r>
+        <w:rPr>
+          <w:rFonts w:ascii="Arial" w:hAnsi="Arial" w:cs="Arial"/>
+        </w:rPr>
+        <w:t xml:space="preserve">. </w:t>
+      </w:r>
+      <w:r>
+        <w:rPr>
+          <w:rFonts w:ascii="Arial" w:hAnsi="Arial" w:cs="Arial"/>
+        </w:rPr>
+        <w:t>This reinforces the idea that only blocking unsafe content may not be suitable for developing long-term behaviours, and there is instead a need for systems that encourage learning while developing safer browsing habits.</w:t>
       </w:r>
     </w:p>
     <w:p>
@@ -11170,17 +11336,101 @@
       </w:r>
     </w:p>
     <w:p>
-      <w:r>
-        <w:t>Modern existing products, such as Google Chrome, Microsoft Edge, Mozilla Firefox, and Opera include built-in mechanisms to prevent or restrict access to malicious sites and downloads</w:t>
-      </w:r>
-      <w:r>
-        <w:t xml:space="preserve"> which is detailed in their official documentations</w:t>
-      </w:r>
-      <w:r>
-        <w:t>. However, these systems put their primary focus on safety elements of browsing, without improving user understanding. Stronghold changed that by providing security while encouraging learning.</w:t>
-      </w:r>
-      <w:r>
+      <w:pPr>
+        <w:spacing w:line="360" w:lineRule="auto"/>
+        <w:rPr>
+          <w:rFonts w:ascii="Arial" w:hAnsi="Arial" w:cs="Arial"/>
+        </w:rPr>
+      </w:pPr>
+      <w:r>
+        <w:rPr>
+          <w:rFonts w:ascii="Arial" w:hAnsi="Arial" w:cs="Arial"/>
+        </w:rPr>
+        <w:t xml:space="preserve">Modern existing products such as Google Chrome, Microsoft Edge, Mozilla Firefox, and Opera </w:t>
+      </w:r>
+      <w:r>
+        <w:rPr>
+          <w:rFonts w:ascii="Arial" w:hAnsi="Arial" w:cs="Arial"/>
+        </w:rPr>
+        <w:t xml:space="preserve">often </w:t>
+      </w:r>
+      <w:r>
+        <w:rPr>
+          <w:rFonts w:ascii="Arial" w:hAnsi="Arial" w:cs="Arial"/>
+        </w:rPr>
+        <w:t xml:space="preserve">include built-in </w:t>
+      </w:r>
+      <w:r>
+        <w:rPr>
+          <w:rFonts w:ascii="Arial" w:hAnsi="Arial" w:cs="Arial"/>
+        </w:rPr>
+        <w:t xml:space="preserve">security </w:t>
+      </w:r>
+      <w:r>
+        <w:rPr>
+          <w:rFonts w:ascii="Arial" w:hAnsi="Arial" w:cs="Arial"/>
+        </w:rPr>
+        <w:t>mechanisms to prevent or restrict access to malicious sites and downloads</w:t>
+      </w:r>
+      <w:r>
+        <w:rPr>
+          <w:rFonts w:ascii="Arial" w:hAnsi="Arial" w:cs="Arial"/>
+        </w:rPr>
         <w:t xml:space="preserve"> </w:t>
+      </w:r>
+      <w:r>
+        <w:rPr>
+          <w:rFonts w:ascii="Arial" w:hAnsi="Arial" w:cs="Arial"/>
+        </w:rPr>
+        <w:t>by utilising phishing protection, malware protection, and blacklisting sites flagged as dangerous. Tools such as Google Safe Browsing and Microsoft Defender SmartScreen are used to perform these tasks, reducing the likelihood of a user accessing threatening content.</w:t>
+      </w:r>
+    </w:p>
+    <w:p>
+      <w:pPr>
+        <w:spacing w:line="360" w:lineRule="auto"/>
+        <w:rPr>
+          <w:rFonts w:ascii="Arial" w:hAnsi="Arial" w:cs="Arial"/>
+        </w:rPr>
+      </w:pPr>
+      <w:r>
+        <w:rPr>
+          <w:rFonts w:ascii="Arial" w:hAnsi="Arial" w:cs="Arial"/>
+        </w:rPr>
+        <w:t>While protection provided by these systems is known to be effective, they do not assist in improving understanding of threats faced. Users are typically blocked from accessing their content but receive a limited explanation as to why, causing a reliance on blocking without understanding how to improve browsing behaviours.</w:t>
+      </w:r>
+    </w:p>
+    <w:p>
+      <w:pPr>
+        <w:spacing w:line="360" w:lineRule="auto"/>
+        <w:rPr>
+          <w:rFonts w:ascii="Arial" w:hAnsi="Arial" w:cs="Arial"/>
+        </w:rPr>
+      </w:pPr>
+      <w:r>
+        <w:rPr>
+          <w:rFonts w:ascii="Arial" w:hAnsi="Arial" w:cs="Arial"/>
+        </w:rPr>
+        <w:t>Furthermore, these systems are reactive, utilising databases of known threats instead of being proactive and analysing a domain’s characteristics when the user attempts to access it. This may limit their ability to block new threats or more complicated techniques such as typosquatting.</w:t>
+      </w:r>
+    </w:p>
+    <w:p>
+      <w:pPr>
+        <w:spacing w:line="360" w:lineRule="auto"/>
+        <w:rPr>
+          <w:rFonts w:ascii="Arial" w:hAnsi="Arial" w:cs="Arial"/>
+        </w:rPr>
+      </w:pPr>
+      <w:r>
+        <w:rPr>
+          <w:rFonts w:ascii="Arial" w:hAnsi="Arial" w:cs="Arial"/>
+        </w:rPr>
+        <w:t xml:space="preserve">This highlights a gap in the market where a solution is required to enforce learning techniques while providing a safe system. </w:t>
+      </w:r>
+      <w:r>
+        <w:rPr>
+          <w:rFonts w:ascii="Arial" w:hAnsi="Arial" w:cs="Arial"/>
+        </w:rPr>
+        <w:t>Combining education with security allows users to remain safe while understanding what they are being kept safe from.</w:t>
       </w:r>
     </w:p>
     <w:p>
@@ -11207,6 +11457,7 @@
           <w:iCs/>
           <w:highlight w:val="red"/>
         </w:rPr>
+        <w:lastRenderedPageBreak/>
         <w:t xml:space="preserve">SMART </w:t>
       </w:r>
       <w:r>
@@ -11229,6 +11480,7 @@
           <w:rFonts w:ascii="Arial" w:hAnsi="Arial" w:cs="Arial"/>
         </w:rPr>
       </w:pPr>
+      <w:bookmarkStart w:id="14" w:name="OLE_LINK9"/>
       <w:r>
         <w:rPr>
           <w:rFonts w:ascii="Arial" w:hAnsi="Arial" w:cs="Arial"/>
@@ -11380,7 +11632,8 @@
           <w:iCs/>
         </w:rPr>
       </w:pPr>
-      <w:bookmarkStart w:id="14" w:name="_Toc228752846"/>
+      <w:bookmarkStart w:id="15" w:name="_Toc228752846"/>
+      <w:bookmarkEnd w:id="14"/>
       <w:r>
         <w:rPr>
           <w:rFonts w:ascii="Arial" w:hAnsi="Arial" w:cs="Arial"/>
@@ -11391,7 +11644,7 @@
         </w:rPr>
         <w:t>Deliverables</w:t>
       </w:r>
-      <w:bookmarkEnd w:id="14"/>
+      <w:bookmarkEnd w:id="15"/>
     </w:p>
     <w:p>
       <w:pPr>
@@ -11533,7 +11786,7 @@
           <w:szCs w:val="36"/>
         </w:rPr>
       </w:pPr>
-      <w:bookmarkStart w:id="15" w:name="_Toc228752847"/>
+      <w:bookmarkStart w:id="16" w:name="_Toc228752847"/>
       <w:r>
         <w:rPr>
           <w:rFonts w:ascii="Arial" w:hAnsi="Arial" w:cs="Arial"/>
@@ -11544,10 +11797,9 @@
           <w:sz w:val="36"/>
           <w:szCs w:val="36"/>
         </w:rPr>
-        <w:lastRenderedPageBreak/>
         <w:t>Design</w:t>
       </w:r>
-      <w:bookmarkEnd w:id="15"/>
+      <w:bookmarkEnd w:id="16"/>
     </w:p>
     <w:p>
       <w:pPr>
@@ -11617,7 +11869,7 @@
           <w:iCs/>
         </w:rPr>
       </w:pPr>
-      <w:bookmarkStart w:id="16" w:name="_Toc228752848"/>
+      <w:bookmarkStart w:id="17" w:name="_Toc228752848"/>
       <w:r>
         <w:rPr>
           <w:rFonts w:ascii="Arial" w:hAnsi="Arial" w:cs="Arial"/>
@@ -11626,9 +11878,10 @@
           <w:i/>
           <w:iCs/>
         </w:rPr>
+        <w:lastRenderedPageBreak/>
         <w:t>Wireframes</w:t>
       </w:r>
-      <w:bookmarkEnd w:id="16"/>
+      <w:bookmarkEnd w:id="17"/>
     </w:p>
     <w:p>
       <w:pPr>
@@ -11658,7 +11911,7 @@
           <w:szCs w:val="24"/>
         </w:rPr>
       </w:pPr>
-      <w:bookmarkStart w:id="17" w:name="_Toc228752849"/>
+      <w:bookmarkStart w:id="18" w:name="_Toc228752849"/>
       <w:r>
         <w:rPr>
           <w:rFonts w:ascii="Arial" w:hAnsi="Arial" w:cs="Arial"/>
@@ -11666,7 +11919,6 @@
           <w:sz w:val="32"/>
           <w:szCs w:val="32"/>
         </w:rPr>
-        <w:lastRenderedPageBreak/>
         <mc:AlternateContent>
           <mc:Choice Requires="wps">
             <w:drawing>
@@ -11803,7 +12055,7 @@
         </w:rPr>
         <w:t>Startup Page</w:t>
       </w:r>
-      <w:bookmarkEnd w:id="17"/>
+      <w:bookmarkEnd w:id="18"/>
     </w:p>
     <w:p>
       <w:pPr>
@@ -11964,7 +12216,7 @@
           <w:szCs w:val="24"/>
         </w:rPr>
       </w:pPr>
-      <w:bookmarkStart w:id="18" w:name="_Toc228752850"/>
+      <w:bookmarkStart w:id="19" w:name="_Toc228752850"/>
       <w:r>
         <w:rPr>
           <w:rFonts w:ascii="Arial" w:hAnsi="Arial" w:cs="Arial"/>
@@ -12012,7 +12264,7 @@
                             <w:pPr>
                               <w:pStyle w:val="Caption"/>
                             </w:pPr>
-                            <w:bookmarkStart w:id="19" w:name="_Toc227855392"/>
+                            <w:bookmarkStart w:id="20" w:name="_Toc227855392"/>
                             <w:r>
                               <w:t xml:space="preserve">Figure </w:t>
                             </w:r>
@@ -12040,7 +12292,7 @@
                             <w:r>
                               <w:t xml:space="preserve"> – Wireframe for Stronghold home page</w:t>
                             </w:r>
-                            <w:bookmarkEnd w:id="19"/>
+                            <w:bookmarkEnd w:id="20"/>
                           </w:p>
                         </w:txbxContent>
                       </wps:txbx>
@@ -12065,7 +12317,7 @@
                       <w:pPr>
                         <w:pStyle w:val="Caption"/>
                       </w:pPr>
-                      <w:bookmarkStart w:id="20" w:name="_Toc227855392"/>
+                      <w:bookmarkStart w:id="21" w:name="_Toc227855392"/>
                       <w:r>
                         <w:t xml:space="preserve">Figure </w:t>
                       </w:r>
@@ -12093,7 +12345,7 @@
                       <w:r>
                         <w:t xml:space="preserve"> – Wireframe for Stronghold home page</w:t>
                       </w:r>
-                      <w:bookmarkEnd w:id="20"/>
+                      <w:bookmarkEnd w:id="21"/>
                     </w:p>
                   </w:txbxContent>
                 </v:textbox>
@@ -12174,7 +12426,7 @@
           </wp:anchor>
         </w:drawing>
       </w:r>
-      <w:bookmarkEnd w:id="18"/>
+      <w:bookmarkEnd w:id="19"/>
       <w:r>
         <w:rPr>
           <w:rFonts w:ascii="Arial" w:hAnsi="Arial" w:cs="Arial"/>
@@ -12260,7 +12512,7 @@
           <w:szCs w:val="24"/>
         </w:rPr>
       </w:pPr>
-      <w:bookmarkStart w:id="21" w:name="_Toc228752851"/>
+      <w:bookmarkStart w:id="22" w:name="_Toc228752851"/>
       <w:r>
         <w:rPr>
           <w:rFonts w:ascii="Arial" w:hAnsi="Arial" w:cs="Arial"/>
@@ -12310,7 +12562,7 @@
                             <w:pPr>
                               <w:pStyle w:val="Caption"/>
                             </w:pPr>
-                            <w:bookmarkStart w:id="22" w:name="_Toc227855393"/>
+                            <w:bookmarkStart w:id="23" w:name="_Toc227855393"/>
                             <w:r>
                               <w:t xml:space="preserve">Figure </w:t>
                             </w:r>
@@ -12329,7 +12581,7 @@
                               </w:rPr>
                               <w:t>3</w:t>
                             </w:r>
-                            <w:bookmarkEnd w:id="22"/>
+                            <w:bookmarkEnd w:id="23"/>
                             <w:r>
                               <w:rPr>
                                 <w:noProof/>
@@ -12363,7 +12615,7 @@
                       <w:pPr>
                         <w:pStyle w:val="Caption"/>
                       </w:pPr>
-                      <w:bookmarkStart w:id="23" w:name="_Toc227855393"/>
+                      <w:bookmarkStart w:id="24" w:name="_Toc227855393"/>
                       <w:r>
                         <w:t xml:space="preserve">Figure </w:t>
                       </w:r>
@@ -12382,7 +12634,7 @@
                         </w:rPr>
                         <w:t>3</w:t>
                       </w:r>
-                      <w:bookmarkEnd w:id="23"/>
+                      <w:bookmarkEnd w:id="24"/>
                       <w:r>
                         <w:rPr>
                           <w:noProof/>
@@ -12411,7 +12663,7 @@
         </w:rPr>
         <w:t>Dashboard</w:t>
       </w:r>
-      <w:bookmarkEnd w:id="21"/>
+      <w:bookmarkEnd w:id="22"/>
     </w:p>
     <w:p>
       <w:pPr>
@@ -12536,7 +12788,7 @@
           <w:szCs w:val="24"/>
         </w:rPr>
       </w:pPr>
-      <w:bookmarkStart w:id="24" w:name="_Toc228752852"/>
+      <w:bookmarkStart w:id="25" w:name="_Toc228752852"/>
       <w:r>
         <w:rPr>
           <w:rFonts w:ascii="Arial" w:hAnsi="Arial" w:cs="Arial"/>
@@ -12693,7 +12945,7 @@
         </w:rPr>
         <w:t>Taskbar</w:t>
       </w:r>
-      <w:bookmarkEnd w:id="24"/>
+      <w:bookmarkEnd w:id="25"/>
     </w:p>
     <w:p>
       <w:pPr>
@@ -12831,7 +13083,7 @@
           <w:szCs w:val="24"/>
         </w:rPr>
       </w:pPr>
-      <w:bookmarkStart w:id="25" w:name="_Toc228752853"/>
+      <w:bookmarkStart w:id="26" w:name="_Toc228752853"/>
       <w:r>
         <w:rPr>
           <w:rFonts w:ascii="Arial" w:hAnsi="Arial" w:cs="Arial"/>
@@ -12985,7 +13237,7 @@
         </w:rPr>
         <w:t>Settings Page</w:t>
       </w:r>
-      <w:bookmarkEnd w:id="25"/>
+      <w:bookmarkEnd w:id="26"/>
     </w:p>
     <w:p>
       <w:pPr>
@@ -13134,7 +13386,7 @@
           <w:szCs w:val="24"/>
         </w:rPr>
       </w:pPr>
-      <w:bookmarkStart w:id="26" w:name="_Toc228752854"/>
+      <w:bookmarkStart w:id="27" w:name="_Toc228752854"/>
       <w:r>
         <w:rPr>
           <w:rFonts w:ascii="Arial" w:hAnsi="Arial" w:cs="Arial"/>
@@ -13281,7 +13533,7 @@
         </w:rPr>
         <w:t>Blocking Page</w:t>
       </w:r>
-      <w:bookmarkEnd w:id="26"/>
+      <w:bookmarkEnd w:id="27"/>
     </w:p>
     <w:p>
       <w:pPr>
@@ -13387,7 +13639,7 @@
           <w:szCs w:val="24"/>
         </w:rPr>
       </w:pPr>
-      <w:bookmarkStart w:id="27" w:name="_Toc228752855"/>
+      <w:bookmarkStart w:id="28" w:name="_Toc228752855"/>
       <w:r>
         <w:rPr>
           <w:rFonts w:ascii="Arial" w:hAnsi="Arial" w:cs="Arial"/>
@@ -13528,7 +13780,7 @@
         </w:rPr>
         <w:t>Warning Page</w:t>
       </w:r>
-      <w:bookmarkEnd w:id="27"/>
+      <w:bookmarkEnd w:id="28"/>
     </w:p>
     <w:p>
       <w:pPr>
@@ -13690,7 +13942,7 @@
           <w:highlight w:val="red"/>
         </w:rPr>
       </w:pPr>
-      <w:bookmarkStart w:id="28" w:name="_Toc228752856"/>
+      <w:bookmarkStart w:id="29" w:name="_Toc228752856"/>
       <w:r>
         <w:rPr>
           <w:rFonts w:ascii="Arial" w:hAnsi="Arial" w:cs="Arial"/>
@@ -13702,7 +13954,7 @@
         </w:rPr>
         <w:t>Flowcharts</w:t>
       </w:r>
-      <w:bookmarkEnd w:id="28"/>
+      <w:bookmarkEnd w:id="29"/>
     </w:p>
     <w:p>
       <w:pPr>
@@ -13718,7 +13970,7 @@
           <w:szCs w:val="24"/>
         </w:rPr>
       </w:pPr>
-      <w:bookmarkStart w:id="29" w:name="_Toc228752857"/>
+      <w:bookmarkStart w:id="30" w:name="_Toc228752857"/>
       <w:r>
         <w:rPr>
           <w:rFonts w:ascii="Arial" w:hAnsi="Arial" w:cs="Arial"/>
@@ -13731,7 +13983,7 @@
         </w:rPr>
         <w:t>Risk Score Calculation</w:t>
       </w:r>
-      <w:bookmarkEnd w:id="29"/>
+      <w:bookmarkEnd w:id="30"/>
     </w:p>
     <w:p>
       <w:pPr>
@@ -13755,7 +14007,7 @@
           <w:szCs w:val="24"/>
         </w:rPr>
       </w:pPr>
-      <w:bookmarkStart w:id="30" w:name="_Toc228752858"/>
+      <w:bookmarkStart w:id="31" w:name="_Toc228752858"/>
       <w:r>
         <w:rPr>
           <w:rFonts w:ascii="Arial" w:hAnsi="Arial" w:cs="Arial"/>
@@ -13768,7 +14020,7 @@
         </w:rPr>
         <w:t>Download Blocking Process</w:t>
       </w:r>
-      <w:bookmarkEnd w:id="30"/>
+      <w:bookmarkEnd w:id="31"/>
     </w:p>
     <w:p>
       <w:pPr>
@@ -13792,7 +14044,7 @@
           <w:szCs w:val="24"/>
         </w:rPr>
       </w:pPr>
-      <w:bookmarkStart w:id="31" w:name="_Toc228752859"/>
+      <w:bookmarkStart w:id="32" w:name="_Toc228752859"/>
       <w:r>
         <w:rPr>
           <w:rFonts w:ascii="Arial" w:hAnsi="Arial" w:cs="Arial"/>
@@ -13805,7 +14057,7 @@
         </w:rPr>
         <w:t>Navigation Flow</w:t>
       </w:r>
-      <w:bookmarkEnd w:id="31"/>
+      <w:bookmarkEnd w:id="32"/>
     </w:p>
     <w:p>
       <w:pPr>
@@ -13829,7 +14081,7 @@
           <w:szCs w:val="24"/>
         </w:rPr>
       </w:pPr>
-      <w:bookmarkStart w:id="32" w:name="_Toc228752860"/>
+      <w:bookmarkStart w:id="33" w:name="_Toc228752860"/>
       <w:r>
         <w:rPr>
           <w:rFonts w:ascii="Arial" w:hAnsi="Arial" w:cs="Arial"/>
@@ -13842,7 +14094,7 @@
         </w:rPr>
         <w:t>Quiz Process</w:t>
       </w:r>
-      <w:bookmarkEnd w:id="32"/>
+      <w:bookmarkEnd w:id="33"/>
     </w:p>
     <w:p>
       <w:pPr>
@@ -13872,7 +14124,7 @@
           <w:iCs/>
         </w:rPr>
       </w:pPr>
-      <w:bookmarkStart w:id="33" w:name="_Toc228752861"/>
+      <w:bookmarkStart w:id="34" w:name="_Toc228752861"/>
       <w:r>
         <w:rPr>
           <w:rFonts w:ascii="Arial" w:hAnsi="Arial" w:cs="Arial"/>
@@ -13884,7 +14136,7 @@
         <w:lastRenderedPageBreak/>
         <w:t>Use Cases</w:t>
       </w:r>
-      <w:bookmarkEnd w:id="33"/>
+      <w:bookmarkEnd w:id="34"/>
     </w:p>
     <w:p>
       <w:pPr>
@@ -13900,7 +14152,7 @@
           <w:szCs w:val="22"/>
         </w:rPr>
       </w:pPr>
-      <w:bookmarkStart w:id="34" w:name="_Toc228752862"/>
+      <w:bookmarkStart w:id="35" w:name="_Toc228752862"/>
       <w:r>
         <w:rPr>
           <w:rFonts w:ascii="Arial" w:hAnsi="Arial" w:cs="Arial"/>
@@ -13913,7 +14165,7 @@
         </w:rPr>
         <w:t>Load Website</w:t>
       </w:r>
-      <w:bookmarkEnd w:id="34"/>
+      <w:bookmarkEnd w:id="35"/>
     </w:p>
     <w:p>
       <w:pPr>
@@ -14085,7 +14337,7 @@
           <w:szCs w:val="24"/>
         </w:rPr>
       </w:pPr>
-      <w:bookmarkStart w:id="35" w:name="_Toc228752863"/>
+      <w:bookmarkStart w:id="36" w:name="_Toc228752863"/>
       <w:r>
         <w:rPr>
           <w:rFonts w:ascii="Arial" w:hAnsi="Arial" w:cs="Arial"/>
@@ -14098,7 +14350,7 @@
         </w:rPr>
         <w:t>Download File</w:t>
       </w:r>
-      <w:bookmarkEnd w:id="35"/>
+      <w:bookmarkEnd w:id="36"/>
     </w:p>
     <w:p>
       <w:pPr>
@@ -14320,7 +14572,7 @@
           <w:szCs w:val="22"/>
         </w:rPr>
       </w:pPr>
-      <w:bookmarkStart w:id="36" w:name="_Toc228752864"/>
+      <w:bookmarkStart w:id="37" w:name="_Toc228752864"/>
       <w:r>
         <w:rPr>
           <w:rFonts w:ascii="Arial" w:hAnsi="Arial" w:cs="Arial"/>
@@ -14333,7 +14585,7 @@
         </w:rPr>
         <w:t>Guest User Browsing</w:t>
       </w:r>
-      <w:bookmarkEnd w:id="36"/>
+      <w:bookmarkEnd w:id="37"/>
     </w:p>
     <w:p>
       <w:pPr>
@@ -14449,7 +14701,7 @@
           <w:szCs w:val="24"/>
         </w:rPr>
       </w:pPr>
-      <w:bookmarkStart w:id="37" w:name="_Toc228752865"/>
+      <w:bookmarkStart w:id="38" w:name="_Toc228752865"/>
       <w:r>
         <w:rPr>
           <w:rFonts w:ascii="Arial" w:hAnsi="Arial" w:cs="Arial"/>
@@ -14463,7 +14715,7 @@
         <w:lastRenderedPageBreak/>
         <w:t>View Feedback</w:t>
       </w:r>
-      <w:bookmarkEnd w:id="37"/>
+      <w:bookmarkEnd w:id="38"/>
     </w:p>
     <w:p>
       <w:pPr>
@@ -14591,7 +14843,7 @@
           <w:szCs w:val="24"/>
         </w:rPr>
       </w:pPr>
-      <w:bookmarkStart w:id="38" w:name="_Toc228752866"/>
+      <w:bookmarkStart w:id="39" w:name="_Toc228752866"/>
       <w:r>
         <w:rPr>
           <w:rFonts w:ascii="Arial" w:hAnsi="Arial" w:cs="Arial"/>
@@ -14604,7 +14856,7 @@
         </w:rPr>
         <w:t>Typosquatting Detection</w:t>
       </w:r>
-      <w:bookmarkEnd w:id="38"/>
+      <w:bookmarkEnd w:id="39"/>
     </w:p>
     <w:p>
       <w:pPr>
@@ -14733,7 +14985,7 @@
           <w:szCs w:val="24"/>
         </w:rPr>
       </w:pPr>
-      <w:bookmarkStart w:id="39" w:name="_Toc228752867"/>
+      <w:bookmarkStart w:id="40" w:name="_Toc228752867"/>
       <w:r>
         <w:rPr>
           <w:rFonts w:ascii="Arial" w:hAnsi="Arial" w:cs="Arial"/>
@@ -14746,7 +14998,7 @@
         </w:rPr>
         <w:t>Phishing Detection</w:t>
       </w:r>
-      <w:bookmarkEnd w:id="39"/>
+      <w:bookmarkEnd w:id="40"/>
     </w:p>
     <w:p>
       <w:pPr>
@@ -14819,7 +15071,7 @@
           <w:szCs w:val="24"/>
         </w:rPr>
       </w:pPr>
-      <w:bookmarkStart w:id="40" w:name="_Toc228752868"/>
+      <w:bookmarkStart w:id="41" w:name="_Toc228752868"/>
       <w:r>
         <w:rPr>
           <w:rFonts w:ascii="Arial" w:hAnsi="Arial" w:cs="Arial"/>
@@ -14832,7 +15084,7 @@
         </w:rPr>
         <w:t>TLS Certificate Validation</w:t>
       </w:r>
-      <w:bookmarkEnd w:id="40"/>
+      <w:bookmarkEnd w:id="41"/>
     </w:p>
     <w:p>
       <w:pPr>
@@ -14906,7 +15158,7 @@
           <w:szCs w:val="28"/>
         </w:rPr>
       </w:pPr>
-      <w:bookmarkStart w:id="41" w:name="_Toc228752869"/>
+      <w:bookmarkStart w:id="42" w:name="_Toc228752869"/>
       <w:r>
         <w:rPr>
           <w:rFonts w:ascii="Arial" w:hAnsi="Arial" w:cs="Arial"/>
@@ -14920,7 +15172,7 @@
         </w:rPr>
         <w:t>Unique Selling Points</w:t>
       </w:r>
-      <w:bookmarkEnd w:id="41"/>
+      <w:bookmarkEnd w:id="42"/>
     </w:p>
     <w:p>
       <w:pPr>
@@ -14976,7 +15228,7 @@
           <w:szCs w:val="36"/>
         </w:rPr>
       </w:pPr>
-      <w:bookmarkStart w:id="42" w:name="_Toc228752870"/>
+      <w:bookmarkStart w:id="43" w:name="_Toc228752870"/>
       <w:r>
         <w:rPr>
           <w:rFonts w:ascii="Arial" w:hAnsi="Arial" w:cs="Arial"/>
@@ -14989,7 +15241,7 @@
         </w:rPr>
         <w:t>Method of Approach</w:t>
       </w:r>
-      <w:bookmarkEnd w:id="42"/>
+      <w:bookmarkEnd w:id="43"/>
     </w:p>
     <w:p>
       <w:pPr>
@@ -15018,7 +15270,7 @@
           <w:highlight w:val="red"/>
         </w:rPr>
       </w:pPr>
-      <w:bookmarkStart w:id="43" w:name="_Toc228752871"/>
+      <w:bookmarkStart w:id="44" w:name="_Toc228752871"/>
       <w:r>
         <w:rPr>
           <w:rFonts w:ascii="Arial" w:hAnsi="Arial" w:cs="Arial"/>
@@ -15030,7 +15282,7 @@
         </w:rPr>
         <w:t>Risk Assessment</w:t>
       </w:r>
-      <w:bookmarkEnd w:id="43"/>
+      <w:bookmarkEnd w:id="44"/>
     </w:p>
     <w:p>
       <w:pPr>
@@ -15045,7 +15297,7 @@
           <w:highlight w:val="red"/>
         </w:rPr>
       </w:pPr>
-      <w:bookmarkStart w:id="44" w:name="_Toc228752872"/>
+      <w:bookmarkStart w:id="45" w:name="_Toc228752872"/>
       <w:r>
         <w:rPr>
           <w:rFonts w:ascii="Arial" w:hAnsi="Arial" w:cs="Arial"/>
@@ -15057,7 +15309,7 @@
         </w:rPr>
         <w:t>Agile Method</w:t>
       </w:r>
-      <w:bookmarkEnd w:id="44"/>
+      <w:bookmarkEnd w:id="45"/>
     </w:p>
     <w:p>
       <w:pPr>
@@ -15071,7 +15323,7 @@
           <w:iCs/>
         </w:rPr>
       </w:pPr>
-      <w:bookmarkStart w:id="45" w:name="_Toc228752873"/>
+      <w:bookmarkStart w:id="46" w:name="_Toc228752873"/>
       <w:r>
         <w:rPr>
           <w:rFonts w:ascii="Arial" w:hAnsi="Arial" w:cs="Arial"/>
@@ -15082,7 +15334,7 @@
         </w:rPr>
         <w:t>Tools and Technologies</w:t>
       </w:r>
-      <w:bookmarkEnd w:id="45"/>
+      <w:bookmarkEnd w:id="46"/>
     </w:p>
     <w:p>
       <w:pPr>
@@ -15096,7 +15348,7 @@
           <w:iCs/>
         </w:rPr>
       </w:pPr>
-      <w:bookmarkStart w:id="46" w:name="_Toc228752874"/>
+      <w:bookmarkStart w:id="47" w:name="_Toc228752874"/>
       <w:r>
         <w:rPr>
           <w:rFonts w:ascii="Arial" w:hAnsi="Arial" w:cs="Arial"/>
@@ -15107,7 +15359,7 @@
         </w:rPr>
         <w:t>JavaScript</w:t>
       </w:r>
-      <w:bookmarkEnd w:id="46"/>
+      <w:bookmarkEnd w:id="47"/>
     </w:p>
     <w:p>
       <w:pPr>
@@ -15135,7 +15387,7 @@
           <w:iCs/>
         </w:rPr>
       </w:pPr>
-      <w:bookmarkStart w:id="47" w:name="_Toc228752875"/>
+      <w:bookmarkStart w:id="48" w:name="_Toc228752875"/>
       <w:r>
         <w:rPr>
           <w:rFonts w:ascii="Arial" w:hAnsi="Arial" w:cs="Arial"/>
@@ -15146,7 +15398,7 @@
         </w:rPr>
         <w:t>Electron</w:t>
       </w:r>
-      <w:bookmarkEnd w:id="47"/>
+      <w:bookmarkEnd w:id="48"/>
     </w:p>
     <w:p>
       <w:pPr>
@@ -15174,7 +15426,7 @@
           <w:iCs/>
         </w:rPr>
       </w:pPr>
-      <w:bookmarkStart w:id="48" w:name="_Toc228752876"/>
+      <w:bookmarkStart w:id="49" w:name="_Toc228752876"/>
       <w:r>
         <w:rPr>
           <w:rFonts w:ascii="Arial" w:hAnsi="Arial" w:cs="Arial"/>
@@ -15186,7 +15438,7 @@
         <w:lastRenderedPageBreak/>
         <w:t>Visual Studio Code</w:t>
       </w:r>
-      <w:bookmarkEnd w:id="48"/>
+      <w:bookmarkEnd w:id="49"/>
     </w:p>
     <w:p>
       <w:pPr>
@@ -15220,7 +15472,7 @@
           <w:iCs/>
         </w:rPr>
       </w:pPr>
-      <w:bookmarkStart w:id="49" w:name="_Toc228752877"/>
+      <w:bookmarkStart w:id="50" w:name="_Toc228752877"/>
       <w:r>
         <w:rPr>
           <w:rFonts w:ascii="Arial" w:hAnsi="Arial" w:cs="Arial"/>
@@ -15231,7 +15483,7 @@
         </w:rPr>
         <w:t>Firebase</w:t>
       </w:r>
-      <w:bookmarkEnd w:id="49"/>
+      <w:bookmarkEnd w:id="50"/>
     </w:p>
     <w:p>
       <w:pPr>
@@ -15259,7 +15511,7 @@
           <w:iCs/>
         </w:rPr>
       </w:pPr>
-      <w:bookmarkStart w:id="50" w:name="_Toc228752878"/>
+      <w:bookmarkStart w:id="51" w:name="_Toc228752878"/>
       <w:r>
         <w:rPr>
           <w:rFonts w:ascii="Arial" w:hAnsi="Arial" w:cs="Arial"/>
@@ -15270,7 +15522,7 @@
         </w:rPr>
         <w:t>Devices</w:t>
       </w:r>
-      <w:bookmarkEnd w:id="50"/>
+      <w:bookmarkEnd w:id="51"/>
     </w:p>
     <w:p>
       <w:pPr>
@@ -15298,7 +15550,7 @@
           <w:iCs/>
         </w:rPr>
       </w:pPr>
-      <w:bookmarkStart w:id="51" w:name="_Toc228752879"/>
+      <w:bookmarkStart w:id="52" w:name="_Toc228752879"/>
       <w:r>
         <w:rPr>
           <w:rFonts w:ascii="Arial" w:hAnsi="Arial" w:cs="Arial"/>
@@ -15319,7 +15571,7 @@
         </w:rPr>
         <w:t xml:space="preserve"> and CSS</w:t>
       </w:r>
-      <w:bookmarkEnd w:id="51"/>
+      <w:bookmarkEnd w:id="52"/>
     </w:p>
     <w:p>
       <w:pPr>
@@ -15383,7 +15635,7 @@
           <w:iCs/>
         </w:rPr>
       </w:pPr>
-      <w:bookmarkStart w:id="52" w:name="_Toc228752880"/>
+      <w:bookmarkStart w:id="53" w:name="_Toc228752880"/>
       <w:r>
         <w:rPr>
           <w:rFonts w:ascii="Arial" w:hAnsi="Arial" w:cs="Arial"/>
@@ -15394,7 +15646,7 @@
         </w:rPr>
         <w:t>Figma</w:t>
       </w:r>
-      <w:bookmarkEnd w:id="52"/>
+      <w:bookmarkEnd w:id="53"/>
     </w:p>
     <w:p>
       <w:pPr>
@@ -15422,7 +15674,7 @@
           <w:iCs/>
         </w:rPr>
       </w:pPr>
-      <w:bookmarkStart w:id="53" w:name="_Toc228752881"/>
+      <w:bookmarkStart w:id="54" w:name="_Toc228752881"/>
       <w:r>
         <w:rPr>
           <w:rFonts w:ascii="Arial" w:hAnsi="Arial" w:cs="Arial"/>
@@ -15433,7 +15685,7 @@
         </w:rPr>
         <w:t>Risk Score Calculation</w:t>
       </w:r>
-      <w:bookmarkEnd w:id="53"/>
+      <w:bookmarkEnd w:id="54"/>
     </w:p>
     <w:p>
       <w:pPr>
@@ -15758,7 +16010,7 @@
           <w:iCs/>
         </w:rPr>
       </w:pPr>
-      <w:bookmarkStart w:id="54" w:name="_Toc228752882"/>
+      <w:bookmarkStart w:id="55" w:name="_Toc228752882"/>
       <w:r>
         <w:rPr>
           <w:rFonts w:ascii="Arial" w:hAnsi="Arial" w:cs="Arial"/>
@@ -15769,7 +16021,7 @@
         </w:rPr>
         <w:t>HTTP Check</w:t>
       </w:r>
-      <w:bookmarkEnd w:id="54"/>
+      <w:bookmarkEnd w:id="55"/>
     </w:p>
     <w:p>
       <w:pPr>
@@ -16105,7 +16357,7 @@
           <w:iCs/>
         </w:rPr>
       </w:pPr>
-      <w:bookmarkStart w:id="55" w:name="_Toc228752883"/>
+      <w:bookmarkStart w:id="56" w:name="_Toc228752883"/>
       <w:r>
         <w:rPr>
           <w:rFonts w:ascii="Arial" w:hAnsi="Arial" w:cs="Arial"/>
@@ -16116,7 +16368,7 @@
         </w:rPr>
         <w:t>Domain Name Check</w:t>
       </w:r>
-      <w:bookmarkEnd w:id="55"/>
+      <w:bookmarkEnd w:id="56"/>
     </w:p>
     <w:p>
       <w:pPr>
@@ -17583,7 +17835,7 @@
           <w:iCs/>
         </w:rPr>
       </w:pPr>
-      <w:bookmarkStart w:id="56" w:name="_Toc228752884"/>
+      <w:bookmarkStart w:id="57" w:name="_Toc228752884"/>
       <w:r>
         <w:rPr>
           <w:rFonts w:ascii="Arial" w:hAnsi="Arial" w:cs="Arial"/>
@@ -17595,7 +17847,7 @@
         <w:lastRenderedPageBreak/>
         <w:t>Domain Age Check</w:t>
       </w:r>
-      <w:bookmarkEnd w:id="56"/>
+      <w:bookmarkEnd w:id="57"/>
     </w:p>
     <w:p>
       <w:pPr>
@@ -17873,7 +18125,7 @@
           <w:iCs/>
         </w:rPr>
       </w:pPr>
-      <w:bookmarkStart w:id="57" w:name="_Toc228752885"/>
+      <w:bookmarkStart w:id="58" w:name="_Toc228752885"/>
       <w:r>
         <w:rPr>
           <w:b/>
@@ -18120,7 +18372,7 @@
         </w:rPr>
         <w:t>Security Header Check</w:t>
       </w:r>
-      <w:bookmarkEnd w:id="57"/>
+      <w:bookmarkEnd w:id="58"/>
     </w:p>
     <w:p>
       <w:pPr>
@@ -19374,7 +19626,7 @@
           <w:iCs/>
         </w:rPr>
       </w:pPr>
-      <w:bookmarkStart w:id="58" w:name="_Toc228752886"/>
+      <w:bookmarkStart w:id="59" w:name="_Toc228752886"/>
       <w:r>
         <w:rPr>
           <w:rFonts w:ascii="Arial" w:hAnsi="Arial" w:cs="Arial"/>
@@ -19386,7 +19638,7 @@
         <w:lastRenderedPageBreak/>
         <w:t>Typosquatting Check</w:t>
       </w:r>
-      <w:bookmarkEnd w:id="58"/>
+      <w:bookmarkEnd w:id="59"/>
     </w:p>
     <w:p>
       <w:pPr>
@@ -20001,7 +20253,7 @@
           <w:szCs w:val="36"/>
         </w:rPr>
       </w:pPr>
-      <w:bookmarkStart w:id="59" w:name="_Toc228752887"/>
+      <w:bookmarkStart w:id="60" w:name="_Toc228752887"/>
       <w:r>
         <w:rPr>
           <w:rFonts w:ascii="Arial" w:hAnsi="Arial" w:cs="Arial"/>
@@ -20015,7 +20267,7 @@
         <w:lastRenderedPageBreak/>
         <w:t>Implementation</w:t>
       </w:r>
-      <w:bookmarkEnd w:id="59"/>
+      <w:bookmarkEnd w:id="60"/>
     </w:p>
     <w:p>
       <w:pPr>
@@ -20029,7 +20281,7 @@
           <w:iCs/>
         </w:rPr>
       </w:pPr>
-      <w:bookmarkStart w:id="60" w:name="_Toc228752888"/>
+      <w:bookmarkStart w:id="61" w:name="_Toc228752888"/>
       <w:r>
         <w:rPr>
           <w:rFonts w:ascii="Arial" w:hAnsi="Arial" w:cs="Arial"/>
@@ -20040,7 +20292,7 @@
         </w:rPr>
         <w:t>Features</w:t>
       </w:r>
-      <w:bookmarkEnd w:id="60"/>
+      <w:bookmarkEnd w:id="61"/>
     </w:p>
     <w:p>
       <w:pPr>
@@ -20098,7 +20350,7 @@
           <w:iCs/>
         </w:rPr>
       </w:pPr>
-      <w:bookmarkStart w:id="61" w:name="_Toc228752889"/>
+      <w:bookmarkStart w:id="62" w:name="_Toc228752889"/>
       <w:r>
         <w:rPr>
           <w:rFonts w:ascii="Arial" w:hAnsi="Arial" w:cs="Arial"/>
@@ -20109,7 +20361,7 @@
         </w:rPr>
         <w:t>Session Only Cookies</w:t>
       </w:r>
-      <w:bookmarkEnd w:id="61"/>
+      <w:bookmarkEnd w:id="62"/>
     </w:p>
     <w:p>
       <w:pPr>
@@ -20151,7 +20403,7 @@
           <w:iCs/>
         </w:rPr>
       </w:pPr>
-      <w:bookmarkStart w:id="62" w:name="_Toc228752890"/>
+      <w:bookmarkStart w:id="63" w:name="_Toc228752890"/>
       <w:r>
         <w:rPr>
           <w:rFonts w:ascii="Arial" w:hAnsi="Arial" w:cs="Arial"/>
@@ -20162,7 +20414,7 @@
         </w:rPr>
         <w:t>Cookie Export Authentication</w:t>
       </w:r>
-      <w:bookmarkEnd w:id="62"/>
+      <w:bookmarkEnd w:id="63"/>
     </w:p>
     <w:p>
       <w:pPr>
@@ -20204,7 +20456,7 @@
           <w:iCs/>
         </w:rPr>
       </w:pPr>
-      <w:bookmarkStart w:id="63" w:name="_Toc228752891"/>
+      <w:bookmarkStart w:id="64" w:name="_Toc228752891"/>
       <w:r>
         <w:rPr>
           <w:rFonts w:ascii="Arial" w:hAnsi="Arial" w:cs="Arial"/>
@@ -20216,7 +20468,7 @@
         <w:lastRenderedPageBreak/>
         <w:t>Blocking of Non-HTTPS Sites</w:t>
       </w:r>
-      <w:bookmarkEnd w:id="63"/>
+      <w:bookmarkEnd w:id="64"/>
     </w:p>
     <w:p>
       <w:pPr>
@@ -20258,7 +20510,7 @@
           <w:iCs/>
         </w:rPr>
       </w:pPr>
-      <w:bookmarkStart w:id="64" w:name="_Toc228752892"/>
+      <w:bookmarkStart w:id="65" w:name="_Toc228752892"/>
       <w:r>
         <w:rPr>
           <w:rFonts w:ascii="Arial" w:hAnsi="Arial" w:cs="Arial"/>
@@ -20269,7 +20521,7 @@
         </w:rPr>
         <w:t>Blocking Downloads</w:t>
       </w:r>
-      <w:bookmarkEnd w:id="64"/>
+      <w:bookmarkEnd w:id="65"/>
     </w:p>
     <w:p>
       <w:pPr>
@@ -20395,7 +20647,7 @@
           <w:iCs/>
         </w:rPr>
       </w:pPr>
-      <w:bookmarkStart w:id="65" w:name="_Toc228752893"/>
+      <w:bookmarkStart w:id="66" w:name="_Toc228752893"/>
       <w:r>
         <w:rPr>
           <w:rFonts w:ascii="Arial" w:hAnsi="Arial" w:cs="Arial"/>
@@ -20407,7 +20659,7 @@
         <w:lastRenderedPageBreak/>
         <w:t>TLS Certificate Checking</w:t>
       </w:r>
-      <w:bookmarkEnd w:id="65"/>
+      <w:bookmarkEnd w:id="66"/>
     </w:p>
     <w:p>
       <w:pPr>
@@ -20435,7 +20687,7 @@
           <w:iCs/>
         </w:rPr>
       </w:pPr>
-      <w:bookmarkStart w:id="66" w:name="_Toc228752894"/>
+      <w:bookmarkStart w:id="67" w:name="_Toc228752894"/>
       <w:r>
         <w:rPr>
           <w:rFonts w:ascii="Arial" w:hAnsi="Arial" w:cs="Arial"/>
@@ -20446,7 +20698,7 @@
         </w:rPr>
         <w:t>Security Based Hints</w:t>
       </w:r>
-      <w:bookmarkEnd w:id="66"/>
+      <w:bookmarkEnd w:id="67"/>
       <w:r>
         <w:rPr>
           <w:rFonts w:ascii="Arial" w:hAnsi="Arial" w:cs="Arial"/>
@@ -20496,7 +20748,7 @@
           <w:iCs/>
         </w:rPr>
       </w:pPr>
-      <w:bookmarkStart w:id="67" w:name="_Toc228752895"/>
+      <w:bookmarkStart w:id="68" w:name="_Toc228752895"/>
       <w:r>
         <w:rPr>
           <w:rFonts w:ascii="Arial" w:hAnsi="Arial" w:cs="Arial"/>
@@ -20507,7 +20759,7 @@
         </w:rPr>
         <w:t>Override Methods</w:t>
       </w:r>
-      <w:bookmarkEnd w:id="67"/>
+      <w:bookmarkEnd w:id="68"/>
     </w:p>
     <w:p>
       <w:pPr>
@@ -20549,7 +20801,7 @@
           <w:iCs/>
         </w:rPr>
       </w:pPr>
-      <w:bookmarkStart w:id="68" w:name="_Toc228752896"/>
+      <w:bookmarkStart w:id="69" w:name="_Toc228752896"/>
       <w:r>
         <w:rPr>
           <w:rFonts w:ascii="Arial" w:hAnsi="Arial" w:cs="Arial"/>
@@ -20561,7 +20813,7 @@
         <w:lastRenderedPageBreak/>
         <w:t>Quiz System</w:t>
       </w:r>
-      <w:bookmarkEnd w:id="68"/>
+      <w:bookmarkEnd w:id="69"/>
     </w:p>
     <w:p>
       <w:pPr>
@@ -20695,7 +20947,7 @@
           <w:iCs/>
         </w:rPr>
       </w:pPr>
-      <w:bookmarkStart w:id="69" w:name="_Toc228752897"/>
+      <w:bookmarkStart w:id="70" w:name="_Toc228752897"/>
       <w:r>
         <w:rPr>
           <w:rFonts w:ascii="Arial" w:hAnsi="Arial" w:cs="Arial"/>
@@ -20706,7 +20958,7 @@
         </w:rPr>
         <w:t>Guest Browsing</w:t>
       </w:r>
-      <w:bookmarkEnd w:id="69"/>
+      <w:bookmarkEnd w:id="70"/>
     </w:p>
     <w:p>
       <w:pPr>
@@ -20735,7 +20987,7 @@
           <w:highlight w:val="red"/>
         </w:rPr>
       </w:pPr>
-      <w:bookmarkStart w:id="70" w:name="_Toc228752898"/>
+      <w:bookmarkStart w:id="71" w:name="_Toc228752898"/>
       <w:r>
         <w:rPr>
           <w:rFonts w:ascii="Arial" w:hAnsi="Arial" w:cs="Arial"/>
@@ -20747,7 +20999,7 @@
         </w:rPr>
         <w:t>Security Dashboard</w:t>
       </w:r>
-      <w:bookmarkEnd w:id="70"/>
+      <w:bookmarkEnd w:id="71"/>
     </w:p>
     <w:p>
       <w:pPr>
@@ -20799,7 +21051,7 @@
           <w:highlight w:val="red"/>
         </w:rPr>
       </w:pPr>
-      <w:bookmarkStart w:id="71" w:name="_Toc228752899"/>
+      <w:bookmarkStart w:id="72" w:name="_Toc228752899"/>
       <w:r>
         <w:rPr>
           <w:rFonts w:ascii="Arial" w:hAnsi="Arial" w:cs="Arial"/>
@@ -20812,7 +21064,7 @@
         <w:lastRenderedPageBreak/>
         <w:t>Gamification</w:t>
       </w:r>
-      <w:bookmarkEnd w:id="71"/>
+      <w:bookmarkEnd w:id="72"/>
     </w:p>
     <w:p>
       <w:pPr>
@@ -20848,7 +21100,7 @@
           <w:highlight w:val="red"/>
         </w:rPr>
       </w:pPr>
-      <w:bookmarkStart w:id="72" w:name="_Toc228752900"/>
+      <w:bookmarkStart w:id="73" w:name="_Toc228752900"/>
       <w:r>
         <w:rPr>
           <w:rFonts w:ascii="Arial" w:hAnsi="Arial" w:cs="Arial"/>
@@ -20860,7 +21112,7 @@
         </w:rPr>
         <w:t>Firebase</w:t>
       </w:r>
-      <w:bookmarkEnd w:id="72"/>
+      <w:bookmarkEnd w:id="73"/>
     </w:p>
     <w:p>
       <w:pPr>
@@ -20916,7 +21168,7 @@
           <w:rFonts w:ascii="Arial" w:hAnsi="Arial" w:cs="Arial"/>
         </w:rPr>
       </w:pPr>
-      <w:bookmarkStart w:id="73" w:name="OLE_LINK1"/>
+      <w:bookmarkStart w:id="74" w:name="OLE_LINK1"/>
       <w:r>
         <w:rPr>
           <w:rFonts w:ascii="Arial" w:hAnsi="Arial" w:cs="Arial"/>
@@ -21491,7 +21743,7 @@
         </w:rPr>
         <w:t>Challenges</w:t>
       </w:r>
-      <w:bookmarkEnd w:id="73"/>
+      <w:bookmarkEnd w:id="74"/>
       <w:r>
         <w:rPr>
           <w:rFonts w:ascii="Arial" w:hAnsi="Arial" w:cs="Arial"/>
@@ -21702,7 +21954,7 @@
           <w:szCs w:val="36"/>
         </w:rPr>
       </w:pPr>
-      <w:bookmarkStart w:id="74" w:name="_Toc228752901"/>
+      <w:bookmarkStart w:id="75" w:name="_Toc228752901"/>
       <w:r>
         <w:rPr>
           <w:rFonts w:ascii="Arial" w:hAnsi="Arial" w:cs="Arial"/>
@@ -21715,7 +21967,7 @@
         </w:rPr>
         <w:t>LSEP Considerations</w:t>
       </w:r>
-      <w:bookmarkEnd w:id="74"/>
+      <w:bookmarkEnd w:id="75"/>
     </w:p>
     <w:p>
       <w:pPr>
@@ -21785,7 +22037,7 @@
           <w:iCs/>
         </w:rPr>
       </w:pPr>
-      <w:bookmarkStart w:id="75" w:name="_Toc228752902"/>
+      <w:bookmarkStart w:id="76" w:name="_Toc228752902"/>
       <w:r>
         <w:rPr>
           <w:rFonts w:ascii="Arial" w:hAnsi="Arial" w:cs="Arial"/>
@@ -21796,7 +22048,7 @@
         </w:rPr>
         <w:t>Legal Issues</w:t>
       </w:r>
-      <w:bookmarkEnd w:id="75"/>
+      <w:bookmarkEnd w:id="76"/>
     </w:p>
     <w:p>
       <w:pPr>
@@ -21892,7 +22144,7 @@
           <w:iCs/>
         </w:rPr>
       </w:pPr>
-      <w:bookmarkStart w:id="76" w:name="_Toc228752903"/>
+      <w:bookmarkStart w:id="77" w:name="_Toc228752903"/>
       <w:r>
         <w:rPr>
           <w:rFonts w:ascii="Arial" w:hAnsi="Arial" w:cs="Arial"/>
@@ -21903,7 +22155,7 @@
         </w:rPr>
         <w:t>Social Issues</w:t>
       </w:r>
-      <w:bookmarkEnd w:id="76"/>
+      <w:bookmarkEnd w:id="77"/>
     </w:p>
     <w:p>
       <w:pPr>
@@ -22030,7 +22282,7 @@
           <w:iCs/>
         </w:rPr>
       </w:pPr>
-      <w:bookmarkStart w:id="77" w:name="_Toc228752904"/>
+      <w:bookmarkStart w:id="78" w:name="_Toc228752904"/>
       <w:r>
         <w:rPr>
           <w:rFonts w:ascii="Arial" w:hAnsi="Arial" w:cs="Arial"/>
@@ -22041,7 +22293,7 @@
         </w:rPr>
         <w:t>Ethical Issues</w:t>
       </w:r>
-      <w:bookmarkEnd w:id="77"/>
+      <w:bookmarkEnd w:id="78"/>
     </w:p>
     <w:p>
       <w:pPr>
@@ -22083,7 +22335,7 @@
           <w:iCs/>
         </w:rPr>
       </w:pPr>
-      <w:bookmarkStart w:id="78" w:name="_Toc228752905"/>
+      <w:bookmarkStart w:id="79" w:name="_Toc228752905"/>
       <w:r>
         <w:rPr>
           <w:rFonts w:ascii="Arial" w:hAnsi="Arial" w:cs="Arial"/>
@@ -22094,7 +22346,7 @@
         </w:rPr>
         <w:t>Professional Issues</w:t>
       </w:r>
-      <w:bookmarkEnd w:id="78"/>
+      <w:bookmarkEnd w:id="79"/>
     </w:p>
     <w:p>
       <w:pPr>
@@ -22143,7 +22395,7 @@
           <w:szCs w:val="36"/>
         </w:rPr>
       </w:pPr>
-      <w:bookmarkStart w:id="79" w:name="_Toc228752906"/>
+      <w:bookmarkStart w:id="80" w:name="_Toc228752906"/>
       <w:r>
         <w:rPr>
           <w:rFonts w:ascii="Arial" w:hAnsi="Arial" w:cs="Arial"/>
@@ -22156,7 +22408,7 @@
         </w:rPr>
         <w:t>Project Management</w:t>
       </w:r>
-      <w:bookmarkEnd w:id="79"/>
+      <w:bookmarkEnd w:id="80"/>
     </w:p>
     <w:p>
       <w:pPr>
@@ -22171,7 +22423,7 @@
           <w:highlight w:val="red"/>
         </w:rPr>
       </w:pPr>
-      <w:bookmarkStart w:id="80" w:name="_Toc228752907"/>
+      <w:bookmarkStart w:id="81" w:name="_Toc228752907"/>
       <w:r>
         <w:rPr>
           <w:rFonts w:ascii="Arial" w:hAnsi="Arial" w:cs="Arial"/>
@@ -22183,7 +22435,7 @@
         </w:rPr>
         <w:t>Sprints</w:t>
       </w:r>
-      <w:bookmarkEnd w:id="80"/>
+      <w:bookmarkEnd w:id="81"/>
     </w:p>
     <w:p>
       <w:pPr>
@@ -22211,7 +22463,7 @@
           <w:iCs/>
         </w:rPr>
       </w:pPr>
-      <w:bookmarkStart w:id="81" w:name="_Toc228752908"/>
+      <w:bookmarkStart w:id="82" w:name="_Toc228752908"/>
       <w:r>
         <w:rPr>
           <w:rFonts w:ascii="Arial" w:hAnsi="Arial" w:cs="Arial"/>
@@ -22222,7 +22474,7 @@
         </w:rPr>
         <w:t>Sprint 1</w:t>
       </w:r>
-      <w:bookmarkEnd w:id="81"/>
+      <w:bookmarkEnd w:id="82"/>
     </w:p>
     <w:p>
       <w:pPr>
@@ -22256,7 +22508,7 @@
           <w:iCs/>
         </w:rPr>
       </w:pPr>
-      <w:bookmarkStart w:id="82" w:name="_Toc228752909"/>
+      <w:bookmarkStart w:id="83" w:name="_Toc228752909"/>
       <w:r>
         <w:rPr>
           <w:rFonts w:ascii="Arial" w:hAnsi="Arial" w:cs="Arial"/>
@@ -22267,7 +22519,7 @@
         </w:rPr>
         <w:t>Sprint 2</w:t>
       </w:r>
-      <w:bookmarkEnd w:id="82"/>
+      <w:bookmarkEnd w:id="83"/>
     </w:p>
     <w:p>
       <w:pPr>
@@ -22289,7 +22541,7 @@
           <w:iCs/>
         </w:rPr>
       </w:pPr>
-      <w:bookmarkStart w:id="83" w:name="_Toc228752910"/>
+      <w:bookmarkStart w:id="84" w:name="_Toc228752910"/>
       <w:r>
         <w:rPr>
           <w:rFonts w:ascii="Arial" w:hAnsi="Arial" w:cs="Arial"/>
@@ -22300,7 +22552,7 @@
         </w:rPr>
         <w:t>Sprint 3</w:t>
       </w:r>
-      <w:bookmarkEnd w:id="83"/>
+      <w:bookmarkEnd w:id="84"/>
     </w:p>
     <w:p>
       <w:pPr>
@@ -22322,7 +22574,7 @@
           <w:iCs/>
         </w:rPr>
       </w:pPr>
-      <w:bookmarkStart w:id="84" w:name="_Toc228752911"/>
+      <w:bookmarkStart w:id="85" w:name="_Toc228752911"/>
       <w:r>
         <w:rPr>
           <w:rFonts w:ascii="Arial" w:hAnsi="Arial" w:cs="Arial"/>
@@ -22343,7 +22595,7 @@
         </w:rPr>
         <w:t>print 4</w:t>
       </w:r>
-      <w:bookmarkEnd w:id="84"/>
+      <w:bookmarkEnd w:id="85"/>
     </w:p>
     <w:p>
       <w:pPr>
@@ -22365,7 +22617,7 @@
           <w:iCs/>
         </w:rPr>
       </w:pPr>
-      <w:bookmarkStart w:id="85" w:name="_Toc228752912"/>
+      <w:bookmarkStart w:id="86" w:name="_Toc228752912"/>
       <w:r>
         <w:rPr>
           <w:rFonts w:ascii="Arial" w:hAnsi="Arial" w:cs="Arial"/>
@@ -22376,7 +22628,7 @@
         </w:rPr>
         <w:t>Sprint 5</w:t>
       </w:r>
-      <w:bookmarkEnd w:id="85"/>
+      <w:bookmarkEnd w:id="86"/>
     </w:p>
     <w:p>
       <w:pPr>
@@ -22398,7 +22650,7 @@
           <w:iCs/>
         </w:rPr>
       </w:pPr>
-      <w:bookmarkStart w:id="86" w:name="_Toc228752913"/>
+      <w:bookmarkStart w:id="87" w:name="_Toc228752913"/>
       <w:r>
         <w:rPr>
           <w:rFonts w:ascii="Arial" w:hAnsi="Arial" w:cs="Arial"/>
@@ -22409,7 +22661,7 @@
         </w:rPr>
         <w:t>Sprint 6</w:t>
       </w:r>
-      <w:bookmarkEnd w:id="86"/>
+      <w:bookmarkEnd w:id="87"/>
     </w:p>
     <w:p>
       <w:pPr>
@@ -22431,7 +22683,7 @@
           <w:iCs/>
         </w:rPr>
       </w:pPr>
-      <w:bookmarkStart w:id="87" w:name="_Toc228752914"/>
+      <w:bookmarkStart w:id="88" w:name="_Toc228752914"/>
       <w:r>
         <w:rPr>
           <w:rFonts w:ascii="Arial" w:hAnsi="Arial" w:cs="Arial"/>
@@ -22443,7 +22695,7 @@
         <w:lastRenderedPageBreak/>
         <w:t>Sprint 7</w:t>
       </w:r>
-      <w:bookmarkEnd w:id="87"/>
+      <w:bookmarkEnd w:id="88"/>
     </w:p>
     <w:p/>
     <w:p>
@@ -22458,7 +22710,7 @@
           <w:iCs/>
         </w:rPr>
       </w:pPr>
-      <w:bookmarkStart w:id="88" w:name="_Toc228752915"/>
+      <w:bookmarkStart w:id="89" w:name="_Toc228752915"/>
       <w:r>
         <w:rPr>
           <w:rFonts w:ascii="Arial" w:hAnsi="Arial" w:cs="Arial"/>
@@ -22469,7 +22721,7 @@
         </w:rPr>
         <w:t>Trello</w:t>
       </w:r>
-      <w:bookmarkEnd w:id="88"/>
+      <w:bookmarkEnd w:id="89"/>
     </w:p>
     <w:p>
       <w:pPr>
@@ -22521,7 +22773,7 @@
           <w:iCs/>
         </w:rPr>
       </w:pPr>
-      <w:bookmarkStart w:id="89" w:name="_Toc228752916"/>
+      <w:bookmarkStart w:id="90" w:name="_Toc228752916"/>
       <w:r>
         <w:rPr>
           <w:rFonts w:ascii="Arial" w:hAnsi="Arial" w:cs="Arial"/>
@@ -22532,7 +22784,7 @@
         </w:rPr>
         <w:t>GitHub Desktop</w:t>
       </w:r>
-      <w:bookmarkEnd w:id="89"/>
+      <w:bookmarkEnd w:id="90"/>
     </w:p>
     <w:p>
       <w:pPr>
@@ -22582,7 +22834,7 @@
           <w:szCs w:val="36"/>
         </w:rPr>
       </w:pPr>
-      <w:bookmarkStart w:id="90" w:name="_Toc228752917"/>
+      <w:bookmarkStart w:id="91" w:name="_Toc228752917"/>
       <w:r>
         <w:rPr>
           <w:rFonts w:ascii="Arial" w:hAnsi="Arial" w:cs="Arial"/>
@@ -22607,7 +22859,7 @@
         </w:rPr>
         <w:t xml:space="preserve"> and Evaluation</w:t>
       </w:r>
-      <w:bookmarkEnd w:id="90"/>
+      <w:bookmarkEnd w:id="91"/>
     </w:p>
     <w:p>
       <w:pPr>
@@ -22713,7 +22965,7 @@
           <w:highlight w:val="red"/>
         </w:rPr>
       </w:pPr>
-      <w:bookmarkStart w:id="91" w:name="_Toc228752918"/>
+      <w:bookmarkStart w:id="92" w:name="_Toc228752918"/>
       <w:r>
         <w:rPr>
           <w:rFonts w:ascii="Arial" w:hAnsi="Arial" w:cs="Arial"/>
@@ -22725,7 +22977,7 @@
         </w:rPr>
         <w:t>Testing Methodology</w:t>
       </w:r>
-      <w:bookmarkEnd w:id="91"/>
+      <w:bookmarkEnd w:id="92"/>
     </w:p>
     <w:p>
       <w:pPr>
@@ -22747,7 +22999,7 @@
           <w:iCs/>
         </w:rPr>
       </w:pPr>
-      <w:bookmarkStart w:id="92" w:name="_Toc228752919"/>
+      <w:bookmarkStart w:id="93" w:name="_Toc228752919"/>
       <w:r>
         <w:rPr>
           <w:rFonts w:ascii="Arial" w:hAnsi="Arial" w:cs="Arial"/>
@@ -22758,7 +23010,7 @@
         </w:rPr>
         <w:t>Functional Testing</w:t>
       </w:r>
-      <w:bookmarkEnd w:id="92"/>
+      <w:bookmarkEnd w:id="93"/>
     </w:p>
     <w:p>
       <w:pPr>
@@ -24193,7 +24445,7 @@
           <w:highlight w:val="red"/>
         </w:rPr>
       </w:pPr>
-      <w:bookmarkStart w:id="93" w:name="_Toc228752920"/>
+      <w:bookmarkStart w:id="94" w:name="_Toc228752920"/>
       <w:r>
         <w:rPr>
           <w:rFonts w:ascii="Arial" w:hAnsi="Arial" w:cs="Arial"/>
@@ -24205,7 +24457,7 @@
         </w:rPr>
         <w:t>User Testing</w:t>
       </w:r>
-      <w:bookmarkEnd w:id="93"/>
+      <w:bookmarkEnd w:id="94"/>
     </w:p>
     <w:p>
       <w:pPr>
@@ -24228,7 +24480,7 @@
           <w:highlight w:val="red"/>
         </w:rPr>
       </w:pPr>
-      <w:bookmarkStart w:id="94" w:name="_Toc228752921"/>
+      <w:bookmarkStart w:id="95" w:name="_Toc228752921"/>
       <w:r>
         <w:rPr>
           <w:rFonts w:ascii="Arial" w:hAnsi="Arial" w:cs="Arial"/>
@@ -24240,7 +24492,7 @@
         </w:rPr>
         <w:t>Evaluation</w:t>
       </w:r>
-      <w:bookmarkEnd w:id="94"/>
+      <w:bookmarkEnd w:id="95"/>
     </w:p>
     <w:p>
       <w:pPr>
@@ -24264,7 +24516,7 @@
           <w:szCs w:val="36"/>
         </w:rPr>
       </w:pPr>
-      <w:bookmarkStart w:id="95" w:name="_Toc228752922"/>
+      <w:bookmarkStart w:id="96" w:name="_Toc228752922"/>
       <w:r>
         <w:rPr>
           <w:rFonts w:ascii="Arial" w:hAnsi="Arial" w:cs="Arial"/>
@@ -24278,7 +24530,7 @@
         <w:lastRenderedPageBreak/>
         <w:t>Future Implementations</w:t>
       </w:r>
-      <w:bookmarkEnd w:id="95"/>
+      <w:bookmarkEnd w:id="96"/>
     </w:p>
     <w:p>
       <w:pPr>
@@ -24292,7 +24544,7 @@
           <w:iCs/>
         </w:rPr>
       </w:pPr>
-      <w:bookmarkStart w:id="96" w:name="_Toc228752923"/>
+      <w:bookmarkStart w:id="97" w:name="_Toc228752923"/>
       <w:r>
         <w:rPr>
           <w:rFonts w:ascii="Arial" w:hAnsi="Arial" w:cs="Arial"/>
@@ -24303,7 +24555,7 @@
         </w:rPr>
         <w:t>DNS Check</w:t>
       </w:r>
-      <w:bookmarkEnd w:id="96"/>
+      <w:bookmarkEnd w:id="97"/>
     </w:p>
     <w:p>
       <w:pPr>
@@ -24343,7 +24595,7 @@
           <w:iCs/>
         </w:rPr>
       </w:pPr>
-      <w:bookmarkStart w:id="97" w:name="_Toc228752924"/>
+      <w:bookmarkStart w:id="98" w:name="_Toc228752924"/>
       <w:r>
         <w:rPr>
           <w:rFonts w:ascii="Arial" w:hAnsi="Arial" w:cs="Arial"/>
@@ -24354,7 +24606,7 @@
         </w:rPr>
         <w:t>Redirect Analysis</w:t>
       </w:r>
-      <w:bookmarkEnd w:id="97"/>
+      <w:bookmarkEnd w:id="98"/>
     </w:p>
     <w:p>
       <w:pPr>
@@ -24384,7 +24636,7 @@
           <w:szCs w:val="24"/>
         </w:rPr>
       </w:pPr>
-      <w:bookmarkStart w:id="98" w:name="_Toc228752925"/>
+      <w:bookmarkStart w:id="99" w:name="_Toc228752925"/>
       <w:r>
         <w:rPr>
           <w:rFonts w:ascii="Arial" w:hAnsi="Arial" w:cs="Arial"/>
@@ -24397,7 +24649,7 @@
         </w:rPr>
         <w:t>Parental Controls</w:t>
       </w:r>
-      <w:bookmarkEnd w:id="98"/>
+      <w:bookmarkEnd w:id="99"/>
     </w:p>
     <w:p>
       <w:pPr>
@@ -24456,7 +24708,7 @@
           <w:szCs w:val="24"/>
         </w:rPr>
       </w:pPr>
-      <w:bookmarkStart w:id="99" w:name="_Toc228752926"/>
+      <w:bookmarkStart w:id="100" w:name="_Toc228752926"/>
       <w:r>
         <w:rPr>
           <w:rFonts w:ascii="Arial" w:hAnsi="Arial" w:cs="Arial"/>
@@ -24469,7 +24721,7 @@
         </w:rPr>
         <w:t>AI Chatbot</w:t>
       </w:r>
-      <w:bookmarkEnd w:id="99"/>
+      <w:bookmarkEnd w:id="100"/>
     </w:p>
     <w:p>
       <w:pPr>
@@ -24517,7 +24769,7 @@
           <w:szCs w:val="24"/>
         </w:rPr>
       </w:pPr>
-      <w:bookmarkStart w:id="100" w:name="_Toc228752927"/>
+      <w:bookmarkStart w:id="101" w:name="_Toc228752927"/>
       <w:r>
         <w:rPr>
           <w:rFonts w:ascii="Arial" w:hAnsi="Arial" w:cs="Arial"/>
@@ -24530,7 +24782,7 @@
         </w:rPr>
         <w:t>Built-in VPN</w:t>
       </w:r>
-      <w:bookmarkEnd w:id="100"/>
+      <w:bookmarkEnd w:id="101"/>
     </w:p>
     <w:p>
       <w:pPr>
@@ -24572,7 +24824,7 @@
         </w:rPr>
         <w:t xml:space="preserve"> </w:t>
       </w:r>
-      <w:bookmarkStart w:id="101" w:name="_Toc228752928"/>
+      <w:bookmarkStart w:id="102" w:name="_Toc228752928"/>
       <w:r>
         <w:rPr>
           <w:rFonts w:ascii="Arial" w:hAnsi="Arial" w:cs="Arial"/>
@@ -24585,7 +24837,7 @@
         </w:rPr>
         <w:t>Conclusion</w:t>
       </w:r>
-      <w:bookmarkEnd w:id="101"/>
+      <w:bookmarkEnd w:id="102"/>
     </w:p>
     <w:p>
       <w:pPr>
@@ -24621,7 +24873,7 @@
         </w:rPr>
         <w:t xml:space="preserve"> </w:t>
       </w:r>
-      <w:bookmarkStart w:id="102" w:name="_Toc228752929"/>
+      <w:bookmarkStart w:id="103" w:name="_Toc228752929"/>
       <w:r>
         <w:rPr>
           <w:rFonts w:ascii="Arial" w:hAnsi="Arial" w:cs="Arial"/>
@@ -24634,7 +24886,7 @@
         </w:rPr>
         <w:t>References</w:t>
       </w:r>
-      <w:bookmarkEnd w:id="102"/>
+      <w:bookmarkEnd w:id="103"/>
     </w:p>
     <w:p>
       <w:pPr>
@@ -25216,7 +25468,7 @@
         </w:rPr>
         <w:t xml:space="preserve"> </w:t>
       </w:r>
-      <w:bookmarkStart w:id="103" w:name="_Toc228752930"/>
+      <w:bookmarkStart w:id="104" w:name="_Toc228752930"/>
       <w:r>
         <w:rPr>
           <w:rFonts w:ascii="Arial" w:hAnsi="Arial" w:cs="Arial"/>
@@ -25229,7 +25481,7 @@
         </w:rPr>
         <w:t>Appendices</w:t>
       </w:r>
-      <w:bookmarkEnd w:id="103"/>
+      <w:bookmarkEnd w:id="104"/>
     </w:p>
     <w:p>
       <w:pPr>
@@ -25243,7 +25495,7 @@
           <w:iCs/>
         </w:rPr>
       </w:pPr>
-      <w:bookmarkStart w:id="104" w:name="_Toc228752931"/>
+      <w:bookmarkStart w:id="105" w:name="_Toc228752931"/>
       <w:r>
         <w:rPr>
           <w:rFonts w:ascii="Arial" w:hAnsi="Arial" w:cs="Arial"/>
@@ -25254,7 +25506,7 @@
         </w:rPr>
         <w:t>Appendix A – Design Screenshots</w:t>
       </w:r>
-      <w:bookmarkEnd w:id="104"/>
+      <w:bookmarkEnd w:id="105"/>
     </w:p>
     <w:p>
       <w:pPr>
@@ -25493,7 +25745,7 @@
   <w:abstractNum w:abstractNumId="0" w15:restartNumberingAfterBreak="0">
     <w:nsid w:val="FFFFFF89"/>
     <w:multiLevelType w:val="singleLevel"/>
-    <w:tmpl w:val="C0644088"/>
+    <w:tmpl w:val="130CF82C"/>
     <w:lvl w:ilvl="0">
       <w:start w:val="1"/>
       <w:numFmt w:val="bullet"/>

--- a/COMP3000 Final Document.docx
+++ b/COMP3000 Final Document.docx
@@ -289,7 +289,7 @@
           <w:szCs w:val="32"/>
         </w:rPr>
       </w:pPr>
-      <w:bookmarkStart w:id="1" w:name="_Toc228802290"/>
+      <w:bookmarkStart w:id="1" w:name="_Toc228812240"/>
       <w:r>
         <w:rPr>
           <w:rFonts w:ascii="Arial" w:hAnsi="Arial" w:cs="Arial"/>
@@ -325,7 +325,7 @@
           <w:rFonts w:ascii="Arial" w:hAnsi="Arial" w:cs="Arial"/>
           <w:bCs/>
         </w:rPr>
-        <w:t>my supervisor, Bogdan Ghita, for his continuous support throughout the development of this project and providing valuable feedback for improvements to the project</w:t>
+        <w:t>my supervisor, Bogdan Ghita, for his continuous support throughout the development of this project and providing valuable feedback for improvements</w:t>
       </w:r>
       <w:r>
         <w:rPr>
@@ -354,7 +354,7 @@
           <w:szCs w:val="32"/>
         </w:rPr>
       </w:pPr>
-      <w:bookmarkStart w:id="2" w:name="_Toc228802291"/>
+      <w:bookmarkStart w:id="2" w:name="_Toc228812241"/>
       <w:r>
         <w:rPr>
           <w:rFonts w:ascii="Arial" w:hAnsi="Arial" w:cs="Arial"/>
@@ -519,7 +519,7 @@
           <w:szCs w:val="21"/>
         </w:rPr>
       </w:pPr>
-      <w:bookmarkStart w:id="3" w:name="_Toc228802292"/>
+      <w:bookmarkStart w:id="3" w:name="_Toc228812242"/>
       <w:r>
         <w:rPr>
           <w:rFonts w:ascii="Arial" w:hAnsi="Arial" w:cs="Arial"/>
@@ -601,7 +601,7 @@
             </w:rPr>
             <w:fldChar w:fldCharType="separate"/>
           </w:r>
-          <w:hyperlink w:anchor="_Toc228802290" w:history="1">
+          <w:hyperlink w:anchor="_Toc228812240" w:history="1">
             <w:r>
               <w:rPr>
                 <w:rStyle w:val="Hyperlink"/>
@@ -629,7 +629,7 @@
                 <w:noProof/>
                 <w:webHidden/>
               </w:rPr>
-              <w:instrText xml:space="preserve"> PAGEREF _Toc228802290 \h </w:instrText>
+              <w:instrText xml:space="preserve"> PAGEREF _Toc228812240 \h </w:instrText>
             </w:r>
             <w:r>
               <w:rPr>
@@ -676,7 +676,7 @@
               <w:lang w:eastAsia="en-GB"/>
             </w:rPr>
           </w:pPr>
-          <w:hyperlink w:anchor="_Toc228802291" w:history="1">
+          <w:hyperlink w:anchor="_Toc228812241" w:history="1">
             <w:r>
               <w:rPr>
                 <w:rStyle w:val="Hyperlink"/>
@@ -704,7 +704,7 @@
                 <w:noProof/>
                 <w:webHidden/>
               </w:rPr>
-              <w:instrText xml:space="preserve"> PAGEREF _Toc228802291 \h </w:instrText>
+              <w:instrText xml:space="preserve"> PAGEREF _Toc228812241 \h </w:instrText>
             </w:r>
             <w:r>
               <w:rPr>
@@ -751,7 +751,7 @@
               <w:lang w:eastAsia="en-GB"/>
             </w:rPr>
           </w:pPr>
-          <w:hyperlink w:anchor="_Toc228802292" w:history="1">
+          <w:hyperlink w:anchor="_Toc228812242" w:history="1">
             <w:r>
               <w:rPr>
                 <w:rStyle w:val="Hyperlink"/>
@@ -779,7 +779,7 @@
                 <w:noProof/>
                 <w:webHidden/>
               </w:rPr>
-              <w:instrText xml:space="preserve"> PAGEREF _Toc228802292 \h </w:instrText>
+              <w:instrText xml:space="preserve"> PAGEREF _Toc228812242 \h </w:instrText>
             </w:r>
             <w:r>
               <w:rPr>
@@ -826,7 +826,7 @@
               <w:lang w:eastAsia="en-GB"/>
             </w:rPr>
           </w:pPr>
-          <w:hyperlink w:anchor="_Toc228802293" w:history="1">
+          <w:hyperlink w:anchor="_Toc228812243" w:history="1">
             <w:r>
               <w:rPr>
                 <w:rStyle w:val="Hyperlink"/>
@@ -854,7 +854,7 @@
                 <w:noProof/>
                 <w:webHidden/>
               </w:rPr>
-              <w:instrText xml:space="preserve"> PAGEREF _Toc228802293 \h </w:instrText>
+              <w:instrText xml:space="preserve"> PAGEREF _Toc228812243 \h </w:instrText>
             </w:r>
             <w:r>
               <w:rPr>
@@ -901,7 +901,7 @@
               <w:lang w:eastAsia="en-GB"/>
             </w:rPr>
           </w:pPr>
-          <w:hyperlink w:anchor="_Toc228802294" w:history="1">
+          <w:hyperlink w:anchor="_Toc228812244" w:history="1">
             <w:r>
               <w:rPr>
                 <w:rStyle w:val="Hyperlink"/>
@@ -929,7 +929,7 @@
                 <w:noProof/>
                 <w:webHidden/>
               </w:rPr>
-              <w:instrText xml:space="preserve"> PAGEREF _Toc228802294 \h </w:instrText>
+              <w:instrText xml:space="preserve"> PAGEREF _Toc228812244 \h </w:instrText>
             </w:r>
             <w:r>
               <w:rPr>
@@ -976,7 +976,7 @@
               <w:lang w:eastAsia="en-GB"/>
             </w:rPr>
           </w:pPr>
-          <w:hyperlink w:anchor="_Toc228802295" w:history="1">
+          <w:hyperlink w:anchor="_Toc228812245" w:history="1">
             <w:r>
               <w:rPr>
                 <w:rStyle w:val="Hyperlink"/>
@@ -1004,7 +1004,7 @@
                 <w:noProof/>
                 <w:webHidden/>
               </w:rPr>
-              <w:instrText xml:space="preserve"> PAGEREF _Toc228802295 \h </w:instrText>
+              <w:instrText xml:space="preserve"> PAGEREF _Toc228812245 \h </w:instrText>
             </w:r>
             <w:r>
               <w:rPr>
@@ -1052,7 +1052,7 @@
               <w:lang w:eastAsia="en-GB"/>
             </w:rPr>
           </w:pPr>
-          <w:hyperlink w:anchor="_Toc228802296" w:history="1">
+          <w:hyperlink w:anchor="_Toc228812246" w:history="1">
             <w:r>
               <w:rPr>
                 <w:rStyle w:val="Hyperlink"/>
@@ -1100,7 +1100,7 @@
                 <w:noProof/>
                 <w:webHidden/>
               </w:rPr>
-              <w:instrText xml:space="preserve"> PAGEREF _Toc228802296 \h </w:instrText>
+              <w:instrText xml:space="preserve"> PAGEREF _Toc228812246 \h </w:instrText>
             </w:r>
             <w:r>
               <w:rPr>
@@ -1148,7 +1148,7 @@
               <w:lang w:eastAsia="en-GB"/>
             </w:rPr>
           </w:pPr>
-          <w:hyperlink w:anchor="_Toc228802297" w:history="1">
+          <w:hyperlink w:anchor="_Toc228812247" w:history="1">
             <w:r>
               <w:rPr>
                 <w:rStyle w:val="Hyperlink"/>
@@ -1196,7 +1196,7 @@
                 <w:noProof/>
                 <w:webHidden/>
               </w:rPr>
-              <w:instrText xml:space="preserve"> PAGEREF _Toc228802297 \h </w:instrText>
+              <w:instrText xml:space="preserve"> PAGEREF _Toc228812247 \h </w:instrText>
             </w:r>
             <w:r>
               <w:rPr>
@@ -1244,7 +1244,7 @@
               <w:lang w:eastAsia="en-GB"/>
             </w:rPr>
           </w:pPr>
-          <w:hyperlink w:anchor="_Toc228802298" w:history="1">
+          <w:hyperlink w:anchor="_Toc228812248" w:history="1">
             <w:r>
               <w:rPr>
                 <w:rStyle w:val="Hyperlink"/>
@@ -1296,7 +1296,7 @@
                 <w:noProof/>
                 <w:webHidden/>
               </w:rPr>
-              <w:instrText xml:space="preserve"> PAGEREF _Toc228802298 \h </w:instrText>
+              <w:instrText xml:space="preserve"> PAGEREF _Toc228812248 \h </w:instrText>
             </w:r>
             <w:r>
               <w:rPr>
@@ -1344,7 +1344,7 @@
               <w:lang w:eastAsia="en-GB"/>
             </w:rPr>
           </w:pPr>
-          <w:hyperlink w:anchor="_Toc228802299" w:history="1">
+          <w:hyperlink w:anchor="_Toc228812249" w:history="1">
             <w:r>
               <w:rPr>
                 <w:rStyle w:val="Hyperlink"/>
@@ -1396,7 +1396,7 @@
                 <w:noProof/>
                 <w:webHidden/>
               </w:rPr>
-              <w:instrText xml:space="preserve"> PAGEREF _Toc228802299 \h </w:instrText>
+              <w:instrText xml:space="preserve"> PAGEREF _Toc228812249 \h </w:instrText>
             </w:r>
             <w:r>
               <w:rPr>
@@ -1442,7 +1442,7 @@
               <w:lang w:eastAsia="en-GB"/>
             </w:rPr>
           </w:pPr>
-          <w:hyperlink w:anchor="_Toc228802300" w:history="1">
+          <w:hyperlink w:anchor="_Toc228812250" w:history="1">
             <w:r>
               <w:rPr>
                 <w:rStyle w:val="Hyperlink"/>
@@ -1494,7 +1494,7 @@
                 <w:noProof/>
                 <w:webHidden/>
               </w:rPr>
-              <w:instrText xml:space="preserve"> PAGEREF _Toc228802300 \h </w:instrText>
+              <w:instrText xml:space="preserve"> PAGEREF _Toc228812250 \h </w:instrText>
             </w:r>
             <w:r>
               <w:rPr>
@@ -1540,7 +1540,7 @@
               <w:lang w:eastAsia="en-GB"/>
             </w:rPr>
           </w:pPr>
-          <w:hyperlink w:anchor="_Toc228802301" w:history="1">
+          <w:hyperlink w:anchor="_Toc228812251" w:history="1">
             <w:r>
               <w:rPr>
                 <w:rStyle w:val="Hyperlink"/>
@@ -1592,7 +1592,7 @@
                 <w:noProof/>
                 <w:webHidden/>
               </w:rPr>
-              <w:instrText xml:space="preserve"> PAGEREF _Toc228802301 \h </w:instrText>
+              <w:instrText xml:space="preserve"> PAGEREF _Toc228812251 \h </w:instrText>
             </w:r>
             <w:r>
               <w:rPr>
@@ -1638,7 +1638,7 @@
               <w:lang w:eastAsia="en-GB"/>
             </w:rPr>
           </w:pPr>
-          <w:hyperlink w:anchor="_Toc228802302" w:history="1">
+          <w:hyperlink w:anchor="_Toc228812252" w:history="1">
             <w:r>
               <w:rPr>
                 <w:rStyle w:val="Hyperlink"/>
@@ -1690,7 +1690,7 @@
                 <w:noProof/>
                 <w:webHidden/>
               </w:rPr>
-              <w:instrText xml:space="preserve"> PAGEREF _Toc228802302 \h </w:instrText>
+              <w:instrText xml:space="preserve"> PAGEREF _Toc228812252 \h </w:instrText>
             </w:r>
             <w:r>
               <w:rPr>
@@ -1736,7 +1736,7 @@
               <w:lang w:eastAsia="en-GB"/>
             </w:rPr>
           </w:pPr>
-          <w:hyperlink w:anchor="_Toc228802303" w:history="1">
+          <w:hyperlink w:anchor="_Toc228812253" w:history="1">
             <w:r>
               <w:rPr>
                 <w:rStyle w:val="Hyperlink"/>
@@ -1788,7 +1788,7 @@
                 <w:noProof/>
                 <w:webHidden/>
               </w:rPr>
-              <w:instrText xml:space="preserve"> PAGEREF _Toc228802303 \h </w:instrText>
+              <w:instrText xml:space="preserve"> PAGEREF _Toc228812253 \h </w:instrText>
             </w:r>
             <w:r>
               <w:rPr>
@@ -1836,7 +1836,7 @@
               <w:lang w:eastAsia="en-GB"/>
             </w:rPr>
           </w:pPr>
-          <w:hyperlink w:anchor="_Toc228802304" w:history="1">
+          <w:hyperlink w:anchor="_Toc228812254" w:history="1">
             <w:r>
               <w:rPr>
                 <w:rStyle w:val="Hyperlink"/>
@@ -1888,7 +1888,7 @@
                 <w:noProof/>
                 <w:webHidden/>
               </w:rPr>
-              <w:instrText xml:space="preserve"> PAGEREF _Toc228802304 \h </w:instrText>
+              <w:instrText xml:space="preserve"> PAGEREF _Toc228812254 \h </w:instrText>
             </w:r>
             <w:r>
               <w:rPr>
@@ -1936,7 +1936,7 @@
               <w:lang w:eastAsia="en-GB"/>
             </w:rPr>
           </w:pPr>
-          <w:hyperlink w:anchor="_Toc228802305" w:history="1">
+          <w:hyperlink w:anchor="_Toc228812255" w:history="1">
             <w:r>
               <w:rPr>
                 <w:rStyle w:val="Hyperlink"/>
@@ -1988,7 +1988,7 @@
                 <w:noProof/>
                 <w:webHidden/>
               </w:rPr>
-              <w:instrText xml:space="preserve"> PAGEREF _Toc228802305 \h </w:instrText>
+              <w:instrText xml:space="preserve"> PAGEREF _Toc228812255 \h </w:instrText>
             </w:r>
             <w:r>
               <w:rPr>
@@ -2036,7 +2036,7 @@
               <w:lang w:eastAsia="en-GB"/>
             </w:rPr>
           </w:pPr>
-          <w:hyperlink w:anchor="_Toc228802306" w:history="1">
+          <w:hyperlink w:anchor="_Toc228812256" w:history="1">
             <w:r>
               <w:rPr>
                 <w:rStyle w:val="Hyperlink"/>
@@ -2084,7 +2084,7 @@
                 <w:noProof/>
                 <w:webHidden/>
               </w:rPr>
-              <w:instrText xml:space="preserve"> PAGEREF _Toc228802306 \h </w:instrText>
+              <w:instrText xml:space="preserve"> PAGEREF _Toc228812256 \h </w:instrText>
             </w:r>
             <w:r>
               <w:rPr>
@@ -2132,7 +2132,7 @@
               <w:lang w:eastAsia="en-GB"/>
             </w:rPr>
           </w:pPr>
-          <w:hyperlink w:anchor="_Toc228802307" w:history="1">
+          <w:hyperlink w:anchor="_Toc228812257" w:history="1">
             <w:r>
               <w:rPr>
                 <w:rStyle w:val="Hyperlink"/>
@@ -2184,7 +2184,7 @@
                 <w:noProof/>
                 <w:webHidden/>
               </w:rPr>
-              <w:instrText xml:space="preserve"> PAGEREF _Toc228802307 \h </w:instrText>
+              <w:instrText xml:space="preserve"> PAGEREF _Toc228812257 \h </w:instrText>
             </w:r>
             <w:r>
               <w:rPr>
@@ -2230,7 +2230,7 @@
               <w:lang w:eastAsia="en-GB"/>
             </w:rPr>
           </w:pPr>
-          <w:hyperlink w:anchor="_Toc228802308" w:history="1">
+          <w:hyperlink w:anchor="_Toc228812258" w:history="1">
             <w:r>
               <w:rPr>
                 <w:rStyle w:val="Hyperlink"/>
@@ -2284,7 +2284,7 @@
                 <w:noProof/>
                 <w:webHidden/>
               </w:rPr>
-              <w:instrText xml:space="preserve"> PAGEREF _Toc228802308 \h </w:instrText>
+              <w:instrText xml:space="preserve"> PAGEREF _Toc228812258 \h </w:instrText>
             </w:r>
             <w:r>
               <w:rPr>
@@ -2330,7 +2330,7 @@
               <w:lang w:eastAsia="en-GB"/>
             </w:rPr>
           </w:pPr>
-          <w:hyperlink w:anchor="_Toc228802309" w:history="1">
+          <w:hyperlink w:anchor="_Toc228812259" w:history="1">
             <w:r>
               <w:rPr>
                 <w:rStyle w:val="Hyperlink"/>
@@ -2384,7 +2384,7 @@
                 <w:noProof/>
                 <w:webHidden/>
               </w:rPr>
-              <w:instrText xml:space="preserve"> PAGEREF _Toc228802309 \h </w:instrText>
+              <w:instrText xml:space="preserve"> PAGEREF _Toc228812259 \h </w:instrText>
             </w:r>
             <w:r>
               <w:rPr>
@@ -2430,7 +2430,7 @@
               <w:lang w:eastAsia="en-GB"/>
             </w:rPr>
           </w:pPr>
-          <w:hyperlink w:anchor="_Toc228802310" w:history="1">
+          <w:hyperlink w:anchor="_Toc228812260" w:history="1">
             <w:r>
               <w:rPr>
                 <w:rStyle w:val="Hyperlink"/>
@@ -2484,7 +2484,7 @@
                 <w:noProof/>
                 <w:webHidden/>
               </w:rPr>
-              <w:instrText xml:space="preserve"> PAGEREF _Toc228802310 \h </w:instrText>
+              <w:instrText xml:space="preserve"> PAGEREF _Toc228812260 \h </w:instrText>
             </w:r>
             <w:r>
               <w:rPr>
@@ -2530,7 +2530,7 @@
               <w:lang w:eastAsia="en-GB"/>
             </w:rPr>
           </w:pPr>
-          <w:hyperlink w:anchor="_Toc228802311" w:history="1">
+          <w:hyperlink w:anchor="_Toc228812261" w:history="1">
             <w:r>
               <w:rPr>
                 <w:rStyle w:val="Hyperlink"/>
@@ -2584,7 +2584,7 @@
                 <w:noProof/>
                 <w:webHidden/>
               </w:rPr>
-              <w:instrText xml:space="preserve"> PAGEREF _Toc228802311 \h </w:instrText>
+              <w:instrText xml:space="preserve"> PAGEREF _Toc228812261 \h </w:instrText>
             </w:r>
             <w:r>
               <w:rPr>
@@ -2630,7 +2630,7 @@
               <w:lang w:eastAsia="en-GB"/>
             </w:rPr>
           </w:pPr>
-          <w:hyperlink w:anchor="_Toc228802312" w:history="1">
+          <w:hyperlink w:anchor="_Toc228812262" w:history="1">
             <w:r>
               <w:rPr>
                 <w:rStyle w:val="Hyperlink"/>
@@ -2684,7 +2684,7 @@
                 <w:noProof/>
                 <w:webHidden/>
               </w:rPr>
-              <w:instrText xml:space="preserve"> PAGEREF _Toc228802312 \h </w:instrText>
+              <w:instrText xml:space="preserve"> PAGEREF _Toc228812262 \h </w:instrText>
             </w:r>
             <w:r>
               <w:rPr>
@@ -2730,7 +2730,7 @@
               <w:lang w:eastAsia="en-GB"/>
             </w:rPr>
           </w:pPr>
-          <w:hyperlink w:anchor="_Toc228802313" w:history="1">
+          <w:hyperlink w:anchor="_Toc228812263" w:history="1">
             <w:r>
               <w:rPr>
                 <w:rStyle w:val="Hyperlink"/>
@@ -2784,7 +2784,7 @@
                 <w:noProof/>
                 <w:webHidden/>
               </w:rPr>
-              <w:instrText xml:space="preserve"> PAGEREF _Toc228802313 \h </w:instrText>
+              <w:instrText xml:space="preserve"> PAGEREF _Toc228812263 \h </w:instrText>
             </w:r>
             <w:r>
               <w:rPr>
@@ -2830,7 +2830,7 @@
               <w:lang w:eastAsia="en-GB"/>
             </w:rPr>
           </w:pPr>
-          <w:hyperlink w:anchor="_Toc228802314" w:history="1">
+          <w:hyperlink w:anchor="_Toc228812264" w:history="1">
             <w:r>
               <w:rPr>
                 <w:rStyle w:val="Hyperlink"/>
@@ -2884,7 +2884,7 @@
                 <w:noProof/>
                 <w:webHidden/>
               </w:rPr>
-              <w:instrText xml:space="preserve"> PAGEREF _Toc228802314 \h </w:instrText>
+              <w:instrText xml:space="preserve"> PAGEREF _Toc228812264 \h </w:instrText>
             </w:r>
             <w:r>
               <w:rPr>
@@ -2932,7 +2932,7 @@
               <w:lang w:eastAsia="en-GB"/>
             </w:rPr>
           </w:pPr>
-          <w:hyperlink w:anchor="_Toc228802315" w:history="1">
+          <w:hyperlink w:anchor="_Toc228812265" w:history="1">
             <w:r>
               <w:rPr>
                 <w:rStyle w:val="Hyperlink"/>
@@ -2940,7 +2940,6 @@
                 <w:i/>
                 <w:iCs/>
                 <w:noProof/>
-                <w:highlight w:val="red"/>
               </w:rPr>
               <w:t>3.2</w:t>
             </w:r>
@@ -2963,7 +2962,6 @@
                 <w:i/>
                 <w:iCs/>
                 <w:noProof/>
-                <w:highlight w:val="red"/>
               </w:rPr>
               <w:t>Flowcharts</w:t>
             </w:r>
@@ -2986,7 +2984,7 @@
                 <w:noProof/>
                 <w:webHidden/>
               </w:rPr>
-              <w:instrText xml:space="preserve"> PAGEREF _Toc228802315 \h </w:instrText>
+              <w:instrText xml:space="preserve"> PAGEREF _Toc228812265 \h </w:instrText>
             </w:r>
             <w:r>
               <w:rPr>
@@ -3032,7 +3030,7 @@
               <w:lang w:eastAsia="en-GB"/>
             </w:rPr>
           </w:pPr>
-          <w:hyperlink w:anchor="_Toc228802316" w:history="1">
+          <w:hyperlink w:anchor="_Toc228812266" w:history="1">
             <w:r>
               <w:rPr>
                 <w:rStyle w:val="Hyperlink"/>
@@ -3042,7 +3040,6 @@
                 <w:i/>
                 <w:iCs/>
                 <w:noProof/>
-                <w:highlight w:val="red"/>
               </w:rPr>
               <w:t>3.2.1</w:t>
             </w:r>
@@ -3065,7 +3062,6 @@
                 <w:i/>
                 <w:iCs/>
                 <w:noProof/>
-                <w:highlight w:val="red"/>
               </w:rPr>
               <w:t>Risk Score Calculation</w:t>
             </w:r>
@@ -3088,7 +3084,7 @@
                 <w:noProof/>
                 <w:webHidden/>
               </w:rPr>
-              <w:instrText xml:space="preserve"> PAGEREF _Toc228802316 \h </w:instrText>
+              <w:instrText xml:space="preserve"> PAGEREF _Toc228812266 \h </w:instrText>
             </w:r>
             <w:r>
               <w:rPr>
@@ -3134,7 +3130,7 @@
               <w:lang w:eastAsia="en-GB"/>
             </w:rPr>
           </w:pPr>
-          <w:hyperlink w:anchor="_Toc228802317" w:history="1">
+          <w:hyperlink w:anchor="_Toc228812267" w:history="1">
             <w:r>
               <w:rPr>
                 <w:rStyle w:val="Hyperlink"/>
@@ -3144,7 +3140,6 @@
                 <w:i/>
                 <w:iCs/>
                 <w:noProof/>
-                <w:highlight w:val="red"/>
               </w:rPr>
               <w:t>3.2.2</w:t>
             </w:r>
@@ -3167,7 +3162,6 @@
                 <w:i/>
                 <w:iCs/>
                 <w:noProof/>
-                <w:highlight w:val="red"/>
               </w:rPr>
               <w:t>Download Blocking Process</w:t>
             </w:r>
@@ -3190,7 +3184,7 @@
                 <w:noProof/>
                 <w:webHidden/>
               </w:rPr>
-              <w:instrText xml:space="preserve"> PAGEREF _Toc228802317 \h </w:instrText>
+              <w:instrText xml:space="preserve"> PAGEREF _Toc228812267 \h </w:instrText>
             </w:r>
             <w:r>
               <w:rPr>
@@ -3210,7 +3204,7 @@
                 <w:noProof/>
                 <w:webHidden/>
               </w:rPr>
-              <w:t>19</w:t>
+              <w:t>20</w:t>
             </w:r>
             <w:r>
               <w:rPr>
@@ -3236,7 +3230,7 @@
               <w:lang w:eastAsia="en-GB"/>
             </w:rPr>
           </w:pPr>
-          <w:hyperlink w:anchor="_Toc228802318" w:history="1">
+          <w:hyperlink w:anchor="_Toc228812268" w:history="1">
             <w:r>
               <w:rPr>
                 <w:rStyle w:val="Hyperlink"/>
@@ -3246,7 +3240,6 @@
                 <w:i/>
                 <w:iCs/>
                 <w:noProof/>
-                <w:highlight w:val="red"/>
               </w:rPr>
               <w:t>3.2.3</w:t>
             </w:r>
@@ -3269,7 +3262,6 @@
                 <w:i/>
                 <w:iCs/>
                 <w:noProof/>
-                <w:highlight w:val="red"/>
               </w:rPr>
               <w:t>Navigation Flow</w:t>
             </w:r>
@@ -3292,7 +3284,7 @@
                 <w:noProof/>
                 <w:webHidden/>
               </w:rPr>
-              <w:instrText xml:space="preserve"> PAGEREF _Toc228802318 \h </w:instrText>
+              <w:instrText xml:space="preserve"> PAGEREF _Toc228812268 \h </w:instrText>
             </w:r>
             <w:r>
               <w:rPr>
@@ -3312,7 +3304,7 @@
                 <w:noProof/>
                 <w:webHidden/>
               </w:rPr>
-              <w:t>19</w:t>
+              <w:t>21</w:t>
             </w:r>
             <w:r>
               <w:rPr>
@@ -3338,7 +3330,7 @@
               <w:lang w:eastAsia="en-GB"/>
             </w:rPr>
           </w:pPr>
-          <w:hyperlink w:anchor="_Toc228802319" w:history="1">
+          <w:hyperlink w:anchor="_Toc228812269" w:history="1">
             <w:r>
               <w:rPr>
                 <w:rStyle w:val="Hyperlink"/>
@@ -3392,7 +3384,7 @@
                 <w:noProof/>
                 <w:webHidden/>
               </w:rPr>
-              <w:instrText xml:space="preserve"> PAGEREF _Toc228802319 \h </w:instrText>
+              <w:instrText xml:space="preserve"> PAGEREF _Toc228812269 \h </w:instrText>
             </w:r>
             <w:r>
               <w:rPr>
@@ -3412,7 +3404,7 @@
                 <w:noProof/>
                 <w:webHidden/>
               </w:rPr>
-              <w:t>20</w:t>
+              <w:t>22</w:t>
             </w:r>
             <w:r>
               <w:rPr>
@@ -3440,7 +3432,7 @@
               <w:lang w:eastAsia="en-GB"/>
             </w:rPr>
           </w:pPr>
-          <w:hyperlink w:anchor="_Toc228802320" w:history="1">
+          <w:hyperlink w:anchor="_Toc228812270" w:history="1">
             <w:r>
               <w:rPr>
                 <w:rStyle w:val="Hyperlink"/>
@@ -3492,7 +3484,7 @@
                 <w:noProof/>
                 <w:webHidden/>
               </w:rPr>
-              <w:instrText xml:space="preserve"> PAGEREF _Toc228802320 \h </w:instrText>
+              <w:instrText xml:space="preserve"> PAGEREF _Toc228812270 \h </w:instrText>
             </w:r>
             <w:r>
               <w:rPr>
@@ -3512,7 +3504,7 @@
                 <w:noProof/>
                 <w:webHidden/>
               </w:rPr>
-              <w:t>21</w:t>
+              <w:t>23</w:t>
             </w:r>
             <w:r>
               <w:rPr>
@@ -3538,7 +3530,7 @@
               <w:lang w:eastAsia="en-GB"/>
             </w:rPr>
           </w:pPr>
-          <w:hyperlink w:anchor="_Toc228802321" w:history="1">
+          <w:hyperlink w:anchor="_Toc228812271" w:history="1">
             <w:r>
               <w:rPr>
                 <w:rStyle w:val="Hyperlink"/>
@@ -3592,7 +3584,7 @@
                 <w:noProof/>
                 <w:webHidden/>
               </w:rPr>
-              <w:instrText xml:space="preserve"> PAGEREF _Toc228802321 \h </w:instrText>
+              <w:instrText xml:space="preserve"> PAGEREF _Toc228812271 \h </w:instrText>
             </w:r>
             <w:r>
               <w:rPr>
@@ -3612,7 +3604,7 @@
                 <w:noProof/>
                 <w:webHidden/>
               </w:rPr>
-              <w:t>21</w:t>
+              <w:t>23</w:t>
             </w:r>
             <w:r>
               <w:rPr>
@@ -3638,7 +3630,7 @@
               <w:lang w:eastAsia="en-GB"/>
             </w:rPr>
           </w:pPr>
-          <w:hyperlink w:anchor="_Toc228802322" w:history="1">
+          <w:hyperlink w:anchor="_Toc228812272" w:history="1">
             <w:r>
               <w:rPr>
                 <w:rStyle w:val="Hyperlink"/>
@@ -3692,7 +3684,7 @@
                 <w:noProof/>
                 <w:webHidden/>
               </w:rPr>
-              <w:instrText xml:space="preserve"> PAGEREF _Toc228802322 \h </w:instrText>
+              <w:instrText xml:space="preserve"> PAGEREF _Toc228812272 \h </w:instrText>
             </w:r>
             <w:r>
               <w:rPr>
@@ -3712,7 +3704,7 @@
                 <w:noProof/>
                 <w:webHidden/>
               </w:rPr>
-              <w:t>21</w:t>
+              <w:t>23</w:t>
             </w:r>
             <w:r>
               <w:rPr>
@@ -3738,7 +3730,7 @@
               <w:lang w:eastAsia="en-GB"/>
             </w:rPr>
           </w:pPr>
-          <w:hyperlink w:anchor="_Toc228802323" w:history="1">
+          <w:hyperlink w:anchor="_Toc228812273" w:history="1">
             <w:r>
               <w:rPr>
                 <w:rStyle w:val="Hyperlink"/>
@@ -3792,7 +3784,7 @@
                 <w:noProof/>
                 <w:webHidden/>
               </w:rPr>
-              <w:instrText xml:space="preserve"> PAGEREF _Toc228802323 \h </w:instrText>
+              <w:instrText xml:space="preserve"> PAGEREF _Toc228812273 \h </w:instrText>
             </w:r>
             <w:r>
               <w:rPr>
@@ -3812,7 +3804,7 @@
                 <w:noProof/>
                 <w:webHidden/>
               </w:rPr>
-              <w:t>21</w:t>
+              <w:t>23</w:t>
             </w:r>
             <w:r>
               <w:rPr>
@@ -3838,7 +3830,7 @@
               <w:lang w:eastAsia="en-GB"/>
             </w:rPr>
           </w:pPr>
-          <w:hyperlink w:anchor="_Toc228802324" w:history="1">
+          <w:hyperlink w:anchor="_Toc228812274" w:history="1">
             <w:r>
               <w:rPr>
                 <w:rStyle w:val="Hyperlink"/>
@@ -3892,7 +3884,7 @@
                 <w:noProof/>
                 <w:webHidden/>
               </w:rPr>
-              <w:instrText xml:space="preserve"> PAGEREF _Toc228802324 \h </w:instrText>
+              <w:instrText xml:space="preserve"> PAGEREF _Toc228812274 \h </w:instrText>
             </w:r>
             <w:r>
               <w:rPr>
@@ -3912,7 +3904,7 @@
                 <w:noProof/>
                 <w:webHidden/>
               </w:rPr>
-              <w:t>22</w:t>
+              <w:t>24</w:t>
             </w:r>
             <w:r>
               <w:rPr>
@@ -3938,7 +3930,7 @@
               <w:lang w:eastAsia="en-GB"/>
             </w:rPr>
           </w:pPr>
-          <w:hyperlink w:anchor="_Toc228802325" w:history="1">
+          <w:hyperlink w:anchor="_Toc228812275" w:history="1">
             <w:r>
               <w:rPr>
                 <w:rStyle w:val="Hyperlink"/>
@@ -3992,7 +3984,7 @@
                 <w:noProof/>
                 <w:webHidden/>
               </w:rPr>
-              <w:instrText xml:space="preserve"> PAGEREF _Toc228802325 \h </w:instrText>
+              <w:instrText xml:space="preserve"> PAGEREF _Toc228812275 \h </w:instrText>
             </w:r>
             <w:r>
               <w:rPr>
@@ -4012,7 +4004,7 @@
                 <w:noProof/>
                 <w:webHidden/>
               </w:rPr>
-              <w:t>22</w:t>
+              <w:t>24</w:t>
             </w:r>
             <w:r>
               <w:rPr>
@@ -4038,7 +4030,7 @@
               <w:lang w:eastAsia="en-GB"/>
             </w:rPr>
           </w:pPr>
-          <w:hyperlink w:anchor="_Toc228802326" w:history="1">
+          <w:hyperlink w:anchor="_Toc228812276" w:history="1">
             <w:r>
               <w:rPr>
                 <w:rStyle w:val="Hyperlink"/>
@@ -4092,7 +4084,7 @@
                 <w:noProof/>
                 <w:webHidden/>
               </w:rPr>
-              <w:instrText xml:space="preserve"> PAGEREF _Toc228802326 \h </w:instrText>
+              <w:instrText xml:space="preserve"> PAGEREF _Toc228812276 \h </w:instrText>
             </w:r>
             <w:r>
               <w:rPr>
@@ -4112,7 +4104,7 @@
                 <w:noProof/>
                 <w:webHidden/>
               </w:rPr>
-              <w:t>22</w:t>
+              <w:t>24</w:t>
             </w:r>
             <w:r>
               <w:rPr>
@@ -4138,7 +4130,7 @@
               <w:lang w:eastAsia="en-GB"/>
             </w:rPr>
           </w:pPr>
-          <w:hyperlink w:anchor="_Toc228802327" w:history="1">
+          <w:hyperlink w:anchor="_Toc228812277" w:history="1">
             <w:r>
               <w:rPr>
                 <w:rStyle w:val="Hyperlink"/>
@@ -4192,7 +4184,7 @@
                 <w:noProof/>
                 <w:webHidden/>
               </w:rPr>
-              <w:instrText xml:space="preserve"> PAGEREF _Toc228802327 \h </w:instrText>
+              <w:instrText xml:space="preserve"> PAGEREF _Toc228812277 \h </w:instrText>
             </w:r>
             <w:r>
               <w:rPr>
@@ -4212,7 +4204,7 @@
                 <w:noProof/>
                 <w:webHidden/>
               </w:rPr>
-              <w:t>22</w:t>
+              <w:t>24</w:t>
             </w:r>
             <w:r>
               <w:rPr>
@@ -4240,7 +4232,7 @@
               <w:lang w:eastAsia="en-GB"/>
             </w:rPr>
           </w:pPr>
-          <w:hyperlink w:anchor="_Toc228802328" w:history="1">
+          <w:hyperlink w:anchor="_Toc228812278" w:history="1">
             <w:r>
               <w:rPr>
                 <w:rStyle w:val="Hyperlink"/>
@@ -4292,7 +4284,7 @@
                 <w:noProof/>
                 <w:webHidden/>
               </w:rPr>
-              <w:instrText xml:space="preserve"> PAGEREF _Toc228802328 \h </w:instrText>
+              <w:instrText xml:space="preserve"> PAGEREF _Toc228812278 \h </w:instrText>
             </w:r>
             <w:r>
               <w:rPr>
@@ -4312,7 +4304,7 @@
                 <w:noProof/>
                 <w:webHidden/>
               </w:rPr>
-              <w:t>22</w:t>
+              <w:t>24</w:t>
             </w:r>
             <w:r>
               <w:rPr>
@@ -4340,7 +4332,7 @@
               <w:lang w:eastAsia="en-GB"/>
             </w:rPr>
           </w:pPr>
-          <w:hyperlink w:anchor="_Toc228802329" w:history="1">
+          <w:hyperlink w:anchor="_Toc228812279" w:history="1">
             <w:r>
               <w:rPr>
                 <w:rStyle w:val="Hyperlink"/>
@@ -4388,7 +4380,7 @@
                 <w:noProof/>
                 <w:webHidden/>
               </w:rPr>
-              <w:instrText xml:space="preserve"> PAGEREF _Toc228802329 \h </w:instrText>
+              <w:instrText xml:space="preserve"> PAGEREF _Toc228812279 \h </w:instrText>
             </w:r>
             <w:r>
               <w:rPr>
@@ -4408,7 +4400,7 @@
                 <w:noProof/>
                 <w:webHidden/>
               </w:rPr>
-              <w:t>23</w:t>
+              <w:t>25</w:t>
             </w:r>
             <w:r>
               <w:rPr>
@@ -4436,7 +4428,7 @@
               <w:lang w:eastAsia="en-GB"/>
             </w:rPr>
           </w:pPr>
-          <w:hyperlink w:anchor="_Toc228802330" w:history="1">
+          <w:hyperlink w:anchor="_Toc228812280" w:history="1">
             <w:r>
               <w:rPr>
                 <w:rStyle w:val="Hyperlink"/>
@@ -4469,7 +4461,29 @@
                 <w:noProof/>
                 <w:highlight w:val="red"/>
               </w:rPr>
-              <w:t>Risk Assessment</w:t>
+              <w:t>Risk As</w:t>
+            </w:r>
+            <w:r>
+              <w:rPr>
+                <w:rStyle w:val="Hyperlink"/>
+                <w:rFonts w:ascii="Arial" w:hAnsi="Arial" w:cs="Arial"/>
+                <w:i/>
+                <w:iCs/>
+                <w:noProof/>
+                <w:highlight w:val="red"/>
+              </w:rPr>
+              <w:t>s</w:t>
+            </w:r>
+            <w:r>
+              <w:rPr>
+                <w:rStyle w:val="Hyperlink"/>
+                <w:rFonts w:ascii="Arial" w:hAnsi="Arial" w:cs="Arial"/>
+                <w:i/>
+                <w:iCs/>
+                <w:noProof/>
+                <w:highlight w:val="red"/>
+              </w:rPr>
+              <w:t>essment</w:t>
             </w:r>
             <w:r>
               <w:rPr>
@@ -4490,7 +4504,7 @@
                 <w:noProof/>
                 <w:webHidden/>
               </w:rPr>
-              <w:instrText xml:space="preserve"> PAGEREF _Toc228802330 \h </w:instrText>
+              <w:instrText xml:space="preserve"> PAGEREF _Toc228812280 \h </w:instrText>
             </w:r>
             <w:r>
               <w:rPr>
@@ -4510,7 +4524,7 @@
                 <w:noProof/>
                 <w:webHidden/>
               </w:rPr>
-              <w:t>23</w:t>
+              <w:t>25</w:t>
             </w:r>
             <w:r>
               <w:rPr>
@@ -4538,7 +4552,7 @@
               <w:lang w:eastAsia="en-GB"/>
             </w:rPr>
           </w:pPr>
-          <w:hyperlink w:anchor="_Toc228802331" w:history="1">
+          <w:hyperlink w:anchor="_Toc228812281" w:history="1">
             <w:r>
               <w:rPr>
                 <w:rStyle w:val="Hyperlink"/>
@@ -4590,7 +4604,7 @@
                 <w:noProof/>
                 <w:webHidden/>
               </w:rPr>
-              <w:instrText xml:space="preserve"> PAGEREF _Toc228802331 \h </w:instrText>
+              <w:instrText xml:space="preserve"> PAGEREF _Toc228812281 \h </w:instrText>
             </w:r>
             <w:r>
               <w:rPr>
@@ -4610,7 +4624,7 @@
                 <w:noProof/>
                 <w:webHidden/>
               </w:rPr>
-              <w:t>23</w:t>
+              <w:t>25</w:t>
             </w:r>
             <w:r>
               <w:rPr>
@@ -4638,7 +4652,7 @@
               <w:lang w:eastAsia="en-GB"/>
             </w:rPr>
           </w:pPr>
-          <w:hyperlink w:anchor="_Toc228802332" w:history="1">
+          <w:hyperlink w:anchor="_Toc228812282" w:history="1">
             <w:r>
               <w:rPr>
                 <w:rStyle w:val="Hyperlink"/>
@@ -4690,7 +4704,7 @@
                 <w:noProof/>
                 <w:webHidden/>
               </w:rPr>
-              <w:instrText xml:space="preserve"> PAGEREF _Toc228802332 \h </w:instrText>
+              <w:instrText xml:space="preserve"> PAGEREF _Toc228812282 \h </w:instrText>
             </w:r>
             <w:r>
               <w:rPr>
@@ -4710,7 +4724,7 @@
                 <w:noProof/>
                 <w:webHidden/>
               </w:rPr>
-              <w:t>24</w:t>
+              <w:t>26</w:t>
             </w:r>
             <w:r>
               <w:rPr>
@@ -4736,7 +4750,7 @@
               <w:lang w:eastAsia="en-GB"/>
             </w:rPr>
           </w:pPr>
-          <w:hyperlink w:anchor="_Toc228802333" w:history="1">
+          <w:hyperlink w:anchor="_Toc228812283" w:history="1">
             <w:r>
               <w:rPr>
                 <w:rStyle w:val="Hyperlink"/>
@@ -4790,7 +4804,7 @@
                 <w:noProof/>
                 <w:webHidden/>
               </w:rPr>
-              <w:instrText xml:space="preserve"> PAGEREF _Toc228802333 \h </w:instrText>
+              <w:instrText xml:space="preserve"> PAGEREF _Toc228812283 \h </w:instrText>
             </w:r>
             <w:r>
               <w:rPr>
@@ -4810,7 +4824,7 @@
                 <w:noProof/>
                 <w:webHidden/>
               </w:rPr>
-              <w:t>24</w:t>
+              <w:t>26</w:t>
             </w:r>
             <w:r>
               <w:rPr>
@@ -4836,7 +4850,7 @@
               <w:lang w:eastAsia="en-GB"/>
             </w:rPr>
           </w:pPr>
-          <w:hyperlink w:anchor="_Toc228802334" w:history="1">
+          <w:hyperlink w:anchor="_Toc228812284" w:history="1">
             <w:r>
               <w:rPr>
                 <w:rStyle w:val="Hyperlink"/>
@@ -4890,7 +4904,7 @@
                 <w:noProof/>
                 <w:webHidden/>
               </w:rPr>
-              <w:instrText xml:space="preserve"> PAGEREF _Toc228802334 \h </w:instrText>
+              <w:instrText xml:space="preserve"> PAGEREF _Toc228812284 \h </w:instrText>
             </w:r>
             <w:r>
               <w:rPr>
@@ -4910,7 +4924,7 @@
                 <w:noProof/>
                 <w:webHidden/>
               </w:rPr>
-              <w:t>24</w:t>
+              <w:t>26</w:t>
             </w:r>
             <w:r>
               <w:rPr>
@@ -4936,7 +4950,7 @@
               <w:lang w:eastAsia="en-GB"/>
             </w:rPr>
           </w:pPr>
-          <w:hyperlink w:anchor="_Toc228802335" w:history="1">
+          <w:hyperlink w:anchor="_Toc228812285" w:history="1">
             <w:r>
               <w:rPr>
                 <w:rStyle w:val="Hyperlink"/>
@@ -4990,7 +5004,7 @@
                 <w:noProof/>
                 <w:webHidden/>
               </w:rPr>
-              <w:instrText xml:space="preserve"> PAGEREF _Toc228802335 \h </w:instrText>
+              <w:instrText xml:space="preserve"> PAGEREF _Toc228812285 \h </w:instrText>
             </w:r>
             <w:r>
               <w:rPr>
@@ -5010,7 +5024,7 @@
                 <w:noProof/>
                 <w:webHidden/>
               </w:rPr>
-              <w:t>24</w:t>
+              <w:t>26</w:t>
             </w:r>
             <w:r>
               <w:rPr>
@@ -5036,7 +5050,7 @@
               <w:lang w:eastAsia="en-GB"/>
             </w:rPr>
           </w:pPr>
-          <w:hyperlink w:anchor="_Toc228802336" w:history="1">
+          <w:hyperlink w:anchor="_Toc228812286" w:history="1">
             <w:r>
               <w:rPr>
                 <w:rStyle w:val="Hyperlink"/>
@@ -5090,7 +5104,7 @@
                 <w:noProof/>
                 <w:webHidden/>
               </w:rPr>
-              <w:instrText xml:space="preserve"> PAGEREF _Toc228802336 \h </w:instrText>
+              <w:instrText xml:space="preserve"> PAGEREF _Toc228812286 \h </w:instrText>
             </w:r>
             <w:r>
               <w:rPr>
@@ -5110,7 +5124,7 @@
                 <w:noProof/>
                 <w:webHidden/>
               </w:rPr>
-              <w:t>24</w:t>
+              <w:t>26</w:t>
             </w:r>
             <w:r>
               <w:rPr>
@@ -5136,7 +5150,7 @@
               <w:lang w:eastAsia="en-GB"/>
             </w:rPr>
           </w:pPr>
-          <w:hyperlink w:anchor="_Toc228802337" w:history="1">
+          <w:hyperlink w:anchor="_Toc228812287" w:history="1">
             <w:r>
               <w:rPr>
                 <w:rStyle w:val="Hyperlink"/>
@@ -5190,7 +5204,7 @@
                 <w:noProof/>
                 <w:webHidden/>
               </w:rPr>
-              <w:instrText xml:space="preserve"> PAGEREF _Toc228802337 \h </w:instrText>
+              <w:instrText xml:space="preserve"> PAGEREF _Toc228812287 \h </w:instrText>
             </w:r>
             <w:r>
               <w:rPr>
@@ -5210,7 +5224,7 @@
                 <w:noProof/>
                 <w:webHidden/>
               </w:rPr>
-              <w:t>24</w:t>
+              <w:t>26</w:t>
             </w:r>
             <w:r>
               <w:rPr>
@@ -5236,7 +5250,7 @@
               <w:lang w:eastAsia="en-GB"/>
             </w:rPr>
           </w:pPr>
-          <w:hyperlink w:anchor="_Toc228802338" w:history="1">
+          <w:hyperlink w:anchor="_Toc228812288" w:history="1">
             <w:r>
               <w:rPr>
                 <w:rStyle w:val="Hyperlink"/>
@@ -5290,7 +5304,7 @@
                 <w:noProof/>
                 <w:webHidden/>
               </w:rPr>
-              <w:instrText xml:space="preserve"> PAGEREF _Toc228802338 \h </w:instrText>
+              <w:instrText xml:space="preserve"> PAGEREF _Toc228812288 \h </w:instrText>
             </w:r>
             <w:r>
               <w:rPr>
@@ -5310,7 +5324,7 @@
                 <w:noProof/>
                 <w:webHidden/>
               </w:rPr>
-              <w:t>25</w:t>
+              <w:t>27</w:t>
             </w:r>
             <w:r>
               <w:rPr>
@@ -5336,7 +5350,7 @@
               <w:lang w:eastAsia="en-GB"/>
             </w:rPr>
           </w:pPr>
-          <w:hyperlink w:anchor="_Toc228802339" w:history="1">
+          <w:hyperlink w:anchor="_Toc228812289" w:history="1">
             <w:r>
               <w:rPr>
                 <w:rStyle w:val="Hyperlink"/>
@@ -5390,7 +5404,7 @@
                 <w:noProof/>
                 <w:webHidden/>
               </w:rPr>
-              <w:instrText xml:space="preserve"> PAGEREF _Toc228802339 \h </w:instrText>
+              <w:instrText xml:space="preserve"> PAGEREF _Toc228812289 \h </w:instrText>
             </w:r>
             <w:r>
               <w:rPr>
@@ -5410,7 +5424,7 @@
                 <w:noProof/>
                 <w:webHidden/>
               </w:rPr>
-              <w:t>25</w:t>
+              <w:t>27</w:t>
             </w:r>
             <w:r>
               <w:rPr>
@@ -5438,7 +5452,7 @@
               <w:lang w:eastAsia="en-GB"/>
             </w:rPr>
           </w:pPr>
-          <w:hyperlink w:anchor="_Toc228802340" w:history="1">
+          <w:hyperlink w:anchor="_Toc228812290" w:history="1">
             <w:r>
               <w:rPr>
                 <w:rStyle w:val="Hyperlink"/>
@@ -5490,7 +5504,7 @@
                 <w:noProof/>
                 <w:webHidden/>
               </w:rPr>
-              <w:instrText xml:space="preserve"> PAGEREF _Toc228802340 \h </w:instrText>
+              <w:instrText xml:space="preserve"> PAGEREF _Toc228812290 \h </w:instrText>
             </w:r>
             <w:r>
               <w:rPr>
@@ -5510,7 +5524,7 @@
                 <w:noProof/>
                 <w:webHidden/>
               </w:rPr>
-              <w:t>25</w:t>
+              <w:t>27</w:t>
             </w:r>
             <w:r>
               <w:rPr>
@@ -5536,7 +5550,7 @@
               <w:lang w:eastAsia="en-GB"/>
             </w:rPr>
           </w:pPr>
-          <w:hyperlink w:anchor="_Toc228802341" w:history="1">
+          <w:hyperlink w:anchor="_Toc228812291" w:history="1">
             <w:r>
               <w:rPr>
                 <w:rStyle w:val="Hyperlink"/>
@@ -5590,7 +5604,7 @@
                 <w:noProof/>
                 <w:webHidden/>
               </w:rPr>
-              <w:instrText xml:space="preserve"> PAGEREF _Toc228802341 \h </w:instrText>
+              <w:instrText xml:space="preserve"> PAGEREF _Toc228812291 \h </w:instrText>
             </w:r>
             <w:r>
               <w:rPr>
@@ -5610,7 +5624,7 @@
                 <w:noProof/>
                 <w:webHidden/>
               </w:rPr>
-              <w:t>27</w:t>
+              <w:t>29</w:t>
             </w:r>
             <w:r>
               <w:rPr>
@@ -5636,7 +5650,7 @@
               <w:lang w:eastAsia="en-GB"/>
             </w:rPr>
           </w:pPr>
-          <w:hyperlink w:anchor="_Toc228802342" w:history="1">
+          <w:hyperlink w:anchor="_Toc228812292" w:history="1">
             <w:r>
               <w:rPr>
                 <w:rStyle w:val="Hyperlink"/>
@@ -5690,7 +5704,7 @@
                 <w:noProof/>
                 <w:webHidden/>
               </w:rPr>
-              <w:instrText xml:space="preserve"> PAGEREF _Toc228802342 \h </w:instrText>
+              <w:instrText xml:space="preserve"> PAGEREF _Toc228812292 \h </w:instrText>
             </w:r>
             <w:r>
               <w:rPr>
@@ -5710,7 +5724,7 @@
                 <w:noProof/>
                 <w:webHidden/>
               </w:rPr>
-              <w:t>27</w:t>
+              <w:t>29</w:t>
             </w:r>
             <w:r>
               <w:rPr>
@@ -5736,7 +5750,7 @@
               <w:lang w:eastAsia="en-GB"/>
             </w:rPr>
           </w:pPr>
-          <w:hyperlink w:anchor="_Toc228802343" w:history="1">
+          <w:hyperlink w:anchor="_Toc228812293" w:history="1">
             <w:r>
               <w:rPr>
                 <w:rStyle w:val="Hyperlink"/>
@@ -5790,7 +5804,7 @@
                 <w:noProof/>
                 <w:webHidden/>
               </w:rPr>
-              <w:instrText xml:space="preserve"> PAGEREF _Toc228802343 \h </w:instrText>
+              <w:instrText xml:space="preserve"> PAGEREF _Toc228812293 \h </w:instrText>
             </w:r>
             <w:r>
               <w:rPr>
@@ -5810,7 +5824,7 @@
                 <w:noProof/>
                 <w:webHidden/>
               </w:rPr>
-              <w:t>30</w:t>
+              <w:t>32</w:t>
             </w:r>
             <w:r>
               <w:rPr>
@@ -5836,7 +5850,7 @@
               <w:lang w:eastAsia="en-GB"/>
             </w:rPr>
           </w:pPr>
-          <w:hyperlink w:anchor="_Toc228802344" w:history="1">
+          <w:hyperlink w:anchor="_Toc228812294" w:history="1">
             <w:r>
               <w:rPr>
                 <w:rStyle w:val="Hyperlink"/>
@@ -5888,7 +5902,7 @@
                 <w:noProof/>
                 <w:webHidden/>
               </w:rPr>
-              <w:instrText xml:space="preserve"> PAGEREF _Toc228802344 \h </w:instrText>
+              <w:instrText xml:space="preserve"> PAGEREF _Toc228812294 \h </w:instrText>
             </w:r>
             <w:r>
               <w:rPr>
@@ -5908,7 +5922,7 @@
                 <w:noProof/>
                 <w:webHidden/>
               </w:rPr>
-              <w:t>30</w:t>
+              <w:t>32</w:t>
             </w:r>
             <w:r>
               <w:rPr>
@@ -5934,7 +5948,7 @@
               <w:lang w:eastAsia="en-GB"/>
             </w:rPr>
           </w:pPr>
-          <w:hyperlink w:anchor="_Toc228802345" w:history="1">
+          <w:hyperlink w:anchor="_Toc228812295" w:history="1">
             <w:r>
               <w:rPr>
                 <w:rStyle w:val="Hyperlink"/>
@@ -5988,7 +6002,7 @@
                 <w:noProof/>
                 <w:webHidden/>
               </w:rPr>
-              <w:instrText xml:space="preserve"> PAGEREF _Toc228802345 \h </w:instrText>
+              <w:instrText xml:space="preserve"> PAGEREF _Toc228812295 \h </w:instrText>
             </w:r>
             <w:r>
               <w:rPr>
@@ -6008,7 +6022,7 @@
                 <w:noProof/>
                 <w:webHidden/>
               </w:rPr>
-              <w:t>34</w:t>
+              <w:t>36</w:t>
             </w:r>
             <w:r>
               <w:rPr>
@@ -6036,7 +6050,7 @@
               <w:lang w:eastAsia="en-GB"/>
             </w:rPr>
           </w:pPr>
-          <w:hyperlink w:anchor="_Toc228802346" w:history="1">
+          <w:hyperlink w:anchor="_Toc228812296" w:history="1">
             <w:r>
               <w:rPr>
                 <w:rStyle w:val="Hyperlink"/>
@@ -6084,7 +6098,7 @@
                 <w:noProof/>
                 <w:webHidden/>
               </w:rPr>
-              <w:instrText xml:space="preserve"> PAGEREF _Toc228802346 \h </w:instrText>
+              <w:instrText xml:space="preserve"> PAGEREF _Toc228812296 \h </w:instrText>
             </w:r>
             <w:r>
               <w:rPr>
@@ -6104,7 +6118,7 @@
                 <w:noProof/>
                 <w:webHidden/>
               </w:rPr>
-              <w:t>36</w:t>
+              <w:t>38</w:t>
             </w:r>
             <w:r>
               <w:rPr>
@@ -6132,7 +6146,7 @@
               <w:lang w:eastAsia="en-GB"/>
             </w:rPr>
           </w:pPr>
-          <w:hyperlink w:anchor="_Toc228802347" w:history="1">
+          <w:hyperlink w:anchor="_Toc228812297" w:history="1">
             <w:r>
               <w:rPr>
                 <w:rStyle w:val="Hyperlink"/>
@@ -6184,7 +6198,7 @@
                 <w:noProof/>
                 <w:webHidden/>
               </w:rPr>
-              <w:instrText xml:space="preserve"> PAGEREF _Toc228802347 \h </w:instrText>
+              <w:instrText xml:space="preserve"> PAGEREF _Toc228812297 \h </w:instrText>
             </w:r>
             <w:r>
               <w:rPr>
@@ -6204,7 +6218,7 @@
                 <w:noProof/>
                 <w:webHidden/>
               </w:rPr>
-              <w:t>36</w:t>
+              <w:t>38</w:t>
             </w:r>
             <w:r>
               <w:rPr>
@@ -6230,7 +6244,7 @@
               <w:lang w:eastAsia="en-GB"/>
             </w:rPr>
           </w:pPr>
-          <w:hyperlink w:anchor="_Toc228802348" w:history="1">
+          <w:hyperlink w:anchor="_Toc228812298" w:history="1">
             <w:r>
               <w:rPr>
                 <w:rStyle w:val="Hyperlink"/>
@@ -6284,7 +6298,7 @@
                 <w:noProof/>
                 <w:webHidden/>
               </w:rPr>
-              <w:instrText xml:space="preserve"> PAGEREF _Toc228802348 \h </w:instrText>
+              <w:instrText xml:space="preserve"> PAGEREF _Toc228812298 \h </w:instrText>
             </w:r>
             <w:r>
               <w:rPr>
@@ -6304,7 +6318,7 @@
                 <w:noProof/>
                 <w:webHidden/>
               </w:rPr>
-              <w:t>36</w:t>
+              <w:t>38</w:t>
             </w:r>
             <w:r>
               <w:rPr>
@@ -6330,7 +6344,7 @@
               <w:lang w:eastAsia="en-GB"/>
             </w:rPr>
           </w:pPr>
-          <w:hyperlink w:anchor="_Toc228802349" w:history="1">
+          <w:hyperlink w:anchor="_Toc228812299" w:history="1">
             <w:r>
               <w:rPr>
                 <w:rStyle w:val="Hyperlink"/>
@@ -6384,7 +6398,7 @@
                 <w:noProof/>
                 <w:webHidden/>
               </w:rPr>
-              <w:instrText xml:space="preserve"> PAGEREF _Toc228802349 \h </w:instrText>
+              <w:instrText xml:space="preserve"> PAGEREF _Toc228812299 \h </w:instrText>
             </w:r>
             <w:r>
               <w:rPr>
@@ -6404,7 +6418,7 @@
                 <w:noProof/>
                 <w:webHidden/>
               </w:rPr>
-              <w:t>36</w:t>
+              <w:t>38</w:t>
             </w:r>
             <w:r>
               <w:rPr>
@@ -6430,7 +6444,7 @@
               <w:lang w:eastAsia="en-GB"/>
             </w:rPr>
           </w:pPr>
-          <w:hyperlink w:anchor="_Toc228802350" w:history="1">
+          <w:hyperlink w:anchor="_Toc228812300" w:history="1">
             <w:r>
               <w:rPr>
                 <w:rStyle w:val="Hyperlink"/>
@@ -6484,7 +6498,7 @@
                 <w:noProof/>
                 <w:webHidden/>
               </w:rPr>
-              <w:instrText xml:space="preserve"> PAGEREF _Toc228802350 \h </w:instrText>
+              <w:instrText xml:space="preserve"> PAGEREF _Toc228812300 \h </w:instrText>
             </w:r>
             <w:r>
               <w:rPr>
@@ -6504,7 +6518,7 @@
                 <w:noProof/>
                 <w:webHidden/>
               </w:rPr>
-              <w:t>37</w:t>
+              <w:t>39</w:t>
             </w:r>
             <w:r>
               <w:rPr>
@@ -6530,7 +6544,7 @@
               <w:lang w:eastAsia="en-GB"/>
             </w:rPr>
           </w:pPr>
-          <w:hyperlink w:anchor="_Toc228802351" w:history="1">
+          <w:hyperlink w:anchor="_Toc228812301" w:history="1">
             <w:r>
               <w:rPr>
                 <w:rStyle w:val="Hyperlink"/>
@@ -6584,7 +6598,7 @@
                 <w:noProof/>
                 <w:webHidden/>
               </w:rPr>
-              <w:instrText xml:space="preserve"> PAGEREF _Toc228802351 \h </w:instrText>
+              <w:instrText xml:space="preserve"> PAGEREF _Toc228812301 \h </w:instrText>
             </w:r>
             <w:r>
               <w:rPr>
@@ -6604,7 +6618,7 @@
                 <w:noProof/>
                 <w:webHidden/>
               </w:rPr>
-              <w:t>37</w:t>
+              <w:t>39</w:t>
             </w:r>
             <w:r>
               <w:rPr>
@@ -6630,7 +6644,7 @@
               <w:lang w:eastAsia="en-GB"/>
             </w:rPr>
           </w:pPr>
-          <w:hyperlink w:anchor="_Toc228802352" w:history="1">
+          <w:hyperlink w:anchor="_Toc228812302" w:history="1">
             <w:r>
               <w:rPr>
                 <w:rStyle w:val="Hyperlink"/>
@@ -6684,7 +6698,7 @@
                 <w:noProof/>
                 <w:webHidden/>
               </w:rPr>
-              <w:instrText xml:space="preserve"> PAGEREF _Toc228802352 \h </w:instrText>
+              <w:instrText xml:space="preserve"> PAGEREF _Toc228812302 \h </w:instrText>
             </w:r>
             <w:r>
               <w:rPr>
@@ -6704,7 +6718,7 @@
                 <w:noProof/>
                 <w:webHidden/>
               </w:rPr>
-              <w:t>38</w:t>
+              <w:t>40</w:t>
             </w:r>
             <w:r>
               <w:rPr>
@@ -6730,7 +6744,7 @@
               <w:lang w:eastAsia="en-GB"/>
             </w:rPr>
           </w:pPr>
-          <w:hyperlink w:anchor="_Toc228802353" w:history="1">
+          <w:hyperlink w:anchor="_Toc228812303" w:history="1">
             <w:r>
               <w:rPr>
                 <w:rStyle w:val="Hyperlink"/>
@@ -6784,7 +6798,7 @@
                 <w:noProof/>
                 <w:webHidden/>
               </w:rPr>
-              <w:instrText xml:space="preserve"> PAGEREF _Toc228802353 \h </w:instrText>
+              <w:instrText xml:space="preserve"> PAGEREF _Toc228812303 \h </w:instrText>
             </w:r>
             <w:r>
               <w:rPr>
@@ -6804,7 +6818,7 @@
                 <w:noProof/>
                 <w:webHidden/>
               </w:rPr>
-              <w:t>38</w:t>
+              <w:t>40</w:t>
             </w:r>
             <w:r>
               <w:rPr>
@@ -6830,7 +6844,7 @@
               <w:lang w:eastAsia="en-GB"/>
             </w:rPr>
           </w:pPr>
-          <w:hyperlink w:anchor="_Toc228802354" w:history="1">
+          <w:hyperlink w:anchor="_Toc228812304" w:history="1">
             <w:r>
               <w:rPr>
                 <w:rStyle w:val="Hyperlink"/>
@@ -6884,7 +6898,7 @@
                 <w:noProof/>
                 <w:webHidden/>
               </w:rPr>
-              <w:instrText xml:space="preserve"> PAGEREF _Toc228802354 \h </w:instrText>
+              <w:instrText xml:space="preserve"> PAGEREF _Toc228812304 \h </w:instrText>
             </w:r>
             <w:r>
               <w:rPr>
@@ -6904,7 +6918,7 @@
                 <w:noProof/>
                 <w:webHidden/>
               </w:rPr>
-              <w:t>38</w:t>
+              <w:t>40</w:t>
             </w:r>
             <w:r>
               <w:rPr>
@@ -6930,7 +6944,7 @@
               <w:lang w:eastAsia="en-GB"/>
             </w:rPr>
           </w:pPr>
-          <w:hyperlink w:anchor="_Toc228802355" w:history="1">
+          <w:hyperlink w:anchor="_Toc228812305" w:history="1">
             <w:r>
               <w:rPr>
                 <w:rStyle w:val="Hyperlink"/>
@@ -6984,7 +6998,7 @@
                 <w:noProof/>
                 <w:webHidden/>
               </w:rPr>
-              <w:instrText xml:space="preserve"> PAGEREF _Toc228802355 \h </w:instrText>
+              <w:instrText xml:space="preserve"> PAGEREF _Toc228812305 \h </w:instrText>
             </w:r>
             <w:r>
               <w:rPr>
@@ -7004,7 +7018,7 @@
                 <w:noProof/>
                 <w:webHidden/>
               </w:rPr>
-              <w:t>39</w:t>
+              <w:t>41</w:t>
             </w:r>
             <w:r>
               <w:rPr>
@@ -7030,7 +7044,7 @@
               <w:lang w:eastAsia="en-GB"/>
             </w:rPr>
           </w:pPr>
-          <w:hyperlink w:anchor="_Toc228802356" w:history="1">
+          <w:hyperlink w:anchor="_Toc228812306" w:history="1">
             <w:r>
               <w:rPr>
                 <w:rStyle w:val="Hyperlink"/>
@@ -7084,7 +7098,7 @@
                 <w:noProof/>
                 <w:webHidden/>
               </w:rPr>
-              <w:instrText xml:space="preserve"> PAGEREF _Toc228802356 \h </w:instrText>
+              <w:instrText xml:space="preserve"> PAGEREF _Toc228812306 \h </w:instrText>
             </w:r>
             <w:r>
               <w:rPr>
@@ -7104,7 +7118,7 @@
                 <w:noProof/>
                 <w:webHidden/>
               </w:rPr>
-              <w:t>39</w:t>
+              <w:t>41</w:t>
             </w:r>
             <w:r>
               <w:rPr>
@@ -7130,7 +7144,7 @@
               <w:lang w:eastAsia="en-GB"/>
             </w:rPr>
           </w:pPr>
-          <w:hyperlink w:anchor="_Toc228802357" w:history="1">
+          <w:hyperlink w:anchor="_Toc228812307" w:history="1">
             <w:r>
               <w:rPr>
                 <w:rStyle w:val="Hyperlink"/>
@@ -7184,7 +7198,7 @@
                 <w:noProof/>
                 <w:webHidden/>
               </w:rPr>
-              <w:instrText xml:space="preserve"> PAGEREF _Toc228802357 \h </w:instrText>
+              <w:instrText xml:space="preserve"> PAGEREF _Toc228812307 \h </w:instrText>
             </w:r>
             <w:r>
               <w:rPr>
@@ -7204,7 +7218,7 @@
                 <w:noProof/>
                 <w:webHidden/>
               </w:rPr>
-              <w:t>39</w:t>
+              <w:t>41</w:t>
             </w:r>
             <w:r>
               <w:rPr>
@@ -7232,7 +7246,7 @@
               <w:lang w:eastAsia="en-GB"/>
             </w:rPr>
           </w:pPr>
-          <w:hyperlink w:anchor="_Toc228802358" w:history="1">
+          <w:hyperlink w:anchor="_Toc228812308" w:history="1">
             <w:r>
               <w:rPr>
                 <w:rStyle w:val="Hyperlink"/>
@@ -7240,7 +7254,6 @@
                 <w:i/>
                 <w:iCs/>
                 <w:noProof/>
-                <w:highlight w:val="red"/>
               </w:rPr>
               <w:t>5.2</w:t>
             </w:r>
@@ -7263,7 +7276,6 @@
                 <w:i/>
                 <w:iCs/>
                 <w:noProof/>
-                <w:highlight w:val="red"/>
               </w:rPr>
               <w:t>Firebase</w:t>
             </w:r>
@@ -7286,7 +7298,7 @@
                 <w:noProof/>
                 <w:webHidden/>
               </w:rPr>
-              <w:instrText xml:space="preserve"> PAGEREF _Toc228802358 \h </w:instrText>
+              <w:instrText xml:space="preserve"> PAGEREF _Toc228812308 \h </w:instrText>
             </w:r>
             <w:r>
               <w:rPr>
@@ -7306,7 +7318,7 @@
                 <w:noProof/>
                 <w:webHidden/>
               </w:rPr>
-              <w:t>40</w:t>
+              <w:t>42</w:t>
             </w:r>
             <w:r>
               <w:rPr>
@@ -7334,7 +7346,7 @@
               <w:lang w:eastAsia="en-GB"/>
             </w:rPr>
           </w:pPr>
-          <w:hyperlink w:anchor="_Toc228802359" w:history="1">
+          <w:hyperlink w:anchor="_Toc228812309" w:history="1">
             <w:r>
               <w:rPr>
                 <w:rStyle w:val="Hyperlink"/>
@@ -7382,7 +7394,7 @@
                 <w:noProof/>
                 <w:webHidden/>
               </w:rPr>
-              <w:instrText xml:space="preserve"> PAGEREF _Toc228802359 \h </w:instrText>
+              <w:instrText xml:space="preserve"> PAGEREF _Toc228812309 \h </w:instrText>
             </w:r>
             <w:r>
               <w:rPr>
@@ -7402,7 +7414,7 @@
                 <w:noProof/>
                 <w:webHidden/>
               </w:rPr>
-              <w:t>41</w:t>
+              <w:t>43</w:t>
             </w:r>
             <w:r>
               <w:rPr>
@@ -7430,7 +7442,7 @@
               <w:lang w:eastAsia="en-GB"/>
             </w:rPr>
           </w:pPr>
-          <w:hyperlink w:anchor="_Toc228802360" w:history="1">
+          <w:hyperlink w:anchor="_Toc228812310" w:history="1">
             <w:r>
               <w:rPr>
                 <w:rStyle w:val="Hyperlink"/>
@@ -7482,7 +7494,7 @@
                 <w:noProof/>
                 <w:webHidden/>
               </w:rPr>
-              <w:instrText xml:space="preserve"> PAGEREF _Toc228802360 \h </w:instrText>
+              <w:instrText xml:space="preserve"> PAGEREF _Toc228812310 \h </w:instrText>
             </w:r>
             <w:r>
               <w:rPr>
@@ -7502,7 +7514,7 @@
                 <w:noProof/>
                 <w:webHidden/>
               </w:rPr>
-              <w:t>42</w:t>
+              <w:t>43</w:t>
             </w:r>
             <w:r>
               <w:rPr>
@@ -7530,7 +7542,7 @@
               <w:lang w:eastAsia="en-GB"/>
             </w:rPr>
           </w:pPr>
-          <w:hyperlink w:anchor="_Toc228802361" w:history="1">
+          <w:hyperlink w:anchor="_Toc228812311" w:history="1">
             <w:r>
               <w:rPr>
                 <w:rStyle w:val="Hyperlink"/>
@@ -7582,7 +7594,7 @@
                 <w:noProof/>
                 <w:webHidden/>
               </w:rPr>
-              <w:instrText xml:space="preserve"> PAGEREF _Toc228802361 \h </w:instrText>
+              <w:instrText xml:space="preserve"> PAGEREF _Toc228812311 \h </w:instrText>
             </w:r>
             <w:r>
               <w:rPr>
@@ -7602,7 +7614,7 @@
                 <w:noProof/>
                 <w:webHidden/>
               </w:rPr>
-              <w:t>42</w:t>
+              <w:t>43</w:t>
             </w:r>
             <w:r>
               <w:rPr>
@@ -7630,7 +7642,7 @@
               <w:lang w:eastAsia="en-GB"/>
             </w:rPr>
           </w:pPr>
-          <w:hyperlink w:anchor="_Toc228802362" w:history="1">
+          <w:hyperlink w:anchor="_Toc228812312" w:history="1">
             <w:r>
               <w:rPr>
                 <w:rStyle w:val="Hyperlink"/>
@@ -7682,7 +7694,7 @@
                 <w:noProof/>
                 <w:webHidden/>
               </w:rPr>
-              <w:instrText xml:space="preserve"> PAGEREF _Toc228802362 \h </w:instrText>
+              <w:instrText xml:space="preserve"> PAGEREF _Toc228812312 \h </w:instrText>
             </w:r>
             <w:r>
               <w:rPr>
@@ -7702,7 +7714,7 @@
                 <w:noProof/>
                 <w:webHidden/>
               </w:rPr>
-              <w:t>43</w:t>
+              <w:t>44</w:t>
             </w:r>
             <w:r>
               <w:rPr>
@@ -7730,7 +7742,7 @@
               <w:lang w:eastAsia="en-GB"/>
             </w:rPr>
           </w:pPr>
-          <w:hyperlink w:anchor="_Toc228802363" w:history="1">
+          <w:hyperlink w:anchor="_Toc228812313" w:history="1">
             <w:r>
               <w:rPr>
                 <w:rStyle w:val="Hyperlink"/>
@@ -7782,7 +7794,7 @@
                 <w:noProof/>
                 <w:webHidden/>
               </w:rPr>
-              <w:instrText xml:space="preserve"> PAGEREF _Toc228802363 \h </w:instrText>
+              <w:instrText xml:space="preserve"> PAGEREF _Toc228812313 \h </w:instrText>
             </w:r>
             <w:r>
               <w:rPr>
@@ -7802,7 +7814,7 @@
                 <w:noProof/>
                 <w:webHidden/>
               </w:rPr>
-              <w:t>43</w:t>
+              <w:t>44</w:t>
             </w:r>
             <w:r>
               <w:rPr>
@@ -7830,7 +7842,7 @@
               <w:lang w:eastAsia="en-GB"/>
             </w:rPr>
           </w:pPr>
-          <w:hyperlink w:anchor="_Toc228802364" w:history="1">
+          <w:hyperlink w:anchor="_Toc228812314" w:history="1">
             <w:r>
               <w:rPr>
                 <w:rStyle w:val="Hyperlink"/>
@@ -7878,7 +7890,7 @@
                 <w:noProof/>
                 <w:webHidden/>
               </w:rPr>
-              <w:instrText xml:space="preserve"> PAGEREF _Toc228802364 \h </w:instrText>
+              <w:instrText xml:space="preserve"> PAGEREF _Toc228812314 \h </w:instrText>
             </w:r>
             <w:r>
               <w:rPr>
@@ -7898,7 +7910,7 @@
                 <w:noProof/>
                 <w:webHidden/>
               </w:rPr>
-              <w:t>44</w:t>
+              <w:t>45</w:t>
             </w:r>
             <w:r>
               <w:rPr>
@@ -7926,7 +7938,7 @@
               <w:lang w:eastAsia="en-GB"/>
             </w:rPr>
           </w:pPr>
-          <w:hyperlink w:anchor="_Toc228802365" w:history="1">
+          <w:hyperlink w:anchor="_Toc228812315" w:history="1">
             <w:r>
               <w:rPr>
                 <w:rStyle w:val="Hyperlink"/>
@@ -7978,7 +7990,7 @@
                 <w:noProof/>
                 <w:webHidden/>
               </w:rPr>
-              <w:instrText xml:space="preserve"> PAGEREF _Toc228802365 \h </w:instrText>
+              <w:instrText xml:space="preserve"> PAGEREF _Toc228812315 \h </w:instrText>
             </w:r>
             <w:r>
               <w:rPr>
@@ -7998,721 +8010,7 @@
                 <w:noProof/>
                 <w:webHidden/>
               </w:rPr>
-              <w:t>44</w:t>
-            </w:r>
-            <w:r>
-              <w:rPr>
-                <w:noProof/>
-                <w:webHidden/>
-              </w:rPr>
-              <w:fldChar w:fldCharType="end"/>
-            </w:r>
-          </w:hyperlink>
-        </w:p>
-        <w:p>
-          <w:pPr>
-            <w:pStyle w:val="TOC3"/>
-            <w:tabs>
-              <w:tab w:val="left" w:pos="1200"/>
-              <w:tab w:val="right" w:leader="dot" w:pos="9016"/>
-            </w:tabs>
-            <w:rPr>
-              <w:rFonts w:eastAsiaTheme="minorEastAsia"/>
-              <w:noProof/>
-              <w:sz w:val="24"/>
-              <w:szCs w:val="24"/>
-              <w:lang w:eastAsia="en-GB"/>
-            </w:rPr>
-          </w:pPr>
-          <w:hyperlink w:anchor="_Toc228802366" w:history="1">
-            <w:r>
-              <w:rPr>
-                <w:rStyle w:val="Hyperlink"/>
-                <w:rFonts w:ascii="Arial" w:hAnsi="Arial" w:cs="Arial"/>
-                <w:b/>
-                <w:bCs/>
-                <w:i/>
-                <w:iCs/>
-                <w:noProof/>
-                <w:highlight w:val="red"/>
-              </w:rPr>
-              <w:t>7.1.1</w:t>
-            </w:r>
-            <w:r>
-              <w:rPr>
-                <w:rFonts w:eastAsiaTheme="minorEastAsia"/>
-                <w:noProof/>
-                <w:sz w:val="24"/>
-                <w:szCs w:val="24"/>
-                <w:lang w:eastAsia="en-GB"/>
-              </w:rPr>
-              <w:tab/>
-            </w:r>
-            <w:r>
-              <w:rPr>
-                <w:rStyle w:val="Hyperlink"/>
-                <w:rFonts w:ascii="Arial" w:hAnsi="Arial" w:cs="Arial"/>
-                <w:b/>
-                <w:bCs/>
-                <w:i/>
-                <w:iCs/>
-                <w:noProof/>
-                <w:highlight w:val="red"/>
-              </w:rPr>
-              <w:t>Sprint 1</w:t>
-            </w:r>
-            <w:r>
-              <w:rPr>
-                <w:noProof/>
-                <w:webHidden/>
-              </w:rPr>
-              <w:tab/>
-            </w:r>
-            <w:r>
-              <w:rPr>
-                <w:noProof/>
-                <w:webHidden/>
-              </w:rPr>
-              <w:fldChar w:fldCharType="begin"/>
-            </w:r>
-            <w:r>
-              <w:rPr>
-                <w:noProof/>
-                <w:webHidden/>
-              </w:rPr>
-              <w:instrText xml:space="preserve"> PAGEREF _Toc228802366 \h </w:instrText>
-            </w:r>
-            <w:r>
-              <w:rPr>
-                <w:noProof/>
-                <w:webHidden/>
-              </w:rPr>
-            </w:r>
-            <w:r>
-              <w:rPr>
-                <w:noProof/>
-                <w:webHidden/>
-              </w:rPr>
-              <w:fldChar w:fldCharType="separate"/>
-            </w:r>
-            <w:r>
-              <w:rPr>
-                <w:noProof/>
-                <w:webHidden/>
-              </w:rPr>
-              <w:t>44</w:t>
-            </w:r>
-            <w:r>
-              <w:rPr>
-                <w:noProof/>
-                <w:webHidden/>
-              </w:rPr>
-              <w:fldChar w:fldCharType="end"/>
-            </w:r>
-          </w:hyperlink>
-        </w:p>
-        <w:p>
-          <w:pPr>
-            <w:pStyle w:val="TOC3"/>
-            <w:tabs>
-              <w:tab w:val="left" w:pos="1200"/>
-              <w:tab w:val="right" w:leader="dot" w:pos="9016"/>
-            </w:tabs>
-            <w:rPr>
-              <w:rFonts w:eastAsiaTheme="minorEastAsia"/>
-              <w:noProof/>
-              <w:sz w:val="24"/>
-              <w:szCs w:val="24"/>
-              <w:lang w:eastAsia="en-GB"/>
-            </w:rPr>
-          </w:pPr>
-          <w:hyperlink w:anchor="_Toc228802367" w:history="1">
-            <w:r>
-              <w:rPr>
-                <w:rStyle w:val="Hyperlink"/>
-                <w:rFonts w:ascii="Arial" w:hAnsi="Arial" w:cs="Arial"/>
-                <w:b/>
-                <w:bCs/>
-                <w:i/>
-                <w:iCs/>
-                <w:noProof/>
-                <w:highlight w:val="red"/>
-              </w:rPr>
-              <w:t>7.1.2</w:t>
-            </w:r>
-            <w:r>
-              <w:rPr>
-                <w:rFonts w:eastAsiaTheme="minorEastAsia"/>
-                <w:noProof/>
-                <w:sz w:val="24"/>
-                <w:szCs w:val="24"/>
-                <w:lang w:eastAsia="en-GB"/>
-              </w:rPr>
-              <w:tab/>
-            </w:r>
-            <w:r>
-              <w:rPr>
-                <w:rStyle w:val="Hyperlink"/>
-                <w:rFonts w:ascii="Arial" w:hAnsi="Arial" w:cs="Arial"/>
-                <w:b/>
-                <w:bCs/>
-                <w:i/>
-                <w:iCs/>
-                <w:noProof/>
-                <w:highlight w:val="red"/>
-              </w:rPr>
-              <w:t>Sprint 2</w:t>
-            </w:r>
-            <w:r>
-              <w:rPr>
-                <w:noProof/>
-                <w:webHidden/>
-              </w:rPr>
-              <w:tab/>
-            </w:r>
-            <w:r>
-              <w:rPr>
-                <w:noProof/>
-                <w:webHidden/>
-              </w:rPr>
-              <w:fldChar w:fldCharType="begin"/>
-            </w:r>
-            <w:r>
-              <w:rPr>
-                <w:noProof/>
-                <w:webHidden/>
-              </w:rPr>
-              <w:instrText xml:space="preserve"> PAGEREF _Toc228802367 \h </w:instrText>
-            </w:r>
-            <w:r>
-              <w:rPr>
-                <w:noProof/>
-                <w:webHidden/>
-              </w:rPr>
-            </w:r>
-            <w:r>
-              <w:rPr>
-                <w:noProof/>
-                <w:webHidden/>
-              </w:rPr>
-              <w:fldChar w:fldCharType="separate"/>
-            </w:r>
-            <w:r>
-              <w:rPr>
-                <w:noProof/>
-                <w:webHidden/>
-              </w:rPr>
-              <w:t>44</w:t>
-            </w:r>
-            <w:r>
-              <w:rPr>
-                <w:noProof/>
-                <w:webHidden/>
-              </w:rPr>
-              <w:fldChar w:fldCharType="end"/>
-            </w:r>
-          </w:hyperlink>
-        </w:p>
-        <w:p>
-          <w:pPr>
-            <w:pStyle w:val="TOC3"/>
-            <w:tabs>
-              <w:tab w:val="left" w:pos="1200"/>
-              <w:tab w:val="right" w:leader="dot" w:pos="9016"/>
-            </w:tabs>
-            <w:rPr>
-              <w:rFonts w:eastAsiaTheme="minorEastAsia"/>
-              <w:noProof/>
-              <w:sz w:val="24"/>
-              <w:szCs w:val="24"/>
-              <w:lang w:eastAsia="en-GB"/>
-            </w:rPr>
-          </w:pPr>
-          <w:hyperlink w:anchor="_Toc228802368" w:history="1">
-            <w:r>
-              <w:rPr>
-                <w:rStyle w:val="Hyperlink"/>
-                <w:rFonts w:ascii="Arial" w:hAnsi="Arial" w:cs="Arial"/>
-                <w:b/>
-                <w:bCs/>
-                <w:i/>
-                <w:iCs/>
-                <w:noProof/>
-                <w:highlight w:val="red"/>
-              </w:rPr>
-              <w:t>7.1.3</w:t>
-            </w:r>
-            <w:r>
-              <w:rPr>
-                <w:rFonts w:eastAsiaTheme="minorEastAsia"/>
-                <w:noProof/>
-                <w:sz w:val="24"/>
-                <w:szCs w:val="24"/>
-                <w:lang w:eastAsia="en-GB"/>
-              </w:rPr>
-              <w:tab/>
-            </w:r>
-            <w:r>
-              <w:rPr>
-                <w:rStyle w:val="Hyperlink"/>
-                <w:rFonts w:ascii="Arial" w:hAnsi="Arial" w:cs="Arial"/>
-                <w:b/>
-                <w:bCs/>
-                <w:i/>
-                <w:iCs/>
-                <w:noProof/>
-                <w:highlight w:val="red"/>
-              </w:rPr>
-              <w:t>Sprint 3</w:t>
-            </w:r>
-            <w:r>
-              <w:rPr>
-                <w:noProof/>
-                <w:webHidden/>
-              </w:rPr>
-              <w:tab/>
-            </w:r>
-            <w:r>
-              <w:rPr>
-                <w:noProof/>
-                <w:webHidden/>
-              </w:rPr>
-              <w:fldChar w:fldCharType="begin"/>
-            </w:r>
-            <w:r>
-              <w:rPr>
-                <w:noProof/>
-                <w:webHidden/>
-              </w:rPr>
-              <w:instrText xml:space="preserve"> PAGEREF _Toc228802368 \h </w:instrText>
-            </w:r>
-            <w:r>
-              <w:rPr>
-                <w:noProof/>
-                <w:webHidden/>
-              </w:rPr>
-            </w:r>
-            <w:r>
-              <w:rPr>
-                <w:noProof/>
-                <w:webHidden/>
-              </w:rPr>
-              <w:fldChar w:fldCharType="separate"/>
-            </w:r>
-            <w:r>
-              <w:rPr>
-                <w:noProof/>
-                <w:webHidden/>
-              </w:rPr>
-              <w:t>44</w:t>
-            </w:r>
-            <w:r>
-              <w:rPr>
-                <w:noProof/>
-                <w:webHidden/>
-              </w:rPr>
-              <w:fldChar w:fldCharType="end"/>
-            </w:r>
-          </w:hyperlink>
-        </w:p>
-        <w:p>
-          <w:pPr>
-            <w:pStyle w:val="TOC3"/>
-            <w:tabs>
-              <w:tab w:val="left" w:pos="1200"/>
-              <w:tab w:val="right" w:leader="dot" w:pos="9016"/>
-            </w:tabs>
-            <w:rPr>
-              <w:rFonts w:eastAsiaTheme="minorEastAsia"/>
-              <w:noProof/>
-              <w:sz w:val="24"/>
-              <w:szCs w:val="24"/>
-              <w:lang w:eastAsia="en-GB"/>
-            </w:rPr>
-          </w:pPr>
-          <w:hyperlink w:anchor="_Toc228802369" w:history="1">
-            <w:r>
-              <w:rPr>
-                <w:rStyle w:val="Hyperlink"/>
-                <w:rFonts w:ascii="Arial" w:hAnsi="Arial" w:cs="Arial"/>
-                <w:b/>
-                <w:bCs/>
-                <w:i/>
-                <w:iCs/>
-                <w:noProof/>
-                <w:highlight w:val="red"/>
-              </w:rPr>
-              <w:t>7.1.4</w:t>
-            </w:r>
-            <w:r>
-              <w:rPr>
-                <w:rFonts w:eastAsiaTheme="minorEastAsia"/>
-                <w:noProof/>
-                <w:sz w:val="24"/>
-                <w:szCs w:val="24"/>
-                <w:lang w:eastAsia="en-GB"/>
-              </w:rPr>
-              <w:tab/>
-            </w:r>
-            <w:r>
-              <w:rPr>
-                <w:rStyle w:val="Hyperlink"/>
-                <w:rFonts w:ascii="Arial" w:hAnsi="Arial" w:cs="Arial"/>
-                <w:b/>
-                <w:bCs/>
-                <w:i/>
-                <w:iCs/>
-                <w:noProof/>
-                <w:highlight w:val="red"/>
-              </w:rPr>
-              <w:t>Sprint 4</w:t>
-            </w:r>
-            <w:r>
-              <w:rPr>
-                <w:noProof/>
-                <w:webHidden/>
-              </w:rPr>
-              <w:tab/>
-            </w:r>
-            <w:r>
-              <w:rPr>
-                <w:noProof/>
-                <w:webHidden/>
-              </w:rPr>
-              <w:fldChar w:fldCharType="begin"/>
-            </w:r>
-            <w:r>
-              <w:rPr>
-                <w:noProof/>
-                <w:webHidden/>
-              </w:rPr>
-              <w:instrText xml:space="preserve"> PAGEREF _Toc228802369 \h </w:instrText>
-            </w:r>
-            <w:r>
-              <w:rPr>
-                <w:noProof/>
-                <w:webHidden/>
-              </w:rPr>
-            </w:r>
-            <w:r>
-              <w:rPr>
-                <w:noProof/>
-                <w:webHidden/>
-              </w:rPr>
-              <w:fldChar w:fldCharType="separate"/>
-            </w:r>
-            <w:r>
-              <w:rPr>
-                <w:noProof/>
-                <w:webHidden/>
-              </w:rPr>
-              <w:t>44</w:t>
-            </w:r>
-            <w:r>
-              <w:rPr>
-                <w:noProof/>
-                <w:webHidden/>
-              </w:rPr>
-              <w:fldChar w:fldCharType="end"/>
-            </w:r>
-          </w:hyperlink>
-        </w:p>
-        <w:p>
-          <w:pPr>
-            <w:pStyle w:val="TOC3"/>
-            <w:tabs>
-              <w:tab w:val="left" w:pos="1200"/>
-              <w:tab w:val="right" w:leader="dot" w:pos="9016"/>
-            </w:tabs>
-            <w:rPr>
-              <w:rFonts w:eastAsiaTheme="minorEastAsia"/>
-              <w:noProof/>
-              <w:sz w:val="24"/>
-              <w:szCs w:val="24"/>
-              <w:lang w:eastAsia="en-GB"/>
-            </w:rPr>
-          </w:pPr>
-          <w:hyperlink w:anchor="_Toc228802370" w:history="1">
-            <w:r>
-              <w:rPr>
-                <w:rStyle w:val="Hyperlink"/>
-                <w:rFonts w:ascii="Arial" w:hAnsi="Arial" w:cs="Arial"/>
-                <w:b/>
-                <w:bCs/>
-                <w:i/>
-                <w:iCs/>
-                <w:noProof/>
-                <w:highlight w:val="red"/>
-              </w:rPr>
-              <w:t>7.1.5</w:t>
-            </w:r>
-            <w:r>
-              <w:rPr>
-                <w:rFonts w:eastAsiaTheme="minorEastAsia"/>
-                <w:noProof/>
-                <w:sz w:val="24"/>
-                <w:szCs w:val="24"/>
-                <w:lang w:eastAsia="en-GB"/>
-              </w:rPr>
-              <w:tab/>
-            </w:r>
-            <w:r>
-              <w:rPr>
-                <w:rStyle w:val="Hyperlink"/>
-                <w:rFonts w:ascii="Arial" w:hAnsi="Arial" w:cs="Arial"/>
-                <w:b/>
-                <w:bCs/>
-                <w:i/>
-                <w:iCs/>
-                <w:noProof/>
-                <w:highlight w:val="red"/>
-              </w:rPr>
-              <w:t>Sprint 5</w:t>
-            </w:r>
-            <w:r>
-              <w:rPr>
-                <w:noProof/>
-                <w:webHidden/>
-              </w:rPr>
-              <w:tab/>
-            </w:r>
-            <w:r>
-              <w:rPr>
-                <w:noProof/>
-                <w:webHidden/>
-              </w:rPr>
-              <w:fldChar w:fldCharType="begin"/>
-            </w:r>
-            <w:r>
-              <w:rPr>
-                <w:noProof/>
-                <w:webHidden/>
-              </w:rPr>
-              <w:instrText xml:space="preserve"> PAGEREF _Toc228802370 \h </w:instrText>
-            </w:r>
-            <w:r>
-              <w:rPr>
-                <w:noProof/>
-                <w:webHidden/>
-              </w:rPr>
-            </w:r>
-            <w:r>
-              <w:rPr>
-                <w:noProof/>
-                <w:webHidden/>
-              </w:rPr>
-              <w:fldChar w:fldCharType="separate"/>
-            </w:r>
-            <w:r>
-              <w:rPr>
-                <w:noProof/>
-                <w:webHidden/>
-              </w:rPr>
-              <w:t>44</w:t>
-            </w:r>
-            <w:r>
-              <w:rPr>
-                <w:noProof/>
-                <w:webHidden/>
-              </w:rPr>
-              <w:fldChar w:fldCharType="end"/>
-            </w:r>
-          </w:hyperlink>
-        </w:p>
-        <w:p>
-          <w:pPr>
-            <w:pStyle w:val="TOC3"/>
-            <w:tabs>
-              <w:tab w:val="left" w:pos="1200"/>
-              <w:tab w:val="right" w:leader="dot" w:pos="9016"/>
-            </w:tabs>
-            <w:rPr>
-              <w:rFonts w:eastAsiaTheme="minorEastAsia"/>
-              <w:noProof/>
-              <w:sz w:val="24"/>
-              <w:szCs w:val="24"/>
-              <w:lang w:eastAsia="en-GB"/>
-            </w:rPr>
-          </w:pPr>
-          <w:hyperlink w:anchor="_Toc228802371" w:history="1">
-            <w:r>
-              <w:rPr>
-                <w:rStyle w:val="Hyperlink"/>
-                <w:rFonts w:ascii="Arial" w:hAnsi="Arial" w:cs="Arial"/>
-                <w:b/>
-                <w:bCs/>
-                <w:i/>
-                <w:iCs/>
-                <w:noProof/>
-                <w:highlight w:val="red"/>
-              </w:rPr>
-              <w:t>7.1.6</w:t>
-            </w:r>
-            <w:r>
-              <w:rPr>
-                <w:rFonts w:eastAsiaTheme="minorEastAsia"/>
-                <w:noProof/>
-                <w:sz w:val="24"/>
-                <w:szCs w:val="24"/>
-                <w:lang w:eastAsia="en-GB"/>
-              </w:rPr>
-              <w:tab/>
-            </w:r>
-            <w:r>
-              <w:rPr>
-                <w:rStyle w:val="Hyperlink"/>
-                <w:rFonts w:ascii="Arial" w:hAnsi="Arial" w:cs="Arial"/>
-                <w:b/>
-                <w:bCs/>
-                <w:i/>
-                <w:iCs/>
-                <w:noProof/>
-                <w:highlight w:val="red"/>
-              </w:rPr>
-              <w:t>Sprint 6</w:t>
-            </w:r>
-            <w:r>
-              <w:rPr>
-                <w:noProof/>
-                <w:webHidden/>
-              </w:rPr>
-              <w:tab/>
-            </w:r>
-            <w:r>
-              <w:rPr>
-                <w:noProof/>
-                <w:webHidden/>
-              </w:rPr>
-              <w:fldChar w:fldCharType="begin"/>
-            </w:r>
-            <w:r>
-              <w:rPr>
-                <w:noProof/>
-                <w:webHidden/>
-              </w:rPr>
-              <w:instrText xml:space="preserve"> PAGEREF _Toc228802371 \h </w:instrText>
-            </w:r>
-            <w:r>
-              <w:rPr>
-                <w:noProof/>
-                <w:webHidden/>
-              </w:rPr>
-            </w:r>
-            <w:r>
-              <w:rPr>
-                <w:noProof/>
-                <w:webHidden/>
-              </w:rPr>
-              <w:fldChar w:fldCharType="separate"/>
-            </w:r>
-            <w:r>
-              <w:rPr>
-                <w:noProof/>
-                <w:webHidden/>
-              </w:rPr>
-              <w:t>44</w:t>
-            </w:r>
-            <w:r>
-              <w:rPr>
-                <w:noProof/>
-                <w:webHidden/>
-              </w:rPr>
-              <w:fldChar w:fldCharType="end"/>
-            </w:r>
-          </w:hyperlink>
-        </w:p>
-        <w:p>
-          <w:pPr>
-            <w:pStyle w:val="TOC3"/>
-            <w:tabs>
-              <w:tab w:val="left" w:pos="1200"/>
-              <w:tab w:val="right" w:leader="dot" w:pos="9016"/>
-            </w:tabs>
-            <w:rPr>
-              <w:rFonts w:eastAsiaTheme="minorEastAsia"/>
-              <w:noProof/>
-              <w:sz w:val="24"/>
-              <w:szCs w:val="24"/>
-              <w:lang w:eastAsia="en-GB"/>
-            </w:rPr>
-          </w:pPr>
-          <w:hyperlink w:anchor="_Toc228802372" w:history="1">
-            <w:r>
-              <w:rPr>
-                <w:rStyle w:val="Hyperlink"/>
-                <w:rFonts w:ascii="Arial" w:hAnsi="Arial" w:cs="Arial"/>
-                <w:b/>
-                <w:bCs/>
-                <w:i/>
-                <w:iCs/>
-                <w:noProof/>
-                <w:highlight w:val="red"/>
-              </w:rPr>
-              <w:t>7.1.7</w:t>
-            </w:r>
-            <w:r>
-              <w:rPr>
-                <w:rFonts w:eastAsiaTheme="minorEastAsia"/>
-                <w:noProof/>
-                <w:sz w:val="24"/>
-                <w:szCs w:val="24"/>
-                <w:lang w:eastAsia="en-GB"/>
-              </w:rPr>
-              <w:tab/>
-            </w:r>
-            <w:r>
-              <w:rPr>
-                <w:rStyle w:val="Hyperlink"/>
-                <w:rFonts w:ascii="Arial" w:hAnsi="Arial" w:cs="Arial"/>
-                <w:b/>
-                <w:bCs/>
-                <w:i/>
-                <w:iCs/>
-                <w:noProof/>
-                <w:highlight w:val="red"/>
-              </w:rPr>
-              <w:t>Sprint 7</w:t>
-            </w:r>
-            <w:r>
-              <w:rPr>
-                <w:noProof/>
-                <w:webHidden/>
-              </w:rPr>
-              <w:tab/>
-            </w:r>
-            <w:r>
-              <w:rPr>
-                <w:noProof/>
-                <w:webHidden/>
-              </w:rPr>
-              <w:fldChar w:fldCharType="begin"/>
-            </w:r>
-            <w:r>
-              <w:rPr>
-                <w:noProof/>
-                <w:webHidden/>
-              </w:rPr>
-              <w:instrText xml:space="preserve"> PAGEREF _Toc228802372 \h </w:instrText>
-            </w:r>
-            <w:r>
-              <w:rPr>
-                <w:noProof/>
-                <w:webHidden/>
-              </w:rPr>
-            </w:r>
-            <w:r>
-              <w:rPr>
-                <w:noProof/>
-                <w:webHidden/>
-              </w:rPr>
-              <w:fldChar w:fldCharType="separate"/>
-            </w:r>
-            <w:r>
-              <w:rPr>
-                <w:noProof/>
-                <w:webHidden/>
-              </w:rPr>
-              <w:t>44</w:t>
+              <w:t>45</w:t>
             </w:r>
             <w:r>
               <w:rPr>
@@ -8740,7 +8038,7 @@
               <w:lang w:eastAsia="en-GB"/>
             </w:rPr>
           </w:pPr>
-          <w:hyperlink w:anchor="_Toc228802373" w:history="1">
+          <w:hyperlink w:anchor="_Toc228812316" w:history="1">
             <w:r>
               <w:rPr>
                 <w:rStyle w:val="Hyperlink"/>
@@ -8792,7 +8090,7 @@
                 <w:noProof/>
                 <w:webHidden/>
               </w:rPr>
-              <w:instrText xml:space="preserve"> PAGEREF _Toc228802373 \h </w:instrText>
+              <w:instrText xml:space="preserve"> PAGEREF _Toc228812316 \h </w:instrText>
             </w:r>
             <w:r>
               <w:rPr>
@@ -8812,7 +8110,7 @@
                 <w:noProof/>
                 <w:webHidden/>
               </w:rPr>
-              <w:t>44</w:t>
+              <w:t>45</w:t>
             </w:r>
             <w:r>
               <w:rPr>
@@ -8840,7 +8138,7 @@
               <w:lang w:eastAsia="en-GB"/>
             </w:rPr>
           </w:pPr>
-          <w:hyperlink w:anchor="_Toc228802374" w:history="1">
+          <w:hyperlink w:anchor="_Toc228812317" w:history="1">
             <w:r>
               <w:rPr>
                 <w:rStyle w:val="Hyperlink"/>
@@ -8892,7 +8190,7 @@
                 <w:noProof/>
                 <w:webHidden/>
               </w:rPr>
-              <w:instrText xml:space="preserve"> PAGEREF _Toc228802374 \h </w:instrText>
+              <w:instrText xml:space="preserve"> PAGEREF _Toc228812317 \h </w:instrText>
             </w:r>
             <w:r>
               <w:rPr>
@@ -8940,7 +8238,7 @@
               <w:lang w:eastAsia="en-GB"/>
             </w:rPr>
           </w:pPr>
-          <w:hyperlink w:anchor="_Toc228802375" w:history="1">
+          <w:hyperlink w:anchor="_Toc228812318" w:history="1">
             <w:r>
               <w:rPr>
                 <w:rStyle w:val="Hyperlink"/>
@@ -8990,7 +8288,7 @@
                 <w:noProof/>
                 <w:webHidden/>
               </w:rPr>
-              <w:instrText xml:space="preserve"> PAGEREF _Toc228802375 \h </w:instrText>
+              <w:instrText xml:space="preserve"> PAGEREF _Toc228812318 \h </w:instrText>
             </w:r>
             <w:r>
               <w:rPr>
@@ -9010,7 +8308,7 @@
                 <w:noProof/>
                 <w:webHidden/>
               </w:rPr>
-              <w:t>45</w:t>
+              <w:t>46</w:t>
             </w:r>
             <w:r>
               <w:rPr>
@@ -9038,7 +8336,7 @@
               <w:lang w:eastAsia="en-GB"/>
             </w:rPr>
           </w:pPr>
-          <w:hyperlink w:anchor="_Toc228802376" w:history="1">
+          <w:hyperlink w:anchor="_Toc228812319" w:history="1">
             <w:r>
               <w:rPr>
                 <w:rStyle w:val="Hyperlink"/>
@@ -9092,7 +8390,7 @@
                 <w:noProof/>
                 <w:webHidden/>
               </w:rPr>
-              <w:instrText xml:space="preserve"> PAGEREF _Toc228802376 \h </w:instrText>
+              <w:instrText xml:space="preserve"> PAGEREF _Toc228812319 \h </w:instrText>
             </w:r>
             <w:r>
               <w:rPr>
@@ -9112,7 +8410,7 @@
                 <w:noProof/>
                 <w:webHidden/>
               </w:rPr>
-              <w:t>45</w:t>
+              <w:t>46</w:t>
             </w:r>
             <w:r>
               <w:rPr>
@@ -9140,7 +8438,7 @@
               <w:lang w:eastAsia="en-GB"/>
             </w:rPr>
           </w:pPr>
-          <w:hyperlink w:anchor="_Toc228802377" w:history="1">
+          <w:hyperlink w:anchor="_Toc228812320" w:history="1">
             <w:r>
               <w:rPr>
                 <w:rStyle w:val="Hyperlink"/>
@@ -9192,7 +8490,7 @@
                 <w:noProof/>
                 <w:webHidden/>
               </w:rPr>
-              <w:instrText xml:space="preserve"> PAGEREF _Toc228802377 \h </w:instrText>
+              <w:instrText xml:space="preserve"> PAGEREF _Toc228812320 \h </w:instrText>
             </w:r>
             <w:r>
               <w:rPr>
@@ -9240,7 +8538,7 @@
               <w:lang w:eastAsia="en-GB"/>
             </w:rPr>
           </w:pPr>
-          <w:hyperlink w:anchor="_Toc228802378" w:history="1">
+          <w:hyperlink w:anchor="_Toc228812321" w:history="1">
             <w:r>
               <w:rPr>
                 <w:rStyle w:val="Hyperlink"/>
@@ -9294,7 +8592,7 @@
                 <w:noProof/>
                 <w:webHidden/>
               </w:rPr>
-              <w:instrText xml:space="preserve"> PAGEREF _Toc228802378 \h </w:instrText>
+              <w:instrText xml:space="preserve"> PAGEREF _Toc228812321 \h </w:instrText>
             </w:r>
             <w:r>
               <w:rPr>
@@ -9314,7 +8612,7 @@
                 <w:noProof/>
                 <w:webHidden/>
               </w:rPr>
-              <w:t>47</w:t>
+              <w:t>48</w:t>
             </w:r>
             <w:r>
               <w:rPr>
@@ -9342,7 +8640,7 @@
               <w:lang w:eastAsia="en-GB"/>
             </w:rPr>
           </w:pPr>
-          <w:hyperlink w:anchor="_Toc228802379" w:history="1">
+          <w:hyperlink w:anchor="_Toc228812322" w:history="1">
             <w:r>
               <w:rPr>
                 <w:rStyle w:val="Hyperlink"/>
@@ -9396,7 +8694,7 @@
                 <w:noProof/>
                 <w:webHidden/>
               </w:rPr>
-              <w:instrText xml:space="preserve"> PAGEREF _Toc228802379 \h </w:instrText>
+              <w:instrText xml:space="preserve"> PAGEREF _Toc228812322 \h </w:instrText>
             </w:r>
             <w:r>
               <w:rPr>
@@ -9444,7 +8742,7 @@
               <w:lang w:eastAsia="en-GB"/>
             </w:rPr>
           </w:pPr>
-          <w:hyperlink w:anchor="_Toc228802380" w:history="1">
+          <w:hyperlink w:anchor="_Toc228812323" w:history="1">
             <w:r>
               <w:rPr>
                 <w:rStyle w:val="Hyperlink"/>
@@ -9492,7 +8790,7 @@
                 <w:noProof/>
                 <w:webHidden/>
               </w:rPr>
-              <w:instrText xml:space="preserve"> PAGEREF _Toc228802380 \h </w:instrText>
+              <w:instrText xml:space="preserve"> PAGEREF _Toc228812323 \h </w:instrText>
             </w:r>
             <w:r>
               <w:rPr>
@@ -9538,7 +8836,7 @@
               <w:lang w:eastAsia="en-GB"/>
             </w:rPr>
           </w:pPr>
-          <w:hyperlink w:anchor="_Toc228802381" w:history="1">
+          <w:hyperlink w:anchor="_Toc228812324" w:history="1">
             <w:r>
               <w:rPr>
                 <w:rStyle w:val="Hyperlink"/>
@@ -9592,7 +8890,7 @@
                 <w:noProof/>
                 <w:webHidden/>
               </w:rPr>
-              <w:instrText xml:space="preserve"> PAGEREF _Toc228802381 \h </w:instrText>
+              <w:instrText xml:space="preserve"> PAGEREF _Toc228812324 \h </w:instrText>
             </w:r>
             <w:r>
               <w:rPr>
@@ -9638,7 +8936,7 @@
               <w:lang w:eastAsia="en-GB"/>
             </w:rPr>
           </w:pPr>
-          <w:hyperlink w:anchor="_Toc228802382" w:history="1">
+          <w:hyperlink w:anchor="_Toc228812325" w:history="1">
             <w:r>
               <w:rPr>
                 <w:rStyle w:val="Hyperlink"/>
@@ -9692,7 +8990,7 @@
                 <w:noProof/>
                 <w:webHidden/>
               </w:rPr>
-              <w:instrText xml:space="preserve"> PAGEREF _Toc228802382 \h </w:instrText>
+              <w:instrText xml:space="preserve"> PAGEREF _Toc228812325 \h </w:instrText>
             </w:r>
             <w:r>
               <w:rPr>
@@ -9712,7 +9010,7 @@
                 <w:noProof/>
                 <w:webHidden/>
               </w:rPr>
-              <w:t>48</w:t>
+              <w:t>49</w:t>
             </w:r>
             <w:r>
               <w:rPr>
@@ -9738,7 +9036,7 @@
               <w:lang w:eastAsia="en-GB"/>
             </w:rPr>
           </w:pPr>
-          <w:hyperlink w:anchor="_Toc228802383" w:history="1">
+          <w:hyperlink w:anchor="_Toc228812326" w:history="1">
             <w:r>
               <w:rPr>
                 <w:rStyle w:val="Hyperlink"/>
@@ -9792,7 +9090,7 @@
                 <w:noProof/>
                 <w:webHidden/>
               </w:rPr>
-              <w:instrText xml:space="preserve"> PAGEREF _Toc228802383 \h </w:instrText>
+              <w:instrText xml:space="preserve"> PAGEREF _Toc228812326 \h </w:instrText>
             </w:r>
             <w:r>
               <w:rPr>
@@ -9812,7 +9110,7 @@
                 <w:noProof/>
                 <w:webHidden/>
               </w:rPr>
-              <w:t>48</w:t>
+              <w:t>49</w:t>
             </w:r>
             <w:r>
               <w:rPr>
@@ -9838,7 +9136,7 @@
               <w:lang w:eastAsia="en-GB"/>
             </w:rPr>
           </w:pPr>
-          <w:hyperlink w:anchor="_Toc228802384" w:history="1">
+          <w:hyperlink w:anchor="_Toc228812327" w:history="1">
             <w:r>
               <w:rPr>
                 <w:rStyle w:val="Hyperlink"/>
@@ -9892,7 +9190,7 @@
                 <w:noProof/>
                 <w:webHidden/>
               </w:rPr>
-              <w:instrText xml:space="preserve"> PAGEREF _Toc228802384 \h </w:instrText>
+              <w:instrText xml:space="preserve"> PAGEREF _Toc228812327 \h </w:instrText>
             </w:r>
             <w:r>
               <w:rPr>
@@ -9912,7 +9210,7 @@
                 <w:noProof/>
                 <w:webHidden/>
               </w:rPr>
-              <w:t>49</w:t>
+              <w:t>50</w:t>
             </w:r>
             <w:r>
               <w:rPr>
@@ -9938,7 +9236,7 @@
               <w:lang w:eastAsia="en-GB"/>
             </w:rPr>
           </w:pPr>
-          <w:hyperlink w:anchor="_Toc228802385" w:history="1">
+          <w:hyperlink w:anchor="_Toc228812328" w:history="1">
             <w:r>
               <w:rPr>
                 <w:rStyle w:val="Hyperlink"/>
@@ -9992,7 +9290,7 @@
                 <w:noProof/>
                 <w:webHidden/>
               </w:rPr>
-              <w:instrText xml:space="preserve"> PAGEREF _Toc228802385 \h </w:instrText>
+              <w:instrText xml:space="preserve"> PAGEREF _Toc228812328 \h </w:instrText>
             </w:r>
             <w:r>
               <w:rPr>
@@ -10012,7 +9310,7 @@
                 <w:noProof/>
                 <w:webHidden/>
               </w:rPr>
-              <w:t>49</w:t>
+              <w:t>50</w:t>
             </w:r>
             <w:r>
               <w:rPr>
@@ -10040,7 +9338,7 @@
               <w:lang w:eastAsia="en-GB"/>
             </w:rPr>
           </w:pPr>
-          <w:hyperlink w:anchor="_Toc228802386" w:history="1">
+          <w:hyperlink w:anchor="_Toc228812329" w:history="1">
             <w:r>
               <w:rPr>
                 <w:rStyle w:val="Hyperlink"/>
@@ -10090,7 +9388,7 @@
                 <w:noProof/>
                 <w:webHidden/>
               </w:rPr>
-              <w:instrText xml:space="preserve"> PAGEREF _Toc228802386 \h </w:instrText>
+              <w:instrText xml:space="preserve"> PAGEREF _Toc228812329 \h </w:instrText>
             </w:r>
             <w:r>
               <w:rPr>
@@ -10110,7 +9408,7 @@
                 <w:noProof/>
                 <w:webHidden/>
               </w:rPr>
-              <w:t>49</w:t>
+              <w:t>50</w:t>
             </w:r>
             <w:r>
               <w:rPr>
@@ -10138,7 +9436,7 @@
               <w:lang w:eastAsia="en-GB"/>
             </w:rPr>
           </w:pPr>
-          <w:hyperlink w:anchor="_Toc228802387" w:history="1">
+          <w:hyperlink w:anchor="_Toc228812330" w:history="1">
             <w:r>
               <w:rPr>
                 <w:rStyle w:val="Hyperlink"/>
@@ -10186,7 +9484,7 @@
                 <w:noProof/>
                 <w:webHidden/>
               </w:rPr>
-              <w:instrText xml:space="preserve"> PAGEREF _Toc228802387 \h </w:instrText>
+              <w:instrText xml:space="preserve"> PAGEREF _Toc228812330 \h </w:instrText>
             </w:r>
             <w:r>
               <w:rPr>
@@ -10206,7 +9504,7 @@
                 <w:noProof/>
                 <w:webHidden/>
               </w:rPr>
-              <w:t>49</w:t>
+              <w:t>50</w:t>
             </w:r>
             <w:r>
               <w:rPr>
@@ -10234,7 +9532,7 @@
               <w:lang w:eastAsia="en-GB"/>
             </w:rPr>
           </w:pPr>
-          <w:hyperlink w:anchor="_Toc228802388" w:history="1">
+          <w:hyperlink w:anchor="_Toc228812331" w:history="1">
             <w:r>
               <w:rPr>
                 <w:rStyle w:val="Hyperlink"/>
@@ -10282,7 +9580,7 @@
                 <w:noProof/>
                 <w:webHidden/>
               </w:rPr>
-              <w:instrText xml:space="preserve"> PAGEREF _Toc228802388 \h </w:instrText>
+              <w:instrText xml:space="preserve"> PAGEREF _Toc228812331 \h </w:instrText>
             </w:r>
             <w:r>
               <w:rPr>
@@ -10330,7 +9628,7 @@
               <w:lang w:eastAsia="en-GB"/>
             </w:rPr>
           </w:pPr>
-          <w:hyperlink w:anchor="_Toc228802389" w:history="1">
+          <w:hyperlink w:anchor="_Toc228812332" w:history="1">
             <w:r>
               <w:rPr>
                 <w:rStyle w:val="Hyperlink"/>
@@ -10382,7 +9680,7 @@
                 <w:noProof/>
                 <w:webHidden/>
               </w:rPr>
-              <w:instrText xml:space="preserve"> PAGEREF _Toc228802389 \h </w:instrText>
+              <w:instrText xml:space="preserve"> PAGEREF _Toc228812332 \h </w:instrText>
             </w:r>
             <w:r>
               <w:rPr>
@@ -10472,7 +9770,7 @@
           <w:szCs w:val="36"/>
         </w:rPr>
       </w:pPr>
-      <w:bookmarkStart w:id="4" w:name="_Toc228802293"/>
+      <w:bookmarkStart w:id="4" w:name="_Toc228812243"/>
       <w:r>
         <w:rPr>
           <w:rFonts w:ascii="Arial" w:hAnsi="Arial" w:cs="Arial"/>
@@ -10549,7 +9847,7 @@
           <w:szCs w:val="32"/>
         </w:rPr>
       </w:pPr>
-      <w:bookmarkStart w:id="5" w:name="_Toc228802294"/>
+      <w:bookmarkStart w:id="5" w:name="_Toc228812244"/>
       <w:r>
         <w:rPr>
           <w:rFonts w:ascii="Arial" w:hAnsi="Arial" w:cs="Arial"/>
@@ -10599,7 +9897,7 @@
           <w:szCs w:val="32"/>
         </w:rPr>
       </w:pPr>
-      <w:bookmarkStart w:id="6" w:name="_Toc228802295"/>
+      <w:bookmarkStart w:id="6" w:name="_Toc228812245"/>
       <w:r>
         <w:rPr>
           <w:rFonts w:ascii="Arial" w:hAnsi="Arial" w:cs="Arial"/>
@@ -10675,7 +9973,7 @@
           <w:szCs w:val="36"/>
         </w:rPr>
       </w:pPr>
-      <w:bookmarkStart w:id="7" w:name="_Toc228802296"/>
+      <w:bookmarkStart w:id="7" w:name="_Toc228812246"/>
       <w:r>
         <w:rPr>
           <w:rFonts w:ascii="Arial" w:hAnsi="Arial" w:cs="Arial"/>
@@ -10823,7 +10121,7 @@
           <w:szCs w:val="36"/>
         </w:rPr>
       </w:pPr>
-      <w:bookmarkStart w:id="8" w:name="_Toc228802297"/>
+      <w:bookmarkStart w:id="8" w:name="_Toc228812247"/>
       <w:r>
         <w:rPr>
           <w:rFonts w:ascii="Arial" w:hAnsi="Arial" w:cs="Arial"/>
@@ -10850,7 +10148,7 @@
           <w:iCs/>
         </w:rPr>
       </w:pPr>
-      <w:bookmarkStart w:id="9" w:name="_Toc228802298"/>
+      <w:bookmarkStart w:id="9" w:name="_Toc228812248"/>
       <w:r>
         <w:rPr>
           <w:rFonts w:ascii="Arial" w:hAnsi="Arial" w:cs="Arial"/>
@@ -10948,7 +10246,7 @@
           <w:iCs/>
         </w:rPr>
       </w:pPr>
-      <w:bookmarkStart w:id="10" w:name="_Toc228802299"/>
+      <w:bookmarkStart w:id="10" w:name="_Toc228812249"/>
       <w:r>
         <w:rPr>
           <w:rFonts w:ascii="Arial" w:hAnsi="Arial" w:cs="Arial"/>
@@ -10971,7 +10269,7 @@
           <w:iCs/>
         </w:rPr>
       </w:pPr>
-      <w:bookmarkStart w:id="11" w:name="_Toc228802300"/>
+      <w:bookmarkStart w:id="11" w:name="_Toc228812250"/>
       <w:r>
         <w:rPr>
           <w:b/>
@@ -11200,7 +10498,7 @@
           <w:iCs/>
         </w:rPr>
       </w:pPr>
-      <w:bookmarkStart w:id="12" w:name="_Toc228802301"/>
+      <w:bookmarkStart w:id="12" w:name="_Toc228812251"/>
       <w:r>
         <w:rPr>
           <w:b/>
@@ -11539,7 +10837,7 @@
           <w:iCs/>
         </w:rPr>
       </w:pPr>
-      <w:bookmarkStart w:id="14" w:name="_Toc228802302"/>
+      <w:bookmarkStart w:id="14" w:name="_Toc228812252"/>
       <w:r>
         <w:rPr>
           <w:b/>
@@ -11646,7 +10944,7 @@
           <w:iCs/>
         </w:rPr>
       </w:pPr>
-      <w:bookmarkStart w:id="15" w:name="_Toc228802303"/>
+      <w:bookmarkStart w:id="15" w:name="_Toc228812253"/>
       <w:r>
         <w:rPr>
           <w:b/>
@@ -11769,7 +11067,7 @@
           <w:iCs/>
         </w:rPr>
       </w:pPr>
-      <w:bookmarkStart w:id="17" w:name="_Toc228802304"/>
+      <w:bookmarkStart w:id="17" w:name="_Toc228812254"/>
       <w:bookmarkEnd w:id="16"/>
       <w:r>
         <w:rPr>
@@ -12045,7 +11343,7 @@
           <w:iCs/>
         </w:rPr>
       </w:pPr>
-      <w:bookmarkStart w:id="19" w:name="_Toc228802305"/>
+      <w:bookmarkStart w:id="19" w:name="_Toc228812255"/>
       <w:bookmarkEnd w:id="18"/>
       <w:r>
         <w:rPr>
@@ -12200,7 +11498,7 @@
           <w:szCs w:val="36"/>
         </w:rPr>
       </w:pPr>
-      <w:bookmarkStart w:id="20" w:name="_Toc228802306"/>
+      <w:bookmarkStart w:id="20" w:name="_Toc228812256"/>
       <w:r>
         <w:rPr>
           <w:rFonts w:ascii="Arial" w:hAnsi="Arial" w:cs="Arial"/>
@@ -12283,7 +11581,7 @@
           <w:iCs/>
         </w:rPr>
       </w:pPr>
-      <w:bookmarkStart w:id="21" w:name="_Toc228802307"/>
+      <w:bookmarkStart w:id="21" w:name="_Toc228812257"/>
       <w:r>
         <w:rPr>
           <w:rFonts w:ascii="Arial" w:hAnsi="Arial" w:cs="Arial"/>
@@ -12324,7 +11622,7 @@
           <w:szCs w:val="24"/>
         </w:rPr>
       </w:pPr>
-      <w:bookmarkStart w:id="22" w:name="_Toc228802308"/>
+      <w:bookmarkStart w:id="22" w:name="_Toc228812258"/>
       <w:r>
         <w:rPr>
           <w:rFonts w:ascii="Arial" w:hAnsi="Arial" w:cs="Arial"/>
@@ -12630,7 +11928,7 @@
           <w:szCs w:val="24"/>
         </w:rPr>
       </w:pPr>
-      <w:bookmarkStart w:id="23" w:name="_Toc228802309"/>
+      <w:bookmarkStart w:id="23" w:name="_Toc228812259"/>
       <w:r>
         <w:rPr>
           <w:rFonts w:ascii="Arial" w:hAnsi="Arial" w:cs="Arial"/>
@@ -12926,7 +12224,7 @@
           <w:szCs w:val="24"/>
         </w:rPr>
       </w:pPr>
-      <w:bookmarkStart w:id="26" w:name="_Toc228802310"/>
+      <w:bookmarkStart w:id="26" w:name="_Toc228812260"/>
       <w:r>
         <w:rPr>
           <w:rFonts w:ascii="Arial" w:hAnsi="Arial" w:cs="Arial"/>
@@ -13202,7 +12500,7 @@
           <w:szCs w:val="24"/>
         </w:rPr>
       </w:pPr>
-      <w:bookmarkStart w:id="29" w:name="_Toc228802311"/>
+      <w:bookmarkStart w:id="29" w:name="_Toc228812261"/>
       <w:r>
         <w:rPr>
           <w:rFonts w:ascii="Arial" w:hAnsi="Arial" w:cs="Arial"/>
@@ -13497,7 +12795,7 @@
           <w:szCs w:val="24"/>
         </w:rPr>
       </w:pPr>
-      <w:bookmarkStart w:id="30" w:name="_Toc228802312"/>
+      <w:bookmarkStart w:id="30" w:name="_Toc228812262"/>
       <w:r>
         <w:rPr>
           <w:rFonts w:ascii="Arial" w:hAnsi="Arial" w:cs="Arial"/>
@@ -13800,7 +13098,7 @@
           <w:szCs w:val="24"/>
         </w:rPr>
       </w:pPr>
-      <w:bookmarkStart w:id="31" w:name="_Toc228802313"/>
+      <w:bookmarkStart w:id="31" w:name="_Toc228812263"/>
       <w:r>
         <w:rPr>
           <w:rFonts w:ascii="Arial" w:hAnsi="Arial" w:cs="Arial"/>
@@ -14053,7 +13351,7 @@
           <w:szCs w:val="24"/>
         </w:rPr>
       </w:pPr>
-      <w:bookmarkStart w:id="32" w:name="_Toc228802314"/>
+      <w:bookmarkStart w:id="32" w:name="_Toc228812264"/>
       <w:r>
         <w:rPr>
           <w:rFonts w:ascii="Arial" w:hAnsi="Arial" w:cs="Arial"/>
@@ -14353,10 +13651,9 @@
           <w:bCs/>
           <w:i/>
           <w:iCs/>
-          <w:highlight w:val="red"/>
-        </w:rPr>
-      </w:pPr>
-      <w:bookmarkStart w:id="33" w:name="_Toc228802315"/>
+        </w:rPr>
+      </w:pPr>
+      <w:bookmarkStart w:id="33" w:name="_Toc228812265"/>
       <w:r>
         <w:rPr>
           <w:rFonts w:ascii="Arial" w:hAnsi="Arial" w:cs="Arial"/>
@@ -14364,8 +13661,8 @@
           <w:bCs/>
           <w:i/>
           <w:iCs/>
-          <w:highlight w:val="red"/>
-        </w:rPr>
+        </w:rPr>
+        <w:lastRenderedPageBreak/>
         <w:t>Flowcharts</w:t>
       </w:r>
       <w:bookmarkEnd w:id="33"/>
@@ -14382,10 +13679,9 @@
           <w:iCs/>
           <w:sz w:val="24"/>
           <w:szCs w:val="24"/>
-          <w:highlight w:val="red"/>
-        </w:rPr>
-      </w:pPr>
-      <w:bookmarkStart w:id="34" w:name="_Toc228802316"/>
+        </w:rPr>
+      </w:pPr>
+      <w:bookmarkStart w:id="34" w:name="_Toc228812266"/>
       <w:r>
         <w:rPr>
           <w:rFonts w:ascii="Arial" w:hAnsi="Arial" w:cs="Arial"/>
@@ -14395,7 +13691,6 @@
           <w:iCs/>
           <w:sz w:val="24"/>
           <w:szCs w:val="24"/>
-          <w:highlight w:val="red"/>
         </w:rPr>
         <w:t>Risk Score Calculation</w:t>
       </w:r>
@@ -14408,6 +13703,360 @@
           <w:rFonts w:ascii="Arial" w:hAnsi="Arial" w:cs="Arial"/>
         </w:rPr>
       </w:pPr>
+      <w:r>
+        <w:rPr>
+          <w:noProof/>
+        </w:rPr>
+        <mc:AlternateContent>
+          <mc:Choice Requires="wps">
+            <w:drawing>
+              <wp:anchor distT="0" distB="0" distL="114300" distR="114300" simplePos="0" relativeHeight="251718656" behindDoc="0" locked="0" layoutInCell="1" allowOverlap="1" wp14:anchorId="23D965ED" wp14:editId="199FF7DC">
+                <wp:simplePos x="0" y="0"/>
+                <wp:positionH relativeFrom="column">
+                  <wp:posOffset>810895</wp:posOffset>
+                </wp:positionH>
+                <wp:positionV relativeFrom="paragraph">
+                  <wp:posOffset>6049156</wp:posOffset>
+                </wp:positionV>
+                <wp:extent cx="4253230" cy="635"/>
+                <wp:effectExtent l="0" t="0" r="1270" b="12065"/>
+                <wp:wrapSquare wrapText="bothSides"/>
+                <wp:docPr id="1507384316" name="Text Box 1"/>
+                <wp:cNvGraphicFramePr/>
+                <a:graphic xmlns:a="http://schemas.openxmlformats.org/drawingml/2006/main">
+                  <a:graphicData uri="http://schemas.microsoft.com/office/word/2010/wordprocessingShape">
+                    <wps:wsp>
+                      <wps:cNvSpPr txBox="1"/>
+                      <wps:spPr>
+                        <a:xfrm>
+                          <a:off x="0" y="0"/>
+                          <a:ext cx="4253230" cy="635"/>
+                        </a:xfrm>
+                        <a:prstGeom prst="rect">
+                          <a:avLst/>
+                        </a:prstGeom>
+                        <a:solidFill>
+                          <a:prstClr val="white"/>
+                        </a:solidFill>
+                        <a:ln>
+                          <a:noFill/>
+                        </a:ln>
+                      </wps:spPr>
+                      <wps:txbx>
+                        <w:txbxContent>
+                          <w:p>
+                            <w:pPr>
+                              <w:pStyle w:val="Caption"/>
+                              <w:rPr>
+                                <w:rFonts w:ascii="Arial" w:hAnsi="Arial" w:cs="Arial"/>
+                                <w:noProof/>
+                              </w:rPr>
+                            </w:pPr>
+                            <w:r>
+                              <w:t xml:space="preserve">Figure </w:t>
+                            </w:r>
+                            <w:r>
+                              <w:fldChar w:fldCharType="begin"/>
+                            </w:r>
+                            <w:r>
+                              <w:instrText xml:space="preserve"> SEQ Figure \* ARABIC </w:instrText>
+                            </w:r>
+                            <w:r>
+                              <w:fldChar w:fldCharType="separate"/>
+                            </w:r>
+                            <w:r>
+                              <w:rPr>
+                                <w:noProof/>
+                              </w:rPr>
+                              <w:t>8</w:t>
+                            </w:r>
+                            <w:r>
+                              <w:fldChar w:fldCharType="end"/>
+                            </w:r>
+                            <w:r>
+                              <w:t xml:space="preserve"> – Flowchart for Risk Score Calculation Process</w:t>
+                            </w:r>
+                          </w:p>
+                        </w:txbxContent>
+                      </wps:txbx>
+                      <wps:bodyPr rot="0" spcFirstLastPara="0" vertOverflow="overflow" horzOverflow="overflow" vert="horz" wrap="square" lIns="0" tIns="0" rIns="0" bIns="0" numCol="1" spcCol="0" rtlCol="0" fromWordArt="0" anchor="t" anchorCtr="0" forceAA="0" compatLnSpc="1">
+                        <a:prstTxWarp prst="textNoShape">
+                          <a:avLst/>
+                        </a:prstTxWarp>
+                        <a:spAutoFit/>
+                      </wps:bodyPr>
+                    </wps:wsp>
+                  </a:graphicData>
+                </a:graphic>
+              </wp:anchor>
+            </w:drawing>
+          </mc:Choice>
+          <mc:Fallback>
+            <w:pict>
+              <v:shape w14:anchorId="23D965ED" id="_x0000_s1033" type="#_x0000_t202" style="position:absolute;margin-left:63.85pt;margin-top:476.3pt;width:334.9pt;height:.05pt;z-index:251718656;visibility:visible;mso-wrap-style:square;mso-wrap-distance-left:9pt;mso-wrap-distance-top:0;mso-wrap-distance-right:9pt;mso-wrap-distance-bottom:0;mso-position-horizontal:absolute;mso-position-horizontal-relative:text;mso-position-vertical:absolute;mso-position-vertical-relative:text;v-text-anchor:top" o:gfxdata="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" stroked="f">
+                <v:textbox style="mso-fit-shape-to-text:t" inset="0,0,0,0">
+                  <w:txbxContent>
+                    <w:p>
+                      <w:pPr>
+                        <w:pStyle w:val="Caption"/>
+                        <w:rPr>
+                          <w:rFonts w:ascii="Arial" w:hAnsi="Arial" w:cs="Arial"/>
+                          <w:noProof/>
+                        </w:rPr>
+                      </w:pPr>
+                      <w:r>
+                        <w:t xml:space="preserve">Figure </w:t>
+                      </w:r>
+                      <w:r>
+                        <w:fldChar w:fldCharType="begin"/>
+                      </w:r>
+                      <w:r>
+                        <w:instrText xml:space="preserve"> SEQ Figure \* ARABIC </w:instrText>
+                      </w:r>
+                      <w:r>
+                        <w:fldChar w:fldCharType="separate"/>
+                      </w:r>
+                      <w:r>
+                        <w:rPr>
+                          <w:noProof/>
+                        </w:rPr>
+                        <w:t>8</w:t>
+                      </w:r>
+                      <w:r>
+                        <w:fldChar w:fldCharType="end"/>
+                      </w:r>
+                      <w:r>
+                        <w:t xml:space="preserve"> – Flowchart for Risk Score Calculation Process</w:t>
+                      </w:r>
+                    </w:p>
+                  </w:txbxContent>
+                </v:textbox>
+                <w10:wrap type="square"/>
+              </v:shape>
+            </w:pict>
+          </mc:Fallback>
+        </mc:AlternateContent>
+      </w:r>
+      <w:r>
+        <w:rPr>
+          <w:rFonts w:ascii="Arial" w:hAnsi="Arial" w:cs="Arial"/>
+          <w:noProof/>
+        </w:rPr>
+        <w:drawing>
+          <wp:anchor distT="0" distB="0" distL="114300" distR="114300" simplePos="0" relativeHeight="251716608" behindDoc="0" locked="0" layoutInCell="1" allowOverlap="1" wp14:anchorId="00C3C24B" wp14:editId="72C26DFC">
+            <wp:simplePos x="0" y="0"/>
+            <wp:positionH relativeFrom="column">
+              <wp:posOffset>808355</wp:posOffset>
+            </wp:positionH>
+            <wp:positionV relativeFrom="paragraph">
+              <wp:posOffset>7620</wp:posOffset>
+            </wp:positionV>
+            <wp:extent cx="4253230" cy="6040120"/>
+            <wp:effectExtent l="0" t="0" r="1270" b="5080"/>
+            <wp:wrapSquare wrapText="bothSides"/>
+            <wp:docPr id="1558490089" name="Picture 17"/>
+            <wp:cNvGraphicFramePr>
+              <a:graphicFrameLocks xmlns:a="http://schemas.openxmlformats.org/drawingml/2006/main" noChangeAspect="1"/>
+            </wp:cNvGraphicFramePr>
+            <a:graphic xmlns:a="http://schemas.openxmlformats.org/drawingml/2006/main">
+              <a:graphicData uri="http://schemas.openxmlformats.org/drawingml/2006/picture">
+                <pic:pic xmlns:pic="http://schemas.openxmlformats.org/drawingml/2006/picture">
+                  <pic:nvPicPr>
+                    <pic:cNvPr id="1558490089" name="Picture 1558490089"/>
+                    <pic:cNvPicPr/>
+                  </pic:nvPicPr>
+                  <pic:blipFill>
+                    <a:blip r:embed="rId16">
+                      <a:extLst>
+                        <a:ext uri="{28A0092B-C50C-407E-A947-70E740481C1C}">
+                          <a14:useLocalDpi xmlns:a14="http://schemas.microsoft.com/office/drawing/2010/main" val="0"/>
+                        </a:ext>
+                      </a:extLst>
+                    </a:blip>
+                    <a:stretch>
+                      <a:fillRect/>
+                    </a:stretch>
+                  </pic:blipFill>
+                  <pic:spPr>
+                    <a:xfrm>
+                      <a:off x="0" y="0"/>
+                      <a:ext cx="4253230" cy="6040120"/>
+                    </a:xfrm>
+                    <a:prstGeom prst="rect">
+                      <a:avLst/>
+                    </a:prstGeom>
+                  </pic:spPr>
+                </pic:pic>
+              </a:graphicData>
+            </a:graphic>
+            <wp14:sizeRelH relativeFrom="page">
+              <wp14:pctWidth>0</wp14:pctWidth>
+            </wp14:sizeRelH>
+            <wp14:sizeRelV relativeFrom="page">
+              <wp14:pctHeight>0</wp14:pctHeight>
+            </wp14:sizeRelV>
+          </wp:anchor>
+        </w:drawing>
+      </w:r>
+    </w:p>
+    <w:p>
+      <w:pPr>
+        <w:rPr>
+          <w:rFonts w:ascii="Arial" w:hAnsi="Arial" w:cs="Arial"/>
+        </w:rPr>
+      </w:pPr>
+    </w:p>
+    <w:p>
+      <w:pPr>
+        <w:rPr>
+          <w:rFonts w:ascii="Arial" w:hAnsi="Arial" w:cs="Arial"/>
+        </w:rPr>
+      </w:pPr>
+    </w:p>
+    <w:p>
+      <w:pPr>
+        <w:rPr>
+          <w:rFonts w:ascii="Arial" w:hAnsi="Arial" w:cs="Arial"/>
+        </w:rPr>
+      </w:pPr>
+    </w:p>
+    <w:p>
+      <w:pPr>
+        <w:rPr>
+          <w:rFonts w:ascii="Arial" w:hAnsi="Arial" w:cs="Arial"/>
+        </w:rPr>
+      </w:pPr>
+    </w:p>
+    <w:p>
+      <w:pPr>
+        <w:rPr>
+          <w:rFonts w:ascii="Arial" w:hAnsi="Arial" w:cs="Arial"/>
+        </w:rPr>
+      </w:pPr>
+    </w:p>
+    <w:p>
+      <w:pPr>
+        <w:rPr>
+          <w:rFonts w:ascii="Arial" w:hAnsi="Arial" w:cs="Arial"/>
+        </w:rPr>
+      </w:pPr>
+    </w:p>
+    <w:p>
+      <w:pPr>
+        <w:rPr>
+          <w:rFonts w:ascii="Arial" w:hAnsi="Arial" w:cs="Arial"/>
+        </w:rPr>
+      </w:pPr>
+    </w:p>
+    <w:p>
+      <w:pPr>
+        <w:rPr>
+          <w:rFonts w:ascii="Arial" w:hAnsi="Arial" w:cs="Arial"/>
+        </w:rPr>
+      </w:pPr>
+    </w:p>
+    <w:p>
+      <w:pPr>
+        <w:rPr>
+          <w:rFonts w:ascii="Arial" w:hAnsi="Arial" w:cs="Arial"/>
+        </w:rPr>
+      </w:pPr>
+    </w:p>
+    <w:p>
+      <w:pPr>
+        <w:rPr>
+          <w:rFonts w:ascii="Arial" w:hAnsi="Arial" w:cs="Arial"/>
+        </w:rPr>
+      </w:pPr>
+    </w:p>
+    <w:p>
+      <w:pPr>
+        <w:rPr>
+          <w:rFonts w:ascii="Arial" w:hAnsi="Arial" w:cs="Arial"/>
+        </w:rPr>
+      </w:pPr>
+    </w:p>
+    <w:p>
+      <w:pPr>
+        <w:rPr>
+          <w:rFonts w:ascii="Arial" w:hAnsi="Arial" w:cs="Arial"/>
+        </w:rPr>
+      </w:pPr>
+    </w:p>
+    <w:p>
+      <w:pPr>
+        <w:rPr>
+          <w:rFonts w:ascii="Arial" w:hAnsi="Arial" w:cs="Arial"/>
+        </w:rPr>
+      </w:pPr>
+    </w:p>
+    <w:p>
+      <w:pPr>
+        <w:rPr>
+          <w:rFonts w:ascii="Arial" w:hAnsi="Arial" w:cs="Arial"/>
+        </w:rPr>
+      </w:pPr>
+    </w:p>
+    <w:p>
+      <w:pPr>
+        <w:rPr>
+          <w:rFonts w:ascii="Arial" w:hAnsi="Arial" w:cs="Arial"/>
+        </w:rPr>
+      </w:pPr>
+    </w:p>
+    <w:p>
+      <w:pPr>
+        <w:rPr>
+          <w:rFonts w:ascii="Arial" w:hAnsi="Arial" w:cs="Arial"/>
+        </w:rPr>
+      </w:pPr>
+    </w:p>
+    <w:p>
+      <w:pPr>
+        <w:rPr>
+          <w:rFonts w:ascii="Arial" w:hAnsi="Arial" w:cs="Arial"/>
+        </w:rPr>
+      </w:pPr>
+    </w:p>
+    <w:p>
+      <w:pPr>
+        <w:rPr>
+          <w:rFonts w:ascii="Arial" w:hAnsi="Arial" w:cs="Arial"/>
+        </w:rPr>
+      </w:pPr>
+    </w:p>
+    <w:p>
+      <w:pPr>
+        <w:rPr>
+          <w:rFonts w:ascii="Arial" w:hAnsi="Arial" w:cs="Arial"/>
+        </w:rPr>
+      </w:pPr>
+    </w:p>
+    <w:p>
+      <w:pPr>
+        <w:rPr>
+          <w:rFonts w:ascii="Arial" w:hAnsi="Arial" w:cs="Arial"/>
+        </w:rPr>
+      </w:pPr>
+    </w:p>
+    <w:p>
+      <w:pPr>
+        <w:rPr>
+          <w:rFonts w:ascii="Arial" w:hAnsi="Arial" w:cs="Arial"/>
+        </w:rPr>
+      </w:pPr>
+      <w:r>
+        <w:rPr>
+          <w:rFonts w:ascii="Arial" w:hAnsi="Arial" w:cs="Arial"/>
+        </w:rPr>
+        <w:t>Figure 8 shows the flowchart design for the risk score calculation process.</w:t>
+      </w:r>
+      <w:r>
+        <w:rPr>
+          <w:rFonts w:ascii="Arial" w:hAnsi="Arial" w:cs="Arial"/>
+        </w:rPr>
+        <w:t xml:space="preserve"> This process begins once a user has clicked on or entered a URL into the search bar, and involves multiple security checks being performed, including use of HTTP, the structure of the domain, missing security headers, and similarity to a list of known domains. The final risk score is then used in navigation to determine whether the site should be loaded normally, warned against, or completely blocked.</w:t>
+      </w:r>
     </w:p>
     <w:p>
       <w:pPr>
@@ -14421,10 +14070,144 @@
           <w:iCs/>
           <w:sz w:val="24"/>
           <w:szCs w:val="24"/>
-          <w:highlight w:val="red"/>
-        </w:rPr>
-      </w:pPr>
-      <w:bookmarkStart w:id="35" w:name="_Toc228802317"/>
+        </w:rPr>
+      </w:pPr>
+      <w:bookmarkStart w:id="35" w:name="_Toc228812267"/>
+      <w:r>
+        <w:rPr>
+          <w:noProof/>
+        </w:rPr>
+        <w:lastRenderedPageBreak/>
+        <mc:AlternateContent>
+          <mc:Choice Requires="wps">
+            <w:drawing>
+              <wp:anchor distT="0" distB="0" distL="114300" distR="114300" simplePos="0" relativeHeight="251712512" behindDoc="0" locked="0" layoutInCell="1" allowOverlap="1" wp14:anchorId="71FF5693" wp14:editId="379444E9">
+                <wp:simplePos x="0" y="0"/>
+                <wp:positionH relativeFrom="column">
+                  <wp:posOffset>0</wp:posOffset>
+                </wp:positionH>
+                <wp:positionV relativeFrom="paragraph">
+                  <wp:posOffset>6853555</wp:posOffset>
+                </wp:positionV>
+                <wp:extent cx="5731510" cy="635"/>
+                <wp:effectExtent l="0" t="0" r="0" b="12065"/>
+                <wp:wrapSquare wrapText="bothSides"/>
+                <wp:docPr id="373776432" name="Text Box 1"/>
+                <wp:cNvGraphicFramePr/>
+                <a:graphic xmlns:a="http://schemas.openxmlformats.org/drawingml/2006/main">
+                  <a:graphicData uri="http://schemas.microsoft.com/office/word/2010/wordprocessingShape">
+                    <wps:wsp>
+                      <wps:cNvSpPr txBox="1"/>
+                      <wps:spPr>
+                        <a:xfrm>
+                          <a:off x="0" y="0"/>
+                          <a:ext cx="5731510" cy="635"/>
+                        </a:xfrm>
+                        <a:prstGeom prst="rect">
+                          <a:avLst/>
+                        </a:prstGeom>
+                        <a:solidFill>
+                          <a:prstClr val="white"/>
+                        </a:solidFill>
+                        <a:ln>
+                          <a:noFill/>
+                        </a:ln>
+                      </wps:spPr>
+                      <wps:txbx>
+                        <w:txbxContent>
+                          <w:p>
+                            <w:pPr>
+                              <w:pStyle w:val="Caption"/>
+                              <w:rPr>
+                                <w:rFonts w:ascii="Arial" w:hAnsi="Arial" w:cs="Arial"/>
+                                <w:noProof/>
+                              </w:rPr>
+                            </w:pPr>
+                            <w:r>
+                              <w:t xml:space="preserve">Figure </w:t>
+                            </w:r>
+                            <w:r>
+                              <w:fldChar w:fldCharType="begin"/>
+                            </w:r>
+                            <w:r>
+                              <w:instrText xml:space="preserve"> SEQ Figure \* ARABIC </w:instrText>
+                            </w:r>
+                            <w:r>
+                              <w:fldChar w:fldCharType="separate"/>
+                            </w:r>
+                            <w:r>
+                              <w:rPr>
+                                <w:noProof/>
+                              </w:rPr>
+                              <w:t>9</w:t>
+                            </w:r>
+                            <w:r>
+                              <w:fldChar w:fldCharType="end"/>
+                            </w:r>
+                            <w:r>
+                              <w:t xml:space="preserve"> – Flowchart for Download Blocking Process</w:t>
+                            </w:r>
+                          </w:p>
+                        </w:txbxContent>
+                      </wps:txbx>
+                      <wps:bodyPr rot="0" spcFirstLastPara="0" vertOverflow="overflow" horzOverflow="overflow" vert="horz" wrap="square" lIns="0" tIns="0" rIns="0" bIns="0" numCol="1" spcCol="0" rtlCol="0" fromWordArt="0" anchor="t" anchorCtr="0" forceAA="0" compatLnSpc="1">
+                        <a:prstTxWarp prst="textNoShape">
+                          <a:avLst/>
+                        </a:prstTxWarp>
+                        <a:spAutoFit/>
+                      </wps:bodyPr>
+                    </wps:wsp>
+                  </a:graphicData>
+                </a:graphic>
+              </wp:anchor>
+            </w:drawing>
+          </mc:Choice>
+          <mc:Fallback>
+            <w:pict>
+              <v:shape w14:anchorId="71FF5693" id="_x0000_s1034" type="#_x0000_t202" style="position:absolute;left:0;text-align:left;margin-left:0;margin-top:539.65pt;width:451.3pt;height:.05pt;z-index:251712512;visibility:visible;mso-wrap-style:square;mso-wrap-distance-left:9pt;mso-wrap-distance-top:0;mso-wrap-distance-right:9pt;mso-wrap-distance-bottom:0;mso-position-horizontal:absolute;mso-position-horizontal-relative:text;mso-position-vertical:absolute;mso-position-vertical-relative:text;v-text-anchor:top" o:gfxdata="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" stroked="f">
+                <v:textbox style="mso-fit-shape-to-text:t" inset="0,0,0,0">
+                  <w:txbxContent>
+                    <w:p>
+                      <w:pPr>
+                        <w:pStyle w:val="Caption"/>
+                        <w:rPr>
+                          <w:rFonts w:ascii="Arial" w:hAnsi="Arial" w:cs="Arial"/>
+                          <w:noProof/>
+                        </w:rPr>
+                      </w:pPr>
+                      <w:r>
+                        <w:t xml:space="preserve">Figure </w:t>
+                      </w:r>
+                      <w:r>
+                        <w:fldChar w:fldCharType="begin"/>
+                      </w:r>
+                      <w:r>
+                        <w:instrText xml:space="preserve"> SEQ Figure \* ARABIC </w:instrText>
+                      </w:r>
+                      <w:r>
+                        <w:fldChar w:fldCharType="separate"/>
+                      </w:r>
+                      <w:r>
+                        <w:rPr>
+                          <w:noProof/>
+                        </w:rPr>
+                        <w:t>9</w:t>
+                      </w:r>
+                      <w:r>
+                        <w:fldChar w:fldCharType="end"/>
+                      </w:r>
+                      <w:r>
+                        <w:t xml:space="preserve"> – Flowchart for Download Blocking Process</w:t>
+                      </w:r>
+                    </w:p>
+                  </w:txbxContent>
+                </v:textbox>
+                <w10:wrap type="square"/>
+              </v:shape>
+            </w:pict>
+          </mc:Fallback>
+        </mc:AlternateContent>
+      </w:r>
       <w:r>
         <w:rPr>
           <w:rFonts w:ascii="Arial" w:hAnsi="Arial" w:cs="Arial"/>
@@ -14434,7 +14217,6 @@
           <w:iCs/>
           <w:sz w:val="24"/>
           <w:szCs w:val="24"/>
-          <w:highlight w:val="red"/>
         </w:rPr>
         <w:t>Download Blocking Process</w:t>
       </w:r>
@@ -14445,8 +14227,85 @@
         <w:spacing w:line="360" w:lineRule="auto"/>
         <w:rPr>
           <w:rFonts w:ascii="Arial" w:hAnsi="Arial" w:cs="Arial"/>
-        </w:rPr>
-      </w:pPr>
+          <w:b/>
+          <w:bCs/>
+          <w:sz w:val="32"/>
+          <w:szCs w:val="32"/>
+        </w:rPr>
+      </w:pPr>
+      <w:r>
+        <w:rPr>
+          <w:rFonts w:ascii="Arial" w:hAnsi="Arial" w:cs="Arial"/>
+          <w:noProof/>
+        </w:rPr>
+        <w:drawing>
+          <wp:anchor distT="0" distB="0" distL="114300" distR="114300" simplePos="0" relativeHeight="251710464" behindDoc="1" locked="0" layoutInCell="1" allowOverlap="1" wp14:anchorId="6CF632C0" wp14:editId="5E4B3408">
+            <wp:simplePos x="0" y="0"/>
+            <wp:positionH relativeFrom="column">
+              <wp:posOffset>0</wp:posOffset>
+            </wp:positionH>
+            <wp:positionV relativeFrom="paragraph">
+              <wp:posOffset>635</wp:posOffset>
+            </wp:positionV>
+            <wp:extent cx="5731510" cy="6536690"/>
+            <wp:effectExtent l="0" t="0" r="0" b="3810"/>
+            <wp:wrapSquare wrapText="bothSides"/>
+            <wp:docPr id="953603339" name="Picture 15"/>
+            <wp:cNvGraphicFramePr>
+              <a:graphicFrameLocks xmlns:a="http://schemas.openxmlformats.org/drawingml/2006/main" noChangeAspect="1"/>
+            </wp:cNvGraphicFramePr>
+            <a:graphic xmlns:a="http://schemas.openxmlformats.org/drawingml/2006/main">
+              <a:graphicData uri="http://schemas.openxmlformats.org/drawingml/2006/picture">
+                <pic:pic xmlns:pic="http://schemas.openxmlformats.org/drawingml/2006/picture">
+                  <pic:nvPicPr>
+                    <pic:cNvPr id="953603339" name="Picture 953603339"/>
+                    <pic:cNvPicPr/>
+                  </pic:nvPicPr>
+                  <pic:blipFill>
+                    <a:blip r:embed="rId17">
+                      <a:extLst>
+                        <a:ext uri="{28A0092B-C50C-407E-A947-70E740481C1C}">
+                          <a14:useLocalDpi xmlns:a14="http://schemas.microsoft.com/office/drawing/2010/main" val="0"/>
+                        </a:ext>
+                      </a:extLst>
+                    </a:blip>
+                    <a:stretch>
+                      <a:fillRect/>
+                    </a:stretch>
+                  </pic:blipFill>
+                  <pic:spPr>
+                    <a:xfrm>
+                      <a:off x="0" y="0"/>
+                      <a:ext cx="5731510" cy="6536690"/>
+                    </a:xfrm>
+                    <a:prstGeom prst="rect">
+                      <a:avLst/>
+                    </a:prstGeom>
+                  </pic:spPr>
+                </pic:pic>
+              </a:graphicData>
+            </a:graphic>
+            <wp14:sizeRelH relativeFrom="page">
+              <wp14:pctWidth>0</wp14:pctWidth>
+            </wp14:sizeRelH>
+            <wp14:sizeRelV relativeFrom="page">
+              <wp14:pctHeight>0</wp14:pctHeight>
+            </wp14:sizeRelV>
+          </wp:anchor>
+        </w:drawing>
+      </w:r>
+      <w:r>
+        <w:rPr>
+          <w:rFonts w:ascii="Arial" w:hAnsi="Arial" w:cs="Arial"/>
+        </w:rPr>
+        <w:t>Figure 9 shows the flowchart design for the download blocking process.</w:t>
+      </w:r>
+      <w:r>
+        <w:rPr>
+          <w:rFonts w:ascii="Arial" w:hAnsi="Arial" w:cs="Arial"/>
+        </w:rPr>
+        <w:t xml:space="preserve"> This process begins when a user attempts to download a file from a website. The file is intercepted before it can be downloaded and has its extension analysed against a predetermined list, which depends on the user’s protection level. If deemed safe, the file is allowed to be downloaded; however, if deemed malicious, the file is either warned against or blocked based on the user’s settings.</w:t>
+      </w:r>
     </w:p>
     <w:p>
       <w:pPr>
@@ -14460,10 +14319,144 @@
           <w:iCs/>
           <w:sz w:val="24"/>
           <w:szCs w:val="24"/>
-          <w:highlight w:val="red"/>
-        </w:rPr>
-      </w:pPr>
-      <w:bookmarkStart w:id="36" w:name="_Toc228802318"/>
+        </w:rPr>
+      </w:pPr>
+      <w:bookmarkStart w:id="36" w:name="_Toc228812268"/>
+      <w:r>
+        <w:rPr>
+          <w:noProof/>
+        </w:rPr>
+        <w:lastRenderedPageBreak/>
+        <mc:AlternateContent>
+          <mc:Choice Requires="wps">
+            <w:drawing>
+              <wp:anchor distT="0" distB="0" distL="114300" distR="114300" simplePos="0" relativeHeight="251715584" behindDoc="0" locked="0" layoutInCell="1" allowOverlap="1" wp14:anchorId="0F9ACCB7" wp14:editId="66DDEB27">
+                <wp:simplePos x="0" y="0"/>
+                <wp:positionH relativeFrom="column">
+                  <wp:posOffset>0</wp:posOffset>
+                </wp:positionH>
+                <wp:positionV relativeFrom="paragraph">
+                  <wp:posOffset>5972810</wp:posOffset>
+                </wp:positionV>
+                <wp:extent cx="5731510" cy="635"/>
+                <wp:effectExtent l="0" t="0" r="0" b="12065"/>
+                <wp:wrapSquare wrapText="bothSides"/>
+                <wp:docPr id="1792311527" name="Text Box 1"/>
+                <wp:cNvGraphicFramePr/>
+                <a:graphic xmlns:a="http://schemas.openxmlformats.org/drawingml/2006/main">
+                  <a:graphicData uri="http://schemas.microsoft.com/office/word/2010/wordprocessingShape">
+                    <wps:wsp>
+                      <wps:cNvSpPr txBox="1"/>
+                      <wps:spPr>
+                        <a:xfrm>
+                          <a:off x="0" y="0"/>
+                          <a:ext cx="5731510" cy="635"/>
+                        </a:xfrm>
+                        <a:prstGeom prst="rect">
+                          <a:avLst/>
+                        </a:prstGeom>
+                        <a:solidFill>
+                          <a:prstClr val="white"/>
+                        </a:solidFill>
+                        <a:ln>
+                          <a:noFill/>
+                        </a:ln>
+                      </wps:spPr>
+                      <wps:txbx>
+                        <w:txbxContent>
+                          <w:p>
+                            <w:pPr>
+                              <w:pStyle w:val="Caption"/>
+                              <w:rPr>
+                                <w:rFonts w:ascii="Arial" w:hAnsi="Arial" w:cs="Arial"/>
+                                <w:noProof/>
+                              </w:rPr>
+                            </w:pPr>
+                            <w:r>
+                              <w:t xml:space="preserve">Figure </w:t>
+                            </w:r>
+                            <w:r>
+                              <w:fldChar w:fldCharType="begin"/>
+                            </w:r>
+                            <w:r>
+                              <w:instrText xml:space="preserve"> SEQ Figure \* ARABIC </w:instrText>
+                            </w:r>
+                            <w:r>
+                              <w:fldChar w:fldCharType="separate"/>
+                            </w:r>
+                            <w:r>
+                              <w:rPr>
+                                <w:noProof/>
+                              </w:rPr>
+                              <w:t>10</w:t>
+                            </w:r>
+                            <w:r>
+                              <w:fldChar w:fldCharType="end"/>
+                            </w:r>
+                            <w:r>
+                              <w:t xml:space="preserve"> – Flowchart for Navigation Flow</w:t>
+                            </w:r>
+                          </w:p>
+                        </w:txbxContent>
+                      </wps:txbx>
+                      <wps:bodyPr rot="0" spcFirstLastPara="0" vertOverflow="overflow" horzOverflow="overflow" vert="horz" wrap="square" lIns="0" tIns="0" rIns="0" bIns="0" numCol="1" spcCol="0" rtlCol="0" fromWordArt="0" anchor="t" anchorCtr="0" forceAA="0" compatLnSpc="1">
+                        <a:prstTxWarp prst="textNoShape">
+                          <a:avLst/>
+                        </a:prstTxWarp>
+                        <a:spAutoFit/>
+                      </wps:bodyPr>
+                    </wps:wsp>
+                  </a:graphicData>
+                </a:graphic>
+              </wp:anchor>
+            </w:drawing>
+          </mc:Choice>
+          <mc:Fallback>
+            <w:pict>
+              <v:shape w14:anchorId="0F9ACCB7" id="_x0000_s1035" type="#_x0000_t202" style="position:absolute;left:0;text-align:left;margin-left:0;margin-top:470.3pt;width:451.3pt;height:.05pt;z-index:251715584;visibility:visible;mso-wrap-style:square;mso-wrap-distance-left:9pt;mso-wrap-distance-top:0;mso-wrap-distance-right:9pt;mso-wrap-distance-bottom:0;mso-position-horizontal:absolute;mso-position-horizontal-relative:text;mso-position-vertical:absolute;mso-position-vertical-relative:text;v-text-anchor:top" o:gfxdata="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" stroked="f">
+                <v:textbox style="mso-fit-shape-to-text:t" inset="0,0,0,0">
+                  <w:txbxContent>
+                    <w:p>
+                      <w:pPr>
+                        <w:pStyle w:val="Caption"/>
+                        <w:rPr>
+                          <w:rFonts w:ascii="Arial" w:hAnsi="Arial" w:cs="Arial"/>
+                          <w:noProof/>
+                        </w:rPr>
+                      </w:pPr>
+                      <w:r>
+                        <w:t xml:space="preserve">Figure </w:t>
+                      </w:r>
+                      <w:r>
+                        <w:fldChar w:fldCharType="begin"/>
+                      </w:r>
+                      <w:r>
+                        <w:instrText xml:space="preserve"> SEQ Figure \* ARABIC </w:instrText>
+                      </w:r>
+                      <w:r>
+                        <w:fldChar w:fldCharType="separate"/>
+                      </w:r>
+                      <w:r>
+                        <w:rPr>
+                          <w:noProof/>
+                        </w:rPr>
+                        <w:t>10</w:t>
+                      </w:r>
+                      <w:r>
+                        <w:fldChar w:fldCharType="end"/>
+                      </w:r>
+                      <w:r>
+                        <w:t xml:space="preserve"> – Flowchart for Navigation Flow</w:t>
+                      </w:r>
+                    </w:p>
+                  </w:txbxContent>
+                </v:textbox>
+                <w10:wrap type="square"/>
+              </v:shape>
+            </w:pict>
+          </mc:Fallback>
+        </mc:AlternateContent>
+      </w:r>
       <w:r>
         <w:rPr>
           <w:rFonts w:ascii="Arial" w:hAnsi="Arial" w:cs="Arial"/>
@@ -14473,11 +14466,131 @@
           <w:iCs/>
           <w:sz w:val="24"/>
           <w:szCs w:val="24"/>
-          <w:highlight w:val="red"/>
         </w:rPr>
         <w:t>Navigation Flow</w:t>
       </w:r>
       <w:bookmarkEnd w:id="36"/>
+    </w:p>
+    <w:p>
+      <w:pPr>
+        <w:spacing w:line="360" w:lineRule="auto"/>
+        <w:rPr>
+          <w:rFonts w:ascii="Arial" w:hAnsi="Arial" w:cs="Arial"/>
+          <w:b/>
+          <w:bCs/>
+          <w:sz w:val="32"/>
+          <w:szCs w:val="32"/>
+        </w:rPr>
+      </w:pPr>
+      <w:r>
+        <w:rPr>
+          <w:rFonts w:ascii="Arial" w:hAnsi="Arial" w:cs="Arial"/>
+          <w:noProof/>
+        </w:rPr>
+        <w:drawing>
+          <wp:anchor distT="0" distB="0" distL="114300" distR="114300" simplePos="0" relativeHeight="251713536" behindDoc="0" locked="0" layoutInCell="1" allowOverlap="1" wp14:anchorId="33E0E925" wp14:editId="2006AB78">
+            <wp:simplePos x="0" y="0"/>
+            <wp:positionH relativeFrom="column">
+              <wp:posOffset>0</wp:posOffset>
+            </wp:positionH>
+            <wp:positionV relativeFrom="paragraph">
+              <wp:posOffset>1270</wp:posOffset>
+            </wp:positionV>
+            <wp:extent cx="5731510" cy="5661660"/>
+            <wp:effectExtent l="0" t="0" r="0" b="2540"/>
+            <wp:wrapSquare wrapText="bothSides"/>
+            <wp:docPr id="28164677" name="Picture 16"/>
+            <wp:cNvGraphicFramePr>
+              <a:graphicFrameLocks xmlns:a="http://schemas.openxmlformats.org/drawingml/2006/main" noChangeAspect="1"/>
+            </wp:cNvGraphicFramePr>
+            <a:graphic xmlns:a="http://schemas.openxmlformats.org/drawingml/2006/main">
+              <a:graphicData uri="http://schemas.openxmlformats.org/drawingml/2006/picture">
+                <pic:pic xmlns:pic="http://schemas.openxmlformats.org/drawingml/2006/picture">
+                  <pic:nvPicPr>
+                    <pic:cNvPr id="28164677" name="Picture 28164677"/>
+                    <pic:cNvPicPr/>
+                  </pic:nvPicPr>
+                  <pic:blipFill>
+                    <a:blip r:embed="rId18">
+                      <a:extLst>
+                        <a:ext uri="{28A0092B-C50C-407E-A947-70E740481C1C}">
+                          <a14:useLocalDpi xmlns:a14="http://schemas.microsoft.com/office/drawing/2010/main" val="0"/>
+                        </a:ext>
+                      </a:extLst>
+                    </a:blip>
+                    <a:stretch>
+                      <a:fillRect/>
+                    </a:stretch>
+                  </pic:blipFill>
+                  <pic:spPr>
+                    <a:xfrm>
+                      <a:off x="0" y="0"/>
+                      <a:ext cx="5731510" cy="5661660"/>
+                    </a:xfrm>
+                    <a:prstGeom prst="rect">
+                      <a:avLst/>
+                    </a:prstGeom>
+                  </pic:spPr>
+                </pic:pic>
+              </a:graphicData>
+            </a:graphic>
+            <wp14:sizeRelH relativeFrom="page">
+              <wp14:pctWidth>0</wp14:pctWidth>
+            </wp14:sizeRelH>
+            <wp14:sizeRelV relativeFrom="page">
+              <wp14:pctHeight>0</wp14:pctHeight>
+            </wp14:sizeRelV>
+          </wp:anchor>
+        </w:drawing>
+      </w:r>
+      <w:r>
+        <w:rPr>
+          <w:rFonts w:ascii="Arial" w:hAnsi="Arial" w:cs="Arial"/>
+        </w:rPr>
+        <w:t>F</w:t>
+      </w:r>
+      <w:r>
+        <w:rPr>
+          <w:rFonts w:ascii="Arial" w:hAnsi="Arial" w:cs="Arial"/>
+        </w:rPr>
+        <w:t xml:space="preserve">igure </w:t>
+      </w:r>
+      <w:r>
+        <w:rPr>
+          <w:rFonts w:ascii="Arial" w:hAnsi="Arial" w:cs="Arial"/>
+        </w:rPr>
+        <w:t>10</w:t>
+      </w:r>
+      <w:r>
+        <w:rPr>
+          <w:rFonts w:ascii="Arial" w:hAnsi="Arial" w:cs="Arial"/>
+        </w:rPr>
+        <w:t xml:space="preserve"> shows the flowchart design for the</w:t>
+      </w:r>
+      <w:r>
+        <w:rPr>
+          <w:rFonts w:ascii="Arial" w:hAnsi="Arial" w:cs="Arial"/>
+        </w:rPr>
+        <w:t xml:space="preserve"> navigation flow</w:t>
+      </w:r>
+      <w:r>
+        <w:rPr>
+          <w:rFonts w:ascii="Arial" w:hAnsi="Arial" w:cs="Arial"/>
+        </w:rPr>
+        <w:t>.</w:t>
+      </w:r>
+      <w:r>
+        <w:rPr>
+          <w:rFonts w:ascii="Arial" w:hAnsi="Arial" w:cs="Arial"/>
+        </w:rPr>
+        <w:t xml:space="preserve"> This process begins when the user clicks on a button and details which pages get navigated to depending on the button clicked. This process can also begin when a user enters or clicks on a URL and compares the risk score of the site from the risk score calculation</w:t>
+      </w:r>
+      <w:r>
+        <w:rPr>
+          <w:rFonts w:ascii="Arial" w:hAnsi="Arial" w:cs="Arial"/>
+        </w:rPr>
+        <w:t xml:space="preserve"> compared with the user’s settings to allow access to the site, a warning page if deemed suspicious, or a blocking page if deemed almost certainly malicious. </w:t>
+      </w:r>
     </w:p>
     <w:p>
       <w:pPr>
@@ -14501,7 +14614,7 @@
           <w:szCs w:val="24"/>
         </w:rPr>
       </w:pPr>
-      <w:bookmarkStart w:id="37" w:name="_Toc228802319"/>
+      <w:bookmarkStart w:id="37" w:name="_Toc228812269"/>
       <w:r>
         <w:rPr>
           <w:noProof/>
@@ -14571,7 +14684,7 @@
                               <w:rPr>
                                 <w:noProof/>
                               </w:rPr>
-                              <w:t>8</w:t>
+                              <w:t>11</w:t>
                             </w:r>
                             <w:r>
                               <w:fldChar w:fldCharType="end"/>
@@ -14596,7 +14709,7 @@
           </mc:Choice>
           <mc:Fallback>
             <w:pict>
-              <v:shape w14:anchorId="114F9A64" id="_x0000_s1033" type="#_x0000_t202" style="position:absolute;left:0;text-align:left;margin-left:0;margin-top:535.65pt;width:451.3pt;height:.05pt;z-index:251709440;visibility:visible;mso-wrap-style:square;mso-wrap-distance-left:9pt;mso-wrap-distance-top:0;mso-wrap-distance-right:9pt;mso-wrap-distance-bottom:0;mso-position-horizontal:absolute;mso-position-horizontal-relative:text;mso-position-vertical:absolute;mso-position-vertical-relative:text;v-text-anchor:top" o:gfxdata="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" stroked="f">
+              <v:shape w14:anchorId="114F9A64" id="_x0000_s1036" type="#_x0000_t202" style="position:absolute;left:0;text-align:left;margin-left:0;margin-top:535.65pt;width:451.3pt;height:.05pt;z-index:251709440;visibility:visible;mso-wrap-style:square;mso-wrap-distance-left:9pt;mso-wrap-distance-top:0;mso-wrap-distance-right:9pt;mso-wrap-distance-bottom:0;mso-position-horizontal:absolute;mso-position-horizontal-relative:text;mso-position-vertical:absolute;mso-position-vertical-relative:text;v-text-anchor:top" o:gfxdata="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" stroked="f">
                 <v:textbox style="mso-fit-shape-to-text:t" inset="0,0,0,0">
                   <w:txbxContent>
                     <w:p>
@@ -14626,7 +14739,7 @@
                         <w:rPr>
                           <w:noProof/>
                         </w:rPr>
-                        <w:t>8</w:t>
+                        <w:t>11</w:t>
                       </w:r>
                       <w:r>
                         <w:fldChar w:fldCharType="end"/>
@@ -14683,7 +14796,7 @@
                     <pic:cNvPicPr/>
                   </pic:nvPicPr>
                   <pic:blipFill>
-                    <a:blip r:embed="rId16">
+                    <a:blip r:embed="rId19">
                       <a:extLst>
                         <a:ext uri="{28A0092B-C50C-407E-A947-70E740481C1C}">
                           <a14:useLocalDpi xmlns:a14="http://schemas.microsoft.com/office/drawing/2010/main" val="0"/>
@@ -14732,18 +14845,67 @@
         <w:rPr>
           <w:rFonts w:ascii="Arial" w:hAnsi="Arial" w:cs="Arial"/>
         </w:rPr>
-        <w:t xml:space="preserve">Figure 8 shows the flowchart for the quiz process. </w:t>
-      </w:r>
-      <w:r>
-        <w:rPr>
-          <w:rFonts w:ascii="Arial" w:hAnsi="Arial" w:cs="Arial"/>
-          <w:b/>
-          <w:bCs/>
-          <w:sz w:val="32"/>
-          <w:szCs w:val="32"/>
-          <w:highlight w:val="red"/>
-        </w:rPr>
-        <w:t>[WRITE AN EXPLANATION!]</w:t>
+        <w:t xml:space="preserve">Figure 11 </w:t>
+      </w:r>
+      <w:r>
+        <w:rPr>
+          <w:rFonts w:ascii="Arial" w:hAnsi="Arial" w:cs="Arial"/>
+        </w:rPr>
+        <w:t>shows the flowchart for the quiz process.</w:t>
+      </w:r>
+      <w:r>
+        <w:rPr>
+          <w:rFonts w:ascii="Arial" w:hAnsi="Arial" w:cs="Arial"/>
+        </w:rPr>
+        <w:t xml:space="preserve"> This process begins when the user accesses the dashboard, ensuring that they are first signed in. They are then prompted to select which quiz type they would like to complete, with daily quizzes being one </w:t>
+      </w:r>
+      <w:r>
+        <w:rPr>
+          <w:rFonts w:ascii="Arial" w:hAnsi="Arial" w:cs="Arial"/>
+        </w:rPr>
+        <w:t>question</w:t>
+      </w:r>
+      <w:r>
+        <w:rPr>
+          <w:rFonts w:ascii="Arial" w:hAnsi="Arial" w:cs="Arial"/>
+        </w:rPr>
+        <w:t xml:space="preserve"> rewarding </w:t>
+      </w:r>
+      <w:r>
+        <w:rPr>
+          <w:rFonts w:ascii="Arial" w:hAnsi="Arial" w:cs="Arial"/>
+        </w:rPr>
+        <w:t xml:space="preserve">10 </w:t>
+      </w:r>
+      <w:r>
+        <w:rPr>
+          <w:rFonts w:ascii="Arial" w:hAnsi="Arial" w:cs="Arial"/>
+        </w:rPr>
+        <w:t xml:space="preserve">experience points for a correct answer, and daily quizzes being </w:t>
+      </w:r>
+      <w:r>
+        <w:rPr>
+          <w:rFonts w:ascii="Arial" w:hAnsi="Arial" w:cs="Arial"/>
+        </w:rPr>
+        <w:t>10</w:t>
+      </w:r>
+      <w:r>
+        <w:rPr>
+          <w:rFonts w:ascii="Arial" w:hAnsi="Arial" w:cs="Arial"/>
+        </w:rPr>
+        <w:t xml:space="preserve"> questions and rewarding </w:t>
+      </w:r>
+      <w:r>
+        <w:rPr>
+          <w:rFonts w:ascii="Arial" w:hAnsi="Arial" w:cs="Arial"/>
+        </w:rPr>
+        <w:t xml:space="preserve">5 </w:t>
+      </w:r>
+      <w:r>
+        <w:rPr>
+          <w:rFonts w:ascii="Arial" w:hAnsi="Arial" w:cs="Arial"/>
+        </w:rPr>
+        <w:t>experience points per correct answer.</w:t>
       </w:r>
     </w:p>
     <w:p>
@@ -14758,7 +14920,7 @@
           <w:iCs/>
         </w:rPr>
       </w:pPr>
-      <w:bookmarkStart w:id="38" w:name="_Toc228802320"/>
+      <w:bookmarkStart w:id="38" w:name="_Toc228812270"/>
       <w:r>
         <w:rPr>
           <w:rFonts w:ascii="Arial" w:hAnsi="Arial" w:cs="Arial"/>
@@ -14786,7 +14948,7 @@
           <w:szCs w:val="22"/>
         </w:rPr>
       </w:pPr>
-      <w:bookmarkStart w:id="39" w:name="_Toc228802321"/>
+      <w:bookmarkStart w:id="39" w:name="_Toc228812271"/>
       <w:r>
         <w:rPr>
           <w:rFonts w:ascii="Arial" w:hAnsi="Arial" w:cs="Arial"/>
@@ -14971,7 +15133,7 @@
           <w:szCs w:val="24"/>
         </w:rPr>
       </w:pPr>
-      <w:bookmarkStart w:id="40" w:name="_Toc228802322"/>
+      <w:bookmarkStart w:id="40" w:name="_Toc228812272"/>
       <w:r>
         <w:rPr>
           <w:rFonts w:ascii="Arial" w:hAnsi="Arial" w:cs="Arial"/>
@@ -15163,7 +15325,21 @@
         <w:rPr>
           <w:rFonts w:ascii="Arial" w:hAnsi="Arial" w:cs="Arial"/>
         </w:rPr>
-        <w:t xml:space="preserve">(if enabled) </w:t>
+        <w:t>(if enabled</w:t>
+      </w:r>
+      <w:proofErr w:type="gramStart"/>
+      <w:r>
+        <w:rPr>
+          <w:rFonts w:ascii="Arial" w:hAnsi="Arial" w:cs="Arial"/>
+        </w:rPr>
+        <w:t>)</w:t>
+      </w:r>
+      <w:proofErr w:type="gramEnd"/>
+      <w:r>
+        <w:rPr>
+          <w:rFonts w:ascii="Arial" w:hAnsi="Arial" w:cs="Arial"/>
+        </w:rPr>
+        <w:t xml:space="preserve"> </w:t>
       </w:r>
       <w:r>
         <w:rPr>
@@ -15192,7 +15368,7 @@
           <w:szCs w:val="22"/>
         </w:rPr>
       </w:pPr>
-      <w:bookmarkStart w:id="41" w:name="_Toc228802323"/>
+      <w:bookmarkStart w:id="41" w:name="_Toc228812273"/>
       <w:r>
         <w:rPr>
           <w:rFonts w:ascii="Arial" w:hAnsi="Arial" w:cs="Arial"/>
@@ -15321,7 +15497,7 @@
           <w:szCs w:val="24"/>
         </w:rPr>
       </w:pPr>
-      <w:bookmarkStart w:id="42" w:name="_Toc228802324"/>
+      <w:bookmarkStart w:id="42" w:name="_Toc228812274"/>
       <w:r>
         <w:rPr>
           <w:rFonts w:ascii="Arial" w:hAnsi="Arial" w:cs="Arial"/>
@@ -15463,7 +15639,7 @@
           <w:szCs w:val="24"/>
         </w:rPr>
       </w:pPr>
-      <w:bookmarkStart w:id="43" w:name="_Toc228802325"/>
+      <w:bookmarkStart w:id="43" w:name="_Toc228812275"/>
       <w:r>
         <w:rPr>
           <w:rFonts w:ascii="Arial" w:hAnsi="Arial" w:cs="Arial"/>
@@ -15537,7 +15713,21 @@
         <w:rPr>
           <w:rFonts w:ascii="Arial" w:hAnsi="Arial" w:cs="Arial"/>
         </w:rPr>
-        <w:t>with a pre-defined list of similar domain names using the Damerau-Levenshtein algorithm</w:t>
+        <w:t xml:space="preserve">with a pre-defined list of similar domain names using the </w:t>
+      </w:r>
+      <w:proofErr w:type="spellStart"/>
+      <w:r>
+        <w:rPr>
+          <w:rFonts w:ascii="Arial" w:hAnsi="Arial" w:cs="Arial"/>
+        </w:rPr>
+        <w:t>Damerau-Levenshtein</w:t>
+      </w:r>
+      <w:proofErr w:type="spellEnd"/>
+      <w:r>
+        <w:rPr>
+          <w:rFonts w:ascii="Arial" w:hAnsi="Arial" w:cs="Arial"/>
+        </w:rPr>
+        <w:t xml:space="preserve"> algorithm</w:t>
       </w:r>
     </w:p>
     <w:p>
@@ -15591,7 +15781,7 @@
           <w:szCs w:val="24"/>
         </w:rPr>
       </w:pPr>
-      <w:bookmarkStart w:id="44" w:name="_Toc228802326"/>
+      <w:bookmarkStart w:id="44" w:name="_Toc228812276"/>
       <w:r>
         <w:rPr>
           <w:rFonts w:ascii="Arial" w:hAnsi="Arial" w:cs="Arial"/>
@@ -15677,7 +15867,7 @@
           <w:szCs w:val="24"/>
         </w:rPr>
       </w:pPr>
-      <w:bookmarkStart w:id="45" w:name="_Toc228802327"/>
+      <w:bookmarkStart w:id="45" w:name="_Toc228812277"/>
       <w:r>
         <w:rPr>
           <w:rFonts w:ascii="Arial" w:hAnsi="Arial" w:cs="Arial"/>
@@ -15764,7 +15954,7 @@
           <w:szCs w:val="28"/>
         </w:rPr>
       </w:pPr>
-      <w:bookmarkStart w:id="46" w:name="_Toc228802328"/>
+      <w:bookmarkStart w:id="46" w:name="_Toc228812278"/>
       <w:r>
         <w:rPr>
           <w:rFonts w:ascii="Arial" w:hAnsi="Arial" w:cs="Arial"/>
@@ -15834,7 +16024,7 @@
           <w:szCs w:val="36"/>
         </w:rPr>
       </w:pPr>
-      <w:bookmarkStart w:id="47" w:name="_Toc228802329"/>
+      <w:bookmarkStart w:id="47" w:name="_Toc228812279"/>
       <w:r>
         <w:rPr>
           <w:rFonts w:ascii="Arial" w:hAnsi="Arial" w:cs="Arial"/>
@@ -15876,7 +16066,7 @@
           <w:highlight w:val="red"/>
         </w:rPr>
       </w:pPr>
-      <w:bookmarkStart w:id="48" w:name="_Toc228802330"/>
+      <w:bookmarkStart w:id="48" w:name="_Toc228812280"/>
       <w:r>
         <w:rPr>
           <w:rFonts w:ascii="Arial" w:hAnsi="Arial" w:cs="Arial"/>
@@ -15902,7 +16092,7 @@
           <w:iCs/>
         </w:rPr>
       </w:pPr>
-      <w:bookmarkStart w:id="49" w:name="_Toc228802331"/>
+      <w:bookmarkStart w:id="49" w:name="_Toc228812281"/>
       <w:r>
         <w:rPr>
           <w:rFonts w:ascii="Arial" w:hAnsi="Arial" w:cs="Arial"/>
@@ -15916,30 +16106,74 @@
       <w:bookmarkEnd w:id="49"/>
     </w:p>
     <w:p>
-      <w:r>
+      <w:pPr>
+        <w:spacing w:line="360" w:lineRule="auto"/>
+        <w:rPr>
+          <w:rFonts w:ascii="Arial" w:hAnsi="Arial" w:cs="Arial"/>
+        </w:rPr>
+      </w:pPr>
+      <w:r>
+        <w:rPr>
+          <w:rFonts w:ascii="Arial" w:hAnsi="Arial" w:cs="Arial"/>
+        </w:rPr>
         <w:t>The agile method was selected as the main development approach for this project due to the constant change in requirements, and the abundance of features needing to be developed, including general browser navigation, Firebase connection, a risk scoring system, a quizzing system, and a gamified dashboard.  Using an iterative method like agile allowed for features to be developed, tested, and redesigned within allocated slots, to allow full focus into that feature.</w:t>
       </w:r>
     </w:p>
     <w:p>
-      <w:r>
+      <w:pPr>
+        <w:spacing w:line="360" w:lineRule="auto"/>
+        <w:rPr>
+          <w:rFonts w:ascii="Arial" w:hAnsi="Arial" w:cs="Arial"/>
+        </w:rPr>
+      </w:pPr>
+      <w:r>
+        <w:rPr>
+          <w:rFonts w:ascii="Arial" w:hAnsi="Arial" w:cs="Arial"/>
+        </w:rPr>
         <w:t xml:space="preserve">Development was divided into sprints, starting with a focus on planning, research and design, and later moving into feature development and implementing core functionality. </w:t>
       </w:r>
       <w:r>
+        <w:rPr>
+          <w:rFonts w:ascii="Arial" w:hAnsi="Arial" w:cs="Arial"/>
+        </w:rPr>
         <w:t>Trello was used to track these sprints by planning tasks that should be completed within them, and marking off which tasks had been completed after the sprint was over.</w:t>
       </w:r>
     </w:p>
     <w:p>
-      <w:r>
-        <w:t>Due to the lack of a development team, a full agile scrum method was not used; however, fortnightly meetings were arranged with a project supervisor to outline what had been completed, and what the next steps were for this project. This was useful to receive feedback on features and determine any changes which needed to be made, for example implementing a full risk score calculation over just blocking HTTP sites.</w:t>
-      </w:r>
-    </w:p>
-    <w:p>
-      <w:r>
+      <w:pPr>
+        <w:spacing w:line="360" w:lineRule="auto"/>
+        <w:rPr>
+          <w:rFonts w:ascii="Arial" w:hAnsi="Arial" w:cs="Arial"/>
+        </w:rPr>
+      </w:pPr>
+      <w:r>
+        <w:rPr>
+          <w:rFonts w:ascii="Arial" w:hAnsi="Arial" w:cs="Arial"/>
+        </w:rPr>
+        <w:t xml:space="preserve">Due to the lack of a development team, a full agile scrum method was not used; however, fortnightly meetings were arranged with a project supervisor to outline what had been completed, and what the next steps were for this project. This was useful to receive feedback on features and determine any changes which needed to be </w:t>
+      </w:r>
+      <w:r>
+        <w:rPr>
+          <w:rFonts w:ascii="Arial" w:hAnsi="Arial" w:cs="Arial"/>
+        </w:rPr>
         <w:lastRenderedPageBreak/>
+        <w:t>made, for example implementing a full risk score calculation over just blocking HTTP sites.</w:t>
+      </w:r>
+    </w:p>
+    <w:p>
+      <w:pPr>
+        <w:spacing w:line="360" w:lineRule="auto"/>
+        <w:rPr>
+          <w:rFonts w:ascii="Arial" w:hAnsi="Arial" w:cs="Arial"/>
+        </w:rPr>
+      </w:pPr>
+      <w:r>
+        <w:rPr>
+          <w:rFonts w:ascii="Arial" w:hAnsi="Arial" w:cs="Arial"/>
+        </w:rPr>
         <w:t>Overall, an agile method of development was important for receiving consistent feedback on implemented features and allowing for time to be focussed primarily on specific features to complete them to the highest level.</w:t>
       </w:r>
     </w:p>
-    <w:p/>
     <w:p>
       <w:pPr>
         <w:pStyle w:val="Heading2"/>
@@ -15952,7 +16186,7 @@
           <w:iCs/>
         </w:rPr>
       </w:pPr>
-      <w:bookmarkStart w:id="50" w:name="_Toc228802332"/>
+      <w:bookmarkStart w:id="50" w:name="_Toc228812282"/>
       <w:r>
         <w:rPr>
           <w:rFonts w:ascii="Arial" w:hAnsi="Arial" w:cs="Arial"/>
@@ -15977,7 +16211,7 @@
           <w:iCs/>
         </w:rPr>
       </w:pPr>
-      <w:bookmarkStart w:id="51" w:name="_Toc228802333"/>
+      <w:bookmarkStart w:id="51" w:name="_Toc228812283"/>
       <w:r>
         <w:rPr>
           <w:rFonts w:ascii="Arial" w:hAnsi="Arial" w:cs="Arial"/>
@@ -16016,7 +16250,7 @@
           <w:iCs/>
         </w:rPr>
       </w:pPr>
-      <w:bookmarkStart w:id="52" w:name="_Toc228802334"/>
+      <w:bookmarkStart w:id="52" w:name="_Toc228812284"/>
       <w:r>
         <w:rPr>
           <w:rFonts w:ascii="Arial" w:hAnsi="Arial" w:cs="Arial"/>
@@ -16055,7 +16289,7 @@
           <w:iCs/>
         </w:rPr>
       </w:pPr>
-      <w:bookmarkStart w:id="53" w:name="_Toc228802335"/>
+      <w:bookmarkStart w:id="53" w:name="_Toc228812285"/>
       <w:r>
         <w:rPr>
           <w:rFonts w:ascii="Arial" w:hAnsi="Arial" w:cs="Arial"/>
@@ -16100,7 +16334,7 @@
           <w:iCs/>
         </w:rPr>
       </w:pPr>
-      <w:bookmarkStart w:id="54" w:name="_Toc228802336"/>
+      <w:bookmarkStart w:id="54" w:name="_Toc228812286"/>
       <w:r>
         <w:rPr>
           <w:rFonts w:ascii="Arial" w:hAnsi="Arial" w:cs="Arial"/>
@@ -16139,7 +16373,7 @@
           <w:iCs/>
         </w:rPr>
       </w:pPr>
-      <w:bookmarkStart w:id="55" w:name="_Toc228802337"/>
+      <w:bookmarkStart w:id="55" w:name="_Toc228812287"/>
       <w:r>
         <w:rPr>
           <w:rFonts w:ascii="Arial" w:hAnsi="Arial" w:cs="Arial"/>
@@ -16178,7 +16412,7 @@
           <w:iCs/>
         </w:rPr>
       </w:pPr>
-      <w:bookmarkStart w:id="56" w:name="_Toc228802338"/>
+      <w:bookmarkStart w:id="56" w:name="_Toc228812288"/>
       <w:r>
         <w:rPr>
           <w:rFonts w:ascii="Arial" w:hAnsi="Arial" w:cs="Arial"/>
@@ -16264,7 +16498,7 @@
           <w:iCs/>
         </w:rPr>
       </w:pPr>
-      <w:bookmarkStart w:id="57" w:name="_Toc228802339"/>
+      <w:bookmarkStart w:id="57" w:name="_Toc228812289"/>
       <w:r>
         <w:rPr>
           <w:rFonts w:ascii="Arial" w:hAnsi="Arial" w:cs="Arial"/>
@@ -16303,7 +16537,7 @@
           <w:iCs/>
         </w:rPr>
       </w:pPr>
-      <w:bookmarkStart w:id="58" w:name="_Toc228802340"/>
+      <w:bookmarkStart w:id="58" w:name="_Toc228812290"/>
       <w:r>
         <w:rPr>
           <w:rFonts w:ascii="Arial" w:hAnsi="Arial" w:cs="Arial"/>
@@ -16347,11 +16581,27 @@
         </w:rPr>
         <w:t>‘</w:t>
       </w:r>
-      <w:r>
-        <w:rPr>
-          <w:rFonts w:ascii="Arial" w:hAnsi="Arial" w:cs="Arial"/>
-        </w:rPr>
-        <w:t>riskScore()</w:t>
+      <w:proofErr w:type="spellStart"/>
+      <w:proofErr w:type="gramStart"/>
+      <w:r>
+        <w:rPr>
+          <w:rFonts w:ascii="Arial" w:hAnsi="Arial" w:cs="Arial"/>
+        </w:rPr>
+        <w:t>riskScore</w:t>
+      </w:r>
+      <w:proofErr w:type="spellEnd"/>
+      <w:r>
+        <w:rPr>
+          <w:rFonts w:ascii="Arial" w:hAnsi="Arial" w:cs="Arial"/>
+        </w:rPr>
+        <w:t>(</w:t>
+      </w:r>
+      <w:proofErr w:type="gramEnd"/>
+      <w:r>
+        <w:rPr>
+          <w:rFonts w:ascii="Arial" w:hAnsi="Arial" w:cs="Arial"/>
+        </w:rPr>
+        <w:t>)</w:t>
       </w:r>
       <w:r>
         <w:rPr>
@@ -16439,13 +16689,26 @@
                               <w:rPr>
                                 <w:noProof/>
                               </w:rPr>
-                              <w:t>9</w:t>
+                              <w:t>12</w:t>
                             </w:r>
                             <w:r>
                               <w:fldChar w:fldCharType="end"/>
                             </w:r>
                             <w:r>
-                              <w:t xml:space="preserve"> – The riskScore() function integrated in Visual Studio Code</w:t>
+                              <w:t xml:space="preserve"> – The </w:t>
+                            </w:r>
+                            <w:proofErr w:type="spellStart"/>
+                            <w:proofErr w:type="gramStart"/>
+                            <w:r>
+                              <w:t>riskScore</w:t>
+                            </w:r>
+                            <w:proofErr w:type="spellEnd"/>
+                            <w:r>
+                              <w:t>(</w:t>
+                            </w:r>
+                            <w:proofErr w:type="gramEnd"/>
+                            <w:r>
+                              <w:t>) function integrated in Visual Studio Code</w:t>
                             </w:r>
                           </w:p>
                         </w:txbxContent>
@@ -16464,7 +16727,7 @@
           </mc:Choice>
           <mc:Fallback>
             <w:pict>
-              <v:shape w14:anchorId="7A25A2CD" id="_x0000_s1034" type="#_x0000_t202" style="position:absolute;margin-left:5pt;margin-top:595.6pt;width:451.3pt;height:.05pt;z-index:251702272;visibility:visible;mso-wrap-style:square;mso-wrap-distance-left:9pt;mso-wrap-distance-top:0;mso-wrap-distance-right:9pt;mso-wrap-distance-bottom:0;mso-position-horizontal:absolute;mso-position-horizontal-relative:text;mso-position-vertical:absolute;mso-position-vertical-relative:text;v-text-anchor:top" o:gfxdata="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" stroked="f">
+              <v:shape w14:anchorId="7A25A2CD" id="_x0000_s1037" type="#_x0000_t202" style="position:absolute;margin-left:5pt;margin-top:595.6pt;width:451.3pt;height:.05pt;z-index:251702272;visibility:visible;mso-wrap-style:square;mso-wrap-distance-left:9pt;mso-wrap-distance-top:0;mso-wrap-distance-right:9pt;mso-wrap-distance-bottom:0;mso-position-horizontal:absolute;mso-position-horizontal-relative:text;mso-position-vertical:absolute;mso-position-vertical-relative:text;v-text-anchor:top" o:gfxdata="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" stroked="f">
                 <v:textbox style="mso-fit-shape-to-text:t" inset="0,0,0,0">
                   <w:txbxContent>
                     <w:p>
@@ -16491,13 +16754,26 @@
                         <w:rPr>
                           <w:noProof/>
                         </w:rPr>
-                        <w:t>9</w:t>
+                        <w:t>12</w:t>
                       </w:r>
                       <w:r>
                         <w:fldChar w:fldCharType="end"/>
                       </w:r>
                       <w:r>
-                        <w:t xml:space="preserve"> – The riskScore() function integrated in Visual Studio Code</w:t>
+                        <w:t xml:space="preserve"> – The </w:t>
+                      </w:r>
+                      <w:proofErr w:type="spellStart"/>
+                      <w:proofErr w:type="gramStart"/>
+                      <w:r>
+                        <w:t>riskScore</w:t>
+                      </w:r>
+                      <w:proofErr w:type="spellEnd"/>
+                      <w:r>
+                        <w:t>(</w:t>
+                      </w:r>
+                      <w:proofErr w:type="gramEnd"/>
+                      <w:r>
+                        <w:t>) function integrated in Visual Studio Code</w:t>
                       </w:r>
                     </w:p>
                   </w:txbxContent>
@@ -16537,7 +16813,7 @@
                     <pic:cNvPicPr/>
                   </pic:nvPicPr>
                   <pic:blipFill>
-                    <a:blip r:embed="rId17">
+                    <a:blip r:embed="rId20">
                       <a:extLst>
                         <a:ext uri="{28A0092B-C50C-407E-A947-70E740481C1C}">
                           <a14:useLocalDpi xmlns:a14="http://schemas.microsoft.com/office/drawing/2010/main" val="0"/>
@@ -16597,7 +16873,7 @@
           <w:iCs/>
         </w:rPr>
       </w:pPr>
-      <w:bookmarkStart w:id="59" w:name="_Toc228802341"/>
+      <w:bookmarkStart w:id="59" w:name="_Toc228812291"/>
       <w:r>
         <w:rPr>
           <w:rFonts w:ascii="Arial" w:hAnsi="Arial" w:cs="Arial"/>
@@ -16683,7 +16959,7 @@
                               <w:rPr>
                                 <w:noProof/>
                               </w:rPr>
-                              <w:t>10</w:t>
+                              <w:t>13</w:t>
                             </w:r>
                             <w:r>
                               <w:rPr>
@@ -16692,7 +16968,15 @@
                               <w:fldChar w:fldCharType="end"/>
                             </w:r>
                             <w:r>
-                              <w:t xml:space="preserve"> – The checkHTTP() function integrated in Visual Studio Code</w:t>
+                              <w:t xml:space="preserve"> – The </w:t>
+                            </w:r>
+                            <w:proofErr w:type="gramStart"/>
+                            <w:r>
+                              <w:t>checkHTTP(</w:t>
+                            </w:r>
+                            <w:proofErr w:type="gramEnd"/>
+                            <w:r>
+                              <w:t>) function integrated in Visual Studio Code</w:t>
                             </w:r>
                           </w:p>
                         </w:txbxContent>
@@ -16711,7 +16995,7 @@
           </mc:Choice>
           <mc:Fallback>
             <w:pict>
-              <v:shape w14:anchorId="4125CE14" id="_x0000_s1035" type="#_x0000_t202" style="position:absolute;margin-left:5.3pt;margin-top:508.55pt;width:451.3pt;height:.05pt;z-index:251673600;visibility:visible;mso-wrap-style:square;mso-wrap-distance-left:9pt;mso-wrap-distance-top:0;mso-wrap-distance-right:9pt;mso-wrap-distance-bottom:0;mso-position-horizontal:absolute;mso-position-horizontal-relative:text;mso-position-vertical:absolute;mso-position-vertical-relative:text;v-text-anchor:top" o:gfxdata="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" stroked="f">
+              <v:shape w14:anchorId="4125CE14" id="_x0000_s1038" type="#_x0000_t202" style="position:absolute;margin-left:5.3pt;margin-top:508.55pt;width:451.3pt;height:.05pt;z-index:251673600;visibility:visible;mso-wrap-style:square;mso-wrap-distance-left:9pt;mso-wrap-distance-top:0;mso-wrap-distance-right:9pt;mso-wrap-distance-bottom:0;mso-position-horizontal:absolute;mso-position-horizontal-relative:text;mso-position-vertical:absolute;mso-position-vertical-relative:text;v-text-anchor:top" o:gfxdata="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" stroked="f">
                 <v:textbox style="mso-fit-shape-to-text:t" inset="0,0,0,0">
                   <w:txbxContent>
                     <w:p>
@@ -16738,7 +17022,7 @@
                         <w:rPr>
                           <w:noProof/>
                         </w:rPr>
-                        <w:t>10</w:t>
+                        <w:t>13</w:t>
                       </w:r>
                       <w:r>
                         <w:rPr>
@@ -16747,7 +17031,15 @@
                         <w:fldChar w:fldCharType="end"/>
                       </w:r>
                       <w:r>
-                        <w:t xml:space="preserve"> – The checkHTTP() function integrated in Visual Studio Code</w:t>
+                        <w:t xml:space="preserve"> – The </w:t>
+                      </w:r>
+                      <w:proofErr w:type="gramStart"/>
+                      <w:r>
+                        <w:t>checkHTTP(</w:t>
+                      </w:r>
+                      <w:proofErr w:type="gramEnd"/>
+                      <w:r>
+                        <w:t>) function integrated in Visual Studio Code</w:t>
                       </w:r>
                     </w:p>
                   </w:txbxContent>
@@ -16787,7 +17079,7 @@
                     <pic:cNvPicPr/>
                   </pic:nvPicPr>
                   <pic:blipFill>
-                    <a:blip r:embed="rId18">
+                    <a:blip r:embed="rId21">
                       <a:extLst>
                         <a:ext uri="{28A0092B-C50C-407E-A947-70E740481C1C}">
                           <a14:useLocalDpi xmlns:a14="http://schemas.microsoft.com/office/drawing/2010/main" val="0"/>
@@ -16879,7 +17171,29 @@
         <w:rPr>
           <w:rFonts w:ascii="Arial" w:hAnsi="Arial" w:cs="Arial"/>
         </w:rPr>
-        <w:t>shows the code for the function ‘checkHTTP()’.</w:t>
+        <w:t>shows the code for the function ‘</w:t>
+      </w:r>
+      <w:proofErr w:type="spellStart"/>
+      <w:proofErr w:type="gramStart"/>
+      <w:r>
+        <w:rPr>
+          <w:rFonts w:ascii="Arial" w:hAnsi="Arial" w:cs="Arial"/>
+        </w:rPr>
+        <w:t>checkHTTP</w:t>
+      </w:r>
+      <w:proofErr w:type="spellEnd"/>
+      <w:r>
+        <w:rPr>
+          <w:rFonts w:ascii="Arial" w:hAnsi="Arial" w:cs="Arial"/>
+        </w:rPr>
+        <w:t>(</w:t>
+      </w:r>
+      <w:proofErr w:type="gramEnd"/>
+      <w:r>
+        <w:rPr>
+          <w:rFonts w:ascii="Arial" w:hAnsi="Arial" w:cs="Arial"/>
+        </w:rPr>
+        <w:t>)’.</w:t>
       </w:r>
       <w:r>
         <w:rPr>
@@ -16906,7 +17220,7 @@
           <w:iCs/>
         </w:rPr>
       </w:pPr>
-      <w:bookmarkStart w:id="60" w:name="_Toc228802342"/>
+      <w:bookmarkStart w:id="60" w:name="_Toc228812292"/>
       <w:r>
         <w:rPr>
           <w:rFonts w:ascii="Arial" w:hAnsi="Arial" w:cs="Arial"/>
@@ -17041,7 +17355,29 @@
         <w:rPr>
           <w:rFonts w:ascii="Arial" w:hAnsi="Arial" w:cs="Arial"/>
         </w:rPr>
-        <w:t xml:space="preserve">‘checkDomainName()’. </w:t>
+        <w:t>‘</w:t>
+      </w:r>
+      <w:proofErr w:type="spellStart"/>
+      <w:proofErr w:type="gramStart"/>
+      <w:r>
+        <w:rPr>
+          <w:rFonts w:ascii="Arial" w:hAnsi="Arial" w:cs="Arial"/>
+        </w:rPr>
+        <w:t>checkDomainName</w:t>
+      </w:r>
+      <w:proofErr w:type="spellEnd"/>
+      <w:r>
+        <w:rPr>
+          <w:rFonts w:ascii="Arial" w:hAnsi="Arial" w:cs="Arial"/>
+        </w:rPr>
+        <w:t>(</w:t>
+      </w:r>
+      <w:proofErr w:type="gramEnd"/>
+      <w:r>
+        <w:rPr>
+          <w:rFonts w:ascii="Arial" w:hAnsi="Arial" w:cs="Arial"/>
+        </w:rPr>
+        <w:t xml:space="preserve">)’. </w:t>
       </w:r>
       <w:r>
         <w:rPr>
@@ -18188,7 +18524,7 @@
                               <w:rPr>
                                 <w:noProof/>
                               </w:rPr>
-                              <w:t>11</w:t>
+                              <w:t>14</w:t>
                             </w:r>
                             <w:r>
                               <w:rPr>
@@ -18197,7 +18533,20 @@
                               <w:fldChar w:fldCharType="end"/>
                             </w:r>
                             <w:r>
-                              <w:t xml:space="preserve"> – The checkDomainName() function integrated in Visual Studio Code</w:t>
+                              <w:t xml:space="preserve"> – The </w:t>
+                            </w:r>
+                            <w:proofErr w:type="spellStart"/>
+                            <w:proofErr w:type="gramStart"/>
+                            <w:r>
+                              <w:t>checkDomainName</w:t>
+                            </w:r>
+                            <w:proofErr w:type="spellEnd"/>
+                            <w:r>
+                              <w:t>(</w:t>
+                            </w:r>
+                            <w:proofErr w:type="gramEnd"/>
+                            <w:r>
+                              <w:t>) function integrated in Visual Studio Code</w:t>
                             </w:r>
                           </w:p>
                         </w:txbxContent>
@@ -18216,7 +18565,7 @@
           </mc:Choice>
           <mc:Fallback>
             <w:pict>
-              <v:shape w14:anchorId="6A9DFD0B" id="_x0000_s1036" type="#_x0000_t202" style="position:absolute;margin-left:5.3pt;margin-top:614.65pt;width:451.3pt;height:.05pt;z-index:251676672;visibility:visible;mso-wrap-style:square;mso-wrap-distance-left:9pt;mso-wrap-distance-top:0;mso-wrap-distance-right:9pt;mso-wrap-distance-bottom:0;mso-position-horizontal:absolute;mso-position-horizontal-relative:text;mso-position-vertical:absolute;mso-position-vertical-relative:text;v-text-anchor:top" o:gfxdata="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" stroked="f">
+              <v:shape w14:anchorId="6A9DFD0B" id="_x0000_s1039" type="#_x0000_t202" style="position:absolute;margin-left:5.3pt;margin-top:614.65pt;width:451.3pt;height:.05pt;z-index:251676672;visibility:visible;mso-wrap-style:square;mso-wrap-distance-left:9pt;mso-wrap-distance-top:0;mso-wrap-distance-right:9pt;mso-wrap-distance-bottom:0;mso-position-horizontal:absolute;mso-position-horizontal-relative:text;mso-position-vertical:absolute;mso-position-vertical-relative:text;v-text-anchor:top" o:gfxdata="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" stroked="f">
                 <v:textbox style="mso-fit-shape-to-text:t" inset="0,0,0,0">
                   <w:txbxContent>
                     <w:p>
@@ -18242,7 +18591,7 @@
                         <w:rPr>
                           <w:noProof/>
                         </w:rPr>
-                        <w:t>11</w:t>
+                        <w:t>14</w:t>
                       </w:r>
                       <w:r>
                         <w:rPr>
@@ -18251,7 +18600,20 @@
                         <w:fldChar w:fldCharType="end"/>
                       </w:r>
                       <w:r>
-                        <w:t xml:space="preserve"> – The checkDomainName() function integrated in Visual Studio Code</w:t>
+                        <w:t xml:space="preserve"> – The </w:t>
+                      </w:r>
+                      <w:proofErr w:type="spellStart"/>
+                      <w:proofErr w:type="gramStart"/>
+                      <w:r>
+                        <w:t>checkDomainName</w:t>
+                      </w:r>
+                      <w:proofErr w:type="spellEnd"/>
+                      <w:r>
+                        <w:t>(</w:t>
+                      </w:r>
+                      <w:proofErr w:type="gramEnd"/>
+                      <w:r>
+                        <w:t>) function integrated in Visual Studio Code</w:t>
                       </w:r>
                     </w:p>
                   </w:txbxContent>
@@ -18291,7 +18653,7 @@
                     <pic:cNvPicPr/>
                   </pic:nvPicPr>
                   <pic:blipFill>
-                    <a:blip r:embed="rId19">
+                    <a:blip r:embed="rId22">
                       <a:extLst>
                         <a:ext uri="{28A0092B-C50C-407E-A947-70E740481C1C}">
                           <a14:useLocalDpi xmlns:a14="http://schemas.microsoft.com/office/drawing/2010/main" val="0"/>
@@ -18336,7 +18698,7 @@
           <w:iCs/>
         </w:rPr>
       </w:pPr>
-      <w:bookmarkStart w:id="61" w:name="_Toc228802343"/>
+      <w:bookmarkStart w:id="61" w:name="_Toc228812293"/>
       <w:r>
         <w:rPr>
           <w:rFonts w:ascii="Arial" w:hAnsi="Arial" w:cs="Arial"/>
@@ -18361,7 +18723,21 @@
         <w:rPr>
           <w:rFonts w:ascii="Arial" w:hAnsi="Arial" w:cs="Arial"/>
         </w:rPr>
-        <w:t>The WhoIs API is used to check the age of a domain, increasing the risk score based on the</w:t>
+        <w:t xml:space="preserve">The </w:t>
+      </w:r>
+      <w:proofErr w:type="spellStart"/>
+      <w:r>
+        <w:rPr>
+          <w:rFonts w:ascii="Arial" w:hAnsi="Arial" w:cs="Arial"/>
+        </w:rPr>
+        <w:t>WhoIs</w:t>
+      </w:r>
+      <w:proofErr w:type="spellEnd"/>
+      <w:r>
+        <w:rPr>
+          <w:rFonts w:ascii="Arial" w:hAnsi="Arial" w:cs="Arial"/>
+        </w:rPr>
+        <w:t xml:space="preserve"> API is used to check the age of a domain, increasing the risk score based on the</w:t>
       </w:r>
       <w:r>
         <w:rPr>
@@ -18403,7 +18779,29 @@
         <w:rPr>
           <w:rFonts w:ascii="Arial" w:hAnsi="Arial" w:cs="Arial"/>
         </w:rPr>
-        <w:t xml:space="preserve"> ‘checkDomainAge()’. The age risk is split into </w:t>
+        <w:t xml:space="preserve"> ‘</w:t>
+      </w:r>
+      <w:proofErr w:type="spellStart"/>
+      <w:proofErr w:type="gramStart"/>
+      <w:r>
+        <w:rPr>
+          <w:rFonts w:ascii="Arial" w:hAnsi="Arial" w:cs="Arial"/>
+        </w:rPr>
+        <w:t>checkDomainAge</w:t>
+      </w:r>
+      <w:proofErr w:type="spellEnd"/>
+      <w:r>
+        <w:rPr>
+          <w:rFonts w:ascii="Arial" w:hAnsi="Arial" w:cs="Arial"/>
+        </w:rPr>
+        <w:t>(</w:t>
+      </w:r>
+      <w:proofErr w:type="gramEnd"/>
+      <w:r>
+        <w:rPr>
+          <w:rFonts w:ascii="Arial" w:hAnsi="Arial" w:cs="Arial"/>
+        </w:rPr>
+        <w:t xml:space="preserve">)’. The age risk is split into </w:t>
       </w:r>
       <w:r>
         <w:rPr>
@@ -18590,7 +18988,7 @@
           <w:iCs/>
         </w:rPr>
       </w:pPr>
-      <w:bookmarkStart w:id="62" w:name="_Toc228802344"/>
+      <w:bookmarkStart w:id="62" w:name="_Toc228812294"/>
       <w:r>
         <w:rPr>
           <w:b/>
@@ -18660,7 +19058,7 @@
                               <w:rPr>
                                 <w:noProof/>
                               </w:rPr>
-                              <w:t>12</w:t>
+                              <w:t>15</w:t>
                             </w:r>
                             <w:r>
                               <w:rPr>
@@ -18669,7 +19067,20 @@
                               <w:fldChar w:fldCharType="end"/>
                             </w:r>
                             <w:r>
-                              <w:t xml:space="preserve"> – The checkDomainAge() function integrated in Visual Studio Code</w:t>
+                              <w:t xml:space="preserve"> – The </w:t>
+                            </w:r>
+                            <w:proofErr w:type="spellStart"/>
+                            <w:proofErr w:type="gramStart"/>
+                            <w:r>
+                              <w:t>checkDomainAge</w:t>
+                            </w:r>
+                            <w:proofErr w:type="spellEnd"/>
+                            <w:r>
+                              <w:t>(</w:t>
+                            </w:r>
+                            <w:proofErr w:type="gramEnd"/>
+                            <w:r>
+                              <w:t>) function integrated in Visual Studio Code</w:t>
                             </w:r>
                           </w:p>
                         </w:txbxContent>
@@ -18688,7 +19099,7 @@
           </mc:Choice>
           <mc:Fallback>
             <w:pict>
-              <v:shape w14:anchorId="28CE052B" id="_x0000_s1037" type="#_x0000_t202" style="position:absolute;left:0;text-align:left;margin-left:0;margin-top:435.55pt;width:451.3pt;height:.05pt;z-index:251682816;visibility:visible;mso-wrap-style:square;mso-wrap-distance-left:9pt;mso-wrap-distance-top:0;mso-wrap-distance-right:9pt;mso-wrap-distance-bottom:0;mso-position-horizontal:absolute;mso-position-horizontal-relative:text;mso-position-vertical:absolute;mso-position-vertical-relative:text;v-text-anchor:top" o:gfxdata="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" stroked="f">
+              <v:shape w14:anchorId="28CE052B" id="_x0000_s1040" type="#_x0000_t202" style="position:absolute;left:0;text-align:left;margin-left:0;margin-top:435.55pt;width:451.3pt;height:.05pt;z-index:251682816;visibility:visible;mso-wrap-style:square;mso-wrap-distance-left:9pt;mso-wrap-distance-top:0;mso-wrap-distance-right:9pt;mso-wrap-distance-bottom:0;mso-position-horizontal:absolute;mso-position-horizontal-relative:text;mso-position-vertical:absolute;mso-position-vertical-relative:text;v-text-anchor:top" o:gfxdata="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" stroked="f">
                 <v:textbox style="mso-fit-shape-to-text:t" inset="0,0,0,0">
                   <w:txbxContent>
                     <w:p>
@@ -18715,7 +19126,7 @@
                         <w:rPr>
                           <w:noProof/>
                         </w:rPr>
-                        <w:t>12</w:t>
+                        <w:t>15</w:t>
                       </w:r>
                       <w:r>
                         <w:rPr>
@@ -18724,7 +19135,20 @@
                         <w:fldChar w:fldCharType="end"/>
                       </w:r>
                       <w:r>
-                        <w:t xml:space="preserve"> – The checkDomainAge() function integrated in Visual Studio Code</w:t>
+                        <w:t xml:space="preserve"> – The </w:t>
+                      </w:r>
+                      <w:proofErr w:type="spellStart"/>
+                      <w:proofErr w:type="gramStart"/>
+                      <w:r>
+                        <w:t>checkDomainAge</w:t>
+                      </w:r>
+                      <w:proofErr w:type="spellEnd"/>
+                      <w:r>
+                        <w:t>(</w:t>
+                      </w:r>
+                      <w:proofErr w:type="gramEnd"/>
+                      <w:r>
+                        <w:t>) function integrated in Visual Studio Code</w:t>
                       </w:r>
                     </w:p>
                   </w:txbxContent>
@@ -18767,7 +19191,7 @@
                     <pic:cNvPicPr/>
                   </pic:nvPicPr>
                   <pic:blipFill>
-                    <a:blip r:embed="rId20" cstate="print">
+                    <a:blip r:embed="rId23" cstate="print">
                       <a:extLst>
                         <a:ext uri="{28A0092B-C50C-407E-A947-70E740481C1C}">
                           <a14:useLocalDpi xmlns:a14="http://schemas.microsoft.com/office/drawing/2010/main" val="0"/>
@@ -18895,11 +19319,27 @@
         </w:rPr>
         <w:t>‘</w:t>
       </w:r>
-      <w:r>
-        <w:rPr>
-          <w:rFonts w:ascii="Arial" w:hAnsi="Arial" w:cs="Arial"/>
-        </w:rPr>
-        <w:t>checkSecurityHeader()</w:t>
+      <w:proofErr w:type="spellStart"/>
+      <w:proofErr w:type="gramStart"/>
+      <w:r>
+        <w:rPr>
+          <w:rFonts w:ascii="Arial" w:hAnsi="Arial" w:cs="Arial"/>
+        </w:rPr>
+        <w:t>checkSecurityHeader</w:t>
+      </w:r>
+      <w:proofErr w:type="spellEnd"/>
+      <w:r>
+        <w:rPr>
+          <w:rFonts w:ascii="Arial" w:hAnsi="Arial" w:cs="Arial"/>
+        </w:rPr>
+        <w:t>(</w:t>
+      </w:r>
+      <w:proofErr w:type="gramEnd"/>
+      <w:r>
+        <w:rPr>
+          <w:rFonts w:ascii="Arial" w:hAnsi="Arial" w:cs="Arial"/>
+        </w:rPr>
+        <w:t>)</w:t>
       </w:r>
       <w:r>
         <w:rPr>
@@ -19283,7 +19723,29 @@
                 <w:sz w:val="22"/>
                 <w:szCs w:val="22"/>
               </w:rPr>
-              <w:t>x-xss-protection</w:t>
+              <w:t>x-</w:t>
+            </w:r>
+            <w:proofErr w:type="spellStart"/>
+            <w:r>
+              <w:rPr>
+                <w:rFonts w:ascii="Arial" w:hAnsi="Arial" w:cs="Arial"/>
+                <w:i/>
+                <w:iCs/>
+                <w:sz w:val="22"/>
+                <w:szCs w:val="22"/>
+              </w:rPr>
+              <w:t>xss</w:t>
+            </w:r>
+            <w:proofErr w:type="spellEnd"/>
+            <w:r>
+              <w:rPr>
+                <w:rFonts w:ascii="Arial" w:hAnsi="Arial" w:cs="Arial"/>
+                <w:i/>
+                <w:iCs/>
+                <w:sz w:val="22"/>
+                <w:szCs w:val="22"/>
+              </w:rPr>
+              <w:t>-protection</w:t>
             </w:r>
           </w:p>
         </w:tc>
@@ -20349,7 +20811,7 @@
                                 <w:rFonts w:ascii="Arial" w:hAnsi="Arial" w:cs="Arial"/>
                                 <w:noProof/>
                               </w:rPr>
-                              <w:t>13</w:t>
+                              <w:t>16</w:t>
                             </w:r>
                             <w:r>
                               <w:rPr>
@@ -20362,7 +20824,29 @@
                               <w:rPr>
                                 <w:rFonts w:ascii="Arial" w:hAnsi="Arial" w:cs="Arial"/>
                               </w:rPr>
-                              <w:t xml:space="preserve"> – The checkSecurityHeader() function integrated in Visual Studio Code</w:t>
+                              <w:t xml:space="preserve"> – The </w:t>
+                            </w:r>
+                            <w:proofErr w:type="spellStart"/>
+                            <w:proofErr w:type="gramStart"/>
+                            <w:r>
+                              <w:rPr>
+                                <w:rFonts w:ascii="Arial" w:hAnsi="Arial" w:cs="Arial"/>
+                              </w:rPr>
+                              <w:t>checkSecurityHeader</w:t>
+                            </w:r>
+                            <w:proofErr w:type="spellEnd"/>
+                            <w:r>
+                              <w:rPr>
+                                <w:rFonts w:ascii="Arial" w:hAnsi="Arial" w:cs="Arial"/>
+                              </w:rPr>
+                              <w:t>(</w:t>
+                            </w:r>
+                            <w:proofErr w:type="gramEnd"/>
+                            <w:r>
+                              <w:rPr>
+                                <w:rFonts w:ascii="Arial" w:hAnsi="Arial" w:cs="Arial"/>
+                              </w:rPr>
+                              <w:t>) function integrated in Visual Studio Code</w:t>
                             </w:r>
                           </w:p>
                         </w:txbxContent>
@@ -20384,7 +20868,7 @@
           </mc:Choice>
           <mc:Fallback>
             <w:pict>
-              <v:shape w14:anchorId="4928156D" id="_x0000_s1038" type="#_x0000_t202" style="position:absolute;margin-left:-3.65pt;margin-top:675.3pt;width:461.1pt;height:.05pt;z-index:251685888;visibility:visible;mso-wrap-style:square;mso-width-percent:0;mso-wrap-distance-left:9pt;mso-wrap-distance-top:0;mso-wrap-distance-right:9pt;mso-wrap-distance-bottom:0;mso-position-horizontal:absolute;mso-position-horizontal-relative:text;mso-position-vertical:absolute;mso-position-vertical-relative:text;mso-width-percent:0;mso-width-relative:margin;v-text-anchor:top" o:gfxdata="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" stroked="f">
+              <v:shape w14:anchorId="4928156D" id="_x0000_s1041" type="#_x0000_t202" style="position:absolute;margin-left:-3.65pt;margin-top:675.3pt;width:461.1pt;height:.05pt;z-index:251685888;visibility:visible;mso-wrap-style:square;mso-width-percent:0;mso-wrap-distance-left:9pt;mso-wrap-distance-top:0;mso-wrap-distance-right:9pt;mso-wrap-distance-bottom:0;mso-position-horizontal:absolute;mso-position-horizontal-relative:text;mso-position-vertical:absolute;mso-position-vertical-relative:text;mso-width-percent:0;mso-width-relative:margin;v-text-anchor:top" o:gfxdata="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" stroked="f">
                 <v:textbox style="mso-fit-shape-to-text:t" inset="0,0,0,0">
                   <w:txbxContent>
                     <w:p>
@@ -20425,7 +20909,7 @@
                           <w:rFonts w:ascii="Arial" w:hAnsi="Arial" w:cs="Arial"/>
                           <w:noProof/>
                         </w:rPr>
-                        <w:t>13</w:t>
+                        <w:t>16</w:t>
                       </w:r>
                       <w:r>
                         <w:rPr>
@@ -20438,7 +20922,29 @@
                         <w:rPr>
                           <w:rFonts w:ascii="Arial" w:hAnsi="Arial" w:cs="Arial"/>
                         </w:rPr>
-                        <w:t xml:space="preserve"> – The checkSecurityHeader() function integrated in Visual Studio Code</w:t>
+                        <w:t xml:space="preserve"> – The </w:t>
+                      </w:r>
+                      <w:proofErr w:type="spellStart"/>
+                      <w:proofErr w:type="gramStart"/>
+                      <w:r>
+                        <w:rPr>
+                          <w:rFonts w:ascii="Arial" w:hAnsi="Arial" w:cs="Arial"/>
+                        </w:rPr>
+                        <w:t>checkSecurityHeader</w:t>
+                      </w:r>
+                      <w:proofErr w:type="spellEnd"/>
+                      <w:r>
+                        <w:rPr>
+                          <w:rFonts w:ascii="Arial" w:hAnsi="Arial" w:cs="Arial"/>
+                        </w:rPr>
+                        <w:t>(</w:t>
+                      </w:r>
+                      <w:proofErr w:type="gramEnd"/>
+                      <w:r>
+                        <w:rPr>
+                          <w:rFonts w:ascii="Arial" w:hAnsi="Arial" w:cs="Arial"/>
+                        </w:rPr>
+                        <w:t>) function integrated in Visual Studio Code</w:t>
                       </w:r>
                     </w:p>
                   </w:txbxContent>
@@ -20478,7 +20984,7 @@
                     <pic:cNvPicPr/>
                   </pic:nvPicPr>
                   <pic:blipFill>
-                    <a:blip r:embed="rId21">
+                    <a:blip r:embed="rId24">
                       <a:extLst>
                         <a:ext uri="{28A0092B-C50C-407E-A947-70E740481C1C}">
                           <a14:useLocalDpi xmlns:a14="http://schemas.microsoft.com/office/drawing/2010/main" val="0"/>
@@ -20523,7 +21029,7 @@
           <w:iCs/>
         </w:rPr>
       </w:pPr>
-      <w:bookmarkStart w:id="63" w:name="_Toc228802345"/>
+      <w:bookmarkStart w:id="63" w:name="_Toc228812295"/>
       <w:r>
         <w:rPr>
           <w:rFonts w:ascii="Arial" w:hAnsi="Arial" w:cs="Arial"/>
@@ -20554,7 +21060,21 @@
         <w:rPr>
           <w:rFonts w:ascii="Arial" w:hAnsi="Arial" w:cs="Arial"/>
         </w:rPr>
-        <w:t xml:space="preserve"> exploiting misspellings of common domains. The Talisman package was used to create a typosquatting check, utilising the built-in Damerau-Levenshtein function to determine the distance between the entered URL and a list of common URLs. The risk score is then increased depending on how close the domains are, increasing by 30 points if the domain is one step away, and by 15 points if the domain is two steps away. This utilises only the closest distance to prevent the score being increased multiple times from checking multiple domains, The domain was split to extract subdomains, which allowed checks to be performed on each subdomain to analyse its distance. If the URL matches exactly, the function is not called to prevent any false positives from being created and access to a legitimate domain being blocked.</w:t>
+        <w:t xml:space="preserve"> exploiting misspellings of common domains. The Talisman package was used to create a typosquatting check, utilising the built-in </w:t>
+      </w:r>
+      <w:proofErr w:type="spellStart"/>
+      <w:r>
+        <w:rPr>
+          <w:rFonts w:ascii="Arial" w:hAnsi="Arial" w:cs="Arial"/>
+        </w:rPr>
+        <w:t>Damerau-Levenshtein</w:t>
+      </w:r>
+      <w:proofErr w:type="spellEnd"/>
+      <w:r>
+        <w:rPr>
+          <w:rFonts w:ascii="Arial" w:hAnsi="Arial" w:cs="Arial"/>
+        </w:rPr>
+        <w:t xml:space="preserve"> function to determine the distance between the entered URL and a list of common URLs. The risk score is then increased depending on how close the domains are, increasing by 30 points if the domain is one step away, and by 15 points if the domain is two steps away. This utilises only the closest distance to prevent the score being increased multiple times from checking multiple domains, The domain was split to extract subdomains, which allowed checks to be performed on each subdomain to analyse its distance. If the URL matches exactly, the function is not called to prevent any false positives from being created and access to a legitimate domain being blocked.</w:t>
       </w:r>
       <w:r>
         <w:rPr>
@@ -20604,11 +21124,27 @@
         </w:rPr>
         <w:t>function ‘</w:t>
       </w:r>
-      <w:r>
-        <w:rPr>
-          <w:rFonts w:ascii="Arial" w:hAnsi="Arial" w:cs="Arial"/>
-        </w:rPr>
-        <w:t>typosquattingCheck()</w:t>
+      <w:proofErr w:type="spellStart"/>
+      <w:proofErr w:type="gramStart"/>
+      <w:r>
+        <w:rPr>
+          <w:rFonts w:ascii="Arial" w:hAnsi="Arial" w:cs="Arial"/>
+        </w:rPr>
+        <w:t>typosquattingCheck</w:t>
+      </w:r>
+      <w:proofErr w:type="spellEnd"/>
+      <w:r>
+        <w:rPr>
+          <w:rFonts w:ascii="Arial" w:hAnsi="Arial" w:cs="Arial"/>
+        </w:rPr>
+        <w:t>(</w:t>
+      </w:r>
+      <w:proofErr w:type="gramEnd"/>
+      <w:r>
+        <w:rPr>
+          <w:rFonts w:ascii="Arial" w:hAnsi="Arial" w:cs="Arial"/>
+        </w:rPr>
+        <w:t>)</w:t>
       </w:r>
       <w:r>
         <w:rPr>
@@ -20634,7 +21170,63 @@
         <w:rPr>
           <w:rFonts w:ascii="Arial" w:hAnsi="Arial" w:cs="Arial"/>
         </w:rPr>
-        <w:t>The Talisman package was used to import the Damerau-Levenshtein algorithm, which was chosen over other packages due to it containing the largest library for comparison. Additionally, when compared to other algorithms such as fast-levenshtein or js-levenshtein, Damerau-Levenshtein is the most optimal for detecting swapped letters between domain names.</w:t>
+        <w:t xml:space="preserve">The Talisman package was used to import the </w:t>
+      </w:r>
+      <w:proofErr w:type="spellStart"/>
+      <w:r>
+        <w:rPr>
+          <w:rFonts w:ascii="Arial" w:hAnsi="Arial" w:cs="Arial"/>
+        </w:rPr>
+        <w:t>Damerau-Levenshtein</w:t>
+      </w:r>
+      <w:proofErr w:type="spellEnd"/>
+      <w:r>
+        <w:rPr>
+          <w:rFonts w:ascii="Arial" w:hAnsi="Arial" w:cs="Arial"/>
+        </w:rPr>
+        <w:t xml:space="preserve"> algorithm, which was chosen over other packages due to it containing the largest library for comparison. Additionally, when compared to other algorithms such as fast-</w:t>
+      </w:r>
+      <w:proofErr w:type="spellStart"/>
+      <w:r>
+        <w:rPr>
+          <w:rFonts w:ascii="Arial" w:hAnsi="Arial" w:cs="Arial"/>
+        </w:rPr>
+        <w:t>levenshtein</w:t>
+      </w:r>
+      <w:proofErr w:type="spellEnd"/>
+      <w:r>
+        <w:rPr>
+          <w:rFonts w:ascii="Arial" w:hAnsi="Arial" w:cs="Arial"/>
+        </w:rPr>
+        <w:t xml:space="preserve"> or </w:t>
+      </w:r>
+      <w:proofErr w:type="spellStart"/>
+      <w:r>
+        <w:rPr>
+          <w:rFonts w:ascii="Arial" w:hAnsi="Arial" w:cs="Arial"/>
+        </w:rPr>
+        <w:t>js-levenshtein</w:t>
+      </w:r>
+      <w:proofErr w:type="spellEnd"/>
+      <w:r>
+        <w:rPr>
+          <w:rFonts w:ascii="Arial" w:hAnsi="Arial" w:cs="Arial"/>
+        </w:rPr>
+        <w:t xml:space="preserve">, </w:t>
+      </w:r>
+      <w:proofErr w:type="spellStart"/>
+      <w:r>
+        <w:rPr>
+          <w:rFonts w:ascii="Arial" w:hAnsi="Arial" w:cs="Arial"/>
+        </w:rPr>
+        <w:t>Damerau-Levenshtein</w:t>
+      </w:r>
+      <w:proofErr w:type="spellEnd"/>
+      <w:r>
+        <w:rPr>
+          <w:rFonts w:ascii="Arial" w:hAnsi="Arial" w:cs="Arial"/>
+        </w:rPr>
+        <w:t xml:space="preserve"> is the most optimal for detecting swapped letters between domain names.</w:t>
       </w:r>
     </w:p>
     <w:p>
@@ -20720,7 +21312,7 @@
                               <w:rPr>
                                 <w:noProof/>
                               </w:rPr>
-                              <w:t>14</w:t>
+                              <w:t>17</w:t>
                             </w:r>
                             <w:r>
                               <w:rPr>
@@ -20729,7 +21321,20 @@
                               <w:fldChar w:fldCharType="end"/>
                             </w:r>
                             <w:r>
-                              <w:t xml:space="preserve"> – The typosquattingCheck() function integrated in Visual Studio Code</w:t>
+                              <w:t xml:space="preserve"> – The </w:t>
+                            </w:r>
+                            <w:proofErr w:type="spellStart"/>
+                            <w:proofErr w:type="gramStart"/>
+                            <w:r>
+                              <w:t>typosquattingCheck</w:t>
+                            </w:r>
+                            <w:proofErr w:type="spellEnd"/>
+                            <w:r>
+                              <w:t>(</w:t>
+                            </w:r>
+                            <w:proofErr w:type="gramEnd"/>
+                            <w:r>
+                              <w:t>) function integrated in Visual Studio Code</w:t>
                             </w:r>
                           </w:p>
                         </w:txbxContent>
@@ -20748,7 +21353,7 @@
           </mc:Choice>
           <mc:Fallback>
             <w:pict>
-              <v:shape w14:anchorId="6CAB9D73" id="_x0000_s1039" type="#_x0000_t202" style="position:absolute;margin-left:-.05pt;margin-top:671.05pt;width:446.5pt;height:.05pt;z-index:251688960;visibility:visible;mso-wrap-style:square;mso-wrap-distance-left:9pt;mso-wrap-distance-top:0;mso-wrap-distance-right:9pt;mso-wrap-distance-bottom:0;mso-position-horizontal:absolute;mso-position-horizontal-relative:text;mso-position-vertical:absolute;mso-position-vertical-relative:text;v-text-anchor:top" o:gfxdata="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" stroked="f">
+              <v:shape w14:anchorId="6CAB9D73" id="_x0000_s1042" type="#_x0000_t202" style="position:absolute;margin-left:-.05pt;margin-top:671.05pt;width:446.5pt;height:.05pt;z-index:251688960;visibility:visible;mso-wrap-style:square;mso-wrap-distance-left:9pt;mso-wrap-distance-top:0;mso-wrap-distance-right:9pt;mso-wrap-distance-bottom:0;mso-position-horizontal:absolute;mso-position-horizontal-relative:text;mso-position-vertical:absolute;mso-position-vertical-relative:text;v-text-anchor:top" o:gfxdata="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" stroked="f">
                 <v:textbox style="mso-fit-shape-to-text:t" inset="0,0,0,0">
                   <w:txbxContent>
                     <w:p>
@@ -20775,7 +21380,7 @@
                         <w:rPr>
                           <w:noProof/>
                         </w:rPr>
-                        <w:t>14</w:t>
+                        <w:t>17</w:t>
                       </w:r>
                       <w:r>
                         <w:rPr>
@@ -20784,7 +21389,20 @@
                         <w:fldChar w:fldCharType="end"/>
                       </w:r>
                       <w:r>
-                        <w:t xml:space="preserve"> – The typosquattingCheck() function integrated in Visual Studio Code</w:t>
+                        <w:t xml:space="preserve"> – The </w:t>
+                      </w:r>
+                      <w:proofErr w:type="spellStart"/>
+                      <w:proofErr w:type="gramStart"/>
+                      <w:r>
+                        <w:t>typosquattingCheck</w:t>
+                      </w:r>
+                      <w:proofErr w:type="spellEnd"/>
+                      <w:r>
+                        <w:t>(</w:t>
+                      </w:r>
+                      <w:proofErr w:type="gramEnd"/>
+                      <w:r>
+                        <w:t>) function integrated in Visual Studio Code</w:t>
                       </w:r>
                     </w:p>
                   </w:txbxContent>
@@ -20824,7 +21442,7 @@
                     <pic:cNvPicPr/>
                   </pic:nvPicPr>
                   <pic:blipFill>
-                    <a:blip r:embed="rId22">
+                    <a:blip r:embed="rId25">
                       <a:extLst>
                         <a:ext uri="{28A0092B-C50C-407E-A947-70E740481C1C}">
                           <a14:useLocalDpi xmlns:a14="http://schemas.microsoft.com/office/drawing/2010/main" val="0"/>
@@ -20922,7 +21540,7 @@
                               <w:rPr>
                                 <w:noProof/>
                               </w:rPr>
-                              <w:t>15</w:t>
+                              <w:t>18</w:t>
                             </w:r>
                             <w:r>
                               <w:rPr>
@@ -20931,7 +21549,20 @@
                               <w:fldChar w:fldCharType="end"/>
                             </w:r>
                             <w:r>
-                              <w:t xml:space="preserve"> – The riskScore() function integrated in Visual Studio Code</w:t>
+                              <w:t xml:space="preserve"> – The </w:t>
+                            </w:r>
+                            <w:proofErr w:type="spellStart"/>
+                            <w:proofErr w:type="gramStart"/>
+                            <w:r>
+                              <w:t>riskScore</w:t>
+                            </w:r>
+                            <w:proofErr w:type="spellEnd"/>
+                            <w:r>
+                              <w:t>(</w:t>
+                            </w:r>
+                            <w:proofErr w:type="gramEnd"/>
+                            <w:r>
+                              <w:t>) function integrated in Visual Studio Code</w:t>
                             </w:r>
                           </w:p>
                         </w:txbxContent>
@@ -20950,7 +21581,7 @@
           </mc:Choice>
           <mc:Fallback>
             <w:pict>
-              <v:shape w14:anchorId="46679ACC" id="_x0000_s1040" type="#_x0000_t202" style="position:absolute;margin-left:0;margin-top:595.1pt;width:451.3pt;height:.05pt;z-index:251679744;visibility:visible;mso-wrap-style:square;mso-wrap-distance-left:9pt;mso-wrap-distance-top:0;mso-wrap-distance-right:9pt;mso-wrap-distance-bottom:0;mso-position-horizontal:absolute;mso-position-horizontal-relative:text;mso-position-vertical:absolute;mso-position-vertical-relative:text;v-text-anchor:top" o:gfxdata="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" stroked="f">
+              <v:shape w14:anchorId="46679ACC" id="_x0000_s1043" type="#_x0000_t202" style="position:absolute;margin-left:0;margin-top:595.1pt;width:451.3pt;height:.05pt;z-index:251679744;visibility:visible;mso-wrap-style:square;mso-wrap-distance-left:9pt;mso-wrap-distance-top:0;mso-wrap-distance-right:9pt;mso-wrap-distance-bottom:0;mso-position-horizontal:absolute;mso-position-horizontal-relative:text;mso-position-vertical:absolute;mso-position-vertical-relative:text;v-text-anchor:top" o:gfxdata="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" stroked="f">
                 <v:textbox style="mso-fit-shape-to-text:t" inset="0,0,0,0">
                   <w:txbxContent>
                     <w:p>
@@ -20977,7 +21608,7 @@
                         <w:rPr>
                           <w:noProof/>
                         </w:rPr>
-                        <w:t>15</w:t>
+                        <w:t>18</w:t>
                       </w:r>
                       <w:r>
                         <w:rPr>
@@ -20986,7 +21617,20 @@
                         <w:fldChar w:fldCharType="end"/>
                       </w:r>
                       <w:r>
-                        <w:t xml:space="preserve"> – The riskScore() function integrated in Visual Studio Code</w:t>
+                        <w:t xml:space="preserve"> – The </w:t>
+                      </w:r>
+                      <w:proofErr w:type="spellStart"/>
+                      <w:proofErr w:type="gramStart"/>
+                      <w:r>
+                        <w:t>riskScore</w:t>
+                      </w:r>
+                      <w:proofErr w:type="spellEnd"/>
+                      <w:r>
+                        <w:t>(</w:t>
+                      </w:r>
+                      <w:proofErr w:type="gramEnd"/>
+                      <w:r>
+                        <w:t>) function integrated in Visual Studio Code</w:t>
                       </w:r>
                     </w:p>
                   </w:txbxContent>
@@ -21012,7 +21656,7 @@
           <w:szCs w:val="36"/>
         </w:rPr>
       </w:pPr>
-      <w:bookmarkStart w:id="64" w:name="_Toc228802346"/>
+      <w:bookmarkStart w:id="64" w:name="_Toc228812296"/>
       <w:r>
         <w:rPr>
           <w:rFonts w:ascii="Arial" w:hAnsi="Arial" w:cs="Arial"/>
@@ -21040,7 +21684,7 @@
           <w:iCs/>
         </w:rPr>
       </w:pPr>
-      <w:bookmarkStart w:id="65" w:name="_Toc228802347"/>
+      <w:bookmarkStart w:id="65" w:name="_Toc228812297"/>
       <w:r>
         <w:rPr>
           <w:rFonts w:ascii="Arial" w:hAnsi="Arial" w:cs="Arial"/>
@@ -21109,7 +21753,7 @@
           <w:iCs/>
         </w:rPr>
       </w:pPr>
-      <w:bookmarkStart w:id="66" w:name="_Toc228802348"/>
+      <w:bookmarkStart w:id="66" w:name="_Toc228812298"/>
       <w:r>
         <w:rPr>
           <w:rFonts w:ascii="Arial" w:hAnsi="Arial" w:cs="Arial"/>
@@ -21162,7 +21806,7 @@
           <w:iCs/>
         </w:rPr>
       </w:pPr>
-      <w:bookmarkStart w:id="67" w:name="_Toc228802349"/>
+      <w:bookmarkStart w:id="67" w:name="_Toc228812299"/>
       <w:r>
         <w:rPr>
           <w:rFonts w:ascii="Arial" w:hAnsi="Arial" w:cs="Arial"/>
@@ -21215,7 +21859,7 @@
           <w:iCs/>
         </w:rPr>
       </w:pPr>
-      <w:bookmarkStart w:id="68" w:name="_Toc228802350"/>
+      <w:bookmarkStart w:id="68" w:name="_Toc228812300"/>
       <w:r>
         <w:rPr>
           <w:rFonts w:ascii="Arial" w:hAnsi="Arial" w:cs="Arial"/>
@@ -21269,7 +21913,7 @@
           <w:iCs/>
         </w:rPr>
       </w:pPr>
-      <w:bookmarkStart w:id="69" w:name="_Toc228802351"/>
+      <w:bookmarkStart w:id="69" w:name="_Toc228812301"/>
       <w:r>
         <w:rPr>
           <w:rFonts w:ascii="Arial" w:hAnsi="Arial" w:cs="Arial"/>
@@ -21293,7 +21937,35 @@
         <w:rPr>
           <w:rFonts w:ascii="Arial" w:hAnsi="Arial" w:cs="Arial"/>
         </w:rPr>
-        <w:t xml:space="preserve">A security feature deemed necessary for this project is to block downloads of file extensions which could potentially be used for malicious purposes, and warning the user with an informative message to explain why. This includes extensions such as .exe, .msi, .cmd, and .zip. By blocking these types of extensions, this will prevent any accidental downloading of malicious files, especially with the target audience being children who do not fully understand the dangers of the internet. </w:t>
+        <w:t>A security feature deemed necessary for this project is to block downloads of file extensions which could potentially be used for malicious purposes, and warning the user with an informative message to explain why. This includes extensions such as .exe, .</w:t>
+      </w:r>
+      <w:proofErr w:type="spellStart"/>
+      <w:r>
+        <w:rPr>
+          <w:rFonts w:ascii="Arial" w:hAnsi="Arial" w:cs="Arial"/>
+        </w:rPr>
+        <w:t>msi</w:t>
+      </w:r>
+      <w:proofErr w:type="spellEnd"/>
+      <w:r>
+        <w:rPr>
+          <w:rFonts w:ascii="Arial" w:hAnsi="Arial" w:cs="Arial"/>
+        </w:rPr>
+        <w:t>, .</w:t>
+      </w:r>
+      <w:proofErr w:type="spellStart"/>
+      <w:r>
+        <w:rPr>
+          <w:rFonts w:ascii="Arial" w:hAnsi="Arial" w:cs="Arial"/>
+        </w:rPr>
+        <w:t>cmd</w:t>
+      </w:r>
+      <w:proofErr w:type="spellEnd"/>
+      <w:r>
+        <w:rPr>
+          <w:rFonts w:ascii="Arial" w:hAnsi="Arial" w:cs="Arial"/>
+        </w:rPr>
+        <w:t xml:space="preserve">, and .zip. By blocking these types of extensions, this will prevent any accidental downloading of malicious files, especially with the target audience being children who do not fully understand the dangers of the internet. </w:t>
       </w:r>
     </w:p>
     <w:p>
@@ -21321,7 +21993,49 @@
         <w:rPr>
           <w:rFonts w:ascii="Arial" w:hAnsi="Arial" w:cs="Arial"/>
         </w:rPr>
-        <w:t>A user can select between the following levels: strict blocking, wherein all downloads with commonly malicious extensions are blocked; normal blocking, wherein certain extensions, such as .exe, .msi, .dmg, and .zip, are warned against, while others, such as .cmd, .ps1, .bat, and .js, are blocked; and warn only blocking, wherein all downloads with commonly malicious extensions are only warned against.</w:t>
+        <w:t>A user can select between the following levels: strict blocking, wherein all downloads with commonly malicious extensions are blocked; normal blocking, wherein certain extensions, such as .exe, .</w:t>
+      </w:r>
+      <w:proofErr w:type="spellStart"/>
+      <w:r>
+        <w:rPr>
+          <w:rFonts w:ascii="Arial" w:hAnsi="Arial" w:cs="Arial"/>
+        </w:rPr>
+        <w:t>msi</w:t>
+      </w:r>
+      <w:proofErr w:type="spellEnd"/>
+      <w:r>
+        <w:rPr>
+          <w:rFonts w:ascii="Arial" w:hAnsi="Arial" w:cs="Arial"/>
+        </w:rPr>
+        <w:t>, .dmg, and .zip, are warned against, while others, such as .</w:t>
+      </w:r>
+      <w:proofErr w:type="spellStart"/>
+      <w:r>
+        <w:rPr>
+          <w:rFonts w:ascii="Arial" w:hAnsi="Arial" w:cs="Arial"/>
+        </w:rPr>
+        <w:t>cmd</w:t>
+      </w:r>
+      <w:proofErr w:type="spellEnd"/>
+      <w:r>
+        <w:rPr>
+          <w:rFonts w:ascii="Arial" w:hAnsi="Arial" w:cs="Arial"/>
+        </w:rPr>
+        <w:t>, .ps1, .bat, and .</w:t>
+      </w:r>
+      <w:proofErr w:type="spellStart"/>
+      <w:r>
+        <w:rPr>
+          <w:rFonts w:ascii="Arial" w:hAnsi="Arial" w:cs="Arial"/>
+        </w:rPr>
+        <w:t>js</w:t>
+      </w:r>
+      <w:proofErr w:type="spellEnd"/>
+      <w:r>
+        <w:rPr>
+          <w:rFonts w:ascii="Arial" w:hAnsi="Arial" w:cs="Arial"/>
+        </w:rPr>
+        <w:t>, are blocked; and warn only blocking, wherein all downloads with commonly malicious extensions are only warned against.</w:t>
       </w:r>
     </w:p>
     <w:p>
@@ -21336,7 +22050,7 @@
           <w:iCs/>
         </w:rPr>
       </w:pPr>
-      <w:bookmarkStart w:id="70" w:name="_Toc228802352"/>
+      <w:bookmarkStart w:id="70" w:name="_Toc228812302"/>
       <w:r>
         <w:rPr>
           <w:rFonts w:ascii="Arial" w:hAnsi="Arial" w:cs="Arial"/>
@@ -21376,7 +22090,7 @@
           <w:iCs/>
         </w:rPr>
       </w:pPr>
-      <w:bookmarkStart w:id="71" w:name="_Toc228802353"/>
+      <w:bookmarkStart w:id="71" w:name="_Toc228812303"/>
       <w:r>
         <w:rPr>
           <w:rFonts w:ascii="Arial" w:hAnsi="Arial" w:cs="Arial"/>
@@ -21437,7 +22151,7 @@
           <w:iCs/>
         </w:rPr>
       </w:pPr>
-      <w:bookmarkStart w:id="72" w:name="_Toc228802354"/>
+      <w:bookmarkStart w:id="72" w:name="_Toc228812304"/>
       <w:r>
         <w:rPr>
           <w:rFonts w:ascii="Arial" w:hAnsi="Arial" w:cs="Arial"/>
@@ -21490,7 +22204,7 @@
           <w:iCs/>
         </w:rPr>
       </w:pPr>
-      <w:bookmarkStart w:id="73" w:name="_Toc228802355"/>
+      <w:bookmarkStart w:id="73" w:name="_Toc228812305"/>
       <w:r>
         <w:rPr>
           <w:rFonts w:ascii="Arial" w:hAnsi="Arial" w:cs="Arial"/>
@@ -21636,7 +22350,7 @@
           <w:iCs/>
         </w:rPr>
       </w:pPr>
-      <w:bookmarkStart w:id="74" w:name="_Toc228802356"/>
+      <w:bookmarkStart w:id="74" w:name="_Toc228812306"/>
       <w:r>
         <w:rPr>
           <w:rFonts w:ascii="Arial" w:hAnsi="Arial" w:cs="Arial"/>
@@ -21675,7 +22389,7 @@
           <w:iCs/>
         </w:rPr>
       </w:pPr>
-      <w:bookmarkStart w:id="75" w:name="_Toc228802357"/>
+      <w:bookmarkStart w:id="75" w:name="_Toc228812307"/>
       <w:r>
         <w:rPr>
           <w:rFonts w:ascii="Arial" w:hAnsi="Arial" w:cs="Arial"/>
@@ -21766,10 +22480,9 @@
           <w:bCs/>
           <w:i/>
           <w:iCs/>
-          <w:highlight w:val="red"/>
-        </w:rPr>
-      </w:pPr>
-      <w:bookmarkStart w:id="76" w:name="_Toc228802358"/>
+        </w:rPr>
+      </w:pPr>
+      <w:bookmarkStart w:id="76" w:name="_Toc228812308"/>
       <w:r>
         <w:rPr>
           <w:rFonts w:ascii="Arial" w:hAnsi="Arial" w:cs="Arial"/>
@@ -21777,7 +22490,6 @@
           <w:bCs/>
           <w:i/>
           <w:iCs/>
-          <w:highlight w:val="red"/>
         </w:rPr>
         <w:lastRenderedPageBreak/>
         <w:t>Firebase</w:t>
@@ -21795,819 +22507,96 @@
         <w:rPr>
           <w:rFonts w:ascii="Arial" w:hAnsi="Arial" w:cs="Arial"/>
         </w:rPr>
-        <w:t xml:space="preserve">This means that, instead of a separate account needing to be created specifically for Stronghold, users can instead use an existing Google account to sign in. </w:t>
-      </w:r>
-    </w:p>
-    <w:p>
-      <w:pPr>
-        <w:spacing w:line="360" w:lineRule="auto"/>
-        <w:rPr>
-          <w:rFonts w:ascii="Arial" w:hAnsi="Arial" w:cs="Arial"/>
-        </w:rPr>
-      </w:pPr>
-      <w:r>
-        <w:rPr>
-          <w:rFonts w:ascii="Arial" w:hAnsi="Arial" w:cs="Arial"/>
-        </w:rPr>
-        <w:t xml:space="preserve">This does have a limitation of users needing to create a Google account if they do not possess one already, which may not be liked by some users, however, is necessary to ensure complete security of the user’s account. </w:t>
-      </w:r>
-    </w:p>
-    <w:p>
-      <w:pPr>
-        <w:spacing w:line="360" w:lineRule="auto"/>
-        <w:rPr>
-          <w:rFonts w:ascii="Arial" w:hAnsi="Arial" w:cs="Arial"/>
-        </w:rPr>
-      </w:pPr>
-      <w:r>
-        <w:rPr>
-          <w:rFonts w:ascii="Arial" w:hAnsi="Arial" w:cs="Arial"/>
-        </w:rPr>
-        <w:t xml:space="preserve">The database should be used to store only basic information about the user, and any simple information which is needed for browser features to work. The following features were initially deemed as necessary: </w:t>
-      </w:r>
-    </w:p>
-    <w:p>
-      <w:pPr>
-        <w:pStyle w:val="ListParagraph"/>
-        <w:numPr>
-          <w:ilvl w:val="2"/>
-          <w:numId w:val="1"/>
-        </w:numPr>
-        <w:spacing w:line="360" w:lineRule="auto"/>
-        <w:rPr>
-          <w:rFonts w:ascii="Arial" w:hAnsi="Arial" w:cs="Arial"/>
-        </w:rPr>
-      </w:pPr>
-      <w:bookmarkStart w:id="77" w:name="OLE_LINK1"/>
-      <w:r>
-        <w:rPr>
-          <w:rFonts w:ascii="Arial" w:hAnsi="Arial" w:cs="Arial"/>
-        </w:rPr>
-        <w:t>Username / User ID:</w:t>
-      </w:r>
-    </w:p>
-    <w:p>
-      <w:pPr>
-        <w:pStyle w:val="ListParagraph"/>
-        <w:numPr>
-          <w:ilvl w:val="4"/>
-          <w:numId w:val="1"/>
-        </w:numPr>
-        <w:spacing w:line="360" w:lineRule="auto"/>
-        <w:rPr>
-          <w:rFonts w:ascii="Arial" w:hAnsi="Arial" w:cs="Arial"/>
-        </w:rPr>
-      </w:pPr>
-      <w:r>
-        <w:rPr>
-          <w:rFonts w:ascii="Arial" w:hAnsi="Arial" w:cs="Arial"/>
-        </w:rPr>
-        <w:t>This is used to determine the specific user who is logged in</w:t>
-      </w:r>
-    </w:p>
-    <w:p>
-      <w:pPr>
-        <w:pStyle w:val="ListParagraph"/>
-        <w:numPr>
-          <w:ilvl w:val="2"/>
-          <w:numId w:val="1"/>
-        </w:numPr>
-        <w:spacing w:line="360" w:lineRule="auto"/>
-        <w:rPr>
-          <w:rFonts w:ascii="Arial" w:hAnsi="Arial" w:cs="Arial"/>
-        </w:rPr>
-      </w:pPr>
-      <w:r>
-        <w:rPr>
-          <w:rFonts w:ascii="Arial" w:hAnsi="Arial" w:cs="Arial"/>
-        </w:rPr>
-        <w:t>XP Amount:</w:t>
-      </w:r>
-    </w:p>
-    <w:p>
-      <w:pPr>
-        <w:pStyle w:val="ListParagraph"/>
-        <w:numPr>
-          <w:ilvl w:val="4"/>
-          <w:numId w:val="1"/>
-        </w:numPr>
-        <w:spacing w:line="360" w:lineRule="auto"/>
-        <w:rPr>
-          <w:rFonts w:ascii="Arial" w:hAnsi="Arial" w:cs="Arial"/>
-        </w:rPr>
-      </w:pPr>
-    </w:p>
-    <w:p>
-      <w:pPr>
-        <w:pStyle w:val="ListParagraph"/>
-        <w:numPr>
-          <w:ilvl w:val="2"/>
-          <w:numId w:val="1"/>
-        </w:numPr>
-        <w:spacing w:line="360" w:lineRule="auto"/>
-        <w:rPr>
-          <w:rFonts w:ascii="Arial" w:hAnsi="Arial" w:cs="Arial"/>
-        </w:rPr>
-      </w:pPr>
-      <w:r>
-        <w:rPr>
-          <w:rFonts w:ascii="Arial" w:hAnsi="Arial" w:cs="Arial"/>
-        </w:rPr>
-        <w:t>XP History:</w:t>
-      </w:r>
-    </w:p>
-    <w:p>
-      <w:pPr>
-        <w:pStyle w:val="ListParagraph"/>
-        <w:numPr>
-          <w:ilvl w:val="4"/>
-          <w:numId w:val="1"/>
-        </w:numPr>
-        <w:spacing w:line="360" w:lineRule="auto"/>
-        <w:rPr>
-          <w:rFonts w:ascii="Arial" w:hAnsi="Arial" w:cs="Arial"/>
-        </w:rPr>
-      </w:pPr>
-    </w:p>
-    <w:p>
-      <w:pPr>
-        <w:pStyle w:val="ListParagraph"/>
-        <w:numPr>
-          <w:ilvl w:val="2"/>
-          <w:numId w:val="1"/>
-        </w:numPr>
-        <w:spacing w:line="360" w:lineRule="auto"/>
-        <w:rPr>
-          <w:rFonts w:ascii="Arial" w:hAnsi="Arial" w:cs="Arial"/>
-        </w:rPr>
-      </w:pPr>
-      <w:r>
-        <w:rPr>
-          <w:rFonts w:ascii="Arial" w:hAnsi="Arial" w:cs="Arial"/>
-        </w:rPr>
-        <w:t>Level:</w:t>
-      </w:r>
-    </w:p>
-    <w:p>
-      <w:pPr>
-        <w:pStyle w:val="ListParagraph"/>
-        <w:numPr>
-          <w:ilvl w:val="4"/>
-          <w:numId w:val="1"/>
-        </w:numPr>
-        <w:spacing w:line="360" w:lineRule="auto"/>
-        <w:rPr>
-          <w:rFonts w:ascii="Arial" w:hAnsi="Arial" w:cs="Arial"/>
-        </w:rPr>
-      </w:pPr>
-    </w:p>
-    <w:p>
-      <w:pPr>
-        <w:pStyle w:val="ListParagraph"/>
-        <w:numPr>
-          <w:ilvl w:val="2"/>
-          <w:numId w:val="1"/>
-        </w:numPr>
-        <w:spacing w:line="360" w:lineRule="auto"/>
-        <w:rPr>
-          <w:rFonts w:ascii="Arial" w:hAnsi="Arial" w:cs="Arial"/>
-        </w:rPr>
-      </w:pPr>
-      <w:r>
-        <w:rPr>
-          <w:rFonts w:ascii="Arial" w:hAnsi="Arial" w:cs="Arial"/>
-        </w:rPr>
-        <w:t>Safe Day Streak:</w:t>
-      </w:r>
-    </w:p>
-    <w:p>
-      <w:pPr>
-        <w:pStyle w:val="ListParagraph"/>
-        <w:numPr>
-          <w:ilvl w:val="4"/>
-          <w:numId w:val="1"/>
-        </w:numPr>
-        <w:spacing w:line="360" w:lineRule="auto"/>
-        <w:rPr>
-          <w:rFonts w:ascii="Arial" w:hAnsi="Arial" w:cs="Arial"/>
-        </w:rPr>
-      </w:pPr>
-    </w:p>
-    <w:p>
-      <w:pPr>
-        <w:pStyle w:val="ListParagraph"/>
-        <w:numPr>
-          <w:ilvl w:val="2"/>
-          <w:numId w:val="1"/>
-        </w:numPr>
-        <w:spacing w:line="360" w:lineRule="auto"/>
-        <w:rPr>
-          <w:rFonts w:ascii="Arial" w:hAnsi="Arial" w:cs="Arial"/>
-        </w:rPr>
-      </w:pPr>
-      <w:r>
-        <w:rPr>
-          <w:rFonts w:ascii="Arial" w:hAnsi="Arial" w:cs="Arial"/>
-        </w:rPr>
-        <w:t>Sites Blocked:</w:t>
-      </w:r>
-    </w:p>
-    <w:p>
-      <w:pPr>
-        <w:pStyle w:val="ListParagraph"/>
-        <w:numPr>
-          <w:ilvl w:val="4"/>
-          <w:numId w:val="1"/>
-        </w:numPr>
-        <w:spacing w:line="360" w:lineRule="auto"/>
-        <w:rPr>
-          <w:rFonts w:ascii="Arial" w:hAnsi="Arial" w:cs="Arial"/>
-        </w:rPr>
-      </w:pPr>
-    </w:p>
-    <w:p>
-      <w:pPr>
-        <w:pStyle w:val="ListParagraph"/>
-        <w:numPr>
-          <w:ilvl w:val="2"/>
-          <w:numId w:val="1"/>
-        </w:numPr>
-        <w:spacing w:line="360" w:lineRule="auto"/>
-        <w:rPr>
-          <w:rFonts w:ascii="Arial" w:hAnsi="Arial" w:cs="Arial"/>
-        </w:rPr>
-      </w:pPr>
-      <w:r>
-        <w:rPr>
-          <w:rFonts w:ascii="Arial" w:hAnsi="Arial" w:cs="Arial"/>
-        </w:rPr>
-        <w:t>Downloads Blocked:</w:t>
-      </w:r>
-    </w:p>
-    <w:p>
-      <w:pPr>
-        <w:pStyle w:val="ListParagraph"/>
-        <w:numPr>
-          <w:ilvl w:val="4"/>
-          <w:numId w:val="1"/>
-        </w:numPr>
-        <w:spacing w:line="360" w:lineRule="auto"/>
-        <w:rPr>
-          <w:rFonts w:ascii="Arial" w:hAnsi="Arial" w:cs="Arial"/>
-        </w:rPr>
-      </w:pPr>
-    </w:p>
-    <w:p>
-      <w:pPr>
-        <w:pStyle w:val="ListParagraph"/>
-        <w:numPr>
-          <w:ilvl w:val="2"/>
-          <w:numId w:val="1"/>
-        </w:numPr>
-        <w:spacing w:line="360" w:lineRule="auto"/>
-        <w:rPr>
-          <w:rFonts w:ascii="Arial" w:hAnsi="Arial" w:cs="Arial"/>
-        </w:rPr>
-      </w:pPr>
-      <w:r>
-        <w:rPr>
-          <w:rFonts w:ascii="Arial" w:hAnsi="Arial" w:cs="Arial"/>
-        </w:rPr>
-        <w:t>Warnings Ignored:</w:t>
-      </w:r>
-    </w:p>
-    <w:p>
-      <w:pPr>
-        <w:pStyle w:val="ListParagraph"/>
-        <w:numPr>
-          <w:ilvl w:val="4"/>
-          <w:numId w:val="1"/>
-        </w:numPr>
-        <w:spacing w:line="360" w:lineRule="auto"/>
-        <w:rPr>
-          <w:rFonts w:ascii="Arial" w:hAnsi="Arial" w:cs="Arial"/>
-        </w:rPr>
-      </w:pPr>
-    </w:p>
-    <w:p>
-      <w:pPr>
-        <w:pStyle w:val="ListParagraph"/>
-        <w:numPr>
-          <w:ilvl w:val="2"/>
-          <w:numId w:val="1"/>
-        </w:numPr>
-        <w:spacing w:line="360" w:lineRule="auto"/>
-        <w:rPr>
-          <w:rFonts w:ascii="Arial" w:hAnsi="Arial" w:cs="Arial"/>
-        </w:rPr>
-      </w:pPr>
-      <w:r>
-        <w:rPr>
-          <w:rFonts w:ascii="Arial" w:hAnsi="Arial" w:cs="Arial"/>
-        </w:rPr>
-        <w:t>Cookies Deleted:</w:t>
-      </w:r>
-    </w:p>
-    <w:p>
-      <w:pPr>
-        <w:pStyle w:val="ListParagraph"/>
-        <w:numPr>
-          <w:ilvl w:val="4"/>
-          <w:numId w:val="1"/>
-        </w:numPr>
-        <w:spacing w:line="360" w:lineRule="auto"/>
-        <w:rPr>
-          <w:rFonts w:ascii="Arial" w:hAnsi="Arial" w:cs="Arial"/>
-        </w:rPr>
-      </w:pPr>
-    </w:p>
-    <w:p>
-      <w:pPr>
-        <w:pStyle w:val="ListParagraph"/>
-        <w:numPr>
-          <w:ilvl w:val="2"/>
-          <w:numId w:val="1"/>
-        </w:numPr>
-        <w:spacing w:line="360" w:lineRule="auto"/>
-        <w:rPr>
-          <w:rFonts w:ascii="Arial" w:hAnsi="Arial" w:cs="Arial"/>
-        </w:rPr>
-      </w:pPr>
-      <w:r>
-        <w:rPr>
-          <w:rFonts w:ascii="Arial" w:hAnsi="Arial" w:cs="Arial"/>
-        </w:rPr>
-        <w:t>Appearance:</w:t>
-      </w:r>
-    </w:p>
-    <w:p>
-      <w:pPr>
-        <w:pStyle w:val="ListParagraph"/>
-        <w:numPr>
-          <w:ilvl w:val="4"/>
-          <w:numId w:val="1"/>
-        </w:numPr>
-        <w:spacing w:line="360" w:lineRule="auto"/>
-        <w:rPr>
-          <w:rFonts w:ascii="Arial" w:hAnsi="Arial" w:cs="Arial"/>
-        </w:rPr>
-      </w:pPr>
-    </w:p>
-    <w:p>
-      <w:pPr>
-        <w:pStyle w:val="ListParagraph"/>
-        <w:numPr>
-          <w:ilvl w:val="2"/>
-          <w:numId w:val="1"/>
-        </w:numPr>
-        <w:spacing w:line="360" w:lineRule="auto"/>
-        <w:rPr>
-          <w:rFonts w:ascii="Arial" w:hAnsi="Arial" w:cs="Arial"/>
-        </w:rPr>
-      </w:pPr>
-      <w:r>
-        <w:rPr>
-          <w:rFonts w:ascii="Arial" w:hAnsi="Arial" w:cs="Arial"/>
-        </w:rPr>
-        <w:t xml:space="preserve">Search History: </w:t>
-      </w:r>
-    </w:p>
-    <w:p>
-      <w:pPr>
-        <w:pStyle w:val="ListParagraph"/>
-        <w:numPr>
-          <w:ilvl w:val="4"/>
-          <w:numId w:val="1"/>
-        </w:numPr>
-        <w:spacing w:line="360" w:lineRule="auto"/>
-        <w:rPr>
-          <w:rFonts w:ascii="Arial" w:hAnsi="Arial" w:cs="Arial"/>
-        </w:rPr>
-      </w:pPr>
-      <w:r>
-        <w:rPr>
-          <w:rFonts w:ascii="Arial" w:hAnsi="Arial" w:cs="Arial"/>
-        </w:rPr>
-        <w:t>Enabled</w:t>
-      </w:r>
-    </w:p>
-    <w:p>
-      <w:pPr>
-        <w:pStyle w:val="ListParagraph"/>
-        <w:numPr>
-          <w:ilvl w:val="4"/>
-          <w:numId w:val="1"/>
-        </w:numPr>
-        <w:spacing w:line="360" w:lineRule="auto"/>
-        <w:rPr>
-          <w:rFonts w:ascii="Arial" w:hAnsi="Arial" w:cs="Arial"/>
-        </w:rPr>
-      </w:pPr>
+        <w:t>Firebase was used as the primary database to store user and quiz data. Its use also enabled the addition of Google OAUTH for logins, removing the need for a separate Stronghold account to be made. This was beneficial for this project as it removed the need to create additional hashing and salting algorithms for password security and decreased the amount of sensitive data needing to be stored and retrieved.</w:t>
+      </w:r>
+    </w:p>
+    <w:p>
+      <w:pPr>
+        <w:spacing w:line="360" w:lineRule="auto"/>
+        <w:rPr>
+          <w:rFonts w:ascii="Arial" w:hAnsi="Arial" w:cs="Arial"/>
+        </w:rPr>
+      </w:pPr>
+      <w:r>
+        <w:rPr>
+          <w:rFonts w:ascii="Arial" w:hAnsi="Arial" w:cs="Arial"/>
+        </w:rPr>
+        <w:t>When signing in for the first time, a user document is made providing the user with a unique user ID that then enabled their specific details to be written and read. The document was created with some default variables required for security tracking and gamification: experience points, safe day streak, sites blocked, downloads blocked, warnings ignored, completed quizzes, and recent changes as examples. Default variables for settings were also included: download level, protection level, start page, and theme as examples.</w:t>
+      </w:r>
+      <w:r>
+        <w:rPr>
+          <w:rFonts w:ascii="Arial" w:hAnsi="Arial" w:cs="Arial"/>
+        </w:rPr>
+        <w:t xml:space="preserve"> Settings data was chosen to store in Firebase instead of locally due to having multiple account sign-ins be available from the same device. These could then be manipulated upon user actions and could be retained between browsing sessions with their account login.</w:t>
+      </w:r>
+    </w:p>
+    <w:p>
+      <w:pPr>
+        <w:spacing w:line="360" w:lineRule="auto"/>
+        <w:rPr>
+          <w:rFonts w:ascii="Arial" w:hAnsi="Arial" w:cs="Arial"/>
+        </w:rPr>
+      </w:pPr>
+      <w:r>
+        <w:rPr>
+          <w:rFonts w:ascii="Arial" w:hAnsi="Arial" w:cs="Arial"/>
+        </w:rPr>
+        <w:t>Quiz data used for daily and weekly quizzes were also stored within Firebase, including questions, answers, and experience rewarded upon correctly answering. Completion data was tracked within the user document to prevent repeated completion of the quizzes in the same day or week respectively.</w:t>
+      </w:r>
+    </w:p>
+    <w:p>
+      <w:pPr>
+        <w:spacing w:line="360" w:lineRule="auto"/>
+        <w:rPr>
+          <w:rFonts w:ascii="Arial" w:hAnsi="Arial" w:cs="Arial"/>
+        </w:rPr>
+      </w:pPr>
+      <w:r>
+        <w:rPr>
+          <w:rFonts w:ascii="Arial" w:hAnsi="Arial" w:cs="Arial"/>
+        </w:rPr>
+        <w:t>Using Firebase allowed for the project to become more scalable in future due to separating user data from local browser files which meant that user data could exist across devices with the same progress in gamified elements. It also allowed for simpler updating of data since actions could be updated within Firebase that then pushed changes directly to the browser and forced updates live.</w:t>
+      </w:r>
+    </w:p>
+    <w:p>
+      <w:pPr>
+        <w:spacing w:line="360" w:lineRule="auto"/>
+        <w:rPr>
+          <w:rFonts w:ascii="Arial" w:hAnsi="Arial" w:cs="Arial"/>
+        </w:rPr>
+      </w:pPr>
+      <w:r>
+        <w:rPr>
+          <w:rFonts w:ascii="Arial" w:hAnsi="Arial" w:cs="Arial"/>
+        </w:rPr>
+        <w:t>However, Firebase did introduce some limitations alongside its integration. The most notable of these was that users required a Google account to sign in and therefore access features, which may not be suitable for all users as not everyone has a Google account. Additionally, as Firebase is a cloud storage method, internet access is required to read and write data</w:t>
+      </w:r>
+      <w:r>
+        <w:rPr>
+          <w:rFonts w:ascii="Arial" w:hAnsi="Arial" w:cs="Arial"/>
+        </w:rPr>
+        <w:t xml:space="preserve">. This is not a major issue however since an </w:t>
+      </w:r>
       <w:r>
         <w:rPr>
           <w:rFonts w:ascii="Arial" w:hAnsi="Arial" w:cs="Arial"/>
         </w:rPr>
         <w:lastRenderedPageBreak/>
-        <w:t>Disabled</w:t>
-      </w:r>
-    </w:p>
-    <w:p>
-      <w:pPr>
-        <w:pStyle w:val="ListParagraph"/>
-        <w:numPr>
-          <w:ilvl w:val="4"/>
-          <w:numId w:val="1"/>
-        </w:numPr>
-        <w:spacing w:line="360" w:lineRule="auto"/>
-        <w:rPr>
-          <w:rFonts w:ascii="Arial" w:hAnsi="Arial" w:cs="Arial"/>
-        </w:rPr>
-      </w:pPr>
-    </w:p>
-    <w:p>
-      <w:pPr>
-        <w:pStyle w:val="ListParagraph"/>
-        <w:numPr>
-          <w:ilvl w:val="2"/>
-          <w:numId w:val="1"/>
-        </w:numPr>
-        <w:spacing w:line="360" w:lineRule="auto"/>
-        <w:rPr>
-          <w:rFonts w:ascii="Arial" w:hAnsi="Arial" w:cs="Arial"/>
-        </w:rPr>
-      </w:pPr>
-      <w:r>
-        <w:rPr>
-          <w:rFonts w:ascii="Arial" w:hAnsi="Arial" w:cs="Arial"/>
-        </w:rPr>
-        <w:t>Cookies:</w:t>
-      </w:r>
-    </w:p>
-    <w:p>
-      <w:pPr>
-        <w:pStyle w:val="ListParagraph"/>
-        <w:numPr>
-          <w:ilvl w:val="4"/>
-          <w:numId w:val="1"/>
-        </w:numPr>
-        <w:spacing w:line="360" w:lineRule="auto"/>
-        <w:rPr>
-          <w:rFonts w:ascii="Arial" w:hAnsi="Arial" w:cs="Arial"/>
-        </w:rPr>
-      </w:pPr>
-      <w:r>
-        <w:rPr>
-          <w:rFonts w:ascii="Arial" w:hAnsi="Arial" w:cs="Arial"/>
-        </w:rPr>
-        <w:t>Cleared</w:t>
-      </w:r>
-    </w:p>
-    <w:p>
-      <w:pPr>
-        <w:pStyle w:val="ListParagraph"/>
-        <w:numPr>
-          <w:ilvl w:val="4"/>
-          <w:numId w:val="1"/>
-        </w:numPr>
-        <w:spacing w:line="360" w:lineRule="auto"/>
-        <w:rPr>
-          <w:rFonts w:ascii="Arial" w:hAnsi="Arial" w:cs="Arial"/>
-        </w:rPr>
-      </w:pPr>
-      <w:r>
-        <w:rPr>
-          <w:rFonts w:ascii="Arial" w:hAnsi="Arial" w:cs="Arial"/>
-        </w:rPr>
-        <w:t>Not Cleared</w:t>
-      </w:r>
-    </w:p>
-    <w:p>
-      <w:pPr>
-        <w:pStyle w:val="ListParagraph"/>
-        <w:numPr>
-          <w:ilvl w:val="4"/>
-          <w:numId w:val="1"/>
-        </w:numPr>
-        <w:spacing w:line="360" w:lineRule="auto"/>
-        <w:rPr>
-          <w:rFonts w:ascii="Arial" w:hAnsi="Arial" w:cs="Arial"/>
-        </w:rPr>
-      </w:pPr>
-    </w:p>
-    <w:p>
-      <w:pPr>
-        <w:pStyle w:val="ListParagraph"/>
-        <w:numPr>
-          <w:ilvl w:val="2"/>
-          <w:numId w:val="1"/>
-        </w:numPr>
-        <w:spacing w:line="360" w:lineRule="auto"/>
-        <w:rPr>
-          <w:rFonts w:ascii="Arial" w:hAnsi="Arial" w:cs="Arial"/>
-        </w:rPr>
-      </w:pPr>
-      <w:r>
-        <w:rPr>
-          <w:rFonts w:ascii="Arial" w:hAnsi="Arial" w:cs="Arial"/>
-        </w:rPr>
-        <w:t>Quiz Information:</w:t>
-      </w:r>
-    </w:p>
-    <w:p>
-      <w:pPr>
-        <w:pStyle w:val="ListParagraph"/>
-        <w:numPr>
-          <w:ilvl w:val="4"/>
-          <w:numId w:val="1"/>
-        </w:numPr>
-        <w:spacing w:line="360" w:lineRule="auto"/>
-        <w:rPr>
-          <w:rFonts w:ascii="Arial" w:hAnsi="Arial" w:cs="Arial"/>
-        </w:rPr>
-      </w:pPr>
-      <w:r>
-        <w:rPr>
-          <w:rFonts w:ascii="Arial" w:hAnsi="Arial" w:cs="Arial"/>
-        </w:rPr>
-        <w:t xml:space="preserve">Questions </w:t>
-      </w:r>
-    </w:p>
-    <w:p>
-      <w:pPr>
-        <w:pStyle w:val="ListParagraph"/>
-        <w:numPr>
-          <w:ilvl w:val="4"/>
-          <w:numId w:val="1"/>
-        </w:numPr>
-        <w:spacing w:line="360" w:lineRule="auto"/>
-        <w:rPr>
-          <w:rFonts w:ascii="Arial" w:hAnsi="Arial" w:cs="Arial"/>
-        </w:rPr>
-      </w:pPr>
-      <w:r>
-        <w:rPr>
-          <w:rFonts w:ascii="Arial" w:hAnsi="Arial" w:cs="Arial"/>
-        </w:rPr>
-        <w:t>Answers</w:t>
-      </w:r>
-    </w:p>
-    <w:p>
-      <w:pPr>
-        <w:pStyle w:val="ListParagraph"/>
-        <w:numPr>
-          <w:ilvl w:val="4"/>
-          <w:numId w:val="1"/>
-        </w:numPr>
-        <w:spacing w:line="360" w:lineRule="auto"/>
-        <w:rPr>
-          <w:rFonts w:ascii="Arial" w:hAnsi="Arial" w:cs="Arial"/>
-        </w:rPr>
-      </w:pPr>
-    </w:p>
-    <w:p>
-      <w:pPr>
-        <w:pStyle w:val="ListParagraph"/>
-        <w:numPr>
-          <w:ilvl w:val="2"/>
-          <w:numId w:val="1"/>
-        </w:numPr>
-        <w:spacing w:line="360" w:lineRule="auto"/>
-        <w:rPr>
-          <w:rFonts w:ascii="Arial" w:hAnsi="Arial" w:cs="Arial"/>
-        </w:rPr>
-      </w:pPr>
-      <w:r>
-        <w:rPr>
-          <w:rFonts w:ascii="Arial" w:hAnsi="Arial" w:cs="Arial"/>
-        </w:rPr>
-        <w:t>Parental Control PIN:</w:t>
-      </w:r>
-    </w:p>
-    <w:p>
-      <w:pPr>
-        <w:pStyle w:val="ListParagraph"/>
-        <w:numPr>
-          <w:ilvl w:val="4"/>
-          <w:numId w:val="1"/>
-        </w:numPr>
-        <w:spacing w:line="360" w:lineRule="auto"/>
-        <w:rPr>
-          <w:rFonts w:ascii="Arial" w:hAnsi="Arial" w:cs="Arial"/>
-        </w:rPr>
-      </w:pPr>
-    </w:p>
-    <w:p>
-      <w:pPr>
-        <w:pStyle w:val="ListParagraph"/>
-        <w:numPr>
-          <w:ilvl w:val="2"/>
-          <w:numId w:val="1"/>
-        </w:numPr>
-        <w:spacing w:line="360" w:lineRule="auto"/>
-        <w:rPr>
-          <w:rFonts w:ascii="Arial" w:hAnsi="Arial" w:cs="Arial"/>
-        </w:rPr>
-      </w:pPr>
-      <w:r>
-        <w:rPr>
-          <w:rFonts w:ascii="Arial" w:hAnsi="Arial" w:cs="Arial"/>
-        </w:rPr>
-        <w:t>Challenges</w:t>
-      </w:r>
-      <w:bookmarkEnd w:id="77"/>
-      <w:r>
-        <w:rPr>
-          <w:rFonts w:ascii="Arial" w:hAnsi="Arial" w:cs="Arial"/>
-        </w:rPr>
-        <w:t>:</w:t>
-      </w:r>
-    </w:p>
-    <w:p>
-      <w:pPr>
-        <w:pStyle w:val="ListParagraph"/>
-        <w:numPr>
-          <w:ilvl w:val="4"/>
-          <w:numId w:val="1"/>
-        </w:numPr>
-        <w:spacing w:line="360" w:lineRule="auto"/>
-        <w:rPr>
-          <w:rFonts w:ascii="Arial" w:hAnsi="Arial" w:cs="Arial"/>
-        </w:rPr>
-      </w:pPr>
-    </w:p>
-    <w:p>
-      <w:pPr>
-        <w:pStyle w:val="ListParagraph"/>
-        <w:numPr>
-          <w:ilvl w:val="2"/>
-          <w:numId w:val="1"/>
-        </w:numPr>
-        <w:spacing w:line="360" w:lineRule="auto"/>
-        <w:rPr>
-          <w:rFonts w:ascii="Arial" w:hAnsi="Arial" w:cs="Arial"/>
-        </w:rPr>
-      </w:pPr>
-      <w:r>
-        <w:rPr>
-          <w:rFonts w:ascii="Arial" w:hAnsi="Arial" w:cs="Arial"/>
-        </w:rPr>
-        <w:t>Timestamps:</w:t>
-      </w:r>
-    </w:p>
-    <w:p>
-      <w:pPr>
-        <w:pStyle w:val="ListParagraph"/>
-        <w:numPr>
-          <w:ilvl w:val="4"/>
-          <w:numId w:val="1"/>
-        </w:numPr>
-        <w:spacing w:line="360" w:lineRule="auto"/>
-        <w:rPr>
-          <w:rFonts w:ascii="Arial" w:hAnsi="Arial" w:cs="Arial"/>
-        </w:rPr>
-      </w:pPr>
-      <w:r>
-        <w:rPr>
-          <w:rFonts w:ascii="Arial" w:hAnsi="Arial" w:cs="Arial"/>
-        </w:rPr>
-        <w:t>Creation Date</w:t>
-      </w:r>
-    </w:p>
-    <w:p>
-      <w:pPr>
-        <w:pStyle w:val="ListParagraph"/>
-        <w:numPr>
-          <w:ilvl w:val="4"/>
-          <w:numId w:val="1"/>
-        </w:numPr>
-        <w:spacing w:line="360" w:lineRule="auto"/>
-        <w:rPr>
-          <w:rFonts w:ascii="Arial" w:hAnsi="Arial" w:cs="Arial"/>
-        </w:rPr>
-      </w:pPr>
-      <w:r>
-        <w:rPr>
-          <w:rFonts w:ascii="Arial" w:hAnsi="Arial" w:cs="Arial"/>
-        </w:rPr>
-        <w:t>Last Login</w:t>
-      </w:r>
-    </w:p>
-    <w:p>
-      <w:pPr>
-        <w:pStyle w:val="ListParagraph"/>
-        <w:numPr>
-          <w:ilvl w:val="4"/>
-          <w:numId w:val="1"/>
-        </w:numPr>
-        <w:spacing w:line="360" w:lineRule="auto"/>
-        <w:rPr>
-          <w:rFonts w:ascii="Arial" w:hAnsi="Arial" w:cs="Arial"/>
-        </w:rPr>
-      </w:pPr>
-    </w:p>
-    <w:p>
-      <w:pPr>
-        <w:spacing w:line="360" w:lineRule="auto"/>
-        <w:rPr>
-          <w:rFonts w:ascii="Arial" w:hAnsi="Arial" w:cs="Arial"/>
-        </w:rPr>
-      </w:pPr>
-    </w:p>
-    <w:p>
-      <w:pPr>
-        <w:spacing w:line="360" w:lineRule="auto"/>
-        <w:rPr>
-          <w:rFonts w:ascii="Arial" w:hAnsi="Arial" w:cs="Arial"/>
-        </w:rPr>
-      </w:pPr>
-      <w:r>
-        <w:rPr>
-          <w:rFonts w:ascii="Arial" w:hAnsi="Arial" w:cs="Arial"/>
-        </w:rPr>
-        <w:t>Certain additions were made to the database throughout creation as more details were needed to be stored and more settings were added to create a more customisable feel. These additional settings include:</w:t>
-      </w:r>
-    </w:p>
-    <w:p>
-      <w:pPr>
-        <w:pStyle w:val="ListParagraph"/>
-        <w:numPr>
-          <w:ilvl w:val="2"/>
-          <w:numId w:val="1"/>
-        </w:numPr>
-        <w:spacing w:line="360" w:lineRule="auto"/>
-        <w:rPr>
-          <w:rFonts w:ascii="Arial" w:hAnsi="Arial" w:cs="Arial"/>
-        </w:rPr>
-      </w:pPr>
-      <w:r>
-        <w:rPr>
-          <w:rFonts w:ascii="Arial" w:hAnsi="Arial" w:cs="Arial"/>
-        </w:rPr>
-        <w:t>Protection Level:</w:t>
-      </w:r>
-    </w:p>
-    <w:p>
-      <w:pPr>
-        <w:pStyle w:val="ListParagraph"/>
-        <w:numPr>
-          <w:ilvl w:val="4"/>
-          <w:numId w:val="1"/>
-        </w:numPr>
-        <w:spacing w:line="360" w:lineRule="auto"/>
-        <w:rPr>
-          <w:rFonts w:ascii="Arial" w:hAnsi="Arial" w:cs="Arial"/>
-        </w:rPr>
-      </w:pPr>
-    </w:p>
-    <w:p>
-      <w:pPr>
-        <w:pStyle w:val="ListParagraph"/>
-        <w:numPr>
-          <w:ilvl w:val="2"/>
-          <w:numId w:val="1"/>
-        </w:numPr>
-        <w:spacing w:line="360" w:lineRule="auto"/>
-        <w:rPr>
-          <w:rFonts w:ascii="Arial" w:hAnsi="Arial" w:cs="Arial"/>
-        </w:rPr>
-      </w:pPr>
-      <w:r>
-        <w:rPr>
-          <w:rFonts w:ascii="Arial" w:hAnsi="Arial" w:cs="Arial"/>
-        </w:rPr>
-        <w:t>Download Blocking Level:</w:t>
-      </w:r>
-    </w:p>
-    <w:p>
-      <w:pPr>
-        <w:pStyle w:val="ListParagraph"/>
-        <w:numPr>
-          <w:ilvl w:val="4"/>
-          <w:numId w:val="1"/>
-        </w:numPr>
-        <w:spacing w:line="360" w:lineRule="auto"/>
-        <w:rPr>
-          <w:rFonts w:ascii="Arial" w:hAnsi="Arial" w:cs="Arial"/>
-        </w:rPr>
-      </w:pPr>
-    </w:p>
-    <w:p>
-      <w:pPr>
-        <w:pStyle w:val="ListParagraph"/>
-        <w:numPr>
-          <w:ilvl w:val="2"/>
-          <w:numId w:val="1"/>
-        </w:numPr>
-        <w:spacing w:line="360" w:lineRule="auto"/>
-        <w:rPr>
-          <w:rFonts w:ascii="Arial" w:hAnsi="Arial" w:cs="Arial"/>
-        </w:rPr>
-      </w:pPr>
-      <w:r>
-        <w:rPr>
-          <w:rFonts w:ascii="Arial" w:hAnsi="Arial" w:cs="Arial"/>
-        </w:rPr>
-        <w:t>Start Page:</w:t>
+        <w:t xml:space="preserve">internet access would be needed for web browsing which is the main purpose of this project. </w:t>
+      </w:r>
+    </w:p>
+    <w:p>
+      <w:pPr>
+        <w:spacing w:line="360" w:lineRule="auto"/>
+        <w:rPr>
+          <w:rFonts w:ascii="Arial" w:hAnsi="Arial" w:cs="Arial"/>
+        </w:rPr>
+      </w:pPr>
+      <w:r>
+        <w:rPr>
+          <w:rFonts w:ascii="Arial" w:hAnsi="Arial" w:cs="Arial"/>
+        </w:rPr>
+        <w:t>Overall, Firebase was deemed as the most suitable option for this project due to the authentication provided and persistent user data without needing a customised backend. This allowed development time to be focussed primarily on important gamified and security features.</w:t>
       </w:r>
     </w:p>
     <w:p>
@@ -22624,7 +22613,7 @@
           <w:szCs w:val="36"/>
         </w:rPr>
       </w:pPr>
-      <w:bookmarkStart w:id="78" w:name="_Toc228802359"/>
+      <w:bookmarkStart w:id="77" w:name="_Toc228812309"/>
       <w:r>
         <w:rPr>
           <w:rFonts w:ascii="Arial" w:hAnsi="Arial" w:cs="Arial"/>
@@ -22637,7 +22626,7 @@
         </w:rPr>
         <w:t>LSEP Considerations</w:t>
       </w:r>
-      <w:bookmarkEnd w:id="78"/>
+      <w:bookmarkEnd w:id="77"/>
     </w:p>
     <w:p>
       <w:pPr>
@@ -22680,14 +22669,7 @@
         <w:rPr>
           <w:rFonts w:ascii="Arial" w:hAnsi="Arial" w:cs="Arial"/>
         </w:rPr>
-        <w:t xml:space="preserve"> this project </w:t>
-      </w:r>
-      <w:r>
-        <w:rPr>
-          <w:rFonts w:ascii="Arial" w:hAnsi="Arial" w:cs="Arial"/>
-        </w:rPr>
-        <w:lastRenderedPageBreak/>
-        <w:t>did not break any laws, remained ethical throughout its creation,</w:t>
+        <w:t xml:space="preserve"> this project did not break any laws, remained ethical throughout its creation,</w:t>
       </w:r>
       <w:r>
         <w:rPr>
@@ -22714,7 +22696,7 @@
           <w:iCs/>
         </w:rPr>
       </w:pPr>
-      <w:bookmarkStart w:id="79" w:name="_Toc228802360"/>
+      <w:bookmarkStart w:id="78" w:name="_Toc228812310"/>
       <w:r>
         <w:rPr>
           <w:rFonts w:ascii="Arial" w:hAnsi="Arial" w:cs="Arial"/>
@@ -22725,7 +22707,7 @@
         </w:rPr>
         <w:t>Legal Issues</w:t>
       </w:r>
-      <w:bookmarkEnd w:id="79"/>
+      <w:bookmarkEnd w:id="78"/>
     </w:p>
     <w:p>
       <w:pPr>
@@ -22821,7 +22803,7 @@
           <w:iCs/>
         </w:rPr>
       </w:pPr>
-      <w:bookmarkStart w:id="80" w:name="_Toc228802361"/>
+      <w:bookmarkStart w:id="79" w:name="_Toc228812311"/>
       <w:r>
         <w:rPr>
           <w:rFonts w:ascii="Arial" w:hAnsi="Arial" w:cs="Arial"/>
@@ -22832,20 +22814,27 @@
         </w:rPr>
         <w:t>Social Issues</w:t>
       </w:r>
-      <w:bookmarkEnd w:id="80"/>
-    </w:p>
-    <w:p>
-      <w:pPr>
-        <w:spacing w:line="360" w:lineRule="auto"/>
-        <w:rPr>
-          <w:rFonts w:ascii="Arial" w:hAnsi="Arial" w:cs="Arial"/>
-        </w:rPr>
-      </w:pPr>
-      <w:r>
-        <w:rPr>
-          <w:rFonts w:ascii="Arial" w:hAnsi="Arial" w:cs="Arial"/>
-        </w:rPr>
-        <w:t>Accessibility needs were considered throughout development of this project. These features would need to allow for a variety of accessibility needs to be met, including vision-based disabilities and learning disabilities. Using simplified language was suitable to assist people with learning disabilities by helping them to learn without being too imposing and creating frustration with the app. Contrasting colours were considered to assist users with vision-based disabilitie</w:t>
+      <w:bookmarkEnd w:id="79"/>
+    </w:p>
+    <w:p>
+      <w:pPr>
+        <w:spacing w:line="360" w:lineRule="auto"/>
+        <w:rPr>
+          <w:rFonts w:ascii="Arial" w:hAnsi="Arial" w:cs="Arial"/>
+        </w:rPr>
+      </w:pPr>
+      <w:r>
+        <w:rPr>
+          <w:rFonts w:ascii="Arial" w:hAnsi="Arial" w:cs="Arial"/>
+        </w:rPr>
+        <w:t xml:space="preserve">Accessibility needs were considered throughout development of this project. These features would need to allow for a variety of accessibility needs to be met, including </w:t>
+      </w:r>
+      <w:r>
+        <w:rPr>
+          <w:rFonts w:ascii="Arial" w:hAnsi="Arial" w:cs="Arial"/>
+        </w:rPr>
+        <w:lastRenderedPageBreak/>
+        <w:t>vision-based disabilities and learning disabilities. Using simplified language was suitable to assist people with learning disabilities by helping them to learn without being too imposing and creating frustration with the app. Contrasting colours were considered to assist users with vision-based disabilitie</w:t>
       </w:r>
       <w:r>
         <w:rPr>
@@ -22937,14 +22926,7 @@
         <w:rPr>
           <w:rFonts w:ascii="Arial" w:hAnsi="Arial" w:cs="Arial"/>
         </w:rPr>
-        <w:t xml:space="preserve"> which included simplifying more </w:t>
-      </w:r>
-      <w:r>
-        <w:rPr>
-          <w:rFonts w:ascii="Arial" w:hAnsi="Arial" w:cs="Arial"/>
-        </w:rPr>
-        <w:lastRenderedPageBreak/>
-        <w:t>complicated theory to assist with learning and not using fear-based language which may cause more damage to online education than warranted.</w:t>
+        <w:t xml:space="preserve"> which included simplifying more complicated theory to assist with learning and not using fear-based language which may cause more damage to online education than warranted.</w:t>
       </w:r>
     </w:p>
     <w:p>
@@ -22959,7 +22941,7 @@
           <w:iCs/>
         </w:rPr>
       </w:pPr>
-      <w:bookmarkStart w:id="81" w:name="_Toc228802362"/>
+      <w:bookmarkStart w:id="80" w:name="_Toc228812312"/>
       <w:r>
         <w:rPr>
           <w:rFonts w:ascii="Arial" w:hAnsi="Arial" w:cs="Arial"/>
@@ -22970,7 +22952,7 @@
         </w:rPr>
         <w:t>Ethical Issues</w:t>
       </w:r>
-      <w:bookmarkEnd w:id="81"/>
+      <w:bookmarkEnd w:id="80"/>
     </w:p>
     <w:p>
       <w:pPr>
@@ -23012,7 +22994,7 @@
           <w:iCs/>
         </w:rPr>
       </w:pPr>
-      <w:bookmarkStart w:id="82" w:name="_Toc228802363"/>
+      <w:bookmarkStart w:id="81" w:name="_Toc228812313"/>
       <w:r>
         <w:rPr>
           <w:rFonts w:ascii="Arial" w:hAnsi="Arial" w:cs="Arial"/>
@@ -23023,20 +23005,27 @@
         </w:rPr>
         <w:t>Professional Issues</w:t>
       </w:r>
-      <w:bookmarkEnd w:id="82"/>
-    </w:p>
-    <w:p>
-      <w:pPr>
-        <w:spacing w:line="360" w:lineRule="auto"/>
-        <w:rPr>
-          <w:rFonts w:ascii="Arial" w:hAnsi="Arial" w:cs="Arial"/>
-        </w:rPr>
-      </w:pPr>
-      <w:r>
-        <w:rPr>
-          <w:rFonts w:ascii="Arial" w:hAnsi="Arial" w:cs="Arial"/>
-        </w:rPr>
-        <w:t xml:space="preserve">Professional considerations focussed primarily on formal coding practices and clean documentation. These included using clear comments to accurately explain the code, using version control throughout development, and keeping documentation clear and concise. This has been accomplished by commenting functions carefully to explain the tasks they perform, using GitHub Desktop to create a version history of development by pushing changes </w:t>
+      <w:bookmarkEnd w:id="81"/>
+    </w:p>
+    <w:p>
+      <w:pPr>
+        <w:spacing w:line="360" w:lineRule="auto"/>
+        <w:rPr>
+          <w:rFonts w:ascii="Arial" w:hAnsi="Arial" w:cs="Arial"/>
+        </w:rPr>
+      </w:pPr>
+      <w:r>
+        <w:rPr>
+          <w:rFonts w:ascii="Arial" w:hAnsi="Arial" w:cs="Arial"/>
+        </w:rPr>
+        <w:t xml:space="preserve">Professional considerations focussed primarily on formal coding practices and clean documentation. These included using clear comments to accurately explain the code, using version control throughout development, and keeping documentation </w:t>
+      </w:r>
+      <w:r>
+        <w:rPr>
+          <w:rFonts w:ascii="Arial" w:hAnsi="Arial" w:cs="Arial"/>
+        </w:rPr>
+        <w:lastRenderedPageBreak/>
+        <w:t xml:space="preserve">clear and concise. This has been accomplished by commenting functions carefully to explain the tasks they perform, using GitHub Desktop to create a version history of development by pushing changes </w:t>
       </w:r>
       <w:r>
         <w:rPr>
@@ -23065,7 +23054,7 @@
           <w:szCs w:val="36"/>
         </w:rPr>
       </w:pPr>
-      <w:bookmarkStart w:id="83" w:name="_Toc228802364"/>
+      <w:bookmarkStart w:id="82" w:name="_Toc228812314"/>
       <w:r>
         <w:rPr>
           <w:rFonts w:ascii="Arial" w:hAnsi="Arial" w:cs="Arial"/>
@@ -23076,10 +23065,9 @@
           <w:sz w:val="36"/>
           <w:szCs w:val="36"/>
         </w:rPr>
-        <w:lastRenderedPageBreak/>
         <w:t>Project Management</w:t>
       </w:r>
-      <w:bookmarkEnd w:id="83"/>
+      <w:bookmarkEnd w:id="82"/>
     </w:p>
     <w:p>
       <w:pPr>
@@ -23093,7 +23081,7 @@
           <w:iCs/>
         </w:rPr>
       </w:pPr>
-      <w:bookmarkStart w:id="84" w:name="_Toc228802365"/>
+      <w:bookmarkStart w:id="83" w:name="_Toc228812315"/>
       <w:r>
         <w:rPr>
           <w:rFonts w:ascii="Arial" w:hAnsi="Arial" w:cs="Arial"/>
@@ -23104,7 +23092,7 @@
         </w:rPr>
         <w:t>Sprints</w:t>
       </w:r>
-      <w:bookmarkEnd w:id="84"/>
+      <w:bookmarkEnd w:id="83"/>
     </w:p>
     <w:p>
       <w:pPr>
@@ -23140,10 +23128,32 @@
         </w:rPr>
         <w:t>.</w:t>
       </w:r>
-    </w:p>
-    <w:p>
-      <w:pPr>
-        <w:pStyle w:val="Heading3"/>
+      <w:r>
+        <w:rPr>
+          <w:rFonts w:ascii="Arial" w:hAnsi="Arial" w:cs="Arial"/>
+          <w:b/>
+          <w:bCs/>
+          <w:sz w:val="48"/>
+          <w:szCs w:val="48"/>
+        </w:rPr>
+        <w:t xml:space="preserve"> </w:t>
+      </w:r>
+      <w:r>
+        <w:rPr>
+          <w:rFonts w:ascii="Arial" w:hAnsi="Arial" w:cs="Arial"/>
+        </w:rPr>
+        <w:t>Sprints</w:t>
+      </w:r>
+      <w:r>
+        <w:rPr>
+          <w:rFonts w:ascii="Arial" w:hAnsi="Arial" w:cs="Arial"/>
+        </w:rPr>
+        <w:t xml:space="preserve"> started with an initial focus on design and planning stages as the objectives for the project had begun to be outlined. This then transitioned into the start of development and time assigned to write this report, with features being arranged in an organised manner to determine the importance and order to get this project working.</w:t>
+      </w:r>
+    </w:p>
+    <w:p>
+      <w:pPr>
+        <w:pStyle w:val="Heading2"/>
         <w:spacing w:line="360" w:lineRule="auto"/>
         <w:rPr>
           <w:rFonts w:ascii="Arial" w:hAnsi="Arial" w:cs="Arial"/>
@@ -23151,10 +23161,9 @@
           <w:bCs/>
           <w:i/>
           <w:iCs/>
-          <w:highlight w:val="red"/>
-        </w:rPr>
-      </w:pPr>
-      <w:bookmarkStart w:id="85" w:name="_Toc228802366"/>
+        </w:rPr>
+      </w:pPr>
+      <w:bookmarkStart w:id="84" w:name="_Toc228812316"/>
       <w:r>
         <w:rPr>
           <w:rFonts w:ascii="Arial" w:hAnsi="Arial" w:cs="Arial"/>
@@ -23162,35 +23171,52 @@
           <w:bCs/>
           <w:i/>
           <w:iCs/>
-          <w:highlight w:val="red"/>
-        </w:rPr>
-        <w:t>Sprint 1</w:t>
-      </w:r>
-      <w:bookmarkEnd w:id="85"/>
-    </w:p>
-    <w:p>
-      <w:pPr>
-        <w:spacing w:line="360" w:lineRule="auto"/>
-        <w:rPr>
-          <w:rFonts w:ascii="Arial" w:hAnsi="Arial" w:cs="Arial"/>
-        </w:rPr>
-      </w:pPr>
-      <w:r>
-        <w:rPr>
-          <w:rFonts w:ascii="Arial" w:hAnsi="Arial" w:cs="Arial"/>
-        </w:rPr>
-        <w:t>Sprint 1 was the main planning sprint, where the project objectives were outlined and the initial designs were made.</w:t>
-      </w:r>
-      <w:r>
-        <w:rPr>
-          <w:rFonts w:ascii="Arial" w:hAnsi="Arial" w:cs="Arial"/>
-        </w:rPr>
-        <w:t xml:space="preserve"> This acted as a baseline plan for this project before development was able to begin.</w:t>
-      </w:r>
-    </w:p>
-    <w:p>
-      <w:pPr>
-        <w:pStyle w:val="Heading3"/>
+        </w:rPr>
+        <w:t>Trello</w:t>
+      </w:r>
+      <w:bookmarkEnd w:id="84"/>
+    </w:p>
+    <w:p>
+      <w:pPr>
+        <w:spacing w:line="360" w:lineRule="auto"/>
+        <w:rPr>
+          <w:rFonts w:ascii="Arial" w:hAnsi="Arial" w:cs="Arial"/>
+        </w:rPr>
+      </w:pPr>
+      <w:r>
+        <w:rPr>
+          <w:rFonts w:ascii="Arial" w:hAnsi="Arial" w:cs="Arial"/>
+        </w:rPr>
+        <w:t>Trello was the project management tool used to plan each sprint at the beginning of development and explain what was performed once each sprint had finished. While the initial plan was not stuck to</w:t>
+      </w:r>
+      <w:r>
+        <w:rPr>
+          <w:rFonts w:ascii="Arial" w:hAnsi="Arial" w:cs="Arial"/>
+        </w:rPr>
+        <w:t xml:space="preserve"> for each sprint</w:t>
+      </w:r>
+      <w:r>
+        <w:rPr>
+          <w:rFonts w:ascii="Arial" w:hAnsi="Arial" w:cs="Arial"/>
+        </w:rPr>
+        <w:t>, Trello was still useful at tracking which features had been worked on or implemented</w:t>
+      </w:r>
+      <w:r>
+        <w:rPr>
+          <w:rFonts w:ascii="Arial" w:hAnsi="Arial" w:cs="Arial"/>
+        </w:rPr>
+        <w:t xml:space="preserve"> in these sprints</w:t>
+      </w:r>
+      <w:r>
+        <w:rPr>
+          <w:rFonts w:ascii="Arial" w:hAnsi="Arial" w:cs="Arial"/>
+        </w:rPr>
+        <w:t xml:space="preserve">. </w:t>
+      </w:r>
+    </w:p>
+    <w:p>
+      <w:pPr>
+        <w:pStyle w:val="Heading2"/>
         <w:spacing w:line="360" w:lineRule="auto"/>
         <w:rPr>
           <w:rFonts w:ascii="Arial" w:hAnsi="Arial" w:cs="Arial"/>
@@ -23198,10 +23224,9 @@
           <w:bCs/>
           <w:i/>
           <w:iCs/>
-          <w:highlight w:val="red"/>
-        </w:rPr>
-      </w:pPr>
-      <w:bookmarkStart w:id="86" w:name="_Toc228802367"/>
+        </w:rPr>
+      </w:pPr>
+      <w:bookmarkStart w:id="85" w:name="_Toc228812317"/>
       <w:r>
         <w:rPr>
           <w:rFonts w:ascii="Arial" w:hAnsi="Arial" w:cs="Arial"/>
@@ -23209,298 +23234,10 @@
           <w:bCs/>
           <w:i/>
           <w:iCs/>
-          <w:highlight w:val="red"/>
-        </w:rPr>
-        <w:t>Sprint 2</w:t>
-      </w:r>
-      <w:bookmarkEnd w:id="86"/>
-    </w:p>
-    <w:p>
-      <w:pPr>
-        <w:spacing w:line="360" w:lineRule="auto"/>
-        <w:rPr>
-          <w:rFonts w:ascii="Arial" w:hAnsi="Arial" w:cs="Arial"/>
-          <w:highlight w:val="red"/>
-        </w:rPr>
-      </w:pPr>
-    </w:p>
-    <w:p>
-      <w:pPr>
-        <w:pStyle w:val="Heading3"/>
-        <w:spacing w:line="360" w:lineRule="auto"/>
-        <w:rPr>
-          <w:rFonts w:ascii="Arial" w:hAnsi="Arial" w:cs="Arial"/>
-          <w:b/>
-          <w:bCs/>
-          <w:i/>
-          <w:iCs/>
-          <w:highlight w:val="red"/>
-        </w:rPr>
-      </w:pPr>
-      <w:bookmarkStart w:id="87" w:name="_Toc228802368"/>
-      <w:r>
-        <w:rPr>
-          <w:rFonts w:ascii="Arial" w:hAnsi="Arial" w:cs="Arial"/>
-          <w:b/>
-          <w:bCs/>
-          <w:i/>
-          <w:iCs/>
-          <w:highlight w:val="red"/>
-        </w:rPr>
-        <w:t>Sprint 3</w:t>
-      </w:r>
-      <w:bookmarkEnd w:id="87"/>
-    </w:p>
-    <w:p>
-      <w:pPr>
-        <w:spacing w:line="360" w:lineRule="auto"/>
-        <w:rPr>
-          <w:rFonts w:ascii="Arial" w:hAnsi="Arial" w:cs="Arial"/>
-          <w:highlight w:val="red"/>
-        </w:rPr>
-      </w:pPr>
-    </w:p>
-    <w:p>
-      <w:pPr>
-        <w:pStyle w:val="Heading3"/>
-        <w:spacing w:line="360" w:lineRule="auto"/>
-        <w:rPr>
-          <w:rFonts w:ascii="Arial" w:hAnsi="Arial" w:cs="Arial"/>
-          <w:b/>
-          <w:bCs/>
-          <w:i/>
-          <w:iCs/>
-          <w:highlight w:val="red"/>
-        </w:rPr>
-      </w:pPr>
-      <w:bookmarkStart w:id="88" w:name="_Toc228802369"/>
-      <w:r>
-        <w:rPr>
-          <w:rFonts w:ascii="Arial" w:hAnsi="Arial" w:cs="Arial"/>
-          <w:b/>
-          <w:bCs/>
-          <w:i/>
-          <w:iCs/>
-          <w:highlight w:val="red"/>
-        </w:rPr>
-        <w:t>S</w:t>
-      </w:r>
-      <w:r>
-        <w:rPr>
-          <w:rFonts w:ascii="Arial" w:hAnsi="Arial" w:cs="Arial"/>
-          <w:b/>
-          <w:bCs/>
-          <w:i/>
-          <w:iCs/>
-          <w:highlight w:val="red"/>
-        </w:rPr>
-        <w:t>print 4</w:t>
-      </w:r>
-      <w:bookmarkEnd w:id="88"/>
-    </w:p>
-    <w:p>
-      <w:pPr>
-        <w:spacing w:line="360" w:lineRule="auto"/>
-        <w:rPr>
-          <w:rFonts w:ascii="Arial" w:hAnsi="Arial" w:cs="Arial"/>
-          <w:highlight w:val="red"/>
-        </w:rPr>
-      </w:pPr>
-    </w:p>
-    <w:p>
-      <w:pPr>
-        <w:pStyle w:val="Heading3"/>
-        <w:spacing w:line="360" w:lineRule="auto"/>
-        <w:rPr>
-          <w:rFonts w:ascii="Arial" w:hAnsi="Arial" w:cs="Arial"/>
-          <w:b/>
-          <w:bCs/>
-          <w:i/>
-          <w:iCs/>
-          <w:highlight w:val="red"/>
-        </w:rPr>
-      </w:pPr>
-      <w:bookmarkStart w:id="89" w:name="_Toc228802370"/>
-      <w:r>
-        <w:rPr>
-          <w:rFonts w:ascii="Arial" w:hAnsi="Arial" w:cs="Arial"/>
-          <w:b/>
-          <w:bCs/>
-          <w:i/>
-          <w:iCs/>
-          <w:highlight w:val="red"/>
-        </w:rPr>
-        <w:t>Sprint 5</w:t>
-      </w:r>
-      <w:bookmarkEnd w:id="89"/>
-    </w:p>
-    <w:p>
-      <w:pPr>
-        <w:spacing w:line="360" w:lineRule="auto"/>
-        <w:rPr>
-          <w:rFonts w:ascii="Arial" w:hAnsi="Arial" w:cs="Arial"/>
-          <w:highlight w:val="red"/>
-        </w:rPr>
-      </w:pPr>
-    </w:p>
-    <w:p>
-      <w:pPr>
-        <w:pStyle w:val="Heading3"/>
-        <w:spacing w:line="360" w:lineRule="auto"/>
-        <w:rPr>
-          <w:rFonts w:ascii="Arial" w:hAnsi="Arial" w:cs="Arial"/>
-          <w:b/>
-          <w:bCs/>
-          <w:i/>
-          <w:iCs/>
-          <w:highlight w:val="red"/>
-        </w:rPr>
-      </w:pPr>
-      <w:bookmarkStart w:id="90" w:name="_Toc228802371"/>
-      <w:r>
-        <w:rPr>
-          <w:rFonts w:ascii="Arial" w:hAnsi="Arial" w:cs="Arial"/>
-          <w:b/>
-          <w:bCs/>
-          <w:i/>
-          <w:iCs/>
-          <w:highlight w:val="red"/>
-        </w:rPr>
-        <w:t>Sprint 6</w:t>
-      </w:r>
-      <w:bookmarkEnd w:id="90"/>
-    </w:p>
-    <w:p>
-      <w:pPr>
-        <w:spacing w:line="360" w:lineRule="auto"/>
-        <w:rPr>
-          <w:rFonts w:ascii="Arial" w:hAnsi="Arial" w:cs="Arial"/>
-          <w:highlight w:val="red"/>
-        </w:rPr>
-      </w:pPr>
-    </w:p>
-    <w:p>
-      <w:pPr>
-        <w:pStyle w:val="Heading3"/>
-        <w:spacing w:line="360" w:lineRule="auto"/>
-        <w:rPr>
-          <w:rFonts w:ascii="Arial" w:hAnsi="Arial" w:cs="Arial"/>
-          <w:b/>
-          <w:bCs/>
-          <w:i/>
-          <w:iCs/>
-          <w:highlight w:val="red"/>
-        </w:rPr>
-      </w:pPr>
-      <w:bookmarkStart w:id="91" w:name="_Toc228802372"/>
-      <w:r>
-        <w:rPr>
-          <w:rFonts w:ascii="Arial" w:hAnsi="Arial" w:cs="Arial"/>
-          <w:b/>
-          <w:bCs/>
-          <w:i/>
-          <w:iCs/>
-          <w:highlight w:val="red"/>
-        </w:rPr>
-        <w:t>Sprint 7</w:t>
-      </w:r>
-      <w:bookmarkEnd w:id="91"/>
-    </w:p>
-    <w:p/>
-    <w:p>
-      <w:pPr>
-        <w:pStyle w:val="Heading2"/>
-        <w:spacing w:line="360" w:lineRule="auto"/>
-        <w:rPr>
-          <w:rFonts w:ascii="Arial" w:hAnsi="Arial" w:cs="Arial"/>
-          <w:b/>
-          <w:bCs/>
-          <w:i/>
-          <w:iCs/>
-        </w:rPr>
-      </w:pPr>
-      <w:bookmarkStart w:id="92" w:name="_Toc228802373"/>
-      <w:r>
-        <w:rPr>
-          <w:rFonts w:ascii="Arial" w:hAnsi="Arial" w:cs="Arial"/>
-          <w:b/>
-          <w:bCs/>
-          <w:i/>
-          <w:iCs/>
-        </w:rPr>
-        <w:t>Trello</w:t>
-      </w:r>
-      <w:bookmarkEnd w:id="92"/>
-    </w:p>
-    <w:p>
-      <w:pPr>
-        <w:spacing w:line="360" w:lineRule="auto"/>
-        <w:rPr>
-          <w:rFonts w:ascii="Arial" w:hAnsi="Arial" w:cs="Arial"/>
-        </w:rPr>
-      </w:pPr>
-      <w:r>
-        <w:rPr>
-          <w:rFonts w:ascii="Arial" w:hAnsi="Arial" w:cs="Arial"/>
-        </w:rPr>
-        <w:t xml:space="preserve">Trello was the project management tool used to plan each sprint at the beginning of development and explain what was performed once each sprint had finished. While </w:t>
-      </w:r>
-      <w:r>
-        <w:rPr>
-          <w:rFonts w:ascii="Arial" w:hAnsi="Arial" w:cs="Arial"/>
-        </w:rPr>
-        <w:lastRenderedPageBreak/>
-        <w:t>the initial plan was not stuck to</w:t>
-      </w:r>
-      <w:r>
-        <w:rPr>
-          <w:rFonts w:ascii="Arial" w:hAnsi="Arial" w:cs="Arial"/>
-        </w:rPr>
-        <w:t xml:space="preserve"> for each sprint</w:t>
-      </w:r>
-      <w:r>
-        <w:rPr>
-          <w:rFonts w:ascii="Arial" w:hAnsi="Arial" w:cs="Arial"/>
-        </w:rPr>
-        <w:t>, Trello was still useful at tracking which features had been worked on or implemented</w:t>
-      </w:r>
-      <w:r>
-        <w:rPr>
-          <w:rFonts w:ascii="Arial" w:hAnsi="Arial" w:cs="Arial"/>
-        </w:rPr>
-        <w:t xml:space="preserve"> in these sprints</w:t>
-      </w:r>
-      <w:r>
-        <w:rPr>
-          <w:rFonts w:ascii="Arial" w:hAnsi="Arial" w:cs="Arial"/>
-        </w:rPr>
-        <w:t xml:space="preserve">. </w:t>
-      </w:r>
-    </w:p>
-    <w:p>
-      <w:pPr>
-        <w:pStyle w:val="Heading2"/>
-        <w:spacing w:line="360" w:lineRule="auto"/>
-        <w:rPr>
-          <w:rFonts w:ascii="Arial" w:hAnsi="Arial" w:cs="Arial"/>
-          <w:b/>
-          <w:bCs/>
-          <w:i/>
-          <w:iCs/>
-        </w:rPr>
-      </w:pPr>
-      <w:bookmarkStart w:id="93" w:name="_Toc228802374"/>
-      <w:r>
-        <w:rPr>
-          <w:rFonts w:ascii="Arial" w:hAnsi="Arial" w:cs="Arial"/>
-          <w:b/>
-          <w:bCs/>
-          <w:i/>
-          <w:iCs/>
         </w:rPr>
         <w:t>GitHub Desktop</w:t>
       </w:r>
-      <w:bookmarkEnd w:id="93"/>
+      <w:bookmarkEnd w:id="85"/>
     </w:p>
     <w:p>
       <w:pPr>
@@ -23551,7 +23288,7 @@
           <w:highlight w:val="red"/>
         </w:rPr>
       </w:pPr>
-      <w:bookmarkStart w:id="94" w:name="_Toc228802375"/>
+      <w:bookmarkStart w:id="86" w:name="_Toc228812318"/>
       <w:r>
         <w:rPr>
           <w:rFonts w:ascii="Arial" w:hAnsi="Arial" w:cs="Arial"/>
@@ -23563,6 +23300,7 @@
           <w:szCs w:val="36"/>
           <w:highlight w:val="red"/>
         </w:rPr>
+        <w:lastRenderedPageBreak/>
         <w:t>Testing</w:t>
       </w:r>
       <w:r>
@@ -23578,7 +23316,7 @@
         </w:rPr>
         <w:t xml:space="preserve"> and Evaluation</w:t>
       </w:r>
-      <w:bookmarkEnd w:id="94"/>
+      <w:bookmarkEnd w:id="86"/>
     </w:p>
     <w:p>
       <w:pPr>
@@ -23683,7 +23421,7 @@
           <w:highlight w:val="red"/>
         </w:rPr>
       </w:pPr>
-      <w:bookmarkStart w:id="95" w:name="_Toc228802376"/>
+      <w:bookmarkStart w:id="87" w:name="_Toc228812319"/>
       <w:r>
         <w:rPr>
           <w:rFonts w:ascii="Arial" w:hAnsi="Arial" w:cs="Arial"/>
@@ -23695,7 +23433,7 @@
         </w:rPr>
         <w:t>Testing Methodology</w:t>
       </w:r>
-      <w:bookmarkEnd w:id="95"/>
+      <w:bookmarkEnd w:id="87"/>
     </w:p>
     <w:p>
       <w:pPr>
@@ -23717,7 +23455,7 @@
           <w:iCs/>
         </w:rPr>
       </w:pPr>
-      <w:bookmarkStart w:id="96" w:name="_Toc228802377"/>
+      <w:bookmarkStart w:id="88" w:name="_Toc228812320"/>
       <w:r>
         <w:rPr>
           <w:rFonts w:ascii="Arial" w:hAnsi="Arial" w:cs="Arial"/>
@@ -23726,10 +23464,9 @@
           <w:i/>
           <w:iCs/>
         </w:rPr>
-        <w:lastRenderedPageBreak/>
         <w:t>Functional Testing</w:t>
       </w:r>
-      <w:bookmarkEnd w:id="96"/>
+      <w:bookmarkEnd w:id="88"/>
     </w:p>
     <w:p>
       <w:pPr>
@@ -24036,6 +23773,7 @@
                 <w:i/>
                 <w:iCs/>
               </w:rPr>
+              <w:lastRenderedPageBreak/>
               <w:t>Risky URL entered</w:t>
             </w:r>
           </w:p>
@@ -24614,14 +24352,7 @@
               <w:rPr>
                 <w:rFonts w:ascii="Arial" w:hAnsi="Arial" w:cs="Arial"/>
               </w:rPr>
-              <w:t xml:space="preserve">Startup page was displayed and account was </w:t>
-            </w:r>
-            <w:r>
-              <w:rPr>
-                <w:rFonts w:ascii="Arial" w:hAnsi="Arial" w:cs="Arial"/>
-              </w:rPr>
-              <w:lastRenderedPageBreak/>
-              <w:t>deleted from Firebase</w:t>
+              <w:t>Startup page was displayed and account was deleted from Firebase</w:t>
             </w:r>
           </w:p>
         </w:tc>
@@ -24642,7 +24373,6 @@
               <w:rPr>
                 <w:rFonts w:ascii="Arial" w:hAnsi="Arial" w:cs="Arial"/>
               </w:rPr>
-              <w:lastRenderedPageBreak/>
               <w:t>Pass</w:t>
             </w:r>
           </w:p>
@@ -24873,7 +24603,14 @@
               <w:rPr>
                 <w:rFonts w:ascii="Arial" w:hAnsi="Arial" w:cs="Arial"/>
               </w:rPr>
-              <w:t>Relevant XP is awarded and further access is blocked</w:t>
+              <w:t xml:space="preserve">Relevant XP is awarded and </w:t>
+            </w:r>
+            <w:r>
+              <w:rPr>
+                <w:rFonts w:ascii="Arial" w:hAnsi="Arial" w:cs="Arial"/>
+              </w:rPr>
+              <w:lastRenderedPageBreak/>
+              <w:t>further access is blocked</w:t>
             </w:r>
           </w:p>
         </w:tc>
@@ -24892,7 +24629,15 @@
               <w:rPr>
                 <w:rFonts w:ascii="Arial" w:hAnsi="Arial" w:cs="Arial"/>
               </w:rPr>
-              <w:t>Relevant XP was awarded and further access was blocked</w:t>
+              <w:lastRenderedPageBreak/>
+              <w:t xml:space="preserve">Relevant XP was awarded and </w:t>
+            </w:r>
+            <w:r>
+              <w:rPr>
+                <w:rFonts w:ascii="Arial" w:hAnsi="Arial" w:cs="Arial"/>
+              </w:rPr>
+              <w:lastRenderedPageBreak/>
+              <w:t>further access was blocked</w:t>
             </w:r>
           </w:p>
         </w:tc>
@@ -24913,6 +24658,7 @@
               <w:rPr>
                 <w:rFonts w:ascii="Arial" w:hAnsi="Arial" w:cs="Arial"/>
               </w:rPr>
+              <w:lastRenderedPageBreak/>
               <w:t>Pass</w:t>
             </w:r>
           </w:p>
@@ -25566,7 +25312,7 @@
           <w:highlight w:val="red"/>
         </w:rPr>
       </w:pPr>
-      <w:bookmarkStart w:id="97" w:name="_Toc228802378"/>
+      <w:bookmarkStart w:id="89" w:name="_Toc228812321"/>
       <w:r>
         <w:rPr>
           <w:rFonts w:ascii="Arial" w:hAnsi="Arial" w:cs="Arial"/>
@@ -25578,7 +25324,7 @@
         </w:rPr>
         <w:t>User Testing</w:t>
       </w:r>
-      <w:bookmarkEnd w:id="97"/>
+      <w:bookmarkEnd w:id="89"/>
     </w:p>
     <w:p>
       <w:pPr>
@@ -25601,7 +25347,7 @@
           <w:highlight w:val="red"/>
         </w:rPr>
       </w:pPr>
-      <w:bookmarkStart w:id="98" w:name="_Toc228802379"/>
+      <w:bookmarkStart w:id="90" w:name="_Toc228812322"/>
       <w:r>
         <w:rPr>
           <w:rFonts w:ascii="Arial" w:hAnsi="Arial" w:cs="Arial"/>
@@ -25611,10 +25357,9 @@
           <w:iCs/>
           <w:highlight w:val="red"/>
         </w:rPr>
-        <w:lastRenderedPageBreak/>
         <w:t>Evaluation</w:t>
       </w:r>
-      <w:bookmarkEnd w:id="98"/>
+      <w:bookmarkEnd w:id="90"/>
     </w:p>
     <w:p>
       <w:pPr>
@@ -25638,7 +25383,7 @@
           <w:szCs w:val="36"/>
         </w:rPr>
       </w:pPr>
-      <w:bookmarkStart w:id="99" w:name="_Toc228802380"/>
+      <w:bookmarkStart w:id="91" w:name="_Toc228812323"/>
       <w:r>
         <w:rPr>
           <w:rFonts w:ascii="Arial" w:hAnsi="Arial" w:cs="Arial"/>
@@ -25651,7 +25396,7 @@
         </w:rPr>
         <w:t>Future Implementations</w:t>
       </w:r>
-      <w:bookmarkEnd w:id="99"/>
+      <w:bookmarkEnd w:id="91"/>
     </w:p>
     <w:p>
       <w:pPr>
@@ -25665,7 +25410,7 @@
           <w:iCs/>
         </w:rPr>
       </w:pPr>
-      <w:bookmarkStart w:id="100" w:name="_Toc228802381"/>
+      <w:bookmarkStart w:id="92" w:name="_Toc228812324"/>
       <w:r>
         <w:rPr>
           <w:rFonts w:ascii="Arial" w:hAnsi="Arial" w:cs="Arial"/>
@@ -25676,7 +25421,7 @@
         </w:rPr>
         <w:t>DNS Check</w:t>
       </w:r>
-      <w:bookmarkEnd w:id="100"/>
+      <w:bookmarkEnd w:id="92"/>
     </w:p>
     <w:p>
       <w:pPr>
@@ -25701,7 +25446,14 @@
         <w:rPr>
           <w:rFonts w:ascii="Arial" w:hAnsi="Arial" w:cs="Arial"/>
         </w:rPr>
-        <w:t>determine the safety of the domain by analysing if it is maliciously hosted, has a constantly changing IP address, or has missing DNS records. It was decided to not implement this feature as part of the risk score due to the integration required with an external source, and potentially reanalysing the domain for elements that the risk score already checks for, potentially falsely blocking domains. This remains as a feature for future implementation if an external source can be effectively utilised without causing repeat increases to the risk score.</w:t>
+        <w:t xml:space="preserve">determine the safety of the domain by analysing if it is maliciously hosted, has a constantly changing IP address, or has missing DNS records. It was decided to not implement this feature as part of the risk score due to the integration </w:t>
+      </w:r>
+      <w:r>
+        <w:rPr>
+          <w:rFonts w:ascii="Arial" w:hAnsi="Arial" w:cs="Arial"/>
+        </w:rPr>
+        <w:lastRenderedPageBreak/>
+        <w:t>required with an external source, and potentially reanalysing the domain for elements that the risk score already checks for, potentially falsely blocking domains. This remains as a feature for future implementation if an external source can be effectively utilised without causing repeat increases to the risk score.</w:t>
       </w:r>
     </w:p>
     <w:p>
@@ -25716,7 +25468,7 @@
           <w:iCs/>
         </w:rPr>
       </w:pPr>
-      <w:bookmarkStart w:id="101" w:name="_Toc228802382"/>
+      <w:bookmarkStart w:id="93" w:name="_Toc228812325"/>
       <w:r>
         <w:rPr>
           <w:rFonts w:ascii="Arial" w:hAnsi="Arial" w:cs="Arial"/>
@@ -25727,7 +25479,7 @@
         </w:rPr>
         <w:t>Redirect Analysis</w:t>
       </w:r>
-      <w:bookmarkEnd w:id="101"/>
+      <w:bookmarkEnd w:id="93"/>
     </w:p>
     <w:p>
       <w:pPr>
@@ -25757,7 +25509,7 @@
           <w:szCs w:val="24"/>
         </w:rPr>
       </w:pPr>
-      <w:bookmarkStart w:id="102" w:name="_Toc228802383"/>
+      <w:bookmarkStart w:id="94" w:name="_Toc228812326"/>
       <w:r>
         <w:rPr>
           <w:rFonts w:ascii="Arial" w:hAnsi="Arial" w:cs="Arial"/>
@@ -25770,7 +25522,7 @@
         </w:rPr>
         <w:t>Parental Controls</w:t>
       </w:r>
-      <w:bookmarkEnd w:id="102"/>
+      <w:bookmarkEnd w:id="94"/>
     </w:p>
     <w:p>
       <w:pPr>
@@ -25797,14 +25549,7 @@
         <w:rPr>
           <w:rFonts w:ascii="Arial" w:hAnsi="Arial" w:cs="Arial"/>
         </w:rPr>
-        <w:t xml:space="preserve">The workaround to this issue was to add a button in the settings menu, or prompted on first login, to add a PIN which would then be requested upon an attempt to </w:t>
-      </w:r>
-      <w:r>
-        <w:rPr>
-          <w:rFonts w:ascii="Arial" w:hAnsi="Arial" w:cs="Arial"/>
-        </w:rPr>
-        <w:lastRenderedPageBreak/>
-        <w:t>change any security-based setting, such as changing the selected risk score algorithm or download blocking level. This had the same consideration however that the child may potentially set the PIN up themselves, or figure out what the PIN is, making the feature negligible.</w:t>
+        <w:t>The workaround to this issue was to add a button in the settings menu, or prompted on first login, to add a PIN which would then be requested upon an attempt to change any security-based setting, such as changing the selected risk score algorithm or download blocking level. This had the same consideration however that the child may potentially set the PIN up themselves, or figure out what the PIN is, making the feature negligible.</w:t>
       </w:r>
     </w:p>
     <w:p>
@@ -25835,7 +25580,7 @@
           <w:szCs w:val="24"/>
         </w:rPr>
       </w:pPr>
-      <w:bookmarkStart w:id="103" w:name="_Toc228802384"/>
+      <w:bookmarkStart w:id="95" w:name="_Toc228812327"/>
       <w:r>
         <w:rPr>
           <w:rFonts w:ascii="Arial" w:hAnsi="Arial" w:cs="Arial"/>
@@ -25846,9 +25591,10 @@
           <w:sz w:val="24"/>
           <w:szCs w:val="24"/>
         </w:rPr>
+        <w:lastRenderedPageBreak/>
         <w:t>AI Chatbot</w:t>
       </w:r>
-      <w:bookmarkEnd w:id="103"/>
+      <w:bookmarkEnd w:id="95"/>
     </w:p>
     <w:p>
       <w:pPr>
@@ -25896,7 +25642,7 @@
           <w:szCs w:val="24"/>
         </w:rPr>
       </w:pPr>
-      <w:bookmarkStart w:id="104" w:name="_Toc228802385"/>
+      <w:bookmarkStart w:id="96" w:name="_Toc228812328"/>
       <w:r>
         <w:rPr>
           <w:rFonts w:ascii="Arial" w:hAnsi="Arial" w:cs="Arial"/>
@@ -25909,7 +25655,7 @@
         </w:rPr>
         <w:t>Built-in VPN</w:t>
       </w:r>
-      <w:bookmarkEnd w:id="104"/>
+      <w:bookmarkEnd w:id="96"/>
     </w:p>
     <w:p>
       <w:pPr>
@@ -25952,7 +25698,7 @@
         </w:rPr>
         <w:t xml:space="preserve"> </w:t>
       </w:r>
-      <w:bookmarkStart w:id="105" w:name="_Toc228802386"/>
+      <w:bookmarkStart w:id="97" w:name="_Toc228812329"/>
       <w:r>
         <w:rPr>
           <w:rFonts w:ascii="Arial" w:hAnsi="Arial" w:cs="Arial"/>
@@ -25966,7 +25712,7 @@
         </w:rPr>
         <w:t>Conclusion</w:t>
       </w:r>
-      <w:bookmarkEnd w:id="105"/>
+      <w:bookmarkEnd w:id="97"/>
     </w:p>
     <w:p>
       <w:pPr>
@@ -26002,7 +25748,7 @@
         </w:rPr>
         <w:t xml:space="preserve"> </w:t>
       </w:r>
-      <w:bookmarkStart w:id="106" w:name="_Toc228802387"/>
+      <w:bookmarkStart w:id="98" w:name="_Toc228812330"/>
       <w:r>
         <w:rPr>
           <w:rFonts w:ascii="Arial" w:hAnsi="Arial" w:cs="Arial"/>
@@ -26015,7 +25761,7 @@
         </w:rPr>
         <w:t>References</w:t>
       </w:r>
-      <w:bookmarkEnd w:id="106"/>
+      <w:bookmarkEnd w:id="98"/>
     </w:p>
     <w:p>
       <w:pPr>
@@ -26029,7 +25775,7 @@
           <w:rFonts w:ascii="Arial" w:hAnsi="Arial" w:cs="Arial"/>
         </w:rPr>
       </w:pPr>
-      <w:hyperlink r:id="rId23" w:history="1">
+      <w:hyperlink r:id="rId26" w:history="1">
         <w:r>
           <w:rPr>
             <w:rStyle w:val="Hyperlink"/>
@@ -26051,7 +25797,7 @@
           <w:rFonts w:ascii="Arial" w:hAnsi="Arial" w:cs="Arial"/>
         </w:rPr>
       </w:pPr>
-      <w:hyperlink r:id="rId24" w:history="1">
+      <w:hyperlink r:id="rId27" w:history="1">
         <w:r>
           <w:rPr>
             <w:rStyle w:val="Hyperlink"/>
@@ -26073,7 +25819,7 @@
           <w:rFonts w:ascii="Arial" w:hAnsi="Arial" w:cs="Arial"/>
         </w:rPr>
       </w:pPr>
-      <w:hyperlink r:id="rId25" w:history="1">
+      <w:hyperlink r:id="rId28" w:history="1">
         <w:r>
           <w:rPr>
             <w:rStyle w:val="Hyperlink"/>
@@ -26157,7 +25903,7 @@
           <w:rFonts w:ascii="Arial" w:hAnsi="Arial" w:cs="Arial"/>
         </w:rPr>
       </w:pPr>
-      <w:hyperlink r:id="rId26" w:history="1">
+      <w:hyperlink r:id="rId29" w:history="1">
         <w:r>
           <w:rPr>
             <w:rStyle w:val="Hyperlink"/>
@@ -26179,7 +25925,7 @@
           <w:rFonts w:ascii="Arial" w:hAnsi="Arial" w:cs="Arial"/>
         </w:rPr>
       </w:pPr>
-      <w:hyperlink r:id="rId27" w:history="1">
+      <w:hyperlink r:id="rId30" w:history="1">
         <w:r>
           <w:rPr>
             <w:rStyle w:val="Hyperlink"/>
@@ -26201,7 +25947,7 @@
           <w:rFonts w:ascii="Arial" w:hAnsi="Arial" w:cs="Arial"/>
         </w:rPr>
       </w:pPr>
-      <w:hyperlink r:id="rId28" w:history="1">
+      <w:hyperlink r:id="rId31" w:history="1">
         <w:r>
           <w:rPr>
             <w:rStyle w:val="Hyperlink"/>
@@ -26229,7 +25975,7 @@
           <w:rFonts w:ascii="Arial" w:hAnsi="Arial" w:cs="Arial"/>
         </w:rPr>
       </w:pPr>
-      <w:hyperlink r:id="rId29" w:history="1">
+      <w:hyperlink r:id="rId32" w:history="1">
         <w:r>
           <w:rPr>
             <w:rStyle w:val="Hyperlink"/>
@@ -26251,7 +25997,7 @@
           <w:rFonts w:ascii="Arial" w:hAnsi="Arial" w:cs="Arial"/>
         </w:rPr>
       </w:pPr>
-      <w:hyperlink r:id="rId30" w:history="1">
+      <w:hyperlink r:id="rId33" w:history="1">
         <w:r>
           <w:rPr>
             <w:rStyle w:val="Hyperlink"/>
@@ -26273,7 +26019,7 @@
           <w:rFonts w:ascii="Arial" w:hAnsi="Arial" w:cs="Arial"/>
         </w:rPr>
       </w:pPr>
-      <w:hyperlink r:id="rId31" w:history="1">
+      <w:hyperlink r:id="rId34" w:history="1">
         <w:r>
           <w:rPr>
             <w:rStyle w:val="Hyperlink"/>
@@ -26295,7 +26041,7 @@
           <w:rFonts w:ascii="Arial" w:hAnsi="Arial" w:cs="Arial"/>
         </w:rPr>
       </w:pPr>
-      <w:hyperlink r:id="rId32" w:history="1">
+      <w:hyperlink r:id="rId35" w:history="1">
         <w:r>
           <w:rPr>
             <w:rStyle w:val="Hyperlink"/>
@@ -26317,7 +26063,7 @@
           <w:rFonts w:ascii="Arial" w:hAnsi="Arial" w:cs="Arial"/>
         </w:rPr>
       </w:pPr>
-      <w:hyperlink r:id="rId33" w:history="1">
+      <w:hyperlink r:id="rId36" w:history="1">
         <w:r>
           <w:rPr>
             <w:rStyle w:val="Hyperlink"/>
@@ -26339,7 +26085,7 @@
           <w:rFonts w:ascii="Arial" w:hAnsi="Arial" w:cs="Arial"/>
         </w:rPr>
       </w:pPr>
-      <w:hyperlink r:id="rId34" w:history="1">
+      <w:hyperlink r:id="rId37" w:history="1">
         <w:r>
           <w:rPr>
             <w:rStyle w:val="Hyperlink"/>
@@ -26375,7 +26121,7 @@
           <w:rFonts w:ascii="Arial" w:hAnsi="Arial" w:cs="Arial"/>
         </w:rPr>
       </w:pPr>
-      <w:hyperlink r:id="rId35" w:history="1">
+      <w:hyperlink r:id="rId38" w:history="1">
         <w:r>
           <w:rPr>
             <w:rStyle w:val="Hyperlink"/>
@@ -26411,7 +26157,7 @@
           <w:rFonts w:ascii="Arial" w:hAnsi="Arial" w:cs="Arial"/>
         </w:rPr>
       </w:pPr>
-      <w:hyperlink r:id="rId36" w:history="1">
+      <w:hyperlink r:id="rId39" w:history="1">
         <w:r>
           <w:rPr>
             <w:rStyle w:val="Hyperlink"/>
@@ -26439,7 +26185,7 @@
           <w:rFonts w:ascii="Arial" w:hAnsi="Arial" w:cs="Arial"/>
         </w:rPr>
       </w:pPr>
-      <w:hyperlink r:id="rId37" w:history="1">
+      <w:hyperlink r:id="rId40" w:history="1">
         <w:r>
           <w:rPr>
             <w:rStyle w:val="Hyperlink"/>
@@ -26467,7 +26213,7 @@
           <w:rFonts w:ascii="Arial" w:hAnsi="Arial" w:cs="Arial"/>
         </w:rPr>
       </w:pPr>
-      <w:hyperlink r:id="rId38" w:history="1">
+      <w:hyperlink r:id="rId41" w:history="1">
         <w:r>
           <w:rPr>
             <w:rStyle w:val="Hyperlink"/>
@@ -26495,7 +26241,7 @@
           <w:rFonts w:ascii="Arial" w:hAnsi="Arial" w:cs="Arial"/>
         </w:rPr>
       </w:pPr>
-      <w:hyperlink r:id="rId39" w:history="1">
+      <w:hyperlink r:id="rId42" w:history="1">
         <w:r>
           <w:rPr>
             <w:rStyle w:val="Hyperlink"/>
@@ -26517,7 +26263,7 @@
           <w:rFonts w:ascii="Arial" w:hAnsi="Arial" w:cs="Arial"/>
         </w:rPr>
       </w:pPr>
-      <w:hyperlink r:id="rId40" w:history="1">
+      <w:hyperlink r:id="rId43" w:history="1">
         <w:r>
           <w:rPr>
             <w:rStyle w:val="Hyperlink"/>
@@ -26539,7 +26285,7 @@
           <w:rFonts w:ascii="Arial" w:hAnsi="Arial" w:cs="Arial"/>
         </w:rPr>
       </w:pPr>
-      <w:hyperlink r:id="rId41" w:history="1">
+      <w:hyperlink r:id="rId44" w:history="1">
         <w:r>
           <w:rPr>
             <w:rStyle w:val="Hyperlink"/>
@@ -26561,7 +26307,7 @@
           <w:rFonts w:ascii="Arial" w:hAnsi="Arial" w:cs="Arial"/>
         </w:rPr>
       </w:pPr>
-      <w:hyperlink r:id="rId42" w:history="1">
+      <w:hyperlink r:id="rId45" w:history="1">
         <w:r>
           <w:rPr>
             <w:rStyle w:val="Hyperlink"/>
@@ -26583,7 +26329,7 @@
           <w:rFonts w:ascii="Arial" w:hAnsi="Arial" w:cs="Arial"/>
         </w:rPr>
       </w:pPr>
-      <w:hyperlink r:id="rId43" w:history="1">
+      <w:hyperlink r:id="rId46" w:history="1">
         <w:r>
           <w:rPr>
             <w:rStyle w:val="Hyperlink"/>
@@ -26605,7 +26351,7 @@
           <w:rFonts w:ascii="Arial" w:hAnsi="Arial" w:cs="Arial"/>
         </w:rPr>
       </w:pPr>
-      <w:hyperlink r:id="rId44" w:history="1">
+      <w:hyperlink r:id="rId47" w:history="1">
         <w:r>
           <w:rPr>
             <w:rStyle w:val="Hyperlink"/>
@@ -26627,7 +26373,7 @@
           <w:rFonts w:ascii="Arial" w:hAnsi="Arial" w:cs="Arial"/>
         </w:rPr>
       </w:pPr>
-      <w:hyperlink r:id="rId45" w:history="1">
+      <w:hyperlink r:id="rId48" w:history="1">
         <w:r>
           <w:rPr>
             <w:rStyle w:val="Hyperlink"/>
@@ -26674,10 +26420,9 @@
           <w:sz w:val="36"/>
           <w:szCs w:val="36"/>
         </w:rPr>
-        <w:lastRenderedPageBreak/>
         <w:t xml:space="preserve"> </w:t>
       </w:r>
-      <w:bookmarkStart w:id="107" w:name="_Toc228802388"/>
+      <w:bookmarkStart w:id="99" w:name="_Toc228812331"/>
       <w:r>
         <w:rPr>
           <w:rFonts w:ascii="Arial" w:hAnsi="Arial" w:cs="Arial"/>
@@ -26690,7 +26435,7 @@
         </w:rPr>
         <w:t>Appendices</w:t>
       </w:r>
-      <w:bookmarkEnd w:id="107"/>
+      <w:bookmarkEnd w:id="99"/>
     </w:p>
     <w:p>
       <w:pPr>
@@ -26704,7 +26449,7 @@
           <w:iCs/>
         </w:rPr>
       </w:pPr>
-      <w:bookmarkStart w:id="108" w:name="_Toc228802389"/>
+      <w:bookmarkStart w:id="100" w:name="_Toc228812332"/>
       <w:r>
         <w:rPr>
           <w:rFonts w:ascii="Arial" w:hAnsi="Arial" w:cs="Arial"/>
@@ -26715,7 +26460,7 @@
         </w:rPr>
         <w:t>Appendix A – Design Screenshots</w:t>
       </w:r>
-      <w:bookmarkEnd w:id="108"/>
+      <w:bookmarkEnd w:id="100"/>
     </w:p>
     <w:p>
       <w:pPr>
@@ -26735,8 +26480,8 @@
       </w:pPr>
     </w:p>
     <w:sectPr>
-      <w:footerReference w:type="even" r:id="rId46"/>
-      <w:footerReference w:type="default" r:id="rId47"/>
+      <w:footerReference w:type="even" r:id="rId49"/>
+      <w:footerReference w:type="default" r:id="rId50"/>
       <w:pgSz w:w="11906" w:h="16838"/>
       <w:pgMar w:top="1440" w:right="1440" w:bottom="1440" w:left="1440" w:header="708" w:footer="708" w:gutter="0"/>
       <w:cols w:space="708"/>
@@ -29292,7 +29037,7 @@
       <w:lvlText w:val="%1.%2"/>
       <w:lvlJc w:val="left"/>
       <w:pPr>
-        <w:ind w:left="4970" w:hanging="576"/>
+        <w:ind w:left="6954" w:hanging="576"/>
       </w:pPr>
       <w:rPr>
         <w:b/>
